--- a/docs/manuals/dterrain_GUI操作入门教程.docx
+++ b/docs/manuals/dterrain_GUI操作入门教程.docx
@@ -85,7 +85,7 @@
           <w:color w:val="203748"/>
           <w:sz w:val="22"/>
         </w:rPr>
-        <w:t>版本 0.2.0  |  2026-07-14</w:t>
+        <w:t>版本 0.3.0  |  2026-07-15</w:t>
       </w:r>
     </w:p>
     <w:p>
@@ -237,7 +237,7 @@
                 <w:rFonts w:ascii="Calibri" w:hAnsi="Calibri" w:eastAsia="Microsoft YaHei"/>
                 <w:sz w:val="18"/>
               </w:rPr>
-              <w:t>0.2.0</w:t>
+              <w:t>0.3.0</w:t>
             </w:r>
           </w:p>
         </w:tc>
@@ -289,7 +289,7 @@
                 <w:rFonts w:ascii="Calibri" w:hAnsi="Calibri" w:eastAsia="Microsoft YaHei"/>
                 <w:sz w:val="18"/>
               </w:rPr>
-              <w:t>2026-07-14</w:t>
+              <w:t>2026-07-15</w:t>
             </w:r>
           </w:p>
         </w:tc>
@@ -526,7 +526,7 @@
         <w:rPr>
           <w:rFonts w:ascii="Calibri" w:hAnsi="Calibri" w:eastAsia="Microsoft YaHei"/>
         </w:rPr>
-        <w:t>本手册对应普通 Delaunay TIN 版本 0.2.0。约束线、外边界、孔洞和约束 Delaunay 为后续扩展，不属于当前已交付能力。</w:t>
+        <w:t>本手册对应 dterrain 0.3.0：已提供普通 Delaunay TIN、GRID、TIN/GRID 等高线和异步转换任务。GDAL 地理格式、约束线、外边界、孔洞、约束 Delaunay 和三维 GUI 属于后续阶段。</w:t>
       </w:r>
     </w:p>
     <w:p>
@@ -543,6 +543,27 @@
           <w:rFonts w:ascii="Calibri" w:hAnsi="Calibri" w:eastAsia="Microsoft YaHei"/>
         </w:rPr>
         <w:t>dterrain_demo.exe 是一个原生 Win32/GDI 演示程序，用于直观验证 dterrain.dll 的批量建网、范围查询、最近点查询、动态插入删除、编辑影响显示和文件交换。它不依赖 Qt 等 GUI 框架。</w:t>
+      </w:r>
+    </w:p>
+    <w:p>
+      <w:pPr>
+        <w:spacing w:before="100" w:after="160" w:line="288" w:lineRule="auto"/>
+        <w:ind w:left="230" w:right="230"/>
+        <w:shd w:fill="FFF7E0"/>
+      </w:pPr>
+      <w:r>
+        <w:rPr>
+          <w:rFonts w:ascii="Calibri" w:hAnsi="Calibri" w:eastAsia="Microsoft YaHei"/>
+          <w:b/>
+          <w:color w:val="7A5A00"/>
+        </w:rPr>
+        <w:t xml:space="preserve">0.3 功能边界  </w:t>
+      </w:r>
+      <w:r>
+        <w:rPr>
+          <w:rFonts w:ascii="Calibri" w:hAnsi="Calibri" w:eastAsia="Microsoft YaHei"/>
+        </w:rPr>
+        <w:t>DLL 已增加 GRID、TIN/GRID 等高线和异步转换 API；当前 Win32/GDI 演示程序仍以二维 TIN 操作为主，尚未加入 GRID/等高线图层和三维漫游。</w:t>
       </w:r>
     </w:p>
     <w:p>
@@ -931,11 +952,6 @@
       </w:r>
     </w:p>
     <w:p>
-      <w:r>
-        <w:br w:type="page"/>
-      </w:r>
-    </w:p>
-    <w:p>
       <w:pPr>
         <w:pStyle w:val="Heading1"/>
       </w:pPr>
@@ -966,90 +982,90 @@
     </w:p>
     <w:p>
       <w:pPr>
-        <w:pStyle w:val="ListNumber"/>
+        <w:ind w:left="403" w:hanging="288"/>
       </w:pPr>
       <w:r>
         <w:rPr>
           <w:rFonts w:ascii="Calibri" w:hAnsi="Calibri" w:eastAsia="Microsoft YaHei"/>
         </w:rPr>
-        <w:t>启动 dist/bin/dterrain_demo.exe，等待默认 10 万点网格显示完成。</w:t>
+        <w:t>1.  启动 dist/bin/dterrain_demo.exe，等待默认 10 万点网格显示完成。</w:t>
       </w:r>
     </w:p>
     <w:p>
       <w:pPr>
-        <w:pStyle w:val="ListNumber"/>
+        <w:ind w:left="403" w:hanging="288"/>
       </w:pPr>
       <w:r>
         <w:rPr>
           <w:rFonts w:ascii="Calibri" w:hAnsi="Calibri" w:eastAsia="Microsoft YaHei"/>
         </w:rPr>
-        <w:t>单击“导入XYZ”，选择 dist/sample_data/sample_points.xyz。导入成功后程序立即自动构网并全图适屏。</w:t>
+        <w:t>2.  单击“导入XYZ”，选择 dist/sample_data/sample_points.xyz。导入成功后程序立即自动构网并全图适屏。</w:t>
       </w:r>
     </w:p>
     <w:p>
       <w:pPr>
-        <w:pStyle w:val="ListNumber"/>
+        <w:ind w:left="403" w:hanging="288"/>
       </w:pPr>
       <w:r>
         <w:rPr>
           <w:rFonts w:ascii="Calibri" w:hAnsi="Calibri" w:eastAsia="Microsoft YaHei"/>
         </w:rPr>
-        <w:t>滚动鼠标滚轮放大或缩小；按住右键拖动进行平移。</w:t>
+        <w:t>3.  滚动鼠标滚轮放大或缩小；按住右键拖动进行平移。</w:t>
       </w:r>
     </w:p>
     <w:p>
       <w:pPr>
-        <w:pStyle w:val="ListNumber"/>
+        <w:ind w:left="403" w:hanging="288"/>
       </w:pPr>
       <w:r>
         <w:rPr>
           <w:rFonts w:ascii="Calibri" w:hAnsi="Calibri" w:eastAsia="Microsoft YaHei"/>
         </w:rPr>
-        <w:t>单击“框选放大”，在画布中按住左键拖出矩形，松开后选区自动适配窗口。</w:t>
+        <w:t>4.  单击“框选放大”，在画布中按住左键拖出矩形，松开后选区自动适配窗口。</w:t>
       </w:r>
     </w:p>
     <w:p>
       <w:pPr>
-        <w:pStyle w:val="ListNumber"/>
+        <w:ind w:left="403" w:hanging="288"/>
       </w:pPr>
       <w:r>
         <w:rPr>
           <w:rFonts w:ascii="Calibri" w:hAnsi="Calibri" w:eastAsia="Microsoft YaHei"/>
         </w:rPr>
-        <w:t>单击“查询模式”，在网格内单击；观察白色最近顶点和洋红色覆盖三角形。</w:t>
+        <w:t>5.  单击“查询模式”，在网格内单击；观察白色最近顶点和洋红色覆盖三角形。</w:t>
       </w:r>
     </w:p>
     <w:p>
       <w:pPr>
-        <w:pStyle w:val="ListNumber"/>
+        <w:ind w:left="403" w:hanging="288"/>
       </w:pPr>
       <w:r>
         <w:rPr>
           <w:rFonts w:ascii="Calibri" w:hAnsi="Calibri" w:eastAsia="Microsoft YaHei"/>
         </w:rPr>
-        <w:t>单击“插入模式”，在网格中单击；观察红色旧面、黄色边界和绿色新增面/边。</w:t>
+        <w:t>6.  单击“插入模式”，在网格中单击；观察红色旧面、黄色边界和绿色新增面/边。</w:t>
       </w:r>
     </w:p>
     <w:p>
       <w:pPr>
-        <w:pStyle w:val="ListNumber"/>
+        <w:ind w:left="403" w:hanging="288"/>
       </w:pPr>
       <w:r>
         <w:rPr>
           <w:rFonts w:ascii="Calibri" w:hAnsi="Calibri" w:eastAsia="Microsoft YaHei"/>
         </w:rPr>
-        <w:t>单击“删除模式”，在目标附近单击；程序删除 XY 最近顶点并显示局部变化。</w:t>
+        <w:t>7.  单击“删除模式”，在目标附近单击；程序删除 XY 最近顶点并显示局部变化。</w:t>
       </w:r>
     </w:p>
     <w:p>
       <w:pPr>
-        <w:pStyle w:val="ListNumber"/>
+        <w:ind w:left="403" w:hanging="288"/>
       </w:pPr>
       <w:r>
         <w:rPr>
           <w:rFonts w:ascii="Calibri" w:hAnsi="Calibri" w:eastAsia="Microsoft YaHei"/>
         </w:rPr>
-        <w:t>单击“保存网格”，保存为 terrain.dtmesh；然后单击“清空”和“打开网格”验证加载。</w:t>
+        <w:t>8.  单击“保存网格”，保存为 terrain.dtmesh；然后单击“清空”和“打开网格”验证加载。</w:t>
       </w:r>
     </w:p>
     <w:p>
@@ -2323,11 +2339,6 @@
       </w:r>
     </w:p>
     <w:p>
-      <w:r>
-        <w:br w:type="page"/>
-      </w:r>
-    </w:p>
-    <w:p>
       <w:pPr>
         <w:pStyle w:val="Heading1"/>
       </w:pPr>
@@ -2404,57 +2415,57 @@
     </w:p>
     <w:p>
       <w:pPr>
-        <w:pStyle w:val="ListNumber"/>
+        <w:ind w:left="403" w:hanging="288"/>
       </w:pPr>
       <w:r>
         <w:rPr>
           <w:rFonts w:ascii="Calibri" w:hAnsi="Calibri" w:eastAsia="Microsoft YaHei"/>
         </w:rPr>
-        <w:t>单击“导入XYZ”。</w:t>
+        <w:t>1.  单击“导入XYZ”。</w:t>
       </w:r>
     </w:p>
     <w:p>
       <w:pPr>
-        <w:pStyle w:val="ListNumber"/>
+        <w:ind w:left="403" w:hanging="288"/>
       </w:pPr>
       <w:r>
         <w:rPr>
           <w:rFonts w:ascii="Calibri" w:hAnsi="Calibri" w:eastAsia="Microsoft YaHei"/>
         </w:rPr>
-        <w:t>在文件对话框中选择散点文件。首次体验可选择 dist/sample_data/sample_points.xyz。</w:t>
+        <w:t>2.  在文件对话框中选择散点文件。首次体验可选择 dist/sample_data/sample_points.xyz。</w:t>
       </w:r>
     </w:p>
     <w:p>
       <w:pPr>
-        <w:pStyle w:val="ListNumber"/>
+        <w:ind w:left="403" w:hanging="288"/>
       </w:pPr>
       <w:r>
         <w:rPr>
           <w:rFonts w:ascii="Calibri" w:hAnsi="Calibri" w:eastAsia="Microsoft YaHei"/>
         </w:rPr>
-        <w:t>等待鼠标恢复普通指针；大文件构网期间程序会显示等待指针。</w:t>
+        <w:t>3.  等待鼠标恢复普通指针；大文件构网期间程序会显示等待指针。</w:t>
       </w:r>
     </w:p>
     <w:p>
       <w:pPr>
-        <w:pStyle w:val="ListNumber"/>
+        <w:ind w:left="403" w:hanging="288"/>
       </w:pPr>
       <w:r>
         <w:rPr>
           <w:rFonts w:ascii="Calibri" w:hAnsi="Calibri" w:eastAsia="Microsoft YaHei"/>
         </w:rPr>
-        <w:t>查看状态栏中的点数和耗时，确认网格自动全图适屏。</w:t>
+        <w:t>4.  查看状态栏中的点数和耗时，确认网格自动全图适屏。</w:t>
       </w:r>
     </w:p>
     <w:p>
       <w:pPr>
-        <w:pStyle w:val="ListNumber"/>
+        <w:ind w:left="403" w:hanging="288"/>
       </w:pPr>
       <w:r>
         <w:rPr>
           <w:rFonts w:ascii="Calibri" w:hAnsi="Calibri" w:eastAsia="Microsoft YaHei"/>
         </w:rPr>
-        <w:t>使用查询模式抽查高程和覆盖三角形。</w:t>
+        <w:t>5.  使用查询模式抽查高程和覆盖三角形。</w:t>
       </w:r>
     </w:p>
     <w:p>
@@ -2844,57 +2855,57 @@
     </w:p>
     <w:p>
       <w:pPr>
-        <w:pStyle w:val="ListNumber"/>
+        <w:ind w:left="403" w:hanging="288"/>
       </w:pPr>
       <w:r>
         <w:rPr>
           <w:rFonts w:ascii="Calibri" w:hAnsi="Calibri" w:eastAsia="Microsoft YaHei"/>
         </w:rPr>
-        <w:t>单击“查询模式”。</w:t>
+        <w:t>1.  单击“查询模式”。</w:t>
       </w:r>
     </w:p>
     <w:p>
       <w:pPr>
-        <w:pStyle w:val="ListNumber"/>
+        <w:ind w:left="403" w:hanging="288"/>
       </w:pPr>
       <w:r>
         <w:rPr>
           <w:rFonts w:ascii="Calibri" w:hAnsi="Calibri" w:eastAsia="Microsoft YaHei"/>
         </w:rPr>
-        <w:t>在网格内单击目标位置。</w:t>
+        <w:t>2.  在网格内单击目标位置。</w:t>
       </w:r>
     </w:p>
     <w:p>
       <w:pPr>
-        <w:pStyle w:val="ListNumber"/>
+        <w:ind w:left="403" w:hanging="288"/>
       </w:pPr>
       <w:r>
         <w:rPr>
           <w:rFonts w:ascii="Calibri" w:hAnsi="Calibri" w:eastAsia="Microsoft YaHei"/>
         </w:rPr>
-        <w:t>白色圆点表示 XY 平面最近顶点。</w:t>
+        <w:t>3.  白色圆点表示 XY 平面最近顶点。</w:t>
       </w:r>
     </w:p>
     <w:p>
       <w:pPr>
-        <w:pStyle w:val="ListNumber"/>
+        <w:ind w:left="403" w:hanging="288"/>
       </w:pPr>
       <w:r>
         <w:rPr>
           <w:rFonts w:ascii="Calibri" w:hAnsi="Calibri" w:eastAsia="Microsoft YaHei"/>
         </w:rPr>
-        <w:t>洋红色粗线表示查询点所在或相交的三角形。</w:t>
+        <w:t>4.  洋红色粗线表示查询点所在或相交的三角形。</w:t>
       </w:r>
     </w:p>
     <w:p>
       <w:pPr>
-        <w:pStyle w:val="ListNumber"/>
+        <w:ind w:left="403" w:hanging="288"/>
       </w:pPr>
       <w:r>
         <w:rPr>
           <w:rFonts w:ascii="Calibri" w:hAnsi="Calibri" w:eastAsia="Microsoft YaHei"/>
         </w:rPr>
-        <w:t>状态栏显示查询 XY、最近顶点 ID、Z 和操作耗时。</w:t>
+        <w:t>5.  状态栏显示查询 XY、最近顶点 ID、Z 和操作耗时。</w:t>
       </w:r>
     </w:p>
     <w:p>
@@ -2952,46 +2963,46 @@
     </w:p>
     <w:p>
       <w:pPr>
-        <w:pStyle w:val="ListNumber"/>
+        <w:ind w:left="403" w:hanging="288"/>
       </w:pPr>
       <w:r>
         <w:rPr>
           <w:rFonts w:ascii="Calibri" w:hAnsi="Calibri" w:eastAsia="Microsoft YaHei"/>
         </w:rPr>
-        <w:t>进入“插入模式”。</w:t>
+        <w:t>1.  进入“插入模式”。</w:t>
       </w:r>
     </w:p>
     <w:p>
       <w:pPr>
-        <w:pStyle w:val="ListNumber"/>
+        <w:ind w:left="403" w:hanging="288"/>
       </w:pPr>
       <w:r>
         <w:rPr>
           <w:rFonts w:ascii="Calibri" w:hAnsi="Calibri" w:eastAsia="Microsoft YaHei"/>
         </w:rPr>
-        <w:t>在需要增加细节的位置单击。</w:t>
+        <w:t>2.  在需要增加细节的位置单击。</w:t>
       </w:r>
     </w:p>
     <w:p>
       <w:pPr>
-        <w:pStyle w:val="ListNumber"/>
+        <w:ind w:left="403" w:hanging="288"/>
       </w:pPr>
       <w:r>
         <w:rPr>
           <w:rFonts w:ascii="Calibri" w:hAnsi="Calibri" w:eastAsia="Microsoft YaHei"/>
         </w:rPr>
-        <w:t>程序使用点击 XY，并按演示地形函数计算 Z。</w:t>
+        <w:t>3.  程序使用点击 XY，并按演示地形函数计算 Z。</w:t>
       </w:r>
     </w:p>
     <w:p>
       <w:pPr>
-        <w:pStyle w:val="ListNumber"/>
+        <w:ind w:left="403" w:hanging="288"/>
       </w:pPr>
       <w:r>
         <w:rPr>
           <w:rFonts w:ascii="Calibri" w:hAnsi="Calibri" w:eastAsia="Microsoft YaHei"/>
         </w:rPr>
-        <w:t>观察局部三角网即时更新及状态栏的新顶点 ID。</w:t>
+        <w:t>4.  观察局部三角网即时更新及状态栏的新顶点 ID。</w:t>
       </w:r>
     </w:p>
     <w:p>
@@ -3004,46 +3015,46 @@
     </w:p>
     <w:p>
       <w:pPr>
-        <w:pStyle w:val="ListNumber"/>
+        <w:ind w:left="403" w:hanging="288"/>
       </w:pPr>
       <w:r>
         <w:rPr>
           <w:rFonts w:ascii="Calibri" w:hAnsi="Calibri" w:eastAsia="Microsoft YaHei"/>
         </w:rPr>
-        <w:t>进入“删除模式”。</w:t>
+        <w:t>1.  进入“删除模式”。</w:t>
       </w:r>
     </w:p>
     <w:p>
       <w:pPr>
-        <w:pStyle w:val="ListNumber"/>
+        <w:ind w:left="403" w:hanging="288"/>
       </w:pPr>
       <w:r>
         <w:rPr>
           <w:rFonts w:ascii="Calibri" w:hAnsi="Calibri" w:eastAsia="Microsoft YaHei"/>
         </w:rPr>
-        <w:t>在要删除的顶点附近单击。</w:t>
+        <w:t>2.  在要删除的顶点附近单击。</w:t>
       </w:r>
     </w:p>
     <w:p>
       <w:pPr>
-        <w:pStyle w:val="ListNumber"/>
+        <w:ind w:left="403" w:hanging="288"/>
       </w:pPr>
       <w:r>
         <w:rPr>
           <w:rFonts w:ascii="Calibri" w:hAnsi="Calibri" w:eastAsia="Microsoft YaHei"/>
         </w:rPr>
-        <w:t>程序删除 XY 距离最近的网格顶点，而不是任意空间点。</w:t>
+        <w:t>3.  程序删除 XY 距离最近的网格顶点，而不是任意空间点。</w:t>
       </w:r>
     </w:p>
     <w:p>
       <w:pPr>
-        <w:pStyle w:val="ListNumber"/>
+        <w:ind w:left="403" w:hanging="288"/>
       </w:pPr>
       <w:r>
         <w:rPr>
           <w:rFonts w:ascii="Calibri" w:hAnsi="Calibri" w:eastAsia="Microsoft YaHei"/>
         </w:rPr>
-        <w:t>观察删除影响区和重新三角化结果。</w:t>
+        <w:t>4.  观察删除影响区和重新三角化结果。</w:t>
       </w:r>
     </w:p>
     <w:p>
@@ -3882,62 +3893,57 @@
     </w:p>
     <w:p>
       <w:pPr>
-        <w:pStyle w:val="ListNumber"/>
+        <w:ind w:left="403" w:hanging="288"/>
       </w:pPr>
       <w:r>
         <w:rPr>
           <w:rFonts w:ascii="Calibri" w:hAnsi="Calibri" w:eastAsia="Microsoft YaHei"/>
         </w:rPr>
-        <w:t>保存当前网格。</w:t>
+        <w:t>1.  保存当前网格。</w:t>
       </w:r>
     </w:p>
     <w:p>
       <w:pPr>
-        <w:pStyle w:val="ListNumber"/>
+        <w:ind w:left="403" w:hanging="288"/>
       </w:pPr>
       <w:r>
         <w:rPr>
           <w:rFonts w:ascii="Calibri" w:hAnsi="Calibri" w:eastAsia="Microsoft YaHei"/>
         </w:rPr>
-        <w:t>记录状态栏的顶点数和三角形数。</w:t>
+        <w:t>2.  记录状态栏的顶点数和三角形数。</w:t>
       </w:r>
     </w:p>
     <w:p>
       <w:pPr>
-        <w:pStyle w:val="ListNumber"/>
+        <w:ind w:left="403" w:hanging="288"/>
       </w:pPr>
       <w:r>
         <w:rPr>
           <w:rFonts w:ascii="Calibri" w:hAnsi="Calibri" w:eastAsia="Microsoft YaHei"/>
         </w:rPr>
-        <w:t>单击“清空”。</w:t>
+        <w:t>3.  单击“清空”。</w:t>
       </w:r>
     </w:p>
     <w:p>
       <w:pPr>
-        <w:pStyle w:val="ListNumber"/>
+        <w:ind w:left="403" w:hanging="288"/>
       </w:pPr>
       <w:r>
         <w:rPr>
           <w:rFonts w:ascii="Calibri" w:hAnsi="Calibri" w:eastAsia="Microsoft YaHei"/>
         </w:rPr>
-        <w:t>单击“打开网格”并选择刚保存的文件。</w:t>
+        <w:t>4.  单击“打开网格”并选择刚保存的文件。</w:t>
       </w:r>
     </w:p>
     <w:p>
       <w:pPr>
-        <w:pStyle w:val="ListNumber"/>
+        <w:ind w:left="403" w:hanging="288"/>
       </w:pPr>
       <w:r>
         <w:rPr>
           <w:rFonts w:ascii="Calibri" w:hAnsi="Calibri" w:eastAsia="Microsoft YaHei"/>
         </w:rPr>
-        <w:t>比较顶点数、范围，并进行最近点和覆盖三角形查询。</w:t>
-      </w:r>
-    </w:p>
-    <w:p>
-      <w:r>
-        <w:br w:type="page"/>
+        <w:t>5.  比较顶点数、范围，并进行最近点和覆盖三角形查询。</w:t>
       </w:r>
     </w:p>
     <w:p>
@@ -4634,6 +4640,22 @@
         <w:t>导入示例 XYZ → 框选放大 → 查询最近顶点 → 插入一点 → 删除一点 → 保存 DTMESH → 清空 → 重新打开。</w:t>
       </w:r>
     </w:p>
+    <w:p>
+      <w:pPr>
+        <w:pStyle w:val="Heading2"/>
+      </w:pPr>
+      <w:r>
+        <w:t>11.1 后续 GUI 升级</w:t>
+      </w:r>
+    </w:p>
+    <w:p>
+      <w:r>
+        <w:rPr>
+          <w:rFonts w:ascii="Calibri" w:hAnsi="Calibri" w:eastAsia="Microsoft YaHei"/>
+        </w:rPr>
+        <w:t>计划中的 Qt/VTK 三维演示程序将增加 TIN、GRID、等高线图层树、垂直夸张、分层设色、拾取测量、自由飞行和贴地漫游。该功能未包含在当前 dterrain_demo.exe 中，避免把路线图误写成已交付操作。</w:t>
+      </w:r>
+    </w:p>
     <w:sectPr>
       <w:headerReference w:type="default" r:id="rId9"/>
       <w:footerReference w:type="default" r:id="rId10"/>
@@ -4661,7 +4683,7 @@
         <w:color w:val="66727D"/>
         <w:sz w:val="18"/>
       </w:rPr>
-      <w:t xml:space="preserve">版本 0.2.0  |  第 </w:t>
+      <w:t xml:space="preserve">版本 0.3.0  |  第 </w:t>
     </w:r>
     <w:r>
       <w:rPr>

--- a/docs/manuals/dterrain_GUI操作入门教程.docx
+++ b/docs/manuals/dterrain_GUI操作入门教程.docx
@@ -85,7 +85,7 @@
           <w:color w:val="203748"/>
           <w:sz w:val="22"/>
         </w:rPr>
-        <w:t>版本 0.3.0  |  2026-07-15</w:t>
+        <w:t>版本 0.4.0  |  2026-07-15</w:t>
       </w:r>
     </w:p>
     <w:p>
@@ -237,7 +237,7 @@
                 <w:rFonts w:ascii="Calibri" w:hAnsi="Calibri" w:eastAsia="Microsoft YaHei"/>
                 <w:sz w:val="18"/>
               </w:rPr>
-              <w:t>0.3.0</w:t>
+              <w:t>0.4.0</w:t>
             </w:r>
           </w:p>
         </w:tc>
@@ -526,7 +526,7 @@
         <w:rPr>
           <w:rFonts w:ascii="Calibri" w:hAnsi="Calibri" w:eastAsia="Microsoft YaHei"/>
         </w:rPr>
-        <w:t>本手册对应 dterrain 0.3.0：已提供普通 Delaunay TIN、GRID、TIN/GRID 等高线和异步转换任务。GDAL 地理格式、约束线、外边界、孔洞、约束 Delaunay 和三维 GUI 属于后续阶段。</w:t>
+        <w:t>本手册对应 dterrain 0.4.0：已提供普通 Delaunay TIN、GRID、TIN/GRID 等高线、异步转换任务、CRS WKT，以及可选 GeoTIFF/COG/GeoPackage 交换。约束线、外边界、孔洞、约束 Delaunay 和三维 GUI 属于后续阶段。</w:t>
       </w:r>
     </w:p>
     <w:p>
@@ -557,13 +557,13 @@
           <w:b/>
           <w:color w:val="7A5A00"/>
         </w:rPr>
-        <w:t xml:space="preserve">0.3 功能边界  </w:t>
+        <w:t xml:space="preserve">0.4 功能边界  </w:t>
       </w:r>
       <w:r>
         <w:rPr>
           <w:rFonts w:ascii="Calibri" w:hAnsi="Calibri" w:eastAsia="Microsoft YaHei"/>
         </w:rPr>
-        <w:t>DLL 已增加 GRID、TIN/GRID 等高线和异步转换 API；当前 Win32/GDI 演示程序仍以二维 TIN 操作为主，尚未加入 GRID/等高线图层和三维漫游。</w:t>
+        <w:t>DLL 已增加 GRID、TIN/GRID 等高线、异步转换、CRS WKT 和可选 GDAL 格式交换 API；当前 Win32/GDI 演示程序仍以二维 TIN 操作为主，尚未加入 GRID/等高线图层和三维漫游。</w:t>
       </w:r>
     </w:p>
     <w:p>
@@ -4683,7 +4683,7 @@
         <w:color w:val="66727D"/>
         <w:sz w:val="18"/>
       </w:rPr>
-      <w:t xml:space="preserve">版本 0.3.0  |  第 </w:t>
+      <w:t xml:space="preserve">版本 0.4.0  |  第 </w:t>
     </w:r>
     <w:r>
       <w:rPr>

--- a/docs/manuals/dterrain_GUI操作入门教程.docx
+++ b/docs/manuals/dterrain_GUI操作入门教程.docx
@@ -70,7 +70,7 @@
           <w:color w:val="1F4D78"/>
           <w:sz w:val="28"/>
         </w:rPr>
-        <w:t>从 XYZ 散点导入到动态编辑、查询、框选放大与网格保存</w:t>
+        <w:t>从 XYZ 散点导入到动态编辑、二维浏览、三维漫游与网格保存</w:t>
       </w:r>
     </w:p>
     <w:p>
@@ -85,7 +85,7 @@
           <w:color w:val="203748"/>
           <w:sz w:val="22"/>
         </w:rPr>
-        <w:t>版本 0.4.0  |  2026-07-15</w:t>
+        <w:t>版本 0.5.0  |  2026-07-16</w:t>
       </w:r>
     </w:p>
     <w:p>
@@ -237,7 +237,7 @@
                 <w:rFonts w:ascii="Calibri" w:hAnsi="Calibri" w:eastAsia="Microsoft YaHei"/>
                 <w:sz w:val="18"/>
               </w:rPr>
-              <w:t>0.4.0</w:t>
+              <w:t>0.5.0</w:t>
             </w:r>
           </w:p>
         </w:tc>
@@ -289,7 +289,7 @@
                 <w:rFonts w:ascii="Calibri" w:hAnsi="Calibri" w:eastAsia="Microsoft YaHei"/>
                 <w:sz w:val="18"/>
               </w:rPr>
-              <w:t>2026-07-15</w:t>
+              <w:t>2026-07-16</w:t>
             </w:r>
           </w:p>
         </w:tc>
@@ -445,7 +445,7 @@
                 <w:rFonts w:ascii="Calibri" w:hAnsi="Calibri" w:eastAsia="Microsoft YaHei"/>
                 <w:sz w:val="18"/>
               </w:rPr>
-              <w:t>便携运行、五分钟上手、控件说明、XYZ 导入、浏览查询、动态编辑、网格保存打开和大数据使用建议。</w:t>
+              <w:t>便携运行、五分钟上手、控件说明、XYZ 导入、2D/3D 浏览、查询编辑、网格保存打开和大数据使用建议。</w:t>
             </w:r>
           </w:p>
         </w:tc>
@@ -494,6 +494,17 @@
         <w:rPr>
           <w:rFonts w:ascii="Calibri" w:hAnsi="Calibri" w:eastAsia="Microsoft YaHei"/>
         </w:rPr>
+        <w:t>三维地形展示：重点阅读第 4 章。</w:t>
+      </w:r>
+    </w:p>
+    <w:p>
+      <w:pPr>
+        <w:pStyle w:val="ListBullet"/>
+      </w:pPr>
+      <w:r>
+        <w:rPr>
+          <w:rFonts w:ascii="Calibri" w:hAnsi="Calibri" w:eastAsia="Microsoft YaHei"/>
+        </w:rPr>
         <w:t>演示动态编辑：重点阅读第 7 章。</w:t>
       </w:r>
     </w:p>
@@ -526,7 +537,7 @@
         <w:rPr>
           <w:rFonts w:ascii="Calibri" w:hAnsi="Calibri" w:eastAsia="Microsoft YaHei"/>
         </w:rPr>
-        <w:t>本手册对应 dterrain 0.4.0：已提供普通 Delaunay TIN、GRID、TIN/GRID 等高线、异步转换任务、CRS WKT，以及可选 GeoTIFF/COG/GeoPackage 交换。约束线、外边界、孔洞、约束 Delaunay 和三维 GUI 属于后续阶段。</w:t>
+        <w:t>本手册对应 dterrain 0.5.0：已提供普通 Delaunay TIN、GRID、TIN/GRID 等高线、异步转换任务、CRS WKT、可选 GeoTIFF/COG/GeoPackage 交换，以及 Win32 2D/3D 地形查看与漫游。约束线、外边界、孔洞、约束 Delaunay、GRID/等高线 GUI 图层和生产级 GPU LOD 属于后续阶段。</w:t>
       </w:r>
     </w:p>
     <w:p>
@@ -542,7 +553,7 @@
         <w:rPr>
           <w:rFonts w:ascii="Calibri" w:hAnsi="Calibri" w:eastAsia="Microsoft YaHei"/>
         </w:rPr>
-        <w:t>dterrain_demo.exe 是一个原生 Win32/GDI 演示程序，用于直观验证 dterrain.dll 的批量建网、范围查询、最近点查询、动态插入删除、编辑影响显示和文件交换。它不依赖 Qt 等 GUI 框架。</w:t>
+        <w:t>dterrain_demo.exe 是一个原生 Win32/GDI 演示程序，用于直观验证 dterrain.dll 的批量建网、范围查询、最近点查询、动态插入删除、编辑影响显示、文件交换和三维地形漫游。它不依赖 Qt 等 GUI 框架。</w:t>
       </w:r>
     </w:p>
     <w:p>
@@ -557,13 +568,13 @@
           <w:b/>
           <w:color w:val="7A5A00"/>
         </w:rPr>
-        <w:t xml:space="preserve">0.4 功能边界  </w:t>
+        <w:t xml:space="preserve">0.5 功能边界  </w:t>
       </w:r>
       <w:r>
         <w:rPr>
           <w:rFonts w:ascii="Calibri" w:hAnsi="Calibri" w:eastAsia="Microsoft YaHei"/>
         </w:rPr>
-        <w:t>DLL 已增加 GRID、TIN/GRID 等高线、异步转换、CRS WKT 和可选 GDAL 格式交换 API；当前 Win32/GDI 演示程序仍以二维 TIN 操作为主，尚未加入 GRID/等高线图层和三维漫游。</w:t>
+        <w:t>当前程序已提供二维 TIN 编辑和轻量透视三维 TIN 查看，支持环视、平移、缩放、键盘漫游、分层设色与垂直夸张；尚未把 GRID、等高线、GeoTIFF/GeoPackage 做成 GUI 图层，也不替代生产级 GPU/LOD 渲染器。</w:t>
       </w:r>
     </w:p>
     <w:p>
@@ -1032,7 +1043,7 @@
         <w:rPr>
           <w:rFonts w:ascii="Calibri" w:hAnsi="Calibri" w:eastAsia="Microsoft YaHei"/>
         </w:rPr>
-        <w:t>5.  单击“查询模式”，在网格内单击；观察白色最近顶点和洋红色覆盖三角形。</w:t>
+        <w:t>5.  单击“切换3D”，左键拖动环视、滚轮拉近，再用 WASD 漫游；单击“高程×1.0”观察垂直夸张。</w:t>
       </w:r>
     </w:p>
     <w:p>
@@ -1043,7 +1054,7 @@
         <w:rPr>
           <w:rFonts w:ascii="Calibri" w:hAnsi="Calibri" w:eastAsia="Microsoft YaHei"/>
         </w:rPr>
-        <w:t>6.  单击“插入模式”，在网格中单击；观察红色旧面、黄色边界和绿色新增面/边。</w:t>
+        <w:t>6.  单击“切换2D”返回二维编辑视图。</w:t>
       </w:r>
     </w:p>
     <w:p>
@@ -1054,7 +1065,7 @@
         <w:rPr>
           <w:rFonts w:ascii="Calibri" w:hAnsi="Calibri" w:eastAsia="Microsoft YaHei"/>
         </w:rPr>
-        <w:t>7.  单击“删除模式”，在目标附近单击；程序删除 XY 最近顶点并显示局部变化。</w:t>
+        <w:t>7.  单击“查询模式”，在网格内单击；观察白色最近顶点和洋红色覆盖三角形。</w:t>
       </w:r>
     </w:p>
     <w:p>
@@ -1065,7 +1076,29 @@
         <w:rPr>
           <w:rFonts w:ascii="Calibri" w:hAnsi="Calibri" w:eastAsia="Microsoft YaHei"/>
         </w:rPr>
-        <w:t>8.  单击“保存网格”，保存为 terrain.dtmesh；然后单击“清空”和“打开网格”验证加载。</w:t>
+        <w:t>8.  单击“插入模式”，在网格中单击；观察红色旧面、黄色边界和绿色新增面/边。</w:t>
+      </w:r>
+    </w:p>
+    <w:p>
+      <w:pPr>
+        <w:ind w:left="403" w:hanging="288"/>
+      </w:pPr>
+      <w:r>
+        <w:rPr>
+          <w:rFonts w:ascii="Calibri" w:hAnsi="Calibri" w:eastAsia="Microsoft YaHei"/>
+        </w:rPr>
+        <w:t>9.  单击“删除模式”，在目标附近单击；程序删除 XY 最近顶点并显示局部变化。</w:t>
+      </w:r>
+    </w:p>
+    <w:p>
+      <w:pPr>
+        <w:ind w:left="403" w:hanging="288"/>
+      </w:pPr>
+      <w:r>
+        <w:rPr>
+          <w:rFonts w:ascii="Calibri" w:hAnsi="Calibri" w:eastAsia="Microsoft YaHei"/>
+        </w:rPr>
+        <w:t>10.  单击“保存网格”，保存为 terrain.dtmesh；然后单击“清空”和“打开网格”验证加载。</w:t>
       </w:r>
     </w:p>
     <w:p>
@@ -1751,6 +1784,110 @@
           </w:p>
         </w:tc>
       </w:tr>
+      <w:tr>
+        <w:tc>
+          <w:tcPr>
+            <w:tcW w:type="dxa" w:w="2600"/>
+            <w:tcMar>
+              <w:top w:w="80" w:type="dxa"/>
+              <w:start w:w="120" w:type="dxa"/>
+              <w:bottom w:w="80" w:type="dxa"/>
+              <w:end w:w="120" w:type="dxa"/>
+            </w:tcMar>
+            <w:vAlign w:val="center"/>
+          </w:tcPr>
+          <w:p>
+            <w:pPr>
+              <w:spacing w:before="0" w:after="0" w:line="276" w:lineRule="auto"/>
+              <w:jc w:val="center"/>
+            </w:pPr>
+            <w:r>
+              <w:rPr>
+                <w:rFonts w:ascii="Calibri" w:hAnsi="Calibri" w:eastAsia="Microsoft YaHei"/>
+                <w:sz w:val="18"/>
+              </w:rPr>
+              <w:t>切换3D/切换2D</w:t>
+            </w:r>
+          </w:p>
+        </w:tc>
+        <w:tc>
+          <w:tcPr>
+            <w:tcW w:type="dxa" w:w="6760"/>
+            <w:tcMar>
+              <w:top w:w="80" w:type="dxa"/>
+              <w:start w:w="120" w:type="dxa"/>
+              <w:bottom w:w="80" w:type="dxa"/>
+              <w:end w:w="120" w:type="dxa"/>
+            </w:tcMar>
+            <w:vAlign w:val="center"/>
+          </w:tcPr>
+          <w:p>
+            <w:pPr>
+              <w:spacing w:before="0" w:after="0" w:line="276" w:lineRule="auto"/>
+              <w:jc w:val="left"/>
+            </w:pPr>
+            <w:r>
+              <w:rPr>
+                <w:rFonts w:ascii="Calibri" w:hAnsi="Calibri" w:eastAsia="Microsoft YaHei"/>
+                <w:sz w:val="18"/>
+              </w:rPr>
+              <w:t>在二维编辑视图和透视三维 TIN 视图之间切换。</w:t>
+            </w:r>
+          </w:p>
+        </w:tc>
+      </w:tr>
+      <w:tr>
+        <w:tc>
+          <w:tcPr>
+            <w:tcW w:type="dxa" w:w="2600"/>
+            <w:tcMar>
+              <w:top w:w="80" w:type="dxa"/>
+              <w:start w:w="120" w:type="dxa"/>
+              <w:bottom w:w="80" w:type="dxa"/>
+              <w:end w:w="120" w:type="dxa"/>
+            </w:tcMar>
+            <w:vAlign w:val="center"/>
+          </w:tcPr>
+          <w:p>
+            <w:pPr>
+              <w:spacing w:before="0" w:after="0" w:line="276" w:lineRule="auto"/>
+              <w:jc w:val="center"/>
+            </w:pPr>
+            <w:r>
+              <w:rPr>
+                <w:rFonts w:ascii="Calibri" w:hAnsi="Calibri" w:eastAsia="Microsoft YaHei"/>
+                <w:sz w:val="18"/>
+              </w:rPr>
+              <w:t>高程×n</w:t>
+            </w:r>
+          </w:p>
+        </w:tc>
+        <w:tc>
+          <w:tcPr>
+            <w:tcW w:type="dxa" w:w="6760"/>
+            <w:tcMar>
+              <w:top w:w="80" w:type="dxa"/>
+              <w:start w:w="120" w:type="dxa"/>
+              <w:bottom w:w="80" w:type="dxa"/>
+              <w:end w:w="120" w:type="dxa"/>
+            </w:tcMar>
+            <w:vAlign w:val="center"/>
+          </w:tcPr>
+          <w:p>
+            <w:pPr>
+              <w:spacing w:before="0" w:after="0" w:line="276" w:lineRule="auto"/>
+              <w:jc w:val="left"/>
+            </w:pPr>
+            <w:r>
+              <w:rPr>
+                <w:rFonts w:ascii="Calibri" w:hAnsi="Calibri" w:eastAsia="Microsoft YaHei"/>
+                <w:sz w:val="18"/>
+              </w:rPr>
+              <w:t>循环选择 0.5、1.0、1.5、2、3、5、8 倍垂直夸张。</w:t>
+            </w:r>
+          </w:p>
+        </w:tc>
+      </w:tr>
     </w:tbl>
     <w:p>
       <w:pPr>
@@ -1770,7 +1907,7 @@
         <w:rPr>
           <w:rFonts w:ascii="Calibri" w:hAnsi="Calibri" w:eastAsia="Microsoft YaHei"/>
         </w:rPr>
-        <w:t>主画布绘制当前视口范围内的三角形。底部状态栏从左到右显示：当前模式、顶点数、有限三角形数、当前窗口查询结果数、范围查询耗时和最近一次操作说明。</w:t>
+        <w:t>主画布绘制当前视口范围内的三角形。底部状态栏从左到右显示：2D/3D 视图、当前模式、顶点数、有限三角形数、当前窗口查询结果数、查询耗时或垂直夸张，以及最近一次操作说明。</w:t>
       </w:r>
     </w:p>
     <w:p>
@@ -2336,6 +2473,539 @@
           <w:rFonts w:ascii="Calibri" w:hAnsi="Calibri" w:eastAsia="Microsoft YaHei"/>
         </w:rPr>
         <w:t>放大后仍保持框选模式，可连续选择更小区域；单击其他模式可退出。</w:t>
+      </w:r>
+    </w:p>
+    <w:p>
+      <w:pPr>
+        <w:pStyle w:val="Heading2"/>
+      </w:pPr>
+      <w:r>
+        <w:t>4.2 三维查看与漫游</w:t>
+      </w:r>
+    </w:p>
+    <w:p>
+      <w:r>
+        <w:rPr>
+          <w:rFonts w:ascii="Calibri" w:hAnsi="Calibri" w:eastAsia="Microsoft YaHei"/>
+        </w:rPr>
+        <w:t>单击“切换3D”后，完整 TIN 以透视方式显示；红、绿、蓝短轴分别代表 X、Y、Z。三维只负责查看，选择查询、插入、删除或框选放大时会自动返回二维，防止把透视屏幕坐标误当作地形 XY。</w:t>
+      </w:r>
+    </w:p>
+    <w:tbl>
+      <w:tblPr>
+        <w:tblStyle w:val="TableGrid"/>
+        <w:tblW w:type="dxa" w:w="9360"/>
+        <w:jc w:val="left"/>
+        <w:tblLayout w:type="fixed"/>
+        <w:tblLook w:firstColumn="1" w:firstRow="1" w:lastColumn="0" w:lastRow="0" w:noHBand="0" w:noVBand="1" w:val="04A0"/>
+        <w:tblInd w:w="120" w:type="dxa"/>
+      </w:tblPr>
+      <w:tblGrid>
+        <w:gridCol w:w="3200"/>
+        <w:gridCol w:w="6160"/>
+      </w:tblGrid>
+      <w:tr>
+        <w:trPr>
+          <w:tblHeader w:val="true"/>
+        </w:trPr>
+        <w:tc>
+          <w:tcPr>
+            <w:tcW w:type="dxa" w:w="3200"/>
+            <w:shd w:fill="E8EEF5"/>
+            <w:tcMar>
+              <w:top w:w="80" w:type="dxa"/>
+              <w:start w:w="120" w:type="dxa"/>
+              <w:bottom w:w="80" w:type="dxa"/>
+              <w:end w:w="120" w:type="dxa"/>
+            </w:tcMar>
+            <w:vAlign w:val="center"/>
+          </w:tcPr>
+          <w:p>
+            <w:pPr>
+              <w:spacing w:before="0" w:after="0"/>
+              <w:jc w:val="center"/>
+            </w:pPr>
+            <w:r>
+              <w:rPr>
+                <w:rFonts w:ascii="Calibri" w:hAnsi="Calibri" w:eastAsia="Microsoft YaHei"/>
+                <w:b/>
+                <w:color w:val="203748"/>
+                <w:sz w:val="19"/>
+              </w:rPr>
+              <w:t>输入</w:t>
+            </w:r>
+          </w:p>
+        </w:tc>
+        <w:tc>
+          <w:tcPr>
+            <w:tcW w:type="dxa" w:w="6160"/>
+            <w:shd w:fill="E8EEF5"/>
+            <w:tcMar>
+              <w:top w:w="80" w:type="dxa"/>
+              <w:start w:w="120" w:type="dxa"/>
+              <w:bottom w:w="80" w:type="dxa"/>
+              <w:end w:w="120" w:type="dxa"/>
+            </w:tcMar>
+            <w:vAlign w:val="center"/>
+          </w:tcPr>
+          <w:p>
+            <w:pPr>
+              <w:spacing w:before="0" w:after="0"/>
+              <w:jc w:val="center"/>
+            </w:pPr>
+            <w:r>
+              <w:rPr>
+                <w:rFonts w:ascii="Calibri" w:hAnsi="Calibri" w:eastAsia="Microsoft YaHei"/>
+                <w:b/>
+                <w:color w:val="203748"/>
+                <w:sz w:val="19"/>
+              </w:rPr>
+              <w:t>三维操作</w:t>
+            </w:r>
+          </w:p>
+        </w:tc>
+      </w:tr>
+      <w:tr>
+        <w:tc>
+          <w:tcPr>
+            <w:tcW w:type="dxa" w:w="3200"/>
+            <w:tcMar>
+              <w:top w:w="80" w:type="dxa"/>
+              <w:start w:w="120" w:type="dxa"/>
+              <w:bottom w:w="80" w:type="dxa"/>
+              <w:end w:w="120" w:type="dxa"/>
+            </w:tcMar>
+            <w:vAlign w:val="center"/>
+          </w:tcPr>
+          <w:p>
+            <w:pPr>
+              <w:spacing w:before="0" w:after="0" w:line="276" w:lineRule="auto"/>
+              <w:jc w:val="center"/>
+            </w:pPr>
+            <w:r>
+              <w:rPr>
+                <w:rFonts w:ascii="Calibri" w:hAnsi="Calibri" w:eastAsia="Microsoft YaHei"/>
+                <w:sz w:val="18"/>
+              </w:rPr>
+              <w:t>左键拖动</w:t>
+            </w:r>
+          </w:p>
+        </w:tc>
+        <w:tc>
+          <w:tcPr>
+            <w:tcW w:type="dxa" w:w="6160"/>
+            <w:tcMar>
+              <w:top w:w="80" w:type="dxa"/>
+              <w:start w:w="120" w:type="dxa"/>
+              <w:bottom w:w="80" w:type="dxa"/>
+              <w:end w:w="120" w:type="dxa"/>
+            </w:tcMar>
+            <w:vAlign w:val="center"/>
+          </w:tcPr>
+          <w:p>
+            <w:pPr>
+              <w:spacing w:before="0" w:after="0" w:line="276" w:lineRule="auto"/>
+              <w:jc w:val="left"/>
+            </w:pPr>
+            <w:r>
+              <w:rPr>
+                <w:rFonts w:ascii="Calibri" w:hAnsi="Calibri" w:eastAsia="Microsoft YaHei"/>
+                <w:sz w:val="18"/>
+              </w:rPr>
+              <w:t>绕观察目标环视。</w:t>
+            </w:r>
+          </w:p>
+        </w:tc>
+      </w:tr>
+      <w:tr>
+        <w:tc>
+          <w:tcPr>
+            <w:tcW w:type="dxa" w:w="3200"/>
+            <w:tcMar>
+              <w:top w:w="80" w:type="dxa"/>
+              <w:start w:w="120" w:type="dxa"/>
+              <w:bottom w:w="80" w:type="dxa"/>
+              <w:end w:w="120" w:type="dxa"/>
+            </w:tcMar>
+            <w:vAlign w:val="center"/>
+          </w:tcPr>
+          <w:p>
+            <w:pPr>
+              <w:spacing w:before="0" w:after="0" w:line="276" w:lineRule="auto"/>
+              <w:jc w:val="center"/>
+            </w:pPr>
+            <w:r>
+              <w:rPr>
+                <w:rFonts w:ascii="Calibri" w:hAnsi="Calibri" w:eastAsia="Microsoft YaHei"/>
+                <w:sz w:val="18"/>
+              </w:rPr>
+              <w:t>右键/中键拖动</w:t>
+            </w:r>
+          </w:p>
+        </w:tc>
+        <w:tc>
+          <w:tcPr>
+            <w:tcW w:type="dxa" w:w="6160"/>
+            <w:tcMar>
+              <w:top w:w="80" w:type="dxa"/>
+              <w:start w:w="120" w:type="dxa"/>
+              <w:bottom w:w="80" w:type="dxa"/>
+              <w:end w:w="120" w:type="dxa"/>
+            </w:tcMar>
+            <w:vAlign w:val="center"/>
+          </w:tcPr>
+          <w:p>
+            <w:pPr>
+              <w:spacing w:before="0" w:after="0" w:line="276" w:lineRule="auto"/>
+              <w:jc w:val="left"/>
+            </w:pPr>
+            <w:r>
+              <w:rPr>
+                <w:rFonts w:ascii="Calibri" w:hAnsi="Calibri" w:eastAsia="Microsoft YaHei"/>
+                <w:sz w:val="18"/>
+              </w:rPr>
+              <w:t>沿相机屏幕平面平移。</w:t>
+            </w:r>
+          </w:p>
+        </w:tc>
+      </w:tr>
+      <w:tr>
+        <w:tc>
+          <w:tcPr>
+            <w:tcW w:type="dxa" w:w="3200"/>
+            <w:tcMar>
+              <w:top w:w="80" w:type="dxa"/>
+              <w:start w:w="120" w:type="dxa"/>
+              <w:bottom w:w="80" w:type="dxa"/>
+              <w:end w:w="120" w:type="dxa"/>
+            </w:tcMar>
+            <w:vAlign w:val="center"/>
+          </w:tcPr>
+          <w:p>
+            <w:pPr>
+              <w:spacing w:before="0" w:after="0" w:line="276" w:lineRule="auto"/>
+              <w:jc w:val="center"/>
+            </w:pPr>
+            <w:r>
+              <w:rPr>
+                <w:rFonts w:ascii="Calibri" w:hAnsi="Calibri" w:eastAsia="Microsoft YaHei"/>
+                <w:sz w:val="18"/>
+              </w:rPr>
+              <w:t>滚轮</w:t>
+            </w:r>
+          </w:p>
+        </w:tc>
+        <w:tc>
+          <w:tcPr>
+            <w:tcW w:type="dxa" w:w="6160"/>
+            <w:tcMar>
+              <w:top w:w="80" w:type="dxa"/>
+              <w:start w:w="120" w:type="dxa"/>
+              <w:bottom w:w="80" w:type="dxa"/>
+              <w:end w:w="120" w:type="dxa"/>
+            </w:tcMar>
+            <w:vAlign w:val="center"/>
+          </w:tcPr>
+          <w:p>
+            <w:pPr>
+              <w:spacing w:before="0" w:after="0" w:line="276" w:lineRule="auto"/>
+              <w:jc w:val="left"/>
+            </w:pPr>
+            <w:r>
+              <w:rPr>
+                <w:rFonts w:ascii="Calibri" w:hAnsi="Calibri" w:eastAsia="Microsoft YaHei"/>
+                <w:sz w:val="18"/>
+              </w:rPr>
+              <w:t>拉近或拉远相机。</w:t>
+            </w:r>
+          </w:p>
+        </w:tc>
+      </w:tr>
+      <w:tr>
+        <w:tc>
+          <w:tcPr>
+            <w:tcW w:type="dxa" w:w="3200"/>
+            <w:tcMar>
+              <w:top w:w="80" w:type="dxa"/>
+              <w:start w:w="120" w:type="dxa"/>
+              <w:bottom w:w="80" w:type="dxa"/>
+              <w:end w:w="120" w:type="dxa"/>
+            </w:tcMar>
+            <w:vAlign w:val="center"/>
+          </w:tcPr>
+          <w:p>
+            <w:pPr>
+              <w:spacing w:before="0" w:after="0" w:line="276" w:lineRule="auto"/>
+              <w:jc w:val="center"/>
+            </w:pPr>
+            <w:r>
+              <w:rPr>
+                <w:rFonts w:ascii="Calibri" w:hAnsi="Calibri" w:eastAsia="Microsoft YaHei"/>
+                <w:sz w:val="18"/>
+              </w:rPr>
+              <w:t>W/S 或 ↑/↓</w:t>
+            </w:r>
+          </w:p>
+        </w:tc>
+        <w:tc>
+          <w:tcPr>
+            <w:tcW w:type="dxa" w:w="6160"/>
+            <w:tcMar>
+              <w:top w:w="80" w:type="dxa"/>
+              <w:start w:w="120" w:type="dxa"/>
+              <w:bottom w:w="80" w:type="dxa"/>
+              <w:end w:w="120" w:type="dxa"/>
+            </w:tcMar>
+            <w:vAlign w:val="center"/>
+          </w:tcPr>
+          <w:p>
+            <w:pPr>
+              <w:spacing w:before="0" w:after="0" w:line="276" w:lineRule="auto"/>
+              <w:jc w:val="left"/>
+            </w:pPr>
+            <w:r>
+              <w:rPr>
+                <w:rFonts w:ascii="Calibri" w:hAnsi="Calibri" w:eastAsia="Microsoft YaHei"/>
+                <w:sz w:val="18"/>
+              </w:rPr>
+              <w:t>沿当前水平方向前进或后退。</w:t>
+            </w:r>
+          </w:p>
+        </w:tc>
+      </w:tr>
+      <w:tr>
+        <w:tc>
+          <w:tcPr>
+            <w:tcW w:type="dxa" w:w="3200"/>
+            <w:tcMar>
+              <w:top w:w="80" w:type="dxa"/>
+              <w:start w:w="120" w:type="dxa"/>
+              <w:bottom w:w="80" w:type="dxa"/>
+              <w:end w:w="120" w:type="dxa"/>
+            </w:tcMar>
+            <w:vAlign w:val="center"/>
+          </w:tcPr>
+          <w:p>
+            <w:pPr>
+              <w:spacing w:before="0" w:after="0" w:line="276" w:lineRule="auto"/>
+              <w:jc w:val="center"/>
+            </w:pPr>
+            <w:r>
+              <w:rPr>
+                <w:rFonts w:ascii="Calibri" w:hAnsi="Calibri" w:eastAsia="Microsoft YaHei"/>
+                <w:sz w:val="18"/>
+              </w:rPr>
+              <w:t>A/D 或 ←/→</w:t>
+            </w:r>
+          </w:p>
+        </w:tc>
+        <w:tc>
+          <w:tcPr>
+            <w:tcW w:type="dxa" w:w="6160"/>
+            <w:tcMar>
+              <w:top w:w="80" w:type="dxa"/>
+              <w:start w:w="120" w:type="dxa"/>
+              <w:bottom w:w="80" w:type="dxa"/>
+              <w:end w:w="120" w:type="dxa"/>
+            </w:tcMar>
+            <w:vAlign w:val="center"/>
+          </w:tcPr>
+          <w:p>
+            <w:pPr>
+              <w:spacing w:before="0" w:after="0" w:line="276" w:lineRule="auto"/>
+              <w:jc w:val="left"/>
+            </w:pPr>
+            <w:r>
+              <w:rPr>
+                <w:rFonts w:ascii="Calibri" w:hAnsi="Calibri" w:eastAsia="Microsoft YaHei"/>
+                <w:sz w:val="18"/>
+              </w:rPr>
+              <w:t>向左或向右漫游。</w:t>
+            </w:r>
+          </w:p>
+        </w:tc>
+      </w:tr>
+      <w:tr>
+        <w:tc>
+          <w:tcPr>
+            <w:tcW w:type="dxa" w:w="3200"/>
+            <w:tcMar>
+              <w:top w:w="80" w:type="dxa"/>
+              <w:start w:w="120" w:type="dxa"/>
+              <w:bottom w:w="80" w:type="dxa"/>
+              <w:end w:w="120" w:type="dxa"/>
+            </w:tcMar>
+            <w:vAlign w:val="center"/>
+          </w:tcPr>
+          <w:p>
+            <w:pPr>
+              <w:spacing w:before="0" w:after="0" w:line="276" w:lineRule="auto"/>
+              <w:jc w:val="center"/>
+            </w:pPr>
+            <w:r>
+              <w:rPr>
+                <w:rFonts w:ascii="Calibri" w:hAnsi="Calibri" w:eastAsia="Microsoft YaHei"/>
+                <w:sz w:val="18"/>
+              </w:rPr>
+              <w:t>Q/E</w:t>
+            </w:r>
+          </w:p>
+        </w:tc>
+        <w:tc>
+          <w:tcPr>
+            <w:tcW w:type="dxa" w:w="6160"/>
+            <w:tcMar>
+              <w:top w:w="80" w:type="dxa"/>
+              <w:start w:w="120" w:type="dxa"/>
+              <w:bottom w:w="80" w:type="dxa"/>
+              <w:end w:w="120" w:type="dxa"/>
+            </w:tcMar>
+            <w:vAlign w:val="center"/>
+          </w:tcPr>
+          <w:p>
+            <w:pPr>
+              <w:spacing w:before="0" w:after="0" w:line="276" w:lineRule="auto"/>
+              <w:jc w:val="left"/>
+            </w:pPr>
+            <w:r>
+              <w:rPr>
+                <w:rFonts w:ascii="Calibri" w:hAnsi="Calibri" w:eastAsia="Microsoft YaHei"/>
+                <w:sz w:val="18"/>
+              </w:rPr>
+              <w:t>提升或降低观察目标。</w:t>
+            </w:r>
+          </w:p>
+        </w:tc>
+      </w:tr>
+      <w:tr>
+        <w:tc>
+          <w:tcPr>
+            <w:tcW w:type="dxa" w:w="3200"/>
+            <w:tcMar>
+              <w:top w:w="80" w:type="dxa"/>
+              <w:start w:w="120" w:type="dxa"/>
+              <w:bottom w:w="80" w:type="dxa"/>
+              <w:end w:w="120" w:type="dxa"/>
+            </w:tcMar>
+            <w:vAlign w:val="center"/>
+          </w:tcPr>
+          <w:p>
+            <w:pPr>
+              <w:spacing w:before="0" w:after="0" w:line="276" w:lineRule="auto"/>
+              <w:jc w:val="center"/>
+            </w:pPr>
+            <w:r>
+              <w:rPr>
+                <w:rFonts w:ascii="Calibri" w:hAnsi="Calibri" w:eastAsia="Microsoft YaHei"/>
+                <w:sz w:val="18"/>
+              </w:rPr>
+              <w:t>+/-</w:t>
+            </w:r>
+          </w:p>
+        </w:tc>
+        <w:tc>
+          <w:tcPr>
+            <w:tcW w:type="dxa" w:w="6160"/>
+            <w:tcMar>
+              <w:top w:w="80" w:type="dxa"/>
+              <w:start w:w="120" w:type="dxa"/>
+              <w:bottom w:w="80" w:type="dxa"/>
+              <w:end w:w="120" w:type="dxa"/>
+            </w:tcMar>
+            <w:vAlign w:val="center"/>
+          </w:tcPr>
+          <w:p>
+            <w:pPr>
+              <w:spacing w:before="0" w:after="0" w:line="276" w:lineRule="auto"/>
+              <w:jc w:val="left"/>
+            </w:pPr>
+            <w:r>
+              <w:rPr>
+                <w:rFonts w:ascii="Calibri" w:hAnsi="Calibri" w:eastAsia="Microsoft YaHei"/>
+                <w:sz w:val="18"/>
+              </w:rPr>
+              <w:t>增加或降低垂直夸张。</w:t>
+            </w:r>
+          </w:p>
+        </w:tc>
+      </w:tr>
+      <w:tr>
+        <w:tc>
+          <w:tcPr>
+            <w:tcW w:type="dxa" w:w="3200"/>
+            <w:tcMar>
+              <w:top w:w="80" w:type="dxa"/>
+              <w:start w:w="120" w:type="dxa"/>
+              <w:bottom w:w="80" w:type="dxa"/>
+              <w:end w:w="120" w:type="dxa"/>
+            </w:tcMar>
+            <w:vAlign w:val="center"/>
+          </w:tcPr>
+          <w:p>
+            <w:pPr>
+              <w:spacing w:before="0" w:after="0" w:line="276" w:lineRule="auto"/>
+              <w:jc w:val="center"/>
+            </w:pPr>
+            <w:r>
+              <w:rPr>
+                <w:rFonts w:ascii="Calibri" w:hAnsi="Calibri" w:eastAsia="Microsoft YaHei"/>
+                <w:sz w:val="18"/>
+              </w:rPr>
+              <w:t>Home / 全图</w:t>
+            </w:r>
+          </w:p>
+        </w:tc>
+        <w:tc>
+          <w:tcPr>
+            <w:tcW w:type="dxa" w:w="6160"/>
+            <w:tcMar>
+              <w:top w:w="80" w:type="dxa"/>
+              <w:start w:w="120" w:type="dxa"/>
+              <w:bottom w:w="80" w:type="dxa"/>
+              <w:end w:w="120" w:type="dxa"/>
+            </w:tcMar>
+            <w:vAlign w:val="center"/>
+          </w:tcPr>
+          <w:p>
+            <w:pPr>
+              <w:spacing w:before="0" w:after="0" w:line="276" w:lineRule="auto"/>
+              <w:jc w:val="left"/>
+            </w:pPr>
+            <w:r>
+              <w:rPr>
+                <w:rFonts w:ascii="Calibri" w:hAnsi="Calibri" w:eastAsia="Microsoft YaHei"/>
+                <w:sz w:val="18"/>
+              </w:rPr>
+              <w:t>恢复三维适屏相机。</w:t>
+            </w:r>
+          </w:p>
+        </w:tc>
+      </w:tr>
+    </w:tbl>
+    <w:p>
+      <w:pPr>
+        <w:spacing w:before="0" w:after="40"/>
+      </w:pPr>
+    </w:p>
+    <w:p>
+      <w:pPr>
+        <w:spacing w:before="100" w:after="160" w:line="288" w:lineRule="auto"/>
+        <w:ind w:left="230" w:right="230"/>
+        <w:shd w:fill="E8EEF5"/>
+      </w:pPr>
+      <w:r>
+        <w:rPr>
+          <w:rFonts w:ascii="Calibri" w:hAnsi="Calibri" w:eastAsia="Microsoft YaHei"/>
+          <w:b/>
+          <w:color w:val="1F4D78"/>
+        </w:rPr>
+        <w:t xml:space="preserve">大坐标稳定性  </w:t>
+      </w:r>
+      <w:r>
+        <w:rPr>
+          <w:rFonts w:ascii="Calibri" w:hAnsi="Calibri" w:eastAsia="Microsoft YaHei"/>
+        </w:rPr>
+        <w:t>三维模型先减去数据中心并按 XY 范围归一化，再使用双精度相机与投影计算，可直接查看局部坐标或大数值投影坐标。</w:t>
       </w:r>
     </w:p>
     <w:p>
@@ -3959,7 +4629,7 @@
         <w:rPr>
           <w:rFonts w:ascii="Calibri" w:hAnsi="Calibri" w:eastAsia="Microsoft YaHei"/>
         </w:rPr>
-        <w:t>DLL 对当前视口执行精确范围查询。为了避免 GDI 在全图绘制数十万条线段时阻塞，GUI 在当前视口结果超过约 45,000 个三角形时等间隔抽样绘制；状态栏的“当前窗口”仍显示完整查询数量。</w:t>
+        <w:t>DLL 对当前视口执行精确范围查询。为了避免 GDI 阻塞，二维线框超过约 45,000 个三角形时等间隔抽样；三维填充、描边和深度排序采用约 18,000 面固定预算。状态栏的“当前窗口”仍显示完整查询数量，显示抽样不会删减 DLL 网格数据。</w:t>
       </w:r>
     </w:p>
     <w:p>
@@ -4012,6 +4682,17 @@
           <w:rFonts w:ascii="Calibri" w:hAnsi="Calibri" w:eastAsia="Microsoft YaHei"/>
         </w:rPr>
         <w:t>避免频繁全图复位；局部范围能显示更多真实三角形细节。</w:t>
+      </w:r>
+    </w:p>
+    <w:p>
+      <w:pPr>
+        <w:pStyle w:val="ListBullet"/>
+      </w:pPr>
+      <w:r>
+        <w:rPr>
+          <w:rFonts w:ascii="Calibri" w:hAnsi="Calibri" w:eastAsia="Microsoft YaHei"/>
+        </w:rPr>
+        <w:t>三维全图展示优先使用默认抽样；需要生产级连续千万点渲染时应采用 GPU 分块 LOD。</w:t>
       </w:r>
     </w:p>
     <w:p>
@@ -4274,7 +4955,111 @@
                 <w:rFonts w:ascii="Calibri" w:hAnsi="Calibri" w:eastAsia="Microsoft YaHei"/>
                 <w:sz w:val="18"/>
               </w:rPr>
-              <w:t>检查当前是否处于框选、插入或删除模式。</w:t>
+              <w:t>检查当前是否处于框选、插入、删除或三维视图。</w:t>
+            </w:r>
+          </w:p>
+        </w:tc>
+      </w:tr>
+      <w:tr>
+        <w:tc>
+          <w:tcPr>
+            <w:tcW w:type="dxa" w:w="2800"/>
+            <w:tcMar>
+              <w:top w:w="80" w:type="dxa"/>
+              <w:start w:w="120" w:type="dxa"/>
+              <w:bottom w:w="80" w:type="dxa"/>
+              <w:end w:w="120" w:type="dxa"/>
+            </w:tcMar>
+            <w:vAlign w:val="center"/>
+          </w:tcPr>
+          <w:p>
+            <w:pPr>
+              <w:spacing w:before="0" w:after="0" w:line="276" w:lineRule="auto"/>
+              <w:jc w:val="left"/>
+            </w:pPr>
+            <w:r>
+              <w:rPr>
+                <w:rFonts w:ascii="Calibri" w:hAnsi="Calibri" w:eastAsia="Microsoft YaHei"/>
+                <w:sz w:val="18"/>
+              </w:rPr>
+              <w:t>三维地形太平</w:t>
+            </w:r>
+          </w:p>
+        </w:tc>
+        <w:tc>
+          <w:tcPr>
+            <w:tcW w:type="dxa" w:w="6560"/>
+            <w:tcMar>
+              <w:top w:w="80" w:type="dxa"/>
+              <w:start w:w="120" w:type="dxa"/>
+              <w:bottom w:w="80" w:type="dxa"/>
+              <w:end w:w="120" w:type="dxa"/>
+            </w:tcMar>
+            <w:vAlign w:val="center"/>
+          </w:tcPr>
+          <w:p>
+            <w:pPr>
+              <w:spacing w:before="0" w:after="0" w:line="276" w:lineRule="auto"/>
+              <w:jc w:val="left"/>
+            </w:pPr>
+            <w:r>
+              <w:rPr>
+                <w:rFonts w:ascii="Calibri" w:hAnsi="Calibri" w:eastAsia="Microsoft YaHei"/>
+                <w:sz w:val="18"/>
+              </w:rPr>
+              <w:t>单击“高程×n”或按 + 提高垂直夸张。</w:t>
+            </w:r>
+          </w:p>
+        </w:tc>
+      </w:tr>
+      <w:tr>
+        <w:tc>
+          <w:tcPr>
+            <w:tcW w:type="dxa" w:w="2800"/>
+            <w:tcMar>
+              <w:top w:w="80" w:type="dxa"/>
+              <w:start w:w="120" w:type="dxa"/>
+              <w:bottom w:w="80" w:type="dxa"/>
+              <w:end w:w="120" w:type="dxa"/>
+            </w:tcMar>
+            <w:vAlign w:val="center"/>
+          </w:tcPr>
+          <w:p>
+            <w:pPr>
+              <w:spacing w:before="0" w:after="0" w:line="276" w:lineRule="auto"/>
+              <w:jc w:val="left"/>
+            </w:pPr>
+            <w:r>
+              <w:rPr>
+                <w:rFonts w:ascii="Calibri" w:hAnsi="Calibri" w:eastAsia="Microsoft YaHei"/>
+                <w:sz w:val="18"/>
+              </w:rPr>
+              <w:t>三维视点迷失</w:t>
+            </w:r>
+          </w:p>
+        </w:tc>
+        <w:tc>
+          <w:tcPr>
+            <w:tcW w:type="dxa" w:w="6560"/>
+            <w:tcMar>
+              <w:top w:w="80" w:type="dxa"/>
+              <w:start w:w="120" w:type="dxa"/>
+              <w:bottom w:w="80" w:type="dxa"/>
+              <w:end w:w="120" w:type="dxa"/>
+            </w:tcMar>
+            <w:vAlign w:val="center"/>
+          </w:tcPr>
+          <w:p>
+            <w:pPr>
+              <w:spacing w:before="0" w:after="0" w:line="276" w:lineRule="auto"/>
+              <w:jc w:val="left"/>
+            </w:pPr>
+            <w:r>
+              <w:rPr>
+                <w:rFonts w:ascii="Calibri" w:hAnsi="Calibri" w:eastAsia="Microsoft YaHei"/>
+                <w:sz w:val="18"/>
+              </w:rPr>
+              <w:t>按 Home 或单击“全图”恢复适屏相机。</w:t>
             </w:r>
           </w:p>
         </w:tc>
@@ -4616,6 +5401,17 @@
         <w:rPr>
           <w:rFonts w:ascii="Calibri" w:hAnsi="Calibri" w:eastAsia="Microsoft YaHei"/>
         </w:rPr>
+        <w:t>切换 3D，验证环视、滚轮缩放、WASD 漫游和垂直夸张，再返回 2D。</w:t>
+      </w:r>
+    </w:p>
+    <w:p>
+      <w:pPr>
+        <w:pStyle w:val="ListBullet"/>
+      </w:pPr>
+      <w:r>
+        <w:rPr>
+          <w:rFonts w:ascii="Calibri" w:hAnsi="Calibri" w:eastAsia="Microsoft YaHei"/>
+        </w:rPr>
         <w:t>准备原始 XYZ 备份，清空和导入会改变当前内存网格。</w:t>
       </w:r>
     </w:p>
@@ -4637,7 +5433,7 @@
         <w:rPr>
           <w:rFonts w:ascii="Calibri" w:hAnsi="Calibri" w:eastAsia="Microsoft YaHei"/>
         </w:rPr>
-        <w:t>导入示例 XYZ → 框选放大 → 查询最近顶点 → 插入一点 → 删除一点 → 保存 DTMESH → 清空 → 重新打开。</w:t>
+        <w:t>导入示例 XYZ → 框选放大 → 查询与动态编辑 → 切换 3D 环视/漫游/垂直夸张 → 返回 2D → 保存 DTMESH → 清空 → 重新打开。</w:t>
       </w:r>
     </w:p>
     <w:p>
@@ -4653,7 +5449,7 @@
         <w:rPr>
           <w:rFonts w:ascii="Calibri" w:hAnsi="Calibri" w:eastAsia="Microsoft YaHei"/>
         </w:rPr>
-        <w:t>计划中的 Qt/VTK 三维演示程序将增加 TIN、GRID、等高线图层树、垂直夸张、分层设色、拾取测量、自由飞行和贴地漫游。该功能未包含在当前 dterrain_demo.exe 中，避免把路线图误写成已交付操作。</w:t>
+        <w:t>当前轻量三维查看器已交付 TIN 分层设色、环视、平移、缩放、键盘漫游和垂直夸张。后续生产级 GUI 将增加 GRID/等高线图层树、GPU 分块 LOD、拾取测量、光照纹理、贴地碰撞和后台流式加载。</w:t>
       </w:r>
     </w:p>
     <w:sectPr>
@@ -4683,7 +5479,7 @@
         <w:color w:val="66727D"/>
         <w:sz w:val="18"/>
       </w:rPr>
-      <w:t xml:space="preserve">版本 0.4.0  |  第 </w:t>
+      <w:t xml:space="preserve">版本 0.5.0  |  第 </w:t>
     </w:r>
     <w:r>
       <w:rPr>

--- a/docs/manuals/dterrain_GUI操作入门教程.docx
+++ b/docs/manuals/dterrain_GUI操作入门教程.docx
@@ -70,7 +70,7 @@
           <w:color w:val="1F4D78"/>
           <w:sz w:val="28"/>
         </w:rPr>
-        <w:t>从 XYZ 散点导入到动态编辑、二维浏览、三维漫游与网格保存</w:t>
+        <w:t>从 XYZ 散点导入到动态编辑、TIN/GRID/等高线转换、三维漫游与数据保存</w:t>
       </w:r>
     </w:p>
     <w:p>
@@ -85,7 +85,7 @@
           <w:color w:val="203748"/>
           <w:sz w:val="22"/>
         </w:rPr>
-        <w:t>版本 0.5.0  |  2026-07-16</w:t>
+        <w:t>版本 0.6.0  |  2026-07-16</w:t>
       </w:r>
     </w:p>
     <w:p>
@@ -237,7 +237,7 @@
                 <w:rFonts w:ascii="Calibri" w:hAnsi="Calibri" w:eastAsia="Microsoft YaHei"/>
                 <w:sz w:val="18"/>
               </w:rPr>
-              <w:t>0.5.0</w:t>
+              <w:t>0.6.0</w:t>
             </w:r>
           </w:p>
         </w:tc>
@@ -445,7 +445,7 @@
                 <w:rFonts w:ascii="Calibri" w:hAnsi="Calibri" w:eastAsia="Microsoft YaHei"/>
                 <w:sz w:val="18"/>
               </w:rPr>
-              <w:t>便携运行、五分钟上手、控件说明、XYZ 导入、2D/3D 浏览、查询编辑、网格保存打开和大数据使用建议。</w:t>
+              <w:t>便携运行、五分钟上手、控件与菜单、XYZ 导入、TIN/GRID/等高线图层、2D/3D 浏览、查询编辑和数据保存。</w:t>
             </w:r>
           </w:p>
         </w:tc>
@@ -505,6 +505,17 @@
         <w:rPr>
           <w:rFonts w:ascii="Calibri" w:hAnsi="Calibri" w:eastAsia="Microsoft YaHei"/>
         </w:rPr>
+        <w:t>TIN/GRID/等高线转换与交换：重点阅读第 4.3 节和第 8 章。</w:t>
+      </w:r>
+    </w:p>
+    <w:p>
+      <w:pPr>
+        <w:pStyle w:val="ListBullet"/>
+      </w:pPr>
+      <w:r>
+        <w:rPr>
+          <w:rFonts w:ascii="Calibri" w:hAnsi="Calibri" w:eastAsia="Microsoft YaHei"/>
+        </w:rPr>
         <w:t>演示动态编辑：重点阅读第 7 章。</w:t>
       </w:r>
     </w:p>
@@ -537,7 +548,7 @@
         <w:rPr>
           <w:rFonts w:ascii="Calibri" w:hAnsi="Calibri" w:eastAsia="Microsoft YaHei"/>
         </w:rPr>
-        <w:t>本手册对应 dterrain 0.5.0：已提供普通 Delaunay TIN、GRID、TIN/GRID 等高线、异步转换任务、CRS WKT、可选 GeoTIFF/COG/GeoPackage 交换，以及 Win32 2D/3D 地形查看与漫游。约束线、外边界、孔洞、约束 Delaunay、GRID/等高线 GUI 图层和生产级 GPU LOD 属于后续阶段。</w:t>
+        <w:t>本手册对应 dterrain 0.6.0：已提供普通 Delaunay TIN、GRID、TIN/GRID 等高线、异步转换任务、CRS WKT、可选 GeoTIFF/COG/GeoPackage 交换，以及 Win32 2D/3D 地形查看、TIN/GRID/等高线图层与文本交换。约束线、外边界、孔洞、约束 Delaunay 和生产级 GPU LOD 属于后续阶段。</w:t>
       </w:r>
     </w:p>
     <w:p>
@@ -568,13 +579,13 @@
           <w:b/>
           <w:color w:val="7A5A00"/>
         </w:rPr>
-        <w:t xml:space="preserve">0.5 功能边界  </w:t>
+        <w:t xml:space="preserve">0.6 功能边界  </w:t>
       </w:r>
       <w:r>
         <w:rPr>
           <w:rFonts w:ascii="Calibri" w:hAnsi="Calibri" w:eastAsia="Microsoft YaHei"/>
         </w:rPr>
-        <w:t>当前程序已提供二维 TIN 编辑和轻量透视三维 TIN 查看，支持环视、平移、缩放、键盘漫游、分层设色与垂直夸张；尚未把 GRID、等高线、GeoTIFF/GeoPackage 做成 GUI 图层，也不替代生产级 GPU/LOD 渲染器。</w:t>
+        <w:t>当前程序已提供二维 TIN 编辑、透视三维 TIN 查看，以及 TIN/GRID/等高线二维图层、自动转换和 DGRID/DCONTOUR 文本交换。GeoTIFF/GeoPackage 尚未接入 GUI 菜单，本程序也不替代生产级 GPU/LOD 渲染器。</w:t>
       </w:r>
     </w:p>
     <w:p>
@@ -919,6 +930,110 @@
           </w:p>
         </w:tc>
       </w:tr>
+      <w:tr>
+        <w:tc>
+          <w:tcPr>
+            <w:tcW w:type="dxa" w:w="3700"/>
+            <w:tcMar>
+              <w:top w:w="80" w:type="dxa"/>
+              <w:start w:w="120" w:type="dxa"/>
+              <w:bottom w:w="80" w:type="dxa"/>
+              <w:end w:w="120" w:type="dxa"/>
+            </w:tcMar>
+            <w:vAlign w:val="center"/>
+          </w:tcPr>
+          <w:p>
+            <w:pPr>
+              <w:spacing w:before="0" w:after="0" w:line="276" w:lineRule="auto"/>
+              <w:jc w:val="left"/>
+            </w:pPr>
+            <w:r>
+              <w:rPr>
+                <w:rFonts w:ascii="Calibri" w:hAnsi="Calibri" w:eastAsia="Microsoft YaHei"/>
+                <w:sz w:val="18"/>
+              </w:rPr>
+              <w:t>sample_data/sample_grid.dgrid</w:t>
+            </w:r>
+          </w:p>
+        </w:tc>
+        <w:tc>
+          <w:tcPr>
+            <w:tcW w:type="dxa" w:w="5660"/>
+            <w:tcMar>
+              <w:top w:w="80" w:type="dxa"/>
+              <w:start w:w="120" w:type="dxa"/>
+              <w:bottom w:w="80" w:type="dxa"/>
+              <w:end w:w="120" w:type="dxa"/>
+            </w:tcMar>
+            <w:vAlign w:val="center"/>
+          </w:tcPr>
+          <w:p>
+            <w:pPr>
+              <w:spacing w:before="0" w:after="0" w:line="276" w:lineRule="auto"/>
+              <w:jc w:val="left"/>
+            </w:pPr>
+            <w:r>
+              <w:rPr>
+                <w:rFonts w:ascii="Calibri" w:hAnsi="Calibri" w:eastAsia="Microsoft YaHei"/>
+                <w:sz w:val="18"/>
+              </w:rPr>
+              <w:t>随包提供的规则 GRID 文本样例。</w:t>
+            </w:r>
+          </w:p>
+        </w:tc>
+      </w:tr>
+      <w:tr>
+        <w:tc>
+          <w:tcPr>
+            <w:tcW w:type="dxa" w:w="3700"/>
+            <w:tcMar>
+              <w:top w:w="80" w:type="dxa"/>
+              <w:start w:w="120" w:type="dxa"/>
+              <w:bottom w:w="80" w:type="dxa"/>
+              <w:end w:w="120" w:type="dxa"/>
+            </w:tcMar>
+            <w:vAlign w:val="center"/>
+          </w:tcPr>
+          <w:p>
+            <w:pPr>
+              <w:spacing w:before="0" w:after="0" w:line="276" w:lineRule="auto"/>
+              <w:jc w:val="left"/>
+            </w:pPr>
+            <w:r>
+              <w:rPr>
+                <w:rFonts w:ascii="Calibri" w:hAnsi="Calibri" w:eastAsia="Microsoft YaHei"/>
+                <w:sz w:val="18"/>
+              </w:rPr>
+              <w:t>sample_data/sample_contours.dcontour</w:t>
+            </w:r>
+          </w:p>
+        </w:tc>
+        <w:tc>
+          <w:tcPr>
+            <w:tcW w:type="dxa" w:w="5660"/>
+            <w:tcMar>
+              <w:top w:w="80" w:type="dxa"/>
+              <w:start w:w="120" w:type="dxa"/>
+              <w:bottom w:w="80" w:type="dxa"/>
+              <w:end w:w="120" w:type="dxa"/>
+            </w:tcMar>
+            <w:vAlign w:val="center"/>
+          </w:tcPr>
+          <w:p>
+            <w:pPr>
+              <w:spacing w:before="0" w:after="0" w:line="276" w:lineRule="auto"/>
+              <w:jc w:val="left"/>
+            </w:pPr>
+            <w:r>
+              <w:rPr>
+                <w:rFonts w:ascii="Calibri" w:hAnsi="Calibri" w:eastAsia="Microsoft YaHei"/>
+                <w:sz w:val="18"/>
+              </w:rPr>
+              <w:t>随包提供的等高线文本样例。</w:t>
+            </w:r>
+          </w:p>
+        </w:tc>
+      </w:tr>
     </w:tbl>
     <w:p>
       <w:pPr>
@@ -988,7 +1103,7 @@
         <w:rPr>
           <w:rFonts w:ascii="Calibri" w:hAnsi="Calibri" w:eastAsia="Microsoft YaHei"/>
         </w:rPr>
-        <w:t>导入示例 XYZ，浏览局部地形，查询一个顶点，插入和删除点，最后保存文本三角网。</w:t>
+        <w:t>导入示例 XYZ，浏览和编辑 TIN，生成 GRID 与等高线，体验三维漫游，最后保存数据。</w:t>
       </w:r>
     </w:p>
     <w:p>
@@ -1065,7 +1180,7 @@
         <w:rPr>
           <w:rFonts w:ascii="Calibri" w:hAnsi="Calibri" w:eastAsia="Microsoft YaHei"/>
         </w:rPr>
-        <w:t>7.  单击“查询模式”，在网格内单击；观察白色最近顶点和洋红色覆盖三角形。</w:t>
+        <w:t>7.  打开“地形转换”菜单，依次执行“TIN → GRID”和“从 GRID 生成等高线”，观察三类图层叠加。</w:t>
       </w:r>
     </w:p>
     <w:p>
@@ -1076,7 +1191,7 @@
         <w:rPr>
           <w:rFonts w:ascii="Calibri" w:hAnsi="Calibri" w:eastAsia="Microsoft YaHei"/>
         </w:rPr>
-        <w:t>8.  单击“插入模式”，在网格中单击；观察红色旧面、黄色边界和绿色新增面/边。</w:t>
+        <w:t>8.  打开“图层”菜单，分别隐藏和显示 TIN、GRID、等高线，再用“全图”恢复联合范围。</w:t>
       </w:r>
     </w:p>
     <w:p>
@@ -1087,7 +1202,7 @@
         <w:rPr>
           <w:rFonts w:ascii="Calibri" w:hAnsi="Calibri" w:eastAsia="Microsoft YaHei"/>
         </w:rPr>
-        <w:t>9.  单击“删除模式”，在目标附近单击；程序删除 XY 最近顶点并显示局部变化。</w:t>
+        <w:t>9.  单击“查询模式”，在网格内单击；观察白色最近顶点和洋红色覆盖三角形。</w:t>
       </w:r>
     </w:p>
     <w:p>
@@ -1098,7 +1213,29 @@
         <w:rPr>
           <w:rFonts w:ascii="Calibri" w:hAnsi="Calibri" w:eastAsia="Microsoft YaHei"/>
         </w:rPr>
-        <w:t>10.  单击“保存网格”，保存为 terrain.dtmesh；然后单击“清空”和“打开网格”验证加载。</w:t>
+        <w:t>10.  单击“插入模式”，在网格中单击；观察红色旧面、黄色边界和绿色新增面/边。</w:t>
+      </w:r>
+    </w:p>
+    <w:p>
+      <w:pPr>
+        <w:ind w:left="403" w:hanging="288"/>
+      </w:pPr>
+      <w:r>
+        <w:rPr>
+          <w:rFonts w:ascii="Calibri" w:hAnsi="Calibri" w:eastAsia="Microsoft YaHei"/>
+        </w:rPr>
+        <w:t>11.  单击“删除模式”，在目标附近单击；程序删除 XY 最近顶点并显示局部变化。</w:t>
+      </w:r>
+    </w:p>
+    <w:p>
+      <w:pPr>
+        <w:ind w:left="403" w:hanging="288"/>
+      </w:pPr>
+      <w:r>
+        <w:rPr>
+          <w:rFonts w:ascii="Calibri" w:hAnsi="Calibri" w:eastAsia="Microsoft YaHei"/>
+        </w:rPr>
+        <w:t>12.  单击“保存网格”，保存为 terrain.dtmesh；然后单击“清空”和“打开网格”验证加载。</w:t>
       </w:r>
     </w:p>
     <w:p>
@@ -1119,7 +1256,12 @@
         <w:rPr>
           <w:rFonts w:ascii="Calibri" w:hAnsi="Calibri" w:eastAsia="Microsoft YaHei"/>
         </w:rPr>
-        <w:t>状态栏显示新的顶点/三角形数量，保存后的 .dtmesh 可以重新打开，查询和编辑仍可继续。</w:t>
+        <w:t>状态栏图层标记显示 TGC，画布同时显示 GRID 高程着色、TIN 网线和等高线；保存后的 .dtmesh、.dgrid 或 .dcontour 可以重新打开。</w:t>
+      </w:r>
+    </w:p>
+    <w:p>
+      <w:r>
+        <w:br w:type="page"/>
       </w:r>
     </w:p>
     <w:p>
@@ -1907,8 +2049,252 @@
         <w:rPr>
           <w:rFonts w:ascii="Calibri" w:hAnsi="Calibri" w:eastAsia="Microsoft YaHei"/>
         </w:rPr>
-        <w:t>主画布绘制当前视口范围内的三角形。底部状态栏从左到右显示：2D/3D 视图、当前模式、顶点数、有限三角形数、当前窗口查询结果数、查询耗时或垂直夸张，以及最近一次操作说明。</w:t>
+        <w:t>主画布绘制当前视口范围内的地形图层。底部状态栏从左到右显示：2D/3D 视图、当前模式、顶点数、有限三角形数、当前窗口查询结果数、查询耗时或垂直夸张、T/G/C 可见图层标记，以及最近一次操作说明。</w:t>
       </w:r>
+    </w:p>
+    <w:p>
+      <w:pPr>
+        <w:pStyle w:val="Heading2"/>
+      </w:pPr>
+      <w:r>
+        <w:t>3.3 菜单栏</w:t>
+      </w:r>
+    </w:p>
+    <w:tbl>
+      <w:tblPr>
+        <w:tblStyle w:val="TableGrid"/>
+        <w:tblW w:type="dxa" w:w="9360"/>
+        <w:jc w:val="left"/>
+        <w:tblLayout w:type="fixed"/>
+        <w:tblLook w:firstColumn="1" w:firstRow="1" w:lastColumn="0" w:lastRow="0" w:noHBand="0" w:noVBand="1" w:val="04A0"/>
+        <w:tblInd w:w="120" w:type="dxa"/>
+      </w:tblPr>
+      <w:tblGrid>
+        <w:gridCol w:w="2600"/>
+        <w:gridCol w:w="6760"/>
+      </w:tblGrid>
+      <w:tr>
+        <w:trPr>
+          <w:tblHeader w:val="true"/>
+        </w:trPr>
+        <w:tc>
+          <w:tcPr>
+            <w:tcW w:type="dxa" w:w="2600"/>
+            <w:shd w:fill="E8EEF5"/>
+            <w:tcMar>
+              <w:top w:w="80" w:type="dxa"/>
+              <w:start w:w="120" w:type="dxa"/>
+              <w:bottom w:w="80" w:type="dxa"/>
+              <w:end w:w="120" w:type="dxa"/>
+            </w:tcMar>
+            <w:vAlign w:val="center"/>
+          </w:tcPr>
+          <w:p>
+            <w:pPr>
+              <w:spacing w:before="0" w:after="0"/>
+              <w:jc w:val="center"/>
+            </w:pPr>
+            <w:r>
+              <w:rPr>
+                <w:rFonts w:ascii="Calibri" w:hAnsi="Calibri" w:eastAsia="Microsoft YaHei"/>
+                <w:b/>
+                <w:color w:val="203748"/>
+                <w:sz w:val="19"/>
+              </w:rPr>
+              <w:t>菜单</w:t>
+            </w:r>
+          </w:p>
+        </w:tc>
+        <w:tc>
+          <w:tcPr>
+            <w:tcW w:type="dxa" w:w="6760"/>
+            <w:shd w:fill="E8EEF5"/>
+            <w:tcMar>
+              <w:top w:w="80" w:type="dxa"/>
+              <w:start w:w="120" w:type="dxa"/>
+              <w:bottom w:w="80" w:type="dxa"/>
+              <w:end w:w="120" w:type="dxa"/>
+            </w:tcMar>
+            <w:vAlign w:val="center"/>
+          </w:tcPr>
+          <w:p>
+            <w:pPr>
+              <w:spacing w:before="0" w:after="0"/>
+              <w:jc w:val="center"/>
+            </w:pPr>
+            <w:r>
+              <w:rPr>
+                <w:rFonts w:ascii="Calibri" w:hAnsi="Calibri" w:eastAsia="Microsoft YaHei"/>
+                <w:b/>
+                <w:color w:val="203748"/>
+                <w:sz w:val="19"/>
+              </w:rPr>
+              <w:t>主要命令</w:t>
+            </w:r>
+          </w:p>
+        </w:tc>
+      </w:tr>
+      <w:tr>
+        <w:tc>
+          <w:tcPr>
+            <w:tcW w:type="dxa" w:w="2600"/>
+            <w:tcMar>
+              <w:top w:w="80" w:type="dxa"/>
+              <w:start w:w="120" w:type="dxa"/>
+              <w:bottom w:w="80" w:type="dxa"/>
+              <w:end w:w="120" w:type="dxa"/>
+            </w:tcMar>
+            <w:vAlign w:val="center"/>
+          </w:tcPr>
+          <w:p>
+            <w:pPr>
+              <w:spacing w:before="0" w:after="0" w:line="276" w:lineRule="auto"/>
+              <w:jc w:val="center"/>
+            </w:pPr>
+            <w:r>
+              <w:rPr>
+                <w:rFonts w:ascii="Calibri" w:hAnsi="Calibri" w:eastAsia="Microsoft YaHei"/>
+                <w:sz w:val="18"/>
+              </w:rPr>
+              <w:t>地形转换</w:t>
+            </w:r>
+          </w:p>
+        </w:tc>
+        <w:tc>
+          <w:tcPr>
+            <w:tcW w:type="dxa" w:w="6760"/>
+            <w:tcMar>
+              <w:top w:w="80" w:type="dxa"/>
+              <w:start w:w="120" w:type="dxa"/>
+              <w:bottom w:w="80" w:type="dxa"/>
+              <w:end w:w="120" w:type="dxa"/>
+            </w:tcMar>
+            <w:vAlign w:val="center"/>
+          </w:tcPr>
+          <w:p>
+            <w:pPr>
+              <w:spacing w:before="0" w:after="0" w:line="276" w:lineRule="auto"/>
+              <w:jc w:val="left"/>
+            </w:pPr>
+            <w:r>
+              <w:rPr>
+                <w:rFonts w:ascii="Calibri" w:hAnsi="Calibri" w:eastAsia="Microsoft YaHei"/>
+                <w:sz w:val="18"/>
+              </w:rPr>
+              <w:t>TIN→GRID、GRID→TIN、从 TIN/GRID 自动生成等高线。</w:t>
+            </w:r>
+          </w:p>
+        </w:tc>
+      </w:tr>
+      <w:tr>
+        <w:tc>
+          <w:tcPr>
+            <w:tcW w:type="dxa" w:w="2600"/>
+            <w:tcMar>
+              <w:top w:w="80" w:type="dxa"/>
+              <w:start w:w="120" w:type="dxa"/>
+              <w:bottom w:w="80" w:type="dxa"/>
+              <w:end w:w="120" w:type="dxa"/>
+            </w:tcMar>
+            <w:vAlign w:val="center"/>
+          </w:tcPr>
+          <w:p>
+            <w:pPr>
+              <w:spacing w:before="0" w:after="0" w:line="276" w:lineRule="auto"/>
+              <w:jc w:val="center"/>
+            </w:pPr>
+            <w:r>
+              <w:rPr>
+                <w:rFonts w:ascii="Calibri" w:hAnsi="Calibri" w:eastAsia="Microsoft YaHei"/>
+                <w:sz w:val="18"/>
+              </w:rPr>
+              <w:t>数据交换</w:t>
+            </w:r>
+          </w:p>
+        </w:tc>
+        <w:tc>
+          <w:tcPr>
+            <w:tcW w:type="dxa" w:w="6760"/>
+            <w:tcMar>
+              <w:top w:w="80" w:type="dxa"/>
+              <w:start w:w="120" w:type="dxa"/>
+              <w:bottom w:w="80" w:type="dxa"/>
+              <w:end w:w="120" w:type="dxa"/>
+            </w:tcMar>
+            <w:vAlign w:val="center"/>
+          </w:tcPr>
+          <w:p>
+            <w:pPr>
+              <w:spacing w:before="0" w:after="0" w:line="276" w:lineRule="auto"/>
+              <w:jc w:val="left"/>
+            </w:pPr>
+            <w:r>
+              <w:rPr>
+                <w:rFonts w:ascii="Calibri" w:hAnsi="Calibri" w:eastAsia="Microsoft YaHei"/>
+                <w:sz w:val="18"/>
+              </w:rPr>
+              <w:t>导入或导出 DGRID、DCONTOUR 文本。</w:t>
+            </w:r>
+          </w:p>
+        </w:tc>
+      </w:tr>
+      <w:tr>
+        <w:tc>
+          <w:tcPr>
+            <w:tcW w:type="dxa" w:w="2600"/>
+            <w:tcMar>
+              <w:top w:w="80" w:type="dxa"/>
+              <w:start w:w="120" w:type="dxa"/>
+              <w:bottom w:w="80" w:type="dxa"/>
+              <w:end w:w="120" w:type="dxa"/>
+            </w:tcMar>
+            <w:vAlign w:val="center"/>
+          </w:tcPr>
+          <w:p>
+            <w:pPr>
+              <w:spacing w:before="0" w:after="0" w:line="276" w:lineRule="auto"/>
+              <w:jc w:val="center"/>
+            </w:pPr>
+            <w:r>
+              <w:rPr>
+                <w:rFonts w:ascii="Calibri" w:hAnsi="Calibri" w:eastAsia="Microsoft YaHei"/>
+                <w:sz w:val="18"/>
+              </w:rPr>
+              <w:t>图层</w:t>
+            </w:r>
+          </w:p>
+        </w:tc>
+        <w:tc>
+          <w:tcPr>
+            <w:tcW w:type="dxa" w:w="6760"/>
+            <w:tcMar>
+              <w:top w:w="80" w:type="dxa"/>
+              <w:start w:w="120" w:type="dxa"/>
+              <w:bottom w:w="80" w:type="dxa"/>
+              <w:end w:w="120" w:type="dxa"/>
+            </w:tcMar>
+            <w:vAlign w:val="center"/>
+          </w:tcPr>
+          <w:p>
+            <w:pPr>
+              <w:spacing w:before="0" w:after="0" w:line="276" w:lineRule="auto"/>
+              <w:jc w:val="left"/>
+            </w:pPr>
+            <w:r>
+              <w:rPr>
+                <w:rFonts w:ascii="Calibri" w:hAnsi="Calibri" w:eastAsia="Microsoft YaHei"/>
+                <w:sz w:val="18"/>
+              </w:rPr>
+              <w:t>分别显示或隐藏 TIN、GRID 高程着色和等高线。</w:t>
+            </w:r>
+          </w:p>
+        </w:tc>
+      </w:tr>
+    </w:tbl>
+    <w:p>
+      <w:pPr>
+        <w:spacing w:before="0" w:after="40"/>
+      </w:pPr>
     </w:p>
     <w:p>
       <w:pPr>
@@ -2476,6 +2862,11 @@
       </w:r>
     </w:p>
     <w:p>
+      <w:r>
+        <w:br w:type="page"/>
+      </w:r>
+    </w:p>
+    <w:p>
       <w:pPr>
         <w:pStyle w:val="Heading2"/>
       </w:pPr>
@@ -3006,6 +3397,383 @@
           <w:rFonts w:ascii="Calibri" w:hAnsi="Calibri" w:eastAsia="Microsoft YaHei"/>
         </w:rPr>
         <w:t>三维模型先减去数据中心并按 XY 范围归一化，再使用双精度相机与投影计算，可直接查看局部坐标或大数值投影坐标。</w:t>
+      </w:r>
+    </w:p>
+    <w:p>
+      <w:pPr>
+        <w:pStyle w:val="Heading2"/>
+      </w:pPr>
+      <w:r>
+        <w:t>4.3 TIN、GRID 与等高线图层</w:t>
+      </w:r>
+    </w:p>
+    <w:p>
+      <w:r>
+        <w:rPr>
+          <w:rFonts w:ascii="Calibri" w:hAnsi="Calibri" w:eastAsia="Microsoft YaHei"/>
+        </w:rPr>
+        <w:t>TIN→GRID 自动按 TIN 范围建立最长边 401 节点、保持 XY 比例的规则网；TIN/GRID→等高线会按高程范围选择 1、2、5×10ⁿ 系列的易读等高距，目标约 12 个级别。GRID→TIN 显式允许跳过 NoData 并跨空白区域构网，因此真正的孔洞和硬边界仍需后续 CDT。</w:t>
+      </w:r>
+    </w:p>
+    <w:tbl>
+      <w:tblPr>
+        <w:tblStyle w:val="TableGrid"/>
+        <w:tblW w:type="dxa" w:w="9360"/>
+        <w:jc w:val="left"/>
+        <w:tblLayout w:type="fixed"/>
+        <w:tblLook w:firstColumn="1" w:firstRow="1" w:lastColumn="0" w:lastRow="0" w:noHBand="0" w:noVBand="1" w:val="04A0"/>
+        <w:tblInd w:w="120" w:type="dxa"/>
+      </w:tblPr>
+      <w:tblGrid>
+        <w:gridCol w:w="1600"/>
+        <w:gridCol w:w="3000"/>
+        <w:gridCol w:w="4760"/>
+      </w:tblGrid>
+      <w:tr>
+        <w:trPr>
+          <w:tblHeader w:val="true"/>
+        </w:trPr>
+        <w:tc>
+          <w:tcPr>
+            <w:tcW w:type="dxa" w:w="1600"/>
+            <w:shd w:fill="E8EEF5"/>
+            <w:tcMar>
+              <w:top w:w="80" w:type="dxa"/>
+              <w:start w:w="120" w:type="dxa"/>
+              <w:bottom w:w="80" w:type="dxa"/>
+              <w:end w:w="120" w:type="dxa"/>
+            </w:tcMar>
+            <w:vAlign w:val="center"/>
+          </w:tcPr>
+          <w:p>
+            <w:pPr>
+              <w:spacing w:before="0" w:after="0"/>
+              <w:jc w:val="center"/>
+            </w:pPr>
+            <w:r>
+              <w:rPr>
+                <w:rFonts w:ascii="Calibri" w:hAnsi="Calibri" w:eastAsia="Microsoft YaHei"/>
+                <w:b/>
+                <w:color w:val="203748"/>
+                <w:sz w:val="19"/>
+              </w:rPr>
+              <w:t>图层</w:t>
+            </w:r>
+          </w:p>
+        </w:tc>
+        <w:tc>
+          <w:tcPr>
+            <w:tcW w:type="dxa" w:w="3000"/>
+            <w:shd w:fill="E8EEF5"/>
+            <w:tcMar>
+              <w:top w:w="80" w:type="dxa"/>
+              <w:start w:w="120" w:type="dxa"/>
+              <w:bottom w:w="80" w:type="dxa"/>
+              <w:end w:w="120" w:type="dxa"/>
+            </w:tcMar>
+            <w:vAlign w:val="center"/>
+          </w:tcPr>
+          <w:p>
+            <w:pPr>
+              <w:spacing w:before="0" w:after="0"/>
+              <w:jc w:val="center"/>
+            </w:pPr>
+            <w:r>
+              <w:rPr>
+                <w:rFonts w:ascii="Calibri" w:hAnsi="Calibri" w:eastAsia="Microsoft YaHei"/>
+                <w:b/>
+                <w:color w:val="203748"/>
+                <w:sz w:val="19"/>
+              </w:rPr>
+              <w:t>二维显示</w:t>
+            </w:r>
+          </w:p>
+        </w:tc>
+        <w:tc>
+          <w:tcPr>
+            <w:tcW w:type="dxa" w:w="4760"/>
+            <w:shd w:fill="E8EEF5"/>
+            <w:tcMar>
+              <w:top w:w="80" w:type="dxa"/>
+              <w:start w:w="120" w:type="dxa"/>
+              <w:bottom w:w="80" w:type="dxa"/>
+              <w:end w:w="120" w:type="dxa"/>
+            </w:tcMar>
+            <w:vAlign w:val="center"/>
+          </w:tcPr>
+          <w:p>
+            <w:pPr>
+              <w:spacing w:before="0" w:after="0"/>
+              <w:jc w:val="center"/>
+            </w:pPr>
+            <w:r>
+              <w:rPr>
+                <w:rFonts w:ascii="Calibri" w:hAnsi="Calibri" w:eastAsia="Microsoft YaHei"/>
+                <w:b/>
+                <w:color w:val="203748"/>
+                <w:sz w:val="19"/>
+              </w:rPr>
+              <w:t>数据变化规则</w:t>
+            </w:r>
+          </w:p>
+        </w:tc>
+      </w:tr>
+      <w:tr>
+        <w:tc>
+          <w:tcPr>
+            <w:tcW w:type="dxa" w:w="1600"/>
+            <w:tcMar>
+              <w:top w:w="80" w:type="dxa"/>
+              <w:start w:w="120" w:type="dxa"/>
+              <w:bottom w:w="80" w:type="dxa"/>
+              <w:end w:w="120" w:type="dxa"/>
+            </w:tcMar>
+            <w:vAlign w:val="center"/>
+          </w:tcPr>
+          <w:p>
+            <w:pPr>
+              <w:spacing w:before="0" w:after="0" w:line="276" w:lineRule="auto"/>
+              <w:jc w:val="center"/>
+            </w:pPr>
+            <w:r>
+              <w:rPr>
+                <w:rFonts w:ascii="Calibri" w:hAnsi="Calibri" w:eastAsia="Microsoft YaHei"/>
+                <w:sz w:val="18"/>
+              </w:rPr>
+              <w:t>TIN</w:t>
+            </w:r>
+          </w:p>
+        </w:tc>
+        <w:tc>
+          <w:tcPr>
+            <w:tcW w:type="dxa" w:w="3000"/>
+            <w:tcMar>
+              <w:top w:w="80" w:type="dxa"/>
+              <w:start w:w="120" w:type="dxa"/>
+              <w:bottom w:w="80" w:type="dxa"/>
+              <w:end w:w="120" w:type="dxa"/>
+            </w:tcMar>
+            <w:vAlign w:val="center"/>
+          </w:tcPr>
+          <w:p>
+            <w:pPr>
+              <w:spacing w:before="0" w:after="0" w:line="276" w:lineRule="auto"/>
+              <w:jc w:val="left"/>
+            </w:pPr>
+            <w:r>
+              <w:rPr>
+                <w:rFonts w:ascii="Calibri" w:hAnsi="Calibri" w:eastAsia="Microsoft YaHei"/>
+                <w:sz w:val="18"/>
+              </w:rPr>
+              <w:t>高程分级网线和编辑效果</w:t>
+            </w:r>
+          </w:p>
+        </w:tc>
+        <w:tc>
+          <w:tcPr>
+            <w:tcW w:type="dxa" w:w="4760"/>
+            <w:tcMar>
+              <w:top w:w="80" w:type="dxa"/>
+              <w:start w:w="120" w:type="dxa"/>
+              <w:bottom w:w="80" w:type="dxa"/>
+              <w:end w:w="120" w:type="dxa"/>
+            </w:tcMar>
+            <w:vAlign w:val="center"/>
+          </w:tcPr>
+          <w:p>
+            <w:pPr>
+              <w:spacing w:before="0" w:after="0" w:line="276" w:lineRule="auto"/>
+              <w:jc w:val="left"/>
+            </w:pPr>
+            <w:r>
+              <w:rPr>
+                <w:rFonts w:ascii="Calibri" w:hAnsi="Calibri" w:eastAsia="Microsoft YaHei"/>
+                <w:sz w:val="18"/>
+              </w:rPr>
+              <w:t>重新建网或动态编辑会使派生 GRID/等高线失效。</w:t>
+            </w:r>
+          </w:p>
+        </w:tc>
+      </w:tr>
+      <w:tr>
+        <w:tc>
+          <w:tcPr>
+            <w:tcW w:type="dxa" w:w="1600"/>
+            <w:tcMar>
+              <w:top w:w="80" w:type="dxa"/>
+              <w:start w:w="120" w:type="dxa"/>
+              <w:bottom w:w="80" w:type="dxa"/>
+              <w:end w:w="120" w:type="dxa"/>
+            </w:tcMar>
+            <w:vAlign w:val="center"/>
+          </w:tcPr>
+          <w:p>
+            <w:pPr>
+              <w:spacing w:before="0" w:after="0" w:line="276" w:lineRule="auto"/>
+              <w:jc w:val="center"/>
+            </w:pPr>
+            <w:r>
+              <w:rPr>
+                <w:rFonts w:ascii="Calibri" w:hAnsi="Calibri" w:eastAsia="Microsoft YaHei"/>
+                <w:sz w:val="18"/>
+              </w:rPr>
+              <w:t>GRID</w:t>
+            </w:r>
+          </w:p>
+        </w:tc>
+        <w:tc>
+          <w:tcPr>
+            <w:tcW w:type="dxa" w:w="3000"/>
+            <w:tcMar>
+              <w:top w:w="80" w:type="dxa"/>
+              <w:start w:w="120" w:type="dxa"/>
+              <w:bottom w:w="80" w:type="dxa"/>
+              <w:end w:w="120" w:type="dxa"/>
+            </w:tcMar>
+            <w:vAlign w:val="center"/>
+          </w:tcPr>
+          <w:p>
+            <w:pPr>
+              <w:spacing w:before="0" w:after="0" w:line="276" w:lineRule="auto"/>
+              <w:jc w:val="left"/>
+            </w:pPr>
+            <w:r>
+              <w:rPr>
+                <w:rFonts w:ascii="Calibri" w:hAnsi="Calibri" w:eastAsia="Microsoft YaHei"/>
+                <w:sz w:val="18"/>
+              </w:rPr>
+              <w:t>连续高程着色和青色边框</w:t>
+            </w:r>
+          </w:p>
+        </w:tc>
+        <w:tc>
+          <w:tcPr>
+            <w:tcW w:type="dxa" w:w="4760"/>
+            <w:tcMar>
+              <w:top w:w="80" w:type="dxa"/>
+              <w:start w:w="120" w:type="dxa"/>
+              <w:bottom w:w="80" w:type="dxa"/>
+              <w:end w:w="120" w:type="dxa"/>
+            </w:tcMar>
+            <w:vAlign w:val="center"/>
+          </w:tcPr>
+          <w:p>
+            <w:pPr>
+              <w:spacing w:before="0" w:after="0" w:line="276" w:lineRule="auto"/>
+              <w:jc w:val="left"/>
+            </w:pPr>
+            <w:r>
+              <w:rPr>
+                <w:rFonts w:ascii="Calibri" w:hAnsi="Calibri" w:eastAsia="Microsoft YaHei"/>
+                <w:sz w:val="18"/>
+              </w:rPr>
+              <w:t>GRID→TIN 保留源 GRID。</w:t>
+            </w:r>
+          </w:p>
+        </w:tc>
+      </w:tr>
+      <w:tr>
+        <w:tc>
+          <w:tcPr>
+            <w:tcW w:type="dxa" w:w="1600"/>
+            <w:tcMar>
+              <w:top w:w="80" w:type="dxa"/>
+              <w:start w:w="120" w:type="dxa"/>
+              <w:bottom w:w="80" w:type="dxa"/>
+              <w:end w:w="120" w:type="dxa"/>
+            </w:tcMar>
+            <w:vAlign w:val="center"/>
+          </w:tcPr>
+          <w:p>
+            <w:pPr>
+              <w:spacing w:before="0" w:after="0" w:line="276" w:lineRule="auto"/>
+              <w:jc w:val="center"/>
+            </w:pPr>
+            <w:r>
+              <w:rPr>
+                <w:rFonts w:ascii="Calibri" w:hAnsi="Calibri" w:eastAsia="Microsoft YaHei"/>
+                <w:sz w:val="18"/>
+              </w:rPr>
+              <w:t>等高线</w:t>
+            </w:r>
+          </w:p>
+        </w:tc>
+        <w:tc>
+          <w:tcPr>
+            <w:tcW w:type="dxa" w:w="3000"/>
+            <w:tcMar>
+              <w:top w:w="80" w:type="dxa"/>
+              <w:start w:w="120" w:type="dxa"/>
+              <w:bottom w:w="80" w:type="dxa"/>
+              <w:end w:w="120" w:type="dxa"/>
+            </w:tcMar>
+            <w:vAlign w:val="center"/>
+          </w:tcPr>
+          <w:p>
+            <w:pPr>
+              <w:spacing w:before="0" w:after="0" w:line="276" w:lineRule="auto"/>
+              <w:jc w:val="left"/>
+            </w:pPr>
+            <w:r>
+              <w:rPr>
+                <w:rFonts w:ascii="Calibri" w:hAnsi="Calibri" w:eastAsia="Microsoft YaHei"/>
+                <w:sz w:val="18"/>
+              </w:rPr>
+              <w:t>黄色普通线与浅色加粗抽样线</w:t>
+            </w:r>
+          </w:p>
+        </w:tc>
+        <w:tc>
+          <w:tcPr>
+            <w:tcW w:type="dxa" w:w="4760"/>
+            <w:tcMar>
+              <w:top w:w="80" w:type="dxa"/>
+              <w:start w:w="120" w:type="dxa"/>
+              <w:bottom w:w="80" w:type="dxa"/>
+              <w:end w:w="120" w:type="dxa"/>
+            </w:tcMar>
+            <w:vAlign w:val="center"/>
+          </w:tcPr>
+          <w:p>
+            <w:pPr>
+              <w:spacing w:before="0" w:after="0" w:line="276" w:lineRule="auto"/>
+              <w:jc w:val="left"/>
+            </w:pPr>
+            <w:r>
+              <w:rPr>
+                <w:rFonts w:ascii="Calibri" w:hAnsi="Calibri" w:eastAsia="Microsoft YaHei"/>
+                <w:sz w:val="18"/>
+              </w:rPr>
+              <w:t>源 TIN/GRID 改变后应重新生成。</w:t>
+            </w:r>
+          </w:p>
+        </w:tc>
+      </w:tr>
+    </w:tbl>
+    <w:p>
+      <w:pPr>
+        <w:spacing w:before="0" w:after="40"/>
+      </w:pPr>
+    </w:p>
+    <w:p>
+      <w:pPr>
+        <w:spacing w:before="100" w:after="160" w:line="288" w:lineRule="auto"/>
+        <w:ind w:left="230" w:right="230"/>
+        <w:shd w:fill="E8EEF5"/>
+      </w:pPr>
+      <w:r>
+        <w:rPr>
+          <w:rFonts w:ascii="Calibri" w:hAnsi="Calibri" w:eastAsia="Microsoft YaHei"/>
+          <w:b/>
+          <w:color w:val="1F4D78"/>
+        </w:rPr>
+        <w:t xml:space="preserve">全图与显隐  </w:t>
+      </w:r>
+      <w:r>
+        <w:rPr>
+          <w:rFonts w:ascii="Calibri" w:hAnsi="Calibri" w:eastAsia="Microsoft YaHei"/>
+        </w:rPr>
+        <w:t>“全图”按所有可见二维图层的联合范围适屏。状态栏中的 T/G/C 分别表示当前可见且存在的 TIN、GRID、等高线。</w:t>
       </w:r>
     </w:p>
     <w:p>
@@ -4255,7 +5023,7 @@
         <w:pStyle w:val="Heading1"/>
       </w:pPr>
       <w:r>
-        <w:t>8 保存与打开三角网</w:t>
+        <w:t>8 保存与打开地形数据</w:t>
       </w:r>
     </w:p>
     <w:p>
@@ -4558,7 +5326,44 @@
         <w:pStyle w:val="Heading2"/>
       </w:pPr>
       <w:r>
-        <w:t>8.3 往返验证</w:t>
+        <w:t>8.3 DGRID 与 DCONTOUR 文本</w:t>
+      </w:r>
+    </w:p>
+    <w:p>
+      <w:r>
+        <w:rPr>
+          <w:rFonts w:ascii="Calibri" w:hAnsi="Calibri" w:eastAsia="Microsoft YaHei"/>
+        </w:rPr>
+        <w:t>通过“数据交换”菜单可独立导入或导出 DGRID 规则高程节点文本和 DCONTOUR 等高线文本。导入这些图层不会删除现有 TIN，因此适合叠加检查。GRID 支持完整六参数仿射变换；旋转或错切数据会按实际三个角点映射显示。安装目录的 sample_data/sample_grid.dgrid 和 sample_contours.dcontour 可直接用于验证。</w:t>
+      </w:r>
+    </w:p>
+    <w:p>
+      <w:pPr>
+        <w:spacing w:before="100" w:after="160" w:line="288" w:lineRule="auto"/>
+        <w:ind w:left="230" w:right="230"/>
+        <w:shd w:fill="FFF7E0"/>
+      </w:pPr>
+      <w:r>
+        <w:rPr>
+          <w:rFonts w:ascii="Calibri" w:hAnsi="Calibri" w:eastAsia="Microsoft YaHei"/>
+          <w:b/>
+          <w:color w:val="7A5A00"/>
+        </w:rPr>
+        <w:t xml:space="preserve">格式边界  </w:t>
+      </w:r>
+      <w:r>
+        <w:rPr>
+          <w:rFonts w:ascii="Calibri" w:hAnsi="Calibri" w:eastAsia="Microsoft YaHei"/>
+        </w:rPr>
+        <w:t>GUI 当前只接入 DGRID/DCONTOUR 文本；DLL 已提供的 GeoTIFF/COG/GeoPackage 接口将在后续菜单中开放。</w:t>
+      </w:r>
+    </w:p>
+    <w:p>
+      <w:pPr>
+        <w:pStyle w:val="Heading2"/>
+      </w:pPr>
+      <w:r>
+        <w:t>8.4 往返验证</w:t>
       </w:r>
     </w:p>
     <w:p>
@@ -4629,7 +5434,7 @@
         <w:rPr>
           <w:rFonts w:ascii="Calibri" w:hAnsi="Calibri" w:eastAsia="Microsoft YaHei"/>
         </w:rPr>
-        <w:t>DLL 对当前视口执行精确范围查询。为了避免 GDI 阻塞，二维线框超过约 45,000 个三角形时等间隔抽样；三维填充、描边和深度排序采用约 18,000 面固定预算。状态栏的“当前窗口”仍显示完整查询数量，显示抽样不会删减 DLL 网格数据。</w:t>
+        <w:t>DLL 对当前视口执行精确范围查询。为了避免 GDI 阻塞，二维 TIN 线框预算约 45,000 面，三维填充与深度排序预算约 18,000 面，GRID 预览缓存最多 400 万值并缩放到不超过 512×512，等高线绘制预算约 20 万顶点。显示抽样不会删减 DLL 数据或文件导出内容。</w:t>
       </w:r>
     </w:p>
     <w:p>
@@ -4693,6 +5498,17 @@
           <w:rFonts w:ascii="Calibri" w:hAnsi="Calibri" w:eastAsia="Microsoft YaHei"/>
         </w:rPr>
         <w:t>三维全图展示优先使用默认抽样；需要生产级连续千万点渲染时应采用 GPU 分块 LOD。</w:t>
+      </w:r>
+    </w:p>
+    <w:p>
+      <w:pPr>
+        <w:pStyle w:val="ListBullet"/>
+      </w:pPr>
+      <w:r>
+        <w:rPr>
+          <w:rFonts w:ascii="Calibri" w:hAnsi="Calibri" w:eastAsia="Microsoft YaHei"/>
+        </w:rPr>
+        <w:t>超过 400 万节点的 GRID 可以保留和导出，但 GUI 不生成着色缓存或等高线。</w:t>
       </w:r>
     </w:p>
     <w:p>
@@ -5086,6 +5902,162 @@
                 <w:rFonts w:ascii="Calibri" w:hAnsi="Calibri" w:eastAsia="Microsoft YaHei"/>
                 <w:sz w:val="18"/>
               </w:rPr>
+              <w:t>图层菜单有勾但画面没有</w:t>
+            </w:r>
+          </w:p>
+        </w:tc>
+        <w:tc>
+          <w:tcPr>
+            <w:tcW w:type="dxa" w:w="6560"/>
+            <w:tcMar>
+              <w:top w:w="80" w:type="dxa"/>
+              <w:start w:w="120" w:type="dxa"/>
+              <w:bottom w:w="80" w:type="dxa"/>
+              <w:end w:w="120" w:type="dxa"/>
+            </w:tcMar>
+            <w:vAlign w:val="center"/>
+          </w:tcPr>
+          <w:p>
+            <w:pPr>
+              <w:spacing w:before="0" w:after="0" w:line="276" w:lineRule="auto"/>
+              <w:jc w:val="left"/>
+            </w:pPr>
+            <w:r>
+              <w:rPr>
+                <w:rFonts w:ascii="Calibri" w:hAnsi="Calibri" w:eastAsia="Microsoft YaHei"/>
+                <w:sz w:val="18"/>
+              </w:rPr>
+              <w:t>勾表示显示开关；还需先生成或导入对应 GRID/等高线数据。</w:t>
+            </w:r>
+          </w:p>
+        </w:tc>
+      </w:tr>
+      <w:tr>
+        <w:tc>
+          <w:tcPr>
+            <w:tcW w:type="dxa" w:w="2800"/>
+            <w:tcMar>
+              <w:top w:w="80" w:type="dxa"/>
+              <w:start w:w="120" w:type="dxa"/>
+              <w:bottom w:w="80" w:type="dxa"/>
+              <w:end w:w="120" w:type="dxa"/>
+            </w:tcMar>
+            <w:vAlign w:val="center"/>
+          </w:tcPr>
+          <w:p>
+            <w:pPr>
+              <w:spacing w:before="0" w:after="0" w:line="276" w:lineRule="auto"/>
+              <w:jc w:val="left"/>
+            </w:pPr>
+            <w:r>
+              <w:rPr>
+                <w:rFonts w:ascii="Calibri" w:hAnsi="Calibri" w:eastAsia="Microsoft YaHei"/>
+                <w:sz w:val="18"/>
+              </w:rPr>
+              <w:t>编辑后 GRID 消失</w:t>
+            </w:r>
+          </w:p>
+        </w:tc>
+        <w:tc>
+          <w:tcPr>
+            <w:tcW w:type="dxa" w:w="6560"/>
+            <w:tcMar>
+              <w:top w:w="80" w:type="dxa"/>
+              <w:start w:w="120" w:type="dxa"/>
+              <w:bottom w:w="80" w:type="dxa"/>
+              <w:end w:w="120" w:type="dxa"/>
+            </w:tcMar>
+            <w:vAlign w:val="center"/>
+          </w:tcPr>
+          <w:p>
+            <w:pPr>
+              <w:spacing w:before="0" w:after="0" w:line="276" w:lineRule="auto"/>
+              <w:jc w:val="left"/>
+            </w:pPr>
+            <w:r>
+              <w:rPr>
+                <w:rFonts w:ascii="Calibri" w:hAnsi="Calibri" w:eastAsia="Microsoft YaHei"/>
+                <w:sz w:val="18"/>
+              </w:rPr>
+              <w:t>GRID/等高线是旧 TIN 的派生结果；TIN 改变后程序自动释放，需重新生成。</w:t>
+            </w:r>
+          </w:p>
+        </w:tc>
+      </w:tr>
+      <w:tr>
+        <w:tc>
+          <w:tcPr>
+            <w:tcW w:type="dxa" w:w="2800"/>
+            <w:tcMar>
+              <w:top w:w="80" w:type="dxa"/>
+              <w:start w:w="120" w:type="dxa"/>
+              <w:bottom w:w="80" w:type="dxa"/>
+              <w:end w:w="120" w:type="dxa"/>
+            </w:tcMar>
+            <w:vAlign w:val="center"/>
+          </w:tcPr>
+          <w:p>
+            <w:pPr>
+              <w:spacing w:before="0" w:after="0" w:line="276" w:lineRule="auto"/>
+              <w:jc w:val="left"/>
+            </w:pPr>
+            <w:r>
+              <w:rPr>
+                <w:rFonts w:ascii="Calibri" w:hAnsi="Calibri" w:eastAsia="Microsoft YaHei"/>
+                <w:sz w:val="18"/>
+              </w:rPr>
+              <w:t>GRID→TIN 提示跨 NoData</w:t>
+            </w:r>
+          </w:p>
+        </w:tc>
+        <w:tc>
+          <w:tcPr>
+            <w:tcW w:type="dxa" w:w="6560"/>
+            <w:tcMar>
+              <w:top w:w="80" w:type="dxa"/>
+              <w:start w:w="120" w:type="dxa"/>
+              <w:bottom w:w="80" w:type="dxa"/>
+              <w:end w:w="120" w:type="dxa"/>
+            </w:tcMar>
+            <w:vAlign w:val="center"/>
+          </w:tcPr>
+          <w:p>
+            <w:pPr>
+              <w:spacing w:before="0" w:after="0" w:line="276" w:lineRule="auto"/>
+              <w:jc w:val="left"/>
+            </w:pPr>
+            <w:r>
+              <w:rPr>
+                <w:rFonts w:ascii="Calibri" w:hAnsi="Calibri" w:eastAsia="Microsoft YaHei"/>
+                <w:sz w:val="18"/>
+              </w:rPr>
+              <w:t>演示程序显式允许跨空白构网；真实孔洞和硬边界应等待 CDT 后端。</w:t>
+            </w:r>
+          </w:p>
+        </w:tc>
+      </w:tr>
+      <w:tr>
+        <w:tc>
+          <w:tcPr>
+            <w:tcW w:type="dxa" w:w="2800"/>
+            <w:tcMar>
+              <w:top w:w="80" w:type="dxa"/>
+              <w:start w:w="120" w:type="dxa"/>
+              <w:bottom w:w="80" w:type="dxa"/>
+              <w:end w:w="120" w:type="dxa"/>
+            </w:tcMar>
+            <w:vAlign w:val="center"/>
+          </w:tcPr>
+          <w:p>
+            <w:pPr>
+              <w:spacing w:before="0" w:after="0" w:line="276" w:lineRule="auto"/>
+              <w:jc w:val="left"/>
+            </w:pPr>
+            <w:r>
+              <w:rPr>
+                <w:rFonts w:ascii="Calibri" w:hAnsi="Calibri" w:eastAsia="Microsoft YaHei"/>
+                <w:sz w:val="18"/>
+              </w:rPr>
               <w:t>框选后没有变化</w:t>
             </w:r>
           </w:p>
@@ -5401,6 +6373,28 @@
         <w:rPr>
           <w:rFonts w:ascii="Calibri" w:hAnsi="Calibri" w:eastAsia="Microsoft YaHei"/>
         </w:rPr>
+        <w:t>依次生成 GRID 和等高线，用“图层”菜单验证 T/G/C 叠加与显隐。</w:t>
+      </w:r>
+    </w:p>
+    <w:p>
+      <w:pPr>
+        <w:pStyle w:val="ListBullet"/>
+      </w:pPr>
+      <w:r>
+        <w:rPr>
+          <w:rFonts w:ascii="Calibri" w:hAnsi="Calibri" w:eastAsia="Microsoft YaHei"/>
+        </w:rPr>
+        <w:t>至少导出一次 DGRID 和 DCONTOUR，并重新导入检查范围和数量。</w:t>
+      </w:r>
+    </w:p>
+    <w:p>
+      <w:pPr>
+        <w:pStyle w:val="ListBullet"/>
+      </w:pPr>
+      <w:r>
+        <w:rPr>
+          <w:rFonts w:ascii="Calibri" w:hAnsi="Calibri" w:eastAsia="Microsoft YaHei"/>
+        </w:rPr>
         <w:t>切换 3D，验证环视、滚轮缩放、WASD 漫游和垂直夸张，再返回 2D。</w:t>
       </w:r>
     </w:p>
@@ -5433,7 +6427,7 @@
         <w:rPr>
           <w:rFonts w:ascii="Calibri" w:hAnsi="Calibri" w:eastAsia="Microsoft YaHei"/>
         </w:rPr>
-        <w:t>导入示例 XYZ → 框选放大 → 查询与动态编辑 → 切换 3D 环视/漫游/垂直夸张 → 返回 2D → 保存 DTMESH → 清空 → 重新打开。</w:t>
+        <w:t>导入示例 XYZ → 查询与动态编辑 → TIN→GRID → GRID 等高线 → T/G/C 图层显隐 → 3D 漫游 → 返回 2D → 分别保存 DTMESH、DGRID、DCONTOUR。</w:t>
       </w:r>
     </w:p>
     <w:p>
@@ -5449,7 +6443,7 @@
         <w:rPr>
           <w:rFonts w:ascii="Calibri" w:hAnsi="Calibri" w:eastAsia="Microsoft YaHei"/>
         </w:rPr>
-        <w:t>当前轻量三维查看器已交付 TIN 分层设色、环视、平移、缩放、键盘漫游和垂直夸张。后续生产级 GUI 将增加 GRID/等高线图层树、GPU 分块 LOD、拾取测量、光照纹理、贴地碰撞和后台流式加载。</w:t>
+        <w:t>当前已交付轻量三维 TIN 查看，以及二维 TIN/GRID/等高线图层、转换和文本交换。后续生产级 GUI 将增加真正的图层树与样式面板、GeoTIFF/COG/GeoPackage 菜单、GPU 分块 LOD、拾取测量、光照纹理、贴地碰撞和后台流式加载。</w:t>
       </w:r>
     </w:p>
     <w:sectPr>
@@ -5479,7 +6473,7 @@
         <w:color w:val="66727D"/>
         <w:sz w:val="18"/>
       </w:rPr>
-      <w:t xml:space="preserve">版本 0.5.0  |  第 </w:t>
+      <w:t xml:space="preserve">版本 0.6.0  |  第 </w:t>
     </w:r>
     <w:r>
       <w:rPr>

--- a/docs/manuals/dterrain_GUI操作入门教程.docx
+++ b/docs/manuals/dterrain_GUI操作入门教程.docx
@@ -70,7 +70,7 @@
           <w:color w:val="1F4D78"/>
           <w:sz w:val="28"/>
         </w:rPr>
-        <w:t>从 XYZ 散点导入到动态编辑、TIN/GRID/等高线转换、三维漫游与数据保存</w:t>
+        <w:t>从 XYZ 散点导入到动态编辑、TIN/GRID/等高线转换、约束 Delaunay、三维漫游与数据保存</w:t>
       </w:r>
     </w:p>
     <w:p>
@@ -85,7 +85,7 @@
           <w:color w:val="203748"/>
           <w:sz w:val="22"/>
         </w:rPr>
-        <w:t>版本 0.6.0  |  2026-07-16</w:t>
+        <w:t>版本 0.7.0  |  2026-07-16</w:t>
       </w:r>
     </w:p>
     <w:p>
@@ -237,7 +237,7 @@
                 <w:rFonts w:ascii="Calibri" w:hAnsi="Calibri" w:eastAsia="Microsoft YaHei"/>
                 <w:sz w:val="18"/>
               </w:rPr>
-              <w:t>0.6.0</w:t>
+              <w:t>0.7.0</w:t>
             </w:r>
           </w:p>
         </w:tc>
@@ -445,7 +445,7 @@
                 <w:rFonts w:ascii="Calibri" w:hAnsi="Calibri" w:eastAsia="Microsoft YaHei"/>
                 <w:sz w:val="18"/>
               </w:rPr>
-              <w:t>便携运行、五分钟上手、控件与菜单、XYZ 导入、TIN/GRID/等高线图层、2D/3D 浏览、查询编辑和数据保存。</w:t>
+              <w:t>便携运行、五分钟上手、控件与菜单、XYZ 导入、TIN/GRID/等高线/CDT 图层、2D/3D 浏览、查询编辑和数据保存。</w:t>
             </w:r>
           </w:p>
         </w:tc>
@@ -548,7 +548,7 @@
         <w:rPr>
           <w:rFonts w:ascii="Calibri" w:hAnsi="Calibri" w:eastAsia="Microsoft YaHei"/>
         </w:rPr>
-        <w:t>本手册对应 dterrain 0.6.0：已提供普通 Delaunay TIN、GRID、TIN/GRID 等高线、异步转换任务、CRS WKT、可选 GeoTIFF/COG/GeoPackage 交换，以及 Win32 2D/3D 地形查看、TIN/GRID/等高线图层与文本交换。约束线、外边界、孔洞、约束 Delaunay 和生产级 GPU LOD 属于后续阶段。</w:t>
+        <w:t>本手册对应 dterrain 0.7.0：除普通 TIN、GRID、等高线和 GDAL 交换外，已增加独立约束 Delaunay 句柄、断裂线、外边界、孔洞、域内查询、DCDT 文本和 GUI 约束图层。百万点局部约束编辑和生产级 GPU LOD 属于后续阶段。</w:t>
       </w:r>
     </w:p>
     <w:p>
@@ -579,13 +579,13 @@
           <w:b/>
           <w:color w:val="7A5A00"/>
         </w:rPr>
-        <w:t xml:space="preserve">0.6 功能边界  </w:t>
+        <w:t xml:space="preserve">0.7 功能边界  </w:t>
       </w:r>
       <w:r>
         <w:rPr>
           <w:rFonts w:ascii="Calibri" w:hAnsi="Calibri" w:eastAsia="Microsoft YaHei"/>
         </w:rPr>
-        <w:t>当前程序已提供二维 TIN 编辑、透视三维 TIN 查看，以及 TIN/GRID/等高线二维图层、自动转换和 DGRID/DCONTOUR 文本交换。GeoTIFF/GeoPackage 尚未接入 GUI 菜单，本程序也不替代生产级 GPU/LOD 渲染器。</w:t>
+        <w:t>当前程序已提供二维 TIN 编辑、透视三维 TIN 查看、TIN/GRID/等高线转换，以及 DCDT 约束网的打开、保存和二维图层检查。单条约束交互绘制/删除、GeoTIFF/GeoPackage 菜单和生产级 GPU/LOD 尚未接入。</w:t>
       </w:r>
     </w:p>
     <w:p>
@@ -1034,6 +1034,58 @@
           </w:p>
         </w:tc>
       </w:tr>
+      <w:tr>
+        <w:tc>
+          <w:tcPr>
+            <w:tcW w:type="dxa" w:w="3700"/>
+            <w:tcMar>
+              <w:top w:w="80" w:type="dxa"/>
+              <w:start w:w="120" w:type="dxa"/>
+              <w:bottom w:w="80" w:type="dxa"/>
+              <w:end w:w="120" w:type="dxa"/>
+            </w:tcMar>
+            <w:vAlign w:val="center"/>
+          </w:tcPr>
+          <w:p>
+            <w:pPr>
+              <w:spacing w:before="0" w:after="0" w:line="276" w:lineRule="auto"/>
+              <w:jc w:val="left"/>
+            </w:pPr>
+            <w:r>
+              <w:rPr>
+                <w:rFonts w:ascii="Calibri" w:hAnsi="Calibri" w:eastAsia="Microsoft YaHei"/>
+                <w:sz w:val="18"/>
+              </w:rPr>
+              <w:t>sample_data/sample_constraints.dcdt</w:t>
+            </w:r>
+          </w:p>
+        </w:tc>
+        <w:tc>
+          <w:tcPr>
+            <w:tcW w:type="dxa" w:w="5660"/>
+            <w:tcMar>
+              <w:top w:w="80" w:type="dxa"/>
+              <w:start w:w="120" w:type="dxa"/>
+              <w:bottom w:w="80" w:type="dxa"/>
+              <w:end w:w="120" w:type="dxa"/>
+            </w:tcMar>
+            <w:vAlign w:val="center"/>
+          </w:tcPr>
+          <w:p>
+            <w:pPr>
+              <w:spacing w:before="0" w:after="0" w:line="276" w:lineRule="auto"/>
+              <w:jc w:val="left"/>
+            </w:pPr>
+            <w:r>
+              <w:rPr>
+                <w:rFonts w:ascii="Calibri" w:hAnsi="Calibri" w:eastAsia="Microsoft YaHei"/>
+                <w:sz w:val="18"/>
+              </w:rPr>
+              <w:t>含外边界、孔洞和断裂线的 CDT 样例。</w:t>
+            </w:r>
+          </w:p>
+        </w:tc>
+      </w:tr>
     </w:tbl>
     <w:p>
       <w:pPr>
@@ -1202,7 +1254,7 @@
         <w:rPr>
           <w:rFonts w:ascii="Calibri" w:hAnsi="Calibri" w:eastAsia="Microsoft YaHei"/>
         </w:rPr>
-        <w:t>9.  单击“查询模式”，在网格内单击；观察白色最近顶点和洋红色覆盖三角形。</w:t>
+        <w:t>9.  打开“数据交换→打开约束网 DCDT”，选择 sample_constraints.dcdt，观察孔洞和断裂线。</w:t>
       </w:r>
     </w:p>
     <w:p>
@@ -1213,7 +1265,7 @@
         <w:rPr>
           <w:rFonts w:ascii="Calibri" w:hAnsi="Calibri" w:eastAsia="Microsoft YaHei"/>
         </w:rPr>
-        <w:t>10.  单击“插入模式”，在网格中单击；观察红色旧面、黄色边界和绿色新增面/边。</w:t>
+        <w:t>10.  单击“查询模式”，在网格内单击；观察白色最近顶点和洋红色覆盖三角形。</w:t>
       </w:r>
     </w:p>
     <w:p>
@@ -1224,7 +1276,7 @@
         <w:rPr>
           <w:rFonts w:ascii="Calibri" w:hAnsi="Calibri" w:eastAsia="Microsoft YaHei"/>
         </w:rPr>
-        <w:t>11.  单击“删除模式”，在目标附近单击；程序删除 XY 最近顶点并显示局部变化。</w:t>
+        <w:t>11.  单击“插入模式”，在网格中单击；观察红色旧面、黄色边界和绿色新增面/边。</w:t>
       </w:r>
     </w:p>
     <w:p>
@@ -1235,7 +1287,18 @@
         <w:rPr>
           <w:rFonts w:ascii="Calibri" w:hAnsi="Calibri" w:eastAsia="Microsoft YaHei"/>
         </w:rPr>
-        <w:t>12.  单击“保存网格”，保存为 terrain.dtmesh；然后单击“清空”和“打开网格”验证加载。</w:t>
+        <w:t>12.  单击“删除模式”，在目标附近单击；程序删除 XY 最近顶点并显示局部变化。</w:t>
+      </w:r>
+    </w:p>
+    <w:p>
+      <w:pPr>
+        <w:ind w:left="403" w:hanging="288"/>
+      </w:pPr>
+      <w:r>
+        <w:rPr>
+          <w:rFonts w:ascii="Calibri" w:hAnsi="Calibri" w:eastAsia="Microsoft YaHei"/>
+        </w:rPr>
+        <w:t>13.  单击“保存网格”，保存为 terrain.dtmesh；然后单击“清空”和“打开网格”验证加载。</w:t>
       </w:r>
     </w:p>
     <w:p>
@@ -1256,7 +1319,7 @@
         <w:rPr>
           <w:rFonts w:ascii="Calibri" w:hAnsi="Calibri" w:eastAsia="Microsoft YaHei"/>
         </w:rPr>
-        <w:t>状态栏图层标记显示 TGC，画布同时显示 GRID 高程着色、TIN 网线和等高线；保存后的 .dtmesh、.dgrid 或 .dcontour 可以重新打开。</w:t>
+        <w:t>状态栏可显示 TGCD；画布能叠加普通 TIN、GRID、等高线与约束网，并能重新打开 .dtmesh、.dgrid、.dcontour 或 .dcdt。</w:t>
       </w:r>
     </w:p>
     <w:p>
@@ -2049,7 +2112,7 @@
         <w:rPr>
           <w:rFonts w:ascii="Calibri" w:hAnsi="Calibri" w:eastAsia="Microsoft YaHei"/>
         </w:rPr>
-        <w:t>主画布绘制当前视口范围内的地形图层。底部状态栏从左到右显示：2D/3D 视图、当前模式、顶点数、有限三角形数、当前窗口查询结果数、查询耗时或垂直夸张、T/G/C 可见图层标记，以及最近一次操作说明。</w:t>
+        <w:t>主画布绘制当前视口范围内的地形图层。底部状态栏从左到右显示：2D/3D 视图、当前模式、顶点数、有限三角形数、当前窗口查询结果数、查询耗时或垂直夸张、T/G/C/D 可见图层标记，以及最近一次操作说明。</w:t>
       </w:r>
     </w:p>
     <w:p>
@@ -2233,7 +2296,7 @@
                 <w:rFonts w:ascii="Calibri" w:hAnsi="Calibri" w:eastAsia="Microsoft YaHei"/>
                 <w:sz w:val="18"/>
               </w:rPr>
-              <w:t>导入或导出 DGRID、DCONTOUR 文本。</w:t>
+              <w:t>导入或导出 DGRID、DCONTOUR 和 DCDT 文本。</w:t>
             </w:r>
           </w:p>
         </w:tc>
@@ -2285,7 +2348,7 @@
                 <w:rFonts w:ascii="Calibri" w:hAnsi="Calibri" w:eastAsia="Microsoft YaHei"/>
                 <w:sz w:val="18"/>
               </w:rPr>
-              <w:t>分别显示或隐藏 TIN、GRID 高程着色和等高线。</w:t>
+              <w:t>分别显示或隐藏 TIN、GRID、等高线和约束 Delaunay。</w:t>
             </w:r>
           </w:p>
         </w:tc>
@@ -3404,7 +3467,7 @@
         <w:pStyle w:val="Heading2"/>
       </w:pPr>
       <w:r>
-        <w:t>4.3 TIN、GRID 与等高线图层</w:t>
+        <w:t>4.3 TIN、GRID、等高线与 CDT 图层</w:t>
       </w:r>
     </w:p>
     <w:p>
@@ -3412,7 +3475,7 @@
         <w:rPr>
           <w:rFonts w:ascii="Calibri" w:hAnsi="Calibri" w:eastAsia="Microsoft YaHei"/>
         </w:rPr>
-        <w:t>TIN→GRID 自动按 TIN 范围建立最长边 401 节点、保持 XY 比例的规则网；TIN/GRID→等高线会按高程范围选择 1、2、5×10ⁿ 系列的易读等高距，目标约 12 个级别。GRID→TIN 显式允许跳过 NoData 并跨空白区域构网，因此真正的孔洞和硬边界仍需后续 CDT。</w:t>
+        <w:t>TIN→GRID 自动按 TIN 范围建立最长边 401 节点规则网；TIN/GRID→等高线自动选择易读等高距。GRID→TIN 仍可能跨 NoData；需要严格外边界、孔洞或断裂线时，应打开独立 DCDT 约束网。</w:t>
       </w:r>
     </w:p>
     <w:tbl>
@@ -3749,6 +3812,83 @@
           </w:p>
         </w:tc>
       </w:tr>
+      <w:tr>
+        <w:tc>
+          <w:tcPr>
+            <w:tcW w:type="dxa" w:w="1600"/>
+            <w:tcMar>
+              <w:top w:w="80" w:type="dxa"/>
+              <w:start w:w="120" w:type="dxa"/>
+              <w:bottom w:w="80" w:type="dxa"/>
+              <w:end w:w="120" w:type="dxa"/>
+            </w:tcMar>
+            <w:vAlign w:val="center"/>
+          </w:tcPr>
+          <w:p>
+            <w:pPr>
+              <w:spacing w:before="0" w:after="0" w:line="276" w:lineRule="auto"/>
+              <w:jc w:val="center"/>
+            </w:pPr>
+            <w:r>
+              <w:rPr>
+                <w:rFonts w:ascii="Calibri" w:hAnsi="Calibri" w:eastAsia="Microsoft YaHei"/>
+                <w:sz w:val="18"/>
+              </w:rPr>
+              <w:t>CDT</w:t>
+            </w:r>
+          </w:p>
+        </w:tc>
+        <w:tc>
+          <w:tcPr>
+            <w:tcW w:type="dxa" w:w="3000"/>
+            <w:tcMar>
+              <w:top w:w="80" w:type="dxa"/>
+              <w:start w:w="120" w:type="dxa"/>
+              <w:bottom w:w="80" w:type="dxa"/>
+              <w:end w:w="120" w:type="dxa"/>
+            </w:tcMar>
+            <w:vAlign w:val="center"/>
+          </w:tcPr>
+          <w:p>
+            <w:pPr>
+              <w:spacing w:before="0" w:after="0" w:line="276" w:lineRule="auto"/>
+              <w:jc w:val="left"/>
+            </w:pPr>
+            <w:r>
+              <w:rPr>
+                <w:rFonts w:ascii="Calibri" w:hAnsi="Calibri" w:eastAsia="Microsoft YaHei"/>
+                <w:sz w:val="18"/>
+              </w:rPr>
+              <w:t>紫色域内网、青色外边界、洋红孔洞、橙色断裂线</w:t>
+            </w:r>
+          </w:p>
+        </w:tc>
+        <w:tc>
+          <w:tcPr>
+            <w:tcW w:type="dxa" w:w="4760"/>
+            <w:tcMar>
+              <w:top w:w="80" w:type="dxa"/>
+              <w:start w:w="120" w:type="dxa"/>
+              <w:bottom w:w="80" w:type="dxa"/>
+              <w:end w:w="120" w:type="dxa"/>
+            </w:tcMar>
+            <w:vAlign w:val="center"/>
+          </w:tcPr>
+          <w:p>
+            <w:pPr>
+              <w:spacing w:before="0" w:after="0" w:line="276" w:lineRule="auto"/>
+              <w:jc w:val="left"/>
+            </w:pPr>
+            <w:r>
+              <w:rPr>
+                <w:rFonts w:ascii="Calibri" w:hAnsi="Calibri" w:eastAsia="Microsoft YaHei"/>
+                <w:sz w:val="18"/>
+              </w:rPr>
+              <w:t>独立打开、保存和显隐。</w:t>
+            </w:r>
+          </w:p>
+        </w:tc>
+      </w:tr>
     </w:tbl>
     <w:p>
       <w:pPr>
@@ -3773,7 +3913,7 @@
         <w:rPr>
           <w:rFonts w:ascii="Calibri" w:hAnsi="Calibri" w:eastAsia="Microsoft YaHei"/>
         </w:rPr>
-        <w:t>“全图”按所有可见二维图层的联合范围适屏。状态栏中的 T/G/C 分别表示当前可见且存在的 TIN、GRID、等高线。</w:t>
+        <w:t>“全图”按所有可见二维图层的联合范围适屏。状态栏 T/G/C/D 分别表示普通 TIN、GRID、等高线和约束 Delaunay。</w:t>
       </w:r>
     </w:p>
     <w:p>
@@ -5363,7 +5503,44 @@
         <w:pStyle w:val="Heading2"/>
       </w:pPr>
       <w:r>
-        <w:t>8.4 往返验证</w:t>
+        <w:t>8.4 DCDT 约束网</w:t>
+      </w:r>
+    </w:p>
+    <w:p>
+      <w:r>
+        <w:rPr>
+          <w:rFonts w:ascii="Calibri" w:hAnsi="Calibri" w:eastAsia="Microsoft YaHei"/>
+        </w:rPr>
+        <w:t>选择“数据交换→打开约束网 DCDT”可加载基础点、外边界、孔洞、断裂线和 CRS。域内网为紫色，外边界青色，孔洞洋红，断裂线橙色。sample_constraints.dcdt 可直接验证；“保存约束网 DCDT”执行完整文本往返。</w:t>
+      </w:r>
+    </w:p>
+    <w:p>
+      <w:pPr>
+        <w:spacing w:before="100" w:after="160" w:line="288" w:lineRule="auto"/>
+        <w:ind w:left="230" w:right="230"/>
+        <w:shd w:fill="FFF7E0"/>
+      </w:pPr>
+      <w:r>
+        <w:rPr>
+          <w:rFonts w:ascii="Calibri" w:hAnsi="Calibri" w:eastAsia="Microsoft YaHei"/>
+          <w:b/>
+          <w:color w:val="7A5A00"/>
+        </w:rPr>
+        <w:t xml:space="preserve">独立对象  </w:t>
+      </w:r>
+      <w:r>
+        <w:rPr>
+          <w:rFonts w:ascii="Calibri" w:hAnsi="Calibri" w:eastAsia="Microsoft YaHei"/>
+        </w:rPr>
+        <w:t>DCDT 不替换普通 TIN，可叠加比较。查询、插入和删除按钮仍操作普通 TIN；v0.7 GUI 尚不交互编辑单条约束。</w:t>
+      </w:r>
+    </w:p>
+    <w:p>
+      <w:pPr>
+        <w:pStyle w:val="Heading2"/>
+      </w:pPr>
+      <w:r>
+        <w:t>8.5 往返验证</w:t>
       </w:r>
     </w:p>
     <w:p>
@@ -5434,7 +5611,7 @@
         <w:rPr>
           <w:rFonts w:ascii="Calibri" w:hAnsi="Calibri" w:eastAsia="Microsoft YaHei"/>
         </w:rPr>
-        <w:t>DLL 对当前视口执行精确范围查询。为了避免 GDI 阻塞，二维 TIN 线框预算约 45,000 面，三维填充与深度排序预算约 18,000 面，GRID 预览缓存最多 400 万值并缩放到不超过 512×512，等高线绘制预算约 20 万顶点。显示抽样不会删减 DLL 数据或文件导出内容。</w:t>
+        <w:t>DLL 对当前视口执行精确范围查询。为了避免 GDI 阻塞，二维 TIN/CDT 线框预算各约 45,000 面，三维填充与深度排序预算约 18,000 面，GRID 预览缓存最多 400 万值并缩放到不超过 512×512，等高线绘制预算约 20 万顶点。显示抽样不会删减 DLL 数据或文件导出内容。</w:t>
       </w:r>
     </w:p>
     <w:p>
@@ -6031,7 +6208,111 @@
                 <w:rFonts w:ascii="Calibri" w:hAnsi="Calibri" w:eastAsia="Microsoft YaHei"/>
                 <w:sz w:val="18"/>
               </w:rPr>
-              <w:t>演示程序显式允许跨空白构网；真实孔洞和硬边界应等待 CDT 后端。</w:t>
+              <w:t>普通 TIN 会跨空白构网；真实孔洞和硬边界请使用独立 DCDT 约束网。</w:t>
+            </w:r>
+          </w:p>
+        </w:tc>
+      </w:tr>
+      <w:tr>
+        <w:tc>
+          <w:tcPr>
+            <w:tcW w:type="dxa" w:w="2800"/>
+            <w:tcMar>
+              <w:top w:w="80" w:type="dxa"/>
+              <w:start w:w="120" w:type="dxa"/>
+              <w:bottom w:w="80" w:type="dxa"/>
+              <w:end w:w="120" w:type="dxa"/>
+            </w:tcMar>
+            <w:vAlign w:val="center"/>
+          </w:tcPr>
+          <w:p>
+            <w:pPr>
+              <w:spacing w:before="0" w:after="0" w:line="276" w:lineRule="auto"/>
+              <w:jc w:val="left"/>
+            </w:pPr>
+            <w:r>
+              <w:rPr>
+                <w:rFonts w:ascii="Calibri" w:hAnsi="Calibri" w:eastAsia="Microsoft YaHei"/>
+                <w:sz w:val="18"/>
+              </w:rPr>
+              <w:t>DCDT 孔洞仍有线框</w:t>
+            </w:r>
+          </w:p>
+        </w:tc>
+        <w:tc>
+          <w:tcPr>
+            <w:tcW w:type="dxa" w:w="6560"/>
+            <w:tcMar>
+              <w:top w:w="80" w:type="dxa"/>
+              <w:start w:w="120" w:type="dxa"/>
+              <w:bottom w:w="80" w:type="dxa"/>
+              <w:end w:w="120" w:type="dxa"/>
+            </w:tcMar>
+            <w:vAlign w:val="center"/>
+          </w:tcPr>
+          <w:p>
+            <w:pPr>
+              <w:spacing w:before="0" w:after="0" w:line="276" w:lineRule="auto"/>
+              <w:jc w:val="left"/>
+            </w:pPr>
+            <w:r>
+              <w:rPr>
+                <w:rFonts w:ascii="Calibri" w:hAnsi="Calibri" w:eastAsia="Microsoft YaHei"/>
+                <w:sz w:val="18"/>
+              </w:rPr>
+              <w:t>确认显示的是紫色 CDT 域内网；底下叠加的普通 TIN 可通过图层菜单隐藏。</w:t>
+            </w:r>
+          </w:p>
+        </w:tc>
+      </w:tr>
+      <w:tr>
+        <w:tc>
+          <w:tcPr>
+            <w:tcW w:type="dxa" w:w="2800"/>
+            <w:tcMar>
+              <w:top w:w="80" w:type="dxa"/>
+              <w:start w:w="120" w:type="dxa"/>
+              <w:bottom w:w="80" w:type="dxa"/>
+              <w:end w:w="120" w:type="dxa"/>
+            </w:tcMar>
+            <w:vAlign w:val="center"/>
+          </w:tcPr>
+          <w:p>
+            <w:pPr>
+              <w:spacing w:before="0" w:after="0" w:line="276" w:lineRule="auto"/>
+              <w:jc w:val="left"/>
+            </w:pPr>
+            <w:r>
+              <w:rPr>
+                <w:rFonts w:ascii="Calibri" w:hAnsi="Calibri" w:eastAsia="Microsoft YaHei"/>
+                <w:sz w:val="18"/>
+              </w:rPr>
+              <w:t>无法在画布删除约束</w:t>
+            </w:r>
+          </w:p>
+        </w:tc>
+        <w:tc>
+          <w:tcPr>
+            <w:tcW w:type="dxa" w:w="6560"/>
+            <w:tcMar>
+              <w:top w:w="80" w:type="dxa"/>
+              <w:start w:w="120" w:type="dxa"/>
+              <w:bottom w:w="80" w:type="dxa"/>
+              <w:end w:w="120" w:type="dxa"/>
+            </w:tcMar>
+            <w:vAlign w:val="center"/>
+          </w:tcPr>
+          <w:p>
+            <w:pPr>
+              <w:spacing w:before="0" w:after="0" w:line="276" w:lineRule="auto"/>
+              <w:jc w:val="left"/>
+            </w:pPr>
+            <w:r>
+              <w:rPr>
+                <w:rFonts w:ascii="Calibri" w:hAnsi="Calibri" w:eastAsia="Microsoft YaHei"/>
+                <w:sz w:val="18"/>
+              </w:rPr>
+              <w:t>v0.7 GUI 只打开、保存和显隐 DCDT；单约束编辑需调用 DLL API。</w:t>
             </w:r>
           </w:p>
         </w:tc>
@@ -6395,6 +6676,17 @@
         <w:rPr>
           <w:rFonts w:ascii="Calibri" w:hAnsi="Calibri" w:eastAsia="Microsoft YaHei"/>
         </w:rPr>
+        <w:t>打开 sample_constraints.dcdt，隐藏普通 TIN 后确认孔洞为空、三类约束颜色正确。</w:t>
+      </w:r>
+    </w:p>
+    <w:p>
+      <w:pPr>
+        <w:pStyle w:val="ListBullet"/>
+      </w:pPr>
+      <w:r>
+        <w:rPr>
+          <w:rFonts w:ascii="Calibri" w:hAnsi="Calibri" w:eastAsia="Microsoft YaHei"/>
+        </w:rPr>
         <w:t>切换 3D，验证环视、滚轮缩放、WASD 漫游和垂直夸张，再返回 2D。</w:t>
       </w:r>
     </w:p>
@@ -6427,7 +6719,7 @@
         <w:rPr>
           <w:rFonts w:ascii="Calibri" w:hAnsi="Calibri" w:eastAsia="Microsoft YaHei"/>
         </w:rPr>
-        <w:t>导入示例 XYZ → 查询与动态编辑 → TIN→GRID → GRID 等高线 → T/G/C 图层显隐 → 3D 漫游 → 返回 2D → 分别保存 DTMESH、DGRID、DCONTOUR。</w:t>
+        <w:t>导入示例 XYZ → 查询与编辑 → TIN→GRID → GRID 等高线 → 打开示例 DCDT → T/G/C/D 显隐 → 3D 漫游 → 分别保存四类文本。</w:t>
       </w:r>
     </w:p>
     <w:p>
@@ -6443,7 +6735,7 @@
         <w:rPr>
           <w:rFonts w:ascii="Calibri" w:hAnsi="Calibri" w:eastAsia="Microsoft YaHei"/>
         </w:rPr>
-        <w:t>当前已交付轻量三维 TIN 查看，以及二维 TIN/GRID/等高线图层、转换和文本交换。后续生产级 GUI 将增加真正的图层树与样式面板、GeoTIFF/COG/GeoPackage 菜单、GPU 分块 LOD、拾取测量、光照纹理、贴地碰撞和后台流式加载。</w:t>
+        <w:t>当前已交付轻量三维 TIN 查看、TIN/GRID/等高线转换和 DCDT 约束图层。后续将增加单约束交互编辑与影响显示、CDT→GRID/等高线、图层树与样式面板、GeoTIFF/GeoPackage 菜单、GPU 分块 LOD、拾取测量和贴地碰撞。</w:t>
       </w:r>
     </w:p>
     <w:sectPr>
@@ -6473,7 +6765,7 @@
         <w:color w:val="66727D"/>
         <w:sz w:val="18"/>
       </w:rPr>
-      <w:t xml:space="preserve">版本 0.6.0  |  第 </w:t>
+      <w:t xml:space="preserve">版本 0.7.0  |  第 </w:t>
     </w:r>
     <w:r>
       <w:rPr>

--- a/docs/manuals/dterrain_GUI操作入门教程.docx
+++ b/docs/manuals/dterrain_GUI操作入门教程.docx
@@ -85,7 +85,7 @@
           <w:color w:val="203748"/>
           <w:sz w:val="22"/>
         </w:rPr>
-        <w:t>版本 0.7.0  |  2026-07-16</w:t>
+        <w:t>版本 0.8.0  |  2026-07-16</w:t>
       </w:r>
     </w:p>
     <w:p>
@@ -131,6 +131,7 @@
       </w:tblGrid>
       <w:tr>
         <w:trPr>
+          <w:cantSplit/>
           <w:tblHeader w:val="true"/>
         </w:trPr>
         <w:tc>
@@ -191,6 +192,9 @@
         </w:tc>
       </w:tr>
       <w:tr>
+        <w:trPr>
+          <w:cantSplit/>
+        </w:trPr>
         <w:tc>
           <w:tcPr>
             <w:tcW w:type="dxa" w:w="2700"/>
@@ -237,12 +241,15 @@
                 <w:rFonts w:ascii="Calibri" w:hAnsi="Calibri" w:eastAsia="Microsoft YaHei"/>
                 <w:sz w:val="18"/>
               </w:rPr>
-              <w:t>0.7.0</w:t>
+              <w:t>0.8.0</w:t>
             </w:r>
           </w:p>
         </w:tc>
       </w:tr>
       <w:tr>
+        <w:trPr>
+          <w:cantSplit/>
+        </w:trPr>
         <w:tc>
           <w:tcPr>
             <w:tcW w:type="dxa" w:w="2700"/>
@@ -295,6 +302,9 @@
         </w:tc>
       </w:tr>
       <w:tr>
+        <w:trPr>
+          <w:cantSplit/>
+        </w:trPr>
         <w:tc>
           <w:tcPr>
             <w:tcW w:type="dxa" w:w="2700"/>
@@ -347,6 +357,9 @@
         </w:tc>
       </w:tr>
       <w:tr>
+        <w:trPr>
+          <w:cantSplit/>
+        </w:trPr>
         <w:tc>
           <w:tcPr>
             <w:tcW w:type="dxa" w:w="2700"/>
@@ -399,6 +412,9 @@
         </w:tc>
       </w:tr>
       <w:tr>
+        <w:trPr>
+          <w:cantSplit/>
+        </w:trPr>
         <w:tc>
           <w:tcPr>
             <w:tcW w:type="dxa" w:w="2700"/>
@@ -548,7 +564,7 @@
         <w:rPr>
           <w:rFonts w:ascii="Calibri" w:hAnsi="Calibri" w:eastAsia="Microsoft YaHei"/>
         </w:rPr>
-        <w:t>本手册对应 dterrain 0.7.0：除普通 TIN、GRID、等高线和 GDAL 交换外，已增加独立约束 Delaunay 句柄、断裂线、外边界、孔洞、域内查询、DCDT 文本和 GUI 约束图层。百万点局部约束编辑和生产级 GPU LOD 属于后续阶段。</w:t>
+        <w:t>本手册对应 dterrain 0.8.0：约束 Delaunay 已支持断裂线、外边界、孔洞、域内查询、DCDT 文本、TIN→CDT、域内高程采样、CDT→GRID/等高线和 GUI 单约束编辑。百万点局部约束更新和生产级 GPU LOD 属于后续阶段。</w:t>
       </w:r>
     </w:p>
     <w:p>
@@ -579,13 +595,13 @@
           <w:b/>
           <w:color w:val="7A5A00"/>
         </w:rPr>
-        <w:t xml:space="preserve">0.7 功能边界  </w:t>
+        <w:t xml:space="preserve">0.8 功能边界  </w:t>
       </w:r>
       <w:r>
         <w:rPr>
           <w:rFonts w:ascii="Calibri" w:hAnsi="Calibri" w:eastAsia="Microsoft YaHei"/>
         </w:rPr>
-        <w:t>当前程序已提供二维 TIN 编辑、透视三维 TIN 查看、TIN/GRID/等高线转换，以及 DCDT 约束网的打开、保存和二维图层检查。单条约束交互绘制/删除、GeoTIFF/GeoPackage 菜单和生产级 GPU/LOD 尚未接入。</w:t>
+        <w:t>当前程序已提供二维 TIN 编辑、三维 TIN 查看、TIN/GRID/等高线转换、DCDT 打开保存、单条约束交互绘制/删除和 CDT→GRID/等高线。GeoTIFF/GeoPackage 菜单和生产级 GPU/LOD 尚未接入。</w:t>
       </w:r>
     </w:p>
     <w:p>
@@ -611,6 +627,7 @@
       </w:tblGrid>
       <w:tr>
         <w:trPr>
+          <w:cantSplit/>
           <w:tblHeader w:val="true"/>
         </w:trPr>
         <w:tc>
@@ -671,6 +688,9 @@
         </w:tc>
       </w:tr>
       <w:tr>
+        <w:trPr>
+          <w:cantSplit/>
+        </w:trPr>
         <w:tc>
           <w:tcPr>
             <w:tcW w:type="dxa" w:w="3700"/>
@@ -723,6 +743,9 @@
         </w:tc>
       </w:tr>
       <w:tr>
+        <w:trPr>
+          <w:cantSplit/>
+        </w:trPr>
         <w:tc>
           <w:tcPr>
             <w:tcW w:type="dxa" w:w="3700"/>
@@ -775,6 +798,9 @@
         </w:tc>
       </w:tr>
       <w:tr>
+        <w:trPr>
+          <w:cantSplit/>
+        </w:trPr>
         <w:tc>
           <w:tcPr>
             <w:tcW w:type="dxa" w:w="3700"/>
@@ -827,6 +853,9 @@
         </w:tc>
       </w:tr>
       <w:tr>
+        <w:trPr>
+          <w:cantSplit/>
+        </w:trPr>
         <w:tc>
           <w:tcPr>
             <w:tcW w:type="dxa" w:w="3700"/>
@@ -879,6 +908,9 @@
         </w:tc>
       </w:tr>
       <w:tr>
+        <w:trPr>
+          <w:cantSplit/>
+        </w:trPr>
         <w:tc>
           <w:tcPr>
             <w:tcW w:type="dxa" w:w="3700"/>
@@ -931,6 +963,9 @@
         </w:tc>
       </w:tr>
       <w:tr>
+        <w:trPr>
+          <w:cantSplit/>
+        </w:trPr>
         <w:tc>
           <w:tcPr>
             <w:tcW w:type="dxa" w:w="3700"/>
@@ -983,6 +1018,9 @@
         </w:tc>
       </w:tr>
       <w:tr>
+        <w:trPr>
+          <w:cantSplit/>
+        </w:trPr>
         <w:tc>
           <w:tcPr>
             <w:tcW w:type="dxa" w:w="3700"/>
@@ -1035,6 +1073,9 @@
         </w:tc>
       </w:tr>
       <w:tr>
+        <w:trPr>
+          <w:cantSplit/>
+        </w:trPr>
         <w:tc>
           <w:tcPr>
             <w:tcW w:type="dxa" w:w="3700"/>
@@ -1265,7 +1306,7 @@
         <w:rPr>
           <w:rFonts w:ascii="Calibri" w:hAnsi="Calibri" w:eastAsia="Microsoft YaHei"/>
         </w:rPr>
-        <w:t>10.  单击“查询模式”，在网格内单击；观察白色最近顶点和洋红色覆盖三角形。</w:t>
+        <w:t>10.  打开“约束编辑→绘制断裂线”，在画布逐点单击，按 Enter 完成；用 Backspace 撤点、Esc 取消。</w:t>
       </w:r>
     </w:p>
     <w:p>
@@ -1276,7 +1317,7 @@
         <w:rPr>
           <w:rFonts w:ascii="Calibri" w:hAnsi="Calibri" w:eastAsia="Microsoft YaHei"/>
         </w:rPr>
-        <w:t>11.  单击“插入模式”，在网格中单击；观察红色旧面、黄色边界和绿色新增面/边。</w:t>
+        <w:t>11.  执行“地形转换→约束网 → GRID”和“从约束网生成等高线”，确认孔洞区域保持空白。</w:t>
       </w:r>
     </w:p>
     <w:p>
@@ -1287,7 +1328,7 @@
         <w:rPr>
           <w:rFonts w:ascii="Calibri" w:hAnsi="Calibri" w:eastAsia="Microsoft YaHei"/>
         </w:rPr>
-        <w:t>12.  单击“删除模式”，在目标附近单击；程序删除 XY 最近顶点并显示局部变化。</w:t>
+        <w:t>12.  单击“查询模式”，在网格内单击；观察白色最近顶点和洋红色覆盖三角形。</w:t>
       </w:r>
     </w:p>
     <w:p>
@@ -1298,7 +1339,29 @@
         <w:rPr>
           <w:rFonts w:ascii="Calibri" w:hAnsi="Calibri" w:eastAsia="Microsoft YaHei"/>
         </w:rPr>
-        <w:t>13.  单击“保存网格”，保存为 terrain.dtmesh；然后单击“清空”和“打开网格”验证加载。</w:t>
+        <w:t>13.  单击“插入模式”，在网格中单击；观察红色旧面、黄色边界和绿色新增面/边。</w:t>
+      </w:r>
+    </w:p>
+    <w:p>
+      <w:pPr>
+        <w:ind w:left="403" w:hanging="288"/>
+      </w:pPr>
+      <w:r>
+        <w:rPr>
+          <w:rFonts w:ascii="Calibri" w:hAnsi="Calibri" w:eastAsia="Microsoft YaHei"/>
+        </w:rPr>
+        <w:t>14.  单击“删除模式”，在目标附近单击；程序删除 XY 最近顶点并显示局部变化。</w:t>
+      </w:r>
+    </w:p>
+    <w:p>
+      <w:pPr>
+        <w:ind w:left="403" w:hanging="288"/>
+      </w:pPr>
+      <w:r>
+        <w:rPr>
+          <w:rFonts w:ascii="Calibri" w:hAnsi="Calibri" w:eastAsia="Microsoft YaHei"/>
+        </w:rPr>
+        <w:t>15.  单击“保存网格”，保存为 terrain.dtmesh；然后单击“清空”和“打开网格”验证加载。</w:t>
       </w:r>
     </w:p>
     <w:p>
@@ -1358,6 +1421,7 @@
       </w:tblGrid>
       <w:tr>
         <w:trPr>
+          <w:cantSplit/>
           <w:tblHeader w:val="true"/>
         </w:trPr>
         <w:tc>
@@ -1418,6 +1482,9 @@
         </w:tc>
       </w:tr>
       <w:tr>
+        <w:trPr>
+          <w:cantSplit/>
+        </w:trPr>
         <w:tc>
           <w:tcPr>
             <w:tcW w:type="dxa" w:w="2600"/>
@@ -1470,6 +1537,9 @@
         </w:tc>
       </w:tr>
       <w:tr>
+        <w:trPr>
+          <w:cantSplit/>
+        </w:trPr>
         <w:tc>
           <w:tcPr>
             <w:tcW w:type="dxa" w:w="2600"/>
@@ -1522,6 +1592,9 @@
         </w:tc>
       </w:tr>
       <w:tr>
+        <w:trPr>
+          <w:cantSplit/>
+        </w:trPr>
         <w:tc>
           <w:tcPr>
             <w:tcW w:type="dxa" w:w="2600"/>
@@ -1574,6 +1647,9 @@
         </w:tc>
       </w:tr>
       <w:tr>
+        <w:trPr>
+          <w:cantSplit/>
+        </w:trPr>
         <w:tc>
           <w:tcPr>
             <w:tcW w:type="dxa" w:w="2600"/>
@@ -1626,6 +1702,9 @@
         </w:tc>
       </w:tr>
       <w:tr>
+        <w:trPr>
+          <w:cantSplit/>
+        </w:trPr>
         <w:tc>
           <w:tcPr>
             <w:tcW w:type="dxa" w:w="2600"/>
@@ -1678,6 +1757,9 @@
         </w:tc>
       </w:tr>
       <w:tr>
+        <w:trPr>
+          <w:cantSplit/>
+        </w:trPr>
         <w:tc>
           <w:tcPr>
             <w:tcW w:type="dxa" w:w="2600"/>
@@ -1730,6 +1812,9 @@
         </w:tc>
       </w:tr>
       <w:tr>
+        <w:trPr>
+          <w:cantSplit/>
+        </w:trPr>
         <w:tc>
           <w:tcPr>
             <w:tcW w:type="dxa" w:w="2600"/>
@@ -1782,6 +1867,9 @@
         </w:tc>
       </w:tr>
       <w:tr>
+        <w:trPr>
+          <w:cantSplit/>
+        </w:trPr>
         <w:tc>
           <w:tcPr>
             <w:tcW w:type="dxa" w:w="2600"/>
@@ -1834,6 +1922,9 @@
         </w:tc>
       </w:tr>
       <w:tr>
+        <w:trPr>
+          <w:cantSplit/>
+        </w:trPr>
         <w:tc>
           <w:tcPr>
             <w:tcW w:type="dxa" w:w="2600"/>
@@ -1886,6 +1977,9 @@
         </w:tc>
       </w:tr>
       <w:tr>
+        <w:trPr>
+          <w:cantSplit/>
+        </w:trPr>
         <w:tc>
           <w:tcPr>
             <w:tcW w:type="dxa" w:w="2600"/>
@@ -1938,6 +2032,9 @@
         </w:tc>
       </w:tr>
       <w:tr>
+        <w:trPr>
+          <w:cantSplit/>
+        </w:trPr>
         <w:tc>
           <w:tcPr>
             <w:tcW w:type="dxa" w:w="2600"/>
@@ -1990,6 +2087,9 @@
         </w:tc>
       </w:tr>
       <w:tr>
+        <w:trPr>
+          <w:cantSplit/>
+        </w:trPr>
         <w:tc>
           <w:tcPr>
             <w:tcW w:type="dxa" w:w="2600"/>
@@ -2042,6 +2142,9 @@
         </w:tc>
       </w:tr>
       <w:tr>
+        <w:trPr>
+          <w:cantSplit/>
+        </w:trPr>
         <w:tc>
           <w:tcPr>
             <w:tcW w:type="dxa" w:w="2600"/>
@@ -2138,6 +2241,7 @@
       </w:tblGrid>
       <w:tr>
         <w:trPr>
+          <w:cantSplit/>
           <w:tblHeader w:val="true"/>
         </w:trPr>
         <w:tc>
@@ -2198,6 +2302,9 @@
         </w:tc>
       </w:tr>
       <w:tr>
+        <w:trPr>
+          <w:cantSplit/>
+        </w:trPr>
         <w:tc>
           <w:tcPr>
             <w:tcW w:type="dxa" w:w="2600"/>
@@ -2244,12 +2351,15 @@
                 <w:rFonts w:ascii="Calibri" w:hAnsi="Calibri" w:eastAsia="Microsoft YaHei"/>
                 <w:sz w:val="18"/>
               </w:rPr>
-              <w:t>TIN→GRID、GRID→TIN、从 TIN/GRID 自动生成等高线。</w:t>
+              <w:t>TIN/GRID/CDT 相互派生，并从三类表面自动生成等高线。</w:t>
             </w:r>
           </w:p>
         </w:tc>
       </w:tr>
       <w:tr>
+        <w:trPr>
+          <w:cantSplit/>
+        </w:trPr>
         <w:tc>
           <w:tcPr>
             <w:tcW w:type="dxa" w:w="2600"/>
@@ -2302,6 +2412,64 @@
         </w:tc>
       </w:tr>
       <w:tr>
+        <w:trPr>
+          <w:cantSplit/>
+        </w:trPr>
+        <w:tc>
+          <w:tcPr>
+            <w:tcW w:type="dxa" w:w="2600"/>
+            <w:tcMar>
+              <w:top w:w="80" w:type="dxa"/>
+              <w:start w:w="120" w:type="dxa"/>
+              <w:bottom w:w="80" w:type="dxa"/>
+              <w:end w:w="120" w:type="dxa"/>
+            </w:tcMar>
+            <w:vAlign w:val="center"/>
+          </w:tcPr>
+          <w:p>
+            <w:pPr>
+              <w:spacing w:before="0" w:after="0" w:line="276" w:lineRule="auto"/>
+              <w:jc w:val="center"/>
+            </w:pPr>
+            <w:r>
+              <w:rPr>
+                <w:rFonts w:ascii="Calibri" w:hAnsi="Calibri" w:eastAsia="Microsoft YaHei"/>
+                <w:sz w:val="18"/>
+              </w:rPr>
+              <w:t>约束编辑</w:t>
+            </w:r>
+          </w:p>
+        </w:tc>
+        <w:tc>
+          <w:tcPr>
+            <w:tcW w:type="dxa" w:w="6760"/>
+            <w:tcMar>
+              <w:top w:w="80" w:type="dxa"/>
+              <w:start w:w="120" w:type="dxa"/>
+              <w:bottom w:w="80" w:type="dxa"/>
+              <w:end w:w="120" w:type="dxa"/>
+            </w:tcMar>
+            <w:vAlign w:val="center"/>
+          </w:tcPr>
+          <w:p>
+            <w:pPr>
+              <w:spacing w:before="0" w:after="0" w:line="276" w:lineRule="auto"/>
+              <w:jc w:val="left"/>
+            </w:pPr>
+            <w:r>
+              <w:rPr>
+                <w:rFonts w:ascii="Calibri" w:hAnsi="Calibri" w:eastAsia="Microsoft YaHei"/>
+                <w:sz w:val="18"/>
+              </w:rPr>
+              <w:t>绘制断裂线、外边界、孔洞；完成、取消或拾取删除。</w:t>
+            </w:r>
+          </w:p>
+        </w:tc>
+      </w:tr>
+      <w:tr>
+        <w:trPr>
+          <w:cantSplit/>
+        </w:trPr>
         <w:tc>
           <w:tcPr>
             <w:tcW w:type="dxa" w:w="2600"/>
@@ -2383,6 +2551,7 @@
       </w:tblGrid>
       <w:tr>
         <w:trPr>
+          <w:cantSplit/>
           <w:tblHeader w:val="true"/>
         </w:trPr>
         <w:tc>
@@ -2471,6 +2640,9 @@
         </w:tc>
       </w:tr>
       <w:tr>
+        <w:trPr>
+          <w:cantSplit/>
+        </w:trPr>
         <w:tc>
           <w:tcPr>
             <w:tcW w:type="dxa" w:w="2200"/>
@@ -2548,6 +2720,9 @@
         </w:tc>
       </w:tr>
       <w:tr>
+        <w:trPr>
+          <w:cantSplit/>
+        </w:trPr>
         <w:tc>
           <w:tcPr>
             <w:tcW w:type="dxa" w:w="2200"/>
@@ -2625,6 +2800,9 @@
         </w:tc>
       </w:tr>
       <w:tr>
+        <w:trPr>
+          <w:cantSplit/>
+        </w:trPr>
         <w:tc>
           <w:tcPr>
             <w:tcW w:type="dxa" w:w="2200"/>
@@ -2702,6 +2880,9 @@
         </w:tc>
       </w:tr>
       <w:tr>
+        <w:trPr>
+          <w:cantSplit/>
+        </w:trPr>
         <w:tc>
           <w:tcPr>
             <w:tcW w:type="dxa" w:w="2200"/>
@@ -2779,6 +2960,9 @@
         </w:tc>
       </w:tr>
       <w:tr>
+        <w:trPr>
+          <w:cantSplit/>
+        </w:trPr>
         <w:tc>
           <w:tcPr>
             <w:tcW w:type="dxa" w:w="2200"/>
@@ -2960,6 +3144,7 @@
       </w:tblGrid>
       <w:tr>
         <w:trPr>
+          <w:cantSplit/>
           <w:tblHeader w:val="true"/>
         </w:trPr>
         <w:tc>
@@ -3020,6 +3205,9 @@
         </w:tc>
       </w:tr>
       <w:tr>
+        <w:trPr>
+          <w:cantSplit/>
+        </w:trPr>
         <w:tc>
           <w:tcPr>
             <w:tcW w:type="dxa" w:w="3200"/>
@@ -3072,6 +3260,9 @@
         </w:tc>
       </w:tr>
       <w:tr>
+        <w:trPr>
+          <w:cantSplit/>
+        </w:trPr>
         <w:tc>
           <w:tcPr>
             <w:tcW w:type="dxa" w:w="3200"/>
@@ -3124,6 +3315,9 @@
         </w:tc>
       </w:tr>
       <w:tr>
+        <w:trPr>
+          <w:cantSplit/>
+        </w:trPr>
         <w:tc>
           <w:tcPr>
             <w:tcW w:type="dxa" w:w="3200"/>
@@ -3176,6 +3370,9 @@
         </w:tc>
       </w:tr>
       <w:tr>
+        <w:trPr>
+          <w:cantSplit/>
+        </w:trPr>
         <w:tc>
           <w:tcPr>
             <w:tcW w:type="dxa" w:w="3200"/>
@@ -3228,6 +3425,9 @@
         </w:tc>
       </w:tr>
       <w:tr>
+        <w:trPr>
+          <w:cantSplit/>
+        </w:trPr>
         <w:tc>
           <w:tcPr>
             <w:tcW w:type="dxa" w:w="3200"/>
@@ -3280,6 +3480,9 @@
         </w:tc>
       </w:tr>
       <w:tr>
+        <w:trPr>
+          <w:cantSplit/>
+        </w:trPr>
         <w:tc>
           <w:tcPr>
             <w:tcW w:type="dxa" w:w="3200"/>
@@ -3332,6 +3535,9 @@
         </w:tc>
       </w:tr>
       <w:tr>
+        <w:trPr>
+          <w:cantSplit/>
+        </w:trPr>
         <w:tc>
           <w:tcPr>
             <w:tcW w:type="dxa" w:w="3200"/>
@@ -3384,6 +3590,9 @@
         </w:tc>
       </w:tr>
       <w:tr>
+        <w:trPr>
+          <w:cantSplit/>
+        </w:trPr>
         <w:tc>
           <w:tcPr>
             <w:tcW w:type="dxa" w:w="3200"/>
@@ -3475,7 +3684,7 @@
         <w:rPr>
           <w:rFonts w:ascii="Calibri" w:hAnsi="Calibri" w:eastAsia="Microsoft YaHei"/>
         </w:rPr>
-        <w:t>TIN→GRID 自动按 TIN 范围建立最长边 401 节点规则网；TIN/GRID→等高线自动选择易读等高距。GRID→TIN 仍可能跨 NoData；需要严格外边界、孔洞或断裂线时，应打开独立 DCDT 约束网。</w:t>
+        <w:t>TIN→GRID 自动按 TIN 范围建立最长边 401 节点规则网；TIN/GRID/CDT→等高线自动选择易读等高距。GRID→TIN 仍可能跨 NoData；CDT→GRID 把外边界以外和孔洞内部写为 NoData，CDT 等高线不会跨越无效域。‘从当前 TIN 创建约束网’会复制顶点与 CRS，并清除原 CDT 约束。</w:t>
       </w:r>
     </w:p>
     <w:tbl>
@@ -3494,6 +3703,7 @@
       </w:tblGrid>
       <w:tr>
         <w:trPr>
+          <w:cantSplit/>
           <w:tblHeader w:val="true"/>
         </w:trPr>
         <w:tc>
@@ -3582,6 +3792,9 @@
         </w:tc>
       </w:tr>
       <w:tr>
+        <w:trPr>
+          <w:cantSplit/>
+        </w:trPr>
         <w:tc>
           <w:tcPr>
             <w:tcW w:type="dxa" w:w="1600"/>
@@ -3659,6 +3872,9 @@
         </w:tc>
       </w:tr>
       <w:tr>
+        <w:trPr>
+          <w:cantSplit/>
+        </w:trPr>
         <w:tc>
           <w:tcPr>
             <w:tcW w:type="dxa" w:w="1600"/>
@@ -3736,6 +3952,9 @@
         </w:tc>
       </w:tr>
       <w:tr>
+        <w:trPr>
+          <w:cantSplit/>
+        </w:trPr>
         <w:tc>
           <w:tcPr>
             <w:tcW w:type="dxa" w:w="1600"/>
@@ -3813,6 +4032,9 @@
         </w:tc>
       </w:tr>
       <w:tr>
+        <w:trPr>
+          <w:cantSplit/>
+        </w:trPr>
         <w:tc>
           <w:tcPr>
             <w:tcW w:type="dxa" w:w="1600"/>
@@ -3884,7 +4106,7 @@
                 <w:rFonts w:ascii="Calibri" w:hAnsi="Calibri" w:eastAsia="Microsoft YaHei"/>
                 <w:sz w:val="18"/>
               </w:rPr>
-              <w:t>独立打开、保存和显隐。</w:t>
+              <w:t>可打开、保存、交互编辑并派生 GRID/等高线。</w:t>
             </w:r>
           </w:p>
         </w:tc>
@@ -4069,6 +4291,7 @@
       </w:tblGrid>
       <w:tr>
         <w:trPr>
+          <w:cantSplit/>
           <w:tblHeader w:val="true"/>
         </w:trPr>
         <w:tc>
@@ -4129,6 +4352,9 @@
         </w:tc>
       </w:tr>
       <w:tr>
+        <w:trPr>
+          <w:cantSplit/>
+        </w:trPr>
         <w:tc>
           <w:tcPr>
             <w:tcW w:type="dxa" w:w="3000"/>
@@ -4181,6 +4407,9 @@
         </w:tc>
       </w:tr>
       <w:tr>
+        <w:trPr>
+          <w:cantSplit/>
+        </w:trPr>
         <w:tc>
           <w:tcPr>
             <w:tcW w:type="dxa" w:w="3000"/>
@@ -4233,6 +4462,9 @@
         </w:tc>
       </w:tr>
       <w:tr>
+        <w:trPr>
+          <w:cantSplit/>
+        </w:trPr>
         <w:tc>
           <w:tcPr>
             <w:tcW w:type="dxa" w:w="3000"/>
@@ -4285,6 +4517,9 @@
         </w:tc>
       </w:tr>
       <w:tr>
+        <w:trPr>
+          <w:cantSplit/>
+        </w:trPr>
         <w:tc>
           <w:tcPr>
             <w:tcW w:type="dxa" w:w="3000"/>
@@ -4337,6 +4572,9 @@
         </w:tc>
       </w:tr>
       <w:tr>
+        <w:trPr>
+          <w:cantSplit/>
+        </w:trPr>
         <w:tc>
           <w:tcPr>
             <w:tcW w:type="dxa" w:w="3000"/>
@@ -4659,6 +4897,7 @@
       </w:tblGrid>
       <w:tr>
         <w:trPr>
+          <w:cantSplit/>
           <w:tblHeader w:val="true"/>
         </w:trPr>
         <w:tc>
@@ -4747,6 +4986,9 @@
         </w:tc>
       </w:tr>
       <w:tr>
+        <w:trPr>
+          <w:cantSplit/>
+        </w:trPr>
         <w:tc>
           <w:tcPr>
             <w:tcW w:type="dxa" w:w="1500"/>
@@ -4824,6 +5066,9 @@
         </w:tc>
       </w:tr>
       <w:tr>
+        <w:trPr>
+          <w:cantSplit/>
+        </w:trPr>
         <w:tc>
           <w:tcPr>
             <w:tcW w:type="dxa" w:w="1500"/>
@@ -4901,6 +5146,9 @@
         </w:tc>
       </w:tr>
       <w:tr>
+        <w:trPr>
+          <w:cantSplit/>
+        </w:trPr>
         <w:tc>
           <w:tcPr>
             <w:tcW w:type="dxa" w:w="1500"/>
@@ -4978,6 +5226,9 @@
         </w:tc>
       </w:tr>
       <w:tr>
+        <w:trPr>
+          <w:cantSplit/>
+        </w:trPr>
         <w:tc>
           <w:tcPr>
             <w:tcW w:type="dxa" w:w="1500"/>
@@ -5055,6 +5306,9 @@
         </w:tc>
       </w:tr>
       <w:tr>
+        <w:trPr>
+          <w:cantSplit/>
+        </w:trPr>
         <w:tc>
           <w:tcPr>
             <w:tcW w:type="dxa" w:w="1500"/>
@@ -5214,6 +5468,7 @@
       </w:tblGrid>
       <w:tr>
         <w:trPr>
+          <w:cantSplit/>
           <w:tblHeader w:val="true"/>
         </w:trPr>
         <w:tc>
@@ -5302,6 +5557,9 @@
         </w:tc>
       </w:tr>
       <w:tr>
+        <w:trPr>
+          <w:cantSplit/>
+        </w:trPr>
         <w:tc>
           <w:tcPr>
             <w:tcW w:type="dxa" w:w="1700"/>
@@ -5379,6 +5637,9 @@
         </w:tc>
       </w:tr>
       <w:tr>
+        <w:trPr>
+          <w:cantSplit/>
+        </w:trPr>
         <w:tc>
           <w:tcPr>
             <w:tcW w:type="dxa" w:w="1700"/>
@@ -5516,6 +5777,80 @@
     </w:p>
     <w:p>
       <w:pPr>
+        <w:pStyle w:val="Heading2"/>
+      </w:pPr>
+      <w:r>
+        <w:t>8.5 交互绘制与删除约束</w:t>
+      </w:r>
+    </w:p>
+    <w:p>
+      <w:pPr>
+        <w:ind w:left="403" w:hanging="288"/>
+      </w:pPr>
+      <w:r>
+        <w:rPr>
+          <w:rFonts w:ascii="Calibri" w:hAnsi="Calibri" w:eastAsia="Microsoft YaHei"/>
+        </w:rPr>
+        <w:t>1.  先打开 DCDT，或执行‘地形转换→从当前 TIN 创建约束网’。</w:t>
+      </w:r>
+    </w:p>
+    <w:p>
+      <w:pPr>
+        <w:ind w:left="403" w:hanging="288"/>
+      </w:pPr>
+      <w:r>
+        <w:rPr>
+          <w:rFonts w:ascii="Calibri" w:hAnsi="Calibri" w:eastAsia="Microsoft YaHei"/>
+        </w:rPr>
+        <w:t>2.  选择‘约束编辑→绘制断裂线/外边界/孔洞边界’，在二维画布逐点单击。</w:t>
+      </w:r>
+    </w:p>
+    <w:p>
+      <w:pPr>
+        <w:ind w:left="403" w:hanging="288"/>
+      </w:pPr>
+      <w:r>
+        <w:rPr>
+          <w:rFonts w:ascii="Calibri" w:hAnsi="Calibri" w:eastAsia="Microsoft YaHei"/>
+        </w:rPr>
+        <w:t>3.  黄色草图中按 Backspace 撤销最后一点；按 Enter 完成，按 Esc 取消。</w:t>
+      </w:r>
+    </w:p>
+    <w:p>
+      <w:pPr>
+        <w:ind w:left="403" w:hanging="288"/>
+      </w:pPr>
+      <w:r>
+        <w:rPr>
+          <w:rFonts w:ascii="Calibri" w:hAnsi="Calibri" w:eastAsia="Microsoft YaHei"/>
+        </w:rPr>
+        <w:t>4.  断裂线至少 2 点，外边界和孔洞至少 3 点；边界由程序自动闭合。</w:t>
+      </w:r>
+    </w:p>
+    <w:p>
+      <w:pPr>
+        <w:ind w:left="403" w:hanging="288"/>
+      </w:pPr>
+      <w:r>
+        <w:rPr>
+          <w:rFonts w:ascii="Calibri" w:hAnsi="Calibri" w:eastAsia="Microsoft YaHei"/>
+        </w:rPr>
+        <w:t>5.  选择‘选择删除约束’，在彩色约束线 14 像素范围内单击；删除外边界前先删除孔洞。</w:t>
+      </w:r>
+    </w:p>
+    <w:p>
+      <w:pPr>
+        <w:ind w:left="403" w:hanging="288"/>
+      </w:pPr>
+      <w:r>
+        <w:rPr>
+          <w:rFonts w:ascii="Calibri" w:hAnsi="Calibri" w:eastAsia="Microsoft YaHei"/>
+        </w:rPr>
+        <w:t>6.  约束改变后重新生成 GRID/等高线；程序会自动释放旧派生图层。</w:t>
+      </w:r>
+    </w:p>
+    <w:p>
+      <w:pPr>
         <w:spacing w:before="100" w:after="160" w:line="288" w:lineRule="auto"/>
         <w:ind w:left="230" w:right="230"/>
         <w:shd w:fill="FFF7E0"/>
@@ -5526,13 +5861,13 @@
           <w:b/>
           <w:color w:val="7A5A00"/>
         </w:rPr>
-        <w:t xml:space="preserve">独立对象  </w:t>
+        <w:t xml:space="preserve">高程与性能  </w:t>
       </w:r>
       <w:r>
         <w:rPr>
           <w:rFonts w:ascii="Calibri" w:hAnsi="Calibri" w:eastAsia="Microsoft YaHei"/>
         </w:rPr>
-        <w:t>DCDT 不替换普通 TIN，可叠加比较。查询、插入和删除按钮仍操作普通 TIN；v0.7 GUI 尚不交互编辑单条约束。</w:t>
+        <w:t>草图 Z 优先由 CDT/TIN 表面插值。v0.8 单约束增删仍完整重建候选 CDT，大数据操作期间请等待鼠标恢复。查询、插入和删除工具栏按钮仍只操作普通 TIN。</w:t>
       </w:r>
     </w:p>
     <w:p>
@@ -5540,7 +5875,7 @@
         <w:pStyle w:val="Heading2"/>
       </w:pPr>
       <w:r>
-        <w:t>8.5 往返验证</w:t>
+        <w:t>8.6 往返验证</w:t>
       </w:r>
     </w:p>
     <w:p>
@@ -5738,6 +6073,7 @@
       </w:tblGrid>
       <w:tr>
         <w:trPr>
+          <w:cantSplit/>
           <w:tblHeader w:val="true"/>
         </w:trPr>
         <w:tc>
@@ -5798,6 +6134,9 @@
         </w:tc>
       </w:tr>
       <w:tr>
+        <w:trPr>
+          <w:cantSplit/>
+        </w:trPr>
         <w:tc>
           <w:tcPr>
             <w:tcW w:type="dxa" w:w="2800"/>
@@ -5850,6 +6189,9 @@
         </w:tc>
       </w:tr>
       <w:tr>
+        <w:trPr>
+          <w:cantSplit/>
+        </w:trPr>
         <w:tc>
           <w:tcPr>
             <w:tcW w:type="dxa" w:w="2800"/>
@@ -5902,6 +6244,9 @@
         </w:tc>
       </w:tr>
       <w:tr>
+        <w:trPr>
+          <w:cantSplit/>
+        </w:trPr>
         <w:tc>
           <w:tcPr>
             <w:tcW w:type="dxa" w:w="2800"/>
@@ -5954,6 +6299,9 @@
         </w:tc>
       </w:tr>
       <w:tr>
+        <w:trPr>
+          <w:cantSplit/>
+        </w:trPr>
         <w:tc>
           <w:tcPr>
             <w:tcW w:type="dxa" w:w="2800"/>
@@ -6006,6 +6354,9 @@
         </w:tc>
       </w:tr>
       <w:tr>
+        <w:trPr>
+          <w:cantSplit/>
+        </w:trPr>
         <w:tc>
           <w:tcPr>
             <w:tcW w:type="dxa" w:w="2800"/>
@@ -6058,6 +6409,9 @@
         </w:tc>
       </w:tr>
       <w:tr>
+        <w:trPr>
+          <w:cantSplit/>
+        </w:trPr>
         <w:tc>
           <w:tcPr>
             <w:tcW w:type="dxa" w:w="2800"/>
@@ -6110,6 +6464,9 @@
         </w:tc>
       </w:tr>
       <w:tr>
+        <w:trPr>
+          <w:cantSplit/>
+        </w:trPr>
         <w:tc>
           <w:tcPr>
             <w:tcW w:type="dxa" w:w="2800"/>
@@ -6162,6 +6519,9 @@
         </w:tc>
       </w:tr>
       <w:tr>
+        <w:trPr>
+          <w:cantSplit/>
+        </w:trPr>
         <w:tc>
           <w:tcPr>
             <w:tcW w:type="dxa" w:w="2800"/>
@@ -6214,6 +6574,9 @@
         </w:tc>
       </w:tr>
       <w:tr>
+        <w:trPr>
+          <w:cantSplit/>
+        </w:trPr>
         <w:tc>
           <w:tcPr>
             <w:tcW w:type="dxa" w:w="2800"/>
@@ -6266,6 +6629,9 @@
         </w:tc>
       </w:tr>
       <w:tr>
+        <w:trPr>
+          <w:cantSplit/>
+        </w:trPr>
         <w:tc>
           <w:tcPr>
             <w:tcW w:type="dxa" w:w="2800"/>
@@ -6287,7 +6653,7 @@
                 <w:rFonts w:ascii="Calibri" w:hAnsi="Calibri" w:eastAsia="Microsoft YaHei"/>
                 <w:sz w:val="18"/>
               </w:rPr>
-              <w:t>无法在画布删除约束</w:t>
+              <w:t>无法选中约束</w:t>
             </w:r>
           </w:p>
         </w:tc>
@@ -6312,12 +6678,125 @@
                 <w:rFonts w:ascii="Calibri" w:hAnsi="Calibri" w:eastAsia="Microsoft YaHei"/>
                 <w:sz w:val="18"/>
               </w:rPr>
-              <w:t>v0.7 GUI 只打开、保存和显隐 DCDT；单约束编辑需调用 DLL API。</w:t>
+              <w:t>选择‘约束编辑→选择删除约束’，并在青、洋红或橙色约束线 14 像素范围内单击。</w:t>
             </w:r>
           </w:p>
         </w:tc>
       </w:tr>
       <w:tr>
+        <w:trPr>
+          <w:cantSplit/>
+        </w:trPr>
+        <w:tc>
+          <w:tcPr>
+            <w:tcW w:type="dxa" w:w="2800"/>
+            <w:tcMar>
+              <w:top w:w="80" w:type="dxa"/>
+              <w:start w:w="120" w:type="dxa"/>
+              <w:bottom w:w="80" w:type="dxa"/>
+              <w:end w:w="120" w:type="dxa"/>
+            </w:tcMar>
+            <w:vAlign w:val="center"/>
+          </w:tcPr>
+          <w:p>
+            <w:pPr>
+              <w:spacing w:before="0" w:after="0" w:line="276" w:lineRule="auto"/>
+              <w:jc w:val="left"/>
+            </w:pPr>
+            <w:r>
+              <w:rPr>
+                <w:rFonts w:ascii="Calibri" w:hAnsi="Calibri" w:eastAsia="Microsoft YaHei"/>
+                <w:sz w:val="18"/>
+              </w:rPr>
+              <w:t>外边界删除失败</w:t>
+            </w:r>
+          </w:p>
+        </w:tc>
+        <w:tc>
+          <w:tcPr>
+            <w:tcW w:type="dxa" w:w="6560"/>
+            <w:tcMar>
+              <w:top w:w="80" w:type="dxa"/>
+              <w:start w:w="120" w:type="dxa"/>
+              <w:bottom w:w="80" w:type="dxa"/>
+              <w:end w:w="120" w:type="dxa"/>
+            </w:tcMar>
+            <w:vAlign w:val="center"/>
+          </w:tcPr>
+          <w:p>
+            <w:pPr>
+              <w:spacing w:before="0" w:after="0" w:line="276" w:lineRule="auto"/>
+              <w:jc w:val="left"/>
+            </w:pPr>
+            <w:r>
+              <w:rPr>
+                <w:rFonts w:ascii="Calibri" w:hAnsi="Calibri" w:eastAsia="Microsoft YaHei"/>
+                <w:sz w:val="18"/>
+              </w:rPr>
+              <w:t>仍有孔洞依赖外边界；先删除孔洞约束，再删除外边界。</w:t>
+            </w:r>
+          </w:p>
+        </w:tc>
+      </w:tr>
+      <w:tr>
+        <w:trPr>
+          <w:cantSplit/>
+        </w:trPr>
+        <w:tc>
+          <w:tcPr>
+            <w:tcW w:type="dxa" w:w="2800"/>
+            <w:tcMar>
+              <w:top w:w="80" w:type="dxa"/>
+              <w:start w:w="120" w:type="dxa"/>
+              <w:bottom w:w="80" w:type="dxa"/>
+              <w:end w:w="120" w:type="dxa"/>
+            </w:tcMar>
+            <w:vAlign w:val="center"/>
+          </w:tcPr>
+          <w:p>
+            <w:pPr>
+              <w:spacing w:before="0" w:after="0" w:line="276" w:lineRule="auto"/>
+              <w:jc w:val="left"/>
+            </w:pPr>
+            <w:r>
+              <w:rPr>
+                <w:rFonts w:ascii="Calibri" w:hAnsi="Calibri" w:eastAsia="Microsoft YaHei"/>
+                <w:sz w:val="18"/>
+              </w:rPr>
+              <w:t>约束提交失败</w:t>
+            </w:r>
+          </w:p>
+        </w:tc>
+        <w:tc>
+          <w:tcPr>
+            <w:tcW w:type="dxa" w:w="6560"/>
+            <w:tcMar>
+              <w:top w:w="80" w:type="dxa"/>
+              <w:start w:w="120" w:type="dxa"/>
+              <w:bottom w:w="80" w:type="dxa"/>
+              <w:end w:w="120" w:type="dxa"/>
+            </w:tcMar>
+            <w:vAlign w:val="center"/>
+          </w:tcPr>
+          <w:p>
+            <w:pPr>
+              <w:spacing w:before="0" w:after="0" w:line="276" w:lineRule="auto"/>
+              <w:jc w:val="left"/>
+            </w:pPr>
+            <w:r>
+              <w:rPr>
+                <w:rFonts w:ascii="Calibri" w:hAnsi="Calibri" w:eastAsia="Microsoft YaHei"/>
+                <w:sz w:val="18"/>
+              </w:rPr>
+              <w:t>检查点数、连续重合点和未分段交叉；失败时草图保留，可 Backspace 调整。</w:t>
+            </w:r>
+          </w:p>
+        </w:tc>
+      </w:tr>
+      <w:tr>
+        <w:trPr>
+          <w:cantSplit/>
+        </w:trPr>
         <w:tc>
           <w:tcPr>
             <w:tcW w:type="dxa" w:w="2800"/>
@@ -6370,6 +6849,9 @@
         </w:tc>
       </w:tr>
       <w:tr>
+        <w:trPr>
+          <w:cantSplit/>
+        </w:trPr>
         <w:tc>
           <w:tcPr>
             <w:tcW w:type="dxa" w:w="2800"/>
@@ -6422,6 +6904,9 @@
         </w:tc>
       </w:tr>
       <w:tr>
+        <w:trPr>
+          <w:cantSplit/>
+        </w:trPr>
         <w:tc>
           <w:tcPr>
             <w:tcW w:type="dxa" w:w="2800"/>
@@ -6474,6 +6959,9 @@
         </w:tc>
       </w:tr>
       <w:tr>
+        <w:trPr>
+          <w:cantSplit/>
+        </w:trPr>
         <w:tc>
           <w:tcPr>
             <w:tcW w:type="dxa" w:w="2800"/>
@@ -6526,6 +7014,9 @@
         </w:tc>
       </w:tr>
       <w:tr>
+        <w:trPr>
+          <w:cantSplit/>
+        </w:trPr>
         <w:tc>
           <w:tcPr>
             <w:tcW w:type="dxa" w:w="2800"/>
@@ -6687,6 +7178,28 @@
         <w:rPr>
           <w:rFonts w:ascii="Calibri" w:hAnsi="Calibri" w:eastAsia="Microsoft YaHei"/>
         </w:rPr>
+        <w:t>绘制一条断裂线并按 Enter 完成，再用选择删除约束验证拾取。</w:t>
+      </w:r>
+    </w:p>
+    <w:p>
+      <w:pPr>
+        <w:pStyle w:val="ListBullet"/>
+      </w:pPr>
+      <w:r>
+        <w:rPr>
+          <w:rFonts w:ascii="Calibri" w:hAnsi="Calibri" w:eastAsia="Microsoft YaHei"/>
+        </w:rPr>
+        <w:t>由 CDT 生成 GRID 和等高线，确认孔洞/域外没有有效 GRID 节点或跨越等高线。</w:t>
+      </w:r>
+    </w:p>
+    <w:p>
+      <w:pPr>
+        <w:pStyle w:val="ListBullet"/>
+      </w:pPr>
+      <w:r>
+        <w:rPr>
+          <w:rFonts w:ascii="Calibri" w:hAnsi="Calibri" w:eastAsia="Microsoft YaHei"/>
+        </w:rPr>
         <w:t>切换 3D，验证环视、滚轮缩放、WASD 漫游和垂直夸张，再返回 2D。</w:t>
       </w:r>
     </w:p>
@@ -6719,7 +7232,7 @@
         <w:rPr>
           <w:rFonts w:ascii="Calibri" w:hAnsi="Calibri" w:eastAsia="Microsoft YaHei"/>
         </w:rPr>
-        <w:t>导入示例 XYZ → 查询与编辑 → TIN→GRID → GRID 等高线 → 打开示例 DCDT → T/G/C/D 显隐 → 3D 漫游 → 分别保存四类文本。</w:t>
+        <w:t>导入示例 XYZ → 查询与编辑 → 从 TIN 创建 CDT → 绘制外边界/孔洞/断裂线 → CDT→GRID/等高线 → 约束拾取删除 → T/G/C/D 显隐 → 3D 漫游 → 分别保存四类文本。</w:t>
       </w:r>
     </w:p>
     <w:p>
@@ -6735,7 +7248,7 @@
         <w:rPr>
           <w:rFonts w:ascii="Calibri" w:hAnsi="Calibri" w:eastAsia="Microsoft YaHei"/>
         </w:rPr>
-        <w:t>当前已交付轻量三维 TIN 查看、TIN/GRID/等高线转换和 DCDT 约束图层。后续将增加单约束交互编辑与影响显示、CDT→GRID/等高线、图层树与样式面板、GeoTIFF/GeoPackage 菜单、GPU 分块 LOD、拾取测量和贴地碰撞。</w:t>
+        <w:t>当前已交付轻量三维 TIN 查看、TIN/GRID/CDT 派生转换、DCDT 约束图层和单约束交互编辑。后续将增加局部 CDT 影响显示、图层树与样式面板、GeoTIFF/GeoPackage 菜单、GPU 分块 LOD、拾取测量和贴地碰撞。</w:t>
       </w:r>
     </w:p>
     <w:sectPr>
@@ -6765,7 +7278,7 @@
         <w:color w:val="66727D"/>
         <w:sz w:val="18"/>
       </w:rPr>
-      <w:t xml:space="preserve">版本 0.7.0  |  第 </w:t>
+      <w:t xml:space="preserve">版本 0.8.0  |  第 </w:t>
     </w:r>
     <w:r>
       <w:rPr>

--- a/docs/manuals/dterrain_GUI操作入门教程.docx
+++ b/docs/manuals/dterrain_GUI操作入门教程.docx
@@ -85,7 +85,7 @@
           <w:color w:val="203748"/>
           <w:sz w:val="22"/>
         </w:rPr>
-        <w:t>版本 0.8.0  |  2026-07-16</w:t>
+        <w:t>版本 0.9.0  |  2026-07-16</w:t>
       </w:r>
     </w:p>
     <w:p>
@@ -148,6 +148,7 @@
           </w:tcPr>
           <w:p>
             <w:pPr>
+              <w:keepNext/>
               <w:spacing w:before="0" w:after="0"/>
               <w:jc w:val="center"/>
             </w:pPr>
@@ -176,6 +177,7 @@
           </w:tcPr>
           <w:p>
             <w:pPr>
+              <w:keepNext/>
               <w:spacing w:before="0" w:after="0"/>
               <w:jc w:val="center"/>
             </w:pPr>
@@ -241,7 +243,7 @@
                 <w:rFonts w:ascii="Calibri" w:hAnsi="Calibri" w:eastAsia="Microsoft YaHei"/>
                 <w:sz w:val="18"/>
               </w:rPr>
-              <w:t>0.8.0</w:t>
+              <w:t>0.9.0</w:t>
             </w:r>
           </w:p>
         </w:tc>
@@ -564,7 +566,7 @@
         <w:rPr>
           <w:rFonts w:ascii="Calibri" w:hAnsi="Calibri" w:eastAsia="Microsoft YaHei"/>
         </w:rPr>
-        <w:t>本手册对应 dterrain 0.8.0：约束 Delaunay 已支持断裂线、外边界、孔洞、域内查询、DCDT 文本、TIN→CDT、域内高程采样、CDT→GRID/等高线和 GUI 单约束编辑。百万点局部约束更新和生产级 GPU LOD 属于后续阶段。</w:t>
+        <w:t>本手册对应 dterrain 0.9.0：约束 Delaunay 已支持断裂线、外边界、孔洞、域内查询、DCDT 文本、TIN→CDT、域内高程采样、CDT→GRID/等高线，以及保持约束 ID 的原子几何更新与可选影响结果。GUI 已支持两次单击移动约束顶点并显示红/黄/绿影响区。百万点局部约束更新和生产级 GPU LOD 属于后续阶段。</w:t>
       </w:r>
     </w:p>
     <w:p>
@@ -595,13 +597,13 @@
           <w:b/>
           <w:color w:val="7A5A00"/>
         </w:rPr>
-        <w:t xml:space="preserve">0.8 功能边界  </w:t>
+        <w:t xml:space="preserve">0.9 功能边界  </w:t>
       </w:r>
       <w:r>
         <w:rPr>
           <w:rFonts w:ascii="Calibri" w:hAnsi="Calibri" w:eastAsia="Microsoft YaHei"/>
         </w:rPr>
-        <w:t>当前程序已提供二维 TIN 编辑、三维 TIN 查看、TIN/GRID/等高线转换、DCDT 打开保存、单条约束交互绘制/删除和 CDT→GRID/等高线。GeoTIFF/GeoPackage 菜单和生产级 GPU/LOD 尚未接入。</w:t>
+        <w:t>当前程序已提供二维 TIN 编辑、三维 TIN 查看、TIN/GRID/等高线转换、DCDT 打开保存、单条约束交互绘制/移动/删除、CDT 影响区显示和 CDT→GRID/等高线。GeoTIFF/GeoPackage 菜单和生产级 GPU/LOD 尚未接入。</w:t>
       </w:r>
     </w:p>
     <w:p>
@@ -644,6 +646,7 @@
           </w:tcPr>
           <w:p>
             <w:pPr>
+              <w:keepNext/>
               <w:spacing w:before="0" w:after="0"/>
               <w:jc w:val="center"/>
             </w:pPr>
@@ -672,6 +675,7 @@
           </w:tcPr>
           <w:p>
             <w:pPr>
+              <w:keepNext/>
               <w:spacing w:before="0" w:after="0"/>
               <w:jc w:val="center"/>
             </w:pPr>
@@ -1317,7 +1321,7 @@
         <w:rPr>
           <w:rFonts w:ascii="Calibri" w:hAnsi="Calibri" w:eastAsia="Microsoft YaHei"/>
         </w:rPr>
-        <w:t>11.  执行“地形转换→约束网 → GRID”和“从约束网生成等高线”，确认孔洞区域保持空白。</w:t>
+        <w:t>11.  选择“移动约束顶点（两次单击）”，第一次单击白色约束顶点使其变黄，第二次单击目标位置；观察红色旧面、黄色边界和绿色新增面/边。</w:t>
       </w:r>
     </w:p>
     <w:p>
@@ -1328,7 +1332,7 @@
         <w:rPr>
           <w:rFonts w:ascii="Calibri" w:hAnsi="Calibri" w:eastAsia="Microsoft YaHei"/>
         </w:rPr>
-        <w:t>12.  单击“查询模式”，在网格内单击；观察白色最近顶点和洋红色覆盖三角形。</w:t>
+        <w:t>12.  执行“地形转换→约束网 → GRID”和“从约束网生成等高线”，确认孔洞区域保持空白。</w:t>
       </w:r>
     </w:p>
     <w:p>
@@ -1339,7 +1343,7 @@
         <w:rPr>
           <w:rFonts w:ascii="Calibri" w:hAnsi="Calibri" w:eastAsia="Microsoft YaHei"/>
         </w:rPr>
-        <w:t>13.  单击“插入模式”，在网格中单击；观察红色旧面、黄色边界和绿色新增面/边。</w:t>
+        <w:t>13.  单击“查询模式”，在网格内单击；观察白色最近顶点和洋红色覆盖三角形。</w:t>
       </w:r>
     </w:p>
     <w:p>
@@ -1350,7 +1354,7 @@
         <w:rPr>
           <w:rFonts w:ascii="Calibri" w:hAnsi="Calibri" w:eastAsia="Microsoft YaHei"/>
         </w:rPr>
-        <w:t>14.  单击“删除模式”，在目标附近单击；程序删除 XY 最近顶点并显示局部变化。</w:t>
+        <w:t>14.  单击“插入模式”，在网格中单击；观察红色旧面、黄色边界和绿色新增面/边。</w:t>
       </w:r>
     </w:p>
     <w:p>
@@ -1361,7 +1365,18 @@
         <w:rPr>
           <w:rFonts w:ascii="Calibri" w:hAnsi="Calibri" w:eastAsia="Microsoft YaHei"/>
         </w:rPr>
-        <w:t>15.  单击“保存网格”，保存为 terrain.dtmesh；然后单击“清空”和“打开网格”验证加载。</w:t>
+        <w:t>15.  单击“删除模式”，在目标附近单击；程序删除 XY 最近顶点并显示局部变化。</w:t>
+      </w:r>
+    </w:p>
+    <w:p>
+      <w:pPr>
+        <w:ind w:left="403" w:hanging="288"/>
+      </w:pPr>
+      <w:r>
+        <w:rPr>
+          <w:rFonts w:ascii="Calibri" w:hAnsi="Calibri" w:eastAsia="Microsoft YaHei"/>
+        </w:rPr>
+        <w:t>16.  单击“保存网格”，保存为 terrain.dtmesh；然后单击“清空”和“打开网格”验证加载。</w:t>
       </w:r>
     </w:p>
     <w:p>
@@ -1383,11 +1398,6 @@
           <w:rFonts w:ascii="Calibri" w:hAnsi="Calibri" w:eastAsia="Microsoft YaHei"/>
         </w:rPr>
         <w:t>状态栏可显示 TGCD；画布能叠加普通 TIN、GRID、等高线与约束网，并能重新打开 .dtmesh、.dgrid、.dcontour 或 .dcdt。</w:t>
-      </w:r>
-    </w:p>
-    <w:p>
-      <w:r>
-        <w:br w:type="page"/>
       </w:r>
     </w:p>
     <w:p>
@@ -1438,6 +1448,7 @@
           </w:tcPr>
           <w:p>
             <w:pPr>
+              <w:keepNext/>
               <w:spacing w:before="0" w:after="0"/>
               <w:jc w:val="center"/>
             </w:pPr>
@@ -1466,6 +1477,7 @@
           </w:tcPr>
           <w:p>
             <w:pPr>
+              <w:keepNext/>
               <w:spacing w:before="0" w:after="0"/>
               <w:jc w:val="center"/>
             </w:pPr>
@@ -2258,6 +2270,7 @@
           </w:tcPr>
           <w:p>
             <w:pPr>
+              <w:keepNext/>
               <w:spacing w:before="0" w:after="0"/>
               <w:jc w:val="center"/>
             </w:pPr>
@@ -2286,6 +2299,7 @@
           </w:tcPr>
           <w:p>
             <w:pPr>
+              <w:keepNext/>
               <w:spacing w:before="0" w:after="0"/>
               <w:jc w:val="center"/>
             </w:pPr>
@@ -2461,7 +2475,7 @@
                 <w:rFonts w:ascii="Calibri" w:hAnsi="Calibri" w:eastAsia="Microsoft YaHei"/>
                 <w:sz w:val="18"/>
               </w:rPr>
-              <w:t>绘制断裂线、外边界、孔洞；完成、取消或拾取删除。</w:t>
+              <w:t>绘制断裂线、外边界、孔洞；移动约束顶点，或拾取删除约束。</w:t>
             </w:r>
           </w:p>
         </w:tc>
@@ -2568,6 +2582,7 @@
           </w:tcPr>
           <w:p>
             <w:pPr>
+              <w:keepNext/>
               <w:spacing w:before="0" w:after="0"/>
               <w:jc w:val="center"/>
             </w:pPr>
@@ -2596,6 +2611,7 @@
           </w:tcPr>
           <w:p>
             <w:pPr>
+              <w:keepNext/>
               <w:spacing w:before="0" w:after="0"/>
               <w:jc w:val="center"/>
             </w:pPr>
@@ -2624,6 +2640,7 @@
           </w:tcPr>
           <w:p>
             <w:pPr>
+              <w:keepNext/>
               <w:spacing w:before="0" w:after="0"/>
               <w:jc w:val="center"/>
             </w:pPr>
@@ -3109,11 +3126,6 @@
       </w:r>
     </w:p>
     <w:p>
-      <w:r>
-        <w:br w:type="page"/>
-      </w:r>
-    </w:p>
-    <w:p>
       <w:pPr>
         <w:pStyle w:val="Heading2"/>
       </w:pPr>
@@ -3161,6 +3173,7 @@
           </w:tcPr>
           <w:p>
             <w:pPr>
+              <w:keepNext/>
               <w:spacing w:before="0" w:after="0"/>
               <w:jc w:val="center"/>
             </w:pPr>
@@ -3189,6 +3202,7 @@
           </w:tcPr>
           <w:p>
             <w:pPr>
+              <w:keepNext/>
               <w:spacing w:before="0" w:after="0"/>
               <w:jc w:val="center"/>
             </w:pPr>
@@ -3720,6 +3734,7 @@
           </w:tcPr>
           <w:p>
             <w:pPr>
+              <w:keepNext/>
               <w:spacing w:before="0" w:after="0"/>
               <w:jc w:val="center"/>
             </w:pPr>
@@ -3748,6 +3763,7 @@
           </w:tcPr>
           <w:p>
             <w:pPr>
+              <w:keepNext/>
               <w:spacing w:before="0" w:after="0"/>
               <w:jc w:val="center"/>
             </w:pPr>
@@ -3776,6 +3792,7 @@
           </w:tcPr>
           <w:p>
             <w:pPr>
+              <w:keepNext/>
               <w:spacing w:before="0" w:after="0"/>
               <w:jc w:val="center"/>
             </w:pPr>
@@ -4308,6 +4325,7 @@
           </w:tcPr>
           <w:p>
             <w:pPr>
+              <w:keepNext/>
               <w:spacing w:before="0" w:after="0"/>
               <w:jc w:val="center"/>
             </w:pPr>
@@ -4336,6 +4354,7 @@
           </w:tcPr>
           <w:p>
             <w:pPr>
+              <w:keepNext/>
               <w:spacing w:before="0" w:after="0"/>
               <w:jc w:val="center"/>
             </w:pPr>
@@ -4914,6 +4933,7 @@
           </w:tcPr>
           <w:p>
             <w:pPr>
+              <w:keepNext/>
               <w:spacing w:before="0" w:after="0"/>
               <w:jc w:val="center"/>
             </w:pPr>
@@ -4942,6 +4962,7 @@
           </w:tcPr>
           <w:p>
             <w:pPr>
+              <w:keepNext/>
               <w:spacing w:before="0" w:after="0"/>
               <w:jc w:val="center"/>
             </w:pPr>
@@ -4970,6 +4991,7 @@
           </w:tcPr>
           <w:p>
             <w:pPr>
+              <w:keepNext/>
               <w:spacing w:before="0" w:after="0"/>
               <w:jc w:val="center"/>
             </w:pPr>
@@ -5485,6 +5507,7 @@
           </w:tcPr>
           <w:p>
             <w:pPr>
+              <w:keepNext/>
               <w:spacing w:before="0" w:after="0"/>
               <w:jc w:val="center"/>
             </w:pPr>
@@ -5513,6 +5536,7 @@
           </w:tcPr>
           <w:p>
             <w:pPr>
+              <w:keepNext/>
               <w:spacing w:before="0" w:after="0"/>
               <w:jc w:val="center"/>
             </w:pPr>
@@ -5541,6 +5565,7 @@
           </w:tcPr>
           <w:p>
             <w:pPr>
+              <w:keepNext/>
               <w:spacing w:before="0" w:after="0"/>
               <w:jc w:val="center"/>
             </w:pPr>
@@ -5780,7 +5805,7 @@
         <w:pStyle w:val="Heading2"/>
       </w:pPr>
       <w:r>
-        <w:t>8.5 交互绘制与删除约束</w:t>
+        <w:t>8.5 交互绘制、移动与删除约束</w:t>
       </w:r>
     </w:p>
     <w:p>
@@ -5835,7 +5860,7 @@
         <w:rPr>
           <w:rFonts w:ascii="Calibri" w:hAnsi="Calibri" w:eastAsia="Microsoft YaHei"/>
         </w:rPr>
-        <w:t>5.  选择‘选择删除约束’，在彩色约束线 14 像素范围内单击；删除外边界前先删除孔洞。</w:t>
+        <w:t>5.  选择‘移动约束顶点（两次单击）’后，第一次在白色约束顶点 14 像素范围内单击；选中点变为黄色。</w:t>
       </w:r>
     </w:p>
     <w:p>
@@ -5846,7 +5871,40 @@
         <w:rPr>
           <w:rFonts w:ascii="Calibri" w:hAnsi="Calibri" w:eastAsia="Microsoft YaHei"/>
         </w:rPr>
-        <w:t>6.  约束改变后重新生成 GRID/等高线；程序会自动释放旧派生图层。</w:t>
+        <w:t>6.  第二次在目标位置单击即可提交移动；按 Esc 取消已选顶点。成功后红色表示旧面，黄色表示影响边界，绿色表示新增面/边。</w:t>
+      </w:r>
+    </w:p>
+    <w:p>
+      <w:pPr>
+        <w:ind w:left="403" w:hanging="288"/>
+      </w:pPr>
+      <w:r>
+        <w:rPr>
+          <w:rFonts w:ascii="Calibri" w:hAnsi="Calibri" w:eastAsia="Microsoft YaHei"/>
+        </w:rPr>
+        <w:t>7.  若移动造成未分段交叉等非法拓扑，原约束保持不变，选中状态保留，可换一个目标位置重试或按 Esc 取消。</w:t>
+      </w:r>
+    </w:p>
+    <w:p>
+      <w:pPr>
+        <w:ind w:left="403" w:hanging="288"/>
+      </w:pPr>
+      <w:r>
+        <w:rPr>
+          <w:rFonts w:ascii="Calibri" w:hAnsi="Calibri" w:eastAsia="Microsoft YaHei"/>
+        </w:rPr>
+        <w:t>8.  选择‘选择删除约束’，在彩色约束线 14 像素范围内单击；删除外边界前先删除孔洞。</w:t>
+      </w:r>
+    </w:p>
+    <w:p>
+      <w:pPr>
+        <w:ind w:left="403" w:hanging="288"/>
+      </w:pPr>
+      <w:r>
+        <w:rPr>
+          <w:rFonts w:ascii="Calibri" w:hAnsi="Calibri" w:eastAsia="Microsoft YaHei"/>
+        </w:rPr>
+        <w:t>9.  约束改变后重新生成 GRID/等高线；程序会自动释放旧派生图层。</w:t>
       </w:r>
     </w:p>
     <w:p>
@@ -5867,7 +5925,7 @@
         <w:rPr>
           <w:rFonts w:ascii="Calibri" w:hAnsi="Calibri" w:eastAsia="Microsoft YaHei"/>
         </w:rPr>
-        <w:t>草图 Z 优先由 CDT/TIN 表面插值。v0.8 单约束增删仍完整重建候选 CDT，大数据操作期间请等待鼠标恢复。查询、插入和删除工具栏按钮仍只操作普通 TIN。</w:t>
+        <w:t>草图和移动目标的 Z 优先由 CDT/TIN 表面插值。v0.9 单约束新增、更新和删除仍完整重建候选 CDT；移动还请求完整前后差异用于影响显示，大数据操作期间请等待鼠标恢复。查询、插入和删除工具栏按钮仍只操作普通 TIN。</w:t>
       </w:r>
     </w:p>
     <w:p>
@@ -6090,6 +6148,7 @@
           </w:tcPr>
           <w:p>
             <w:pPr>
+              <w:keepNext/>
               <w:spacing w:before="0" w:after="0"/>
               <w:jc w:val="center"/>
             </w:pPr>
@@ -6118,6 +6177,7 @@
           </w:tcPr>
           <w:p>
             <w:pPr>
+              <w:keepNext/>
               <w:spacing w:before="0" w:after="0"/>
               <w:jc w:val="center"/>
             </w:pPr>
@@ -6678,7 +6738,7 @@
                 <w:rFonts w:ascii="Calibri" w:hAnsi="Calibri" w:eastAsia="Microsoft YaHei"/>
                 <w:sz w:val="18"/>
               </w:rPr>
-              <w:t>选择‘约束编辑→选择删除约束’，并在青、洋红或橙色约束线 14 像素范围内单击。</w:t>
+              <w:t>删除时应靠近青、洋红或橙色约束线；移动时应靠近白色约束顶点。两者拾取范围均约 14 像素。</w:t>
             </w:r>
           </w:p>
         </w:tc>
@@ -6789,6 +6849,61 @@
                 <w:sz w:val="18"/>
               </w:rPr>
               <w:t>检查点数、连续重合点和未分段交叉；失败时草图保留，可 Backspace 调整。</w:t>
+            </w:r>
+          </w:p>
+        </w:tc>
+      </w:tr>
+      <w:tr>
+        <w:trPr>
+          <w:cantSplit/>
+        </w:trPr>
+        <w:tc>
+          <w:tcPr>
+            <w:tcW w:type="dxa" w:w="2800"/>
+            <w:tcMar>
+              <w:top w:w="80" w:type="dxa"/>
+              <w:start w:w="120" w:type="dxa"/>
+              <w:bottom w:w="80" w:type="dxa"/>
+              <w:end w:w="120" w:type="dxa"/>
+            </w:tcMar>
+            <w:vAlign w:val="center"/>
+          </w:tcPr>
+          <w:p>
+            <w:pPr>
+              <w:spacing w:before="0" w:after="0" w:line="276" w:lineRule="auto"/>
+              <w:jc w:val="left"/>
+            </w:pPr>
+            <w:r>
+              <w:rPr>
+                <w:rFonts w:ascii="Calibri" w:hAnsi="Calibri" w:eastAsia="Microsoft YaHei"/>
+                <w:sz w:val="18"/>
+              </w:rPr>
+              <w:t>约束顶点移动失败</w:t>
+            </w:r>
+          </w:p>
+        </w:tc>
+        <w:tc>
+          <w:tcPr>
+            <w:tcW w:type="dxa" w:w="6560"/>
+            <w:tcMar>
+              <w:top w:w="80" w:type="dxa"/>
+              <w:start w:w="120" w:type="dxa"/>
+              <w:bottom w:w="80" w:type="dxa"/>
+              <w:end w:w="120" w:type="dxa"/>
+            </w:tcMar>
+            <w:vAlign w:val="center"/>
+          </w:tcPr>
+          <w:p>
+            <w:pPr>
+              <w:spacing w:before="0" w:after="0" w:line="276" w:lineRule="auto"/>
+              <w:jc w:val="left"/>
+            </w:pPr>
+            <w:r>
+              <w:rPr>
+                <w:rFonts w:ascii="Calibri" w:hAnsi="Calibri" w:eastAsia="Microsoft YaHei"/>
+                <w:sz w:val="18"/>
+              </w:rPr>
+              <w:t>目标位置可能造成未分段交叉或非法边界；原约束不会改变，可再次单击其他位置，或按 Esc 取消。</w:t>
             </w:r>
           </w:p>
         </w:tc>
@@ -7189,6 +7304,17 @@
         <w:rPr>
           <w:rFonts w:ascii="Calibri" w:hAnsi="Calibri" w:eastAsia="Microsoft YaHei"/>
         </w:rPr>
+        <w:t>移动一个约束顶点，确认约束 ID 不变，并检查红色旧面、黄色边界和绿色新增面/边。</w:t>
+      </w:r>
+    </w:p>
+    <w:p>
+      <w:pPr>
+        <w:pStyle w:val="ListBullet"/>
+      </w:pPr>
+      <w:r>
+        <w:rPr>
+          <w:rFonts w:ascii="Calibri" w:hAnsi="Calibri" w:eastAsia="Microsoft YaHei"/>
+        </w:rPr>
         <w:t>由 CDT 生成 GRID 和等高线，确认孔洞/域外没有有效 GRID 节点或跨越等高线。</w:t>
       </w:r>
     </w:p>
@@ -7232,7 +7358,7 @@
         <w:rPr>
           <w:rFonts w:ascii="Calibri" w:hAnsi="Calibri" w:eastAsia="Microsoft YaHei"/>
         </w:rPr>
-        <w:t>导入示例 XYZ → 查询与编辑 → 从 TIN 创建 CDT → 绘制外边界/孔洞/断裂线 → CDT→GRID/等高线 → 约束拾取删除 → T/G/C/D 显隐 → 3D 漫游 → 分别保存四类文本。</w:t>
+        <w:t>导入示例 XYZ → 查询与编辑 → 从 TIN 创建 CDT → 绘制外边界/孔洞/断裂线 → 两次单击移动约束顶点并观察影响区 → CDT→GRID/等高线 → 约束拾取删除 → T/G/C/D 显隐 → 3D 漫游 → 分别保存四类文本。</w:t>
       </w:r>
     </w:p>
     <w:p>
@@ -7248,7 +7374,7 @@
         <w:rPr>
           <w:rFonts w:ascii="Calibri" w:hAnsi="Calibri" w:eastAsia="Microsoft YaHei"/>
         </w:rPr>
-        <w:t>当前已交付轻量三维 TIN 查看、TIN/GRID/CDT 派生转换、DCDT 约束图层和单约束交互编辑。后续将增加局部 CDT 影响显示、图层树与样式面板、GeoTIFF/GeoPackage 菜单、GPU 分块 LOD、拾取测量和贴地碰撞。</w:t>
+        <w:t>当前已交付轻量三维 TIN 查看、TIN/GRID/CDT 派生转换、DCDT 约束图层、单约束交互编辑和完整前后差异影响显示。后续将把全量候选重建升级为真正的局部拓扑更新，并增加图层树与样式面板、GeoTIFF/GeoPackage 菜单、GPU 分块 LOD、拾取测量和贴地碰撞。</w:t>
       </w:r>
     </w:p>
     <w:sectPr>
@@ -7278,7 +7404,7 @@
         <w:color w:val="66727D"/>
         <w:sz w:val="18"/>
       </w:rPr>
-      <w:t xml:space="preserve">版本 0.8.0  |  第 </w:t>
+      <w:t xml:space="preserve">版本 0.9.0  |  第 </w:t>
     </w:r>
     <w:r>
       <w:rPr>

--- a/docs/manuals/dterrain_GUI操作入门教程.docx
+++ b/docs/manuals/dterrain_GUI操作入门教程.docx
@@ -85,7 +85,7 @@
           <w:color w:val="203748"/>
           <w:sz w:val="22"/>
         </w:rPr>
-        <w:t>版本 0.9.0  |  2026-07-16</w:t>
+        <w:t>版本 0.10.0  |  2026-07-16</w:t>
       </w:r>
     </w:p>
     <w:p>
@@ -243,7 +243,7 @@
                 <w:rFonts w:ascii="Calibri" w:hAnsi="Calibri" w:eastAsia="Microsoft YaHei"/>
                 <w:sz w:val="18"/>
               </w:rPr>
-              <w:t>0.9.0</w:t>
+              <w:t>0.10.0</w:t>
             </w:r>
           </w:p>
         </w:tc>
@@ -566,7 +566,7 @@
         <w:rPr>
           <w:rFonts w:ascii="Calibri" w:hAnsi="Calibri" w:eastAsia="Microsoft YaHei"/>
         </w:rPr>
-        <w:t>本手册对应 dterrain 0.9.0：约束 Delaunay 已支持断裂线、外边界、孔洞、域内查询、DCDT 文本、TIN→CDT、域内高程采样、CDT→GRID/等高线，以及保持约束 ID 的原子几何更新与可选影响结果。GUI 已支持两次单击移动约束顶点并显示红/黄/绿影响区。百万点局部约束更新和生产级 GPU LOD 属于后续阶段。</w:t>
+        <w:t>本手册对应 dterrain 0.10.0：在 v0.9 稳定 ID 原子更新基础上，新增约束顶点引用查询、共享顶点默认保护、显式单约束脱离删除和 GUI 单击安全删除。百万点局部约束更新和生产级 GPU LOD 属于后续阶段。</w:t>
       </w:r>
     </w:p>
     <w:p>
@@ -597,13 +597,13 @@
           <w:b/>
           <w:color w:val="7A5A00"/>
         </w:rPr>
-        <w:t xml:space="preserve">0.9 功能边界  </w:t>
+        <w:t xml:space="preserve">0.10 功能边界  </w:t>
       </w:r>
       <w:r>
         <w:rPr>
           <w:rFonts w:ascii="Calibri" w:hAnsi="Calibri" w:eastAsia="Microsoft YaHei"/>
         </w:rPr>
-        <w:t>当前程序已提供二维 TIN 编辑、三维 TIN 查看、TIN/GRID/等高线转换、DCDT 打开保存、单条约束交互绘制/移动/删除、CDT 影响区显示和 CDT→GRID/等高线。GeoTIFF/GeoPackage 菜单和生产级 GPU/LOD 尚未接入。</w:t>
+        <w:t>当前程序已提供二维/三维浏览、TIN/GRID/等高线转换、DCDT 打开保存、约束绘制、顶点移动、安全删除、整条删除和 CDT 影响区显示。GeoTIFF/GeoPackage 菜单和生产级 GPU/LOD 尚未接入。</w:t>
       </w:r>
     </w:p>
     <w:p>
@@ -1332,7 +1332,7 @@
         <w:rPr>
           <w:rFonts w:ascii="Calibri" w:hAnsi="Calibri" w:eastAsia="Microsoft YaHei"/>
         </w:rPr>
-        <w:t>12.  执行“地形转换→约束网 → GRID”和“从约束网生成等高线”，确认孔洞区域保持空白。</w:t>
+        <w:t>12.  选择“删除约束顶点（单击）”并拾取白色折点；共享顶点确认后只从当前约束脱离。</w:t>
       </w:r>
     </w:p>
     <w:p>
@@ -1343,7 +1343,7 @@
         <w:rPr>
           <w:rFonts w:ascii="Calibri" w:hAnsi="Calibri" w:eastAsia="Microsoft YaHei"/>
         </w:rPr>
-        <w:t>13.  单击“查询模式”，在网格内单击；观察白色最近顶点和洋红色覆盖三角形。</w:t>
+        <w:t>13.  执行“地形转换→约束网 → GRID”和“从约束网生成等高线”，确认孔洞区域保持空白。</w:t>
       </w:r>
     </w:p>
     <w:p>
@@ -1354,7 +1354,7 @@
         <w:rPr>
           <w:rFonts w:ascii="Calibri" w:hAnsi="Calibri" w:eastAsia="Microsoft YaHei"/>
         </w:rPr>
-        <w:t>14.  单击“插入模式”，在网格中单击；观察红色旧面、黄色边界和绿色新增面/边。</w:t>
+        <w:t>14.  单击“查询模式”，在网格内单击；观察白色最近顶点和洋红色覆盖三角形。</w:t>
       </w:r>
     </w:p>
     <w:p>
@@ -1365,7 +1365,7 @@
         <w:rPr>
           <w:rFonts w:ascii="Calibri" w:hAnsi="Calibri" w:eastAsia="Microsoft YaHei"/>
         </w:rPr>
-        <w:t>15.  单击“删除模式”，在目标附近单击；程序删除 XY 最近顶点并显示局部变化。</w:t>
+        <w:t>15.  单击“插入模式”，在网格中单击；观察红色旧面、黄色边界和绿色新增面/边。</w:t>
       </w:r>
     </w:p>
     <w:p>
@@ -1376,7 +1376,18 @@
         <w:rPr>
           <w:rFonts w:ascii="Calibri" w:hAnsi="Calibri" w:eastAsia="Microsoft YaHei"/>
         </w:rPr>
-        <w:t>16.  单击“保存网格”，保存为 terrain.dtmesh；然后单击“清空”和“打开网格”验证加载。</w:t>
+        <w:t>16.  单击“删除模式”，在目标附近单击；程序删除 XY 最近顶点并显示局部变化。</w:t>
+      </w:r>
+    </w:p>
+    <w:p>
+      <w:pPr>
+        <w:ind w:left="403" w:hanging="288"/>
+      </w:pPr>
+      <w:r>
+        <w:rPr>
+          <w:rFonts w:ascii="Calibri" w:hAnsi="Calibri" w:eastAsia="Microsoft YaHei"/>
+        </w:rPr>
+        <w:t>17.  单击“保存网格”，保存为 terrain.dtmesh；然后单击“清空”和“打开网格”验证加载。</w:t>
       </w:r>
     </w:p>
     <w:p>
@@ -2475,7 +2486,7 @@
                 <w:rFonts w:ascii="Calibri" w:hAnsi="Calibri" w:eastAsia="Microsoft YaHei"/>
                 <w:sz w:val="18"/>
               </w:rPr>
-              <w:t>绘制断裂线、外边界、孔洞；移动约束顶点，或拾取删除约束。</w:t>
+              <w:t>绘制断裂线、外边界、孔洞；移动/安全删除顶点，或删除整条约束。</w:t>
             </w:r>
           </w:p>
         </w:tc>
@@ -5805,7 +5816,7 @@
         <w:pStyle w:val="Heading2"/>
       </w:pPr>
       <w:r>
-        <w:t>8.5 交互绘制、移动与删除约束</w:t>
+        <w:t>8.5 交互绘制、移动与安全删除</w:t>
       </w:r>
     </w:p>
     <w:p>
@@ -5893,7 +5904,7 @@
         <w:rPr>
           <w:rFonts w:ascii="Calibri" w:hAnsi="Calibri" w:eastAsia="Microsoft YaHei"/>
         </w:rPr>
-        <w:t>8.  选择‘选择删除约束’，在彩色约束线 14 像素范围内单击；删除外边界前先删除孔洞。</w:t>
+        <w:t>8.  选择‘删除约束顶点（单击）’并单击白色折点；普通点直接删除并显示红/黄/绿影响。</w:t>
       </w:r>
     </w:p>
     <w:p>
@@ -5904,7 +5915,40 @@
         <w:rPr>
           <w:rFonts w:ascii="Calibri" w:hAnsi="Calibri" w:eastAsia="Microsoft YaHei"/>
         </w:rPr>
-        <w:t>9.  约束改变后重新生成 GRID/等高线；程序会自动释放旧派生图层。</w:t>
+        <w:t>9.  共享顶点会显示引用约束数量并请求确认；确认后只从当前约束脱离，其他约束不变。基础地形点也始终保留。</w:t>
+      </w:r>
+    </w:p>
+    <w:p>
+      <w:pPr>
+        <w:ind w:left="403" w:hanging="288"/>
+      </w:pPr>
+      <w:r>
+        <w:rPr>
+          <w:rFonts w:ascii="Calibri" w:hAnsi="Calibri" w:eastAsia="Microsoft YaHei"/>
+        </w:rPr>
+        <w:t>10.  删除后不足最小点数或产生非法拓扑时操作被拒绝，原约束和 generation 保持不变。</w:t>
+      </w:r>
+    </w:p>
+    <w:p>
+      <w:pPr>
+        <w:ind w:left="403" w:hanging="288"/>
+      </w:pPr>
+      <w:r>
+        <w:rPr>
+          <w:rFonts w:ascii="Calibri" w:hAnsi="Calibri" w:eastAsia="Microsoft YaHei"/>
+        </w:rPr>
+        <w:t>11.  选择‘选择删除约束’，在彩色约束线 14 像素范围内单击；删除外边界前先删除孔洞。</w:t>
+      </w:r>
+    </w:p>
+    <w:p>
+      <w:pPr>
+        <w:ind w:left="403" w:hanging="288"/>
+      </w:pPr>
+      <w:r>
+        <w:rPr>
+          <w:rFonts w:ascii="Calibri" w:hAnsi="Calibri" w:eastAsia="Microsoft YaHei"/>
+        </w:rPr>
+        <w:t>12.  约束改变后重新生成 GRID/等高线；程序会自动释放旧派生图层。</w:t>
       </w:r>
     </w:p>
     <w:p>
@@ -5925,7 +5969,7 @@
         <w:rPr>
           <w:rFonts w:ascii="Calibri" w:hAnsi="Calibri" w:eastAsia="Microsoft YaHei"/>
         </w:rPr>
-        <w:t>草图和移动目标的 Z 优先由 CDT/TIN 表面插值。v0.9 单约束新增、更新和删除仍完整重建候选 CDT；移动还请求完整前后差异用于影响显示，大数据操作期间请等待鼠标恢复。查询、插入和删除工具栏按钮仍只操作普通 TIN。</w:t>
+        <w:t>草图和移动目标的 Z 优先由 CDT/TIN 表面插值。v0.10 单约束新增、更新、顶点删除和整条删除仍完整重建候选 CDT；移动/删除顶点还请求完整差异用于影响显示。查询、插入和删除工具栏按钮仍只操作普通 TIN。</w:t>
       </w:r>
     </w:p>
     <w:p>
@@ -6933,6 +6977,116 @@
                 <w:rFonts w:ascii="Calibri" w:hAnsi="Calibri" w:eastAsia="Microsoft YaHei"/>
                 <w:sz w:val="18"/>
               </w:rPr>
+              <w:t>共享顶点无法删除</w:t>
+            </w:r>
+          </w:p>
+        </w:tc>
+        <w:tc>
+          <w:tcPr>
+            <w:tcW w:type="dxa" w:w="6560"/>
+            <w:tcMar>
+              <w:top w:w="80" w:type="dxa"/>
+              <w:start w:w="120" w:type="dxa"/>
+              <w:bottom w:w="80" w:type="dxa"/>
+              <w:end w:w="120" w:type="dxa"/>
+            </w:tcMar>
+            <w:vAlign w:val="center"/>
+          </w:tcPr>
+          <w:p>
+            <w:pPr>
+              <w:spacing w:before="0" w:after="0" w:line="276" w:lineRule="auto"/>
+              <w:jc w:val="left"/>
+            </w:pPr>
+            <w:r>
+              <w:rPr>
+                <w:rFonts w:ascii="Calibri" w:hAnsi="Calibri" w:eastAsia="Microsoft YaHei"/>
+                <w:sz w:val="18"/>
+              </w:rPr>
+              <w:t>这是默认保护；GUI 会询问是否只从当前约束脱离。取消时所有约束不变，确认后其他约束仍保留该点。</w:t>
+            </w:r>
+          </w:p>
+        </w:tc>
+      </w:tr>
+      <w:tr>
+        <w:trPr>
+          <w:cantSplit/>
+        </w:trPr>
+        <w:tc>
+          <w:tcPr>
+            <w:tcW w:type="dxa" w:w="2800"/>
+            <w:tcMar>
+              <w:top w:w="80" w:type="dxa"/>
+              <w:start w:w="120" w:type="dxa"/>
+              <w:bottom w:w="80" w:type="dxa"/>
+              <w:end w:w="120" w:type="dxa"/>
+            </w:tcMar>
+            <w:vAlign w:val="center"/>
+          </w:tcPr>
+          <w:p>
+            <w:pPr>
+              <w:spacing w:before="0" w:after="0" w:line="276" w:lineRule="auto"/>
+              <w:jc w:val="left"/>
+            </w:pPr>
+            <w:r>
+              <w:rPr>
+                <w:rFonts w:ascii="Calibri" w:hAnsi="Calibri" w:eastAsia="Microsoft YaHei"/>
+                <w:sz w:val="18"/>
+              </w:rPr>
+              <w:t>约束顶点删除失败</w:t>
+            </w:r>
+          </w:p>
+        </w:tc>
+        <w:tc>
+          <w:tcPr>
+            <w:tcW w:type="dxa" w:w="6560"/>
+            <w:tcMar>
+              <w:top w:w="80" w:type="dxa"/>
+              <w:start w:w="120" w:type="dxa"/>
+              <w:bottom w:w="80" w:type="dxa"/>
+              <w:end w:w="120" w:type="dxa"/>
+            </w:tcMar>
+            <w:vAlign w:val="center"/>
+          </w:tcPr>
+          <w:p>
+            <w:pPr>
+              <w:spacing w:before="0" w:after="0" w:line="276" w:lineRule="auto"/>
+              <w:jc w:val="left"/>
+            </w:pPr>
+            <w:r>
+              <w:rPr>
+                <w:rFonts w:ascii="Calibri" w:hAnsi="Calibri" w:eastAsia="Microsoft YaHei"/>
+                <w:sz w:val="18"/>
+              </w:rPr>
+              <w:t>删除后可能少于最小点数或产生非法拓扑；原约束和基础地形点均不会被部分删除。</w:t>
+            </w:r>
+          </w:p>
+        </w:tc>
+      </w:tr>
+      <w:tr>
+        <w:trPr>
+          <w:cantSplit/>
+        </w:trPr>
+        <w:tc>
+          <w:tcPr>
+            <w:tcW w:type="dxa" w:w="2800"/>
+            <w:tcMar>
+              <w:top w:w="80" w:type="dxa"/>
+              <w:start w:w="120" w:type="dxa"/>
+              <w:bottom w:w="80" w:type="dxa"/>
+              <w:end w:w="120" w:type="dxa"/>
+            </w:tcMar>
+            <w:vAlign w:val="center"/>
+          </w:tcPr>
+          <w:p>
+            <w:pPr>
+              <w:spacing w:before="0" w:after="0" w:line="276" w:lineRule="auto"/>
+              <w:jc w:val="left"/>
+            </w:pPr>
+            <w:r>
+              <w:rPr>
+                <w:rFonts w:ascii="Calibri" w:hAnsi="Calibri" w:eastAsia="Microsoft YaHei"/>
+                <w:sz w:val="18"/>
+              </w:rPr>
               <w:t>框选后没有变化</w:t>
             </w:r>
           </w:p>
@@ -7315,6 +7469,17 @@
         <w:rPr>
           <w:rFonts w:ascii="Calibri" w:hAnsi="Calibri" w:eastAsia="Microsoft YaHei"/>
         </w:rPr>
+        <w:t>删除一个普通约束顶点；若准备了共享点数据，再验证保护提示与单约束脱离。</w:t>
+      </w:r>
+    </w:p>
+    <w:p>
+      <w:pPr>
+        <w:pStyle w:val="ListBullet"/>
+      </w:pPr>
+      <w:r>
+        <w:rPr>
+          <w:rFonts w:ascii="Calibri" w:hAnsi="Calibri" w:eastAsia="Microsoft YaHei"/>
+        </w:rPr>
         <w:t>由 CDT 生成 GRID 和等高线，确认孔洞/域外没有有效 GRID 节点或跨越等高线。</w:t>
       </w:r>
     </w:p>
@@ -7358,7 +7523,7 @@
         <w:rPr>
           <w:rFonts w:ascii="Calibri" w:hAnsi="Calibri" w:eastAsia="Microsoft YaHei"/>
         </w:rPr>
-        <w:t>导入示例 XYZ → 查询与编辑 → 从 TIN 创建 CDT → 绘制外边界/孔洞/断裂线 → 两次单击移动约束顶点并观察影响区 → CDT→GRID/等高线 → 约束拾取删除 → T/G/C/D 显隐 → 3D 漫游 → 分别保存四类文本。</w:t>
+        <w:t>导入示例 XYZ → 从 TIN 创建 CDT → 绘制约束 → 移动顶点 → 安全删除顶点并观察影响区 → CDT→GRID/等高线 → 删除整条约束 → T/G/C/D 显隐 → 3D 漫游 → 保存文本。</w:t>
       </w:r>
     </w:p>
     <w:p>
@@ -7374,7 +7539,7 @@
         <w:rPr>
           <w:rFonts w:ascii="Calibri" w:hAnsi="Calibri" w:eastAsia="Microsoft YaHei"/>
         </w:rPr>
-        <w:t>当前已交付轻量三维 TIN 查看、TIN/GRID/CDT 派生转换、DCDT 约束图层、单约束交互编辑和完整前后差异影响显示。后续将把全量候选重建升级为真正的局部拓扑更新，并增加图层树与样式面板、GeoTIFF/GeoPackage 菜单、GPU 分块 LOD、拾取测量和贴地碰撞。</w:t>
+        <w:t>当前已交付轻量三维查看、TIN/GRID/CDT 派生转换、DCDT 图层、约束顶点移动、安全删除和完整差异显示。后续将把全量候选重建升级为真正的局部拓扑更新，并增加图层树与样式面板、GeoTIFF/GeoPackage 菜单、GPU 分块 LOD、拾取测量和贴地碰撞。</w:t>
       </w:r>
     </w:p>
     <w:sectPr>
@@ -7404,7 +7569,7 @@
         <w:color w:val="66727D"/>
         <w:sz w:val="18"/>
       </w:rPr>
-      <w:t xml:space="preserve">版本 0.9.0  |  第 </w:t>
+      <w:t xml:space="preserve">版本 0.10.0  |  第 </w:t>
     </w:r>
     <w:r>
       <w:rPr>

--- a/docs/manuals/dterrain_GUI操作入门教程.docx
+++ b/docs/manuals/dterrain_GUI操作入门教程.docx
@@ -85,7 +85,7 @@
           <w:color w:val="203748"/>
           <w:sz w:val="22"/>
         </w:rPr>
-        <w:t>版本 0.10.0  |  2026-07-16</w:t>
+        <w:t>版本 0.11.0  |  2026-07-16</w:t>
       </w:r>
     </w:p>
     <w:p>
@@ -243,7 +243,7 @@
                 <w:rFonts w:ascii="Calibri" w:hAnsi="Calibri" w:eastAsia="Microsoft YaHei"/>
                 <w:sz w:val="18"/>
               </w:rPr>
-              <w:t>0.10.0</w:t>
+              <w:t>0.11.0</w:t>
             </w:r>
           </w:p>
         </w:tc>
@@ -566,7 +566,7 @@
         <w:rPr>
           <w:rFonts w:ascii="Calibri" w:hAnsi="Calibri" w:eastAsia="Microsoft YaHei"/>
         </w:rPr>
-        <w:t>本手册对应 dterrain 0.10.0：在 v0.9 稳定 ID 原子更新基础上，新增约束顶点引用查询、共享顶点默认保护、显式单约束脱离删除和 GUI 单击安全删除。百万点局部约束更新和生产级 GPU LOD 属于后续阶段。</w:t>
+        <w:t>本手册对应 dterrain 0.11.0：在共享顶点安全删除基础上，新增原子批量约束事务，一次提交多条新增、更新和删除并只重建一次；GUI 提供 12 条断裂线批量演示。真正局部拓扑更新和生产级 GPU LOD 属于后续阶段。</w:t>
       </w:r>
     </w:p>
     <w:p>
@@ -597,13 +597,13 @@
           <w:b/>
           <w:color w:val="7A5A00"/>
         </w:rPr>
-        <w:t xml:space="preserve">0.10 功能边界  </w:t>
+        <w:t xml:space="preserve">0.11 功能边界  </w:t>
       </w:r>
       <w:r>
         <w:rPr>
           <w:rFonts w:ascii="Calibri" w:hAnsi="Calibri" w:eastAsia="Microsoft YaHei"/>
         </w:rPr>
-        <w:t>当前程序已提供二维/三维浏览、TIN/GRID/等高线转换、DCDT 打开保存、约束绘制、顶点移动、安全删除、整条删除和 CDT 影响区显示。GeoTIFF/GeoPackage 菜单和生产级 GPU/LOD 尚未接入。</w:t>
+        <w:t>当前程序已提供二维/三维浏览、TIN/GRID/等高线转换、DCDT 打开保存、约束绘制、批量示例、顶点移动、安全删除、整条删除和 CDT 影响区显示。GeoTIFF/GeoPackage 菜单和生产级 GPU/LOD 尚未接入。</w:t>
       </w:r>
     </w:p>
     <w:p>
@@ -1277,7 +1277,7 @@
         <w:rPr>
           <w:rFonts w:ascii="Calibri" w:hAnsi="Calibri" w:eastAsia="Microsoft YaHei"/>
         </w:rPr>
-        <w:t>7.  打开“地形转换”菜单，依次执行“TIN → GRID”和“从 GRID 生成等高线”，观察三类图层叠加。</w:t>
+        <w:t>7.  执行“地形转换→从当前 TIN 创建约束网”，得到没有约束的 CDT。</w:t>
       </w:r>
     </w:p>
     <w:p>
@@ -1288,7 +1288,7 @@
         <w:rPr>
           <w:rFonts w:ascii="Calibri" w:hAnsi="Calibri" w:eastAsia="Microsoft YaHei"/>
         </w:rPr>
-        <w:t>8.  打开“图层”菜单，分别隐藏和显示 TIN、GRID、等高线，再用“全图”恢复联合范围。</w:t>
+        <w:t>8.  选择“约束编辑→批量添加 12 条示例断裂线”，观察一次事务完成后的彩色平行线和状态栏耗时。</w:t>
       </w:r>
     </w:p>
     <w:p>
@@ -1299,7 +1299,7 @@
         <w:rPr>
           <w:rFonts w:ascii="Calibri" w:hAnsi="Calibri" w:eastAsia="Microsoft YaHei"/>
         </w:rPr>
-        <w:t>9.  打开“数据交换→打开约束网 DCDT”，选择 sample_constraints.dcdt，观察孔洞和断裂线。</w:t>
+        <w:t>9.  打开“地形转换”菜单，依次执行“TIN → GRID”和“从 GRID 生成等高线”，观察三类图层叠加。</w:t>
       </w:r>
     </w:p>
     <w:p>
@@ -1310,7 +1310,7 @@
         <w:rPr>
           <w:rFonts w:ascii="Calibri" w:hAnsi="Calibri" w:eastAsia="Microsoft YaHei"/>
         </w:rPr>
-        <w:t>10.  打开“约束编辑→绘制断裂线”，在画布逐点单击，按 Enter 完成；用 Backspace 撤点、Esc 取消。</w:t>
+        <w:t>10.  打开“图层”菜单，分别隐藏和显示 TIN、GRID、等高线，再用“全图”恢复联合范围。</w:t>
       </w:r>
     </w:p>
     <w:p>
@@ -1321,7 +1321,7 @@
         <w:rPr>
           <w:rFonts w:ascii="Calibri" w:hAnsi="Calibri" w:eastAsia="Microsoft YaHei"/>
         </w:rPr>
-        <w:t>11.  选择“移动约束顶点（两次单击）”，第一次单击白色约束顶点使其变黄，第二次单击目标位置；观察红色旧面、黄色边界和绿色新增面/边。</w:t>
+        <w:t>11.  打开“数据交换→打开约束网 DCDT”，选择 sample_constraints.dcdt，观察孔洞和断裂线。</w:t>
       </w:r>
     </w:p>
     <w:p>
@@ -1332,7 +1332,7 @@
         <w:rPr>
           <w:rFonts w:ascii="Calibri" w:hAnsi="Calibri" w:eastAsia="Microsoft YaHei"/>
         </w:rPr>
-        <w:t>12.  选择“删除约束顶点（单击）”并拾取白色折点；共享顶点确认后只从当前约束脱离。</w:t>
+        <w:t>12.  打开“约束编辑→绘制断裂线”，在画布逐点单击，按 Enter 完成；用 Backspace 撤点、Esc 取消。</w:t>
       </w:r>
     </w:p>
     <w:p>
@@ -1343,7 +1343,7 @@
         <w:rPr>
           <w:rFonts w:ascii="Calibri" w:hAnsi="Calibri" w:eastAsia="Microsoft YaHei"/>
         </w:rPr>
-        <w:t>13.  执行“地形转换→约束网 → GRID”和“从约束网生成等高线”，确认孔洞区域保持空白。</w:t>
+        <w:t>13.  选择“移动约束顶点（两次单击）”，第一次单击白色约束顶点使其变黄，第二次单击目标位置；观察红色旧面、黄色边界和绿色新增面/边。</w:t>
       </w:r>
     </w:p>
     <w:p>
@@ -1354,7 +1354,7 @@
         <w:rPr>
           <w:rFonts w:ascii="Calibri" w:hAnsi="Calibri" w:eastAsia="Microsoft YaHei"/>
         </w:rPr>
-        <w:t>14.  单击“查询模式”，在网格内单击；观察白色最近顶点和洋红色覆盖三角形。</w:t>
+        <w:t>14.  选择“删除约束顶点（单击）”并拾取白色折点；共享顶点确认后只从当前约束脱离。</w:t>
       </w:r>
     </w:p>
     <w:p>
@@ -1365,7 +1365,7 @@
         <w:rPr>
           <w:rFonts w:ascii="Calibri" w:hAnsi="Calibri" w:eastAsia="Microsoft YaHei"/>
         </w:rPr>
-        <w:t>15.  单击“插入模式”，在网格中单击；观察红色旧面、黄色边界和绿色新增面/边。</w:t>
+        <w:t>15.  执行“地形转换→约束网 → GRID”和“从约束网生成等高线”，确认孔洞区域保持空白。</w:t>
       </w:r>
     </w:p>
     <w:p>
@@ -1376,7 +1376,7 @@
         <w:rPr>
           <w:rFonts w:ascii="Calibri" w:hAnsi="Calibri" w:eastAsia="Microsoft YaHei"/>
         </w:rPr>
-        <w:t>16.  单击“删除模式”，在目标附近单击；程序删除 XY 最近顶点并显示局部变化。</w:t>
+        <w:t>16.  单击“查询模式”，在网格内单击；观察白色最近顶点和洋红色覆盖三角形。</w:t>
       </w:r>
     </w:p>
     <w:p>
@@ -1387,7 +1387,29 @@
         <w:rPr>
           <w:rFonts w:ascii="Calibri" w:hAnsi="Calibri" w:eastAsia="Microsoft YaHei"/>
         </w:rPr>
-        <w:t>17.  单击“保存网格”，保存为 terrain.dtmesh；然后单击“清空”和“打开网格”验证加载。</w:t>
+        <w:t>17.  单击“插入模式”，在网格中单击；观察红色旧面、黄色边界和绿色新增面/边。</w:t>
+      </w:r>
+    </w:p>
+    <w:p>
+      <w:pPr>
+        <w:ind w:left="403" w:hanging="288"/>
+      </w:pPr>
+      <w:r>
+        <w:rPr>
+          <w:rFonts w:ascii="Calibri" w:hAnsi="Calibri" w:eastAsia="Microsoft YaHei"/>
+        </w:rPr>
+        <w:t>18.  单击“删除模式”，在目标附近单击；程序删除 XY 最近顶点并显示局部变化。</w:t>
+      </w:r>
+    </w:p>
+    <w:p>
+      <w:pPr>
+        <w:ind w:left="403" w:hanging="288"/>
+      </w:pPr>
+      <w:r>
+        <w:rPr>
+          <w:rFonts w:ascii="Calibri" w:hAnsi="Calibri" w:eastAsia="Microsoft YaHei"/>
+        </w:rPr>
+        <w:t>19.  单击“保存网格”，保存为 terrain.dtmesh；然后单击“清空”和“打开网格”验证加载。</w:t>
       </w:r>
     </w:p>
     <w:p>
@@ -2486,7 +2508,7 @@
                 <w:rFonts w:ascii="Calibri" w:hAnsi="Calibri" w:eastAsia="Microsoft YaHei"/>
                 <w:sz w:val="18"/>
               </w:rPr>
-              <w:t>绘制断裂线、外边界、孔洞；移动/安全删除顶点，或删除整条约束。</w:t>
+              <w:t>绘制或批量添加断裂线；移动/安全删除顶点，或删除整条约束。</w:t>
             </w:r>
           </w:p>
         </w:tc>
@@ -5816,7 +5838,7 @@
         <w:pStyle w:val="Heading2"/>
       </w:pPr>
       <w:r>
-        <w:t>8.5 交互绘制、移动与安全删除</w:t>
+        <w:t>8.5 批量事务、交互绘制、移动与安全删除</w:t>
       </w:r>
     </w:p>
     <w:p>
@@ -5838,7 +5860,7 @@
         <w:rPr>
           <w:rFonts w:ascii="Calibri" w:hAnsi="Calibri" w:eastAsia="Microsoft YaHei"/>
         </w:rPr>
-        <w:t>2.  选择‘约束编辑→绘制断裂线/外边界/孔洞边界’，在二维画布逐点单击。</w:t>
+        <w:t>2.  当前约束为空时可选择‘批量添加 12 条示例断裂线’；程序在有效范围内生成互不相交的平行线，用一次事务提交并报告耗时。</w:t>
       </w:r>
     </w:p>
     <w:p>
@@ -5849,7 +5871,7 @@
         <w:rPr>
           <w:rFonts w:ascii="Calibri" w:hAnsi="Calibri" w:eastAsia="Microsoft YaHei"/>
         </w:rPr>
-        <w:t>3.  黄色草图中按 Backspace 撤销最后一点；按 Enter 完成，按 Esc 取消。</w:t>
+        <w:t>3.  选择‘约束编辑→绘制断裂线/外边界/孔洞边界’，在二维画布逐点单击。</w:t>
       </w:r>
     </w:p>
     <w:p>
@@ -5860,7 +5882,7 @@
         <w:rPr>
           <w:rFonts w:ascii="Calibri" w:hAnsi="Calibri" w:eastAsia="Microsoft YaHei"/>
         </w:rPr>
-        <w:t>4.  断裂线至少 2 点，外边界和孔洞至少 3 点；边界由程序自动闭合。</w:t>
+        <w:t>4.  黄色草图中按 Backspace 撤销最后一点；按 Enter 完成，按 Esc 取消。</w:t>
       </w:r>
     </w:p>
     <w:p>
@@ -5871,7 +5893,7 @@
         <w:rPr>
           <w:rFonts w:ascii="Calibri" w:hAnsi="Calibri" w:eastAsia="Microsoft YaHei"/>
         </w:rPr>
-        <w:t>5.  选择‘移动约束顶点（两次单击）’后，第一次在白色约束顶点 14 像素范围内单击；选中点变为黄色。</w:t>
+        <w:t>5.  断裂线至少 2 点，外边界和孔洞至少 3 点；边界由程序自动闭合。</w:t>
       </w:r>
     </w:p>
     <w:p>
@@ -5882,7 +5904,7 @@
         <w:rPr>
           <w:rFonts w:ascii="Calibri" w:hAnsi="Calibri" w:eastAsia="Microsoft YaHei"/>
         </w:rPr>
-        <w:t>6.  第二次在目标位置单击即可提交移动；按 Esc 取消已选顶点。成功后红色表示旧面，黄色表示影响边界，绿色表示新增面/边。</w:t>
+        <w:t>6.  选择‘移动约束顶点（两次单击）’后，第一次在白色约束顶点 14 像素范围内单击；选中点变为黄色。</w:t>
       </w:r>
     </w:p>
     <w:p>
@@ -5893,7 +5915,7 @@
         <w:rPr>
           <w:rFonts w:ascii="Calibri" w:hAnsi="Calibri" w:eastAsia="Microsoft YaHei"/>
         </w:rPr>
-        <w:t>7.  若移动造成未分段交叉等非法拓扑，原约束保持不变，选中状态保留，可换一个目标位置重试或按 Esc 取消。</w:t>
+        <w:t>7.  第二次在目标位置单击即可提交移动；按 Esc 取消已选顶点。成功后红色表示旧面，黄色表示影响边界，绿色表示新增面/边。</w:t>
       </w:r>
     </w:p>
     <w:p>
@@ -5904,7 +5926,7 @@
         <w:rPr>
           <w:rFonts w:ascii="Calibri" w:hAnsi="Calibri" w:eastAsia="Microsoft YaHei"/>
         </w:rPr>
-        <w:t>8.  选择‘删除约束顶点（单击）’并单击白色折点；普通点直接删除并显示红/黄/绿影响。</w:t>
+        <w:t>8.  若移动造成未分段交叉等非法拓扑，原约束保持不变，选中状态保留，可换一个目标位置重试或按 Esc 取消。</w:t>
       </w:r>
     </w:p>
     <w:p>
@@ -5915,7 +5937,7 @@
         <w:rPr>
           <w:rFonts w:ascii="Calibri" w:hAnsi="Calibri" w:eastAsia="Microsoft YaHei"/>
         </w:rPr>
-        <w:t>9.  共享顶点会显示引用约束数量并请求确认；确认后只从当前约束脱离，其他约束不变。基础地形点也始终保留。</w:t>
+        <w:t>9.  选择‘删除约束顶点（单击）’并单击白色折点；普通点直接删除并显示红/黄/绿影响。</w:t>
       </w:r>
     </w:p>
     <w:p>
@@ -5926,7 +5948,7 @@
         <w:rPr>
           <w:rFonts w:ascii="Calibri" w:hAnsi="Calibri" w:eastAsia="Microsoft YaHei"/>
         </w:rPr>
-        <w:t>10.  删除后不足最小点数或产生非法拓扑时操作被拒绝，原约束和 generation 保持不变。</w:t>
+        <w:t>10.  共享顶点会显示引用约束数量并请求确认；确认后只从当前约束脱离，其他约束不变。基础地形点也始终保留。</w:t>
       </w:r>
     </w:p>
     <w:p>
@@ -5937,7 +5959,7 @@
         <w:rPr>
           <w:rFonts w:ascii="Calibri" w:hAnsi="Calibri" w:eastAsia="Microsoft YaHei"/>
         </w:rPr>
-        <w:t>11.  选择‘选择删除约束’，在彩色约束线 14 像素范围内单击；删除外边界前先删除孔洞。</w:t>
+        <w:t>11.  删除后不足最小点数或产生非法拓扑时操作被拒绝，原约束和 generation 保持不变。</w:t>
       </w:r>
     </w:p>
     <w:p>
@@ -5948,7 +5970,18 @@
         <w:rPr>
           <w:rFonts w:ascii="Calibri" w:hAnsi="Calibri" w:eastAsia="Microsoft YaHei"/>
         </w:rPr>
-        <w:t>12.  约束改变后重新生成 GRID/等高线；程序会自动释放旧派生图层。</w:t>
+        <w:t>12.  选择‘选择删除约束’，在彩色约束线 14 像素范围内单击；删除外边界前先删除孔洞。</w:t>
+      </w:r>
+    </w:p>
+    <w:p>
+      <w:pPr>
+        <w:ind w:left="403" w:hanging="288"/>
+      </w:pPr>
+      <w:r>
+        <w:rPr>
+          <w:rFonts w:ascii="Calibri" w:hAnsi="Calibri" w:eastAsia="Microsoft YaHei"/>
+        </w:rPr>
+        <w:t>13.  约束改变后重新生成 GRID/等高线；程序会自动释放旧派生图层。</w:t>
       </w:r>
     </w:p>
     <w:p>
@@ -5969,7 +6002,7 @@
         <w:rPr>
           <w:rFonts w:ascii="Calibri" w:hAnsi="Calibri" w:eastAsia="Microsoft YaHei"/>
         </w:rPr>
-        <w:t>草图和移动目标的 Z 优先由 CDT/TIN 表面插值。v0.10 单约束新增、更新、顶点删除和整条删除仍完整重建候选 CDT；移动/删除顶点还请求完整差异用于影响显示。查询、插入和删除工具栏按钮仍只操作普通 TIN。</w:t>
+        <w:t>草图和移动目标的 Z 优先由 CDT/TIN 表面插值。v0.11 单项约束编辑仍完整重建候选 CDT，批量事务只重建一次；移动/删除顶点还请求完整差异用于影响显示。查询、插入和删除工具栏按钮仍只操作普通 TIN。</w:t>
       </w:r>
     </w:p>
     <w:p>
@@ -7087,6 +7120,61 @@
                 <w:rFonts w:ascii="Calibri" w:hAnsi="Calibri" w:eastAsia="Microsoft YaHei"/>
                 <w:sz w:val="18"/>
               </w:rPr>
+              <w:t>批量示例被拒绝</w:t>
+            </w:r>
+          </w:p>
+        </w:tc>
+        <w:tc>
+          <w:tcPr>
+            <w:tcW w:type="dxa" w:w="6560"/>
+            <w:tcMar>
+              <w:top w:w="80" w:type="dxa"/>
+              <w:start w:w="120" w:type="dxa"/>
+              <w:bottom w:w="80" w:type="dxa"/>
+              <w:end w:w="120" w:type="dxa"/>
+            </w:tcMar>
+            <w:vAlign w:val="center"/>
+          </w:tcPr>
+          <w:p>
+            <w:pPr>
+              <w:spacing w:before="0" w:after="0" w:line="276" w:lineRule="auto"/>
+              <w:jc w:val="left"/>
+            </w:pPr>
+            <w:r>
+              <w:rPr>
+                <w:rFonts w:ascii="Calibri" w:hAnsi="Calibri" w:eastAsia="Microsoft YaHei"/>
+                <w:sz w:val="18"/>
+              </w:rPr>
+              <w:t>为避免与已有线交叉，GUI 只在当前约束为空时生成 12 条平行断裂线；可重新从 TIN 创建约束网后再试。</w:t>
+            </w:r>
+          </w:p>
+        </w:tc>
+      </w:tr>
+      <w:tr>
+        <w:trPr>
+          <w:cantSplit/>
+        </w:trPr>
+        <w:tc>
+          <w:tcPr>
+            <w:tcW w:type="dxa" w:w="2800"/>
+            <w:tcMar>
+              <w:top w:w="80" w:type="dxa"/>
+              <w:start w:w="120" w:type="dxa"/>
+              <w:bottom w:w="80" w:type="dxa"/>
+              <w:end w:w="120" w:type="dxa"/>
+            </w:tcMar>
+            <w:vAlign w:val="center"/>
+          </w:tcPr>
+          <w:p>
+            <w:pPr>
+              <w:spacing w:before="0" w:after="0" w:line="276" w:lineRule="auto"/>
+              <w:jc w:val="left"/>
+            </w:pPr>
+            <w:r>
+              <w:rPr>
+                <w:rFonts w:ascii="Calibri" w:hAnsi="Calibri" w:eastAsia="Microsoft YaHei"/>
+                <w:sz w:val="18"/>
+              </w:rPr>
               <w:t>框选后没有变化</w:t>
             </w:r>
           </w:p>
@@ -7447,6 +7535,17 @@
         <w:rPr>
           <w:rFonts w:ascii="Calibri" w:hAnsi="Calibri" w:eastAsia="Microsoft YaHei"/>
         </w:rPr>
+        <w:t>从 TIN 创建空约束网，批量添加 12 条示例断裂线并记录状态栏事务耗时。</w:t>
+      </w:r>
+    </w:p>
+    <w:p>
+      <w:pPr>
+        <w:pStyle w:val="ListBullet"/>
+      </w:pPr>
+      <w:r>
+        <w:rPr>
+          <w:rFonts w:ascii="Calibri" w:hAnsi="Calibri" w:eastAsia="Microsoft YaHei"/>
+        </w:rPr>
         <w:t>绘制一条断裂线并按 Enter 完成，再用选择删除约束验证拾取。</w:t>
       </w:r>
     </w:p>
@@ -7523,7 +7622,7 @@
         <w:rPr>
           <w:rFonts w:ascii="Calibri" w:hAnsi="Calibri" w:eastAsia="Microsoft YaHei"/>
         </w:rPr>
-        <w:t>导入示例 XYZ → 从 TIN 创建 CDT → 绘制约束 → 移动顶点 → 安全删除顶点并观察影响区 → CDT→GRID/等高线 → 删除整条约束 → T/G/C/D 显隐 → 3D 漫游 → 保存文本。</w:t>
+        <w:t>导入示例 XYZ → 从 TIN 创建 CDT → 批量添加 12 条断裂线并记录耗时 → 打开示例 DCDT → 绘制/移动/安全删除顶点 → CDT→GRID/等高线 → T/G/C/D 显隐 → 3D 漫游 → 保存文本。</w:t>
       </w:r>
     </w:p>
     <w:p>
@@ -7539,7 +7638,7 @@
         <w:rPr>
           <w:rFonts w:ascii="Calibri" w:hAnsi="Calibri" w:eastAsia="Microsoft YaHei"/>
         </w:rPr>
-        <w:t>当前已交付轻量三维查看、TIN/GRID/CDT 派生转换、DCDT 图层、约束顶点移动、安全删除和完整差异显示。后续将把全量候选重建升级为真正的局部拓扑更新，并增加图层树与样式面板、GeoTIFF/GeoPackage 菜单、GPU 分块 LOD、拾取测量和贴地碰撞。</w:t>
+        <w:t>当前已交付轻量三维查看、TIN/GRID/CDT 派生转换、DCDT 图层、批量约束事务、约束顶点移动、安全删除和完整差异显示。后续将把单项全量候选重建升级为真正的局部拓扑更新，并增加图层树与样式面板、GeoTIFF/GeoPackage 菜单、GPU 分块 LOD、拾取测量和贴地碰撞。</w:t>
       </w:r>
     </w:p>
     <w:sectPr>
@@ -7569,7 +7668,7 @@
         <w:color w:val="66727D"/>
         <w:sz w:val="18"/>
       </w:rPr>
-      <w:t xml:space="preserve">版本 0.10.0  |  第 </w:t>
+      <w:t xml:space="preserve">版本 0.11.0  |  第 </w:t>
     </w:r>
     <w:r>
       <w:rPr>

--- a/docs/manuals/dterrain_GUI操作入门教程.docx
+++ b/docs/manuals/dterrain_GUI操作入门教程.docx
@@ -85,7 +85,7 @@
           <w:color w:val="203748"/>
           <w:sz w:val="22"/>
         </w:rPr>
-        <w:t>版本 0.11.0  |  2026-07-16</w:t>
+        <w:t>版本 0.12.0  |  2026-07-17</w:t>
       </w:r>
     </w:p>
     <w:p>
@@ -243,7 +243,7 @@
                 <w:rFonts w:ascii="Calibri" w:hAnsi="Calibri" w:eastAsia="Microsoft YaHei"/>
                 <w:sz w:val="18"/>
               </w:rPr>
-              <w:t>0.11.0</w:t>
+              <w:t>0.12.0</w:t>
             </w:r>
           </w:p>
         </w:tc>
@@ -298,7 +298,7 @@
                 <w:rFonts w:ascii="Calibri" w:hAnsi="Calibri" w:eastAsia="Microsoft YaHei"/>
                 <w:sz w:val="18"/>
               </w:rPr>
-              <w:t>2026-07-16</w:t>
+              <w:t>2026-07-17</w:t>
             </w:r>
           </w:p>
         </w:tc>
@@ -566,7 +566,7 @@
         <w:rPr>
           <w:rFonts w:ascii="Calibri" w:hAnsi="Calibri" w:eastAsia="Microsoft YaHei"/>
         </w:rPr>
-        <w:t>本手册对应 dterrain 0.11.0：在共享顶点安全删除基础上，新增原子批量约束事务，一次提交多条新增、更新和删除并只重建一次；GUI 提供 12 条断裂线批量演示。真正局部拓扑更新和生产级 GPU LOD 属于后续阶段。</w:t>
+        <w:t>本手册对应 dterrain 0.12.0：新增等高线折点/加密样本反向生成普通 TIN 和 GRID，并保留 v0.11 原子批量约束事务。反向转换是近似重建，不强制原等高线成为普通 TIN 网边；真正局部 CDT 更新和生产级 GPU LOD 属于后续阶段。</w:t>
       </w:r>
     </w:p>
     <w:p>
@@ -597,13 +597,13 @@
           <w:b/>
           <w:color w:val="7A5A00"/>
         </w:rPr>
-        <w:t xml:space="preserve">0.11 功能边界  </w:t>
+        <w:t xml:space="preserve">0.12 功能边界  </w:t>
       </w:r>
       <w:r>
         <w:rPr>
           <w:rFonts w:ascii="Calibri" w:hAnsi="Calibri" w:eastAsia="Microsoft YaHei"/>
         </w:rPr>
-        <w:t>当前程序已提供二维/三维浏览、TIN/GRID/等高线转换、DCDT 打开保存、约束绘制、批量示例、顶点移动、安全删除、整条删除和 CDT 影响区显示。GeoTIFF/GeoPackage 菜单和生产级 GPU/LOD 尚未接入。</w:t>
+        <w:t>当前程序已提供二维/三维浏览、TIN/GRID/等高线双向转换、DCDT 打开保存、约束绘制、批量示例、顶点移动、安全删除、整条删除和 CDT 影响区显示。等高线反向转换是折点近似重建；GeoTIFF/GeoPackage 菜单和生产级 GPU/LOD 尚未接入。</w:t>
       </w:r>
     </w:p>
     <w:p>
@@ -1310,7 +1310,7 @@
         <w:rPr>
           <w:rFonts w:ascii="Calibri" w:hAnsi="Calibri" w:eastAsia="Microsoft YaHei"/>
         </w:rPr>
-        <w:t>10.  打开“图层”菜单，分别隐藏和显示 TIN、GRID、等高线，再用“全图”恢复联合范围。</w:t>
+        <w:t>10.  继续执行“等高线 → TIN”和“等高线 → GRID”，观察源等高线保留并与近似重建结果叠加。</w:t>
       </w:r>
     </w:p>
     <w:p>
@@ -1321,7 +1321,7 @@
         <w:rPr>
           <w:rFonts w:ascii="Calibri" w:hAnsi="Calibri" w:eastAsia="Microsoft YaHei"/>
         </w:rPr>
-        <w:t>11.  打开“数据交换→打开约束网 DCDT”，选择 sample_constraints.dcdt，观察孔洞和断裂线。</w:t>
+        <w:t>11.  打开“图层”菜单，分别隐藏和显示 TIN、GRID、等高线，再用“全图”恢复联合范围。</w:t>
       </w:r>
     </w:p>
     <w:p>
@@ -1332,7 +1332,7 @@
         <w:rPr>
           <w:rFonts w:ascii="Calibri" w:hAnsi="Calibri" w:eastAsia="Microsoft YaHei"/>
         </w:rPr>
-        <w:t>12.  打开“约束编辑→绘制断裂线”，在画布逐点单击，按 Enter 完成；用 Backspace 撤点、Esc 取消。</w:t>
+        <w:t>12.  打开“数据交换→打开约束网 DCDT”，选择 sample_constraints.dcdt，观察孔洞和断裂线。</w:t>
       </w:r>
     </w:p>
     <w:p>
@@ -1343,7 +1343,7 @@
         <w:rPr>
           <w:rFonts w:ascii="Calibri" w:hAnsi="Calibri" w:eastAsia="Microsoft YaHei"/>
         </w:rPr>
-        <w:t>13.  选择“移动约束顶点（两次单击）”，第一次单击白色约束顶点使其变黄，第二次单击目标位置；观察红色旧面、黄色边界和绿色新增面/边。</w:t>
+        <w:t>13.  打开“约束编辑→绘制断裂线”，在画布逐点单击，按 Enter 完成；用 Backspace 撤点、Esc 取消。</w:t>
       </w:r>
     </w:p>
     <w:p>
@@ -1354,7 +1354,7 @@
         <w:rPr>
           <w:rFonts w:ascii="Calibri" w:hAnsi="Calibri" w:eastAsia="Microsoft YaHei"/>
         </w:rPr>
-        <w:t>14.  选择“删除约束顶点（单击）”并拾取白色折点；共享顶点确认后只从当前约束脱离。</w:t>
+        <w:t>14.  选择“移动约束顶点（两次单击）”，第一次单击白色约束顶点使其变黄，第二次单击目标位置；观察红色旧面、黄色边界和绿色新增面/边。</w:t>
       </w:r>
     </w:p>
     <w:p>
@@ -1365,7 +1365,7 @@
         <w:rPr>
           <w:rFonts w:ascii="Calibri" w:hAnsi="Calibri" w:eastAsia="Microsoft YaHei"/>
         </w:rPr>
-        <w:t>15.  执行“地形转换→约束网 → GRID”和“从约束网生成等高线”，确认孔洞区域保持空白。</w:t>
+        <w:t>15.  选择“删除约束顶点（单击）”并拾取白色折点；共享顶点确认后只从当前约束脱离。</w:t>
       </w:r>
     </w:p>
     <w:p>
@@ -1376,7 +1376,7 @@
         <w:rPr>
           <w:rFonts w:ascii="Calibri" w:hAnsi="Calibri" w:eastAsia="Microsoft YaHei"/>
         </w:rPr>
-        <w:t>16.  单击“查询模式”，在网格内单击；观察白色最近顶点和洋红色覆盖三角形。</w:t>
+        <w:t>16.  执行“地形转换→约束网 → GRID”和“从约束网生成等高线”，确认孔洞区域保持空白。</w:t>
       </w:r>
     </w:p>
     <w:p>
@@ -1387,7 +1387,7 @@
         <w:rPr>
           <w:rFonts w:ascii="Calibri" w:hAnsi="Calibri" w:eastAsia="Microsoft YaHei"/>
         </w:rPr>
-        <w:t>17.  单击“插入模式”，在网格中单击；观察红色旧面、黄色边界和绿色新增面/边。</w:t>
+        <w:t>17.  单击“查询模式”，在网格内单击；观察白色最近顶点和洋红色覆盖三角形。</w:t>
       </w:r>
     </w:p>
     <w:p>
@@ -1398,7 +1398,7 @@
         <w:rPr>
           <w:rFonts w:ascii="Calibri" w:hAnsi="Calibri" w:eastAsia="Microsoft YaHei"/>
         </w:rPr>
-        <w:t>18.  单击“删除模式”，在目标附近单击；程序删除 XY 最近顶点并显示局部变化。</w:t>
+        <w:t>18.  单击“插入模式”，在网格中单击；观察红色旧面、黄色边界和绿色新增面/边。</w:t>
       </w:r>
     </w:p>
     <w:p>
@@ -1409,7 +1409,18 @@
         <w:rPr>
           <w:rFonts w:ascii="Calibri" w:hAnsi="Calibri" w:eastAsia="Microsoft YaHei"/>
         </w:rPr>
-        <w:t>19.  单击“保存网格”，保存为 terrain.dtmesh；然后单击“清空”和“打开网格”验证加载。</w:t>
+        <w:t>19.  单击“删除模式”，在目标附近单击；程序删除 XY 最近顶点并显示局部变化。</w:t>
+      </w:r>
+    </w:p>
+    <w:p>
+      <w:pPr>
+        <w:ind w:left="403" w:hanging="288"/>
+      </w:pPr>
+      <w:r>
+        <w:rPr>
+          <w:rFonts w:ascii="Calibri" w:hAnsi="Calibri" w:eastAsia="Microsoft YaHei"/>
+        </w:rPr>
+        <w:t>20.  单击“保存网格”，保存为 terrain.dtmesh；然后单击“清空”和“打开网格”验证加载。</w:t>
       </w:r>
     </w:p>
     <w:p>
@@ -2398,7 +2409,7 @@
                 <w:rFonts w:ascii="Calibri" w:hAnsi="Calibri" w:eastAsia="Microsoft YaHei"/>
                 <w:sz w:val="18"/>
               </w:rPr>
-              <w:t>TIN/GRID/CDT 相互派生，并从三类表面自动生成等高线。</w:t>
+              <w:t>TIN/GRID/等高线双向派生，CDT 域内转换，并自动生成等高线。</w:t>
             </w:r>
           </w:p>
         </w:tc>
@@ -3731,7 +3742,7 @@
         <w:rPr>
           <w:rFonts w:ascii="Calibri" w:hAnsi="Calibri" w:eastAsia="Microsoft YaHei"/>
         </w:rPr>
-        <w:t>TIN→GRID 自动按 TIN 范围建立最长边 401 节点规则网；TIN/GRID/CDT→等高线自动选择易读等高距。GRID→TIN 仍可能跨 NoData；CDT→GRID 把外边界以外和孔洞内部写为 NoData，CDT 等高线不会跨越无效域。‘从当前 TIN 创建约束网’会复制顶点与 CRS，并清除原 CDT 约束。</w:t>
+        <w:t>TIN→GRID 自动按 TIN 范围建立最长边 401 节点规则网；TIN/GRID/CDT→等高线自动选择易读等高距。等高线→TIN 使用折点与线高程重建普通 Delaunay，等高线→GRID 经临时 TIN 插值；两者都保留源等高线。GRID→TIN 仍可能跨 NoData；CDT→GRID 把外边界以外和孔洞内部写为 NoData，CDT 等高线不会跨越无效域。‘从当前 TIN 创建约束网’会复制顶点与 CRS，并清除原 CDT 约束。</w:t>
       </w:r>
     </w:p>
     <w:tbl>
@@ -4076,7 +4087,7 @@
                 <w:rFonts w:ascii="Calibri" w:hAnsi="Calibri" w:eastAsia="Microsoft YaHei"/>
                 <w:sz w:val="18"/>
               </w:rPr>
-              <w:t>源 TIN/GRID 改变后应重新生成。</w:t>
+              <w:t>可反向近似重建 TIN/GRID；不恢复丢失极值。</w:t>
             </w:r>
           </w:p>
         </w:tc>
@@ -5800,6 +5811,27 @@
       <w:pPr>
         <w:spacing w:before="100" w:after="160" w:line="288" w:lineRule="auto"/>
         <w:ind w:left="230" w:right="230"/>
+        <w:shd w:fill="E8EEF5"/>
+      </w:pPr>
+      <w:r>
+        <w:rPr>
+          <w:rFonts w:ascii="Calibri" w:hAnsi="Calibri" w:eastAsia="Microsoft YaHei"/>
+          <w:b/>
+          <w:color w:val="1F4D78"/>
+        </w:rPr>
+        <w:t xml:space="preserve">等高线反向转换  </w:t>
+      </w:r>
+      <w:r>
+        <w:rPr>
+          <w:rFonts w:ascii="Calibri" w:hAnsi="Calibri" w:eastAsia="Microsoft YaHei"/>
+        </w:rPr>
+        <w:t>导入 DCONTOUR 后，可执行‘等高线 → TIN’或‘等高线 → GRID’。GUI 使用原折点和 LINE elevation；输入共线或同一 XY 高程冲突时拒绝转换，原数据保持不变。</w:t>
+      </w:r>
+    </w:p>
+    <w:p>
+      <w:pPr>
+        <w:spacing w:before="100" w:after="160" w:line="288" w:lineRule="auto"/>
+        <w:ind w:left="230" w:right="230"/>
         <w:shd w:fill="FFF7E0"/>
       </w:pPr>
       <w:r>
@@ -6002,7 +6034,7 @@
         <w:rPr>
           <w:rFonts w:ascii="Calibri" w:hAnsi="Calibri" w:eastAsia="Microsoft YaHei"/>
         </w:rPr>
-        <w:t>草图和移动目标的 Z 优先由 CDT/TIN 表面插值。v0.11 单项约束编辑仍完整重建候选 CDT，批量事务只重建一次；移动/删除顶点还请求完整差异用于影响显示。查询、插入和删除工具栏按钮仍只操作普通 TIN。</w:t>
+        <w:t>草图和移动目标的 Z 优先由 CDT/TIN 表面插值。v0.12 单项约束编辑仍完整重建候选 CDT，批量事务只重建一次；移动/删除顶点还请求完整差异用于影响显示。查询、插入和删除工具栏按钮仍只操作普通 TIN。</w:t>
       </w:r>
     </w:p>
     <w:p>
@@ -6706,6 +6738,61 @@
                 <w:sz w:val="18"/>
               </w:rPr>
               <w:t>普通 TIN 会跨空白构网；真实孔洞和硬边界请使用独立 DCDT 约束网。</w:t>
+            </w:r>
+          </w:p>
+        </w:tc>
+      </w:tr>
+      <w:tr>
+        <w:trPr>
+          <w:cantSplit/>
+        </w:trPr>
+        <w:tc>
+          <w:tcPr>
+            <w:tcW w:type="dxa" w:w="2800"/>
+            <w:tcMar>
+              <w:top w:w="80" w:type="dxa"/>
+              <w:start w:w="120" w:type="dxa"/>
+              <w:bottom w:w="80" w:type="dxa"/>
+              <w:end w:w="120" w:type="dxa"/>
+            </w:tcMar>
+            <w:vAlign w:val="center"/>
+          </w:tcPr>
+          <w:p>
+            <w:pPr>
+              <w:spacing w:before="0" w:after="0" w:line="276" w:lineRule="auto"/>
+              <w:jc w:val="left"/>
+            </w:pPr>
+            <w:r>
+              <w:rPr>
+                <w:rFonts w:ascii="Calibri" w:hAnsi="Calibri" w:eastAsia="Microsoft YaHei"/>
+                <w:sz w:val="18"/>
+              </w:rPr>
+              <w:t>等高线→TIN 失败</w:t>
+            </w:r>
+          </w:p>
+        </w:tc>
+        <w:tc>
+          <w:tcPr>
+            <w:tcW w:type="dxa" w:w="6560"/>
+            <w:tcMar>
+              <w:top w:w="80" w:type="dxa"/>
+              <w:start w:w="120" w:type="dxa"/>
+              <w:bottom w:w="80" w:type="dxa"/>
+              <w:end w:w="120" w:type="dxa"/>
+            </w:tcMar>
+            <w:vAlign w:val="center"/>
+          </w:tcPr>
+          <w:p>
+            <w:pPr>
+              <w:spacing w:before="0" w:after="0" w:line="276" w:lineRule="auto"/>
+              <w:jc w:val="left"/>
+            </w:pPr>
+            <w:r>
+              <w:rPr>
+                <w:rFonts w:ascii="Calibri" w:hAnsi="Calibri" w:eastAsia="Microsoft YaHei"/>
+                <w:sz w:val="18"/>
+              </w:rPr>
+              <w:t>至少需要三个不共线的唯一 XY；同一位置不能属于不同高程。普通 TIN 不强制保留原等高线边。</w:t>
             </w:r>
           </w:p>
         </w:tc>
@@ -7524,6 +7611,17 @@
         <w:rPr>
           <w:rFonts w:ascii="Calibri" w:hAnsi="Calibri" w:eastAsia="Microsoft YaHei"/>
         </w:rPr>
+        <w:t>从导入的等高线反向生成一次 TIN 和 GRID，确认源等高线仍可叠加显示。</w:t>
+      </w:r>
+    </w:p>
+    <w:p>
+      <w:pPr>
+        <w:pStyle w:val="ListBullet"/>
+      </w:pPr>
+      <w:r>
+        <w:rPr>
+          <w:rFonts w:ascii="Calibri" w:hAnsi="Calibri" w:eastAsia="Microsoft YaHei"/>
+        </w:rPr>
         <w:t>打开 sample_constraints.dcdt，隐藏普通 TIN 后确认孔洞为空、三类约束颜色正确。</w:t>
       </w:r>
     </w:p>
@@ -7622,7 +7720,7 @@
         <w:rPr>
           <w:rFonts w:ascii="Calibri" w:hAnsi="Calibri" w:eastAsia="Microsoft YaHei"/>
         </w:rPr>
-        <w:t>导入示例 XYZ → 从 TIN 创建 CDT → 批量添加 12 条断裂线并记录耗时 → 打开示例 DCDT → 绘制/移动/安全删除顶点 → CDT→GRID/等高线 → T/G/C/D 显隐 → 3D 漫游 → 保存文本。</w:t>
+        <w:t>导入示例 XYZ → TIN→GRID→等高线 → 等高线反向生成 TIN/GRID → 从 TIN 创建 CDT → 批量添加 12 条断裂线并记录耗时 → 打开示例 DCDT → 绘制/移动/安全删除顶点 → CDT→GRID/等高线 → T/G/C/D 显隐 → 3D 漫游 → 保存文本。</w:t>
       </w:r>
     </w:p>
     <w:p>
@@ -7638,7 +7736,7 @@
         <w:rPr>
           <w:rFonts w:ascii="Calibri" w:hAnsi="Calibri" w:eastAsia="Microsoft YaHei"/>
         </w:rPr>
-        <w:t>当前已交付轻量三维查看、TIN/GRID/CDT 派生转换、DCDT 图层、批量约束事务、约束顶点移动、安全删除和完整差异显示。后续将把单项全量候选重建升级为真正的局部拓扑更新，并增加图层树与样式面板、GeoTIFF/GeoPackage 菜单、GPU 分块 LOD、拾取测量和贴地碰撞。</w:t>
+        <w:t>当前已交付轻量三维查看、TIN/GRID/等高线双向转换、CDT 派生转换、DCDT 图层、批量约束事务、约束顶点移动、安全删除和完整差异显示。后续将把单项全量候选重建升级为真正的局部拓扑更新，并增加图层树与样式面板、GeoTIFF/GeoPackage 菜单、GPU 分块 LOD、拾取测量和贴地碰撞。</w:t>
       </w:r>
     </w:p>
     <w:sectPr>
@@ -7668,7 +7766,7 @@
         <w:color w:val="66727D"/>
         <w:sz w:val="18"/>
       </w:rPr>
-      <w:t xml:space="preserve">版本 0.11.0  |  第 </w:t>
+      <w:t xml:space="preserve">版本 0.12.0  |  第 </w:t>
     </w:r>
     <w:r>
       <w:rPr>

--- a/docs/manuals/dterrain_GUI操作入门教程.docx
+++ b/docs/manuals/dterrain_GUI操作入门教程.docx
@@ -85,7 +85,7 @@
           <w:color w:val="203748"/>
           <w:sz w:val="22"/>
         </w:rPr>
-        <w:t>版本 0.12.0  |  2026-07-17</w:t>
+        <w:t>版本 0.13.0  |  2026-07-17</w:t>
       </w:r>
     </w:p>
     <w:p>
@@ -243,7 +243,7 @@
                 <w:rFonts w:ascii="Calibri" w:hAnsi="Calibri" w:eastAsia="Microsoft YaHei"/>
                 <w:sz w:val="18"/>
               </w:rPr>
-              <w:t>0.12.0</w:t>
+              <w:t>0.13.0</w:t>
             </w:r>
           </w:p>
         </w:tc>
@@ -566,7 +566,7 @@
         <w:rPr>
           <w:rFonts w:ascii="Calibri" w:hAnsi="Calibri" w:eastAsia="Microsoft YaHei"/>
         </w:rPr>
-        <w:t>本手册对应 dterrain 0.12.0：新增等高线折点/加密样本反向生成普通 TIN 和 GRID，并保留 v0.11 原子批量约束事务。反向转换是近似重建，不强制原等高线成为普通 TIN 网边；真正局部 CDT 更新和生产级 GPU LOD 属于后续阶段。</w:t>
+        <w:t>本手册对应 dterrain 0.13.0：Win32 GUI 已接入 GeoTIFF/COG GRID 与 GeoPackage 等高线交换，并保留等高线反向转换和原子批量约束事务。GDAL 菜单按运行环境驱动能力启用；真正局部 CDT 更新和生产级 GPU LOD 属于后续阶段。</w:t>
       </w:r>
     </w:p>
     <w:p>
@@ -597,13 +597,13 @@
           <w:b/>
           <w:color w:val="7A5A00"/>
         </w:rPr>
-        <w:t xml:space="preserve">0.12 功能边界  </w:t>
+        <w:t xml:space="preserve">0.13 功能边界  </w:t>
       </w:r>
       <w:r>
         <w:rPr>
           <w:rFonts w:ascii="Calibri" w:hAnsi="Calibri" w:eastAsia="Microsoft YaHei"/>
         </w:rPr>
-        <w:t>当前程序已提供二维/三维浏览、TIN/GRID/等高线双向转换、DCDT 打开保存、约束绘制、批量示例、顶点移动、安全删除、整条删除和 CDT 影响区显示。等高线反向转换是折点近似重建；GeoTIFF/GeoPackage 菜单和生产级 GPU/LOD 尚未接入。</w:t>
+        <w:t>当前程序已提供二维/三维浏览、TIN/GRID/等高线双向转换、DCDT 打开保存、约束编辑和 CDT 影响区显示；启用 GDAL 后可从菜单交换 GeoTIFF/COG GRID 与 GeoPackage 等高线。等高线反向转换是折点近似重建；生产级 GPU/LOD 尚未接入。</w:t>
       </w:r>
     </w:p>
     <w:p>
@@ -1332,7 +1332,7 @@
         <w:rPr>
           <w:rFonts w:ascii="Calibri" w:hAnsi="Calibri" w:eastAsia="Microsoft YaHei"/>
         </w:rPr>
-        <w:t>12.  打开“数据交换→打开约束网 DCDT”，选择 sample_constraints.dcdt，观察孔洞和断裂线。</w:t>
+        <w:t>12.  若当前为 GDAL 构建，执行‘数据交换→导出 GeoTIFF（DEFLATE）’和‘导出 GeoPackage 等高线’，再重新导入检查图层叠加。</w:t>
       </w:r>
     </w:p>
     <w:p>
@@ -1343,7 +1343,7 @@
         <w:rPr>
           <w:rFonts w:ascii="Calibri" w:hAnsi="Calibri" w:eastAsia="Microsoft YaHei"/>
         </w:rPr>
-        <w:t>13.  打开“约束编辑→绘制断裂线”，在画布逐点单击，按 Enter 完成；用 Backspace 撤点、Esc 取消。</w:t>
+        <w:t>13.  打开“数据交换→打开约束网 DCDT”，选择 sample_constraints.dcdt，观察孔洞和断裂线。</w:t>
       </w:r>
     </w:p>
     <w:p>
@@ -1354,7 +1354,7 @@
         <w:rPr>
           <w:rFonts w:ascii="Calibri" w:hAnsi="Calibri" w:eastAsia="Microsoft YaHei"/>
         </w:rPr>
-        <w:t>14.  选择“移动约束顶点（两次单击）”，第一次单击白色约束顶点使其变黄，第二次单击目标位置；观察红色旧面、黄色边界和绿色新增面/边。</w:t>
+        <w:t>14.  打开“约束编辑→绘制断裂线”，在画布逐点单击，按 Enter 完成；用 Backspace 撤点、Esc 取消。</w:t>
       </w:r>
     </w:p>
     <w:p>
@@ -1365,7 +1365,7 @@
         <w:rPr>
           <w:rFonts w:ascii="Calibri" w:hAnsi="Calibri" w:eastAsia="Microsoft YaHei"/>
         </w:rPr>
-        <w:t>15.  选择“删除约束顶点（单击）”并拾取白色折点；共享顶点确认后只从当前约束脱离。</w:t>
+        <w:t>15.  选择“移动约束顶点（两次单击）”，第一次单击白色约束顶点使其变黄，第二次单击目标位置；观察红色旧面、黄色边界和绿色新增面/边。</w:t>
       </w:r>
     </w:p>
     <w:p>
@@ -1376,7 +1376,7 @@
         <w:rPr>
           <w:rFonts w:ascii="Calibri" w:hAnsi="Calibri" w:eastAsia="Microsoft YaHei"/>
         </w:rPr>
-        <w:t>16.  执行“地形转换→约束网 → GRID”和“从约束网生成等高线”，确认孔洞区域保持空白。</w:t>
+        <w:t>16.  选择“删除约束顶点（单击）”并拾取白色折点；共享顶点确认后只从当前约束脱离。</w:t>
       </w:r>
     </w:p>
     <w:p>
@@ -1387,7 +1387,7 @@
         <w:rPr>
           <w:rFonts w:ascii="Calibri" w:hAnsi="Calibri" w:eastAsia="Microsoft YaHei"/>
         </w:rPr>
-        <w:t>17.  单击“查询模式”，在网格内单击；观察白色最近顶点和洋红色覆盖三角形。</w:t>
+        <w:t>17.  执行“地形转换→约束网 → GRID”和“从约束网生成等高线”，确认孔洞区域保持空白。</w:t>
       </w:r>
     </w:p>
     <w:p>
@@ -1398,7 +1398,7 @@
         <w:rPr>
           <w:rFonts w:ascii="Calibri" w:hAnsi="Calibri" w:eastAsia="Microsoft YaHei"/>
         </w:rPr>
-        <w:t>18.  单击“插入模式”，在网格中单击；观察红色旧面、黄色边界和绿色新增面/边。</w:t>
+        <w:t>18.  单击“查询模式”，在网格内单击；观察白色最近顶点和洋红色覆盖三角形。</w:t>
       </w:r>
     </w:p>
     <w:p>
@@ -1409,7 +1409,7 @@
         <w:rPr>
           <w:rFonts w:ascii="Calibri" w:hAnsi="Calibri" w:eastAsia="Microsoft YaHei"/>
         </w:rPr>
-        <w:t>19.  单击“删除模式”，在目标附近单击；程序删除 XY 最近顶点并显示局部变化。</w:t>
+        <w:t>19.  单击“插入模式”，在网格中单击；观察红色旧面、黄色边界和绿色新增面/边。</w:t>
       </w:r>
     </w:p>
     <w:p>
@@ -1420,7 +1420,18 @@
         <w:rPr>
           <w:rFonts w:ascii="Calibri" w:hAnsi="Calibri" w:eastAsia="Microsoft YaHei"/>
         </w:rPr>
-        <w:t>20.  单击“保存网格”，保存为 terrain.dtmesh；然后单击“清空”和“打开网格”验证加载。</w:t>
+        <w:t>20.  单击“删除模式”，在目标附近单击；程序删除 XY 最近顶点并显示局部变化。</w:t>
+      </w:r>
+    </w:p>
+    <w:p>
+      <w:pPr>
+        <w:ind w:left="403" w:hanging="288"/>
+      </w:pPr>
+      <w:r>
+        <w:rPr>
+          <w:rFonts w:ascii="Calibri" w:hAnsi="Calibri" w:eastAsia="Microsoft YaHei"/>
+        </w:rPr>
+        <w:t>21.  单击“保存网格”，保存为 terrain.dtmesh；然后单击“清空”和“打开网格”验证加载。</w:t>
       </w:r>
     </w:p>
     <w:p>
@@ -2464,7 +2475,7 @@
                 <w:rFonts w:ascii="Calibri" w:hAnsi="Calibri" w:eastAsia="Microsoft YaHei"/>
                 <w:sz w:val="18"/>
               </w:rPr>
-              <w:t>导入或导出 DGRID、DCONTOUR 和 DCDT 文本。</w:t>
+              <w:t>交换 DGRID、DCONTOUR、DCDT 文本；GDAL 构建还支持 GeoTIFF/COG 与 GeoPackage。</w:t>
             </w:r>
           </w:p>
         </w:tc>
@@ -5830,23 +5841,312 @@
     </w:p>
     <w:p>
       <w:pPr>
+        <w:pStyle w:val="Heading2"/>
+      </w:pPr>
+      <w:r>
+        <w:t>8.4 GeoTIFF、COG 与 GeoPackage</w:t>
+      </w:r>
+    </w:p>
+    <w:p>
+      <w:r>
+        <w:rPr>
+          <w:rFonts w:ascii="Calibri" w:hAnsi="Calibri" w:eastAsia="Microsoft YaHei"/>
+        </w:rPr>
+        <w:t>启用 DT_WITH_GDAL 后，数据交换菜单增加五个命令：导入 GeoTIFF/COG、导出 DEFLATE GeoTIFF、导出 Cloud Optimized GeoTIFF、导入 GeoPackage 等高线和导出 GeoPackage 等高线。程序分别探测 GTiff、COG、GPKG 驱动；普通构建或缺少驱动时，相应命令置灰而不是在运行时失败。</w:t>
+      </w:r>
+    </w:p>
+    <w:tbl>
+      <w:tblPr>
+        <w:tblStyle w:val="TableGrid"/>
+        <w:tblW w:type="dxa" w:w="9360"/>
+        <w:jc w:val="left"/>
+        <w:tblLayout w:type="fixed"/>
+        <w:tblLook w:firstColumn="1" w:firstRow="1" w:lastColumn="0" w:lastRow="0" w:noHBand="0" w:noVBand="1" w:val="04A0"/>
+        <w:tblInd w:w="120" w:type="dxa"/>
+      </w:tblPr>
+      <w:tblGrid>
+        <w:gridCol w:w="2200"/>
+        <w:gridCol w:w="3500"/>
+        <w:gridCol w:w="3660"/>
+      </w:tblGrid>
+      <w:tr>
+        <w:trPr>
+          <w:cantSplit/>
+          <w:tblHeader w:val="true"/>
+        </w:trPr>
+        <w:tc>
+          <w:tcPr>
+            <w:tcW w:type="dxa" w:w="2200"/>
+            <w:shd w:fill="E8EEF5"/>
+            <w:tcMar>
+              <w:top w:w="80" w:type="dxa"/>
+              <w:start w:w="120" w:type="dxa"/>
+              <w:bottom w:w="80" w:type="dxa"/>
+              <w:end w:w="120" w:type="dxa"/>
+            </w:tcMar>
+            <w:vAlign w:val="center"/>
+          </w:tcPr>
+          <w:p>
+            <w:pPr>
+              <w:keepNext/>
+              <w:spacing w:before="0" w:after="0"/>
+              <w:jc w:val="center"/>
+            </w:pPr>
+            <w:r>
+              <w:rPr>
+                <w:rFonts w:ascii="Calibri" w:hAnsi="Calibri" w:eastAsia="Microsoft YaHei"/>
+                <w:b/>
+                <w:color w:val="203748"/>
+                <w:sz w:val="19"/>
+              </w:rPr>
+              <w:t>对象</w:t>
+            </w:r>
+          </w:p>
+        </w:tc>
+        <w:tc>
+          <w:tcPr>
+            <w:tcW w:type="dxa" w:w="3500"/>
+            <w:shd w:fill="E8EEF5"/>
+            <w:tcMar>
+              <w:top w:w="80" w:type="dxa"/>
+              <w:start w:w="120" w:type="dxa"/>
+              <w:bottom w:w="80" w:type="dxa"/>
+              <w:end w:w="120" w:type="dxa"/>
+            </w:tcMar>
+            <w:vAlign w:val="center"/>
+          </w:tcPr>
+          <w:p>
+            <w:pPr>
+              <w:keepNext/>
+              <w:spacing w:before="0" w:after="0"/>
+              <w:jc w:val="center"/>
+            </w:pPr>
+            <w:r>
+              <w:rPr>
+                <w:rFonts w:ascii="Calibri" w:hAnsi="Calibri" w:eastAsia="Microsoft YaHei"/>
+                <w:b/>
+                <w:color w:val="203748"/>
+                <w:sz w:val="19"/>
+              </w:rPr>
+              <w:t>导入行为</w:t>
+            </w:r>
+          </w:p>
+        </w:tc>
+        <w:tc>
+          <w:tcPr>
+            <w:tcW w:type="dxa" w:w="3660"/>
+            <w:shd w:fill="E8EEF5"/>
+            <w:tcMar>
+              <w:top w:w="80" w:type="dxa"/>
+              <w:start w:w="120" w:type="dxa"/>
+              <w:bottom w:w="80" w:type="dxa"/>
+              <w:end w:w="120" w:type="dxa"/>
+            </w:tcMar>
+            <w:vAlign w:val="center"/>
+          </w:tcPr>
+          <w:p>
+            <w:pPr>
+              <w:keepNext/>
+              <w:spacing w:before="0" w:after="0"/>
+              <w:jc w:val="center"/>
+            </w:pPr>
+            <w:r>
+              <w:rPr>
+                <w:rFonts w:ascii="Calibri" w:hAnsi="Calibri" w:eastAsia="Microsoft YaHei"/>
+                <w:b/>
+                <w:color w:val="203748"/>
+                <w:sz w:val="19"/>
+              </w:rPr>
+              <w:t>导出设置</w:t>
+            </w:r>
+          </w:p>
+        </w:tc>
+      </w:tr>
+      <w:tr>
+        <w:trPr>
+          <w:cantSplit/>
+        </w:trPr>
+        <w:tc>
+          <w:tcPr>
+            <w:tcW w:type="dxa" w:w="2200"/>
+            <w:tcMar>
+              <w:top w:w="80" w:type="dxa"/>
+              <w:start w:w="120" w:type="dxa"/>
+              <w:bottom w:w="80" w:type="dxa"/>
+              <w:end w:w="120" w:type="dxa"/>
+            </w:tcMar>
+            <w:vAlign w:val="center"/>
+          </w:tcPr>
+          <w:p>
+            <w:pPr>
+              <w:spacing w:before="0" w:after="0" w:line="276" w:lineRule="auto"/>
+              <w:jc w:val="center"/>
+            </w:pPr>
+            <w:r>
+              <w:rPr>
+                <w:rFonts w:ascii="Calibri" w:hAnsi="Calibri" w:eastAsia="Microsoft YaHei"/>
+                <w:sz w:val="18"/>
+              </w:rPr>
+              <w:t>GeoTIFF / COG GRID</w:t>
+            </w:r>
+          </w:p>
+        </w:tc>
+        <w:tc>
+          <w:tcPr>
+            <w:tcW w:type="dxa" w:w="3500"/>
+            <w:tcMar>
+              <w:top w:w="80" w:type="dxa"/>
+              <w:start w:w="120" w:type="dxa"/>
+              <w:bottom w:w="80" w:type="dxa"/>
+              <w:end w:w="120" w:type="dxa"/>
+            </w:tcMar>
+            <w:vAlign w:val="center"/>
+          </w:tcPr>
+          <w:p>
+            <w:pPr>
+              <w:spacing w:before="0" w:after="0" w:line="276" w:lineRule="auto"/>
+              <w:jc w:val="left"/>
+            </w:pPr>
+            <w:r>
+              <w:rPr>
+                <w:rFonts w:ascii="Calibri" w:hAnsi="Calibri" w:eastAsia="Microsoft YaHei"/>
+                <w:sz w:val="18"/>
+              </w:rPr>
+              <w:t>读取第 1 波段；只替换 GRID，保留 TIN、CDT 和等高线。</w:t>
+            </w:r>
+          </w:p>
+        </w:tc>
+        <w:tc>
+          <w:tcPr>
+            <w:tcW w:type="dxa" w:w="3660"/>
+            <w:tcMar>
+              <w:top w:w="80" w:type="dxa"/>
+              <w:start w:w="120" w:type="dxa"/>
+              <w:bottom w:w="80" w:type="dxa"/>
+              <w:end w:w="120" w:type="dxa"/>
+            </w:tcMar>
+            <w:vAlign w:val="center"/>
+          </w:tcPr>
+          <w:p>
+            <w:pPr>
+              <w:spacing w:before="0" w:after="0" w:line="276" w:lineRule="auto"/>
+              <w:jc w:val="left"/>
+            </w:pPr>
+            <w:r>
+              <w:rPr>
+                <w:rFonts w:ascii="Calibri" w:hAnsi="Calibri" w:eastAsia="Microsoft YaHei"/>
+                <w:sz w:val="18"/>
+              </w:rPr>
+              <w:t>GTiff：TILED、DEFLATE、BIGTIFF=IF_SAFER；COG：DEFLATE、BIGTIFF=IF_SAFER。</w:t>
+            </w:r>
+          </w:p>
+        </w:tc>
+      </w:tr>
+      <w:tr>
+        <w:trPr>
+          <w:cantSplit/>
+        </w:trPr>
+        <w:tc>
+          <w:tcPr>
+            <w:tcW w:type="dxa" w:w="2200"/>
+            <w:tcMar>
+              <w:top w:w="80" w:type="dxa"/>
+              <w:start w:w="120" w:type="dxa"/>
+              <w:bottom w:w="80" w:type="dxa"/>
+              <w:end w:w="120" w:type="dxa"/>
+            </w:tcMar>
+            <w:vAlign w:val="center"/>
+          </w:tcPr>
+          <w:p>
+            <w:pPr>
+              <w:spacing w:before="0" w:after="0" w:line="276" w:lineRule="auto"/>
+              <w:jc w:val="center"/>
+            </w:pPr>
+            <w:r>
+              <w:rPr>
+                <w:rFonts w:ascii="Calibri" w:hAnsi="Calibri" w:eastAsia="Microsoft YaHei"/>
+                <w:sz w:val="18"/>
+              </w:rPr>
+              <w:t>GeoPackage 等高线</w:t>
+            </w:r>
+          </w:p>
+        </w:tc>
+        <w:tc>
+          <w:tcPr>
+            <w:tcW w:type="dxa" w:w="3500"/>
+            <w:tcMar>
+              <w:top w:w="80" w:type="dxa"/>
+              <w:start w:w="120" w:type="dxa"/>
+              <w:bottom w:w="80" w:type="dxa"/>
+              <w:end w:w="120" w:type="dxa"/>
+            </w:tcMar>
+            <w:vAlign w:val="center"/>
+          </w:tcPr>
+          <w:p>
+            <w:pPr>
+              <w:spacing w:before="0" w:after="0" w:line="276" w:lineRule="auto"/>
+              <w:jc w:val="left"/>
+            </w:pPr>
+            <w:r>
+              <w:rPr>
+                <w:rFonts w:ascii="Calibri" w:hAnsi="Calibri" w:eastAsia="Microsoft YaHei"/>
+                <w:sz w:val="18"/>
+              </w:rPr>
+              <w:t>读取 elevation 与 LineStringZ；只替换等高线。</w:t>
+            </w:r>
+          </w:p>
+        </w:tc>
+        <w:tc>
+          <w:tcPr>
+            <w:tcW w:type="dxa" w:w="3660"/>
+            <w:tcMar>
+              <w:top w:w="80" w:type="dxa"/>
+              <w:start w:w="120" w:type="dxa"/>
+              <w:bottom w:w="80" w:type="dxa"/>
+              <w:end w:w="120" w:type="dxa"/>
+            </w:tcMar>
+            <w:vAlign w:val="center"/>
+          </w:tcPr>
+          <w:p>
+            <w:pPr>
+              <w:spacing w:before="0" w:after="0" w:line="276" w:lineRule="auto"/>
+              <w:jc w:val="left"/>
+            </w:pPr>
+            <w:r>
+              <w:rPr>
+                <w:rFonts w:ascii="Calibri" w:hAnsi="Calibri" w:eastAsia="Microsoft YaHei"/>
+                <w:sz w:val="18"/>
+              </w:rPr>
+              <w:t>contours 图层、elevation/closed 字段、空间索引。</w:t>
+            </w:r>
+          </w:p>
+        </w:tc>
+      </w:tr>
+    </w:tbl>
+    <w:p>
+      <w:pPr>
+        <w:spacing w:before="0" w:after="40"/>
+      </w:pPr>
+    </w:p>
+    <w:p>
+      <w:pPr>
         <w:spacing w:before="100" w:after="160" w:line="288" w:lineRule="auto"/>
         <w:ind w:left="230" w:right="230"/>
-        <w:shd w:fill="FFF7E0"/>
+        <w:shd w:fill="E8EEF5"/>
       </w:pPr>
       <w:r>
         <w:rPr>
           <w:rFonts w:ascii="Calibri" w:hAnsi="Calibri" w:eastAsia="Microsoft YaHei"/>
           <w:b/>
-          <w:color w:val="7A5A00"/>
+          <w:color w:val="1F4D78"/>
         </w:rPr>
-        <w:t xml:space="preserve">格式边界  </w:t>
+        <w:t xml:space="preserve">图层安全  </w:t>
       </w:r>
       <w:r>
         <w:rPr>
           <w:rFonts w:ascii="Calibri" w:hAnsi="Calibri" w:eastAsia="Microsoft YaHei"/>
         </w:rPr>
-        <w:t>GUI 当前只接入 DGRID/DCONTOUR 文本；DLL 已提供的 GeoTIFF/COG/GeoPackage 接口将在后续菜单中开放。</w:t>
+        <w:t>导入失败时原图层保持不变。GDAL 栅格像元中心与 GRID 节点自动完成半像元换算；当前 GUI 不执行坐标重投影。</w:t>
       </w:r>
     </w:p>
     <w:p>
@@ -5854,7 +6154,7 @@
         <w:pStyle w:val="Heading2"/>
       </w:pPr>
       <w:r>
-        <w:t>8.4 DCDT 约束网</w:t>
+        <w:t>8.5 DCDT 约束网</w:t>
       </w:r>
     </w:p>
     <w:p>
@@ -5870,7 +6170,7 @@
         <w:pStyle w:val="Heading2"/>
       </w:pPr>
       <w:r>
-        <w:t>8.5 批量事务、交互绘制、移动与安全删除</w:t>
+        <w:t>8.6 批量事务、交互绘制、移动与安全删除</w:t>
       </w:r>
     </w:p>
     <w:p>
@@ -6034,7 +6334,7 @@
         <w:rPr>
           <w:rFonts w:ascii="Calibri" w:hAnsi="Calibri" w:eastAsia="Microsoft YaHei"/>
         </w:rPr>
-        <w:t>草图和移动目标的 Z 优先由 CDT/TIN 表面插值。v0.12 单项约束编辑仍完整重建候选 CDT，批量事务只重建一次；移动/删除顶点还请求完整差异用于影响显示。查询、插入和删除工具栏按钮仍只操作普通 TIN。</w:t>
+        <w:t>草图和移动目标的 Z 优先由 CDT/TIN 表面插值。v0.13 单项约束编辑仍完整重建候选 CDT，批量事务只重建一次；移动/删除顶点还请求完整差异用于影响显示。查询、插入和删除工具栏按钮仍只操作普通 TIN。</w:t>
       </w:r>
     </w:p>
     <w:p>
@@ -6042,7 +6342,7 @@
         <w:pStyle w:val="Heading2"/>
       </w:pPr>
       <w:r>
-        <w:t>8.6 往返验证</w:t>
+        <w:t>8.7 往返验证</w:t>
       </w:r>
     </w:p>
     <w:p>
@@ -6793,6 +7093,116 @@
                 <w:sz w:val="18"/>
               </w:rPr>
               <w:t>至少需要三个不共线的唯一 XY；同一位置不能属于不同高程。普通 TIN 不强制保留原等高线边。</w:t>
+            </w:r>
+          </w:p>
+        </w:tc>
+      </w:tr>
+      <w:tr>
+        <w:trPr>
+          <w:cantSplit/>
+        </w:trPr>
+        <w:tc>
+          <w:tcPr>
+            <w:tcW w:type="dxa" w:w="2800"/>
+            <w:tcMar>
+              <w:top w:w="80" w:type="dxa"/>
+              <w:start w:w="120" w:type="dxa"/>
+              <w:bottom w:w="80" w:type="dxa"/>
+              <w:end w:w="120" w:type="dxa"/>
+            </w:tcMar>
+            <w:vAlign w:val="center"/>
+          </w:tcPr>
+          <w:p>
+            <w:pPr>
+              <w:spacing w:before="0" w:after="0" w:line="276" w:lineRule="auto"/>
+              <w:jc w:val="left"/>
+            </w:pPr>
+            <w:r>
+              <w:rPr>
+                <w:rFonts w:ascii="Calibri" w:hAnsi="Calibri" w:eastAsia="Microsoft YaHei"/>
+                <w:sz w:val="18"/>
+              </w:rPr>
+              <w:t>GDAL 菜单是灰色</w:t>
+            </w:r>
+          </w:p>
+        </w:tc>
+        <w:tc>
+          <w:tcPr>
+            <w:tcW w:type="dxa" w:w="6560"/>
+            <w:tcMar>
+              <w:top w:w="80" w:type="dxa"/>
+              <w:start w:w="120" w:type="dxa"/>
+              <w:bottom w:w="80" w:type="dxa"/>
+              <w:end w:w="120" w:type="dxa"/>
+            </w:tcMar>
+            <w:vAlign w:val="center"/>
+          </w:tcPr>
+          <w:p>
+            <w:pPr>
+              <w:spacing w:before="0" w:after="0" w:line="276" w:lineRule="auto"/>
+              <w:jc w:val="left"/>
+            </w:pPr>
+            <w:r>
+              <w:rPr>
+                <w:rFonts w:ascii="Calibri" w:hAnsi="Calibri" w:eastAsia="Microsoft YaHei"/>
+                <w:sz w:val="18"/>
+              </w:rPr>
+              <w:t>当前构建未启用 GDAL，或运行环境缺少 GTiff、COG、GPKG 对应驱动；DGRID/DCONTOUR 文本仍可使用。</w:t>
+            </w:r>
+          </w:p>
+        </w:tc>
+      </w:tr>
+      <w:tr>
+        <w:trPr>
+          <w:cantSplit/>
+        </w:trPr>
+        <w:tc>
+          <w:tcPr>
+            <w:tcW w:type="dxa" w:w="2800"/>
+            <w:tcMar>
+              <w:top w:w="80" w:type="dxa"/>
+              <w:start w:w="120" w:type="dxa"/>
+              <w:bottom w:w="80" w:type="dxa"/>
+              <w:end w:w="120" w:type="dxa"/>
+            </w:tcMar>
+            <w:vAlign w:val="center"/>
+          </w:tcPr>
+          <w:p>
+            <w:pPr>
+              <w:spacing w:before="0" w:after="0" w:line="276" w:lineRule="auto"/>
+              <w:jc w:val="left"/>
+            </w:pPr>
+            <w:r>
+              <w:rPr>
+                <w:rFonts w:ascii="Calibri" w:hAnsi="Calibri" w:eastAsia="Microsoft YaHei"/>
+                <w:sz w:val="18"/>
+              </w:rPr>
+              <w:t>导入 GeoPackage 没有高程</w:t>
+            </w:r>
+          </w:p>
+        </w:tc>
+        <w:tc>
+          <w:tcPr>
+            <w:tcW w:type="dxa" w:w="6560"/>
+            <w:tcMar>
+              <w:top w:w="80" w:type="dxa"/>
+              <w:start w:w="120" w:type="dxa"/>
+              <w:bottom w:w="80" w:type="dxa"/>
+              <w:end w:w="120" w:type="dxa"/>
+            </w:tcMar>
+            <w:vAlign w:val="center"/>
+          </w:tcPr>
+          <w:p>
+            <w:pPr>
+              <w:spacing w:before="0" w:after="0" w:line="276" w:lineRule="auto"/>
+              <w:jc w:val="left"/>
+            </w:pPr>
+            <w:r>
+              <w:rPr>
+                <w:rFonts w:ascii="Calibri" w:hAnsi="Calibri" w:eastAsia="Microsoft YaHei"/>
+                <w:sz w:val="18"/>
+              </w:rPr>
+              <w:t>确认矢量层包含 elevation 字段和有效 LineString/LineStringZ；GUI 默认读取 elevation。</w:t>
             </w:r>
           </w:p>
         </w:tc>
@@ -7611,6 +8021,17 @@
         <w:rPr>
           <w:rFonts w:ascii="Calibri" w:hAnsi="Calibri" w:eastAsia="Microsoft YaHei"/>
         </w:rPr>
+        <w:t>若使用 GDAL 构建，确认五个格式菜单已启用；往返一次 GeoTIFF/COG 和 GeoPackage，并检查 TIN/CDT 未被替换。</w:t>
+      </w:r>
+    </w:p>
+    <w:p>
+      <w:pPr>
+        <w:pStyle w:val="ListBullet"/>
+      </w:pPr>
+      <w:r>
+        <w:rPr>
+          <w:rFonts w:ascii="Calibri" w:hAnsi="Calibri" w:eastAsia="Microsoft YaHei"/>
+        </w:rPr>
         <w:t>从导入的等高线反向生成一次 TIN 和 GRID，确认源等高线仍可叠加显示。</w:t>
       </w:r>
     </w:p>
@@ -7720,7 +8141,7 @@
         <w:rPr>
           <w:rFonts w:ascii="Calibri" w:hAnsi="Calibri" w:eastAsia="Microsoft YaHei"/>
         </w:rPr>
-        <w:t>导入示例 XYZ → TIN→GRID→等高线 → 等高线反向生成 TIN/GRID → 从 TIN 创建 CDT → 批量添加 12 条断裂线并记录耗时 → 打开示例 DCDT → 绘制/移动/安全删除顶点 → CDT→GRID/等高线 → T/G/C/D 显隐 → 3D 漫游 → 保存文本。</w:t>
+        <w:t>导入示例 XYZ → TIN→GRID→等高线 → GeoTIFF/COG 与 GeoPackage 往返 → 等高线反向生成 TIN/GRID → 从 TIN 创建 CDT → 批量添加断裂线 → 绘制/移动/安全删除顶点 → CDT→GRID/等高线 → T/G/C/D 显隐 → 3D 漫游。</w:t>
       </w:r>
     </w:p>
     <w:p>
@@ -7736,7 +8157,7 @@
         <w:rPr>
           <w:rFonts w:ascii="Calibri" w:hAnsi="Calibri" w:eastAsia="Microsoft YaHei"/>
         </w:rPr>
-        <w:t>当前已交付轻量三维查看、TIN/GRID/等高线双向转换、CDT 派生转换、DCDT 图层、批量约束事务、约束顶点移动、安全删除和完整差异显示。后续将把单项全量候选重建升级为真正的局部拓扑更新，并增加图层树与样式面板、GeoTIFF/GeoPackage 菜单、GPU 分块 LOD、拾取测量和贴地碰撞。</w:t>
+        <w:t>当前已交付轻量三维查看、TIN/GRID/等高线双向转换、GeoTIFF/COG/GeoPackage 菜单、CDT 派生转换、DCDT 图层、批量约束事务、约束顶点移动、安全删除和完整差异显示。后续将把单项全量候选重建升级为真正的局部拓扑更新，并增加图层树与样式面板、GPU 分块 LOD、拾取测量和贴地碰撞。</w:t>
       </w:r>
     </w:p>
     <w:sectPr>
@@ -7766,7 +8187,7 @@
         <w:color w:val="66727D"/>
         <w:sz w:val="18"/>
       </w:rPr>
-      <w:t xml:space="preserve">版本 0.12.0  |  第 </w:t>
+      <w:t xml:space="preserve">版本 0.13.0  |  第 </w:t>
     </w:r>
     <w:r>
       <w:rPr>

--- a/docs/manuals/dterrain_GUI操作入门教程.docx
+++ b/docs/manuals/dterrain_GUI操作入门教程.docx
@@ -70,7 +70,7 @@
           <w:color w:val="1F4D78"/>
           <w:sz w:val="28"/>
         </w:rPr>
-        <w:t>从 XYZ 散点导入到动态编辑、TIN/GRID/等高线转换、约束 Delaunay、三维漫游与数据保存</w:t>
+        <w:t>从 XYZ 散点导入到动态编辑、地形剖面、TIN/GRID/等高线转换、约束 Delaunay、三维漫游与数据保存</w:t>
       </w:r>
     </w:p>
     <w:p>
@@ -85,7 +85,7 @@
           <w:color w:val="203748"/>
           <w:sz w:val="22"/>
         </w:rPr>
-        <w:t>版本 0.13.0  |  2026-07-17</w:t>
+        <w:t>版本 0.14.0  |  2026-07-17</w:t>
       </w:r>
     </w:p>
     <w:p>
@@ -243,7 +243,7 @@
                 <w:rFonts w:ascii="Calibri" w:hAnsi="Calibri" w:eastAsia="Microsoft YaHei"/>
                 <w:sz w:val="18"/>
               </w:rPr>
-              <w:t>0.13.0</w:t>
+              <w:t>0.14.0</w:t>
             </w:r>
           </w:p>
         </w:tc>
@@ -463,7 +463,7 @@
                 <w:rFonts w:ascii="Calibri" w:hAnsi="Calibri" w:eastAsia="Microsoft YaHei"/>
                 <w:sz w:val="18"/>
               </w:rPr>
-              <w:t>便携运行、五分钟上手、控件与菜单、XYZ 导入、TIN/GRID/等高线/CDT 图层、2D/3D 浏览、查询编辑和数据保存。</w:t>
+              <w:t>便携运行、五分钟上手、控件与菜单、XYZ 导入、TIN/GRID/等高线/CDT 图层、任意剖面、2D/3D 浏览、查询编辑和数据保存。</w:t>
             </w:r>
           </w:p>
         </w:tc>
@@ -523,6 +523,17 @@
         <w:rPr>
           <w:rFonts w:ascii="Calibri" w:hAnsi="Calibri" w:eastAsia="Microsoft YaHei"/>
         </w:rPr>
+        <w:t>任意剖面分析：重点阅读第 6.3 节。</w:t>
+      </w:r>
+    </w:p>
+    <w:p>
+      <w:pPr>
+        <w:pStyle w:val="ListBullet"/>
+      </w:pPr>
+      <w:r>
+        <w:rPr>
+          <w:rFonts w:ascii="Calibri" w:hAnsi="Calibri" w:eastAsia="Microsoft YaHei"/>
+        </w:rPr>
         <w:t>TIN/GRID/等高线转换与交换：重点阅读第 4.3 节和第 8 章。</w:t>
       </w:r>
     </w:p>
@@ -566,7 +577,7 @@
         <w:rPr>
           <w:rFonts w:ascii="Calibri" w:hAnsi="Calibri" w:eastAsia="Microsoft YaHei"/>
         </w:rPr>
-        <w:t>本手册对应 dterrain 0.13.0：Win32 GUI 已接入 GeoTIFF/COG GRID 与 GeoPackage 等高线交换，并保留等高线反向转换和原子批量约束事务。GDAL 菜单按运行环境驱动能力启用；真正局部 CDT 更新和生产级 GPU LOD 属于后续阶段。</w:t>
+        <w:t>本手册对应 dterrain 0.14.0：Win32 GUI 已接入任意直线剖面分析及 CSV 导出，并保留 GeoTIFF/COG、GeoPackage、等高线反向转换和原子批量约束事务。剖面复用既有稳定 ABI；真正局部 CDT 更新和生产级 GPU LOD 属于后续阶段。</w:t>
       </w:r>
     </w:p>
     <w:p>
@@ -582,7 +593,7 @@
         <w:rPr>
           <w:rFonts w:ascii="Calibri" w:hAnsi="Calibri" w:eastAsia="Microsoft YaHei"/>
         </w:rPr>
-        <w:t>dterrain_demo.exe 是一个原生 Win32/GDI 演示程序，用于直观验证 dterrain.dll 的批量建网、范围查询、最近点查询、动态插入删除、编辑影响显示、文件交换和三维地形漫游。它不依赖 Qt 等 GUI 框架。</w:t>
+        <w:t>dterrain_demo.exe 是一个原生 Win32/GDI 演示程序，用于直观验证 dterrain.dll 的批量建网、范围查询、最近点查询、任意地形剖面、动态插入删除、编辑影响显示、文件交换和三维地形漫游。它不依赖 Qt 等 GUI 框架。</w:t>
       </w:r>
     </w:p>
     <w:p>
@@ -597,13 +608,13 @@
           <w:b/>
           <w:color w:val="7A5A00"/>
         </w:rPr>
-        <w:t xml:space="preserve">0.13 功能边界  </w:t>
+        <w:t xml:space="preserve">0.14 功能边界  </w:t>
       </w:r>
       <w:r>
         <w:rPr>
           <w:rFonts w:ascii="Calibri" w:hAnsi="Calibri" w:eastAsia="Microsoft YaHei"/>
         </w:rPr>
-        <w:t>当前程序已提供二维/三维浏览、TIN/GRID/等高线双向转换、DCDT 打开保存、约束编辑和 CDT 影响区显示；启用 GDAL 后可从菜单交换 GeoTIFF/COG GRID 与 GeoPackage 等高线。等高线反向转换是折点近似重建；生产级 GPU/LOD 尚未接入。</w:t>
+        <w:t>当前程序已提供二维/三维浏览、任意直线剖面与 CSV 导出、TIN/GRID/等高线双向转换、DCDT 打开保存、约束编辑和 CDT 影响区显示；启用 GDAL 后可从菜单交换 GeoTIFF/COG GRID 与 GeoPackage 等高线。等高线反向转换是折点近似重建；生产级 GPU/LOD 尚未接入。</w:t>
       </w:r>
     </w:p>
     <w:p>
@@ -1409,7 +1420,7 @@
         <w:rPr>
           <w:rFonts w:ascii="Calibri" w:hAnsi="Calibri" w:eastAsia="Microsoft YaHei"/>
         </w:rPr>
-        <w:t>19.  单击“插入模式”，在网格中单击；观察红色旧面、黄色边界和绿色新增面/边。</w:t>
+        <w:t>19.  选择‘分析→任意剖面（两次单击）’，在画布选取 A、B；观察青色定位线、底部曲线和统计，再导出 CSV。</w:t>
       </w:r>
     </w:p>
     <w:p>
@@ -1420,7 +1431,7 @@
         <w:rPr>
           <w:rFonts w:ascii="Calibri" w:hAnsi="Calibri" w:eastAsia="Microsoft YaHei"/>
         </w:rPr>
-        <w:t>20.  单击“删除模式”，在目标附近单击；程序删除 XY 最近顶点并显示局部变化。</w:t>
+        <w:t>20.  单击“插入模式”，在网格中单击；观察红色旧面、黄色边界和绿色新增面/边。</w:t>
       </w:r>
     </w:p>
     <w:p>
@@ -1431,7 +1442,18 @@
         <w:rPr>
           <w:rFonts w:ascii="Calibri" w:hAnsi="Calibri" w:eastAsia="Microsoft YaHei"/>
         </w:rPr>
-        <w:t>21.  单击“保存网格”，保存为 terrain.dtmesh；然后单击“清空”和“打开网格”验证加载。</w:t>
+        <w:t>21.  单击“删除模式”，在目标附近单击；程序删除 XY 最近顶点并显示局部变化。</w:t>
+      </w:r>
+    </w:p>
+    <w:p>
+      <w:pPr>
+        <w:ind w:left="403" w:hanging="288"/>
+      </w:pPr>
+      <w:r>
+        <w:rPr>
+          <w:rFonts w:ascii="Calibri" w:hAnsi="Calibri" w:eastAsia="Microsoft YaHei"/>
+        </w:rPr>
+        <w:t>22.  单击“保存网格”，保存为 terrain.dtmesh；然后单击“清空”和“打开网格”验证加载。</w:t>
       </w:r>
     </w:p>
     <w:p>
@@ -2531,6 +2553,61 @@
                 <w:sz w:val="18"/>
               </w:rPr>
               <w:t>绘制或批量添加断裂线；移动/安全删除顶点，或删除整条约束。</w:t>
+            </w:r>
+          </w:p>
+        </w:tc>
+      </w:tr>
+      <w:tr>
+        <w:trPr>
+          <w:cantSplit/>
+        </w:trPr>
+        <w:tc>
+          <w:tcPr>
+            <w:tcW w:type="dxa" w:w="2600"/>
+            <w:tcMar>
+              <w:top w:w="80" w:type="dxa"/>
+              <w:start w:w="120" w:type="dxa"/>
+              <w:bottom w:w="80" w:type="dxa"/>
+              <w:end w:w="120" w:type="dxa"/>
+            </w:tcMar>
+            <w:vAlign w:val="center"/>
+          </w:tcPr>
+          <w:p>
+            <w:pPr>
+              <w:spacing w:before="0" w:after="0" w:line="276" w:lineRule="auto"/>
+              <w:jc w:val="center"/>
+            </w:pPr>
+            <w:r>
+              <w:rPr>
+                <w:rFonts w:ascii="Calibri" w:hAnsi="Calibri" w:eastAsia="Microsoft YaHei"/>
+                <w:sz w:val="18"/>
+              </w:rPr>
+              <w:t>分析</w:t>
+            </w:r>
+          </w:p>
+        </w:tc>
+        <w:tc>
+          <w:tcPr>
+            <w:tcW w:type="dxa" w:w="6760"/>
+            <w:tcMar>
+              <w:top w:w="80" w:type="dxa"/>
+              <w:start w:w="120" w:type="dxa"/>
+              <w:bottom w:w="80" w:type="dxa"/>
+              <w:end w:w="120" w:type="dxa"/>
+            </w:tcMar>
+            <w:vAlign w:val="center"/>
+          </w:tcPr>
+          <w:p>
+            <w:pPr>
+              <w:spacing w:before="0" w:after="0" w:line="276" w:lineRule="auto"/>
+              <w:jc w:val="left"/>
+            </w:pPr>
+            <w:r>
+              <w:rPr>
+                <w:rFonts w:ascii="Calibri" w:hAnsi="Calibri" w:eastAsia="Microsoft YaHei"/>
+                <w:sz w:val="18"/>
+              </w:rPr>
+              <w:t>两次单击生成任意 A—B 地形剖面，导出 CSV 或清除结果。</w:t>
             </w:r>
           </w:p>
         </w:tc>
@@ -4837,6 +4914,567 @@
     </w:p>
     <w:p>
       <w:pPr>
+        <w:pStyle w:val="Heading2"/>
+      </w:pPr>
+      <w:r>
+        <w:t>6.3 任意地形剖面</w:t>
+      </w:r>
+    </w:p>
+    <w:p>
+      <w:pPr>
+        <w:ind w:left="403" w:hanging="288"/>
+      </w:pPr>
+      <w:r>
+        <w:rPr>
+          <w:rFonts w:ascii="Calibri" w:hAnsi="Calibri" w:eastAsia="Microsoft YaHei"/>
+        </w:rPr>
+        <w:t>1.  选择‘分析→任意剖面（两次单击）’；程序自动返回二维视图。</w:t>
+      </w:r>
+    </w:p>
+    <w:p>
+      <w:pPr>
+        <w:ind w:left="403" w:hanging="288"/>
+      </w:pPr>
+      <w:r>
+        <w:rPr>
+          <w:rFonts w:ascii="Calibri" w:hAnsi="Calibri" w:eastAsia="Microsoft YaHei"/>
+        </w:rPr>
+        <w:t>2.  在画布单击剖面起点 A，再单击终点 B；程序沿直线建立 401 个等距样本。</w:t>
+      </w:r>
+    </w:p>
+    <w:p>
+      <w:pPr>
+        <w:ind w:left="403" w:hanging="288"/>
+      </w:pPr>
+      <w:r>
+        <w:rPr>
+          <w:rFonts w:ascii="Calibri" w:hAnsi="Calibri" w:eastAsia="Microsoft YaHei"/>
+        </w:rPr>
+        <w:t>3.  观察青色 A—B 定位线和端点；底部深色面板中的黄色线为高程曲线。</w:t>
+      </w:r>
+    </w:p>
+    <w:p>
+      <w:pPr>
+        <w:ind w:left="403" w:hanging="288"/>
+      </w:pPr>
+      <w:r>
+        <w:rPr>
+          <w:rFonts w:ascii="Calibri" w:hAnsi="Calibri" w:eastAsia="Microsoft YaHei"/>
+        </w:rPr>
+        <w:t>4.  查看状态栏或面板中的平距、有效样本、高程范围、净高差、累计上升/下降和最大绝对坡度。</w:t>
+      </w:r>
+    </w:p>
+    <w:p>
+      <w:pPr>
+        <w:ind w:left="403" w:hanging="288"/>
+      </w:pPr>
+      <w:r>
+        <w:rPr>
+          <w:rFonts w:ascii="Calibri" w:hAnsi="Calibri" w:eastAsia="Microsoft YaHei"/>
+        </w:rPr>
+        <w:t>5.  选择‘分析→导出剖面 CSV’，保存距离、XYZ、有效标志和相邻坡度。</w:t>
+      </w:r>
+    </w:p>
+    <w:p>
+      <w:pPr>
+        <w:ind w:left="403" w:hanging="288"/>
+      </w:pPr>
+      <w:r>
+        <w:rPr>
+          <w:rFonts w:ascii="Calibri" w:hAnsi="Calibri" w:eastAsia="Microsoft YaHei"/>
+        </w:rPr>
+        <w:t>6.  完成后再次单击可开始新剖面；第一点选取后按 Esc 取消，或用‘清除剖面’清除全部结果。</w:t>
+      </w:r>
+    </w:p>
+    <w:tbl>
+      <w:tblPr>
+        <w:tblStyle w:val="TableGrid"/>
+        <w:tblW w:type="dxa" w:w="9360"/>
+        <w:jc w:val="left"/>
+        <w:tblLayout w:type="fixed"/>
+        <w:tblLook w:firstColumn="1" w:firstRow="1" w:lastColumn="0" w:lastRow="0" w:noHBand="0" w:noVBand="1" w:val="04A0"/>
+        <w:tblInd w:w="120" w:type="dxa"/>
+      </w:tblPr>
+      <w:tblGrid>
+        <w:gridCol w:w="1200"/>
+        <w:gridCol w:w="4200"/>
+        <w:gridCol w:w="3960"/>
+      </w:tblGrid>
+      <w:tr>
+        <w:trPr>
+          <w:cantSplit/>
+          <w:tblHeader w:val="true"/>
+        </w:trPr>
+        <w:tc>
+          <w:tcPr>
+            <w:tcW w:type="dxa" w:w="1200"/>
+            <w:shd w:fill="E8EEF5"/>
+            <w:tcMar>
+              <w:top w:w="80" w:type="dxa"/>
+              <w:start w:w="120" w:type="dxa"/>
+              <w:bottom w:w="80" w:type="dxa"/>
+              <w:end w:w="120" w:type="dxa"/>
+            </w:tcMar>
+            <w:vAlign w:val="center"/>
+          </w:tcPr>
+          <w:p>
+            <w:pPr>
+              <w:keepNext/>
+              <w:spacing w:before="0" w:after="0"/>
+              <w:jc w:val="center"/>
+            </w:pPr>
+            <w:r>
+              <w:rPr>
+                <w:rFonts w:ascii="Calibri" w:hAnsi="Calibri" w:eastAsia="Microsoft YaHei"/>
+                <w:b/>
+                <w:color w:val="203748"/>
+                <w:sz w:val="19"/>
+              </w:rPr>
+              <w:t>顺序</w:t>
+            </w:r>
+          </w:p>
+        </w:tc>
+        <w:tc>
+          <w:tcPr>
+            <w:tcW w:type="dxa" w:w="4200"/>
+            <w:shd w:fill="E8EEF5"/>
+            <w:tcMar>
+              <w:top w:w="80" w:type="dxa"/>
+              <w:start w:w="120" w:type="dxa"/>
+              <w:bottom w:w="80" w:type="dxa"/>
+              <w:end w:w="120" w:type="dxa"/>
+            </w:tcMar>
+            <w:vAlign w:val="center"/>
+          </w:tcPr>
+          <w:p>
+            <w:pPr>
+              <w:keepNext/>
+              <w:spacing w:before="0" w:after="0"/>
+              <w:jc w:val="center"/>
+            </w:pPr>
+            <w:r>
+              <w:rPr>
+                <w:rFonts w:ascii="Calibri" w:hAnsi="Calibri" w:eastAsia="Microsoft YaHei"/>
+                <w:b/>
+                <w:color w:val="203748"/>
+                <w:sz w:val="19"/>
+              </w:rPr>
+              <w:t>数据源选择</w:t>
+            </w:r>
+          </w:p>
+        </w:tc>
+        <w:tc>
+          <w:tcPr>
+            <w:tcW w:type="dxa" w:w="3960"/>
+            <w:shd w:fill="E8EEF5"/>
+            <w:tcMar>
+              <w:top w:w="80" w:type="dxa"/>
+              <w:start w:w="120" w:type="dxa"/>
+              <w:bottom w:w="80" w:type="dxa"/>
+              <w:end w:w="120" w:type="dxa"/>
+            </w:tcMar>
+            <w:vAlign w:val="center"/>
+          </w:tcPr>
+          <w:p>
+            <w:pPr>
+              <w:keepNext/>
+              <w:spacing w:before="0" w:after="0"/>
+              <w:jc w:val="center"/>
+            </w:pPr>
+            <w:r>
+              <w:rPr>
+                <w:rFonts w:ascii="Calibri" w:hAnsi="Calibri" w:eastAsia="Microsoft YaHei"/>
+                <w:b/>
+                <w:color w:val="203748"/>
+                <w:sz w:val="19"/>
+              </w:rPr>
+              <w:t>无效区域</w:t>
+            </w:r>
+          </w:p>
+        </w:tc>
+      </w:tr>
+      <w:tr>
+        <w:trPr>
+          <w:cantSplit/>
+        </w:trPr>
+        <w:tc>
+          <w:tcPr>
+            <w:tcW w:type="dxa" w:w="1200"/>
+            <w:tcMar>
+              <w:top w:w="80" w:type="dxa"/>
+              <w:start w:w="120" w:type="dxa"/>
+              <w:bottom w:w="80" w:type="dxa"/>
+              <w:end w:w="120" w:type="dxa"/>
+            </w:tcMar>
+            <w:vAlign w:val="center"/>
+          </w:tcPr>
+          <w:p>
+            <w:pPr>
+              <w:spacing w:before="0" w:after="0" w:line="276" w:lineRule="auto"/>
+              <w:jc w:val="center"/>
+            </w:pPr>
+            <w:r>
+              <w:rPr>
+                <w:rFonts w:ascii="Calibri" w:hAnsi="Calibri" w:eastAsia="Microsoft YaHei"/>
+                <w:sz w:val="18"/>
+              </w:rPr>
+              <w:t>1</w:t>
+            </w:r>
+          </w:p>
+        </w:tc>
+        <w:tc>
+          <w:tcPr>
+            <w:tcW w:type="dxa" w:w="4200"/>
+            <w:tcMar>
+              <w:top w:w="80" w:type="dxa"/>
+              <w:start w:w="120" w:type="dxa"/>
+              <w:bottom w:w="80" w:type="dxa"/>
+              <w:end w:w="120" w:type="dxa"/>
+            </w:tcMar>
+            <w:vAlign w:val="center"/>
+          </w:tcPr>
+          <w:p>
+            <w:pPr>
+              <w:spacing w:before="0" w:after="0" w:line="276" w:lineRule="auto"/>
+              <w:jc w:val="left"/>
+            </w:pPr>
+            <w:r>
+              <w:rPr>
+                <w:rFonts w:ascii="Calibri" w:hAnsi="Calibri" w:eastAsia="Microsoft YaHei"/>
+                <w:sz w:val="18"/>
+              </w:rPr>
+              <w:t>当前可见 CDT 有效域</w:t>
+            </w:r>
+          </w:p>
+        </w:tc>
+        <w:tc>
+          <w:tcPr>
+            <w:tcW w:type="dxa" w:w="3960"/>
+            <w:tcMar>
+              <w:top w:w="80" w:type="dxa"/>
+              <w:start w:w="120" w:type="dxa"/>
+              <w:bottom w:w="80" w:type="dxa"/>
+              <w:end w:w="120" w:type="dxa"/>
+            </w:tcMar>
+            <w:vAlign w:val="center"/>
+          </w:tcPr>
+          <w:p>
+            <w:pPr>
+              <w:spacing w:before="0" w:after="0" w:line="276" w:lineRule="auto"/>
+              <w:jc w:val="left"/>
+            </w:pPr>
+            <w:r>
+              <w:rPr>
+                <w:rFonts w:ascii="Calibri" w:hAnsi="Calibri" w:eastAsia="Microsoft YaHei"/>
+                <w:sz w:val="18"/>
+              </w:rPr>
+              <w:t>域外或孔洞保留断点</w:t>
+            </w:r>
+          </w:p>
+        </w:tc>
+      </w:tr>
+      <w:tr>
+        <w:trPr>
+          <w:cantSplit/>
+        </w:trPr>
+        <w:tc>
+          <w:tcPr>
+            <w:tcW w:type="dxa" w:w="1200"/>
+            <w:tcMar>
+              <w:top w:w="80" w:type="dxa"/>
+              <w:start w:w="120" w:type="dxa"/>
+              <w:bottom w:w="80" w:type="dxa"/>
+              <w:end w:w="120" w:type="dxa"/>
+            </w:tcMar>
+            <w:vAlign w:val="center"/>
+          </w:tcPr>
+          <w:p>
+            <w:pPr>
+              <w:spacing w:before="0" w:after="0" w:line="276" w:lineRule="auto"/>
+              <w:jc w:val="center"/>
+            </w:pPr>
+            <w:r>
+              <w:rPr>
+                <w:rFonts w:ascii="Calibri" w:hAnsi="Calibri" w:eastAsia="Microsoft YaHei"/>
+                <w:sz w:val="18"/>
+              </w:rPr>
+              <w:t>2</w:t>
+            </w:r>
+          </w:p>
+        </w:tc>
+        <w:tc>
+          <w:tcPr>
+            <w:tcW w:type="dxa" w:w="4200"/>
+            <w:tcMar>
+              <w:top w:w="80" w:type="dxa"/>
+              <w:start w:w="120" w:type="dxa"/>
+              <w:bottom w:w="80" w:type="dxa"/>
+              <w:end w:w="120" w:type="dxa"/>
+            </w:tcMar>
+            <w:vAlign w:val="center"/>
+          </w:tcPr>
+          <w:p>
+            <w:pPr>
+              <w:spacing w:before="0" w:after="0" w:line="276" w:lineRule="auto"/>
+              <w:jc w:val="left"/>
+            </w:pPr>
+            <w:r>
+              <w:rPr>
+                <w:rFonts w:ascii="Calibri" w:hAnsi="Calibri" w:eastAsia="Microsoft YaHei"/>
+                <w:sz w:val="18"/>
+              </w:rPr>
+              <w:t>当前可见普通 TIN</w:t>
+            </w:r>
+          </w:p>
+        </w:tc>
+        <w:tc>
+          <w:tcPr>
+            <w:tcW w:type="dxa" w:w="3960"/>
+            <w:tcMar>
+              <w:top w:w="80" w:type="dxa"/>
+              <w:start w:w="120" w:type="dxa"/>
+              <w:bottom w:w="80" w:type="dxa"/>
+              <w:end w:w="120" w:type="dxa"/>
+            </w:tcMar>
+            <w:vAlign w:val="center"/>
+          </w:tcPr>
+          <w:p>
+            <w:pPr>
+              <w:spacing w:before="0" w:after="0" w:line="276" w:lineRule="auto"/>
+              <w:jc w:val="left"/>
+            </w:pPr>
+            <w:r>
+              <w:rPr>
+                <w:rFonts w:ascii="Calibri" w:hAnsi="Calibri" w:eastAsia="Microsoft YaHei"/>
+                <w:sz w:val="18"/>
+              </w:rPr>
+              <w:t>凸包外保留断点</w:t>
+            </w:r>
+          </w:p>
+        </w:tc>
+      </w:tr>
+      <w:tr>
+        <w:trPr>
+          <w:cantSplit/>
+        </w:trPr>
+        <w:tc>
+          <w:tcPr>
+            <w:tcW w:type="dxa" w:w="1200"/>
+            <w:tcMar>
+              <w:top w:w="80" w:type="dxa"/>
+              <w:start w:w="120" w:type="dxa"/>
+              <w:bottom w:w="80" w:type="dxa"/>
+              <w:end w:w="120" w:type="dxa"/>
+            </w:tcMar>
+            <w:vAlign w:val="center"/>
+          </w:tcPr>
+          <w:p>
+            <w:pPr>
+              <w:spacing w:before="0" w:after="0" w:line="276" w:lineRule="auto"/>
+              <w:jc w:val="center"/>
+            </w:pPr>
+            <w:r>
+              <w:rPr>
+                <w:rFonts w:ascii="Calibri" w:hAnsi="Calibri" w:eastAsia="Microsoft YaHei"/>
+                <w:sz w:val="18"/>
+              </w:rPr>
+              <w:t>3</w:t>
+            </w:r>
+          </w:p>
+        </w:tc>
+        <w:tc>
+          <w:tcPr>
+            <w:tcW w:type="dxa" w:w="4200"/>
+            <w:tcMar>
+              <w:top w:w="80" w:type="dxa"/>
+              <w:start w:w="120" w:type="dxa"/>
+              <w:bottom w:w="80" w:type="dxa"/>
+              <w:end w:w="120" w:type="dxa"/>
+            </w:tcMar>
+            <w:vAlign w:val="center"/>
+          </w:tcPr>
+          <w:p>
+            <w:pPr>
+              <w:spacing w:before="0" w:after="0" w:line="276" w:lineRule="auto"/>
+              <w:jc w:val="left"/>
+            </w:pPr>
+            <w:r>
+              <w:rPr>
+                <w:rFonts w:ascii="Calibri" w:hAnsi="Calibri" w:eastAsia="Microsoft YaHei"/>
+                <w:sz w:val="18"/>
+              </w:rPr>
+              <w:t>当前可见 GRID</w:t>
+            </w:r>
+          </w:p>
+        </w:tc>
+        <w:tc>
+          <w:tcPr>
+            <w:tcW w:type="dxa" w:w="3960"/>
+            <w:tcMar>
+              <w:top w:w="80" w:type="dxa"/>
+              <w:start w:w="120" w:type="dxa"/>
+              <w:bottom w:w="80" w:type="dxa"/>
+              <w:end w:w="120" w:type="dxa"/>
+            </w:tcMar>
+            <w:vAlign w:val="center"/>
+          </w:tcPr>
+          <w:p>
+            <w:pPr>
+              <w:spacing w:before="0" w:after="0" w:line="276" w:lineRule="auto"/>
+              <w:jc w:val="left"/>
+            </w:pPr>
+            <w:r>
+              <w:rPr>
+                <w:rFonts w:ascii="Calibri" w:hAnsi="Calibri" w:eastAsia="Microsoft YaHei"/>
+                <w:sz w:val="18"/>
+              </w:rPr>
+              <w:t>NoData 保留断点</w:t>
+            </w:r>
+          </w:p>
+        </w:tc>
+      </w:tr>
+      <w:tr>
+        <w:trPr>
+          <w:cantSplit/>
+        </w:trPr>
+        <w:tc>
+          <w:tcPr>
+            <w:tcW w:type="dxa" w:w="1200"/>
+            <w:tcMar>
+              <w:top w:w="80" w:type="dxa"/>
+              <w:start w:w="120" w:type="dxa"/>
+              <w:bottom w:w="80" w:type="dxa"/>
+              <w:end w:w="120" w:type="dxa"/>
+            </w:tcMar>
+            <w:vAlign w:val="center"/>
+          </w:tcPr>
+          <w:p>
+            <w:pPr>
+              <w:spacing w:before="0" w:after="0" w:line="276" w:lineRule="auto"/>
+              <w:jc w:val="center"/>
+            </w:pPr>
+            <w:r>
+              <w:rPr>
+                <w:rFonts w:ascii="Calibri" w:hAnsi="Calibri" w:eastAsia="Microsoft YaHei"/>
+                <w:sz w:val="18"/>
+              </w:rPr>
+              <w:t>4</w:t>
+            </w:r>
+          </w:p>
+        </w:tc>
+        <w:tc>
+          <w:tcPr>
+            <w:tcW w:type="dxa" w:w="4200"/>
+            <w:tcMar>
+              <w:top w:w="80" w:type="dxa"/>
+              <w:start w:w="120" w:type="dxa"/>
+              <w:bottom w:w="80" w:type="dxa"/>
+              <w:end w:w="120" w:type="dxa"/>
+            </w:tcMar>
+            <w:vAlign w:val="center"/>
+          </w:tcPr>
+          <w:p>
+            <w:pPr>
+              <w:spacing w:before="0" w:after="0" w:line="276" w:lineRule="auto"/>
+              <w:jc w:val="left"/>
+            </w:pPr>
+            <w:r>
+              <w:rPr>
+                <w:rFonts w:ascii="Calibri" w:hAnsi="Calibri" w:eastAsia="Microsoft YaHei"/>
+                <w:sz w:val="18"/>
+              </w:rPr>
+              <w:t>再按 CDT、TIN、GRID 考虑隐藏但存在的图层</w:t>
+            </w:r>
+          </w:p>
+        </w:tc>
+        <w:tc>
+          <w:tcPr>
+            <w:tcW w:type="dxa" w:w="3960"/>
+            <w:tcMar>
+              <w:top w:w="80" w:type="dxa"/>
+              <w:start w:w="120" w:type="dxa"/>
+              <w:bottom w:w="80" w:type="dxa"/>
+              <w:end w:w="120" w:type="dxa"/>
+            </w:tcMar>
+            <w:vAlign w:val="center"/>
+          </w:tcPr>
+          <w:p>
+            <w:pPr>
+              <w:spacing w:before="0" w:after="0" w:line="276" w:lineRule="auto"/>
+              <w:jc w:val="left"/>
+            </w:pPr>
+            <w:r>
+              <w:rPr>
+                <w:rFonts w:ascii="Calibri" w:hAnsi="Calibri" w:eastAsia="Microsoft YaHei"/>
+                <w:sz w:val="18"/>
+              </w:rPr>
+              <w:t>仍不逐点混用其他表面</w:t>
+            </w:r>
+          </w:p>
+        </w:tc>
+      </w:tr>
+    </w:tbl>
+    <w:p>
+      <w:pPr>
+        <w:spacing w:before="0" w:after="40"/>
+      </w:pPr>
+    </w:p>
+    <w:p>
+      <w:pPr>
+        <w:spacing w:before="100" w:after="160" w:line="288" w:lineRule="auto"/>
+        <w:ind w:left="230" w:right="230"/>
+        <w:shd w:fill="E8EEF5"/>
+      </w:pPr>
+      <w:r>
+        <w:rPr>
+          <w:rFonts w:ascii="Calibri" w:hAnsi="Calibri" w:eastAsia="Microsoft YaHei"/>
+          <w:b/>
+          <w:color w:val="1F4D78"/>
+        </w:rPr>
+        <w:t xml:space="preserve">一致性规则  </w:t>
+      </w:r>
+      <w:r>
+        <w:rPr>
+          <w:rFonts w:ascii="Calibri" w:hAnsi="Calibri" w:eastAsia="Microsoft YaHei"/>
+        </w:rPr>
+        <w:t>整条剖面只选一次数据源，断点不会用其他图层补齐。坡度按 ΔZ/Δ平距×100% 计算，断点两侧不跨段累计。GRID 使用六参数仿射反算和邻近 1×1/2×2 小窗口读取，不复制整幅大栅格。</w:t>
+      </w:r>
+    </w:p>
+    <w:p>
+      <w:pPr>
+        <w:pStyle w:val="DterrainCode"/>
+        <w:shd w:fill="F2F4F7"/>
+      </w:pPr>
+      <w:r>
+        <w:rPr>
+          <w:rFonts w:ascii="Consolas" w:hAnsi="Consolas" w:eastAsia="Microsoft YaHei"/>
+          <w:sz w:val="17"/>
+        </w:rPr>
+        <w:t>index,distance,x,y,z,valid,grade_percent</w:t>
+      </w:r>
+      <w:r>
+        <w:br/>
+      </w:r>
+      <w:r>
+        <w:rPr>
+          <w:rFonts w:ascii="Consolas" w:hAnsi="Consolas" w:eastAsia="Microsoft YaHei"/>
+          <w:sz w:val="17"/>
+        </w:rPr>
+        <w:t>0,0.000000,500000.000000,3200000.000000,103.250000,1,</w:t>
+      </w:r>
+      <w:r>
+        <w:br/>
+      </w:r>
+      <w:r>
+        <w:rPr>
+          <w:rFonts w:ascii="Consolas" w:hAnsi="Consolas" w:eastAsia="Microsoft YaHei"/>
+          <w:sz w:val="17"/>
+        </w:rPr>
+        <w:t>1,2.500000,500002.500000,3200000.000000,103.650000,1,16.000000</w:t>
+      </w:r>
+    </w:p>
+    <w:p>
+      <w:pPr>
         <w:pStyle w:val="Heading1"/>
       </w:pPr>
       <w:r>
@@ -6334,7 +6972,7 @@
         <w:rPr>
           <w:rFonts w:ascii="Calibri" w:hAnsi="Calibri" w:eastAsia="Microsoft YaHei"/>
         </w:rPr>
-        <w:t>草图和移动目标的 Z 优先由 CDT/TIN 表面插值。v0.13 单项约束编辑仍完整重建候选 CDT，批量事务只重建一次；移动/删除顶点还请求完整差异用于影响显示。查询、插入和删除工具栏按钮仍只操作普通 TIN。</w:t>
+        <w:t>草图和移动目标的 Z 优先由 CDT/TIN 表面插值。v0.14 单项约束编辑仍完整重建候选 CDT，批量事务只重建一次；移动/删除顶点还请求完整差异用于影响显示。查询、插入和删除工具栏按钮仍只操作普通 TIN。</w:t>
       </w:r>
     </w:p>
     <w:p>
@@ -7672,6 +8310,116 @@
                 <w:rFonts w:ascii="Calibri" w:hAnsi="Calibri" w:eastAsia="Microsoft YaHei"/>
                 <w:sz w:val="18"/>
               </w:rPr>
+              <w:t>剖面曲线有断点</w:t>
+            </w:r>
+          </w:p>
+        </w:tc>
+        <w:tc>
+          <w:tcPr>
+            <w:tcW w:type="dxa" w:w="6560"/>
+            <w:tcMar>
+              <w:top w:w="80" w:type="dxa"/>
+              <w:start w:w="120" w:type="dxa"/>
+              <w:bottom w:w="80" w:type="dxa"/>
+              <w:end w:w="120" w:type="dxa"/>
+            </w:tcMar>
+            <w:vAlign w:val="center"/>
+          </w:tcPr>
+          <w:p>
+            <w:pPr>
+              <w:spacing w:before="0" w:after="0" w:line="276" w:lineRule="auto"/>
+              <w:jc w:val="left"/>
+            </w:pPr>
+            <w:r>
+              <w:rPr>
+                <w:rFonts w:ascii="Calibri" w:hAnsi="Calibri" w:eastAsia="Microsoft YaHei"/>
+                <w:sz w:val="18"/>
+              </w:rPr>
+              <w:t>当前固定数据源存在 CDT 孔洞/域外、TIN 凸包外或 GRID NoData；程序不会用其他图层逐点补齐。</w:t>
+            </w:r>
+          </w:p>
+        </w:tc>
+      </w:tr>
+      <w:tr>
+        <w:trPr>
+          <w:cantSplit/>
+        </w:trPr>
+        <w:tc>
+          <w:tcPr>
+            <w:tcW w:type="dxa" w:w="2800"/>
+            <w:tcMar>
+              <w:top w:w="80" w:type="dxa"/>
+              <w:start w:w="120" w:type="dxa"/>
+              <w:bottom w:w="80" w:type="dxa"/>
+              <w:end w:w="120" w:type="dxa"/>
+            </w:tcMar>
+            <w:vAlign w:val="center"/>
+          </w:tcPr>
+          <w:p>
+            <w:pPr>
+              <w:spacing w:before="0" w:after="0" w:line="276" w:lineRule="auto"/>
+              <w:jc w:val="left"/>
+            </w:pPr>
+            <w:r>
+              <w:rPr>
+                <w:rFonts w:ascii="Calibri" w:hAnsi="Calibri" w:eastAsia="Microsoft YaHei"/>
+                <w:sz w:val="18"/>
+              </w:rPr>
+              <w:t>剖面菜单无法导出</w:t>
+            </w:r>
+          </w:p>
+        </w:tc>
+        <w:tc>
+          <w:tcPr>
+            <w:tcW w:type="dxa" w:w="6560"/>
+            <w:tcMar>
+              <w:top w:w="80" w:type="dxa"/>
+              <w:start w:w="120" w:type="dxa"/>
+              <w:bottom w:w="80" w:type="dxa"/>
+              <w:end w:w="120" w:type="dxa"/>
+            </w:tcMar>
+            <w:vAlign w:val="center"/>
+          </w:tcPr>
+          <w:p>
+            <w:pPr>
+              <w:spacing w:before="0" w:after="0" w:line="276" w:lineRule="auto"/>
+              <w:jc w:val="left"/>
+            </w:pPr>
+            <w:r>
+              <w:rPr>
+                <w:rFonts w:ascii="Calibri" w:hAnsi="Calibri" w:eastAsia="Microsoft YaHei"/>
+                <w:sz w:val="18"/>
+              </w:rPr>
+              <w:t>先完成 A、B 两次单击并确认至少一个有效样本；源图层被编辑或替换后旧剖面会自动清除。</w:t>
+            </w:r>
+          </w:p>
+        </w:tc>
+      </w:tr>
+      <w:tr>
+        <w:trPr>
+          <w:cantSplit/>
+        </w:trPr>
+        <w:tc>
+          <w:tcPr>
+            <w:tcW w:type="dxa" w:w="2800"/>
+            <w:tcMar>
+              <w:top w:w="80" w:type="dxa"/>
+              <w:start w:w="120" w:type="dxa"/>
+              <w:bottom w:w="80" w:type="dxa"/>
+              <w:end w:w="120" w:type="dxa"/>
+            </w:tcMar>
+            <w:vAlign w:val="center"/>
+          </w:tcPr>
+          <w:p>
+            <w:pPr>
+              <w:spacing w:before="0" w:after="0" w:line="276" w:lineRule="auto"/>
+              <w:jc w:val="left"/>
+            </w:pPr>
+            <w:r>
+              <w:rPr>
+                <w:rFonts w:ascii="Calibri" w:hAnsi="Calibri" w:eastAsia="Microsoft YaHei"/>
+                <w:sz w:val="18"/>
+              </w:rPr>
               <w:t>框选后没有变化</w:t>
             </w:r>
           </w:p>
@@ -8109,6 +8857,17 @@
         <w:rPr>
           <w:rFonts w:ascii="Calibri" w:hAnsi="Calibri" w:eastAsia="Microsoft YaHei"/>
         </w:rPr>
+        <w:t>生成一条跨越地形的 A—B 剖面，核对曲线、统计并导出 CSV；若有孔洞，再验证断点不被其他图层补齐。</w:t>
+      </w:r>
+    </w:p>
+    <w:p>
+      <w:pPr>
+        <w:pStyle w:val="ListBullet"/>
+      </w:pPr>
+      <w:r>
+        <w:rPr>
+          <w:rFonts w:ascii="Calibri" w:hAnsi="Calibri" w:eastAsia="Microsoft YaHei"/>
+        </w:rPr>
         <w:t>切换 3D，验证环视、滚轮缩放、WASD 漫游和垂直夸张，再返回 2D。</w:t>
       </w:r>
     </w:p>
@@ -8141,7 +8900,7 @@
         <w:rPr>
           <w:rFonts w:ascii="Calibri" w:hAnsi="Calibri" w:eastAsia="Microsoft YaHei"/>
         </w:rPr>
-        <w:t>导入示例 XYZ → TIN→GRID→等高线 → GeoTIFF/COG 与 GeoPackage 往返 → 等高线反向生成 TIN/GRID → 从 TIN 创建 CDT → 批量添加断裂线 → 绘制/移动/安全删除顶点 → CDT→GRID/等高线 → T/G/C/D 显隐 → 3D 漫游。</w:t>
+        <w:t>导入示例 XYZ → TIN→GRID→等高线 → 任意 A—B 剖面与 CSV → GeoTIFF/COG 与 GeoPackage 往返 → 等高线反向生成 TIN/GRID → 从 TIN 创建 CDT → 批量添加断裂线 → 绘制/移动/安全删除顶点 → CDT→GRID/等高线 → T/G/C/D 显隐 → 3D 漫游。</w:t>
       </w:r>
     </w:p>
     <w:p>
@@ -8157,7 +8916,7 @@
         <w:rPr>
           <w:rFonts w:ascii="Calibri" w:hAnsi="Calibri" w:eastAsia="Microsoft YaHei"/>
         </w:rPr>
-        <w:t>当前已交付轻量三维查看、TIN/GRID/等高线双向转换、GeoTIFF/COG/GeoPackage 菜单、CDT 派生转换、DCDT 图层、批量约束事务、约束顶点移动、安全删除和完整差异显示。后续将把单项全量候选重建升级为真正的局部拓扑更新，并增加图层树与样式面板、GPU 分块 LOD、拾取测量和贴地碰撞。</w:t>
+        <w:t>当前已交付轻量三维查看、任意地形剖面与 CSV、TIN/GRID/等高线双向转换、GeoTIFF/COG/GeoPackage 菜单、CDT 派生转换、DCDT 图层、批量约束事务、约束顶点移动、安全删除和完整差异显示。后续将把单项全量候选重建升级为真正的局部拓扑更新，并增加图层树与样式面板、GPU 分块 LOD、面积/体积量测和贴地碰撞。</w:t>
       </w:r>
     </w:p>
     <w:sectPr>
@@ -8187,7 +8946,7 @@
         <w:color w:val="66727D"/>
         <w:sz w:val="18"/>
       </w:rPr>
-      <w:t xml:space="preserve">版本 0.13.0  |  第 </w:t>
+      <w:t xml:space="preserve">版本 0.14.0  |  第 </w:t>
     </w:r>
     <w:r>
       <w:rPr>

--- a/docs/manuals/dterrain_GUI操作入门教程.docx
+++ b/docs/manuals/dterrain_GUI操作入门教程.docx
@@ -70,7 +70,7 @@
           <w:color w:val="1F4D78"/>
           <w:sz w:val="28"/>
         </w:rPr>
-        <w:t>从 XYZ 散点导入到动态编辑、地形剖面、TIN/GRID/等高线转换、约束 Delaunay、三维漫游与数据保存</w:t>
+        <w:t>从 XYZ 散点导入到动态编辑、剖面与土方量测、TIN/GRID/等高线转换、约束 Delaunay、三维漫游与数据保存</w:t>
       </w:r>
     </w:p>
     <w:p>
@@ -85,7 +85,7 @@
           <w:color w:val="203748"/>
           <w:sz w:val="22"/>
         </w:rPr>
-        <w:t>版本 0.14.0  |  2026-07-17</w:t>
+        <w:t>版本 0.15.0  |  2026-07-17</w:t>
       </w:r>
     </w:p>
     <w:p>
@@ -243,7 +243,7 @@
                 <w:rFonts w:ascii="Calibri" w:hAnsi="Calibri" w:eastAsia="Microsoft YaHei"/>
                 <w:sz w:val="18"/>
               </w:rPr>
-              <w:t>0.14.0</w:t>
+              <w:t>0.15.0</w:t>
             </w:r>
           </w:p>
         </w:tc>
@@ -463,7 +463,7 @@
                 <w:rFonts w:ascii="Calibri" w:hAnsi="Calibri" w:eastAsia="Microsoft YaHei"/>
                 <w:sz w:val="18"/>
               </w:rPr>
-              <w:t>便携运行、五分钟上手、控件与菜单、XYZ 导入、TIN/GRID/等高线/CDT 图层、任意剖面、2D/3D 浏览、查询编辑和数据保存。</w:t>
+              <w:t>便携运行、五分钟上手、控件与菜单、XYZ 导入、TIN/GRID/等高线/CDT 图层、任意剖面、多边形面积/土方、2D/3D 浏览、查询编辑和数据保存。</w:t>
             </w:r>
           </w:p>
         </w:tc>
@@ -524,6 +524,17 @@
           <w:rFonts w:ascii="Calibri" w:hAnsi="Calibri" w:eastAsia="Microsoft YaHei"/>
         </w:rPr>
         <w:t>任意剖面分析：重点阅读第 6.3 节。</w:t>
+      </w:r>
+    </w:p>
+    <w:p>
+      <w:pPr>
+        <w:pStyle w:val="ListBullet"/>
+      </w:pPr>
+      <w:r>
+        <w:rPr>
+          <w:rFonts w:ascii="Calibri" w:hAnsi="Calibri" w:eastAsia="Microsoft YaHei"/>
+        </w:rPr>
+        <w:t>面积与土方量测：重点阅读第 6.4 节。</w:t>
       </w:r>
     </w:p>
     <w:p>
@@ -577,7 +588,7 @@
         <w:rPr>
           <w:rFonts w:ascii="Calibri" w:hAnsi="Calibri" w:eastAsia="Microsoft YaHei"/>
         </w:rPr>
-        <w:t>本手册对应 dterrain 0.14.0：Win32 GUI 已接入任意直线剖面分析及 CSV 导出，并保留 GeoTIFF/COG、GeoPackage、等高线反向转换和原子批量约束事务。剖面复用既有稳定 ABI；真正局部 CDT 更新和生产级 GPU LOD 属于后续阶段。</w:t>
+        <w:t>本手册对应 dterrain 0.15.0：Win32 GUI 已接入任意直线剖面、多边形面积/水平基准面土方量测及 CSV 导出，并保留 GeoTIFF/COG、GeoPackage、等高线反向转换和原子批量约束事务。两类分析复用既有稳定 ABI；工程级双表面土方、真正局部 CDT 更新和生产级 GPU LOD 属于后续阶段。</w:t>
       </w:r>
     </w:p>
     <w:p>
@@ -593,7 +604,7 @@
         <w:rPr>
           <w:rFonts w:ascii="Calibri" w:hAnsi="Calibri" w:eastAsia="Microsoft YaHei"/>
         </w:rPr>
-        <w:t>dterrain_demo.exe 是一个原生 Win32/GDI 演示程序，用于直观验证 dterrain.dll 的批量建网、范围查询、最近点查询、任意地形剖面、动态插入删除、编辑影响显示、文件交换和三维地形漫游。它不依赖 Qt 等 GUI 框架。</w:t>
+        <w:t>dterrain_demo.exe 是一个原生 Win32/GDI 演示程序，用于直观验证 dterrain.dll 的批量建网、范围查询、最近点查询、任意地形剖面、多边形面积/土方量测、动态插入删除、编辑影响显示、文件交换和三维地形漫游。它不依赖 Qt 等 GUI 框架。</w:t>
       </w:r>
     </w:p>
     <w:p>
@@ -608,13 +619,13 @@
           <w:b/>
           <w:color w:val="7A5A00"/>
         </w:rPr>
-        <w:t xml:space="preserve">0.14 功能边界  </w:t>
+        <w:t xml:space="preserve">0.15 功能边界  </w:t>
       </w:r>
       <w:r>
         <w:rPr>
           <w:rFonts w:ascii="Calibri" w:hAnsi="Calibri" w:eastAsia="Microsoft YaHei"/>
         </w:rPr>
-        <w:t>当前程序已提供二维/三维浏览、任意直线剖面与 CSV 导出、TIN/GRID/等高线双向转换、DCDT 打开保存、约束编辑和 CDT 影响区显示；启用 GDAL 后可从菜单交换 GeoTIFF/COG GRID 与 GeoPackage 等高线。等高线反向转换是折点近似重建；生产级 GPU/LOD 尚未接入。</w:t>
+        <w:t>当前程序已提供二维/三维浏览、任意直线剖面、多边形面积/水平基准面挖填方与 CSV 导出、TIN/GRID/等高线双向转换、DCDT 打开保存、约束编辑和 CDT 影响区显示；启用 GDAL 后可从菜单交换 GeoTIFF/COG GRID 与 GeoPackage 等高线。面积/周长是边界几何量，地表面积和土方为固定预算积分估算；生产级双表面土方和 GPU/LOD 尚未接入。</w:t>
       </w:r>
     </w:p>
     <w:p>
@@ -1431,7 +1442,7 @@
         <w:rPr>
           <w:rFonts w:ascii="Calibri" w:hAnsi="Calibri" w:eastAsia="Microsoft YaHei"/>
         </w:rPr>
-        <w:t>20.  单击“插入模式”，在网格中单击；观察红色旧面、黄色边界和绿色新增面/边。</w:t>
+        <w:t>20.  选择‘分析→面积/土方量测（逐点）’，输入基准高程，逐点圈定区域并按 Enter；核对顶部结果面板，再修改基准高程和导出 CSV。</w:t>
       </w:r>
     </w:p>
     <w:p>
@@ -1442,7 +1453,7 @@
         <w:rPr>
           <w:rFonts w:ascii="Calibri" w:hAnsi="Calibri" w:eastAsia="Microsoft YaHei"/>
         </w:rPr>
-        <w:t>21.  单击“删除模式”，在目标附近单击；程序删除 XY 最近顶点并显示局部变化。</w:t>
+        <w:t>21.  单击“插入模式”，在网格中单击；观察红色旧面、黄色边界和绿色新增面/边。</w:t>
       </w:r>
     </w:p>
     <w:p>
@@ -1453,7 +1464,18 @@
         <w:rPr>
           <w:rFonts w:ascii="Calibri" w:hAnsi="Calibri" w:eastAsia="Microsoft YaHei"/>
         </w:rPr>
-        <w:t>22.  单击“保存网格”，保存为 terrain.dtmesh；然后单击“清空”和“打开网格”验证加载。</w:t>
+        <w:t>22.  单击“删除模式”，在目标附近单击；程序删除 XY 最近顶点并显示局部变化。</w:t>
+      </w:r>
+    </w:p>
+    <w:p>
+      <w:pPr>
+        <w:ind w:left="403" w:hanging="288"/>
+      </w:pPr>
+      <w:r>
+        <w:rPr>
+          <w:rFonts w:ascii="Calibri" w:hAnsi="Calibri" w:eastAsia="Microsoft YaHei"/>
+        </w:rPr>
+        <w:t>23.  单击“保存网格”，保存为 terrain.dtmesh；然后单击“清空”和“打开网格”验证加载。</w:t>
       </w:r>
     </w:p>
     <w:p>
@@ -2607,7 +2629,7 @@
                 <w:rFonts w:ascii="Calibri" w:hAnsi="Calibri" w:eastAsia="Microsoft YaHei"/>
                 <w:sz w:val="18"/>
               </w:rPr>
-              <w:t>两次单击生成任意 A—B 地形剖面，导出 CSV 或清除结果。</w:t>
+              <w:t>生成任意 A—B 剖面；逐点圈定多边形并估算面积/土方；设置基准高程、导出 CSV 或清除结果。</w:t>
             </w:r>
           </w:p>
         </w:tc>
@@ -5475,6 +5497,687 @@
     </w:p>
     <w:p>
       <w:pPr>
+        <w:pStyle w:val="Heading2"/>
+      </w:pPr>
+      <w:r>
+        <w:t>6.4 多边形面积与土方量测</w:t>
+      </w:r>
+    </w:p>
+    <w:p>
+      <w:pPr>
+        <w:ind w:left="403" w:hanging="288"/>
+      </w:pPr>
+      <w:r>
+        <w:rPr>
+          <w:rFonts w:ascii="Calibri" w:hAnsi="Calibri" w:eastAsia="Microsoft YaHei"/>
+        </w:rPr>
+        <w:t>1.  选择‘分析→面积/土方量测（逐点）’；在弹窗输入水平基准高程。</w:t>
+      </w:r>
+    </w:p>
+    <w:p>
+      <w:pPr>
+        <w:ind w:left="403" w:hanging="288"/>
+      </w:pPr>
+      <w:r>
+        <w:rPr>
+          <w:rFonts w:ascii="Calibri" w:hAnsi="Calibri" w:eastAsia="Microsoft YaHei"/>
+        </w:rPr>
+        <w:t>2.  在二维画布沿简单多边形边界依次单击；至少 3 点后按 Enter 闭合并计算。</w:t>
+      </w:r>
+    </w:p>
+    <w:p>
+      <w:pPr>
+        <w:ind w:left="403" w:hanging="288"/>
+      </w:pPr>
+      <w:r>
+        <w:rPr>
+          <w:rFonts w:ascii="Calibri" w:hAnsi="Calibri" w:eastAsia="Microsoft YaHei"/>
+        </w:rPr>
+        <w:t>3.  草图输入时按 Backspace 撤回末点；按 Esc 或菜单命令清除整块量测。</w:t>
+      </w:r>
+    </w:p>
+    <w:p>
+      <w:pPr>
+        <w:ind w:left="403" w:hanging="288"/>
+      </w:pPr>
+      <w:r>
+        <w:rPr>
+          <w:rFonts w:ascii="Calibri" w:hAnsi="Calibri" w:eastAsia="Microsoft YaHei"/>
+        </w:rPr>
+        <w:t>4.  观察橙色边界、黄色顶点和斜线填充；顶部面板报告平面面积、有效覆盖、地表面积、高程和挖填方。</w:t>
+      </w:r>
+    </w:p>
+    <w:p>
+      <w:pPr>
+        <w:ind w:left="403" w:hanging="288"/>
+      </w:pPr>
+      <w:r>
+        <w:rPr>
+          <w:rFonts w:ascii="Calibri" w:hAnsi="Calibri" w:eastAsia="Microsoft YaHei"/>
+        </w:rPr>
+        <w:t>5.  选择‘设置量测基准高程…’修改水平面；程序立即以相同边界和固定数据源重算。</w:t>
+      </w:r>
+    </w:p>
+    <w:p>
+      <w:pPr>
+        <w:ind w:left="403" w:hanging="288"/>
+      </w:pPr>
+      <w:r>
+        <w:rPr>
+          <w:rFonts w:ascii="Calibri" w:hAnsi="Calibri" w:eastAsia="Microsoft YaHei"/>
+        </w:rPr>
+        <w:t>6.  选择‘导出面积/土方 CSV…’，保存摘要、积分单元数和边界顶点。</w:t>
+      </w:r>
+    </w:p>
+    <w:tbl>
+      <w:tblPr>
+        <w:tblStyle w:val="TableGrid"/>
+        <w:tblW w:type="dxa" w:w="9360"/>
+        <w:jc w:val="left"/>
+        <w:tblLayout w:type="fixed"/>
+        <w:tblLook w:firstColumn="1" w:firstRow="1" w:lastColumn="0" w:lastRow="0" w:noHBand="0" w:noVBand="1" w:val="04A0"/>
+        <w:tblInd w:w="120" w:type="dxa"/>
+      </w:tblPr>
+      <w:tblGrid>
+        <w:gridCol w:w="2100"/>
+        <w:gridCol w:w="3000"/>
+        <w:gridCol w:w="4260"/>
+      </w:tblGrid>
+      <w:tr>
+        <w:trPr>
+          <w:cantSplit/>
+          <w:tblHeader w:val="true"/>
+        </w:trPr>
+        <w:tc>
+          <w:tcPr>
+            <w:tcW w:type="dxa" w:w="2100"/>
+            <w:shd w:fill="E8EEF5"/>
+            <w:tcMar>
+              <w:top w:w="80" w:type="dxa"/>
+              <w:start w:w="120" w:type="dxa"/>
+              <w:bottom w:w="80" w:type="dxa"/>
+              <w:end w:w="120" w:type="dxa"/>
+            </w:tcMar>
+            <w:vAlign w:val="center"/>
+          </w:tcPr>
+          <w:p>
+            <w:pPr>
+              <w:keepNext/>
+              <w:spacing w:before="0" w:after="0"/>
+              <w:jc w:val="center"/>
+            </w:pPr>
+            <w:r>
+              <w:rPr>
+                <w:rFonts w:ascii="Calibri" w:hAnsi="Calibri" w:eastAsia="Microsoft YaHei"/>
+                <w:b/>
+                <w:color w:val="203748"/>
+                <w:sz w:val="19"/>
+              </w:rPr>
+              <w:t>结果</w:t>
+            </w:r>
+          </w:p>
+        </w:tc>
+        <w:tc>
+          <w:tcPr>
+            <w:tcW w:type="dxa" w:w="3000"/>
+            <w:shd w:fill="E8EEF5"/>
+            <w:tcMar>
+              <w:top w:w="80" w:type="dxa"/>
+              <w:start w:w="120" w:type="dxa"/>
+              <w:bottom w:w="80" w:type="dxa"/>
+              <w:end w:w="120" w:type="dxa"/>
+            </w:tcMar>
+            <w:vAlign w:val="center"/>
+          </w:tcPr>
+          <w:p>
+            <w:pPr>
+              <w:keepNext/>
+              <w:spacing w:before="0" w:after="0"/>
+              <w:jc w:val="center"/>
+            </w:pPr>
+            <w:r>
+              <w:rPr>
+                <w:rFonts w:ascii="Calibri" w:hAnsi="Calibri" w:eastAsia="Microsoft YaHei"/>
+                <w:b/>
+                <w:color w:val="203748"/>
+                <w:sz w:val="19"/>
+              </w:rPr>
+              <w:t>计算口径</w:t>
+            </w:r>
+          </w:p>
+        </w:tc>
+        <w:tc>
+          <w:tcPr>
+            <w:tcW w:type="dxa" w:w="4260"/>
+            <w:shd w:fill="E8EEF5"/>
+            <w:tcMar>
+              <w:top w:w="80" w:type="dxa"/>
+              <w:start w:w="120" w:type="dxa"/>
+              <w:bottom w:w="80" w:type="dxa"/>
+              <w:end w:w="120" w:type="dxa"/>
+            </w:tcMar>
+            <w:vAlign w:val="center"/>
+          </w:tcPr>
+          <w:p>
+            <w:pPr>
+              <w:keepNext/>
+              <w:spacing w:before="0" w:after="0"/>
+              <w:jc w:val="center"/>
+            </w:pPr>
+            <w:r>
+              <w:rPr>
+                <w:rFonts w:ascii="Calibri" w:hAnsi="Calibri" w:eastAsia="Microsoft YaHei"/>
+                <w:b/>
+                <w:color w:val="203748"/>
+                <w:sz w:val="19"/>
+              </w:rPr>
+              <w:t>说明</w:t>
+            </w:r>
+          </w:p>
+        </w:tc>
+      </w:tr>
+      <w:tr>
+        <w:trPr>
+          <w:cantSplit/>
+        </w:trPr>
+        <w:tc>
+          <w:tcPr>
+            <w:tcW w:type="dxa" w:w="2100"/>
+            <w:tcMar>
+              <w:top w:w="80" w:type="dxa"/>
+              <w:start w:w="120" w:type="dxa"/>
+              <w:bottom w:w="80" w:type="dxa"/>
+              <w:end w:w="120" w:type="dxa"/>
+            </w:tcMar>
+            <w:vAlign w:val="center"/>
+          </w:tcPr>
+          <w:p>
+            <w:pPr>
+              <w:spacing w:before="0" w:after="0" w:line="276" w:lineRule="auto"/>
+              <w:jc w:val="center"/>
+            </w:pPr>
+            <w:r>
+              <w:rPr>
+                <w:rFonts w:ascii="Calibri" w:hAnsi="Calibri" w:eastAsia="Microsoft YaHei"/>
+                <w:sz w:val="18"/>
+              </w:rPr>
+              <w:t>平面面积/周长</w:t>
+            </w:r>
+          </w:p>
+        </w:tc>
+        <w:tc>
+          <w:tcPr>
+            <w:tcW w:type="dxa" w:w="3000"/>
+            <w:tcMar>
+              <w:top w:w="80" w:type="dxa"/>
+              <w:start w:w="120" w:type="dxa"/>
+              <w:bottom w:w="80" w:type="dxa"/>
+              <w:end w:w="120" w:type="dxa"/>
+            </w:tcMar>
+            <w:vAlign w:val="center"/>
+          </w:tcPr>
+          <w:p>
+            <w:pPr>
+              <w:spacing w:before="0" w:after="0" w:line="276" w:lineRule="auto"/>
+              <w:jc w:val="left"/>
+            </w:pPr>
+            <w:r>
+              <w:rPr>
+                <w:rFonts w:ascii="Calibri" w:hAnsi="Calibri" w:eastAsia="Microsoft YaHei"/>
+                <w:sz w:val="18"/>
+              </w:rPr>
+              <w:t>输入 XY 边界</w:t>
+            </w:r>
+          </w:p>
+        </w:tc>
+        <w:tc>
+          <w:tcPr>
+            <w:tcW w:type="dxa" w:w="4260"/>
+            <w:tcMar>
+              <w:top w:w="80" w:type="dxa"/>
+              <w:start w:w="120" w:type="dxa"/>
+              <w:bottom w:w="80" w:type="dxa"/>
+              <w:end w:w="120" w:type="dxa"/>
+            </w:tcMar>
+            <w:vAlign w:val="center"/>
+          </w:tcPr>
+          <w:p>
+            <w:pPr>
+              <w:spacing w:before="0" w:after="0" w:line="276" w:lineRule="auto"/>
+              <w:jc w:val="left"/>
+            </w:pPr>
+            <w:r>
+              <w:rPr>
+                <w:rFonts w:ascii="Calibri" w:hAnsi="Calibri" w:eastAsia="Microsoft YaHei"/>
+                <w:sz w:val="18"/>
+              </w:rPr>
+              <w:t>边界几何量</w:t>
+            </w:r>
+          </w:p>
+        </w:tc>
+      </w:tr>
+      <w:tr>
+        <w:trPr>
+          <w:cantSplit/>
+        </w:trPr>
+        <w:tc>
+          <w:tcPr>
+            <w:tcW w:type="dxa" w:w="2100"/>
+            <w:tcMar>
+              <w:top w:w="80" w:type="dxa"/>
+              <w:start w:w="120" w:type="dxa"/>
+              <w:bottom w:w="80" w:type="dxa"/>
+              <w:end w:w="120" w:type="dxa"/>
+            </w:tcMar>
+            <w:vAlign w:val="center"/>
+          </w:tcPr>
+          <w:p>
+            <w:pPr>
+              <w:spacing w:before="0" w:after="0" w:line="276" w:lineRule="auto"/>
+              <w:jc w:val="center"/>
+            </w:pPr>
+            <w:r>
+              <w:rPr>
+                <w:rFonts w:ascii="Calibri" w:hAnsi="Calibri" w:eastAsia="Microsoft YaHei"/>
+                <w:sz w:val="18"/>
+              </w:rPr>
+              <w:t>有效平面面积/覆盖率</w:t>
+            </w:r>
+          </w:p>
+        </w:tc>
+        <w:tc>
+          <w:tcPr>
+            <w:tcW w:type="dxa" w:w="3000"/>
+            <w:tcMar>
+              <w:top w:w="80" w:type="dxa"/>
+              <w:start w:w="120" w:type="dxa"/>
+              <w:bottom w:w="80" w:type="dxa"/>
+              <w:end w:w="120" w:type="dxa"/>
+            </w:tcMar>
+            <w:vAlign w:val="center"/>
+          </w:tcPr>
+          <w:p>
+            <w:pPr>
+              <w:spacing w:before="0" w:after="0" w:line="276" w:lineRule="auto"/>
+              <w:jc w:val="left"/>
+            </w:pPr>
+            <w:r>
+              <w:rPr>
+                <w:rFonts w:ascii="Calibri" w:hAnsi="Calibri" w:eastAsia="Microsoft YaHei"/>
+                <w:sz w:val="18"/>
+              </w:rPr>
+              <w:t>有效微三角形中心</w:t>
+            </w:r>
+          </w:p>
+        </w:tc>
+        <w:tc>
+          <w:tcPr>
+            <w:tcW w:type="dxa" w:w="4260"/>
+            <w:tcMar>
+              <w:top w:w="80" w:type="dxa"/>
+              <w:start w:w="120" w:type="dxa"/>
+              <w:bottom w:w="80" w:type="dxa"/>
+              <w:end w:w="120" w:type="dxa"/>
+            </w:tcMar>
+            <w:vAlign w:val="center"/>
+          </w:tcPr>
+          <w:p>
+            <w:pPr>
+              <w:spacing w:before="0" w:after="0" w:line="276" w:lineRule="auto"/>
+              <w:jc w:val="left"/>
+            </w:pPr>
+            <w:r>
+              <w:rPr>
+                <w:rFonts w:ascii="Calibri" w:hAnsi="Calibri" w:eastAsia="Microsoft YaHei"/>
+                <w:sz w:val="18"/>
+              </w:rPr>
+              <w:t>排除 CDT 域外/孔洞、TIN 凸包外和 GRID NoData</w:t>
+            </w:r>
+          </w:p>
+        </w:tc>
+      </w:tr>
+      <w:tr>
+        <w:trPr>
+          <w:cantSplit/>
+        </w:trPr>
+        <w:tc>
+          <w:tcPr>
+            <w:tcW w:type="dxa" w:w="2100"/>
+            <w:tcMar>
+              <w:top w:w="80" w:type="dxa"/>
+              <w:start w:w="120" w:type="dxa"/>
+              <w:bottom w:w="80" w:type="dxa"/>
+              <w:end w:w="120" w:type="dxa"/>
+            </w:tcMar>
+            <w:vAlign w:val="center"/>
+          </w:tcPr>
+          <w:p>
+            <w:pPr>
+              <w:spacing w:before="0" w:after="0" w:line="276" w:lineRule="auto"/>
+              <w:jc w:val="center"/>
+            </w:pPr>
+            <w:r>
+              <w:rPr>
+                <w:rFonts w:ascii="Calibri" w:hAnsi="Calibri" w:eastAsia="Microsoft YaHei"/>
+                <w:sz w:val="18"/>
+              </w:rPr>
+              <w:t>地表面积/平均高程</w:t>
+            </w:r>
+          </w:p>
+        </w:tc>
+        <w:tc>
+          <w:tcPr>
+            <w:tcW w:type="dxa" w:w="3000"/>
+            <w:tcMar>
+              <w:top w:w="80" w:type="dxa"/>
+              <w:start w:w="120" w:type="dxa"/>
+              <w:bottom w:w="80" w:type="dxa"/>
+              <w:end w:w="120" w:type="dxa"/>
+            </w:tcMar>
+            <w:vAlign w:val="center"/>
+          </w:tcPr>
+          <w:p>
+            <w:pPr>
+              <w:spacing w:before="0" w:after="0" w:line="276" w:lineRule="auto"/>
+              <w:jc w:val="left"/>
+            </w:pPr>
+            <w:r>
+              <w:rPr>
+                <w:rFonts w:ascii="Calibri" w:hAnsi="Calibri" w:eastAsia="Microsoft YaHei"/>
+                <w:sz w:val="18"/>
+              </w:rPr>
+              <w:t>有效微三角形积分</w:t>
+            </w:r>
+          </w:p>
+        </w:tc>
+        <w:tc>
+          <w:tcPr>
+            <w:tcW w:type="dxa" w:w="4260"/>
+            <w:tcMar>
+              <w:top w:w="80" w:type="dxa"/>
+              <w:start w:w="120" w:type="dxa"/>
+              <w:bottom w:w="80" w:type="dxa"/>
+              <w:end w:w="120" w:type="dxa"/>
+            </w:tcMar>
+            <w:vAlign w:val="center"/>
+          </w:tcPr>
+          <w:p>
+            <w:pPr>
+              <w:spacing w:before="0" w:after="0" w:line="276" w:lineRule="auto"/>
+              <w:jc w:val="left"/>
+            </w:pPr>
+            <w:r>
+              <w:rPr>
+                <w:rFonts w:ascii="Calibri" w:hAnsi="Calibri" w:eastAsia="Microsoft YaHei"/>
+                <w:sz w:val="18"/>
+              </w:rPr>
+              <w:t>平均高程按平面面积加权</w:t>
+            </w:r>
+          </w:p>
+        </w:tc>
+      </w:tr>
+      <w:tr>
+        <w:trPr>
+          <w:cantSplit/>
+        </w:trPr>
+        <w:tc>
+          <w:tcPr>
+            <w:tcW w:type="dxa" w:w="2100"/>
+            <w:tcMar>
+              <w:top w:w="80" w:type="dxa"/>
+              <w:start w:w="120" w:type="dxa"/>
+              <w:bottom w:w="80" w:type="dxa"/>
+              <w:end w:w="120" w:type="dxa"/>
+            </w:tcMar>
+            <w:vAlign w:val="center"/>
+          </w:tcPr>
+          <w:p>
+            <w:pPr>
+              <w:spacing w:before="0" w:after="0" w:line="276" w:lineRule="auto"/>
+              <w:jc w:val="center"/>
+            </w:pPr>
+            <w:r>
+              <w:rPr>
+                <w:rFonts w:ascii="Calibri" w:hAnsi="Calibri" w:eastAsia="Microsoft YaHei"/>
+                <w:sz w:val="18"/>
+              </w:rPr>
+              <w:t>挖方/填方</w:t>
+            </w:r>
+          </w:p>
+        </w:tc>
+        <w:tc>
+          <w:tcPr>
+            <w:tcW w:type="dxa" w:w="3000"/>
+            <w:tcMar>
+              <w:top w:w="80" w:type="dxa"/>
+              <w:start w:w="120" w:type="dxa"/>
+              <w:bottom w:w="80" w:type="dxa"/>
+              <w:end w:w="120" w:type="dxa"/>
+            </w:tcMar>
+            <w:vAlign w:val="center"/>
+          </w:tcPr>
+          <w:p>
+            <w:pPr>
+              <w:spacing w:before="0" w:after="0" w:line="276" w:lineRule="auto"/>
+              <w:jc w:val="left"/>
+            </w:pPr>
+            <w:r>
+              <w:rPr>
+                <w:rFonts w:ascii="Calibri" w:hAnsi="Calibri" w:eastAsia="Microsoft YaHei"/>
+                <w:sz w:val="18"/>
+              </w:rPr>
+              <w:t>相对水平基准面积分</w:t>
+            </w:r>
+          </w:p>
+        </w:tc>
+        <w:tc>
+          <w:tcPr>
+            <w:tcW w:type="dxa" w:w="4260"/>
+            <w:tcMar>
+              <w:top w:w="80" w:type="dxa"/>
+              <w:start w:w="120" w:type="dxa"/>
+              <w:bottom w:w="80" w:type="dxa"/>
+              <w:end w:w="120" w:type="dxa"/>
+            </w:tcMar>
+            <w:vAlign w:val="center"/>
+          </w:tcPr>
+          <w:p>
+            <w:pPr>
+              <w:spacing w:before="0" w:after="0" w:line="276" w:lineRule="auto"/>
+              <w:jc w:val="left"/>
+            </w:pPr>
+            <w:r>
+              <w:rPr>
+                <w:rFonts w:ascii="Calibri" w:hAnsi="Calibri" w:eastAsia="Microsoft YaHei"/>
+                <w:sz w:val="18"/>
+              </w:rPr>
+              <w:t>现状高于基准为挖方，低于基准为填方</w:t>
+            </w:r>
+          </w:p>
+        </w:tc>
+      </w:tr>
+      <w:tr>
+        <w:trPr>
+          <w:cantSplit/>
+        </w:trPr>
+        <w:tc>
+          <w:tcPr>
+            <w:tcW w:type="dxa" w:w="2100"/>
+            <w:tcMar>
+              <w:top w:w="80" w:type="dxa"/>
+              <w:start w:w="120" w:type="dxa"/>
+              <w:bottom w:w="80" w:type="dxa"/>
+              <w:end w:w="120" w:type="dxa"/>
+            </w:tcMar>
+            <w:vAlign w:val="center"/>
+          </w:tcPr>
+          <w:p>
+            <w:pPr>
+              <w:spacing w:before="0" w:after="0" w:line="276" w:lineRule="auto"/>
+              <w:jc w:val="center"/>
+            </w:pPr>
+            <w:r>
+              <w:rPr>
+                <w:rFonts w:ascii="Calibri" w:hAnsi="Calibri" w:eastAsia="Microsoft YaHei"/>
+                <w:sz w:val="18"/>
+              </w:rPr>
+              <w:t>净挖方</w:t>
+            </w:r>
+          </w:p>
+        </w:tc>
+        <w:tc>
+          <w:tcPr>
+            <w:tcW w:type="dxa" w:w="3000"/>
+            <w:tcMar>
+              <w:top w:w="80" w:type="dxa"/>
+              <w:start w:w="120" w:type="dxa"/>
+              <w:bottom w:w="80" w:type="dxa"/>
+              <w:end w:w="120" w:type="dxa"/>
+            </w:tcMar>
+            <w:vAlign w:val="center"/>
+          </w:tcPr>
+          <w:p>
+            <w:pPr>
+              <w:spacing w:before="0" w:after="0" w:line="276" w:lineRule="auto"/>
+              <w:jc w:val="left"/>
+            </w:pPr>
+            <w:r>
+              <w:rPr>
+                <w:rFonts w:ascii="Calibri" w:hAnsi="Calibri" w:eastAsia="Microsoft YaHei"/>
+                <w:sz w:val="18"/>
+              </w:rPr>
+              <w:t>挖方 − 填方</w:t>
+            </w:r>
+          </w:p>
+        </w:tc>
+        <w:tc>
+          <w:tcPr>
+            <w:tcW w:type="dxa" w:w="4260"/>
+            <w:tcMar>
+              <w:top w:w="80" w:type="dxa"/>
+              <w:start w:w="120" w:type="dxa"/>
+              <w:bottom w:w="80" w:type="dxa"/>
+              <w:end w:w="120" w:type="dxa"/>
+            </w:tcMar>
+            <w:vAlign w:val="center"/>
+          </w:tcPr>
+          <w:p>
+            <w:pPr>
+              <w:spacing w:before="0" w:after="0" w:line="276" w:lineRule="auto"/>
+              <w:jc w:val="left"/>
+            </w:pPr>
+            <w:r>
+              <w:rPr>
+                <w:rFonts w:ascii="Calibri" w:hAnsi="Calibri" w:eastAsia="Microsoft YaHei"/>
+                <w:sz w:val="18"/>
+              </w:rPr>
+              <w:t>负值表示净填方</w:t>
+            </w:r>
+          </w:p>
+        </w:tc>
+      </w:tr>
+    </w:tbl>
+    <w:p>
+      <w:pPr>
+        <w:spacing w:before="0" w:after="40"/>
+      </w:pPr>
+    </w:p>
+    <w:p>
+      <w:pPr>
+        <w:spacing w:before="100" w:after="160" w:line="288" w:lineRule="auto"/>
+        <w:ind w:left="230" w:right="230"/>
+        <w:shd w:fill="FFF7E0"/>
+      </w:pPr>
+      <w:r>
+        <w:rPr>
+          <w:rFonts w:ascii="Calibri" w:hAnsi="Calibri" w:eastAsia="Microsoft YaHei"/>
+          <w:b/>
+          <w:color w:val="7A5A00"/>
+        </w:rPr>
+        <w:t xml:space="preserve">精度边界  </w:t>
+      </w:r>
+      <w:r>
+        <w:rPr>
+          <w:rFonts w:ascii="Calibri" w:hAnsi="Calibri" w:eastAsia="Microsoft YaHei"/>
+        </w:rPr>
+        <w:t>平面面积和周长由边界直接计算；其他三维量使用约 20,000 个微三角形数值积分。孔洞/NoData 边缘按微三角形中心分类，结果适合研究和方案比较，不应直接作为工程结算量。整块量测只使用首点确定的一个 CDT/TIN/GRID 数据源。</w:t>
+      </w:r>
+    </w:p>
+    <w:p>
+      <w:pPr>
+        <w:pStyle w:val="DterrainCode"/>
+        <w:shd w:fill="F2F4F7"/>
+      </w:pPr>
+      <w:r>
+        <w:rPr>
+          <w:rFonts w:ascii="Consolas" w:hAnsi="Consolas" w:eastAsia="Microsoft YaHei"/>
+          <w:sz w:val="17"/>
+        </w:rPr>
+        <w:t># source,CDT</w:t>
+      </w:r>
+      <w:r>
+        <w:br/>
+      </w:r>
+      <w:r>
+        <w:rPr>
+          <w:rFonts w:ascii="Consolas" w:hAnsi="Consolas" w:eastAsia="Microsoft YaHei"/>
+          <w:sz w:val="17"/>
+        </w:rPr>
+        <w:t># datum_z,100.000000</w:t>
+      </w:r>
+      <w:r>
+        <w:br/>
+      </w:r>
+      <w:r>
+        <w:rPr>
+          <w:rFonts w:ascii="Consolas" w:hAnsi="Consolas" w:eastAsia="Microsoft YaHei"/>
+          <w:sz w:val="17"/>
+        </w:rPr>
+        <w:t># polygon_area,2500.000000</w:t>
+      </w:r>
+      <w:r>
+        <w:br/>
+      </w:r>
+      <w:r>
+        <w:rPr>
+          <w:rFonts w:ascii="Consolas" w:hAnsi="Consolas" w:eastAsia="Microsoft YaHei"/>
+          <w:sz w:val="17"/>
+        </w:rPr>
+        <w:t># valid_plan_area,2375.000000</w:t>
+      </w:r>
+      <w:r>
+        <w:br/>
+      </w:r>
+      <w:r>
+        <w:rPr>
+          <w:rFonts w:ascii="Consolas" w:hAnsi="Consolas" w:eastAsia="Microsoft YaHei"/>
+          <w:sz w:val="17"/>
+        </w:rPr>
+        <w:t># cut_volume,820.500000</w:t>
+      </w:r>
+      <w:r>
+        <w:br/>
+      </w:r>
+      <w:r>
+        <w:rPr>
+          <w:rFonts w:ascii="Consolas" w:hAnsi="Consolas" w:eastAsia="Microsoft YaHei"/>
+          <w:sz w:val="17"/>
+        </w:rPr>
+        <w:t># fill_volume,136.250000</w:t>
+      </w:r>
+      <w:r>
+        <w:br/>
+      </w:r>
+      <w:r>
+        <w:rPr>
+          <w:rFonts w:ascii="Consolas" w:hAnsi="Consolas" w:eastAsia="Microsoft YaHei"/>
+          <w:sz w:val="17"/>
+        </w:rPr>
+        <w:t>index,x,y,z,valid</w:t>
+      </w:r>
+    </w:p>
+    <w:p>
+      <w:pPr>
         <w:pStyle w:val="Heading1"/>
       </w:pPr>
       <w:r>
@@ -6972,7 +7675,7 @@
         <w:rPr>
           <w:rFonts w:ascii="Calibri" w:hAnsi="Calibri" w:eastAsia="Microsoft YaHei"/>
         </w:rPr>
-        <w:t>草图和移动目标的 Z 优先由 CDT/TIN 表面插值。v0.14 单项约束编辑仍完整重建候选 CDT，批量事务只重建一次；移动/删除顶点还请求完整差异用于影响显示。查询、插入和删除工具栏按钮仍只操作普通 TIN。</w:t>
+        <w:t>草图和移动目标的 Z 优先由 CDT/TIN 表面插值。v0.15 单项约束编辑仍完整重建候选 CDT，批量事务只重建一次；移动/删除顶点还请求完整差异用于影响显示。查询、插入和删除工具栏按钮仍只操作普通 TIN。</w:t>
       </w:r>
     </w:p>
     <w:p>
@@ -8420,6 +9123,171 @@
                 <w:rFonts w:ascii="Calibri" w:hAnsi="Calibri" w:eastAsia="Microsoft YaHei"/>
                 <w:sz w:val="18"/>
               </w:rPr>
+              <w:t>面积/土方边界被拒绝</w:t>
+            </w:r>
+          </w:p>
+        </w:tc>
+        <w:tc>
+          <w:tcPr>
+            <w:tcW w:type="dxa" w:w="6560"/>
+            <w:tcMar>
+              <w:top w:w="80" w:type="dxa"/>
+              <w:start w:w="120" w:type="dxa"/>
+              <w:bottom w:w="80" w:type="dxa"/>
+              <w:end w:w="120" w:type="dxa"/>
+            </w:tcMar>
+            <w:vAlign w:val="center"/>
+          </w:tcPr>
+          <w:p>
+            <w:pPr>
+              <w:spacing w:before="0" w:after="0" w:line="276" w:lineRule="auto"/>
+              <w:jc w:val="left"/>
+            </w:pPr>
+            <w:r>
+              <w:rPr>
+                <w:rFonts w:ascii="Calibri" w:hAnsi="Calibri" w:eastAsia="Microsoft YaHei"/>
+                <w:sz w:val="18"/>
+              </w:rPr>
+              <w:t>检查点数是否至少为 3，并去除连续重复点、自相交和退化边；按 Backspace 调整草图。</w:t>
+            </w:r>
+          </w:p>
+        </w:tc>
+      </w:tr>
+      <w:tr>
+        <w:trPr>
+          <w:cantSplit/>
+        </w:trPr>
+        <w:tc>
+          <w:tcPr>
+            <w:tcW w:type="dxa" w:w="2800"/>
+            <w:tcMar>
+              <w:top w:w="80" w:type="dxa"/>
+              <w:start w:w="120" w:type="dxa"/>
+              <w:bottom w:w="80" w:type="dxa"/>
+              <w:end w:w="120" w:type="dxa"/>
+            </w:tcMar>
+            <w:vAlign w:val="center"/>
+          </w:tcPr>
+          <w:p>
+            <w:pPr>
+              <w:spacing w:before="0" w:after="0" w:line="276" w:lineRule="auto"/>
+              <w:jc w:val="left"/>
+            </w:pPr>
+            <w:r>
+              <w:rPr>
+                <w:rFonts w:ascii="Calibri" w:hAnsi="Calibri" w:eastAsia="Microsoft YaHei"/>
+                <w:sz w:val="18"/>
+              </w:rPr>
+              <w:t>有效覆盖率不足 100%</w:t>
+            </w:r>
+          </w:p>
+        </w:tc>
+        <w:tc>
+          <w:tcPr>
+            <w:tcW w:type="dxa" w:w="6560"/>
+            <w:tcMar>
+              <w:top w:w="80" w:type="dxa"/>
+              <w:start w:w="120" w:type="dxa"/>
+              <w:bottom w:w="80" w:type="dxa"/>
+              <w:end w:w="120" w:type="dxa"/>
+            </w:tcMar>
+            <w:vAlign w:val="center"/>
+          </w:tcPr>
+          <w:p>
+            <w:pPr>
+              <w:spacing w:before="0" w:after="0" w:line="276" w:lineRule="auto"/>
+              <w:jc w:val="left"/>
+            </w:pPr>
+            <w:r>
+              <w:rPr>
+                <w:rFonts w:ascii="Calibri" w:hAnsi="Calibri" w:eastAsia="Microsoft YaHei"/>
+                <w:sz w:val="18"/>
+              </w:rPr>
+              <w:t>固定数据源内存在 CDT 域外/孔洞、TIN 凸包外或 GRID NoData；程序不会从其他图层补齐。</w:t>
+            </w:r>
+          </w:p>
+        </w:tc>
+      </w:tr>
+      <w:tr>
+        <w:trPr>
+          <w:cantSplit/>
+        </w:trPr>
+        <w:tc>
+          <w:tcPr>
+            <w:tcW w:type="dxa" w:w="2800"/>
+            <w:tcMar>
+              <w:top w:w="80" w:type="dxa"/>
+              <w:start w:w="120" w:type="dxa"/>
+              <w:bottom w:w="80" w:type="dxa"/>
+              <w:end w:w="120" w:type="dxa"/>
+            </w:tcMar>
+            <w:vAlign w:val="center"/>
+          </w:tcPr>
+          <w:p>
+            <w:pPr>
+              <w:spacing w:before="0" w:after="0" w:line="276" w:lineRule="auto"/>
+              <w:jc w:val="left"/>
+            </w:pPr>
+            <w:r>
+              <w:rPr>
+                <w:rFonts w:ascii="Calibri" w:hAnsi="Calibri" w:eastAsia="Microsoft YaHei"/>
+                <w:sz w:val="18"/>
+              </w:rPr>
+              <w:t>挖填方方向与预期相反</w:t>
+            </w:r>
+          </w:p>
+        </w:tc>
+        <w:tc>
+          <w:tcPr>
+            <w:tcW w:type="dxa" w:w="6560"/>
+            <w:tcMar>
+              <w:top w:w="80" w:type="dxa"/>
+              <w:start w:w="120" w:type="dxa"/>
+              <w:bottom w:w="80" w:type="dxa"/>
+              <w:end w:w="120" w:type="dxa"/>
+            </w:tcMar>
+            <w:vAlign w:val="center"/>
+          </w:tcPr>
+          <w:p>
+            <w:pPr>
+              <w:spacing w:before="0" w:after="0" w:line="276" w:lineRule="auto"/>
+              <w:jc w:val="left"/>
+            </w:pPr>
+            <w:r>
+              <w:rPr>
+                <w:rFonts w:ascii="Calibri" w:hAnsi="Calibri" w:eastAsia="Microsoft YaHei"/>
+                <w:sz w:val="18"/>
+              </w:rPr>
+              <w:t>本程序约定现状高于水平基准为挖方、低于基准为填方；净挖方等于挖方减填方。</w:t>
+            </w:r>
+          </w:p>
+        </w:tc>
+      </w:tr>
+      <w:tr>
+        <w:trPr>
+          <w:cantSplit/>
+        </w:trPr>
+        <w:tc>
+          <w:tcPr>
+            <w:tcW w:type="dxa" w:w="2800"/>
+            <w:tcMar>
+              <w:top w:w="80" w:type="dxa"/>
+              <w:start w:w="120" w:type="dxa"/>
+              <w:bottom w:w="80" w:type="dxa"/>
+              <w:end w:w="120" w:type="dxa"/>
+            </w:tcMar>
+            <w:vAlign w:val="center"/>
+          </w:tcPr>
+          <w:p>
+            <w:pPr>
+              <w:spacing w:before="0" w:after="0" w:line="276" w:lineRule="auto"/>
+              <w:jc w:val="left"/>
+            </w:pPr>
+            <w:r>
+              <w:rPr>
+                <w:rFonts w:ascii="Calibri" w:hAnsi="Calibri" w:eastAsia="Microsoft YaHei"/>
+                <w:sz w:val="18"/>
+              </w:rPr>
               <w:t>框选后没有变化</w:t>
             </w:r>
           </w:p>
@@ -8868,6 +9736,17 @@
         <w:rPr>
           <w:rFonts w:ascii="Calibri" w:hAnsi="Calibri" w:eastAsia="Microsoft YaHei"/>
         </w:rPr>
+        <w:t>圈定一块多边形，分别用两个基准高程重算并导出 CSV；若跨孔洞，再核对有效覆盖率小于 100%。</w:t>
+      </w:r>
+    </w:p>
+    <w:p>
+      <w:pPr>
+        <w:pStyle w:val="ListBullet"/>
+      </w:pPr>
+      <w:r>
+        <w:rPr>
+          <w:rFonts w:ascii="Calibri" w:hAnsi="Calibri" w:eastAsia="Microsoft YaHei"/>
+        </w:rPr>
         <w:t>切换 3D，验证环视、滚轮缩放、WASD 漫游和垂直夸张，再返回 2D。</w:t>
       </w:r>
     </w:p>
@@ -8900,7 +9779,7 @@
         <w:rPr>
           <w:rFonts w:ascii="Calibri" w:hAnsi="Calibri" w:eastAsia="Microsoft YaHei"/>
         </w:rPr>
-        <w:t>导入示例 XYZ → TIN→GRID→等高线 → 任意 A—B 剖面与 CSV → GeoTIFF/COG 与 GeoPackage 往返 → 等高线反向生成 TIN/GRID → 从 TIN 创建 CDT → 批量添加断裂线 → 绘制/移动/安全删除顶点 → CDT→GRID/等高线 → T/G/C/D 显隐 → 3D 漫游。</w:t>
+        <w:t>导入示例 XYZ → TIN→GRID→等高线 → 任意 A—B 剖面与 CSV → 多边形面积/土方量测、改基准面与 CSV → GeoTIFF/COG 与 GeoPackage 往返 → 等高线反向生成 TIN/GRID → 从 TIN 创建 CDT → 批量添加断裂线 → 绘制/移动/安全删除顶点 → CDT→GRID/等高线 → T/G/C/D 显隐 → 3D 漫游。</w:t>
       </w:r>
     </w:p>
     <w:p>
@@ -8916,7 +9795,7 @@
         <w:rPr>
           <w:rFonts w:ascii="Calibri" w:hAnsi="Calibri" w:eastAsia="Microsoft YaHei"/>
         </w:rPr>
-        <w:t>当前已交付轻量三维查看、任意地形剖面与 CSV、TIN/GRID/等高线双向转换、GeoTIFF/COG/GeoPackage 菜单、CDT 派生转换、DCDT 图层、批量约束事务、约束顶点移动、安全删除和完整差异显示。后续将把单项全量候选重建升级为真正的局部拓扑更新，并增加图层树与样式面板、GPU 分块 LOD、面积/体积量测和贴地碰撞。</w:t>
+        <w:t>当前已交付轻量三维查看、任意地形剖面、多边形面积/水平基准面土方量测与 CSV、TIN/GRID/等高线双向转换、GeoTIFF/COG/GeoPackage 菜单、CDT 派生转换、DCDT 图层、批量约束事务、约束顶点移动、安全删除和完整差异显示。后续将把单项全量候选重建升级为真正的局部拓扑更新，并增加现状面—设计面双表面精确土方、误差阈值、图层树与样式面板、GPU 分块 LOD 和贴地碰撞。</w:t>
       </w:r>
     </w:p>
     <w:sectPr>
@@ -8946,7 +9825,7 @@
         <w:color w:val="66727D"/>
         <w:sz w:val="18"/>
       </w:rPr>
-      <w:t xml:space="preserve">版本 0.14.0  |  第 </w:t>
+      <w:t xml:space="preserve">版本 0.15.0  |  第 </w:t>
     </w:r>
     <w:r>
       <w:rPr>

--- a/docs/manuals/dterrain_GUI操作入门教程.docx
+++ b/docs/manuals/dterrain_GUI操作入门教程.docx
@@ -70,7 +70,7 @@
           <w:color w:val="1F4D78"/>
           <w:sz w:val="28"/>
         </w:rPr>
-        <w:t>从 XYZ 散点导入到动态编辑、剖面与土方量测、TIN/GRID/等高线转换、约束 Delaunay、三维漫游与数据保存</w:t>
+        <w:t>从 XYZ 散点导入到动态编辑、坡度/坡向、剖面与土方量测、TIN/GRID/等高线转换、约束 Delaunay、三维漫游与数据保存</w:t>
       </w:r>
     </w:p>
     <w:p>
@@ -85,7 +85,7 @@
           <w:color w:val="203748"/>
           <w:sz w:val="22"/>
         </w:rPr>
-        <w:t>版本 0.15.0  |  2026-07-17</w:t>
+        <w:t>版本 0.16.0  |  2026-07-17</w:t>
       </w:r>
     </w:p>
     <w:p>
@@ -243,7 +243,7 @@
                 <w:rFonts w:ascii="Calibri" w:hAnsi="Calibri" w:eastAsia="Microsoft YaHei"/>
                 <w:sz w:val="18"/>
               </w:rPr>
-              <w:t>0.15.0</w:t>
+              <w:t>0.16.0</w:t>
             </w:r>
           </w:p>
         </w:tc>
@@ -463,7 +463,7 @@
                 <w:rFonts w:ascii="Calibri" w:hAnsi="Calibri" w:eastAsia="Microsoft YaHei"/>
                 <w:sz w:val="18"/>
               </w:rPr>
-              <w:t>便携运行、五分钟上手、控件与菜单、XYZ 导入、TIN/GRID/等高线/CDT 图层、任意剖面、多边形面积/土方、2D/3D 浏览、查询编辑和数据保存。</w:t>
+              <w:t>便携运行、五分钟上手、控件与菜单、XYZ 导入、TIN/GRID/等高线/CDT 图层、坡度/坡向、任意剖面、多边形面积/土方、2D/3D 浏览、查询编辑和数据保存。</w:t>
             </w:r>
           </w:p>
         </w:tc>
@@ -535,6 +535,17 @@
           <w:rFonts w:ascii="Calibri" w:hAnsi="Calibri" w:eastAsia="Microsoft YaHei"/>
         </w:rPr>
         <w:t>面积与土方量测：重点阅读第 6.4 节。</w:t>
+      </w:r>
+    </w:p>
+    <w:p>
+      <w:pPr>
+        <w:pStyle w:val="ListBullet"/>
+      </w:pPr>
+      <w:r>
+        <w:rPr>
+          <w:rFonts w:ascii="Calibri" w:hAnsi="Calibri" w:eastAsia="Microsoft YaHei"/>
+        </w:rPr>
+        <w:t>坡度、坡向与法向：重点阅读第 6.5 节。</w:t>
       </w:r>
     </w:p>
     <w:p>
@@ -588,7 +599,7 @@
         <w:rPr>
           <w:rFonts w:ascii="Calibri" w:hAnsi="Calibri" w:eastAsia="Microsoft YaHei"/>
         </w:rPr>
-        <w:t>本手册对应 dterrain 0.15.0：Win32 GUI 已接入任意直线剖面、多边形面积/水平基准面土方量测及 CSV 导出，并保留 GeoTIFF/COG、GeoPackage、等高线反向转换和原子批量约束事务。两类分析复用既有稳定 ABI；工程级双表面土方、真正局部 CDT 更新和生产级 GPU LOD 属于后续阶段。</w:t>
+        <w:t>本手册对应 dterrain 0.16.0：稳定 C ABI 已统一支持普通 TIN、约束 CDT 和仿射 GRID 的坡度、下坡坡向与单位法向分析；Win32 GUI 可单击显示支撑单元、下坡箭头和数值面板，并保留剖面、面积/土方、GDAL 交换、等高线反向转换和原子批量约束事务。工程级双表面土方、真正局部 CDT 更新和生产级 GPU LOD 属于后续阶段。</w:t>
       </w:r>
     </w:p>
     <w:p>
@@ -604,7 +615,7 @@
         <w:rPr>
           <w:rFonts w:ascii="Calibri" w:hAnsi="Calibri" w:eastAsia="Microsoft YaHei"/>
         </w:rPr>
-        <w:t>dterrain_demo.exe 是一个原生 Win32/GDI 演示程序，用于直观验证 dterrain.dll 的批量建网、范围查询、最近点查询、任意地形剖面、多边形面积/土方量测、动态插入删除、编辑影响显示、文件交换和三维地形漫游。它不依赖 Qt 等 GUI 框架。</w:t>
+        <w:t>dterrain_demo.exe 是一个原生 Win32/GDI 演示程序，用于直观验证 dterrain.dll 的批量建网、范围查询、最近点查询、单点坡度/坡向与法向、任意地形剖面、多边形面积/土方量测、动态插入删除、编辑影响显示、文件交换和三维地形漫游。它不依赖 Qt 等 GUI 框架。</w:t>
       </w:r>
     </w:p>
     <w:p>
@@ -619,13 +630,13 @@
           <w:b/>
           <w:color w:val="7A5A00"/>
         </w:rPr>
-        <w:t xml:space="preserve">0.15 功能边界  </w:t>
+        <w:t xml:space="preserve">0.16 功能边界  </w:t>
       </w:r>
       <w:r>
         <w:rPr>
           <w:rFonts w:ascii="Calibri" w:hAnsi="Calibri" w:eastAsia="Microsoft YaHei"/>
         </w:rPr>
-        <w:t>当前程序已提供二维/三维浏览、任意直线剖面、多边形面积/水平基准面挖填方与 CSV 导出、TIN/GRID/等高线双向转换、DCDT 打开保存、约束编辑和 CDT 影响区显示；启用 GDAL 后可从菜单交换 GeoTIFF/COG GRID 与 GeoPackage 等高线。面积/周长是边界几何量，地表面积和土方为固定预算积分估算；生产级双表面土方和 GPU/LOD 尚未接入。</w:t>
+        <w:t>当前程序已提供二维/三维浏览、单击坡度/下坡坡向/单位法向分析、任意直线剖面、多边形面积/水平基准面挖填方与 CSV 导出、TIN/GRID/等高线双向转换、DCDT 打开保存、约束编辑和 CDT 影响区显示；启用 GDAL 后可从菜单交换 GeoTIFF/COG GRID 与 GeoPackage 等高线。坡面分析为局部单元结果，面积/周长是边界几何量，地表面积和土方为固定预算积分估算；生产级双表面土方和 GPU/LOD 尚未接入。</w:t>
       </w:r>
     </w:p>
     <w:p>
@@ -1431,7 +1442,7 @@
         <w:rPr>
           <w:rFonts w:ascii="Calibri" w:hAnsi="Calibri" w:eastAsia="Microsoft YaHei"/>
         </w:rPr>
-        <w:t>19.  选择‘分析→任意剖面（两次单击）’，在画布选取 A、B；观察青色定位线、底部曲线和统计，再导出 CSV。</w:t>
+        <w:t>19.  选择‘分析→坡度/坡向分析（单击）’，在坡面上单击；观察青色支撑单元、黄色查询点、下坡箭头和右上结果面板。</w:t>
       </w:r>
     </w:p>
     <w:p>
@@ -1442,7 +1453,7 @@
         <w:rPr>
           <w:rFonts w:ascii="Calibri" w:hAnsi="Calibri" w:eastAsia="Microsoft YaHei"/>
         </w:rPr>
-        <w:t>20.  选择‘分析→面积/土方量测（逐点）’，输入基准高程，逐点圈定区域并按 Enter；核对顶部结果面板，再修改基准高程和导出 CSV。</w:t>
+        <w:t>20.  选择‘分析→任意剖面（两次单击）’，在画布选取 A、B；观察青色定位线、底部曲线和统计，再导出 CSV。</w:t>
       </w:r>
     </w:p>
     <w:p>
@@ -1453,7 +1464,7 @@
         <w:rPr>
           <w:rFonts w:ascii="Calibri" w:hAnsi="Calibri" w:eastAsia="Microsoft YaHei"/>
         </w:rPr>
-        <w:t>21.  单击“插入模式”，在网格中单击；观察红色旧面、黄色边界和绿色新增面/边。</w:t>
+        <w:t>21.  选择‘分析→面积/土方量测（逐点）’，输入基准高程，逐点圈定区域并按 Enter；核对顶部结果面板，再修改基准高程和导出 CSV。</w:t>
       </w:r>
     </w:p>
     <w:p>
@@ -1464,7 +1475,7 @@
         <w:rPr>
           <w:rFonts w:ascii="Calibri" w:hAnsi="Calibri" w:eastAsia="Microsoft YaHei"/>
         </w:rPr>
-        <w:t>22.  单击“删除模式”，在目标附近单击；程序删除 XY 最近顶点并显示局部变化。</w:t>
+        <w:t>22.  单击“插入模式”，在网格中单击；观察红色旧面、黄色边界和绿色新增面/边。</w:t>
       </w:r>
     </w:p>
     <w:p>
@@ -1475,7 +1486,18 @@
         <w:rPr>
           <w:rFonts w:ascii="Calibri" w:hAnsi="Calibri" w:eastAsia="Microsoft YaHei"/>
         </w:rPr>
-        <w:t>23.  单击“保存网格”，保存为 terrain.dtmesh；然后单击“清空”和“打开网格”验证加载。</w:t>
+        <w:t>23.  单击“删除模式”，在目标附近单击；程序删除 XY 最近顶点并显示局部变化。</w:t>
+      </w:r>
+    </w:p>
+    <w:p>
+      <w:pPr>
+        <w:ind w:left="403" w:hanging="288"/>
+      </w:pPr>
+      <w:r>
+        <w:rPr>
+          <w:rFonts w:ascii="Calibri" w:hAnsi="Calibri" w:eastAsia="Microsoft YaHei"/>
+        </w:rPr>
+        <w:t>24.  单击“保存网格”，保存为 terrain.dtmesh；然后单击“清空”和“打开网格”验证加载。</w:t>
       </w:r>
     </w:p>
     <w:p>
@@ -2629,7 +2651,7 @@
                 <w:rFonts w:ascii="Calibri" w:hAnsi="Calibri" w:eastAsia="Microsoft YaHei"/>
                 <w:sz w:val="18"/>
               </w:rPr>
-              <w:t>生成任意 A—B 剖面；逐点圈定多边形并估算面积/土方；设置基准高程、导出 CSV 或清除结果。</w:t>
+              <w:t>单击分析坡度、下坡坡向与法向；生成任意 A—B 剖面；逐点圈定多边形并估算面积/土方；导出或清除结果。</w:t>
             </w:r>
           </w:p>
         </w:tc>
@@ -6178,6 +6200,635 @@
     </w:p>
     <w:p>
       <w:pPr>
+        <w:pStyle w:val="Heading2"/>
+      </w:pPr>
+      <w:r>
+        <w:t>6.5 坡度、坡向与地形法向</w:t>
+      </w:r>
+    </w:p>
+    <w:p>
+      <w:pPr>
+        <w:ind w:left="403" w:hanging="288"/>
+      </w:pPr>
+      <w:r>
+        <w:rPr>
+          <w:rFonts w:ascii="Calibri" w:hAnsi="Calibri" w:eastAsia="Microsoft YaHei"/>
+        </w:rPr>
+        <w:t>1.  选择‘分析→坡度/坡向分析（单击）’；程序自动返回二维视图。</w:t>
+      </w:r>
+    </w:p>
+    <w:p>
+      <w:pPr>
+        <w:ind w:left="403" w:hanging="288"/>
+      </w:pPr>
+      <w:r>
+        <w:rPr>
+          <w:rFonts w:ascii="Calibri" w:hAnsi="Calibri" w:eastAsia="Microsoft YaHei"/>
+        </w:rPr>
+        <w:t>2.  在目标坡面单击一次；之后再次单击会用新位置替换上次结果。</w:t>
+      </w:r>
+    </w:p>
+    <w:p>
+      <w:pPr>
+        <w:ind w:left="403" w:hanging="288"/>
+      </w:pPr>
+      <w:r>
+        <w:rPr>
+          <w:rFonts w:ascii="Calibri" w:hAnsi="Calibri" w:eastAsia="Microsoft YaHei"/>
+        </w:rPr>
+        <w:t>3.  黄色圆点表示查询位置，青色虚线表示实际支撑三角形或 GRID 单元。</w:t>
+      </w:r>
+    </w:p>
+    <w:p>
+      <w:pPr>
+        <w:ind w:left="403" w:hanging="288"/>
+      </w:pPr>
+      <w:r>
+        <w:rPr>
+          <w:rFonts w:ascii="Calibri" w:hAnsi="Calibri" w:eastAsia="Microsoft YaHei"/>
+        </w:rPr>
+        <w:t>4.  青色箭头指向最大下降方向；箭头为固定屏幕长度，只表达方向。</w:t>
+      </w:r>
+    </w:p>
+    <w:p>
+      <w:pPr>
+        <w:ind w:left="403" w:hanging="288"/>
+      </w:pPr>
+      <w:r>
+        <w:rPr>
+          <w:rFonts w:ascii="Calibri" w:hAnsi="Calibri" w:eastAsia="Microsoft YaHei"/>
+        </w:rPr>
+        <w:t>5.  在右上面板核对数据源、Z、坡度角、坡向与八方位、dz/dx、dz/dy 和向上单位法向。</w:t>
+      </w:r>
+    </w:p>
+    <w:p>
+      <w:pPr>
+        <w:ind w:left="403" w:hanging="288"/>
+      </w:pPr>
+      <w:r>
+        <w:rPr>
+          <w:rFonts w:ascii="Calibri" w:hAnsi="Calibri" w:eastAsia="Microsoft YaHei"/>
+        </w:rPr>
+        <w:t>6.  按 Esc 或选择‘清除坡度/坡向结果’清除覆盖层。</w:t>
+      </w:r>
+    </w:p>
+    <w:tbl>
+      <w:tblPr>
+        <w:tblStyle w:val="TableGrid"/>
+        <w:tblW w:type="dxa" w:w="9360"/>
+        <w:jc w:val="left"/>
+        <w:tblLayout w:type="fixed"/>
+        <w:tblLook w:firstColumn="1" w:firstRow="1" w:lastColumn="0" w:lastRow="0" w:noHBand="0" w:noVBand="1" w:val="04A0"/>
+        <w:tblInd w:w="120" w:type="dxa"/>
+      </w:tblPr>
+      <w:tblGrid>
+        <w:gridCol w:w="1900"/>
+        <w:gridCol w:w="4260"/>
+        <w:gridCol w:w="3200"/>
+      </w:tblGrid>
+      <w:tr>
+        <w:trPr>
+          <w:cantSplit/>
+          <w:tblHeader w:val="true"/>
+        </w:trPr>
+        <w:tc>
+          <w:tcPr>
+            <w:tcW w:type="dxa" w:w="1900"/>
+            <w:shd w:fill="E8EEF5"/>
+            <w:tcMar>
+              <w:top w:w="80" w:type="dxa"/>
+              <w:start w:w="120" w:type="dxa"/>
+              <w:bottom w:w="80" w:type="dxa"/>
+              <w:end w:w="120" w:type="dxa"/>
+            </w:tcMar>
+            <w:vAlign w:val="center"/>
+          </w:tcPr>
+          <w:p>
+            <w:pPr>
+              <w:keepNext/>
+              <w:spacing w:before="0" w:after="0"/>
+              <w:jc w:val="center"/>
+            </w:pPr>
+            <w:r>
+              <w:rPr>
+                <w:rFonts w:ascii="Calibri" w:hAnsi="Calibri" w:eastAsia="Microsoft YaHei"/>
+                <w:b/>
+                <w:color w:val="203748"/>
+                <w:sz w:val="19"/>
+              </w:rPr>
+              <w:t>结果</w:t>
+            </w:r>
+          </w:p>
+        </w:tc>
+        <w:tc>
+          <w:tcPr>
+            <w:tcW w:type="dxa" w:w="4260"/>
+            <w:shd w:fill="E8EEF5"/>
+            <w:tcMar>
+              <w:top w:w="80" w:type="dxa"/>
+              <w:start w:w="120" w:type="dxa"/>
+              <w:bottom w:w="80" w:type="dxa"/>
+              <w:end w:w="120" w:type="dxa"/>
+            </w:tcMar>
+            <w:vAlign w:val="center"/>
+          </w:tcPr>
+          <w:p>
+            <w:pPr>
+              <w:keepNext/>
+              <w:spacing w:before="0" w:after="0"/>
+              <w:jc w:val="center"/>
+            </w:pPr>
+            <w:r>
+              <w:rPr>
+                <w:rFonts w:ascii="Calibri" w:hAnsi="Calibri" w:eastAsia="Microsoft YaHei"/>
+                <w:b/>
+                <w:color w:val="203748"/>
+                <w:sz w:val="19"/>
+              </w:rPr>
+              <w:t>定义</w:t>
+            </w:r>
+          </w:p>
+        </w:tc>
+        <w:tc>
+          <w:tcPr>
+            <w:tcW w:type="dxa" w:w="3200"/>
+            <w:shd w:fill="E8EEF5"/>
+            <w:tcMar>
+              <w:top w:w="80" w:type="dxa"/>
+              <w:start w:w="120" w:type="dxa"/>
+              <w:bottom w:w="80" w:type="dxa"/>
+              <w:end w:w="120" w:type="dxa"/>
+            </w:tcMar>
+            <w:vAlign w:val="center"/>
+          </w:tcPr>
+          <w:p>
+            <w:pPr>
+              <w:keepNext/>
+              <w:spacing w:before="0" w:after="0"/>
+              <w:jc w:val="center"/>
+            </w:pPr>
+            <w:r>
+              <w:rPr>
+                <w:rFonts w:ascii="Calibri" w:hAnsi="Calibri" w:eastAsia="Microsoft YaHei"/>
+                <w:b/>
+                <w:color w:val="203748"/>
+                <w:sz w:val="19"/>
+              </w:rPr>
+              <w:t>注意</w:t>
+            </w:r>
+          </w:p>
+        </w:tc>
+      </w:tr>
+      <w:tr>
+        <w:trPr>
+          <w:cantSplit/>
+        </w:trPr>
+        <w:tc>
+          <w:tcPr>
+            <w:tcW w:type="dxa" w:w="1900"/>
+            <w:tcMar>
+              <w:top w:w="80" w:type="dxa"/>
+              <w:start w:w="120" w:type="dxa"/>
+              <w:bottom w:w="80" w:type="dxa"/>
+              <w:end w:w="120" w:type="dxa"/>
+            </w:tcMar>
+            <w:vAlign w:val="center"/>
+          </w:tcPr>
+          <w:p>
+            <w:pPr>
+              <w:spacing w:before="0" w:after="0" w:line="276" w:lineRule="auto"/>
+              <w:jc w:val="center"/>
+            </w:pPr>
+            <w:r>
+              <w:rPr>
+                <w:rFonts w:ascii="Calibri" w:hAnsi="Calibri" w:eastAsia="Microsoft YaHei"/>
+                <w:sz w:val="18"/>
+              </w:rPr>
+              <w:t>坡度</w:t>
+            </w:r>
+          </w:p>
+        </w:tc>
+        <w:tc>
+          <w:tcPr>
+            <w:tcW w:type="dxa" w:w="4260"/>
+            <w:tcMar>
+              <w:top w:w="80" w:type="dxa"/>
+              <w:start w:w="120" w:type="dxa"/>
+              <w:bottom w:w="80" w:type="dxa"/>
+              <w:end w:w="120" w:type="dxa"/>
+            </w:tcMar>
+            <w:vAlign w:val="center"/>
+          </w:tcPr>
+          <w:p>
+            <w:pPr>
+              <w:spacing w:before="0" w:after="0" w:line="276" w:lineRule="auto"/>
+              <w:jc w:val="left"/>
+            </w:pPr>
+            <w:r>
+              <w:rPr>
+                <w:rFonts w:ascii="Calibri" w:hAnsi="Calibri" w:eastAsia="Microsoft YaHei"/>
+                <w:sz w:val="18"/>
+              </w:rPr>
+              <w:t>相对水平面的角度，水平为 0°</w:t>
+            </w:r>
+          </w:p>
+        </w:tc>
+        <w:tc>
+          <w:tcPr>
+            <w:tcW w:type="dxa" w:w="3200"/>
+            <w:tcMar>
+              <w:top w:w="80" w:type="dxa"/>
+              <w:start w:w="120" w:type="dxa"/>
+              <w:bottom w:w="80" w:type="dxa"/>
+              <w:end w:w="120" w:type="dxa"/>
+            </w:tcMar>
+            <w:vAlign w:val="center"/>
+          </w:tcPr>
+          <w:p>
+            <w:pPr>
+              <w:spacing w:before="0" w:after="0" w:line="276" w:lineRule="auto"/>
+              <w:jc w:val="left"/>
+            </w:pPr>
+            <w:r>
+              <w:rPr>
+                <w:rFonts w:ascii="Calibri" w:hAnsi="Calibri" w:eastAsia="Microsoft YaHei"/>
+                <w:sz w:val="18"/>
+              </w:rPr>
+              <w:t>不是百分比坡度</w:t>
+            </w:r>
+          </w:p>
+        </w:tc>
+      </w:tr>
+      <w:tr>
+        <w:trPr>
+          <w:cantSplit/>
+        </w:trPr>
+        <w:tc>
+          <w:tcPr>
+            <w:tcW w:type="dxa" w:w="1900"/>
+            <w:tcMar>
+              <w:top w:w="80" w:type="dxa"/>
+              <w:start w:w="120" w:type="dxa"/>
+              <w:bottom w:w="80" w:type="dxa"/>
+              <w:end w:w="120" w:type="dxa"/>
+            </w:tcMar>
+            <w:vAlign w:val="center"/>
+          </w:tcPr>
+          <w:p>
+            <w:pPr>
+              <w:spacing w:before="0" w:after="0" w:line="276" w:lineRule="auto"/>
+              <w:jc w:val="center"/>
+            </w:pPr>
+            <w:r>
+              <w:rPr>
+                <w:rFonts w:ascii="Calibri" w:hAnsi="Calibri" w:eastAsia="Microsoft YaHei"/>
+                <w:sz w:val="18"/>
+              </w:rPr>
+              <w:t>坡向</w:t>
+            </w:r>
+          </w:p>
+        </w:tc>
+        <w:tc>
+          <w:tcPr>
+            <w:tcW w:type="dxa" w:w="4260"/>
+            <w:tcMar>
+              <w:top w:w="80" w:type="dxa"/>
+              <w:start w:w="120" w:type="dxa"/>
+              <w:bottom w:w="80" w:type="dxa"/>
+              <w:end w:w="120" w:type="dxa"/>
+            </w:tcMar>
+            <w:vAlign w:val="center"/>
+          </w:tcPr>
+          <w:p>
+            <w:pPr>
+              <w:spacing w:before="0" w:after="0" w:line="276" w:lineRule="auto"/>
+              <w:jc w:val="left"/>
+            </w:pPr>
+            <w:r>
+              <w:rPr>
+                <w:rFonts w:ascii="Calibri" w:hAnsi="Calibri" w:eastAsia="Microsoft YaHei"/>
+                <w:sz w:val="18"/>
+              </w:rPr>
+              <w:t>最大下降方向；+Y 为北，顺时针 0～360°</w:t>
+            </w:r>
+          </w:p>
+        </w:tc>
+        <w:tc>
+          <w:tcPr>
+            <w:tcW w:type="dxa" w:w="3200"/>
+            <w:tcMar>
+              <w:top w:w="80" w:type="dxa"/>
+              <w:start w:w="120" w:type="dxa"/>
+              <w:bottom w:w="80" w:type="dxa"/>
+              <w:end w:w="120" w:type="dxa"/>
+            </w:tcMar>
+            <w:vAlign w:val="center"/>
+          </w:tcPr>
+          <w:p>
+            <w:pPr>
+              <w:spacing w:before="0" w:after="0" w:line="276" w:lineRule="auto"/>
+              <w:jc w:val="left"/>
+            </w:pPr>
+            <w:r>
+              <w:rPr>
+                <w:rFonts w:ascii="Calibri" w:hAnsi="Calibri" w:eastAsia="Microsoft YaHei"/>
+                <w:sz w:val="18"/>
+              </w:rPr>
+              <w:t>水平面无唯一坡向</w:t>
+            </w:r>
+          </w:p>
+        </w:tc>
+      </w:tr>
+      <w:tr>
+        <w:trPr>
+          <w:cantSplit/>
+        </w:trPr>
+        <w:tc>
+          <w:tcPr>
+            <w:tcW w:type="dxa" w:w="1900"/>
+            <w:tcMar>
+              <w:top w:w="80" w:type="dxa"/>
+              <w:start w:w="120" w:type="dxa"/>
+              <w:bottom w:w="80" w:type="dxa"/>
+              <w:end w:w="120" w:type="dxa"/>
+            </w:tcMar>
+            <w:vAlign w:val="center"/>
+          </w:tcPr>
+          <w:p>
+            <w:pPr>
+              <w:spacing w:before="0" w:after="0" w:line="276" w:lineRule="auto"/>
+              <w:jc w:val="center"/>
+            </w:pPr>
+            <w:r>
+              <w:rPr>
+                <w:rFonts w:ascii="Calibri" w:hAnsi="Calibri" w:eastAsia="Microsoft YaHei"/>
+                <w:sz w:val="18"/>
+              </w:rPr>
+              <w:t>单位法向</w:t>
+            </w:r>
+          </w:p>
+        </w:tc>
+        <w:tc>
+          <w:tcPr>
+            <w:tcW w:type="dxa" w:w="4260"/>
+            <w:tcMar>
+              <w:top w:w="80" w:type="dxa"/>
+              <w:start w:w="120" w:type="dxa"/>
+              <w:bottom w:w="80" w:type="dxa"/>
+              <w:end w:w="120" w:type="dxa"/>
+            </w:tcMar>
+            <w:vAlign w:val="center"/>
+          </w:tcPr>
+          <w:p>
+            <w:pPr>
+              <w:spacing w:before="0" w:after="0" w:line="276" w:lineRule="auto"/>
+              <w:jc w:val="left"/>
+            </w:pPr>
+            <w:r>
+              <w:rPr>
+                <w:rFonts w:ascii="Calibri" w:hAnsi="Calibri" w:eastAsia="Microsoft YaHei"/>
+                <w:sz w:val="18"/>
+              </w:rPr>
+              <w:t>normalize(-dz/dx,-dz/dy,1)</w:t>
+            </w:r>
+          </w:p>
+        </w:tc>
+        <w:tc>
+          <w:tcPr>
+            <w:tcW w:type="dxa" w:w="3200"/>
+            <w:tcMar>
+              <w:top w:w="80" w:type="dxa"/>
+              <w:start w:w="120" w:type="dxa"/>
+              <w:bottom w:w="80" w:type="dxa"/>
+              <w:end w:w="120" w:type="dxa"/>
+            </w:tcMar>
+            <w:vAlign w:val="center"/>
+          </w:tcPr>
+          <w:p>
+            <w:pPr>
+              <w:spacing w:before="0" w:after="0" w:line="276" w:lineRule="auto"/>
+              <w:jc w:val="left"/>
+            </w:pPr>
+            <w:r>
+              <w:rPr>
+                <w:rFonts w:ascii="Calibri" w:hAnsi="Calibri" w:eastAsia="Microsoft YaHei"/>
+                <w:sz w:val="18"/>
+              </w:rPr>
+              <w:t>始终指向上方</w:t>
+            </w:r>
+          </w:p>
+        </w:tc>
+      </w:tr>
+      <w:tr>
+        <w:trPr>
+          <w:cantSplit/>
+        </w:trPr>
+        <w:tc>
+          <w:tcPr>
+            <w:tcW w:type="dxa" w:w="1900"/>
+            <w:tcMar>
+              <w:top w:w="80" w:type="dxa"/>
+              <w:start w:w="120" w:type="dxa"/>
+              <w:bottom w:w="80" w:type="dxa"/>
+              <w:end w:w="120" w:type="dxa"/>
+            </w:tcMar>
+            <w:vAlign w:val="center"/>
+          </w:tcPr>
+          <w:p>
+            <w:pPr>
+              <w:spacing w:before="0" w:after="0" w:line="276" w:lineRule="auto"/>
+              <w:jc w:val="center"/>
+            </w:pPr>
+            <w:r>
+              <w:rPr>
+                <w:rFonts w:ascii="Calibri" w:hAnsi="Calibri" w:eastAsia="Microsoft YaHei"/>
+                <w:sz w:val="18"/>
+              </w:rPr>
+              <w:t>TIN/CDT</w:t>
+            </w:r>
+          </w:p>
+        </w:tc>
+        <w:tc>
+          <w:tcPr>
+            <w:tcW w:type="dxa" w:w="4260"/>
+            <w:tcMar>
+              <w:top w:w="80" w:type="dxa"/>
+              <w:start w:w="120" w:type="dxa"/>
+              <w:bottom w:w="80" w:type="dxa"/>
+              <w:end w:w="120" w:type="dxa"/>
+            </w:tcMar>
+            <w:vAlign w:val="center"/>
+          </w:tcPr>
+          <w:p>
+            <w:pPr>
+              <w:spacing w:before="0" w:after="0" w:line="276" w:lineRule="auto"/>
+              <w:jc w:val="left"/>
+            </w:pPr>
+            <w:r>
+              <w:rPr>
+                <w:rFonts w:ascii="Calibri" w:hAnsi="Calibri" w:eastAsia="Microsoft YaHei"/>
+                <w:sz w:val="18"/>
+              </w:rPr>
+              <w:t>查询三角面的解析梯度</w:t>
+            </w:r>
+          </w:p>
+        </w:tc>
+        <w:tc>
+          <w:tcPr>
+            <w:tcW w:type="dxa" w:w="3200"/>
+            <w:tcMar>
+              <w:top w:w="80" w:type="dxa"/>
+              <w:start w:w="120" w:type="dxa"/>
+              <w:bottom w:w="80" w:type="dxa"/>
+              <w:end w:w="120" w:type="dxa"/>
+            </w:tcMar>
+            <w:vAlign w:val="center"/>
+          </w:tcPr>
+          <w:p>
+            <w:pPr>
+              <w:spacing w:before="0" w:after="0" w:line="276" w:lineRule="auto"/>
+              <w:jc w:val="left"/>
+            </w:pPr>
+            <w:r>
+              <w:rPr>
+                <w:rFonts w:ascii="Calibri" w:hAnsi="Calibri" w:eastAsia="Microsoft YaHei"/>
+                <w:sz w:val="18"/>
+              </w:rPr>
+              <w:t>边/顶点采用一个有效邻面</w:t>
+            </w:r>
+          </w:p>
+        </w:tc>
+      </w:tr>
+      <w:tr>
+        <w:trPr>
+          <w:cantSplit/>
+        </w:trPr>
+        <w:tc>
+          <w:tcPr>
+            <w:tcW w:type="dxa" w:w="1900"/>
+            <w:tcMar>
+              <w:top w:w="80" w:type="dxa"/>
+              <w:start w:w="120" w:type="dxa"/>
+              <w:bottom w:w="80" w:type="dxa"/>
+              <w:end w:w="120" w:type="dxa"/>
+            </w:tcMar>
+            <w:vAlign w:val="center"/>
+          </w:tcPr>
+          <w:p>
+            <w:pPr>
+              <w:spacing w:before="0" w:after="0" w:line="276" w:lineRule="auto"/>
+              <w:jc w:val="center"/>
+            </w:pPr>
+            <w:r>
+              <w:rPr>
+                <w:rFonts w:ascii="Calibri" w:hAnsi="Calibri" w:eastAsia="Microsoft YaHei"/>
+                <w:sz w:val="18"/>
+              </w:rPr>
+              <w:t>GRID</w:t>
+            </w:r>
+          </w:p>
+        </w:tc>
+        <w:tc>
+          <w:tcPr>
+            <w:tcW w:type="dxa" w:w="4260"/>
+            <w:tcMar>
+              <w:top w:w="80" w:type="dxa"/>
+              <w:start w:w="120" w:type="dxa"/>
+              <w:bottom w:w="80" w:type="dxa"/>
+              <w:end w:w="120" w:type="dxa"/>
+            </w:tcMar>
+            <w:vAlign w:val="center"/>
+          </w:tcPr>
+          <w:p>
+            <w:pPr>
+              <w:spacing w:before="0" w:after="0" w:line="276" w:lineRule="auto"/>
+              <w:jc w:val="left"/>
+            </w:pPr>
+            <w:r>
+              <w:rPr>
+                <w:rFonts w:ascii="Calibri" w:hAnsi="Calibri" w:eastAsia="Microsoft YaHei"/>
+                <w:sz w:val="18"/>
+              </w:rPr>
+              <w:t>2×2 支撑节点的局部双线性导数</w:t>
+            </w:r>
+          </w:p>
+        </w:tc>
+        <w:tc>
+          <w:tcPr>
+            <w:tcW w:type="dxa" w:w="3200"/>
+            <w:tcMar>
+              <w:top w:w="80" w:type="dxa"/>
+              <w:start w:w="120" w:type="dxa"/>
+              <w:bottom w:w="80" w:type="dxa"/>
+              <w:end w:w="120" w:type="dxa"/>
+            </w:tcMar>
+            <w:vAlign w:val="center"/>
+          </w:tcPr>
+          <w:p>
+            <w:pPr>
+              <w:spacing w:before="0" w:after="0" w:line="276" w:lineRule="auto"/>
+              <w:jc w:val="left"/>
+            </w:pPr>
+            <w:r>
+              <w:rPr>
+                <w:rFonts w:ascii="Calibri" w:hAnsi="Calibri" w:eastAsia="Microsoft YaHei"/>
+                <w:sz w:val="18"/>
+              </w:rPr>
+              <w:t>NoData 支撑单元拒绝分析</w:t>
+            </w:r>
+          </w:p>
+        </w:tc>
+      </w:tr>
+    </w:tbl>
+    <w:p>
+      <w:pPr>
+        <w:spacing w:before="0" w:after="40"/>
+      </w:pPr>
+    </w:p>
+    <w:p>
+      <w:pPr>
+        <w:spacing w:before="100" w:after="160" w:line="288" w:lineRule="auto"/>
+        <w:ind w:left="230" w:right="230"/>
+        <w:shd w:fill="E8EEF5"/>
+      </w:pPr>
+      <w:r>
+        <w:rPr>
+          <w:rFonts w:ascii="Calibri" w:hAnsi="Calibri" w:eastAsia="Microsoft YaHei"/>
+          <w:b/>
+          <w:color w:val="1F4D78"/>
+        </w:rPr>
+        <w:t xml:space="preserve">数据源规则  </w:t>
+      </w:r>
+      <w:r>
+        <w:rPr>
+          <w:rFonts w:ascii="Calibri" w:hAnsi="Calibri" w:eastAsia="Microsoft YaHei"/>
+        </w:rPr>
+        <w:t>每次单击按可见 CDT、TIN、GRID 优先，其后才考虑存在但隐藏的图层；选定源在该点无有效表面时本次分析失败，不用其他图层补值。可通过图层显隐明确选择叠加表面。源图层变化后结果自动清除。</w:t>
+      </w:r>
+    </w:p>
+    <w:p>
+      <w:pPr>
+        <w:spacing w:before="100" w:after="160" w:line="288" w:lineRule="auto"/>
+        <w:ind w:left="230" w:right="230"/>
+        <w:shd w:fill="FFF7E0"/>
+      </w:pPr>
+      <w:r>
+        <w:rPr>
+          <w:rFonts w:ascii="Calibri" w:hAnsi="Calibri" w:eastAsia="Microsoft YaHei"/>
+          <w:b/>
+          <w:color w:val="7A5A00"/>
+        </w:rPr>
+        <w:t xml:space="preserve">断裂边  </w:t>
+      </w:r>
+      <w:r>
+        <w:rPr>
+          <w:rFonts w:ascii="Calibri" w:hAnsi="Calibri" w:eastAsia="Microsoft YaHei"/>
+        </w:rPr>
+        <w:t>TIN/CDT 在三角面内坡度恒定。查询恰落在边或顶点时只选择一个有效邻面，不跨断裂线平均；对边两侧分别稍作偏移单击，可比较两个坡面的结果。</w:t>
+      </w:r>
+    </w:p>
+    <w:p>
+      <w:pPr>
         <w:pStyle w:val="Heading1"/>
       </w:pPr>
       <w:r>
@@ -7675,7 +8326,7 @@
         <w:rPr>
           <w:rFonts w:ascii="Calibri" w:hAnsi="Calibri" w:eastAsia="Microsoft YaHei"/>
         </w:rPr>
-        <w:t>草图和移动目标的 Z 优先由 CDT/TIN 表面插值。v0.15 单项约束编辑仍完整重建候选 CDT，批量事务只重建一次；移动/删除顶点还请求完整差异用于影响显示。查询、插入和删除工具栏按钮仍只操作普通 TIN。</w:t>
+        <w:t>草图和移动目标的 Z 优先由 CDT/TIN 表面插值。v0.16 单项约束编辑仍完整重建候选 CDT，批量事务只重建一次；移动/删除顶点还请求完整差异用于影响显示。查询、插入和删除工具栏按钮仍只操作普通 TIN。</w:t>
       </w:r>
     </w:p>
     <w:p>
@@ -9123,6 +9774,171 @@
                 <w:rFonts w:ascii="Calibri" w:hAnsi="Calibri" w:eastAsia="Microsoft YaHei"/>
                 <w:sz w:val="18"/>
               </w:rPr>
+              <w:t>坡度/坡向单击失败</w:t>
+            </w:r>
+          </w:p>
+        </w:tc>
+        <w:tc>
+          <w:tcPr>
+            <w:tcW w:type="dxa" w:w="6560"/>
+            <w:tcMar>
+              <w:top w:w="80" w:type="dxa"/>
+              <w:start w:w="120" w:type="dxa"/>
+              <w:bottom w:w="80" w:type="dxa"/>
+              <w:end w:w="120" w:type="dxa"/>
+            </w:tcMar>
+            <w:vAlign w:val="center"/>
+          </w:tcPr>
+          <w:p>
+            <w:pPr>
+              <w:spacing w:before="0" w:after="0" w:line="276" w:lineRule="auto"/>
+              <w:jc w:val="left"/>
+            </w:pPr>
+            <w:r>
+              <w:rPr>
+                <w:rFonts w:ascii="Calibri" w:hAnsi="Calibri" w:eastAsia="Microsoft YaHei"/>
+                <w:sz w:val="18"/>
+              </w:rPr>
+              <w:t>当前固定数据源在该点可能位于 CDT 孔洞/域外、TIN 凸包外或 GRID NoData 单元；调整图层显隐或在有效区域重试。</w:t>
+            </w:r>
+          </w:p>
+        </w:tc>
+      </w:tr>
+      <w:tr>
+        <w:trPr>
+          <w:cantSplit/>
+        </w:trPr>
+        <w:tc>
+          <w:tcPr>
+            <w:tcW w:type="dxa" w:w="2800"/>
+            <w:tcMar>
+              <w:top w:w="80" w:type="dxa"/>
+              <w:start w:w="120" w:type="dxa"/>
+              <w:bottom w:w="80" w:type="dxa"/>
+              <w:end w:w="120" w:type="dxa"/>
+            </w:tcMar>
+            <w:vAlign w:val="center"/>
+          </w:tcPr>
+          <w:p>
+            <w:pPr>
+              <w:spacing w:before="0" w:after="0" w:line="276" w:lineRule="auto"/>
+              <w:jc w:val="left"/>
+            </w:pPr>
+            <w:r>
+              <w:rPr>
+                <w:rFonts w:ascii="Calibri" w:hAnsi="Calibri" w:eastAsia="Microsoft YaHei"/>
+                <w:sz w:val="18"/>
+              </w:rPr>
+              <w:t>坡向显示无唯一方向</w:t>
+            </w:r>
+          </w:p>
+        </w:tc>
+        <w:tc>
+          <w:tcPr>
+            <w:tcW w:type="dxa" w:w="6560"/>
+            <w:tcMar>
+              <w:top w:w="80" w:type="dxa"/>
+              <w:start w:w="120" w:type="dxa"/>
+              <w:bottom w:w="80" w:type="dxa"/>
+              <w:end w:w="120" w:type="dxa"/>
+            </w:tcMar>
+            <w:vAlign w:val="center"/>
+          </w:tcPr>
+          <w:p>
+            <w:pPr>
+              <w:spacing w:before="0" w:after="0" w:line="276" w:lineRule="auto"/>
+              <w:jc w:val="left"/>
+            </w:pPr>
+            <w:r>
+              <w:rPr>
+                <w:rFonts w:ascii="Calibri" w:hAnsi="Calibri" w:eastAsia="Microsoft YaHei"/>
+                <w:sz w:val="18"/>
+              </w:rPr>
+              <w:t>查询处为水平面，最大下降方向不唯一；这是有效结果，不是错误。</w:t>
+            </w:r>
+          </w:p>
+        </w:tc>
+      </w:tr>
+      <w:tr>
+        <w:trPr>
+          <w:cantSplit/>
+        </w:trPr>
+        <w:tc>
+          <w:tcPr>
+            <w:tcW w:type="dxa" w:w="2800"/>
+            <w:tcMar>
+              <w:top w:w="80" w:type="dxa"/>
+              <w:start w:w="120" w:type="dxa"/>
+              <w:bottom w:w="80" w:type="dxa"/>
+              <w:end w:w="120" w:type="dxa"/>
+            </w:tcMar>
+            <w:vAlign w:val="center"/>
+          </w:tcPr>
+          <w:p>
+            <w:pPr>
+              <w:spacing w:before="0" w:after="0" w:line="276" w:lineRule="auto"/>
+              <w:jc w:val="left"/>
+            </w:pPr>
+            <w:r>
+              <w:rPr>
+                <w:rFonts w:ascii="Calibri" w:hAnsi="Calibri" w:eastAsia="Microsoft YaHei"/>
+                <w:sz w:val="18"/>
+              </w:rPr>
+              <w:t>断裂线附近坡度跳变</w:t>
+            </w:r>
+          </w:p>
+        </w:tc>
+        <w:tc>
+          <w:tcPr>
+            <w:tcW w:type="dxa" w:w="6560"/>
+            <w:tcMar>
+              <w:top w:w="80" w:type="dxa"/>
+              <w:start w:w="120" w:type="dxa"/>
+              <w:bottom w:w="80" w:type="dxa"/>
+              <w:end w:w="120" w:type="dxa"/>
+            </w:tcMar>
+            <w:vAlign w:val="center"/>
+          </w:tcPr>
+          <w:p>
+            <w:pPr>
+              <w:spacing w:before="0" w:after="0" w:line="276" w:lineRule="auto"/>
+              <w:jc w:val="left"/>
+            </w:pPr>
+            <w:r>
+              <w:rPr>
+                <w:rFonts w:ascii="Calibri" w:hAnsi="Calibri" w:eastAsia="Microsoft YaHei"/>
+                <w:sz w:val="18"/>
+              </w:rPr>
+              <w:t>TIN/CDT 保留分片线性表面，边上只选择一个有效邻面；在边两侧分别单击可检查两个坡面。</w:t>
+            </w:r>
+          </w:p>
+        </w:tc>
+      </w:tr>
+      <w:tr>
+        <w:trPr>
+          <w:cantSplit/>
+        </w:trPr>
+        <w:tc>
+          <w:tcPr>
+            <w:tcW w:type="dxa" w:w="2800"/>
+            <w:tcMar>
+              <w:top w:w="80" w:type="dxa"/>
+              <w:start w:w="120" w:type="dxa"/>
+              <w:bottom w:w="80" w:type="dxa"/>
+              <w:end w:w="120" w:type="dxa"/>
+            </w:tcMar>
+            <w:vAlign w:val="center"/>
+          </w:tcPr>
+          <w:p>
+            <w:pPr>
+              <w:spacing w:before="0" w:after="0" w:line="276" w:lineRule="auto"/>
+              <w:jc w:val="left"/>
+            </w:pPr>
+            <w:r>
+              <w:rPr>
+                <w:rFonts w:ascii="Calibri" w:hAnsi="Calibri" w:eastAsia="Microsoft YaHei"/>
+                <w:sz w:val="18"/>
+              </w:rPr>
               <w:t>面积/土方边界被拒绝</w:t>
             </w:r>
           </w:p>
@@ -9747,6 +10563,17 @@
         <w:rPr>
           <w:rFonts w:ascii="Calibri" w:hAnsi="Calibri" w:eastAsia="Microsoft YaHei"/>
         </w:rPr>
+        <w:t>分别在 TIN/CDT 和 GRID 坡面执行单点坡度/坡向分析，核对支撑单元、下坡箭头、八方位与法向；按 Esc 清除。</w:t>
+      </w:r>
+    </w:p>
+    <w:p>
+      <w:pPr>
+        <w:pStyle w:val="ListBullet"/>
+      </w:pPr>
+      <w:r>
+        <w:rPr>
+          <w:rFonts w:ascii="Calibri" w:hAnsi="Calibri" w:eastAsia="Microsoft YaHei"/>
+        </w:rPr>
         <w:t>切换 3D，验证环视、滚轮缩放、WASD 漫游和垂直夸张，再返回 2D。</w:t>
       </w:r>
     </w:p>
@@ -9779,7 +10606,7 @@
         <w:rPr>
           <w:rFonts w:ascii="Calibri" w:hAnsi="Calibri" w:eastAsia="Microsoft YaHei"/>
         </w:rPr>
-        <w:t>导入示例 XYZ → TIN→GRID→等高线 → 任意 A—B 剖面与 CSV → 多边形面积/土方量测、改基准面与 CSV → GeoTIFF/COG 与 GeoPackage 往返 → 等高线反向生成 TIN/GRID → 从 TIN 创建 CDT → 批量添加断裂线 → 绘制/移动/安全删除顶点 → CDT→GRID/等高线 → T/G/C/D 显隐 → 3D 漫游。</w:t>
+        <w:t>导入示例 XYZ → TIN→GRID→等高线 → 单击坡度/坡向与法向 → 任意 A—B 剖面与 CSV → 多边形面积/土方量测、改基准面与 CSV → GeoTIFF/COG 与 GeoPackage 往返 → 等高线反向生成 TIN/GRID → 从 TIN 创建 CDT → 批量添加断裂线 → 绘制/移动/安全删除顶点 → CDT→GRID/等高线 → T/G/C/D 显隐 → 3D 漫游。</w:t>
       </w:r>
     </w:p>
     <w:p>
@@ -9795,7 +10622,7 @@
         <w:rPr>
           <w:rFonts w:ascii="Calibri" w:hAnsi="Calibri" w:eastAsia="Microsoft YaHei"/>
         </w:rPr>
-        <w:t>当前已交付轻量三维查看、任意地形剖面、多边形面积/水平基准面土方量测与 CSV、TIN/GRID/等高线双向转换、GeoTIFF/COG/GeoPackage 菜单、CDT 派生转换、DCDT 图层、批量约束事务、约束顶点移动、安全删除和完整差异显示。后续将把单项全量候选重建升级为真正的局部拓扑更新，并增加现状面—设计面双表面精确土方、误差阈值、图层树与样式面板、GPU 分块 LOD 和贴地碰撞。</w:t>
+        <w:t>当前已交付 2D/3D 浏览，TIN/CDT/GRID 坡面分析、剖面、水平基准土方、格式转换、GDAL 交换及约束编辑。后续重点是局部 CDT 更新、坡度专题图、现状面—设计面精确土方、误差控制、图层样式、GPU 分块 LOD 与贴地碰撞。</w:t>
       </w:r>
     </w:p>
     <w:sectPr>
@@ -9825,7 +10652,7 @@
         <w:color w:val="66727D"/>
         <w:sz w:val="18"/>
       </w:rPr>
-      <w:t xml:space="preserve">版本 0.15.0  |  第 </w:t>
+      <w:t xml:space="preserve">版本 0.16.0  |  第 </w:t>
     </w:r>
     <w:r>
       <w:rPr>

--- a/docs/manuals/dterrain_GUI操作入门教程.docx
+++ b/docs/manuals/dterrain_GUI操作入门教程.docx
@@ -70,7 +70,7 @@
           <w:color w:val="1F4D78"/>
           <w:sz w:val="28"/>
         </w:rPr>
-        <w:t>从 XYZ 散点导入到动态编辑、坡度/坡向、剖面与土方量测、TIN/GRID/等高线转换、约束 Delaunay、三维漫游与数据保存</w:t>
+        <w:t>从 XYZ 散点导入到动态编辑、全幅地形专题图、局部坡面、剖面与土方量测、TIN/GRID/等高线转换、约束 Delaunay、三维漫游与数据保存</w:t>
       </w:r>
     </w:p>
     <w:p>
@@ -85,7 +85,7 @@
           <w:color w:val="203748"/>
           <w:sz w:val="22"/>
         </w:rPr>
-        <w:t>版本 0.16.0  |  2026-07-17</w:t>
+        <w:t>版本 0.20.0  |  2026-07-17</w:t>
       </w:r>
     </w:p>
     <w:p>
@@ -243,7 +243,7 @@
                 <w:rFonts w:ascii="Calibri" w:hAnsi="Calibri" w:eastAsia="Microsoft YaHei"/>
                 <w:sz w:val="18"/>
               </w:rPr>
-              <w:t>0.16.0</w:t>
+              <w:t>0.20.0</w:t>
             </w:r>
           </w:p>
         </w:tc>
@@ -463,7 +463,7 @@
                 <w:rFonts w:ascii="Calibri" w:hAnsi="Calibri" w:eastAsia="Microsoft YaHei"/>
                 <w:sz w:val="18"/>
               </w:rPr>
-              <w:t>便携运行、五分钟上手、控件与菜单、XYZ 导入、TIN/GRID/等高线/CDT 图层、坡度/坡向、任意剖面、多边形面积/土方、2D/3D 浏览、查询编辑和数据保存。</w:t>
+              <w:t>便携运行、五分钟上手、控件与菜单、XYZ 导入、TIN/GRID/等高线/CDT 图层、全幅坡度/坡向/阴影专题图、局部坡面、任意剖面、多边形面积/土方、2D/3D 浏览、查询编辑和数据保存。</w:t>
             </w:r>
           </w:p>
         </w:tc>
@@ -546,6 +546,17 @@
           <w:rFonts w:ascii="Calibri" w:hAnsi="Calibri" w:eastAsia="Microsoft YaHei"/>
         </w:rPr>
         <w:t>坡度、坡向与法向：重点阅读第 6.5 节。</w:t>
+      </w:r>
+    </w:p>
+    <w:p>
+      <w:pPr>
+        <w:pStyle w:val="ListBullet"/>
+      </w:pPr>
+      <w:r>
+        <w:rPr>
+          <w:rFonts w:ascii="Calibri" w:hAnsi="Calibri" w:eastAsia="Microsoft YaHei"/>
+        </w:rPr>
+        <w:t>全幅地形专题图：重点阅读第 6.6 节。</w:t>
       </w:r>
     </w:p>
     <w:p>
@@ -599,7 +610,7 @@
         <w:rPr>
           <w:rFonts w:ascii="Calibri" w:hAnsi="Calibri" w:eastAsia="Microsoft YaHei"/>
         </w:rPr>
-        <w:t>本手册对应 dterrain 0.16.0：稳定 C ABI 已统一支持普通 TIN、约束 CDT 和仿射 GRID 的坡度、下坡坡向与单位法向分析；Win32 GUI 可单击显示支撑单元、下坡箭头和数值面板，并保留剖面、面积/土方、GDAL 交换、等高线反向转换和原子批量约束事务。工程级双表面土方、真正局部 CDT 更新和生产级 GPU LOD 属于后续阶段。</w:t>
+        <w:t>本手册对应 dterrain 0.20.0：稳定 C ABI 在普通 TIN、约束 CDT 和仿射 GRID 的局部坡面分析基础上，新增全幅 GRID 坡度、坡向与阴影地形派生；Win32 GUI 提供固定量纲专题色带、图例、高程/专题切换及 DGRID/GeoTIFF 导出，并保留剖面、面积/土方、GDAL 交换、等高线反向转换和原子批量约束事务。工程级双表面土方、真正局部 CDT 更新和生产级 GPU LOD 属于后续阶段。</w:t>
       </w:r>
     </w:p>
     <w:p>
@@ -615,7 +626,7 @@
         <w:rPr>
           <w:rFonts w:ascii="Calibri" w:hAnsi="Calibri" w:eastAsia="Microsoft YaHei"/>
         </w:rPr>
-        <w:t>dterrain_demo.exe 是一个原生 Win32/GDI 演示程序，用于直观验证 dterrain.dll 的批量建网、范围查询、最近点查询、单点坡度/坡向与法向、任意地形剖面、多边形面积/土方量测、动态插入删除、编辑影响显示、文件交换和三维地形漫游。它不依赖 Qt 等 GUI 框架。</w:t>
+        <w:t>dterrain_demo.exe 是一个原生 Win32/GDI 演示程序，用于直观验证 dterrain.dll 的批量建网、范围查询、最近点查询、全幅坡度/坡向/阴影专题图、单点坡度/坡向与法向、任意地形剖面、多边形面积/土方量测、动态插入删除、编辑影响显示、文件交换和三维地形漫游。它不依赖 Qt 等 GUI 框架。</w:t>
       </w:r>
     </w:p>
     <w:p>
@@ -630,13 +641,13 @@
           <w:b/>
           <w:color w:val="7A5A00"/>
         </w:rPr>
-        <w:t xml:space="preserve">0.16 功能边界  </w:t>
+        <w:t xml:space="preserve">0.20 功能边界  </w:t>
       </w:r>
       <w:r>
         <w:rPr>
           <w:rFonts w:ascii="Calibri" w:hAnsi="Calibri" w:eastAsia="Microsoft YaHei"/>
         </w:rPr>
-        <w:t>当前程序已提供二维/三维浏览、单击坡度/下坡坡向/单位法向分析、任意直线剖面、多边形面积/水平基准面挖填方与 CSV 导出、TIN/GRID/等高线双向转换、DCDT 打开保存、约束编辑和 CDT 影响区显示；启用 GDAL 后可从菜单交换 GeoTIFF/COG GRID 与 GeoPackage 等高线。坡面分析为局部单元结果，面积/周长是边界几何量，地表面积和土方为固定预算积分估算；生产级双表面土方和 GPU/LOD 尚未接入。</w:t>
+        <w:t>当前程序已提供二维/三维浏览、全幅坡度/坡向/阴影专题表达和导出、单击坡度/下坡坡向/单位法向分析、任意直线剖面、多边形面积/水平基准面挖填方与 CSV 导出、TIN/GRID/等高线双向转换、DCDT 打开保存、约束编辑和 CDT 影响区显示；启用 GDAL 后可交换 GeoTIFF/COG GRID、专题 GeoTIFF 与 GeoPackage 等高线。生产级双表面土方和 GPU/LOD 尚未接入。</w:t>
       </w:r>
     </w:p>
     <w:p>
@@ -1453,7 +1464,7 @@
         <w:rPr>
           <w:rFonts w:ascii="Calibri" w:hAnsi="Calibri" w:eastAsia="Microsoft YaHei"/>
         </w:rPr>
-        <w:t>20.  选择‘分析→任意剖面（两次单击）’，在画布选取 A、B；观察青色定位线、底部曲线和统计，再导出 CSV。</w:t>
+        <w:t>20.  选择‘分析→生成全幅坡度专题图’，观察固定色带和右上图例；再依次查看坡向和阴影地形，并用‘恢复显示高程 GRID’返回高程着色。</w:t>
       </w:r>
     </w:p>
     <w:p>
@@ -1464,7 +1475,7 @@
         <w:rPr>
           <w:rFonts w:ascii="Calibri" w:hAnsi="Calibri" w:eastAsia="Microsoft YaHei"/>
         </w:rPr>
-        <w:t>21.  选择‘分析→面积/土方量测（逐点）’，输入基准高程，逐点圈定区域并按 Enter；核对顶部结果面板，再修改基准高程和导出 CSV。</w:t>
+        <w:t>21.  选择‘分析→任意剖面（两次单击）’，在画布选取 A、B；观察青色定位线、底部曲线和统计，再导出 CSV。</w:t>
       </w:r>
     </w:p>
     <w:p>
@@ -1475,7 +1486,7 @@
         <w:rPr>
           <w:rFonts w:ascii="Calibri" w:hAnsi="Calibri" w:eastAsia="Microsoft YaHei"/>
         </w:rPr>
-        <w:t>22.  单击“插入模式”，在网格中单击；观察红色旧面、黄色边界和绿色新增面/边。</w:t>
+        <w:t>22.  选择‘分析→面积/土方量测（逐点）’，输入基准高程，逐点圈定区域并按 Enter；核对顶部结果面板，再修改基准高程和导出 CSV。</w:t>
       </w:r>
     </w:p>
     <w:p>
@@ -1486,7 +1497,7 @@
         <w:rPr>
           <w:rFonts w:ascii="Calibri" w:hAnsi="Calibri" w:eastAsia="Microsoft YaHei"/>
         </w:rPr>
-        <w:t>23.  单击“删除模式”，在目标附近单击；程序删除 XY 最近顶点并显示局部变化。</w:t>
+        <w:t>23.  单击“插入模式”，在网格中单击；观察红色旧面、黄色边界和绿色新增面/边。</w:t>
       </w:r>
     </w:p>
     <w:p>
@@ -1497,7 +1508,18 @@
         <w:rPr>
           <w:rFonts w:ascii="Calibri" w:hAnsi="Calibri" w:eastAsia="Microsoft YaHei"/>
         </w:rPr>
-        <w:t>24.  单击“保存网格”，保存为 terrain.dtmesh；然后单击“清空”和“打开网格”验证加载。</w:t>
+        <w:t>24.  单击“删除模式”，在目标附近单击；程序删除 XY 最近顶点并显示局部变化。</w:t>
+      </w:r>
+    </w:p>
+    <w:p>
+      <w:pPr>
+        <w:ind w:left="403" w:hanging="288"/>
+      </w:pPr>
+      <w:r>
+        <w:rPr>
+          <w:rFonts w:ascii="Calibri" w:hAnsi="Calibri" w:eastAsia="Microsoft YaHei"/>
+        </w:rPr>
+        <w:t>25.  单击“保存网格”，保存为 terrain.dtmesh；然后单击“清空”和“打开网格”验证加载。</w:t>
       </w:r>
     </w:p>
     <w:p>
@@ -2651,7 +2673,7 @@
                 <w:rFonts w:ascii="Calibri" w:hAnsi="Calibri" w:eastAsia="Microsoft YaHei"/>
                 <w:sz w:val="18"/>
               </w:rPr>
-              <w:t>单击分析坡度、下坡坡向与法向；生成任意 A—B 剖面；逐点圈定多边形并估算面积/土方；导出或清除结果。</w:t>
+              <w:t>生成全幅坡度/坡向/阴影专题图并导出；单击分析局部坡面；生成任意 A—B 剖面；逐点圈定多边形并估算面积/土方。</w:t>
             </w:r>
           </w:p>
         </w:tc>
@@ -6829,6 +6851,454 @@
     </w:p>
     <w:p>
       <w:pPr>
+        <w:pStyle w:val="Heading2"/>
+      </w:pPr>
+      <w:r>
+        <w:t>6.6 全幅坡度、坡向与阴影专题图</w:t>
+      </w:r>
+    </w:p>
+    <w:p>
+      <w:pPr>
+        <w:ind w:left="403" w:hanging="288"/>
+      </w:pPr>
+      <w:r>
+        <w:rPr>
+          <w:rFonts w:ascii="Calibri" w:hAnsi="Calibri" w:eastAsia="Microsoft YaHei"/>
+        </w:rPr>
+        <w:t>1.  准备一个高程 GRID；若只有 TIN/CDT，直接选择专题命令，程序会自动生成最长边 401 节点的 GRID。</w:t>
+      </w:r>
+    </w:p>
+    <w:p>
+      <w:pPr>
+        <w:ind w:left="403" w:hanging="288"/>
+      </w:pPr>
+      <w:r>
+        <w:rPr>
+          <w:rFonts w:ascii="Calibri" w:hAnsi="Calibri" w:eastAsia="Microsoft YaHei"/>
+        </w:rPr>
+        <w:t>2.  选择‘分析→生成全幅坡度专题图’，查看绿色到紫色的 0～60° 固定色带和右上图例。</w:t>
+      </w:r>
+    </w:p>
+    <w:p>
+      <w:pPr>
+        <w:ind w:left="403" w:hanging="288"/>
+      </w:pPr>
+      <w:r>
+        <w:rPr>
+          <w:rFonts w:ascii="Calibri" w:hAnsi="Calibri" w:eastAsia="Microsoft YaHei"/>
+        </w:rPr>
+        <w:t>3.  选择‘生成全幅坡向专题图’，查看按北→东→南→西循环的方位色相；水平区域显示为 NoData。</w:t>
+      </w:r>
+    </w:p>
+    <w:p>
+      <w:pPr>
+        <w:ind w:left="403" w:hanging="288"/>
+      </w:pPr>
+      <w:r>
+        <w:rPr>
+          <w:rFonts w:ascii="Calibri" w:hAnsi="Calibri" w:eastAsia="Microsoft YaHei"/>
+        </w:rPr>
+        <w:t>4.  选择‘生成阴影地形图（315°/45°）’，查看 0～255 灰度地形阴影。</w:t>
+      </w:r>
+    </w:p>
+    <w:p>
+      <w:pPr>
+        <w:ind w:left="403" w:hanging="288"/>
+      </w:pPr>
+      <w:r>
+        <w:rPr>
+          <w:rFonts w:ascii="Calibri" w:hAnsi="Calibri" w:eastAsia="Microsoft YaHei"/>
+        </w:rPr>
+        <w:t>5.  用‘导出当前专题图 DGRID’保存实际数值；GDAL 构建可另存为压缩 GeoTIFF。</w:t>
+      </w:r>
+    </w:p>
+    <w:p>
+      <w:pPr>
+        <w:ind w:left="403" w:hanging="288"/>
+      </w:pPr>
+      <w:r>
+        <w:rPr>
+          <w:rFonts w:ascii="Calibri" w:hAnsi="Calibri" w:eastAsia="Microsoft YaHei"/>
+        </w:rPr>
+        <w:t>6.  选择‘恢复显示高程 GRID’，回到原高程着色；原 GRID 始终保留。</w:t>
+      </w:r>
+    </w:p>
+    <w:tbl>
+      <w:tblPr>
+        <w:tblStyle w:val="TableGrid"/>
+        <w:tblW w:type="dxa" w:w="9360"/>
+        <w:jc w:val="left"/>
+        <w:tblLayout w:type="fixed"/>
+        <w:tblLook w:firstColumn="1" w:firstRow="1" w:lastColumn="0" w:lastRow="0" w:noHBand="0" w:noVBand="1" w:val="04A0"/>
+        <w:tblInd w:w="120" w:type="dxa"/>
+      </w:tblPr>
+      <w:tblGrid>
+        <w:gridCol w:w="1800"/>
+        <w:gridCol w:w="3600"/>
+        <w:gridCol w:w="3960"/>
+      </w:tblGrid>
+      <w:tr>
+        <w:trPr>
+          <w:cantSplit/>
+          <w:tblHeader w:val="true"/>
+        </w:trPr>
+        <w:tc>
+          <w:tcPr>
+            <w:tcW w:type="dxa" w:w="1800"/>
+            <w:shd w:fill="E8EEF5"/>
+            <w:tcMar>
+              <w:top w:w="80" w:type="dxa"/>
+              <w:start w:w="120" w:type="dxa"/>
+              <w:bottom w:w="80" w:type="dxa"/>
+              <w:end w:w="120" w:type="dxa"/>
+            </w:tcMar>
+            <w:vAlign w:val="center"/>
+          </w:tcPr>
+          <w:p>
+            <w:pPr>
+              <w:keepNext/>
+              <w:spacing w:before="0" w:after="0"/>
+              <w:jc w:val="center"/>
+            </w:pPr>
+            <w:r>
+              <w:rPr>
+                <w:rFonts w:ascii="Calibri" w:hAnsi="Calibri" w:eastAsia="Microsoft YaHei"/>
+                <w:b/>
+                <w:color w:val="203748"/>
+                <w:sz w:val="19"/>
+              </w:rPr>
+              <w:t>专题</w:t>
+            </w:r>
+          </w:p>
+        </w:tc>
+        <w:tc>
+          <w:tcPr>
+            <w:tcW w:type="dxa" w:w="3600"/>
+            <w:shd w:fill="E8EEF5"/>
+            <w:tcMar>
+              <w:top w:w="80" w:type="dxa"/>
+              <w:start w:w="120" w:type="dxa"/>
+              <w:bottom w:w="80" w:type="dxa"/>
+              <w:end w:w="120" w:type="dxa"/>
+            </w:tcMar>
+            <w:vAlign w:val="center"/>
+          </w:tcPr>
+          <w:p>
+            <w:pPr>
+              <w:keepNext/>
+              <w:spacing w:before="0" w:after="0"/>
+              <w:jc w:val="center"/>
+            </w:pPr>
+            <w:r>
+              <w:rPr>
+                <w:rFonts w:ascii="Calibri" w:hAnsi="Calibri" w:eastAsia="Microsoft YaHei"/>
+                <w:b/>
+                <w:color w:val="203748"/>
+                <w:sz w:val="19"/>
+              </w:rPr>
+              <w:t>数值</w:t>
+            </w:r>
+          </w:p>
+        </w:tc>
+        <w:tc>
+          <w:tcPr>
+            <w:tcW w:type="dxa" w:w="3960"/>
+            <w:shd w:fill="E8EEF5"/>
+            <w:tcMar>
+              <w:top w:w="80" w:type="dxa"/>
+              <w:start w:w="120" w:type="dxa"/>
+              <w:bottom w:w="80" w:type="dxa"/>
+              <w:end w:w="120" w:type="dxa"/>
+            </w:tcMar>
+            <w:vAlign w:val="center"/>
+          </w:tcPr>
+          <w:p>
+            <w:pPr>
+              <w:keepNext/>
+              <w:spacing w:before="0" w:after="0"/>
+              <w:jc w:val="center"/>
+            </w:pPr>
+            <w:r>
+              <w:rPr>
+                <w:rFonts w:ascii="Calibri" w:hAnsi="Calibri" w:eastAsia="Microsoft YaHei"/>
+                <w:b/>
+                <w:color w:val="203748"/>
+                <w:sz w:val="19"/>
+              </w:rPr>
+              <w:t>屏幕表达</w:t>
+            </w:r>
+          </w:p>
+        </w:tc>
+      </w:tr>
+      <w:tr>
+        <w:trPr>
+          <w:cantSplit/>
+        </w:trPr>
+        <w:tc>
+          <w:tcPr>
+            <w:tcW w:type="dxa" w:w="1800"/>
+            <w:tcMar>
+              <w:top w:w="80" w:type="dxa"/>
+              <w:start w:w="120" w:type="dxa"/>
+              <w:bottom w:w="80" w:type="dxa"/>
+              <w:end w:w="120" w:type="dxa"/>
+            </w:tcMar>
+            <w:vAlign w:val="center"/>
+          </w:tcPr>
+          <w:p>
+            <w:pPr>
+              <w:spacing w:before="0" w:after="0" w:line="276" w:lineRule="auto"/>
+              <w:jc w:val="center"/>
+            </w:pPr>
+            <w:r>
+              <w:rPr>
+                <w:rFonts w:ascii="Calibri" w:hAnsi="Calibri" w:eastAsia="Microsoft YaHei"/>
+                <w:sz w:val="18"/>
+              </w:rPr>
+              <w:t>坡度</w:t>
+            </w:r>
+          </w:p>
+        </w:tc>
+        <w:tc>
+          <w:tcPr>
+            <w:tcW w:type="dxa" w:w="3600"/>
+            <w:tcMar>
+              <w:top w:w="80" w:type="dxa"/>
+              <w:start w:w="120" w:type="dxa"/>
+              <w:bottom w:w="80" w:type="dxa"/>
+              <w:end w:w="120" w:type="dxa"/>
+            </w:tcMar>
+            <w:vAlign w:val="center"/>
+          </w:tcPr>
+          <w:p>
+            <w:pPr>
+              <w:spacing w:before="0" w:after="0" w:line="276" w:lineRule="auto"/>
+              <w:jc w:val="left"/>
+            </w:pPr>
+            <w:r>
+              <w:rPr>
+                <w:rFonts w:ascii="Calibri" w:hAnsi="Calibri" w:eastAsia="Microsoft YaHei"/>
+                <w:sz w:val="18"/>
+              </w:rPr>
+              <w:t>相对水平面 0～90°</w:t>
+            </w:r>
+          </w:p>
+        </w:tc>
+        <w:tc>
+          <w:tcPr>
+            <w:tcW w:type="dxa" w:w="3960"/>
+            <w:tcMar>
+              <w:top w:w="80" w:type="dxa"/>
+              <w:start w:w="120" w:type="dxa"/>
+              <w:bottom w:w="80" w:type="dxa"/>
+              <w:end w:w="120" w:type="dxa"/>
+            </w:tcMar>
+            <w:vAlign w:val="center"/>
+          </w:tcPr>
+          <w:p>
+            <w:pPr>
+              <w:spacing w:before="0" w:after="0" w:line="276" w:lineRule="auto"/>
+              <w:jc w:val="left"/>
+            </w:pPr>
+            <w:r>
+              <w:rPr>
+                <w:rFonts w:ascii="Calibri" w:hAnsi="Calibri" w:eastAsia="Microsoft YaHei"/>
+                <w:sz w:val="18"/>
+              </w:rPr>
+              <w:t>固定 0～60+° 绿—黄—橙—紫</w:t>
+            </w:r>
+          </w:p>
+        </w:tc>
+      </w:tr>
+      <w:tr>
+        <w:trPr>
+          <w:cantSplit/>
+        </w:trPr>
+        <w:tc>
+          <w:tcPr>
+            <w:tcW w:type="dxa" w:w="1800"/>
+            <w:tcMar>
+              <w:top w:w="80" w:type="dxa"/>
+              <w:start w:w="120" w:type="dxa"/>
+              <w:bottom w:w="80" w:type="dxa"/>
+              <w:end w:w="120" w:type="dxa"/>
+            </w:tcMar>
+            <w:vAlign w:val="center"/>
+          </w:tcPr>
+          <w:p>
+            <w:pPr>
+              <w:spacing w:before="0" w:after="0" w:line="276" w:lineRule="auto"/>
+              <w:jc w:val="center"/>
+            </w:pPr>
+            <w:r>
+              <w:rPr>
+                <w:rFonts w:ascii="Calibri" w:hAnsi="Calibri" w:eastAsia="Microsoft YaHei"/>
+                <w:sz w:val="18"/>
+              </w:rPr>
+              <w:t>坡向</w:t>
+            </w:r>
+          </w:p>
+        </w:tc>
+        <w:tc>
+          <w:tcPr>
+            <w:tcW w:type="dxa" w:w="3600"/>
+            <w:tcMar>
+              <w:top w:w="80" w:type="dxa"/>
+              <w:start w:w="120" w:type="dxa"/>
+              <w:bottom w:w="80" w:type="dxa"/>
+              <w:end w:w="120" w:type="dxa"/>
+            </w:tcMar>
+            <w:vAlign w:val="center"/>
+          </w:tcPr>
+          <w:p>
+            <w:pPr>
+              <w:spacing w:before="0" w:after="0" w:line="276" w:lineRule="auto"/>
+              <w:jc w:val="left"/>
+            </w:pPr>
+            <w:r>
+              <w:rPr>
+                <w:rFonts w:ascii="Calibri" w:hAnsi="Calibri" w:eastAsia="Microsoft YaHei"/>
+                <w:sz w:val="18"/>
+              </w:rPr>
+              <w:t>+Y 为北，顺时针 0～360°</w:t>
+            </w:r>
+          </w:p>
+        </w:tc>
+        <w:tc>
+          <w:tcPr>
+            <w:tcW w:type="dxa" w:w="3960"/>
+            <w:tcMar>
+              <w:top w:w="80" w:type="dxa"/>
+              <w:start w:w="120" w:type="dxa"/>
+              <w:bottom w:w="80" w:type="dxa"/>
+              <w:end w:w="120" w:type="dxa"/>
+            </w:tcMar>
+            <w:vAlign w:val="center"/>
+          </w:tcPr>
+          <w:p>
+            <w:pPr>
+              <w:spacing w:before="0" w:after="0" w:line="276" w:lineRule="auto"/>
+              <w:jc w:val="left"/>
+            </w:pPr>
+            <w:r>
+              <w:rPr>
+                <w:rFonts w:ascii="Calibri" w:hAnsi="Calibri" w:eastAsia="Microsoft YaHei"/>
+                <w:sz w:val="18"/>
+              </w:rPr>
+              <w:t>环形方位色带</w:t>
+            </w:r>
+          </w:p>
+        </w:tc>
+      </w:tr>
+      <w:tr>
+        <w:trPr>
+          <w:cantSplit/>
+        </w:trPr>
+        <w:tc>
+          <w:tcPr>
+            <w:tcW w:type="dxa" w:w="1800"/>
+            <w:tcMar>
+              <w:top w:w="80" w:type="dxa"/>
+              <w:start w:w="120" w:type="dxa"/>
+              <w:bottom w:w="80" w:type="dxa"/>
+              <w:end w:w="120" w:type="dxa"/>
+            </w:tcMar>
+            <w:vAlign w:val="center"/>
+          </w:tcPr>
+          <w:p>
+            <w:pPr>
+              <w:spacing w:before="0" w:after="0" w:line="276" w:lineRule="auto"/>
+              <w:jc w:val="center"/>
+            </w:pPr>
+            <w:r>
+              <w:rPr>
+                <w:rFonts w:ascii="Calibri" w:hAnsi="Calibri" w:eastAsia="Microsoft YaHei"/>
+                <w:sz w:val="18"/>
+              </w:rPr>
+              <w:t>阴影</w:t>
+            </w:r>
+          </w:p>
+        </w:tc>
+        <w:tc>
+          <w:tcPr>
+            <w:tcW w:type="dxa" w:w="3600"/>
+            <w:tcMar>
+              <w:top w:w="80" w:type="dxa"/>
+              <w:start w:w="120" w:type="dxa"/>
+              <w:bottom w:w="80" w:type="dxa"/>
+              <w:end w:w="120" w:type="dxa"/>
+            </w:tcMar>
+            <w:vAlign w:val="center"/>
+          </w:tcPr>
+          <w:p>
+            <w:pPr>
+              <w:spacing w:before="0" w:after="0" w:line="276" w:lineRule="auto"/>
+              <w:jc w:val="left"/>
+            </w:pPr>
+            <w:r>
+              <w:rPr>
+                <w:rFonts w:ascii="Calibri" w:hAnsi="Calibri" w:eastAsia="Microsoft YaHei"/>
+                <w:sz w:val="18"/>
+              </w:rPr>
+              <w:t>光源点积灰度 0～255</w:t>
+            </w:r>
+          </w:p>
+        </w:tc>
+        <w:tc>
+          <w:tcPr>
+            <w:tcW w:type="dxa" w:w="3960"/>
+            <w:tcMar>
+              <w:top w:w="80" w:type="dxa"/>
+              <w:start w:w="120" w:type="dxa"/>
+              <w:bottom w:w="80" w:type="dxa"/>
+              <w:end w:w="120" w:type="dxa"/>
+            </w:tcMar>
+            <w:vAlign w:val="center"/>
+          </w:tcPr>
+          <w:p>
+            <w:pPr>
+              <w:spacing w:before="0" w:after="0" w:line="276" w:lineRule="auto"/>
+              <w:jc w:val="left"/>
+            </w:pPr>
+            <w:r>
+              <w:rPr>
+                <w:rFonts w:ascii="Calibri" w:hAnsi="Calibri" w:eastAsia="Microsoft YaHei"/>
+                <w:sz w:val="18"/>
+              </w:rPr>
+              <w:t>黑—白灰度</w:t>
+            </w:r>
+          </w:p>
+        </w:tc>
+      </w:tr>
+    </w:tbl>
+    <w:p>
+      <w:pPr>
+        <w:spacing w:before="0" w:after="40"/>
+      </w:pPr>
+    </w:p>
+    <w:p>
+      <w:pPr>
+        <w:spacing w:before="100" w:after="160" w:line="288" w:lineRule="auto"/>
+        <w:ind w:left="230" w:right="230"/>
+        <w:shd w:fill="E8EEF5"/>
+      </w:pPr>
+      <w:r>
+        <w:rPr>
+          <w:rFonts w:ascii="Calibri" w:hAnsi="Calibri" w:eastAsia="Microsoft YaHei"/>
+          <w:b/>
+          <w:color w:val="1F4D78"/>
+        </w:rPr>
+        <w:t xml:space="preserve">数据没有被截图化  </w:t>
+      </w:r>
+      <w:r>
+        <w:rPr>
+          <w:rFonts w:ascii="Calibri" w:hAnsi="Calibri" w:eastAsia="Microsoft YaHei"/>
+        </w:rPr>
+        <w:t>导出的 DGRID/GeoTIFF 是坡度角、坡向角或阴影值本身，不是屏幕 RGB。专题句柄独立于高程 GRID，所以三维视图、剖面、量测和局部坡面仍使用原高程。源 GRID 被替换或清除时专题结果自动释放。</w:t>
+      </w:r>
+    </w:p>
+    <w:p>
+      <w:pPr>
         <w:pStyle w:val="Heading1"/>
       </w:pPr>
       <w:r>
@@ -8326,7 +8796,7 @@
         <w:rPr>
           <w:rFonts w:ascii="Calibri" w:hAnsi="Calibri" w:eastAsia="Microsoft YaHei"/>
         </w:rPr>
-        <w:t>草图和移动目标的 Z 优先由 CDT/TIN 表面插值。v0.16 单项约束编辑仍完整重建候选 CDT，批量事务只重建一次；移动/删除顶点还请求完整差异用于影响显示。查询、插入和删除工具栏按钮仍只操作普通 TIN。</w:t>
+        <w:t>草图和移动目标的 Z 优先由 CDT/TIN 表面插值。v0.20 单项约束编辑仍完整重建候选 CDT，批量事务只重建一次；移动/删除顶点还请求完整差异用于影响显示。查询、插入和删除工具栏按钮仍只操作普通 TIN。</w:t>
       </w:r>
     </w:p>
     <w:p>
@@ -8405,7 +8875,7 @@
         <w:rPr>
           <w:rFonts w:ascii="Calibri" w:hAnsi="Calibri" w:eastAsia="Microsoft YaHei"/>
         </w:rPr>
-        <w:t>DLL 对当前视口执行精确范围查询。为了避免 GDI 阻塞，二维 TIN/CDT 线框预算各约 45,000 面，三维填充与深度排序预算约 18,000 面，GRID 预览缓存最多 400 万值并缩放到不超过 512×512，等高线绘制预算约 20 万顶点。显示抽样不会删减 DLL 数据或文件导出内容。</w:t>
+        <w:t>DLL 对当前视口执行精确范围查询。为了避免 GDI 阻塞，二维 TIN/CDT 线框预算各约 45,000 面，三维填充与深度排序预算约 18,000 面，GRID 预览缓存最多 2000 万值并缩放到不超过 512×512，等高线绘制预算约 20 万顶点。显示抽样不会删减 DLL 数据或文件导出内容。</w:t>
       </w:r>
     </w:p>
     <w:p>
@@ -8479,7 +8949,7 @@
         <w:rPr>
           <w:rFonts w:ascii="Calibri" w:hAnsi="Calibri" w:eastAsia="Microsoft YaHei"/>
         </w:rPr>
-        <w:t>超过 400 万节点的 GRID 可以保留和导出，但 GUI 不生成着色缓存或等高线。</w:t>
+        <w:t>超过 2000 万节点的 GRID 可以保留和导出，但 GUI 不生成着色缓存或等高线。</w:t>
       </w:r>
     </w:p>
     <w:p>
@@ -10574,6 +11044,17 @@
         <w:rPr>
           <w:rFonts w:ascii="Calibri" w:hAnsi="Calibri" w:eastAsia="Microsoft YaHei"/>
         </w:rPr>
+        <w:t>依次生成全幅坡度、坡向和阴影专题图，检查固定图例；导出 DGRID，GDAL 构建再导出专题 GeoTIFF，最后恢复高程显示。</w:t>
+      </w:r>
+    </w:p>
+    <w:p>
+      <w:pPr>
+        <w:pStyle w:val="ListBullet"/>
+      </w:pPr>
+      <w:r>
+        <w:rPr>
+          <w:rFonts w:ascii="Calibri" w:hAnsi="Calibri" w:eastAsia="Microsoft YaHei"/>
+        </w:rPr>
         <w:t>切换 3D，验证环视、滚轮缩放、WASD 漫游和垂直夸张，再返回 2D。</w:t>
       </w:r>
     </w:p>
@@ -10606,7 +11087,7 @@
         <w:rPr>
           <w:rFonts w:ascii="Calibri" w:hAnsi="Calibri" w:eastAsia="Microsoft YaHei"/>
         </w:rPr>
-        <w:t>导入示例 XYZ → TIN→GRID→等高线 → 单击坡度/坡向与法向 → 任意 A—B 剖面与 CSV → 多边形面积/土方量测、改基准面与 CSV → GeoTIFF/COG 与 GeoPackage 往返 → 等高线反向生成 TIN/GRID → 从 TIN 创建 CDT → 批量添加断裂线 → 绘制/移动/安全删除顶点 → CDT→GRID/等高线 → T/G/C/D 显隐 → 3D 漫游。</w:t>
+        <w:t>导入示例 XYZ → TIN→GRID→等高线 → 全幅坡度/坡向/阴影专题图与导出 → 单击坡度/坡向与法向 → 任意 A—B 剖面与 CSV → 多边形面积/土方量测、改基准面与 CSV → GeoTIFF/COG 与 GeoPackage 往返 → 等高线反向生成 TIN/GRID → 从 TIN 创建 CDT → 批量添加断裂线 → 绘制/移动/安全删除顶点 → CDT→GRID/等高线 → T/G/C/D 显隐 → 3D 漫游。</w:t>
       </w:r>
     </w:p>
     <w:p>
@@ -10622,7 +11103,7 @@
         <w:rPr>
           <w:rFonts w:ascii="Calibri" w:hAnsi="Calibri" w:eastAsia="Microsoft YaHei"/>
         </w:rPr>
-        <w:t>当前已交付 2D/3D 浏览，TIN/CDT/GRID 坡面分析、剖面、水平基准土方、格式转换、GDAL 交换及约束编辑。后续重点是局部 CDT 更新、坡度专题图、现状面—设计面精确土方、误差控制、图层样式、GPU 分块 LOD 与贴地碰撞。</w:t>
+        <w:t>当前已交付 2D/3D 浏览，全幅坡度/坡向/阴影专题图，TIN/CDT/GRID 局部坡面分析、剖面、水平基准土方、格式转换、GDAL 交换及约束编辑。后续重点是异步分块专题计算、局部 CDT 更新、现状面—设计面精确土方、误差控制、可配置图层样式、GPU 分块 LOD 与贴地碰撞。</w:t>
       </w:r>
     </w:p>
     <w:sectPr>
@@ -10652,7 +11133,7 @@
         <w:color w:val="66727D"/>
         <w:sz w:val="18"/>
       </w:rPr>
-      <w:t xml:space="preserve">版本 0.16.0  |  第 </w:t>
+      <w:t xml:space="preserve">版本 0.20.0  |  第 </w:t>
     </w:r>
     <w:r>
       <w:rPr>

--- a/docs/manuals/dterrain_GUI操作入门教程.docx
+++ b/docs/manuals/dterrain_GUI操作入门教程.docx
@@ -85,7 +85,7 @@
           <w:color w:val="203748"/>
           <w:sz w:val="22"/>
         </w:rPr>
-        <w:t>版本 0.20.0  |  2026-07-17</w:t>
+        <w:t>版本 0.21.0  |  2026-07-17</w:t>
       </w:r>
     </w:p>
     <w:p>
@@ -243,7 +243,7 @@
                 <w:rFonts w:ascii="Calibri" w:hAnsi="Calibri" w:eastAsia="Microsoft YaHei"/>
                 <w:sz w:val="18"/>
               </w:rPr>
-              <w:t>0.20.0</w:t>
+              <w:t>0.21.0</w:t>
             </w:r>
           </w:p>
         </w:tc>
@@ -610,7 +610,7 @@
         <w:rPr>
           <w:rFonts w:ascii="Calibri" w:hAnsi="Calibri" w:eastAsia="Microsoft YaHei"/>
         </w:rPr>
-        <w:t>本手册对应 dterrain 0.20.0：稳定 C ABI 在普通 TIN、约束 CDT 和仿射 GRID 的局部坡面分析基础上，新增全幅 GRID 坡度、坡向与阴影地形派生；Win32 GUI 提供固定量纲专题色带、图例、高程/专题切换及 DGRID/GeoTIFF 导出，并保留剖面、面积/土方、GDAL 交换、等高线反向转换和原子批量约束事务。工程级双表面土方、真正局部 CDT 更新和生产级 GPU LOD 属于后续阶段。</w:t>
+        <w:t>本手册对应 dterrain 0.21.0：全幅 GRID 专题已接入异步任务，支持进度、Esc/菜单/关闭安全取消和 z-factor/光照参数；同步接口、专题导出、剖面、土方、GDAL 与约束事务保持兼容。双表面土方、局部 CDT 和 GPU LOD 属于后续阶段。</w:t>
       </w:r>
     </w:p>
     <w:p>
@@ -641,13 +641,13 @@
           <w:b/>
           <w:color w:val="7A5A00"/>
         </w:rPr>
-        <w:t xml:space="preserve">0.20 功能边界  </w:t>
+        <w:t xml:space="preserve">0.21 功能边界  </w:t>
       </w:r>
       <w:r>
         <w:rPr>
           <w:rFonts w:ascii="Calibri" w:hAnsi="Calibri" w:eastAsia="Microsoft YaHei"/>
         </w:rPr>
-        <w:t>当前程序已提供二维/三维浏览、全幅坡度/坡向/阴影专题表达和导出、单击坡度/下坡坡向/单位法向分析、任意直线剖面、多边形面积/水平基准面挖填方与 CSV 导出、TIN/GRID/等高线双向转换、DCDT 打开保存、约束编辑和 CDT 影响区显示；启用 GDAL 后可交换 GeoTIFF/COG GRID、专题 GeoTIFF 与 GeoPackage 等高线。生产级双表面土方和 GPU/LOD 尚未接入。</w:t>
+        <w:t>当前程序已提供二维/三维浏览、可取消且可配置参数的全幅坡度/坡向/阴影专题表达和导出、单击坡度/下坡坡向/单位法向分析、任意直线剖面、多边形面积/水平基准面挖填方与 CSV 导出、TIN/GRID/等高线双向转换、DCDT 打开保存、约束编辑和 CDT 影响区显示；启用 GDAL 后可交换 GeoTIFF/COG GRID、专题 GeoTIFF 与 GeoPackage 等高线。生产级双表面土方和 GPU/LOD 尚未接入。</w:t>
       </w:r>
     </w:p>
     <w:p>
@@ -1464,7 +1464,7 @@
         <w:rPr>
           <w:rFonts w:ascii="Calibri" w:hAnsi="Calibri" w:eastAsia="Microsoft YaHei"/>
         </w:rPr>
-        <w:t>20.  选择‘分析→生成全幅坡度专题图’，观察固定色带和右上图例；再依次查看坡向和阴影地形，并用‘恢复显示高程 GRID’返回高程着色。</w:t>
+        <w:t>20.  先用‘分析→设置专题分析参数’检查 z-factor 与光照角，再生成全幅坡度、坡向和阴影地形；观察进度、固定色带和右上图例，并用‘恢复显示高程 GRID’返回高程着色。</w:t>
       </w:r>
     </w:p>
     <w:p>
@@ -6876,7 +6876,7 @@
         <w:rPr>
           <w:rFonts w:ascii="Calibri" w:hAnsi="Calibri" w:eastAsia="Microsoft YaHei"/>
         </w:rPr>
-        <w:t>2.  选择‘分析→生成全幅坡度专题图’，查看绿色到紫色的 0～60° 固定色带和右上图例。</w:t>
+        <w:t>2.  需要换算高程单位或改变阴影方向时，选择‘设置专题分析参数…’，依次输入 z-factor、太阳方位角和高度角。</w:t>
       </w:r>
     </w:p>
     <w:p>
@@ -6887,7 +6887,7 @@
         <w:rPr>
           <w:rFonts w:ascii="Calibri" w:hAnsi="Calibri" w:eastAsia="Microsoft YaHei"/>
         </w:rPr>
-        <w:t>3.  选择‘生成全幅坡向专题图’，查看按北→东→南→西循环的方位色相；水平区域显示为 NoData。</w:t>
+        <w:t>3.  选择‘分析→生成全幅坡度专题图’，查看绿色到紫色的 0～60° 固定色带和右上图例。</w:t>
       </w:r>
     </w:p>
     <w:p>
@@ -6898,7 +6898,7 @@
         <w:rPr>
           <w:rFonts w:ascii="Calibri" w:hAnsi="Calibri" w:eastAsia="Microsoft YaHei"/>
         </w:rPr>
-        <w:t>4.  选择‘生成阴影地形图（315°/45°）’，查看 0～255 灰度地形阴影。</w:t>
+        <w:t>4.  选择‘生成全幅坡向专题图’，查看按北→东→南→西循环的方位色相；水平区域显示为 NoData。</w:t>
       </w:r>
     </w:p>
     <w:p>
@@ -6909,7 +6909,7 @@
         <w:rPr>
           <w:rFonts w:ascii="Calibri" w:hAnsi="Calibri" w:eastAsia="Microsoft YaHei"/>
         </w:rPr>
-        <w:t>5.  用‘导出当前专题图 DGRID’保存实际数值；GDAL 构建可另存为压缩 GeoTIFF。</w:t>
+        <w:t>5.  选择‘生成阴影地形图（当前光照参数）’，查看 0～255 灰度地形阴影。</w:t>
       </w:r>
     </w:p>
     <w:p>
@@ -6920,7 +6920,29 @@
         <w:rPr>
           <w:rFonts w:ascii="Calibri" w:hAnsi="Calibri" w:eastAsia="Microsoft YaHei"/>
         </w:rPr>
-        <w:t>6.  选择‘恢复显示高程 GRID’，回到原高程着色；原 GRID 始终保留。</w:t>
+        <w:t>6.  计算期间观察状态栏百分比；需要中止时按 Esc 或选择‘取消正在进行的专题计算’，旧专题结果不会被半成品替换。</w:t>
+      </w:r>
+    </w:p>
+    <w:p>
+      <w:pPr>
+        <w:ind w:left="403" w:hanging="288"/>
+      </w:pPr>
+      <w:r>
+        <w:rPr>
+          <w:rFonts w:ascii="Calibri" w:hAnsi="Calibri" w:eastAsia="Microsoft YaHei"/>
+        </w:rPr>
+        <w:t>7.  用‘导出当前专题图 DGRID’保存实际数值；GDAL 构建可另存为压缩 GeoTIFF。</w:t>
+      </w:r>
+    </w:p>
+    <w:p>
+      <w:pPr>
+        <w:ind w:left="403" w:hanging="288"/>
+      </w:pPr>
+      <w:r>
+        <w:rPr>
+          <w:rFonts w:ascii="Calibri" w:hAnsi="Calibri" w:eastAsia="Microsoft YaHei"/>
+        </w:rPr>
+        <w:t>8.  选择‘恢复显示高程 GRID’，回到原高程着色；原 GRID 始终保留。</w:t>
       </w:r>
     </w:p>
     <w:tbl>
@@ -7280,6 +7302,27 @@
       <w:pPr>
         <w:spacing w:before="100" w:after="160" w:line="288" w:lineRule="auto"/>
         <w:ind w:left="230" w:right="230"/>
+        <w:shd w:fill="FFF7E0"/>
+      </w:pPr>
+      <w:r>
+        <w:rPr>
+          <w:rFonts w:ascii="Calibri" w:hAnsi="Calibri" w:eastAsia="Microsoft YaHei"/>
+          <w:b/>
+          <w:color w:val="7A5A00"/>
+        </w:rPr>
+        <w:t xml:space="preserve">参数约定  </w:t>
+      </w:r>
+      <w:r>
+        <w:rPr>
+          <w:rFonts w:ascii="Calibri" w:hAnsi="Calibri" w:eastAsia="Microsoft YaHei"/>
+        </w:rPr>
+        <w:t>z-factor 默认 1.0 且必须大于 0；XY 为米、Z 为毫米时填写 0.001。太阳方位角以北为 0°顺时针并归一化到 0～360°，高度角范围 -90～90°，默认 315°/45°。</w:t>
+      </w:r>
+    </w:p>
+    <w:p>
+      <w:pPr>
+        <w:spacing w:before="100" w:after="160" w:line="288" w:lineRule="auto"/>
+        <w:ind w:left="230" w:right="230"/>
         <w:shd w:fill="E8EEF5"/>
       </w:pPr>
       <w:r>
@@ -7295,6 +7338,27 @@
           <w:rFonts w:ascii="Calibri" w:hAnsi="Calibri" w:eastAsia="Microsoft YaHei"/>
         </w:rPr>
         <w:t>导出的 DGRID/GeoTIFF 是坡度角、坡向角或阴影值本身，不是屏幕 RGB。专题句柄独立于高程 GRID，所以三维视图、剖面、量测和局部坡面仍使用原高程。源 GRID 被替换或清除时专题结果自动释放。</w:t>
+      </w:r>
+    </w:p>
+    <w:p>
+      <w:pPr>
+        <w:spacing w:before="100" w:after="160" w:line="288" w:lineRule="auto"/>
+        <w:ind w:left="230" w:right="230"/>
+        <w:shd w:fill="E8EEF5"/>
+      </w:pPr>
+      <w:r>
+        <w:rPr>
+          <w:rFonts w:ascii="Calibri" w:hAnsi="Calibri" w:eastAsia="Microsoft YaHei"/>
+          <w:b/>
+          <w:color w:val="1F4D78"/>
+        </w:rPr>
+        <w:t xml:space="preserve">响应与关闭  </w:t>
+      </w:r>
+      <w:r>
+        <w:rPr>
+          <w:rFonts w:ascii="Calibri" w:hAnsi="Calibri" w:eastAsia="Microsoft YaHei"/>
+        </w:rPr>
+        <w:t>专题派生在 DLL 工作线程执行，GUI 以 25 ms 周期刷新进度和分派窗口消息。计算期间其他菜单命令被门控；关闭窗口会先请求取消、等待线程退出并释放任务句柄，再完成退出。</w:t>
       </w:r>
     </w:p>
     <w:p>
@@ -8796,7 +8860,7 @@
         <w:rPr>
           <w:rFonts w:ascii="Calibri" w:hAnsi="Calibri" w:eastAsia="Microsoft YaHei"/>
         </w:rPr>
-        <w:t>草图和移动目标的 Z 优先由 CDT/TIN 表面插值。v0.20 单项约束编辑仍完整重建候选 CDT，批量事务只重建一次；移动/删除顶点还请求完整差异用于影响显示。查询、插入和删除工具栏按钮仍只操作普通 TIN。</w:t>
+        <w:t>草图和移动目标的 Z 优先由 CDT/TIN 表面插值。v0.21 单项约束编辑仍完整重建候选 CDT，批量事务只重建一次；移动/删除顶点还请求完整差异用于影响显示。查询、插入和删除工具栏按钮仍只操作普通 TIN。</w:t>
       </w:r>
     </w:p>
     <w:p>
@@ -8950,6 +9014,17 @@
           <w:rFonts w:ascii="Calibri" w:hAnsi="Calibri" w:eastAsia="Microsoft YaHei"/>
         </w:rPr>
         <w:t>超过 2000 万节点的 GRID 可以保留和导出，但 GUI 不生成着色缓存或等高线。</w:t>
+      </w:r>
+    </w:p>
+    <w:p>
+      <w:pPr>
+        <w:pStyle w:val="ListBullet"/>
+      </w:pPr>
+      <w:r>
+        <w:rPr>
+          <w:rFonts w:ascii="Calibri" w:hAnsi="Calibri" w:eastAsia="Microsoft YaHei"/>
+        </w:rPr>
+        <w:t>全幅专题计算可观察进度；确认参数或数据源不合适时及时按 Esc 取消，不会提交半成品。</w:t>
       </w:r>
     </w:p>
     <w:p>
@@ -10409,6 +10484,116 @@
                 <w:rFonts w:ascii="Calibri" w:hAnsi="Calibri" w:eastAsia="Microsoft YaHei"/>
                 <w:sz w:val="18"/>
               </w:rPr>
+              <w:t>专题计算耗时较长</w:t>
+            </w:r>
+          </w:p>
+        </w:tc>
+        <w:tc>
+          <w:tcPr>
+            <w:tcW w:type="dxa" w:w="6560"/>
+            <w:tcMar>
+              <w:top w:w="80" w:type="dxa"/>
+              <w:start w:w="120" w:type="dxa"/>
+              <w:bottom w:w="80" w:type="dxa"/>
+              <w:end w:w="120" w:type="dxa"/>
+            </w:tcMar>
+            <w:vAlign w:val="center"/>
+          </w:tcPr>
+          <w:p>
+            <w:pPr>
+              <w:spacing w:before="0" w:after="0" w:line="276" w:lineRule="auto"/>
+              <w:jc w:val="left"/>
+            </w:pPr>
+            <w:r>
+              <w:rPr>
+                <w:rFonts w:ascii="Calibri" w:hAnsi="Calibri" w:eastAsia="Microsoft YaHei"/>
+                <w:sz w:val="18"/>
+              </w:rPr>
+              <w:t>观察状态栏进度；按 Esc 或取消菜单可安全中止。算法仍需源 GRID 与同尺寸输出 GRID 两份 double 数组。</w:t>
+            </w:r>
+          </w:p>
+        </w:tc>
+      </w:tr>
+      <w:tr>
+        <w:trPr>
+          <w:cantSplit/>
+        </w:trPr>
+        <w:tc>
+          <w:tcPr>
+            <w:tcW w:type="dxa" w:w="2800"/>
+            <w:tcMar>
+              <w:top w:w="80" w:type="dxa"/>
+              <w:start w:w="120" w:type="dxa"/>
+              <w:bottom w:w="80" w:type="dxa"/>
+              <w:end w:w="120" w:type="dxa"/>
+            </w:tcMar>
+            <w:vAlign w:val="center"/>
+          </w:tcPr>
+          <w:p>
+            <w:pPr>
+              <w:spacing w:before="0" w:after="0" w:line="276" w:lineRule="auto"/>
+              <w:jc w:val="left"/>
+            </w:pPr>
+            <w:r>
+              <w:rPr>
+                <w:rFonts w:ascii="Calibri" w:hAnsi="Calibri" w:eastAsia="Microsoft YaHei"/>
+                <w:sz w:val="18"/>
+              </w:rPr>
+              <w:t>阴影方向或坡度比例不正确</w:t>
+            </w:r>
+          </w:p>
+        </w:tc>
+        <w:tc>
+          <w:tcPr>
+            <w:tcW w:type="dxa" w:w="6560"/>
+            <w:tcMar>
+              <w:top w:w="80" w:type="dxa"/>
+              <w:start w:w="120" w:type="dxa"/>
+              <w:bottom w:w="80" w:type="dxa"/>
+              <w:end w:w="120" w:type="dxa"/>
+            </w:tcMar>
+            <w:vAlign w:val="center"/>
+          </w:tcPr>
+          <w:p>
+            <w:pPr>
+              <w:spacing w:before="0" w:after="0" w:line="276" w:lineRule="auto"/>
+              <w:jc w:val="left"/>
+            </w:pPr>
+            <w:r>
+              <w:rPr>
+                <w:rFonts w:ascii="Calibri" w:hAnsi="Calibri" w:eastAsia="Microsoft YaHei"/>
+                <w:sz w:val="18"/>
+              </w:rPr>
+              <w:t>使用‘设置专题分析参数’核对光照方位/高度和 z-factor；XY 为米、Z 为毫米时 z-factor 应为 0.001。</w:t>
+            </w:r>
+          </w:p>
+        </w:tc>
+      </w:tr>
+      <w:tr>
+        <w:trPr>
+          <w:cantSplit/>
+        </w:trPr>
+        <w:tc>
+          <w:tcPr>
+            <w:tcW w:type="dxa" w:w="2800"/>
+            <w:tcMar>
+              <w:top w:w="80" w:type="dxa"/>
+              <w:start w:w="120" w:type="dxa"/>
+              <w:bottom w:w="80" w:type="dxa"/>
+              <w:end w:w="120" w:type="dxa"/>
+            </w:tcMar>
+            <w:vAlign w:val="center"/>
+          </w:tcPr>
+          <w:p>
+            <w:pPr>
+              <w:spacing w:before="0" w:after="0" w:line="276" w:lineRule="auto"/>
+              <w:jc w:val="left"/>
+            </w:pPr>
+            <w:r>
+              <w:rPr>
+                <w:rFonts w:ascii="Calibri" w:hAnsi="Calibri" w:eastAsia="Microsoft YaHei"/>
+                <w:sz w:val="18"/>
+              </w:rPr>
               <w:t>面积/土方边界被拒绝</w:t>
             </w:r>
           </w:p>
@@ -11044,7 +11229,7 @@
         <w:rPr>
           <w:rFonts w:ascii="Calibri" w:hAnsi="Calibri" w:eastAsia="Microsoft YaHei"/>
         </w:rPr>
-        <w:t>依次生成全幅坡度、坡向和阴影专题图，检查固定图例；导出 DGRID，GDAL 构建再导出专题 GeoTIFF，最后恢复高程显示。</w:t>
+        <w:t>设置 z-factor 和光照角，依次生成全幅坡度、坡向和阴影专题图，检查进度与固定图例；再启动一次并按 Esc 验证取消，导出 DGRID/专题 GeoTIFF，最后恢复高程显示。</w:t>
       </w:r>
     </w:p>
     <w:p>
@@ -11103,7 +11288,7 @@
         <w:rPr>
           <w:rFonts w:ascii="Calibri" w:hAnsi="Calibri" w:eastAsia="Microsoft YaHei"/>
         </w:rPr>
-        <w:t>当前已交付 2D/3D 浏览，全幅坡度/坡向/阴影专题图，TIN/CDT/GRID 局部坡面分析、剖面、水平基准土方、格式转换、GDAL 交换及约束编辑。后续重点是异步分块专题计算、局部 CDT 更新、现状面—设计面精确土方、误差控制、可配置图层样式、GPU 分块 LOD 与贴地碰撞。</w:t>
+        <w:t>当前已交付 2D/3D 浏览，可取消、显示进度且可配置 z-factor/光照角的全幅坡度/坡向/阴影专题图，TIN/CDT/GRID 局部坡面分析、剖面、水平基准土方、格式转换、GDAL 交换及约束编辑。后续重点是专题分块并行与流式输出、局部 CDT 更新、现状面—设计面精确土方、误差控制、可配置图层样式、GPU 分块 LOD 与贴地碰撞。</w:t>
       </w:r>
     </w:p>
     <w:sectPr>
@@ -11133,7 +11318,7 @@
         <w:color w:val="66727D"/>
         <w:sz w:val="18"/>
       </w:rPr>
-      <w:t xml:space="preserve">版本 0.20.0  |  第 </w:t>
+      <w:t xml:space="preserve">版本 0.21.0  |  第 </w:t>
     </w:r>
     <w:r>
       <w:rPr>

--- a/docs/manuals/dterrain_GUI操作入门教程.docx
+++ b/docs/manuals/dterrain_GUI操作入门教程.docx
@@ -85,7 +85,7 @@
           <w:color w:val="203748"/>
           <w:sz w:val="22"/>
         </w:rPr>
-        <w:t>版本 0.21.0  |  2026-07-17</w:t>
+        <w:t>版本 0.22.0  |  2026-07-17</w:t>
       </w:r>
     </w:p>
     <w:p>
@@ -243,7 +243,7 @@
                 <w:rFonts w:ascii="Calibri" w:hAnsi="Calibri" w:eastAsia="Microsoft YaHei"/>
                 <w:sz w:val="18"/>
               </w:rPr>
-              <w:t>0.21.0</w:t>
+              <w:t>0.22.0</w:t>
             </w:r>
           </w:p>
         </w:tc>
@@ -610,7 +610,7 @@
         <w:rPr>
           <w:rFonts w:ascii="Calibri" w:hAnsi="Calibri" w:eastAsia="Microsoft YaHei"/>
         </w:rPr>
-        <w:t>本手册对应 dterrain 0.21.0：全幅 GRID 专题已接入异步任务，支持进度、Esc/菜单/关闭安全取消和 z-factor/光照参数；同步接口、专题导出、剖面、土方、GDAL 与约束事务保持兼容。双表面土方、局部 CDT 和 GPU LOD 属于后续阶段。</w:t>
+        <w:t>本手册对应 dterrain 0.22.0：全幅 GRID 专题已支持分块多线程、进度、安全取消以及 z-factor/光照/线程/块高参数；选项结构仍为 80 字节，旧零初始化调用兼容。同步接口、专题导出、剖面、土方、GDAL 与约束事务保持兼容。双表面土方、局部 CDT 和 GPU LOD 属于后续阶段。</w:t>
       </w:r>
     </w:p>
     <w:p>
@@ -641,13 +641,13 @@
           <w:b/>
           <w:color w:val="7A5A00"/>
         </w:rPr>
-        <w:t xml:space="preserve">0.21 功能边界  </w:t>
+        <w:t xml:space="preserve">0.22 功能边界  </w:t>
       </w:r>
       <w:r>
         <w:rPr>
           <w:rFonts w:ascii="Calibri" w:hAnsi="Calibri" w:eastAsia="Microsoft YaHei"/>
         </w:rPr>
-        <w:t>当前程序已提供二维/三维浏览、可取消且可配置参数的全幅坡度/坡向/阴影专题表达和导出、单击坡度/下坡坡向/单位法向分析、任意直线剖面、多边形面积/水平基准面挖填方与 CSV 导出、TIN/GRID/等高线双向转换、DCDT 打开保存、约束编辑和 CDT 影响区显示；启用 GDAL 后可交换 GeoTIFF/COG GRID、专题 GeoTIFF 与 GeoPackage 等高线。生产级双表面土方和 GPU/LOD 尚未接入。</w:t>
+        <w:t>当前程序已提供二维/三维浏览、分块多线程且可取消的全幅坡度/坡向/阴影专题表达和导出，并可配置 z-factor、光照、线程数和块高；单点坡面、剖面、水平基准土方、TIN/GRID/等高线转换、DCDT 与约束编辑继续可用，GDAL 构建可交换 GeoTIFF/COG 和 GeoPackage。生产级双表面土方、流式 GRID 和 GPU/LOD 尚未接入。</w:t>
       </w:r>
     </w:p>
     <w:p>
@@ -1464,7 +1464,7 @@
         <w:rPr>
           <w:rFonts w:ascii="Calibri" w:hAnsi="Calibri" w:eastAsia="Microsoft YaHei"/>
         </w:rPr>
-        <w:t>20.  先用‘分析→设置专题分析参数’检查 z-factor 与光照角，再生成全幅坡度、坡向和阴影地形；观察进度、固定色带和右上图例，并用‘恢复显示高程 GRID’返回高程着色。</w:t>
+        <w:t>20.  先用‘分析→设置专题分析与性能参数’检查 z-factor、光照角、线程数和块高，再生成全幅坡度、坡向和阴影地形；观察进度、固定色带和右上图例，并用‘恢复显示高程 GRID’返回高程着色。</w:t>
       </w:r>
     </w:p>
     <w:p>
@@ -6876,7 +6876,7 @@
         <w:rPr>
           <w:rFonts w:ascii="Calibri" w:hAnsi="Calibri" w:eastAsia="Microsoft YaHei"/>
         </w:rPr>
-        <w:t>2.  需要换算高程单位或改变阴影方向时，选择‘设置专题分析参数…’，依次输入 z-factor、太阳方位角和高度角。</w:t>
+        <w:t>2.  选择‘设置专题分析与性能参数…’，依次输入 z-factor、太阳方位角、高度角、工作线程数和分块行数；一般保留线程 0、块高 0。</w:t>
       </w:r>
     </w:p>
     <w:p>
@@ -7316,7 +7316,7 @@
         <w:rPr>
           <w:rFonts w:ascii="Calibri" w:hAnsi="Calibri" w:eastAsia="Microsoft YaHei"/>
         </w:rPr>
-        <w:t>z-factor 默认 1.0 且必须大于 0；XY 为米、Z 为毫米时填写 0.001。太阳方位角以北为 0°顺时针并归一化到 0～360°，高度角范围 -90～90°，默认 315°/45°。</w:t>
+        <w:t>z-factor 默认 1.0 且必须大于 0；XY 为米、Z 为毫米时填写 0.001。太阳方位角以北为 0°顺时针并归一化到 0～360°，高度角范围 -90～90°。线程 0 自动、1 单线程、最大 64；块高 0 默认 64 行，最大 1048576。小 GRID 会自动少用线程。</w:t>
       </w:r>
     </w:p>
     <w:p>
@@ -7352,13 +7352,13 @@
           <w:b/>
           <w:color w:val="1F4D78"/>
         </w:rPr>
-        <w:t xml:space="preserve">响应与关闭  </w:t>
+        <w:t xml:space="preserve">响应、并行与关闭  </w:t>
       </w:r>
       <w:r>
         <w:rPr>
           <w:rFonts w:ascii="Calibri" w:hAnsi="Calibri" w:eastAsia="Microsoft YaHei"/>
         </w:rPr>
-        <w:t>专题派生在 DLL 工作线程执行，GUI 以 25 ms 周期刷新进度和分派窗口消息。计算期间其他菜单命令被门控；关闭窗口会先请求取消、等待线程退出并释放任务句柄，再完成退出。</w:t>
+        <w:t>专题任务内部按行块多线程计算，不额外复制第二份全幅缓冲；协调线程串行回报进度和检查取消。GUI 以 25 ms 周期刷新并分派窗口消息。计算期间其他菜单命令被门控；关闭窗口会先请求取消、等待全部线程退出并释放任务句柄，再完成退出。</w:t>
       </w:r>
     </w:p>
     <w:p>
@@ -8860,7 +8860,7 @@
         <w:rPr>
           <w:rFonts w:ascii="Calibri" w:hAnsi="Calibri" w:eastAsia="Microsoft YaHei"/>
         </w:rPr>
-        <w:t>草图和移动目标的 Z 优先由 CDT/TIN 表面插值。v0.21 单项约束编辑仍完整重建候选 CDT，批量事务只重建一次；移动/删除顶点还请求完整差异用于影响显示。查询、插入和删除工具栏按钮仍只操作普通 TIN。</w:t>
+        <w:t>草图和移动目标的 Z 优先由 CDT/TIN 表面插值。v0.22 单项约束编辑仍完整重建候选 CDT，批量事务只重建一次；移动/删除顶点还请求完整差异用于影响显示。查询、插入和删除工具栏按钮仍只操作普通 TIN。</w:t>
       </w:r>
     </w:p>
     <w:p>
@@ -10509,7 +10509,7 @@
                 <w:rFonts w:ascii="Calibri" w:hAnsi="Calibri" w:eastAsia="Microsoft YaHei"/>
                 <w:sz w:val="18"/>
               </w:rPr>
-              <w:t>观察状态栏进度；按 Esc 或取消菜单可安全中止。算法仍需源 GRID 与同尺寸输出 GRID 两份 double 数组。</w:t>
+              <w:t>观察状态栏进度；按 Esc 或取消菜单可安全中止。通常使用线程 0、块高 0；CPU 受限时可指定 2～64 线程，过小块高会增加调度开销。算法仍需源 GRID 与同尺寸输出 GRID。</w:t>
             </w:r>
           </w:p>
         </w:tc>
@@ -10564,7 +10564,7 @@
                 <w:rFonts w:ascii="Calibri" w:hAnsi="Calibri" w:eastAsia="Microsoft YaHei"/>
                 <w:sz w:val="18"/>
               </w:rPr>
-              <w:t>使用‘设置专题分析参数’核对光照方位/高度和 z-factor；XY 为米、Z 为毫米时 z-factor 应为 0.001。</w:t>
+              <w:t>使用‘设置专题分析与性能参数’核对光照方位/高度和 z-factor；XY 为米、Z 为毫米时 z-factor 应为 0.001。</w:t>
             </w:r>
           </w:p>
         </w:tc>
@@ -11229,7 +11229,7 @@
         <w:rPr>
           <w:rFonts w:ascii="Calibri" w:hAnsi="Calibri" w:eastAsia="Microsoft YaHei"/>
         </w:rPr>
-        <w:t>设置 z-factor 和光照角，依次生成全幅坡度、坡向和阴影专题图，检查进度与固定图例；再启动一次并按 Esc 验证取消，导出 DGRID/专题 GeoTIFF，最后恢复高程显示。</w:t>
+        <w:t>设置 z-factor、光照角、线程 0 和块高 0，依次生成全幅坡度、坡向和阴影专题图，检查进度与完成状态中的并行配置；再按 Esc 验证取消，导出 DGRID/专题 GeoTIFF，最后恢复高程显示。</w:t>
       </w:r>
     </w:p>
     <w:p>
@@ -11288,7 +11288,7 @@
         <w:rPr>
           <w:rFonts w:ascii="Calibri" w:hAnsi="Calibri" w:eastAsia="Microsoft YaHei"/>
         </w:rPr>
-        <w:t>当前已交付 2D/3D 浏览，可取消、显示进度且可配置 z-factor/光照角的全幅坡度/坡向/阴影专题图，TIN/CDT/GRID 局部坡面分析、剖面、水平基准土方、格式转换、GDAL 交换及约束编辑。后续重点是专题分块并行与流式输出、局部 CDT 更新、现状面—设计面精确土方、误差控制、可配置图层样式、GPU 分块 LOD 与贴地碰撞。</w:t>
+        <w:t>当前已交付 2D/3D 浏览，可取消、显示进度且可配置 z-factor/光照角/线程/块高的分块并行坡度、坡向和阴影专题图，以及 TIN/CDT/GRID 局部坡面、剖面、水平基准土方、格式转换、GDAL 交换及约束编辑。后续重点是 GRID 映射文件与流式瓦片输出、局部 CDT 更新、现状面—设计面精确土方、误差控制、可配置图层样式、GPU 分块 LOD 与贴地碰撞。</w:t>
       </w:r>
     </w:p>
     <w:sectPr>
@@ -11318,7 +11318,7 @@
         <w:color w:val="66727D"/>
         <w:sz w:val="18"/>
       </w:rPr>
-      <w:t xml:space="preserve">版本 0.21.0  |  第 </w:t>
+      <w:t xml:space="preserve">版本 0.22.0  |  第 </w:t>
     </w:r>
     <w:r>
       <w:rPr>

--- a/docs/manuals/dterrain_GUI操作入门教程.docx
+++ b/docs/manuals/dterrain_GUI操作入门教程.docx
@@ -70,7 +70,7 @@
           <w:color w:val="1F4D78"/>
           <w:sz w:val="28"/>
         </w:rPr>
-        <w:t>从 XYZ 散点导入到动态编辑、全幅地形专题图、局部坡面、剖面与土方量测、TIN/GRID/等高线转换、约束 Delaunay、三维漫游与数据保存</w:t>
+        <w:t>从 XYZ 散点导入到动态编辑、现状/设计双表面土方、全幅地形专题图、局部坡面、剖面与多边形量测、TIN/GRID/等高线转换、约束 Delaunay、三维漫游与数据保存</w:t>
       </w:r>
     </w:p>
     <w:p>
@@ -85,7 +85,7 @@
           <w:color w:val="203748"/>
           <w:sz w:val="22"/>
         </w:rPr>
-        <w:t>版本 0.22.0  |  2026-07-17</w:t>
+        <w:t>版本 0.23.0  |  2026-07-18</w:t>
       </w:r>
     </w:p>
     <w:p>
@@ -243,7 +243,7 @@
                 <w:rFonts w:ascii="Calibri" w:hAnsi="Calibri" w:eastAsia="Microsoft YaHei"/>
                 <w:sz w:val="18"/>
               </w:rPr>
-              <w:t>0.22.0</w:t>
+              <w:t>0.23.0</w:t>
             </w:r>
           </w:p>
         </w:tc>
@@ -298,7 +298,7 @@
                 <w:rFonts w:ascii="Calibri" w:hAnsi="Calibri" w:eastAsia="Microsoft YaHei"/>
                 <w:sz w:val="18"/>
               </w:rPr>
-              <w:t>2026-07-17</w:t>
+              <w:t>2026-07-18</w:t>
             </w:r>
           </w:p>
         </w:tc>
@@ -463,7 +463,7 @@
                 <w:rFonts w:ascii="Calibri" w:hAnsi="Calibri" w:eastAsia="Microsoft YaHei"/>
                 <w:sz w:val="18"/>
               </w:rPr>
-              <w:t>便携运行、五分钟上手、控件与菜单、XYZ 导入、TIN/GRID/等高线/CDT 图层、全幅坡度/坡向/阴影专题图、局部坡面、任意剖面、多边形面积/土方、2D/3D 浏览、查询编辑和数据保存。</w:t>
+              <w:t>便携运行、五分钟上手、控件与菜单、XYZ 导入、TIN/GRID/等高线/CDT 图层、现状/设计双 GRID 土方、全幅坡度/坡向/阴影专题图、局部坡面、任意剖面、多边形面积/土方、2D/3D 浏览、查询编辑和数据保存。</w:t>
             </w:r>
           </w:p>
         </w:tc>
@@ -545,7 +545,7 @@
         <w:rPr>
           <w:rFonts w:ascii="Calibri" w:hAnsi="Calibri" w:eastAsia="Microsoft YaHei"/>
         </w:rPr>
-        <w:t>坡度、坡向与法向：重点阅读第 6.5 节。</w:t>
+        <w:t>现状/设计双表面土方：重点阅读第 6.5 节。</w:t>
       </w:r>
     </w:p>
     <w:p>
@@ -556,7 +556,18 @@
         <w:rPr>
           <w:rFonts w:ascii="Calibri" w:hAnsi="Calibri" w:eastAsia="Microsoft YaHei"/>
         </w:rPr>
-        <w:t>全幅地形专题图：重点阅读第 6.6 节。</w:t>
+        <w:t>坡度、坡向与法向：重点阅读第 6.6 节。</w:t>
+      </w:r>
+    </w:p>
+    <w:p>
+      <w:pPr>
+        <w:pStyle w:val="ListBullet"/>
+      </w:pPr>
+      <w:r>
+        <w:rPr>
+          <w:rFonts w:ascii="Calibri" w:hAnsi="Calibri" w:eastAsia="Microsoft YaHei"/>
+        </w:rPr>
+        <w:t>全幅地形专题图：重点阅读第 6.7 节。</w:t>
       </w:r>
     </w:p>
     <w:p>
@@ -610,7 +621,7 @@
         <w:rPr>
           <w:rFonts w:ascii="Calibri" w:hAnsi="Calibri" w:eastAsia="Microsoft YaHei"/>
         </w:rPr>
-        <w:t>本手册对应 dterrain 0.22.0：全幅 GRID 专题已支持分块多线程、进度、安全取消以及 z-factor/光照/线程/块高参数；选项结构仍为 80 字节，旧零初始化调用兼容。同步接口、专题导出、剖面、土方、GDAL 与约束事务保持兼容。双表面土方、局部 CDT 和 GPU LOD 属于后续阶段。</w:t>
+        <w:t>本手册对应 dterrain 0.23.0：新增匹配现状/设计 GRID 的解析挖填方、差值 GRID、分块并行、进度与安全取消；全幅坡度/坡向/阴影、剖面、水平基准面量测、GDAL 与约束事务保持兼容。局部 CDT、流式超大 GRID 和 GPU LOD 属于后续阶段。</w:t>
       </w:r>
     </w:p>
     <w:p>
@@ -626,7 +637,7 @@
         <w:rPr>
           <w:rFonts w:ascii="Calibri" w:hAnsi="Calibri" w:eastAsia="Microsoft YaHei"/>
         </w:rPr>
-        <w:t>dterrain_demo.exe 是一个原生 Win32/GDI 演示程序，用于直观验证 dterrain.dll 的批量建网、范围查询、最近点查询、全幅坡度/坡向/阴影专题图、单点坡度/坡向与法向、任意地形剖面、多边形面积/土方量测、动态插入删除、编辑影响显示、文件交换和三维地形漫游。它不依赖 Qt 等 GUI 框架。</w:t>
+        <w:t>dterrain_demo.exe 是一个原生 Win32/GDI 演示程序，用于直观验证 dterrain.dll 的批量建网、范围查询、最近点查询、现状/设计双 GRID 挖填方、全幅坡度/坡向/阴影专题图、单点坡度/坡向与法向、任意地形剖面、多边形面积/土方量测、动态插入删除、编辑影响显示、文件交换和三维地形漫游。它不依赖 Qt 等 GUI 框架。</w:t>
       </w:r>
     </w:p>
     <w:p>
@@ -641,13 +652,13 @@
           <w:b/>
           <w:color w:val="7A5A00"/>
         </w:rPr>
-        <w:t xml:space="preserve">0.22 功能边界  </w:t>
+        <w:t xml:space="preserve">0.23 功能边界  </w:t>
       </w:r>
       <w:r>
         <w:rPr>
           <w:rFonts w:ascii="Calibri" w:hAnsi="Calibri" w:eastAsia="Microsoft YaHei"/>
         </w:rPr>
-        <w:t>当前程序已提供二维/三维浏览、分块多线程且可取消的全幅坡度/坡向/阴影专题表达和导出，并可配置 z-factor、光照、线程数和块高；单点坡面、剖面、水平基准土方、TIN/GRID/等高线转换、DCDT 与约束编辑继续可用，GDAL 构建可交换 GeoTIFF/COG 和 GeoPackage。生产级双表面土方、流式 GRID 和 GPU/LOD 尚未接入。</w:t>
+        <w:t>当前程序已提供节点匹配现状/设计 GRID 的解析挖填方、异步进度/取消、蓝—白—红差值图和 CSV 导出；二维/三维浏览、全幅地形专题、剖面、水平基准面多边形量测、转换、GDAL 交换和约束编辑继续可用。流式超大 GRID、任意错位表面重采样和 GPU/LOD 尚未接入。</w:t>
       </w:r>
     </w:p>
     <w:p>
@@ -1497,7 +1508,7 @@
         <w:rPr>
           <w:rFonts w:ascii="Calibri" w:hAnsi="Calibri" w:eastAsia="Microsoft YaHei"/>
         </w:rPr>
-        <w:t>23.  单击“插入模式”，在网格中单击；观察红色旧面、黄色边界和绿色新增面/边。</w:t>
+        <w:t>23.  选择‘分析→按高程偏移创建设计 GRID’，输入 2；再执行‘现状/设计 GRID 挖填方’，观察差值图和结果，最后导出土方 CSV。</w:t>
       </w:r>
     </w:p>
     <w:p>
@@ -1508,7 +1519,7 @@
         <w:rPr>
           <w:rFonts w:ascii="Calibri" w:hAnsi="Calibri" w:eastAsia="Microsoft YaHei"/>
         </w:rPr>
-        <w:t>24.  单击“删除模式”，在目标附近单击；程序删除 XY 最近顶点并显示局部变化。</w:t>
+        <w:t>24.  单击“插入模式”，在网格中单击；观察红色旧面、黄色边界和绿色新增面/边。</w:t>
       </w:r>
     </w:p>
     <w:p>
@@ -1519,7 +1530,18 @@
         <w:rPr>
           <w:rFonts w:ascii="Calibri" w:hAnsi="Calibri" w:eastAsia="Microsoft YaHei"/>
         </w:rPr>
-        <w:t>25.  单击“保存网格”，保存为 terrain.dtmesh；然后单击“清空”和“打开网格”验证加载。</w:t>
+        <w:t>25.  单击“删除模式”，在目标附近单击；程序删除 XY 最近顶点并显示局部变化。</w:t>
+      </w:r>
+    </w:p>
+    <w:p>
+      <w:pPr>
+        <w:ind w:left="403" w:hanging="288"/>
+      </w:pPr>
+      <w:r>
+        <w:rPr>
+          <w:rFonts w:ascii="Calibri" w:hAnsi="Calibri" w:eastAsia="Microsoft YaHei"/>
+        </w:rPr>
+        <w:t>26.  单击“保存网格”，保存为 terrain.dtmesh；然后单击“清空”和“打开网格”验证加载。</w:t>
       </w:r>
     </w:p>
     <w:p>
@@ -6225,7 +6247,636 @@
         <w:pStyle w:val="Heading2"/>
       </w:pPr>
       <w:r>
-        <w:t>6.5 坡度、坡向与地形法向</w:t>
+        <w:t>6.5 现状/设计双 GRID 挖填方</w:t>
+      </w:r>
+    </w:p>
+    <w:p>
+      <w:pPr>
+        <w:ind w:left="403" w:hanging="288"/>
+      </w:pPr>
+      <w:r>
+        <w:rPr>
+          <w:rFonts w:ascii="Calibri" w:hAnsi="Calibri" w:eastAsia="Microsoft YaHei"/>
+        </w:rPr>
+        <w:t>1.  准备现状高程 GRID：可打开 DGRID，GDAL 构建也可打开 GeoTIFF；当前高程 GRID 就是现状面。</w:t>
+      </w:r>
+    </w:p>
+    <w:p>
+      <w:pPr>
+        <w:ind w:left="403" w:hanging="288"/>
+      </w:pPr>
+      <w:r>
+        <w:rPr>
+          <w:rFonts w:ascii="Calibri" w:hAnsi="Calibri" w:eastAsia="Microsoft YaHei"/>
+        </w:rPr>
+        <w:t>2.  准备设计面：选择‘分析→打开设计 GRID（DGRID）’或‘打开设计 GRID（GDAL）’。两幅 GRID 必须具有相同行列、六参数仿射和 CRS。</w:t>
+      </w:r>
+    </w:p>
+    <w:p>
+      <w:pPr>
+        <w:ind w:left="403" w:hanging="288"/>
+      </w:pPr>
+      <w:r>
+        <w:rPr>
+          <w:rFonts w:ascii="Calibri" w:hAnsi="Calibri" w:eastAsia="Microsoft YaHei"/>
+        </w:rPr>
+        <w:t>3.  快速演示时可选择‘按高程偏移创建设计 GRID…’，输入设计面相对现状面的统一高程偏移；NoData 会原样保留。</w:t>
+      </w:r>
+    </w:p>
+    <w:p>
+      <w:pPr>
+        <w:ind w:left="403" w:hanging="288"/>
+      </w:pPr>
+      <w:r>
+        <w:rPr>
+          <w:rFonts w:ascii="Calibri" w:hAnsi="Calibri" w:eastAsia="Microsoft YaHei"/>
+        </w:rPr>
+        <w:t>4.  选择‘现状/设计 GRID 挖填方’。计算期间状态栏显示进度；按 Esc 可安全取消，旧结果不会被半成品替换。</w:t>
+      </w:r>
+    </w:p>
+    <w:p>
+      <w:pPr>
+        <w:ind w:left="403" w:hanging="288"/>
+      </w:pPr>
+      <w:r>
+        <w:rPr>
+          <w:rFonts w:ascii="Calibri" w:hAnsi="Calibri" w:eastAsia="Microsoft YaHei"/>
+        </w:rPr>
+        <w:t>5.  完成后查看状态栏中的挖方、填方、净方、覆盖率和耗时。画布自动显示差值 GRID：红色为现状高于设计，蓝色为现状低于设计，白色接近零。</w:t>
+      </w:r>
+    </w:p>
+    <w:p>
+      <w:pPr>
+        <w:ind w:left="403" w:hanging="288"/>
+      </w:pPr>
+      <w:r>
+        <w:rPr>
+          <w:rFonts w:ascii="Calibri" w:hAnsi="Calibri" w:eastAsia="Microsoft YaHei"/>
+        </w:rPr>
+        <w:t>6.  选择‘导出双表面土方 CSV…’保存汇总统计；需要更换设计时重新打开或创建，选择‘清除设计面及土方结果’可释放设计与差值图层。</w:t>
+      </w:r>
+    </w:p>
+    <w:tbl>
+      <w:tblPr>
+        <w:tblStyle w:val="TableGrid"/>
+        <w:tblW w:type="dxa" w:w="9360"/>
+        <w:jc w:val="left"/>
+        <w:tblLayout w:type="fixed"/>
+        <w:tblLook w:firstColumn="1" w:firstRow="1" w:lastColumn="0" w:lastRow="0" w:noHBand="0" w:noVBand="1" w:val="04A0"/>
+        <w:tblInd w:w="120" w:type="dxa"/>
+      </w:tblPr>
+      <w:tblGrid>
+        <w:gridCol w:w="2200"/>
+        <w:gridCol w:w="3580"/>
+        <w:gridCol w:w="3580"/>
+      </w:tblGrid>
+      <w:tr>
+        <w:trPr>
+          <w:cantSplit/>
+          <w:tblHeader w:val="true"/>
+        </w:trPr>
+        <w:tc>
+          <w:tcPr>
+            <w:tcW w:type="dxa" w:w="2200"/>
+            <w:shd w:fill="E8EEF5"/>
+            <w:tcMar>
+              <w:top w:w="80" w:type="dxa"/>
+              <w:start w:w="120" w:type="dxa"/>
+              <w:bottom w:w="80" w:type="dxa"/>
+              <w:end w:w="120" w:type="dxa"/>
+            </w:tcMar>
+            <w:vAlign w:val="center"/>
+          </w:tcPr>
+          <w:p>
+            <w:pPr>
+              <w:keepNext/>
+              <w:spacing w:before="0" w:after="0"/>
+              <w:jc w:val="center"/>
+            </w:pPr>
+            <w:r>
+              <w:rPr>
+                <w:rFonts w:ascii="Calibri" w:hAnsi="Calibri" w:eastAsia="Microsoft YaHei"/>
+                <w:b/>
+                <w:color w:val="203748"/>
+                <w:sz w:val="19"/>
+              </w:rPr>
+              <w:t>项目</w:t>
+            </w:r>
+          </w:p>
+        </w:tc>
+        <w:tc>
+          <w:tcPr>
+            <w:tcW w:type="dxa" w:w="3580"/>
+            <w:shd w:fill="E8EEF5"/>
+            <w:tcMar>
+              <w:top w:w="80" w:type="dxa"/>
+              <w:start w:w="120" w:type="dxa"/>
+              <w:bottom w:w="80" w:type="dxa"/>
+              <w:end w:w="120" w:type="dxa"/>
+            </w:tcMar>
+            <w:vAlign w:val="center"/>
+          </w:tcPr>
+          <w:p>
+            <w:pPr>
+              <w:keepNext/>
+              <w:spacing w:before="0" w:after="0"/>
+              <w:jc w:val="center"/>
+            </w:pPr>
+            <w:r>
+              <w:rPr>
+                <w:rFonts w:ascii="Calibri" w:hAnsi="Calibri" w:eastAsia="Microsoft YaHei"/>
+                <w:b/>
+                <w:color w:val="203748"/>
+                <w:sz w:val="19"/>
+              </w:rPr>
+              <w:t>双 GRID 土方</w:t>
+            </w:r>
+          </w:p>
+        </w:tc>
+        <w:tc>
+          <w:tcPr>
+            <w:tcW w:type="dxa" w:w="3580"/>
+            <w:shd w:fill="E8EEF5"/>
+            <w:tcMar>
+              <w:top w:w="80" w:type="dxa"/>
+              <w:start w:w="120" w:type="dxa"/>
+              <w:bottom w:w="80" w:type="dxa"/>
+              <w:end w:w="120" w:type="dxa"/>
+            </w:tcMar>
+            <w:vAlign w:val="center"/>
+          </w:tcPr>
+          <w:p>
+            <w:pPr>
+              <w:keepNext/>
+              <w:spacing w:before="0" w:after="0"/>
+              <w:jc w:val="center"/>
+            </w:pPr>
+            <w:r>
+              <w:rPr>
+                <w:rFonts w:ascii="Calibri" w:hAnsi="Calibri" w:eastAsia="Microsoft YaHei"/>
+                <w:b/>
+                <w:color w:val="203748"/>
+                <w:sz w:val="19"/>
+              </w:rPr>
+              <w:t>多边形水平基准量测</w:t>
+            </w:r>
+          </w:p>
+        </w:tc>
+      </w:tr>
+      <w:tr>
+        <w:trPr>
+          <w:cantSplit/>
+        </w:trPr>
+        <w:tc>
+          <w:tcPr>
+            <w:tcW w:type="dxa" w:w="2200"/>
+            <w:tcMar>
+              <w:top w:w="80" w:type="dxa"/>
+              <w:start w:w="120" w:type="dxa"/>
+              <w:bottom w:w="80" w:type="dxa"/>
+              <w:end w:w="120" w:type="dxa"/>
+            </w:tcMar>
+            <w:vAlign w:val="center"/>
+          </w:tcPr>
+          <w:p>
+            <w:pPr>
+              <w:spacing w:before="0" w:after="0" w:line="276" w:lineRule="auto"/>
+              <w:jc w:val="center"/>
+            </w:pPr>
+            <w:r>
+              <w:rPr>
+                <w:rFonts w:ascii="Calibri" w:hAnsi="Calibri" w:eastAsia="Microsoft YaHei"/>
+                <w:sz w:val="18"/>
+              </w:rPr>
+              <w:t>比较对象</w:t>
+            </w:r>
+          </w:p>
+        </w:tc>
+        <w:tc>
+          <w:tcPr>
+            <w:tcW w:type="dxa" w:w="3580"/>
+            <w:tcMar>
+              <w:top w:w="80" w:type="dxa"/>
+              <w:start w:w="120" w:type="dxa"/>
+              <w:bottom w:w="80" w:type="dxa"/>
+              <w:end w:w="120" w:type="dxa"/>
+            </w:tcMar>
+            <w:vAlign w:val="center"/>
+          </w:tcPr>
+          <w:p>
+            <w:pPr>
+              <w:spacing w:before="0" w:after="0" w:line="276" w:lineRule="auto"/>
+              <w:jc w:val="left"/>
+            </w:pPr>
+            <w:r>
+              <w:rPr>
+                <w:rFonts w:ascii="Calibri" w:hAnsi="Calibri" w:eastAsia="Microsoft YaHei"/>
+                <w:sz w:val="18"/>
+              </w:rPr>
+              <w:t>现状 GRID 与设计 GRID</w:t>
+            </w:r>
+          </w:p>
+        </w:tc>
+        <w:tc>
+          <w:tcPr>
+            <w:tcW w:type="dxa" w:w="3580"/>
+            <w:tcMar>
+              <w:top w:w="80" w:type="dxa"/>
+              <w:start w:w="120" w:type="dxa"/>
+              <w:bottom w:w="80" w:type="dxa"/>
+              <w:end w:w="120" w:type="dxa"/>
+            </w:tcMar>
+            <w:vAlign w:val="center"/>
+          </w:tcPr>
+          <w:p>
+            <w:pPr>
+              <w:spacing w:before="0" w:after="0" w:line="276" w:lineRule="auto"/>
+              <w:jc w:val="left"/>
+            </w:pPr>
+            <w:r>
+              <w:rPr>
+                <w:rFonts w:ascii="Calibri" w:hAnsi="Calibri" w:eastAsia="Microsoft YaHei"/>
+                <w:sz w:val="18"/>
+              </w:rPr>
+              <w:t>一个 CDT/TIN/GRID 与常高水平面</w:t>
+            </w:r>
+          </w:p>
+        </w:tc>
+      </w:tr>
+      <w:tr>
+        <w:trPr>
+          <w:cantSplit/>
+        </w:trPr>
+        <w:tc>
+          <w:tcPr>
+            <w:tcW w:type="dxa" w:w="2200"/>
+            <w:tcMar>
+              <w:top w:w="80" w:type="dxa"/>
+              <w:start w:w="120" w:type="dxa"/>
+              <w:bottom w:w="80" w:type="dxa"/>
+              <w:end w:w="120" w:type="dxa"/>
+            </w:tcMar>
+            <w:vAlign w:val="center"/>
+          </w:tcPr>
+          <w:p>
+            <w:pPr>
+              <w:spacing w:before="0" w:after="0" w:line="276" w:lineRule="auto"/>
+              <w:jc w:val="center"/>
+            </w:pPr>
+            <w:r>
+              <w:rPr>
+                <w:rFonts w:ascii="Calibri" w:hAnsi="Calibri" w:eastAsia="Microsoft YaHei"/>
+                <w:sz w:val="18"/>
+              </w:rPr>
+              <w:t>积分</w:t>
+            </w:r>
+          </w:p>
+        </w:tc>
+        <w:tc>
+          <w:tcPr>
+            <w:tcW w:type="dxa" w:w="3580"/>
+            <w:tcMar>
+              <w:top w:w="80" w:type="dxa"/>
+              <w:start w:w="120" w:type="dxa"/>
+              <w:bottom w:w="80" w:type="dxa"/>
+              <w:end w:w="120" w:type="dxa"/>
+            </w:tcMar>
+            <w:vAlign w:val="center"/>
+          </w:tcPr>
+          <w:p>
+            <w:pPr>
+              <w:spacing w:before="0" w:after="0" w:line="276" w:lineRule="auto"/>
+              <w:jc w:val="left"/>
+            </w:pPr>
+            <w:r>
+              <w:rPr>
+                <w:rFonts w:ascii="Calibri" w:hAnsi="Calibri" w:eastAsia="Microsoft YaHei"/>
+                <w:sz w:val="18"/>
+              </w:rPr>
+              <w:t>每单元两个线性三角面的解析积分</w:t>
+            </w:r>
+          </w:p>
+        </w:tc>
+        <w:tc>
+          <w:tcPr>
+            <w:tcW w:type="dxa" w:w="3580"/>
+            <w:tcMar>
+              <w:top w:w="80" w:type="dxa"/>
+              <w:start w:w="120" w:type="dxa"/>
+              <w:bottom w:w="80" w:type="dxa"/>
+              <w:end w:w="120" w:type="dxa"/>
+            </w:tcMar>
+            <w:vAlign w:val="center"/>
+          </w:tcPr>
+          <w:p>
+            <w:pPr>
+              <w:spacing w:before="0" w:after="0" w:line="276" w:lineRule="auto"/>
+              <w:jc w:val="left"/>
+            </w:pPr>
+            <w:r>
+              <w:rPr>
+                <w:rFonts w:ascii="Calibri" w:hAnsi="Calibri" w:eastAsia="Microsoft YaHei"/>
+                <w:sz w:val="18"/>
+              </w:rPr>
+              <w:t>固定预算微三角形数值积分</w:t>
+            </w:r>
+          </w:p>
+        </w:tc>
+      </w:tr>
+      <w:tr>
+        <w:trPr>
+          <w:cantSplit/>
+        </w:trPr>
+        <w:tc>
+          <w:tcPr>
+            <w:tcW w:type="dxa" w:w="2200"/>
+            <w:tcMar>
+              <w:top w:w="80" w:type="dxa"/>
+              <w:start w:w="120" w:type="dxa"/>
+              <w:bottom w:w="80" w:type="dxa"/>
+              <w:end w:w="120" w:type="dxa"/>
+            </w:tcMar>
+            <w:vAlign w:val="center"/>
+          </w:tcPr>
+          <w:p>
+            <w:pPr>
+              <w:spacing w:before="0" w:after="0" w:line="276" w:lineRule="auto"/>
+              <w:jc w:val="center"/>
+            </w:pPr>
+            <w:r>
+              <w:rPr>
+                <w:rFonts w:ascii="Calibri" w:hAnsi="Calibri" w:eastAsia="Microsoft YaHei"/>
+                <w:sz w:val="18"/>
+              </w:rPr>
+              <w:t>范围</w:t>
+            </w:r>
+          </w:p>
+        </w:tc>
+        <w:tc>
+          <w:tcPr>
+            <w:tcW w:type="dxa" w:w="3580"/>
+            <w:tcMar>
+              <w:top w:w="80" w:type="dxa"/>
+              <w:start w:w="120" w:type="dxa"/>
+              <w:bottom w:w="80" w:type="dxa"/>
+              <w:end w:w="120" w:type="dxa"/>
+            </w:tcMar>
+            <w:vAlign w:val="center"/>
+          </w:tcPr>
+          <w:p>
+            <w:pPr>
+              <w:spacing w:before="0" w:after="0" w:line="276" w:lineRule="auto"/>
+              <w:jc w:val="left"/>
+            </w:pPr>
+            <w:r>
+              <w:rPr>
+                <w:rFonts w:ascii="Calibri" w:hAnsi="Calibri" w:eastAsia="Microsoft YaHei"/>
+                <w:sz w:val="18"/>
+              </w:rPr>
+              <w:t>两幅 GRID 的共同有效全幅</w:t>
+            </w:r>
+          </w:p>
+        </w:tc>
+        <w:tc>
+          <w:tcPr>
+            <w:tcW w:type="dxa" w:w="3580"/>
+            <w:tcMar>
+              <w:top w:w="80" w:type="dxa"/>
+              <w:start w:w="120" w:type="dxa"/>
+              <w:bottom w:w="80" w:type="dxa"/>
+              <w:end w:w="120" w:type="dxa"/>
+            </w:tcMar>
+            <w:vAlign w:val="center"/>
+          </w:tcPr>
+          <w:p>
+            <w:pPr>
+              <w:spacing w:before="0" w:after="0" w:line="276" w:lineRule="auto"/>
+              <w:jc w:val="left"/>
+            </w:pPr>
+            <w:r>
+              <w:rPr>
+                <w:rFonts w:ascii="Calibri" w:hAnsi="Calibri" w:eastAsia="Microsoft YaHei"/>
+                <w:sz w:val="18"/>
+              </w:rPr>
+              <w:t>用户圈定简单多边形</w:t>
+            </w:r>
+          </w:p>
+        </w:tc>
+      </w:tr>
+      <w:tr>
+        <w:trPr>
+          <w:cantSplit/>
+        </w:trPr>
+        <w:tc>
+          <w:tcPr>
+            <w:tcW w:type="dxa" w:w="2200"/>
+            <w:tcMar>
+              <w:top w:w="80" w:type="dxa"/>
+              <w:start w:w="120" w:type="dxa"/>
+              <w:bottom w:w="80" w:type="dxa"/>
+              <w:end w:w="120" w:type="dxa"/>
+            </w:tcMar>
+            <w:vAlign w:val="center"/>
+          </w:tcPr>
+          <w:p>
+            <w:pPr>
+              <w:spacing w:before="0" w:after="0" w:line="276" w:lineRule="auto"/>
+              <w:jc w:val="center"/>
+            </w:pPr>
+            <w:r>
+              <w:rPr>
+                <w:rFonts w:ascii="Calibri" w:hAnsi="Calibri" w:eastAsia="Microsoft YaHei"/>
+                <w:sz w:val="18"/>
+              </w:rPr>
+              <w:t>NoData</w:t>
+            </w:r>
+          </w:p>
+        </w:tc>
+        <w:tc>
+          <w:tcPr>
+            <w:tcW w:type="dxa" w:w="3580"/>
+            <w:tcMar>
+              <w:top w:w="80" w:type="dxa"/>
+              <w:start w:w="120" w:type="dxa"/>
+              <w:bottom w:w="80" w:type="dxa"/>
+              <w:end w:w="120" w:type="dxa"/>
+            </w:tcMar>
+            <w:vAlign w:val="center"/>
+          </w:tcPr>
+          <w:p>
+            <w:pPr>
+              <w:spacing w:before="0" w:after="0" w:line="276" w:lineRule="auto"/>
+              <w:jc w:val="left"/>
+            </w:pPr>
+            <w:r>
+              <w:rPr>
+                <w:rFonts w:ascii="Calibri" w:hAnsi="Calibri" w:eastAsia="Microsoft YaHei"/>
+                <w:sz w:val="18"/>
+              </w:rPr>
+              <w:t>默认整单元跳过，可由 API 开启半单元</w:t>
+            </w:r>
+          </w:p>
+        </w:tc>
+        <w:tc>
+          <w:tcPr>
+            <w:tcW w:type="dxa" w:w="3580"/>
+            <w:tcMar>
+              <w:top w:w="80" w:type="dxa"/>
+              <w:start w:w="120" w:type="dxa"/>
+              <w:bottom w:w="80" w:type="dxa"/>
+              <w:end w:w="120" w:type="dxa"/>
+            </w:tcMar>
+            <w:vAlign w:val="center"/>
+          </w:tcPr>
+          <w:p>
+            <w:pPr>
+              <w:spacing w:before="0" w:after="0" w:line="276" w:lineRule="auto"/>
+              <w:jc w:val="left"/>
+            </w:pPr>
+            <w:r>
+              <w:rPr>
+                <w:rFonts w:ascii="Calibri" w:hAnsi="Calibri" w:eastAsia="Microsoft YaHei"/>
+                <w:sz w:val="18"/>
+              </w:rPr>
+              <w:t>按微三角形中心判定有效性</w:t>
+            </w:r>
+          </w:p>
+        </w:tc>
+      </w:tr>
+      <w:tr>
+        <w:trPr>
+          <w:cantSplit/>
+        </w:trPr>
+        <w:tc>
+          <w:tcPr>
+            <w:tcW w:type="dxa" w:w="2200"/>
+            <w:tcMar>
+              <w:top w:w="80" w:type="dxa"/>
+              <w:start w:w="120" w:type="dxa"/>
+              <w:bottom w:w="80" w:type="dxa"/>
+              <w:end w:w="120" w:type="dxa"/>
+            </w:tcMar>
+            <w:vAlign w:val="center"/>
+          </w:tcPr>
+          <w:p>
+            <w:pPr>
+              <w:spacing w:before="0" w:after="0" w:line="276" w:lineRule="auto"/>
+              <w:jc w:val="center"/>
+            </w:pPr>
+            <w:r>
+              <w:rPr>
+                <w:rFonts w:ascii="Calibri" w:hAnsi="Calibri" w:eastAsia="Microsoft YaHei"/>
+                <w:sz w:val="18"/>
+              </w:rPr>
+              <w:t>输出</w:t>
+            </w:r>
+          </w:p>
+        </w:tc>
+        <w:tc>
+          <w:tcPr>
+            <w:tcW w:type="dxa" w:w="3580"/>
+            <w:tcMar>
+              <w:top w:w="80" w:type="dxa"/>
+              <w:start w:w="120" w:type="dxa"/>
+              <w:bottom w:w="80" w:type="dxa"/>
+              <w:end w:w="120" w:type="dxa"/>
+            </w:tcMar>
+            <w:vAlign w:val="center"/>
+          </w:tcPr>
+          <w:p>
+            <w:pPr>
+              <w:spacing w:before="0" w:after="0" w:line="276" w:lineRule="auto"/>
+              <w:jc w:val="left"/>
+            </w:pPr>
+            <w:r>
+              <w:rPr>
+                <w:rFonts w:ascii="Calibri" w:hAnsi="Calibri" w:eastAsia="Microsoft YaHei"/>
+                <w:sz w:val="18"/>
+              </w:rPr>
+              <w:t>体积、面积、覆盖率、差值统计和差值 GRID</w:t>
+            </w:r>
+          </w:p>
+        </w:tc>
+        <w:tc>
+          <w:tcPr>
+            <w:tcW w:type="dxa" w:w="3580"/>
+            <w:tcMar>
+              <w:top w:w="80" w:type="dxa"/>
+              <w:start w:w="120" w:type="dxa"/>
+              <w:bottom w:w="80" w:type="dxa"/>
+              <w:end w:w="120" w:type="dxa"/>
+            </w:tcMar>
+            <w:vAlign w:val="center"/>
+          </w:tcPr>
+          <w:p>
+            <w:pPr>
+              <w:spacing w:before="0" w:after="0" w:line="276" w:lineRule="auto"/>
+              <w:jc w:val="left"/>
+            </w:pPr>
+            <w:r>
+              <w:rPr>
+                <w:rFonts w:ascii="Calibri" w:hAnsi="Calibri" w:eastAsia="Microsoft YaHei"/>
+                <w:sz w:val="18"/>
+              </w:rPr>
+              <w:t>体积、面积、覆盖率和边界 CSV</w:t>
+            </w:r>
+          </w:p>
+        </w:tc>
+      </w:tr>
+    </w:tbl>
+    <w:p>
+      <w:pPr>
+        <w:spacing w:before="0" w:after="40"/>
+      </w:pPr>
+    </w:p>
+    <w:p>
+      <w:pPr>
+        <w:spacing w:before="100" w:after="160" w:line="288" w:lineRule="auto"/>
+        <w:ind w:left="230" w:right="230"/>
+        <w:shd w:fill="E8EEF5"/>
+      </w:pPr>
+      <w:r>
+        <w:rPr>
+          <w:rFonts w:ascii="Calibri" w:hAnsi="Calibri" w:eastAsia="Microsoft YaHei"/>
+          <w:b/>
+          <w:color w:val="1F4D78"/>
+        </w:rPr>
+        <w:t xml:space="preserve">符号约定  </w:t>
+      </w:r>
+      <w:r>
+        <w:rPr>
+          <w:rFonts w:ascii="Calibri" w:hAnsi="Calibri" w:eastAsia="Microsoft YaHei"/>
+        </w:rPr>
+        <w:t>差值 = 现状高程 − 设计高程。正值/红色计挖方，负值/蓝色的绝对体积计填方；净方 = 挖方 − 填方。若设计面统一比现状高 2 个高程单位，结果应主要为填方。</w:t>
+      </w:r>
+    </w:p>
+    <w:p>
+      <w:pPr>
+        <w:spacing w:before="100" w:after="160" w:line="288" w:lineRule="auto"/>
+        <w:ind w:left="230" w:right="230"/>
+        <w:shd w:fill="FFF7E0"/>
+      </w:pPr>
+      <w:r>
+        <w:rPr>
+          <w:rFonts w:ascii="Calibri" w:hAnsi="Calibri" w:eastAsia="Microsoft YaHei"/>
+          <w:b/>
+          <w:color w:val="7A5A00"/>
+        </w:rPr>
+        <w:t xml:space="preserve">坐标与精度  </w:t>
+      </w:r>
+      <w:r>
+        <w:rPr>
+          <w:rFonts w:ascii="Calibri" w:hAnsi="Calibri" w:eastAsia="Microsoft YaHei"/>
+        </w:rPr>
+        <w:t>两幅 GRID 必须节点对齐，程序不会隐式重投影或重采样。计算采用仿射行列式得到世界 XY 面积，并解析处理三角形内部的零高差线。结果适合复核算法和方案比较；用于工程结算前仍应验证 CRS、单位、NoData、设计版本和行业规范。</w:t>
+      </w:r>
+    </w:p>
+    <w:p>
+      <w:pPr>
+        <w:pStyle w:val="Heading2"/>
+      </w:pPr>
+      <w:r>
+        <w:t>6.6 坡度、坡向与地形法向</w:t>
       </w:r>
     </w:p>
     <w:p>
@@ -6854,7 +7505,7 @@
         <w:pStyle w:val="Heading2"/>
       </w:pPr>
       <w:r>
-        <w:t>6.6 全幅坡度、坡向与阴影专题图</w:t>
+        <w:t>6.7 全幅坡度、坡向与阴影专题图</w:t>
       </w:r>
     </w:p>
     <w:p>
@@ -8860,7 +9511,7 @@
         <w:rPr>
           <w:rFonts w:ascii="Calibri" w:hAnsi="Calibri" w:eastAsia="Microsoft YaHei"/>
         </w:rPr>
-        <w:t>草图和移动目标的 Z 优先由 CDT/TIN 表面插值。v0.22 单项约束编辑仍完整重建候选 CDT，批量事务只重建一次；移动/删除顶点还请求完整差异用于影响显示。查询、插入和删除工具栏按钮仍只操作普通 TIN。</w:t>
+        <w:t>草图和移动目标的 Z 优先由 CDT/TIN 表面插值。v0.23 单项约束编辑仍完整重建候选 CDT，批量事务只重建一次；移动/删除顶点还请求完整差异用于影响显示。查询、插入和删除工具栏按钮仍只操作普通 TIN。</w:t>
       </w:r>
     </w:p>
     <w:p>
@@ -11218,6 +11869,17 @@
         <w:rPr>
           <w:rFonts w:ascii="Calibri" w:hAnsi="Calibri" w:eastAsia="Microsoft YaHei"/>
         </w:rPr>
+        <w:t>打开或按高程偏移创建设计 GRID，运行双表面挖填方；核对红挖蓝填、覆盖率和 CSV，再按 Esc 验证取消。</w:t>
+      </w:r>
+    </w:p>
+    <w:p>
+      <w:pPr>
+        <w:pStyle w:val="ListBullet"/>
+      </w:pPr>
+      <w:r>
+        <w:rPr>
+          <w:rFonts w:ascii="Calibri" w:hAnsi="Calibri" w:eastAsia="Microsoft YaHei"/>
+        </w:rPr>
         <w:t>分别在 TIN/CDT 和 GRID 坡面执行单点坡度/坡向分析，核对支撑单元、下坡箭头、八方位与法向；按 Esc 清除。</w:t>
       </w:r>
     </w:p>
@@ -11272,7 +11934,7 @@
         <w:rPr>
           <w:rFonts w:ascii="Calibri" w:hAnsi="Calibri" w:eastAsia="Microsoft YaHei"/>
         </w:rPr>
-        <w:t>导入示例 XYZ → TIN→GRID→等高线 → 全幅坡度/坡向/阴影专题图与导出 → 单击坡度/坡向与法向 → 任意 A—B 剖面与 CSV → 多边形面积/土方量测、改基准面与 CSV → GeoTIFF/COG 与 GeoPackage 往返 → 等高线反向生成 TIN/GRID → 从 TIN 创建 CDT → 批量添加断裂线 → 绘制/移动/安全删除顶点 → CDT→GRID/等高线 → T/G/C/D 显隐 → 3D 漫游。</w:t>
+        <w:t>导入示例 XYZ → TIN→GRID→等高线 → 打开/偏移创建设计 GRID → 双表面挖填方、差值图与 CSV → 全幅坡度/坡向/阴影专题图与导出 → 单击坡度/坡向与法向 → 任意 A—B 剖面与 CSV → 多边形水平基准土方与 CSV → GeoTIFF/COG 与 GeoPackage 往返 → 等高线反向生成 TIN/GRID → 从 TIN 创建 CDT → 批量添加断裂线 → 绘制/移动/安全删除顶点 → CDT→GRID/等高线 → T/G/C/D 显隐 → 3D 漫游。</w:t>
       </w:r>
     </w:p>
     <w:p>
@@ -11288,7 +11950,7 @@
         <w:rPr>
           <w:rFonts w:ascii="Calibri" w:hAnsi="Calibri" w:eastAsia="Microsoft YaHei"/>
         </w:rPr>
-        <w:t>当前已交付 2D/3D 浏览，可取消、显示进度且可配置 z-factor/光照角/线程/块高的分块并行坡度、坡向和阴影专题图，以及 TIN/CDT/GRID 局部坡面、剖面、水平基准土方、格式转换、GDAL 交换及约束编辑。后续重点是 GRID 映射文件与流式瓦片输出、局部 CDT 更新、现状面—设计面精确土方、误差控制、可配置图层样式、GPU 分块 LOD 与贴地碰撞。</w:t>
+        <w:t>当前已交付 2D/3D 浏览、匹配现状/设计 GRID 的解析挖填方与差值图、可取消并行地形专题，以及 TIN/CDT/GRID 局部坡面、剖面、水平基准土方、格式转换、GDAL 交换及约束编辑。后续重点是 GRID 映射文件与流式瓦片输出、局部 CDT 更新、错位或异 CRS 表面的显式重采样、区域掩膜、误差控制、可配置图层样式、GPU 分块 LOD 与贴地碰撞。</w:t>
       </w:r>
     </w:p>
     <w:sectPr>
@@ -11318,7 +11980,7 @@
         <w:color w:val="66727D"/>
         <w:sz w:val="18"/>
       </w:rPr>
-      <w:t xml:space="preserve">版本 0.22.0  |  第 </w:t>
+      <w:t xml:space="preserve">版本 0.23.0  |  第 </w:t>
     </w:r>
     <w:r>
       <w:rPr>

--- a/docs/manuals/dterrain_GUI操作入门教程.docx
+++ b/docs/manuals/dterrain_GUI操作入门教程.docx
@@ -70,7 +70,7 @@
           <w:color w:val="1F4D78"/>
           <w:sz w:val="28"/>
         </w:rPr>
-        <w:t>从 XYZ 散点导入到动态编辑、现状/设计双表面土方、全幅地形专题图、局部坡面、剖面与多边形量测、TIN/GRID/等高线转换、约束 Delaunay、三维漫游与数据保存</w:t>
+        <w:t>从 XYZ 散点导入到动态编辑、错位设计 GRID 显式对齐、现状/设计双表面土方、全幅地形专题图、局部坡面、剖面与多边形量测、TIN/GRID/等高线转换、约束 Delaunay、三维漫游与数据保存</w:t>
       </w:r>
     </w:p>
     <w:p>
@@ -85,7 +85,7 @@
           <w:color w:val="203748"/>
           <w:sz w:val="22"/>
         </w:rPr>
-        <w:t>版本 0.23.0  |  2026-07-18</w:t>
+        <w:t>版本 0.24.0  |  2026-07-18</w:t>
       </w:r>
     </w:p>
     <w:p>
@@ -243,7 +243,7 @@
                 <w:rFonts w:ascii="Calibri" w:hAnsi="Calibri" w:eastAsia="Microsoft YaHei"/>
                 <w:sz w:val="18"/>
               </w:rPr>
-              <w:t>0.23.0</w:t>
+              <w:t>0.24.0</w:t>
             </w:r>
           </w:p>
         </w:tc>
@@ -463,7 +463,7 @@
                 <w:rFonts w:ascii="Calibri" w:hAnsi="Calibri" w:eastAsia="Microsoft YaHei"/>
                 <w:sz w:val="18"/>
               </w:rPr>
-              <w:t>便携运行、五分钟上手、控件与菜单、XYZ 导入、TIN/GRID/等高线/CDT 图层、现状/设计双 GRID 土方、全幅坡度/坡向/阴影专题图、局部坡面、任意剖面、多边形面积/土方、2D/3D 浏览、查询编辑和数据保存。</w:t>
+              <w:t>便携运行、五分钟上手、控件与菜单、XYZ 导入、TIN/GRID/等高线/CDT 图层、错位 GRID 最近邻/双线性对齐、现状/设计双 GRID 土方、全幅坡度/坡向/阴影专题图、局部坡面、任意剖面、多边形面积/土方、2D/3D 浏览、查询编辑和数据保存。</w:t>
             </w:r>
           </w:p>
         </w:tc>
@@ -546,6 +546,17 @@
           <w:rFonts w:ascii="Calibri" w:hAnsi="Calibri" w:eastAsia="Microsoft YaHei"/>
         </w:rPr>
         <w:t>现状/设计双表面土方：重点阅读第 6.5 节。</w:t>
+      </w:r>
+    </w:p>
+    <w:p>
+      <w:pPr>
+        <w:pStyle w:val="ListBullet"/>
+      </w:pPr>
+      <w:r>
+        <w:rPr>
+          <w:rFonts w:ascii="Calibri" w:hAnsi="Calibri" w:eastAsia="Microsoft YaHei"/>
+        </w:rPr>
+        <w:t>错位设计 GRID 对齐：重点阅读第 6.5 节。</w:t>
       </w:r>
     </w:p>
     <w:p>
@@ -621,7 +632,7 @@
         <w:rPr>
           <w:rFonts w:ascii="Calibri" w:hAnsi="Calibri" w:eastAsia="Microsoft YaHei"/>
         </w:rPr>
-        <w:t>本手册对应 dterrain 0.23.0：新增匹配现状/设计 GRID 的解析挖填方、差值 GRID、分块并行、进度与安全取消；全幅坡度/坡向/阴影、剖面、水平基准面量测、GDAL 与约束事务保持兼容。局部 CDT、流式超大 GRID 和 GPU LOD 属于后续阶段。</w:t>
+        <w:t>本手册对应 dterrain 0.24.0：新增同 CRS GRID 的最近邻/双线性显式重采样，可把错位设计面严格对齐到现状 GRID 后再作解析挖填方；全幅地形专题、剖面、GDAL 与约束事务保持兼容。坐标重投影、流式超大 GRID、局部 CDT 和 GPU LOD 属于后续阶段。</w:t>
       </w:r>
     </w:p>
     <w:p>
@@ -637,7 +648,7 @@
         <w:rPr>
           <w:rFonts w:ascii="Calibri" w:hAnsi="Calibri" w:eastAsia="Microsoft YaHei"/>
         </w:rPr>
-        <w:t>dterrain_demo.exe 是一个原生 Win32/GDI 演示程序，用于直观验证 dterrain.dll 的批量建网、范围查询、最近点查询、现状/设计双 GRID 挖填方、全幅坡度/坡向/阴影专题图、单点坡度/坡向与法向、任意地形剖面、多边形面积/土方量测、动态插入删除、编辑影响显示、文件交换和三维地形漫游。它不依赖 Qt 等 GUI 框架。</w:t>
+        <w:t>dterrain_demo.exe 是一个原生 Win32/GDI 演示程序，用于直观验证 dterrain.dll 的批量建网、范围查询、最近点查询、错位设计 GRID 显式对齐、现状/设计双 GRID 挖填方、全幅坡度/坡向/阴影专题图、单点坡度/坡向与法向、任意地形剖面、多边形面积/土方量测、动态插入删除、编辑影响显示、文件交换和三维地形漫游。它不依赖 Qt 等 GUI 框架。</w:t>
       </w:r>
     </w:p>
     <w:p>
@@ -652,13 +663,13 @@
           <w:b/>
           <w:color w:val="7A5A00"/>
         </w:rPr>
-        <w:t xml:space="preserve">0.23 功能边界  </w:t>
+        <w:t xml:space="preserve">0.24 功能边界  </w:t>
       </w:r>
       <w:r>
         <w:rPr>
           <w:rFonts w:ascii="Calibri" w:hAnsi="Calibri" w:eastAsia="Microsoft YaHei"/>
         </w:rPr>
-        <w:t>当前程序已提供节点匹配现状/设计 GRID 的解析挖填方、异步进度/取消、蓝—白—红差值图和 CSV 导出；二维/三维浏览、全幅地形专题、剖面、水平基准面多边形量测、转换、GDAL 交换和约束编辑继续可用。流式超大 GRID、任意错位表面重采样和 GPU/LOD 尚未接入。</w:t>
+        <w:t>当前程序已提供同 CRS 错位设计 GRID 的最近邻/双线性异步对齐，并可继续作解析挖填方、显示蓝—白—红差值图和导出 CSV；二维/三维浏览、全幅地形专题、剖面、转换、GDAL 交换和约束编辑继续可用。程序不会隐式重投影；流式超大 GRID 和 GPU/LOD 尚未接入。</w:t>
       </w:r>
     </w:p>
     <w:p>
@@ -1508,7 +1519,7 @@
         <w:rPr>
           <w:rFonts w:ascii="Calibri" w:hAnsi="Calibri" w:eastAsia="Microsoft YaHei"/>
         </w:rPr>
-        <w:t>23.  选择‘分析→按高程偏移创建设计 GRID’，输入 2；再执行‘现状/设计 GRID 挖填方’，观察差值图和结果，最后导出土方 CSV。</w:t>
+        <w:t>23.  选择‘分析→按高程偏移创建设计 GRID’，输入 2；可直接执行‘计算现状面—设计面挖填方’，观察差值图和结果，最后导出土方 CSV。若另行打开同 CRS 但错位的设计 GRID，先执行‘双线性对齐设计面到现状 GRID’。</w:t>
       </w:r>
     </w:p>
     <w:p>
@@ -6269,7 +6280,7 @@
         <w:rPr>
           <w:rFonts w:ascii="Calibri" w:hAnsi="Calibri" w:eastAsia="Microsoft YaHei"/>
         </w:rPr>
-        <w:t>2.  准备设计面：选择‘分析→打开设计 GRID（DGRID）’或‘打开设计 GRID（GDAL）’。两幅 GRID 必须具有相同行列、六参数仿射和 CRS。</w:t>
+        <w:t>2.  准备设计面：选择‘分析→打开设计 GRID（DGRID）’或‘打开设计 GRID（GDAL）’。CRS WKT 必须与现状面一致；行列数或六参数仿射不同也可先加载。</w:t>
       </w:r>
     </w:p>
     <w:p>
@@ -6291,7 +6302,7 @@
         <w:rPr>
           <w:rFonts w:ascii="Calibri" w:hAnsi="Calibri" w:eastAsia="Microsoft YaHei"/>
         </w:rPr>
-        <w:t>4.  选择‘现状/设计 GRID 挖填方’。计算期间状态栏显示进度；按 Esc 可安全取消，旧结果不会被半成品替换。</w:t>
+        <w:t>4.  若状态栏提示节点未对齐，连续高程面选择‘双线性对齐设计面到现状 GRID’，分类值或快速预览可选择‘最近邻对齐设计面到现状 GRID’。计算期间可按 Esc 取消；旧设计面会保留。</w:t>
       </w:r>
     </w:p>
     <w:p>
@@ -6302,7 +6313,7 @@
         <w:rPr>
           <w:rFonts w:ascii="Calibri" w:hAnsi="Calibri" w:eastAsia="Microsoft YaHei"/>
         </w:rPr>
-        <w:t>5.  完成后查看状态栏中的挖方、填方、净方、覆盖率和耗时。画布自动显示差值 GRID：红色为现状高于设计，蓝色为现状低于设计，白色接近零。</w:t>
+        <w:t>5.  选择‘计算现状面—设计面挖填方’。计算期间状态栏显示进度；按 Esc 可安全取消，旧结果不会被半成品替换。</w:t>
       </w:r>
     </w:p>
     <w:p>
@@ -6313,7 +6324,18 @@
         <w:rPr>
           <w:rFonts w:ascii="Calibri" w:hAnsi="Calibri" w:eastAsia="Microsoft YaHei"/>
         </w:rPr>
-        <w:t>6.  选择‘导出双表面土方 CSV…’保存汇总统计；需要更换设计时重新打开或创建，选择‘清除设计面及土方结果’可释放设计与差值图层。</w:t>
+        <w:t>6.  完成后查看状态栏中的挖方、填方、净方、覆盖率和耗时。画布自动显示差值 GRID：红色为现状高于设计，蓝色为现状低于设计，白色接近零。</w:t>
+      </w:r>
+    </w:p>
+    <w:p>
+      <w:pPr>
+        <w:ind w:left="403" w:hanging="288"/>
+      </w:pPr>
+      <w:r>
+        <w:rPr>
+          <w:rFonts w:ascii="Calibri" w:hAnsi="Calibri" w:eastAsia="Microsoft YaHei"/>
+        </w:rPr>
+        <w:t>7.  选择‘导出双表面土方 CSV…’保存汇总统计；需要更换设计时重新打开或创建，选择‘清除设计面及土方结果’可释放设计与差值图层。</w:t>
       </w:r>
     </w:p>
     <w:tbl>
@@ -6829,6 +6851,279 @@
         <w:spacing w:before="0" w:after="40"/>
       </w:pPr>
     </w:p>
+    <w:tbl>
+      <w:tblPr>
+        <w:tblStyle w:val="TableGrid"/>
+        <w:tblW w:type="dxa" w:w="9340"/>
+        <w:jc w:val="left"/>
+        <w:tblLayout w:type="fixed"/>
+        <w:tblLook w:firstColumn="1" w:firstRow="1" w:lastColumn="0" w:lastRow="0" w:noHBand="0" w:noVBand="1" w:val="04A0"/>
+        <w:tblInd w:w="120" w:type="dxa"/>
+      </w:tblPr>
+      <w:tblGrid>
+        <w:gridCol w:w="2200"/>
+        <w:gridCol w:w="3880"/>
+        <w:gridCol w:w="3260"/>
+      </w:tblGrid>
+      <w:tr>
+        <w:trPr>
+          <w:cantSplit/>
+          <w:tblHeader w:val="true"/>
+        </w:trPr>
+        <w:tc>
+          <w:tcPr>
+            <w:tcW w:type="dxa" w:w="2200"/>
+            <w:shd w:fill="E8EEF5"/>
+            <w:tcMar>
+              <w:top w:w="80" w:type="dxa"/>
+              <w:start w:w="120" w:type="dxa"/>
+              <w:bottom w:w="80" w:type="dxa"/>
+              <w:end w:w="120" w:type="dxa"/>
+            </w:tcMar>
+            <w:vAlign w:val="center"/>
+          </w:tcPr>
+          <w:p>
+            <w:pPr>
+              <w:keepNext/>
+              <w:spacing w:before="0" w:after="0"/>
+              <w:jc w:val="center"/>
+            </w:pPr>
+            <w:r>
+              <w:rPr>
+                <w:rFonts w:ascii="Calibri" w:hAnsi="Calibri" w:eastAsia="Microsoft YaHei"/>
+                <w:b/>
+                <w:color w:val="203748"/>
+                <w:sz w:val="19"/>
+              </w:rPr>
+              <w:t>对齐方法</w:t>
+            </w:r>
+          </w:p>
+        </w:tc>
+        <w:tc>
+          <w:tcPr>
+            <w:tcW w:type="dxa" w:w="3880"/>
+            <w:shd w:fill="E8EEF5"/>
+            <w:tcMar>
+              <w:top w:w="80" w:type="dxa"/>
+              <w:start w:w="120" w:type="dxa"/>
+              <w:bottom w:w="80" w:type="dxa"/>
+              <w:end w:w="120" w:type="dxa"/>
+            </w:tcMar>
+            <w:vAlign w:val="center"/>
+          </w:tcPr>
+          <w:p>
+            <w:pPr>
+              <w:keepNext/>
+              <w:spacing w:before="0" w:after="0"/>
+              <w:jc w:val="center"/>
+            </w:pPr>
+            <w:r>
+              <w:rPr>
+                <w:rFonts w:ascii="Calibri" w:hAnsi="Calibri" w:eastAsia="Microsoft YaHei"/>
+                <w:b/>
+                <w:color w:val="203748"/>
+                <w:sz w:val="19"/>
+              </w:rPr>
+              <w:t>特点</w:t>
+            </w:r>
+          </w:p>
+        </w:tc>
+        <w:tc>
+          <w:tcPr>
+            <w:tcW w:type="dxa" w:w="3260"/>
+            <w:shd w:fill="E8EEF5"/>
+            <w:tcMar>
+              <w:top w:w="80" w:type="dxa"/>
+              <w:start w:w="120" w:type="dxa"/>
+              <w:bottom w:w="80" w:type="dxa"/>
+              <w:end w:w="120" w:type="dxa"/>
+            </w:tcMar>
+            <w:vAlign w:val="center"/>
+          </w:tcPr>
+          <w:p>
+            <w:pPr>
+              <w:keepNext/>
+              <w:spacing w:before="0" w:after="0"/>
+              <w:jc w:val="center"/>
+            </w:pPr>
+            <w:r>
+              <w:rPr>
+                <w:rFonts w:ascii="Calibri" w:hAnsi="Calibri" w:eastAsia="Microsoft YaHei"/>
+                <w:b/>
+                <w:color w:val="203748"/>
+                <w:sz w:val="19"/>
+              </w:rPr>
+              <w:t>建议</w:t>
+            </w:r>
+          </w:p>
+        </w:tc>
+      </w:tr>
+      <w:tr>
+        <w:trPr>
+          <w:cantSplit/>
+        </w:trPr>
+        <w:tc>
+          <w:tcPr>
+            <w:tcW w:type="dxa" w:w="2200"/>
+            <w:tcMar>
+              <w:top w:w="80" w:type="dxa"/>
+              <w:start w:w="120" w:type="dxa"/>
+              <w:bottom w:w="80" w:type="dxa"/>
+              <w:end w:w="120" w:type="dxa"/>
+            </w:tcMar>
+            <w:vAlign w:val="center"/>
+          </w:tcPr>
+          <w:p>
+            <w:pPr>
+              <w:spacing w:before="0" w:after="0" w:line="276" w:lineRule="auto"/>
+              <w:jc w:val="center"/>
+            </w:pPr>
+            <w:r>
+              <w:rPr>
+                <w:rFonts w:ascii="Calibri" w:hAnsi="Calibri" w:eastAsia="Microsoft YaHei"/>
+                <w:sz w:val="18"/>
+              </w:rPr>
+              <w:t>双线性</w:t>
+            </w:r>
+          </w:p>
+        </w:tc>
+        <w:tc>
+          <w:tcPr>
+            <w:tcW w:type="dxa" w:w="3880"/>
+            <w:tcMar>
+              <w:top w:w="80" w:type="dxa"/>
+              <w:start w:w="120" w:type="dxa"/>
+              <w:bottom w:w="80" w:type="dxa"/>
+              <w:end w:w="120" w:type="dxa"/>
+            </w:tcMar>
+            <w:vAlign w:val="center"/>
+          </w:tcPr>
+          <w:p>
+            <w:pPr>
+              <w:spacing w:before="0" w:after="0" w:line="276" w:lineRule="auto"/>
+              <w:jc w:val="left"/>
+            </w:pPr>
+            <w:r>
+              <w:rPr>
+                <w:rFonts w:ascii="Calibri" w:hAnsi="Calibri" w:eastAsia="Microsoft YaHei"/>
+                <w:sz w:val="18"/>
+              </w:rPr>
+              <w:t>由源 GRID 的 2×2 节点连续插值；严格 NoData</w:t>
+            </w:r>
+          </w:p>
+        </w:tc>
+        <w:tc>
+          <w:tcPr>
+            <w:tcW w:type="dxa" w:w="3260"/>
+            <w:tcMar>
+              <w:top w:w="80" w:type="dxa"/>
+              <w:start w:w="120" w:type="dxa"/>
+              <w:bottom w:w="80" w:type="dxa"/>
+              <w:end w:w="120" w:type="dxa"/>
+            </w:tcMar>
+            <w:vAlign w:val="center"/>
+          </w:tcPr>
+          <w:p>
+            <w:pPr>
+              <w:spacing w:before="0" w:after="0" w:line="276" w:lineRule="auto"/>
+              <w:jc w:val="left"/>
+            </w:pPr>
+            <w:r>
+              <w:rPr>
+                <w:rFonts w:ascii="Calibri" w:hAnsi="Calibri" w:eastAsia="Microsoft YaHei"/>
+                <w:sz w:val="18"/>
+              </w:rPr>
+              <w:t>通常用于连续地形高程和设计面</w:t>
+            </w:r>
+          </w:p>
+        </w:tc>
+      </w:tr>
+      <w:tr>
+        <w:trPr>
+          <w:cantSplit/>
+        </w:trPr>
+        <w:tc>
+          <w:tcPr>
+            <w:tcW w:type="dxa" w:w="2200"/>
+            <w:tcMar>
+              <w:top w:w="80" w:type="dxa"/>
+              <w:start w:w="120" w:type="dxa"/>
+              <w:bottom w:w="80" w:type="dxa"/>
+              <w:end w:w="120" w:type="dxa"/>
+            </w:tcMar>
+            <w:vAlign w:val="center"/>
+          </w:tcPr>
+          <w:p>
+            <w:pPr>
+              <w:spacing w:before="0" w:after="0" w:line="276" w:lineRule="auto"/>
+              <w:jc w:val="center"/>
+            </w:pPr>
+            <w:r>
+              <w:rPr>
+                <w:rFonts w:ascii="Calibri" w:hAnsi="Calibri" w:eastAsia="Microsoft YaHei"/>
+                <w:sz w:val="18"/>
+              </w:rPr>
+              <w:t>最近邻</w:t>
+            </w:r>
+          </w:p>
+        </w:tc>
+        <w:tc>
+          <w:tcPr>
+            <w:tcW w:type="dxa" w:w="3880"/>
+            <w:tcMar>
+              <w:top w:w="80" w:type="dxa"/>
+              <w:start w:w="120" w:type="dxa"/>
+              <w:bottom w:w="80" w:type="dxa"/>
+              <w:end w:w="120" w:type="dxa"/>
+            </w:tcMar>
+            <w:vAlign w:val="center"/>
+          </w:tcPr>
+          <w:p>
+            <w:pPr>
+              <w:spacing w:before="0" w:after="0" w:line="276" w:lineRule="auto"/>
+              <w:jc w:val="left"/>
+            </w:pPr>
+            <w:r>
+              <w:rPr>
+                <w:rFonts w:ascii="Calibri" w:hAnsi="Calibri" w:eastAsia="Microsoft YaHei"/>
+                <w:sz w:val="18"/>
+              </w:rPr>
+              <w:t>直接取最近源节点；不产生中间高程</w:t>
+            </w:r>
+          </w:p>
+        </w:tc>
+        <w:tc>
+          <w:tcPr>
+            <w:tcW w:type="dxa" w:w="3260"/>
+            <w:tcMar>
+              <w:top w:w="80" w:type="dxa"/>
+              <w:start w:w="120" w:type="dxa"/>
+              <w:bottom w:w="80" w:type="dxa"/>
+              <w:end w:w="120" w:type="dxa"/>
+            </w:tcMar>
+            <w:vAlign w:val="center"/>
+          </w:tcPr>
+          <w:p>
+            <w:pPr>
+              <w:spacing w:before="0" w:after="0" w:line="276" w:lineRule="auto"/>
+              <w:jc w:val="left"/>
+            </w:pPr>
+            <w:r>
+              <w:rPr>
+                <w:rFonts w:ascii="Calibri" w:hAnsi="Calibri" w:eastAsia="Microsoft YaHei"/>
+                <w:sz w:val="18"/>
+              </w:rPr>
+              <w:t>分类栅格、阶梯面或快速核查</w:t>
+            </w:r>
+          </w:p>
+        </w:tc>
+      </w:tr>
+    </w:tbl>
+    <w:p>
+      <w:pPr>
+        <w:spacing w:before="0" w:after="40"/>
+      </w:pPr>
+    </w:p>
     <w:p>
       <w:pPr>
         <w:spacing w:before="100" w:after="160" w:line="288" w:lineRule="auto"/>
@@ -6868,7 +7163,7 @@
         <w:rPr>
           <w:rFonts w:ascii="Calibri" w:hAnsi="Calibri" w:eastAsia="Microsoft YaHei"/>
         </w:rPr>
-        <w:t>两幅 GRID 必须节点对齐，程序不会隐式重投影或重采样。计算采用仿射行列式得到世界 XY 面积，并解析处理三角形内部的零高差线。结果适合复核算法和方案比较；用于工程结算前仍应验证 CRS、单位、NoData、设计版本和行业规范。</w:t>
+        <w:t>程序不会隐式重投影。两幅 GRID 的 CRS WKT 不一致时直接拒绝加载设计面，应先在专业 GIS 软件中显式转换坐标系；同 CRS 错位表面则由用户明确选择最近邻或双线性对齐。土方计算采用仿射行列式得到世界 XY 面积，并解析处理三角形内部的零高差线。用于工程结算前仍应验证 CRS、单位、NoData、设计版本和行业规范。</w:t>
       </w:r>
     </w:p>
     <w:p>
@@ -9511,7 +9806,7 @@
         <w:rPr>
           <w:rFonts w:ascii="Calibri" w:hAnsi="Calibri" w:eastAsia="Microsoft YaHei"/>
         </w:rPr>
-        <w:t>草图和移动目标的 Z 优先由 CDT/TIN 表面插值。v0.23 单项约束编辑仍完整重建候选 CDT，批量事务只重建一次；移动/删除顶点还请求完整差异用于影响显示。查询、插入和删除工具栏按钮仍只操作普通 TIN。</w:t>
+        <w:t>草图和移动目标的 Z 优先由 CDT/TIN 表面插值。v0.24 单项约束编辑仍完整重建候选 CDT，批量事务只重建一次；移动/删除顶点还请求完整差异用于影响显示。查询、插入和删除工具栏按钮仍只操作普通 TIN。</w:t>
       </w:r>
     </w:p>
     <w:p>
@@ -11869,7 +12164,7 @@
         <w:rPr>
           <w:rFonts w:ascii="Calibri" w:hAnsi="Calibri" w:eastAsia="Microsoft YaHei"/>
         </w:rPr>
-        <w:t>打开或按高程偏移创建设计 GRID，运行双表面挖填方；核对红挖蓝填、覆盖率和 CSV，再按 Esc 验证取消。</w:t>
+        <w:t>打开或按高程偏移创建设计 GRID；若节点错位先执行双线性/最近邻显式对齐，再运行双表面挖填方；核对红挖蓝填、覆盖率和 CSV，并按 Esc 验证取消时旧设计仍保留。</w:t>
       </w:r>
     </w:p>
     <w:p>
@@ -11934,7 +12229,7 @@
         <w:rPr>
           <w:rFonts w:ascii="Calibri" w:hAnsi="Calibri" w:eastAsia="Microsoft YaHei"/>
         </w:rPr>
-        <w:t>导入示例 XYZ → TIN→GRID→等高线 → 打开/偏移创建设计 GRID → 双表面挖填方、差值图与 CSV → 全幅坡度/坡向/阴影专题图与导出 → 单击坡度/坡向与法向 → 任意 A—B 剖面与 CSV → 多边形水平基准土方与 CSV → GeoTIFF/COG 与 GeoPackage 往返 → 等高线反向生成 TIN/GRID → 从 TIN 创建 CDT → 批量添加断裂线 → 绘制/移动/安全删除顶点 → CDT→GRID/等高线 → T/G/C/D 显隐 → 3D 漫游。</w:t>
+        <w:t>导入示例 XYZ → TIN→GRID→等高线 → 打开错位设计 GRID → 双线性显式对齐 → 双表面挖填方、差值图与 CSV → 全幅坡度/坡向/阴影专题图与导出 → 单击坡度/坡向与法向 → 任意 A—B 剖面与 CSV → 多边形水平基准土方与 CSV → GeoTIFF/COG 与 GeoPackage 往返 → 等高线反向生成 TIN/GRID → 从 TIN 创建 CDT → 批量添加断裂线 → 绘制/移动/安全删除顶点 → CDT→GRID/等高线 → T/G/C/D 显隐 → 3D 漫游。</w:t>
       </w:r>
     </w:p>
     <w:p>
@@ -11950,7 +12245,7 @@
         <w:rPr>
           <w:rFonts w:ascii="Calibri" w:hAnsi="Calibri" w:eastAsia="Microsoft YaHei"/>
         </w:rPr>
-        <w:t>当前已交付 2D/3D 浏览、匹配现状/设计 GRID 的解析挖填方与差值图、可取消并行地形专题，以及 TIN/CDT/GRID 局部坡面、剖面、水平基准土方、格式转换、GDAL 交换及约束编辑。后续重点是 GRID 映射文件与流式瓦片输出、局部 CDT 更新、错位或异 CRS 表面的显式重采样、区域掩膜、误差控制、可配置图层样式、GPU 分块 LOD 与贴地碰撞。</w:t>
+        <w:t>当前已交付 2D/3D 浏览、同 CRS 错位 GRID 显式重采样、匹配现状/设计 GRID 的解析挖填方与差值图、可取消并行地形专题，以及 TIN/CDT/GRID 局部坡面、剖面、水平基准土方、格式转换、GDAL 交换及约束编辑。后续重点是坐标系显式重投影、GRID 映射文件与流式瓦片输出、局部 CDT 更新、区域掩膜、误差控制、可配置图层样式、GPU 分块 LOD 与贴地碰撞。</w:t>
       </w:r>
     </w:p>
     <w:sectPr>
@@ -11980,7 +12275,7 @@
         <w:color w:val="66727D"/>
         <w:sz w:val="18"/>
       </w:rPr>
-      <w:t xml:space="preserve">版本 0.23.0  |  第 </w:t>
+      <w:t xml:space="preserve">版本 0.24.0  |  第 </w:t>
     </w:r>
     <w:r>
       <w:rPr>

--- a/docs/manuals/dterrain_GUI操作入门教程.docx
+++ b/docs/manuals/dterrain_GUI操作入门教程.docx
@@ -70,7 +70,7 @@
           <w:color w:val="1F4D78"/>
           <w:sz w:val="28"/>
         </w:rPr>
-        <w:t>从 XYZ 散点导入到动态编辑、错位设计 GRID 显式对齐、现状/设计双表面土方、全幅地形专题图、局部坡面、剖面与多边形量测、TIN/GRID/等高线转换、约束 Delaunay、三维漫游与数据保存</w:t>
+        <w:t>从 XYZ 散点导入到动态编辑、任意多边形 GRID 裁剪、错位设计 GRID 显式对齐、现状/设计双表面土方、全幅地形专题图、局部坡面、剖面与多边形量测、TIN/GRID/等高线转换、约束 Delaunay、三维漫游与数据保存</w:t>
       </w:r>
     </w:p>
     <w:p>
@@ -85,7 +85,7 @@
           <w:color w:val="203748"/>
           <w:sz w:val="22"/>
         </w:rPr>
-        <w:t>版本 0.24.0  |  2026-07-18</w:t>
+        <w:t>版本 0.25.0  |  2026-07-18</w:t>
       </w:r>
     </w:p>
     <w:p>
@@ -243,7 +243,7 @@
                 <w:rFonts w:ascii="Calibri" w:hAnsi="Calibri" w:eastAsia="Microsoft YaHei"/>
                 <w:sz w:val="18"/>
               </w:rPr>
-              <w:t>0.24.0</w:t>
+              <w:t>0.25.0</w:t>
             </w:r>
           </w:p>
         </w:tc>
@@ -463,7 +463,7 @@
                 <w:rFonts w:ascii="Calibri" w:hAnsi="Calibri" w:eastAsia="Microsoft YaHei"/>
                 <w:sz w:val="18"/>
               </w:rPr>
-              <w:t>便携运行、五分钟上手、控件与菜单、XYZ 导入、TIN/GRID/等高线/CDT 图层、错位 GRID 最近邻/双线性对齐、现状/设计双 GRID 土方、全幅坡度/坡向/阴影专题图、局部坡面、任意剖面、多边形面积/土方、2D/3D 浏览、查询编辑和数据保存。</w:t>
+              <w:t>便携运行、五分钟上手、控件与菜单、XYZ 导入、TIN/GRID/等高线/CDT 图层、任意多边形 GRID 裁剪/掩膜、错位 GRID 最近邻/双线性对齐、现状/设计双 GRID 土方、全幅坡度/坡向/阴影专题图、局部坡面、任意剖面、多边形面积/土方、2D/3D 浏览、查询编辑和数据保存。</w:t>
             </w:r>
           </w:p>
         </w:tc>
@@ -545,7 +545,7 @@
         <w:rPr>
           <w:rFonts w:ascii="Calibri" w:hAnsi="Calibri" w:eastAsia="Microsoft YaHei"/>
         </w:rPr>
-        <w:t>现状/设计双表面土方：重点阅读第 6.5 节。</w:t>
+        <w:t>任意区域 GRID 裁剪：重点阅读第 6.5 节。</w:t>
       </w:r>
     </w:p>
     <w:p>
@@ -556,7 +556,7 @@
         <w:rPr>
           <w:rFonts w:ascii="Calibri" w:hAnsi="Calibri" w:eastAsia="Microsoft YaHei"/>
         </w:rPr>
-        <w:t>错位设计 GRID 对齐：重点阅读第 6.5 节。</w:t>
+        <w:t>现状/设计双表面土方：重点阅读第 6.6 节。</w:t>
       </w:r>
     </w:p>
     <w:p>
@@ -567,7 +567,7 @@
         <w:rPr>
           <w:rFonts w:ascii="Calibri" w:hAnsi="Calibri" w:eastAsia="Microsoft YaHei"/>
         </w:rPr>
-        <w:t>坡度、坡向与法向：重点阅读第 6.6 节。</w:t>
+        <w:t>错位设计 GRID 对齐：重点阅读第 6.6 节。</w:t>
       </w:r>
     </w:p>
     <w:p>
@@ -578,7 +578,18 @@
         <w:rPr>
           <w:rFonts w:ascii="Calibri" w:hAnsi="Calibri" w:eastAsia="Microsoft YaHei"/>
         </w:rPr>
-        <w:t>全幅地形专题图：重点阅读第 6.7 节。</w:t>
+        <w:t>坡度、坡向与法向：重点阅读第 6.7 节。</w:t>
+      </w:r>
+    </w:p>
+    <w:p>
+      <w:pPr>
+        <w:pStyle w:val="ListBullet"/>
+      </w:pPr>
+      <w:r>
+        <w:rPr>
+          <w:rFonts w:ascii="Calibri" w:hAnsi="Calibri" w:eastAsia="Microsoft YaHei"/>
+        </w:rPr>
+        <w:t>全幅地形专题图：重点阅读第 6.8 节。</w:t>
       </w:r>
     </w:p>
     <w:p>
@@ -632,7 +643,7 @@
         <w:rPr>
           <w:rFonts w:ascii="Calibri" w:hAnsi="Calibri" w:eastAsia="Microsoft YaHei"/>
         </w:rPr>
-        <w:t>本手册对应 dterrain 0.24.0：新增同 CRS GRID 的最近邻/双线性显式重采样，可把错位设计面严格对齐到现状 GRID 后再作解析挖填方；全幅地形专题、剖面、GDAL 与约束事务保持兼容。坐标重投影、流式超大 GRID、局部 CDT 和 GPU LOD 属于后续阶段。</w:t>
+        <w:t>本手册对应 dterrain 0.25.0：新增任意简单多边形 GRID 掩膜、紧凑裁剪与反向掩膜，同步/异步接口均支持完整六参数仿射、NoData、并行和取消；显式重采样、解析挖填方、全幅地形专题、剖面、GDAL 与约束事务保持兼容。坐标重投影、流式超大 GRID、网格单元解析边界裁剪、局部 CDT 和 GPU LOD 属于后续阶段。</w:t>
       </w:r>
     </w:p>
     <w:p>
@@ -648,7 +659,7 @@
         <w:rPr>
           <w:rFonts w:ascii="Calibri" w:hAnsi="Calibri" w:eastAsia="Microsoft YaHei"/>
         </w:rPr>
-        <w:t>dterrain_demo.exe 是一个原生 Win32/GDI 演示程序，用于直观验证 dterrain.dll 的批量建网、范围查询、最近点查询、错位设计 GRID 显式对齐、现状/设计双 GRID 挖填方、全幅坡度/坡向/阴影专题图、单点坡度/坡向与法向、任意地形剖面、多边形面积/土方量测、动态插入删除、编辑影响显示、文件交换和三维地形漫游。它不依赖 Qt 等 GUI 框架。</w:t>
+        <w:t>dterrain_demo.exe 是一个原生 Win32/GDI 演示程序，用于直观验证 dterrain.dll 的批量建网、范围查询、最近点查询、任意多边形 GRID 裁剪/掩膜、错位设计 GRID 显式对齐、现状/设计双 GRID 挖填方、全幅坡度/坡向/阴影专题图、单点坡度/坡向与法向、任意地形剖面、多边形面积/土方量测、动态插入删除、编辑影响显示、文件交换和三维地形漫游。它不依赖 Qt 等 GUI 框架。</w:t>
       </w:r>
     </w:p>
     <w:p>
@@ -663,13 +674,13 @@
           <w:b/>
           <w:color w:val="7A5A00"/>
         </w:rPr>
-        <w:t xml:space="preserve">0.24 功能边界  </w:t>
+        <w:t xml:space="preserve">0.25 功能边界  </w:t>
       </w:r>
       <w:r>
         <w:rPr>
           <w:rFonts w:ascii="Calibri" w:hAnsi="Calibri" w:eastAsia="Microsoft YaHei"/>
         </w:rPr>
-        <w:t>当前程序已提供同 CRS 错位设计 GRID 的最近邻/双线性异步对齐，并可继续作解析挖填方、显示蓝—白—红差值图和导出 CSV；二维/三维浏览、全幅地形专题、剖面、转换、GDAL 交换和约束编辑继续可用。程序不会隐式重投影；流式超大 GRID 和 GPU/LOD 尚未接入。</w:t>
+        <w:t>当前程序可复用完成的量测多边形，对当前高程 GRID 执行保持范围掩膜、紧凑裁剪或反向掩膜；计算可取消，成功后原子替换图层并清理失效派生结果。错位设计 GRID 对齐、解析挖填方、二维/三维浏览、全幅地形专题、剖面、转换、GDAL 交换和约束编辑继续可用。程序不会隐式重投影；流式超大 GRID、单元解析边界裁剪和 GPU/LOD 尚未接入。</w:t>
       </w:r>
     </w:p>
     <w:p>
@@ -1266,7 +1277,7 @@
         <w:rPr>
           <w:rFonts w:ascii="Calibri" w:hAnsi="Calibri" w:eastAsia="Microsoft YaHei"/>
         </w:rPr>
-        <w:t>导入示例 XYZ，浏览和编辑 TIN，生成 GRID 与等高线，体验三维漫游，最后保存数据。</w:t>
+        <w:t>导入示例 XYZ，浏览和编辑 TIN，生成并按多边形裁剪 GRID，体验等高线与三维漫游，最后保存数据。</w:t>
       </w:r>
     </w:p>
     <w:p>
@@ -1519,7 +1530,7 @@
         <w:rPr>
           <w:rFonts w:ascii="Calibri" w:hAnsi="Calibri" w:eastAsia="Microsoft YaHei"/>
         </w:rPr>
-        <w:t>23.  选择‘分析→按高程偏移创建设计 GRID’，输入 2；可直接执行‘计算现状面—设计面挖填方’，观察差值图和结果，最后导出土方 CSV。若另行打开同 CRS 但错位的设计 GRID，先执行‘双线性对齐设计面到现状 GRID’。</w:t>
+        <w:t>23.  先保存原 GRID，再选择‘分析→按量测多边形裁剪当前 GRID（紧凑适屏）’；观察范围缩小和自动适屏。当前无撤销命令，需要恢复时重新打开原 GRID。</w:t>
       </w:r>
     </w:p>
     <w:p>
@@ -1530,7 +1541,7 @@
         <w:rPr>
           <w:rFonts w:ascii="Calibri" w:hAnsi="Calibri" w:eastAsia="Microsoft YaHei"/>
         </w:rPr>
-        <w:t>24.  单击“插入模式”，在网格中单击；观察红色旧面、黄色边界和绿色新增面/边。</w:t>
+        <w:t>24.  选择‘分析→按高程偏移创建设计 GRID’，输入 2；可直接执行‘计算现状面—设计面挖填方’，观察差值图和结果，最后导出土方 CSV。若另行打开同 CRS 但错位的设计 GRID，先执行‘双线性对齐设计面到现状 GRID’。</w:t>
       </w:r>
     </w:p>
     <w:p>
@@ -1541,7 +1552,7 @@
         <w:rPr>
           <w:rFonts w:ascii="Calibri" w:hAnsi="Calibri" w:eastAsia="Microsoft YaHei"/>
         </w:rPr>
-        <w:t>25.  单击“删除模式”，在目标附近单击；程序删除 XY 最近顶点并显示局部变化。</w:t>
+        <w:t>25.  单击“插入模式”，在网格中单击；观察红色旧面、黄色边界和绿色新增面/边。</w:t>
       </w:r>
     </w:p>
     <w:p>
@@ -1552,7 +1563,18 @@
         <w:rPr>
           <w:rFonts w:ascii="Calibri" w:hAnsi="Calibri" w:eastAsia="Microsoft YaHei"/>
         </w:rPr>
-        <w:t>26.  单击“保存网格”，保存为 terrain.dtmesh；然后单击“清空”和“打开网格”验证加载。</w:t>
+        <w:t>26.  单击“删除模式”，在目标附近单击；程序删除 XY 最近顶点并显示局部变化。</w:t>
+      </w:r>
+    </w:p>
+    <w:p>
+      <w:pPr>
+        <w:ind w:left="403" w:hanging="288"/>
+      </w:pPr>
+      <w:r>
+        <w:rPr>
+          <w:rFonts w:ascii="Calibri" w:hAnsi="Calibri" w:eastAsia="Microsoft YaHei"/>
+        </w:rPr>
+        <w:t>27.  单击“保存网格”，保存为 terrain.dtmesh；然后单击“清空”和“打开网格”验证加载。</w:t>
       </w:r>
     </w:p>
     <w:p>
@@ -6258,7 +6280,487 @@
         <w:pStyle w:val="Heading2"/>
       </w:pPr>
       <w:r>
-        <w:t>6.5 现状/设计双 GRID 挖填方</w:t>
+        <w:t>6.5 按量测多边形裁剪或掩膜 GRID</w:t>
+      </w:r>
+    </w:p>
+    <w:p>
+      <w:pPr>
+        <w:ind w:left="403" w:hanging="288"/>
+      </w:pPr>
+      <w:r>
+        <w:rPr>
+          <w:rFonts w:ascii="Calibri" w:hAnsi="Calibri" w:eastAsia="Microsoft YaHei"/>
+        </w:rPr>
+        <w:t>1.  准备当前高程 GRID；若只有 TIN/CDT，先通过‘地形转换’生成 GRID。建议先保存原 GRID，因为裁剪成功后会替换当前图层。</w:t>
+      </w:r>
+    </w:p>
+    <w:p>
+      <w:pPr>
+        <w:ind w:left="403" w:hanging="288"/>
+      </w:pPr>
+      <w:r>
+        <w:rPr>
+          <w:rFonts w:ascii="Calibri" w:hAnsi="Calibri" w:eastAsia="Microsoft YaHei"/>
+        </w:rPr>
+        <w:t>2.  选择‘分析→面积/土方量测（逐点）’，在二维画布逐点圈定一个简单多边形，按 Enter 闭合；本功能只复用其 XY 边界，量测基准高程不影响裁剪。</w:t>
+      </w:r>
+    </w:p>
+    <w:p>
+      <w:pPr>
+        <w:ind w:left="403" w:hanging="288"/>
+      </w:pPr>
+      <w:r>
+        <w:rPr>
+          <w:rFonts w:ascii="Calibri" w:hAnsi="Calibri" w:eastAsia="Microsoft YaHei"/>
+        </w:rPr>
+        <w:t>3.  需要保持原行列与空间对齐时，选择‘按量测多边形掩膜当前 GRID（保持范围）’；多边形外节点写 NoData。</w:t>
+      </w:r>
+    </w:p>
+    <w:p>
+      <w:pPr>
+        <w:ind w:left="403" w:hanging="288"/>
+      </w:pPr>
+      <w:r>
+        <w:rPr>
+          <w:rFonts w:ascii="Calibri" w:hAnsi="Calibri" w:eastAsia="Microsoft YaHei"/>
+        </w:rPr>
+        <w:t>4.  希望减少数据范围并自动放大时，选择‘按量测多边形裁剪当前 GRID（紧凑适屏）’；结果裁到入选节点的最小行列包络。</w:t>
+      </w:r>
+    </w:p>
+    <w:p>
+      <w:pPr>
+        <w:ind w:left="403" w:hanging="288"/>
+      </w:pPr>
+      <w:r>
+        <w:rPr>
+          <w:rFonts w:ascii="Calibri" w:hAnsi="Calibri" w:eastAsia="Microsoft YaHei"/>
+        </w:rPr>
+        <w:t>5.  需要在 GRID 中挖出多边形孔洞时，选择‘按量测多边形反向掩膜当前 GRID’；内部和边界写 NoData，外部保留。</w:t>
+      </w:r>
+    </w:p>
+    <w:p>
+      <w:pPr>
+        <w:ind w:left="403" w:hanging="288"/>
+      </w:pPr>
+      <w:r>
+        <w:rPr>
+          <w:rFonts w:ascii="Calibri" w:hAnsi="Calibri" w:eastAsia="Microsoft YaHei"/>
+        </w:rPr>
+        <w:t>6.  观察状态栏进度；计算中可按 Esc 取消。成功后程序清除量测草图以及依赖旧 GRID 的等高线、设计面、土方和专题结果，并显示新 GRID。</w:t>
+      </w:r>
+    </w:p>
+    <w:p>
+      <w:pPr>
+        <w:ind w:left="403" w:hanging="288"/>
+      </w:pPr>
+      <w:r>
+        <w:rPr>
+          <w:rFonts w:ascii="Calibri" w:hAnsi="Calibri" w:eastAsia="Microsoft YaHei"/>
+        </w:rPr>
+        <w:t>7.  用‘数据交换’或‘保存 GRID’导出结果，也可继续执行 GRID→TIN、生成等高线、专题分析和 3D 浏览。</w:t>
+      </w:r>
+    </w:p>
+    <w:tbl>
+      <w:tblPr>
+        <w:tblStyle w:val="TableGrid"/>
+        <w:tblW w:type="dxa" w:w="9360"/>
+        <w:jc w:val="left"/>
+        <w:tblLayout w:type="fixed"/>
+        <w:tblLook w:firstColumn="1" w:firstRow="1" w:lastColumn="0" w:lastRow="0" w:noHBand="0" w:noVBand="1" w:val="04A0"/>
+        <w:tblInd w:w="120" w:type="dxa"/>
+      </w:tblPr>
+      <w:tblGrid>
+        <w:gridCol w:w="2700"/>
+        <w:gridCol w:w="3300"/>
+        <w:gridCol w:w="3360"/>
+      </w:tblGrid>
+      <w:tr>
+        <w:trPr>
+          <w:cantSplit/>
+          <w:tblHeader w:val="true"/>
+        </w:trPr>
+        <w:tc>
+          <w:tcPr>
+            <w:tcW w:type="dxa" w:w="2700"/>
+            <w:shd w:fill="E8EEF5"/>
+            <w:tcMar>
+              <w:top w:w="80" w:type="dxa"/>
+              <w:start w:w="120" w:type="dxa"/>
+              <w:bottom w:w="80" w:type="dxa"/>
+              <w:end w:w="120" w:type="dxa"/>
+            </w:tcMar>
+            <w:vAlign w:val="center"/>
+          </w:tcPr>
+          <w:p>
+            <w:pPr>
+              <w:keepNext/>
+              <w:spacing w:before="0" w:after="0"/>
+              <w:jc w:val="center"/>
+            </w:pPr>
+            <w:r>
+              <w:rPr>
+                <w:rFonts w:ascii="Calibri" w:hAnsi="Calibri" w:eastAsia="Microsoft YaHei"/>
+                <w:b/>
+                <w:color w:val="203748"/>
+                <w:sz w:val="19"/>
+              </w:rPr>
+              <w:t>命令</w:t>
+            </w:r>
+          </w:p>
+        </w:tc>
+        <w:tc>
+          <w:tcPr>
+            <w:tcW w:type="dxa" w:w="3300"/>
+            <w:shd w:fill="E8EEF5"/>
+            <w:tcMar>
+              <w:top w:w="80" w:type="dxa"/>
+              <w:start w:w="120" w:type="dxa"/>
+              <w:bottom w:w="80" w:type="dxa"/>
+              <w:end w:w="120" w:type="dxa"/>
+            </w:tcMar>
+            <w:vAlign w:val="center"/>
+          </w:tcPr>
+          <w:p>
+            <w:pPr>
+              <w:keepNext/>
+              <w:spacing w:before="0" w:after="0"/>
+              <w:jc w:val="center"/>
+            </w:pPr>
+            <w:r>
+              <w:rPr>
+                <w:rFonts w:ascii="Calibri" w:hAnsi="Calibri" w:eastAsia="Microsoft YaHei"/>
+                <w:b/>
+                <w:color w:val="203748"/>
+                <w:sz w:val="19"/>
+              </w:rPr>
+              <w:t>几何范围</w:t>
+            </w:r>
+          </w:p>
+        </w:tc>
+        <w:tc>
+          <w:tcPr>
+            <w:tcW w:type="dxa" w:w="3360"/>
+            <w:shd w:fill="E8EEF5"/>
+            <w:tcMar>
+              <w:top w:w="80" w:type="dxa"/>
+              <w:start w:w="120" w:type="dxa"/>
+              <w:bottom w:w="80" w:type="dxa"/>
+              <w:end w:w="120" w:type="dxa"/>
+            </w:tcMar>
+            <w:vAlign w:val="center"/>
+          </w:tcPr>
+          <w:p>
+            <w:pPr>
+              <w:keepNext/>
+              <w:spacing w:before="0" w:after="0"/>
+              <w:jc w:val="center"/>
+            </w:pPr>
+            <w:r>
+              <w:rPr>
+                <w:rFonts w:ascii="Calibri" w:hAnsi="Calibri" w:eastAsia="Microsoft YaHei"/>
+                <w:b/>
+                <w:color w:val="203748"/>
+                <w:sz w:val="19"/>
+              </w:rPr>
+              <w:t>典型用途</w:t>
+            </w:r>
+          </w:p>
+        </w:tc>
+      </w:tr>
+      <w:tr>
+        <w:trPr>
+          <w:cantSplit/>
+        </w:trPr>
+        <w:tc>
+          <w:tcPr>
+            <w:tcW w:type="dxa" w:w="2700"/>
+            <w:tcMar>
+              <w:top w:w="80" w:type="dxa"/>
+              <w:start w:w="120" w:type="dxa"/>
+              <w:bottom w:w="80" w:type="dxa"/>
+              <w:end w:w="120" w:type="dxa"/>
+            </w:tcMar>
+            <w:vAlign w:val="center"/>
+          </w:tcPr>
+          <w:p>
+            <w:pPr>
+              <w:spacing w:before="0" w:after="0" w:line="276" w:lineRule="auto"/>
+              <w:jc w:val="left"/>
+            </w:pPr>
+            <w:r>
+              <w:rPr>
+                <w:rFonts w:ascii="Calibri" w:hAnsi="Calibri" w:eastAsia="Microsoft YaHei"/>
+                <w:sz w:val="18"/>
+              </w:rPr>
+              <w:t>保持范围掩膜</w:t>
+            </w:r>
+          </w:p>
+        </w:tc>
+        <w:tc>
+          <w:tcPr>
+            <w:tcW w:type="dxa" w:w="3300"/>
+            <w:tcMar>
+              <w:top w:w="80" w:type="dxa"/>
+              <w:start w:w="120" w:type="dxa"/>
+              <w:bottom w:w="80" w:type="dxa"/>
+              <w:end w:w="120" w:type="dxa"/>
+            </w:tcMar>
+            <w:vAlign w:val="center"/>
+          </w:tcPr>
+          <w:p>
+            <w:pPr>
+              <w:spacing w:before="0" w:after="0" w:line="276" w:lineRule="auto"/>
+              <w:jc w:val="left"/>
+            </w:pPr>
+            <w:r>
+              <w:rPr>
+                <w:rFonts w:ascii="Calibri" w:hAnsi="Calibri" w:eastAsia="Microsoft YaHei"/>
+                <w:sz w:val="18"/>
+              </w:rPr>
+              <w:t>源 GRID 行列和仿射不变</w:t>
+            </w:r>
+          </w:p>
+        </w:tc>
+        <w:tc>
+          <w:tcPr>
+            <w:tcW w:type="dxa" w:w="3360"/>
+            <w:tcMar>
+              <w:top w:w="80" w:type="dxa"/>
+              <w:start w:w="120" w:type="dxa"/>
+              <w:bottom w:w="80" w:type="dxa"/>
+              <w:end w:w="120" w:type="dxa"/>
+            </w:tcMar>
+            <w:vAlign w:val="center"/>
+          </w:tcPr>
+          <w:p>
+            <w:pPr>
+              <w:spacing w:before="0" w:after="0" w:line="276" w:lineRule="auto"/>
+              <w:jc w:val="left"/>
+            </w:pPr>
+            <w:r>
+              <w:rPr>
+                <w:rFonts w:ascii="Calibri" w:hAnsi="Calibri" w:eastAsia="Microsoft YaHei"/>
+                <w:sz w:val="18"/>
+              </w:rPr>
+              <w:t>继续与同节点设计面或其他栅格叠加</w:t>
+            </w:r>
+          </w:p>
+        </w:tc>
+      </w:tr>
+      <w:tr>
+        <w:trPr>
+          <w:cantSplit/>
+        </w:trPr>
+        <w:tc>
+          <w:tcPr>
+            <w:tcW w:type="dxa" w:w="2700"/>
+            <w:tcMar>
+              <w:top w:w="80" w:type="dxa"/>
+              <w:start w:w="120" w:type="dxa"/>
+              <w:bottom w:w="80" w:type="dxa"/>
+              <w:end w:w="120" w:type="dxa"/>
+            </w:tcMar>
+            <w:vAlign w:val="center"/>
+          </w:tcPr>
+          <w:p>
+            <w:pPr>
+              <w:spacing w:before="0" w:after="0" w:line="276" w:lineRule="auto"/>
+              <w:jc w:val="left"/>
+            </w:pPr>
+            <w:r>
+              <w:rPr>
+                <w:rFonts w:ascii="Calibri" w:hAnsi="Calibri" w:eastAsia="Microsoft YaHei"/>
+                <w:sz w:val="18"/>
+              </w:rPr>
+              <w:t>紧凑裁剪</w:t>
+            </w:r>
+          </w:p>
+        </w:tc>
+        <w:tc>
+          <w:tcPr>
+            <w:tcW w:type="dxa" w:w="3300"/>
+            <w:tcMar>
+              <w:top w:w="80" w:type="dxa"/>
+              <w:start w:w="120" w:type="dxa"/>
+              <w:bottom w:w="80" w:type="dxa"/>
+              <w:end w:w="120" w:type="dxa"/>
+            </w:tcMar>
+            <w:vAlign w:val="center"/>
+          </w:tcPr>
+          <w:p>
+            <w:pPr>
+              <w:spacing w:before="0" w:after="0" w:line="276" w:lineRule="auto"/>
+              <w:jc w:val="left"/>
+            </w:pPr>
+            <w:r>
+              <w:rPr>
+                <w:rFonts w:ascii="Calibri" w:hAnsi="Calibri" w:eastAsia="Microsoft YaHei"/>
+                <w:sz w:val="18"/>
+              </w:rPr>
+              <w:t>入选节点的最小行列包络</w:t>
+            </w:r>
+          </w:p>
+        </w:tc>
+        <w:tc>
+          <w:tcPr>
+            <w:tcW w:type="dxa" w:w="3360"/>
+            <w:tcMar>
+              <w:top w:w="80" w:type="dxa"/>
+              <w:start w:w="120" w:type="dxa"/>
+              <w:bottom w:w="80" w:type="dxa"/>
+              <w:end w:w="120" w:type="dxa"/>
+            </w:tcMar>
+            <w:vAlign w:val="center"/>
+          </w:tcPr>
+          <w:p>
+            <w:pPr>
+              <w:spacing w:before="0" w:after="0" w:line="276" w:lineRule="auto"/>
+              <w:jc w:val="left"/>
+            </w:pPr>
+            <w:r>
+              <w:rPr>
+                <w:rFonts w:ascii="Calibri" w:hAnsi="Calibri" w:eastAsia="Microsoft YaHei"/>
+                <w:sz w:val="18"/>
+              </w:rPr>
+              <w:t>局部展示、交换和后续计算</w:t>
+            </w:r>
+          </w:p>
+        </w:tc>
+      </w:tr>
+      <w:tr>
+        <w:trPr>
+          <w:cantSplit/>
+        </w:trPr>
+        <w:tc>
+          <w:tcPr>
+            <w:tcW w:type="dxa" w:w="2700"/>
+            <w:tcMar>
+              <w:top w:w="80" w:type="dxa"/>
+              <w:start w:w="120" w:type="dxa"/>
+              <w:bottom w:w="80" w:type="dxa"/>
+              <w:end w:w="120" w:type="dxa"/>
+            </w:tcMar>
+            <w:vAlign w:val="center"/>
+          </w:tcPr>
+          <w:p>
+            <w:pPr>
+              <w:spacing w:before="0" w:after="0" w:line="276" w:lineRule="auto"/>
+              <w:jc w:val="left"/>
+            </w:pPr>
+            <w:r>
+              <w:rPr>
+                <w:rFonts w:ascii="Calibri" w:hAnsi="Calibri" w:eastAsia="Microsoft YaHei"/>
+                <w:sz w:val="18"/>
+              </w:rPr>
+              <w:t>反向掩膜</w:t>
+            </w:r>
+          </w:p>
+        </w:tc>
+        <w:tc>
+          <w:tcPr>
+            <w:tcW w:type="dxa" w:w="3300"/>
+            <w:tcMar>
+              <w:top w:w="80" w:type="dxa"/>
+              <w:start w:w="120" w:type="dxa"/>
+              <w:bottom w:w="80" w:type="dxa"/>
+              <w:end w:w="120" w:type="dxa"/>
+            </w:tcMar>
+            <w:vAlign w:val="center"/>
+          </w:tcPr>
+          <w:p>
+            <w:pPr>
+              <w:spacing w:before="0" w:after="0" w:line="276" w:lineRule="auto"/>
+              <w:jc w:val="left"/>
+            </w:pPr>
+            <w:r>
+              <w:rPr>
+                <w:rFonts w:ascii="Calibri" w:hAnsi="Calibri" w:eastAsia="Microsoft YaHei"/>
+                <w:sz w:val="18"/>
+              </w:rPr>
+              <w:t>源 GRID 行列和仿射不变</w:t>
+            </w:r>
+          </w:p>
+        </w:tc>
+        <w:tc>
+          <w:tcPr>
+            <w:tcW w:type="dxa" w:w="3360"/>
+            <w:tcMar>
+              <w:top w:w="80" w:type="dxa"/>
+              <w:start w:w="120" w:type="dxa"/>
+              <w:bottom w:w="80" w:type="dxa"/>
+              <w:end w:w="120" w:type="dxa"/>
+            </w:tcMar>
+            <w:vAlign w:val="center"/>
+          </w:tcPr>
+          <w:p>
+            <w:pPr>
+              <w:spacing w:before="0" w:after="0" w:line="276" w:lineRule="auto"/>
+              <w:jc w:val="left"/>
+            </w:pPr>
+            <w:r>
+              <w:rPr>
+                <w:rFonts w:ascii="Calibri" w:hAnsi="Calibri" w:eastAsia="Microsoft YaHei"/>
+                <w:sz w:val="18"/>
+              </w:rPr>
+              <w:t>挖孔、排除保护区或无效区</w:t>
+            </w:r>
+          </w:p>
+        </w:tc>
+      </w:tr>
+    </w:tbl>
+    <w:p>
+      <w:pPr>
+        <w:spacing w:before="0" w:after="40"/>
+      </w:pPr>
+    </w:p>
+    <w:p>
+      <w:pPr>
+        <w:spacing w:before="100" w:after="160" w:line="288" w:lineRule="auto"/>
+        <w:ind w:left="230" w:right="230"/>
+        <w:shd w:fill="E8EEF5"/>
+      </w:pPr>
+      <w:r>
+        <w:rPr>
+          <w:rFonts w:ascii="Calibri" w:hAnsi="Calibri" w:eastAsia="Microsoft YaHei"/>
+          <w:b/>
+          <w:color w:val="1F4D78"/>
+        </w:rPr>
+        <w:t xml:space="preserve">边界与坐标  </w:t>
+      </w:r>
+      <w:r>
+        <w:rPr>
+          <w:rFonts w:ascii="Calibri" w:hAnsi="Calibri" w:eastAsia="Microsoft YaHei"/>
+        </w:rPr>
+        <w:t>边界节点按内部处理；多边形顺、逆时针均可。程序使用 GRID 完整六参数逆仿射，旋转、剪切和负像元高同样适用。裁剪只改变节点有效性，不沿多边形切开 GRID 单元。</w:t>
+      </w:r>
+    </w:p>
+    <w:p>
+      <w:pPr>
+        <w:spacing w:before="100" w:after="160" w:line="288" w:lineRule="auto"/>
+        <w:ind w:left="230" w:right="230"/>
+        <w:shd w:fill="FFF7E0"/>
+      </w:pPr>
+      <w:r>
+        <w:rPr>
+          <w:rFonts w:ascii="Calibri" w:hAnsi="Calibri" w:eastAsia="Microsoft YaHei"/>
+          <w:b/>
+          <w:color w:val="7A5A00"/>
+        </w:rPr>
+        <w:t xml:space="preserve">替换与恢复  </w:t>
+      </w:r>
+      <w:r>
+        <w:rPr>
+          <w:rFonts w:ascii="Calibri" w:hAnsi="Calibri" w:eastAsia="Microsoft YaHei"/>
+        </w:rPr>
+        <w:t>成功结果会原子替换当前 GRID，且 GUI 暂无撤销栈；请先保存重要原始数据，需要恢复时重新打开原 GRID。取消、非法多边形或无入选节点时旧图层保持不变。</w:t>
+      </w:r>
+    </w:p>
+    <w:p>
+      <w:pPr>
+        <w:pStyle w:val="Heading2"/>
+      </w:pPr>
+      <w:r>
+        <w:t>6.6 现状/设计双 GRID 挖填方</w:t>
       </w:r>
     </w:p>
     <w:p>
@@ -7171,7 +7673,7 @@
         <w:pStyle w:val="Heading2"/>
       </w:pPr>
       <w:r>
-        <w:t>6.6 坡度、坡向与地形法向</w:t>
+        <w:t>6.7 坡度、坡向与地形法向</w:t>
       </w:r>
     </w:p>
     <w:p>
@@ -7800,7 +8302,7 @@
         <w:pStyle w:val="Heading2"/>
       </w:pPr>
       <w:r>
-        <w:t>6.7 全幅坡度、坡向与阴影专题图</w:t>
+        <w:t>6.8 全幅坡度、坡向与阴影专题图</w:t>
       </w:r>
     </w:p>
     <w:p>
@@ -9806,7 +10308,7 @@
         <w:rPr>
           <w:rFonts w:ascii="Calibri" w:hAnsi="Calibri" w:eastAsia="Microsoft YaHei"/>
         </w:rPr>
-        <w:t>草图和移动目标的 Z 优先由 CDT/TIN 表面插值。v0.24 单项约束编辑仍完整重建候选 CDT，批量事务只重建一次；移动/删除顶点还请求完整差异用于影响显示。查询、插入和删除工具栏按钮仍只操作普通 TIN。</w:t>
+        <w:t>草图和移动目标的 Z 优先由 CDT/TIN 表面插值。v0.25 单项约束编辑仍完整重建候选 CDT，批量事务只重建一次；移动/删除顶点还请求完整差异用于影响显示。查询、插入和删除工具栏按钮仍只操作普通 TIN。</w:t>
       </w:r>
     </w:p>
     <w:p>
@@ -12164,6 +12666,17 @@
         <w:rPr>
           <w:rFonts w:ascii="Calibri" w:hAnsi="Calibri" w:eastAsia="Microsoft YaHei"/>
         </w:rPr>
+        <w:t>保存原 GRID，复用完成的量测边界依次验证保持范围掩膜、紧凑裁剪和反向掩膜；检查 NoData、适屏、Esc 取消与重新打开恢复。</w:t>
+      </w:r>
+    </w:p>
+    <w:p>
+      <w:pPr>
+        <w:pStyle w:val="ListBullet"/>
+      </w:pPr>
+      <w:r>
+        <w:rPr>
+          <w:rFonts w:ascii="Calibri" w:hAnsi="Calibri" w:eastAsia="Microsoft YaHei"/>
+        </w:rPr>
         <w:t>打开或按高程偏移创建设计 GRID；若节点错位先执行双线性/最近邻显式对齐，再运行双表面挖填方；核对红挖蓝填、覆盖率和 CSV，并按 Esc 验证取消时旧设计仍保留。</w:t>
       </w:r>
     </w:p>
@@ -12229,7 +12742,7 @@
         <w:rPr>
           <w:rFonts w:ascii="Calibri" w:hAnsi="Calibri" w:eastAsia="Microsoft YaHei"/>
         </w:rPr>
-        <w:t>导入示例 XYZ → TIN→GRID→等高线 → 打开错位设计 GRID → 双线性显式对齐 → 双表面挖填方、差值图与 CSV → 全幅坡度/坡向/阴影专题图与导出 → 单击坡度/坡向与法向 → 任意 A—B 剖面与 CSV → 多边形水平基准土方与 CSV → GeoTIFF/COG 与 GeoPackage 往返 → 等高线反向生成 TIN/GRID → 从 TIN 创建 CDT → 批量添加断裂线 → 绘制/移动/安全删除顶点 → CDT→GRID/等高线 → T/G/C/D 显隐 → 3D 漫游。</w:t>
+        <w:t>导入示例 XYZ → TIN→GRID→等高线 → 圈定多边形并作紧凑 GRID 裁剪/掩膜 → 打开错位设计 GRID → 双线性显式对齐 → 双表面挖填方、差值图与 CSV → 全幅坡度/坡向/阴影专题图与导出 → 单击坡度/坡向与法向 → 任意 A—B 剖面与 CSV → 多边形水平基准土方与 CSV → GeoTIFF/COG 与 GeoPackage 往返 → 等高线反向生成 TIN/GRID → 从 TIN 创建 CDT → 批量添加断裂线 → 绘制/移动/安全删除顶点 → CDT→GRID/等高线 → T/G/C/D 显隐 → 3D 漫游。</w:t>
       </w:r>
     </w:p>
     <w:p>
@@ -12245,7 +12758,7 @@
         <w:rPr>
           <w:rFonts w:ascii="Calibri" w:hAnsi="Calibri" w:eastAsia="Microsoft YaHei"/>
         </w:rPr>
-        <w:t>当前已交付 2D/3D 浏览、同 CRS 错位 GRID 显式重采样、匹配现状/设计 GRID 的解析挖填方与差值图、可取消并行地形专题，以及 TIN/CDT/GRID 局部坡面、剖面、水平基准土方、格式转换、GDAL 交换及约束编辑。后续重点是坐标系显式重投影、GRID 映射文件与流式瓦片输出、局部 CDT 更新、区域掩膜、误差控制、可配置图层样式、GPU 分块 LOD 与贴地碰撞。</w:t>
+        <w:t>当前已交付 2D/3D 浏览、任意多边形节点级 GRID 裁剪/掩膜、同 CRS 错位 GRID 显式重采样、匹配现状/设计 GRID 的解析挖填方与差值图、可取消并行地形专题，以及 TIN/CDT/GRID 局部坡面、剖面、水平基准土方、格式转换、GDAL 交换及约束编辑。后续重点是坐标系显式重投影、GRID 映射文件与流式瓦片输出、局部 CDT 更新、网格单元解析边界裁剪、误差控制、可配置图层样式、GPU 分块 LOD 与贴地碰撞。</w:t>
       </w:r>
     </w:p>
     <w:sectPr>
@@ -12275,7 +12788,7 @@
         <w:color w:val="66727D"/>
         <w:sz w:val="18"/>
       </w:rPr>
-      <w:t xml:space="preserve">版本 0.24.0  |  第 </w:t>
+      <w:t xml:space="preserve">版本 0.25.0  |  第 </w:t>
     </w:r>
     <w:r>
       <w:rPr>

--- a/docs/manuals/dterrain_GUI操作入门教程.docx
+++ b/docs/manuals/dterrain_GUI操作入门教程.docx
@@ -70,7 +70,7 @@
           <w:color w:val="1F4D78"/>
           <w:sz w:val="28"/>
         </w:rPr>
-        <w:t>从 XYZ 散点导入到动态编辑、任意多边形 GRID 裁剪、错位设计 GRID 显式对齐、现状/设计双表面土方、全幅地形专题图、局部坡面、剖面与多边形量测、TIN/GRID/等高线转换、约束 Delaunay、三维漫游与数据保存</w:t>
+        <w:t>从 XYZ 散点导入到动态编辑、大 GRID 自动 LOD、任意多边形 GRID 裁剪、错位设计 GRID 显式对齐、现状/设计双表面土方、全幅地形专题图、局部坡面、剖面与多边形量测、TIN/GRID/等高线转换、约束 Delaunay、三维漫游与数据保存</w:t>
       </w:r>
     </w:p>
     <w:p>
@@ -85,7 +85,7 @@
           <w:color w:val="203748"/>
           <w:sz w:val="22"/>
         </w:rPr>
-        <w:t>版本 0.25.0  |  2026-07-18</w:t>
+        <w:t>版本 0.26.0  |  2026-07-18</w:t>
       </w:r>
     </w:p>
     <w:p>
@@ -243,7 +243,7 @@
                 <w:rFonts w:ascii="Calibri" w:hAnsi="Calibri" w:eastAsia="Microsoft YaHei"/>
                 <w:sz w:val="18"/>
               </w:rPr>
-              <w:t>0.25.0</w:t>
+              <w:t>0.26.0</w:t>
             </w:r>
           </w:p>
         </w:tc>
@@ -463,7 +463,7 @@
                 <w:rFonts w:ascii="Calibri" w:hAnsi="Calibri" w:eastAsia="Microsoft YaHei"/>
                 <w:sz w:val="18"/>
               </w:rPr>
-              <w:t>便携运行、五分钟上手、控件与菜单、XYZ 导入、TIN/GRID/等高线/CDT 图层、任意多边形 GRID 裁剪/掩膜、错位 GRID 最近邻/双线性对齐、现状/设计双 GRID 土方、全幅坡度/坡向/阴影专题图、局部坡面、任意剖面、多边形面积/土方、2D/3D 浏览、查询编辑和数据保存。</w:t>
+              <w:t>便携运行、五分钟上手、控件与菜单、XYZ 导入、TIN/GRID/等高线/CDT 图层、大 GRID 自动 LOD、任意多边形 GRID 裁剪/掩膜、错位 GRID 最近邻/双线性对齐、现状/设计双 GRID 土方、全幅坡度/坡向/阴影专题图、局部坡面、任意剖面、多边形面积/土方、2D/3D 浏览、查询编辑和数据保存。</w:t>
             </w:r>
           </w:p>
         </w:tc>
@@ -513,6 +513,17 @@
           <w:rFonts w:ascii="Calibri" w:hAnsi="Calibri" w:eastAsia="Microsoft YaHei"/>
         </w:rPr>
         <w:t>三维地形展示：重点阅读第 4 章。</w:t>
+      </w:r>
+    </w:p>
+    <w:p>
+      <w:pPr>
+        <w:pStyle w:val="ListBullet"/>
+      </w:pPr>
+      <w:r>
+        <w:rPr>
+          <w:rFonts w:ascii="Calibri" w:hAnsi="Calibri" w:eastAsia="Microsoft YaHei"/>
+        </w:rPr>
+        <w:t>大 GRID 自动 LOD 预览：重点阅读第 4.4 节。</w:t>
       </w:r>
     </w:p>
     <w:p>
@@ -643,7 +654,7 @@
         <w:rPr>
           <w:rFonts w:ascii="Calibri" w:hAnsi="Calibri" w:eastAsia="Microsoft YaHei"/>
         </w:rPr>
-        <w:t>本手册对应 dterrain 0.25.0：新增任意简单多边形 GRID 掩膜、紧凑裁剪与反向掩膜，同步/异步接口均支持完整六参数仿射、NoData、并行和取消；显式重采样、解析挖填方、全幅地形专题、剖面、GDAL 与约束事务保持兼容。坐标重投影、流式超大 GRID、网格单元解析边界裁剪、局部 CDT 和 GPU LOD 属于后续阶段。</w:t>
+        <w:t>本手册对应 dterrain 0.26.0：新增 caller-owned GRID 窗口概览/LOD 读取，提供平均、最近邻、最小值、最大值、严格 NoData、精确源窗口统计和确定性并行；GUI 由此可预览超过 2000 万节点的大 GRID。多边形裁剪、显式重采样、解析挖填方、全幅地形专题、剖面、GDAL 与约束事务保持兼容。坐标重投影、磁盘流式瓦片、持久化多级金字塔、网格单元解析边界裁剪、局部 CDT 和 GPU LOD 属于后续阶段。</w:t>
       </w:r>
     </w:p>
     <w:p>
@@ -659,7 +670,7 @@
         <w:rPr>
           <w:rFonts w:ascii="Calibri" w:hAnsi="Calibri" w:eastAsia="Microsoft YaHei"/>
         </w:rPr>
-        <w:t>dterrain_demo.exe 是一个原生 Win32/GDI 演示程序，用于直观验证 dterrain.dll 的批量建网、范围查询、最近点查询、任意多边形 GRID 裁剪/掩膜、错位设计 GRID 显式对齐、现状/设计双 GRID 挖填方、全幅坡度/坡向/阴影专题图、单点坡度/坡向与法向、任意地形剖面、多边形面积/土方量测、动态插入删除、编辑影响显示、文件交换和三维地形漫游。它不依赖 Qt 等 GUI 框架。</w:t>
+        <w:t>dterrain_demo.exe 是一个原生 Win32/GDI 演示程序，用于直观验证 dterrain.dll 的批量建网、范围查询、最近点查询、大 GRID 自动 LOD、任意多边形 GRID 裁剪/掩膜、错位设计 GRID 显式对齐、现状/设计双 GRID 挖填方、全幅坡度/坡向/阴影专题图、单点坡度/坡向与法向、任意地形剖面、多边形面积/土方量测、动态插入删除、编辑影响显示、文件交换和三维地形漫游。它不依赖 Qt 等 GUI 框架。</w:t>
       </w:r>
     </w:p>
     <w:p>
@@ -674,13 +685,13 @@
           <w:b/>
           <w:color w:val="7A5A00"/>
         </w:rPr>
-        <w:t xml:space="preserve">0.25 功能边界  </w:t>
+        <w:t xml:space="preserve">0.26 功能边界  </w:t>
       </w:r>
       <w:r>
         <w:rPr>
           <w:rFonts w:ascii="Calibri" w:hAnsi="Calibri" w:eastAsia="Microsoft YaHei"/>
         </w:rPr>
-        <w:t>当前程序可复用完成的量测多边形，对当前高程 GRID 执行保持范围掩膜、紧凑裁剪或反向掩膜；计算可取消，成功后原子替换图层并清理失效派生结果。错位设计 GRID 对齐、解析挖填方、二维/三维浏览、全幅地形专题、剖面、转换、GDAL 交换和约束编辑继续可用。程序不会隐式重投影；流式超大 GRID、单元解析边界裁剪和 GPU/LOD 尚未接入。</w:t>
+        <w:t>当前程序会把高程、坡度、阴影和差值 GRID 自动平均缩至最多 512×512；坡向用最近邻，避免 359° 与 1° 被错误平均成 180°。超过 2000 万节点的数据也可预览，状态栏报告实际 LOD 尺寸；等高线仍从完整 GRID 计算。多边形裁剪、错位设计 GRID 对齐、解析挖填方、二维/三维浏览、GDAL 交换和约束编辑继续可用。程序不会隐式重投影；磁盘流式瓦片、持久化金字塔、单元解析边界裁剪和 GPU LOD 尚未接入。</w:t>
       </w:r>
     </w:p>
     <w:p>
@@ -4410,6 +4421,396 @@
     </w:p>
     <w:p>
       <w:pPr>
+        <w:pStyle w:val="Heading2"/>
+      </w:pPr>
+      <w:r>
+        <w:t>4.4 大 GRID 的自动 LOD 预览</w:t>
+      </w:r>
+    </w:p>
+    <w:p>
+      <w:r>
+        <w:rPr>
+          <w:rFonts w:ascii="Calibri" w:hAnsi="Calibri" w:eastAsia="Microsoft YaHei"/>
+        </w:rPr>
+        <w:t>打开 DGRID/GeoTIFF、执行 TIN→GRID 或生成地形专题图后，程序会自动为当前 GRID 建立最长边不超过 512 节点的内存概览。无需切换菜单或提前转换文件；原 GRID 句柄、节点数、仿射和导出内容均不改变。源数据超过预览尺寸时，完成提示和状态栏会给出类似“LOD 512×384”的实际概览尺寸。</w:t>
+      </w:r>
+    </w:p>
+    <w:tbl>
+      <w:tblPr>
+        <w:tblStyle w:val="TableGrid"/>
+        <w:tblW w:type="dxa" w:w="9260"/>
+        <w:jc w:val="left"/>
+        <w:tblLayout w:type="fixed"/>
+        <w:tblLook w:firstColumn="1" w:firstRow="1" w:lastColumn="0" w:lastRow="0" w:noHBand="0" w:noVBand="1" w:val="04A0"/>
+        <w:tblInd w:w="120" w:type="dxa"/>
+      </w:tblPr>
+      <w:tblGrid>
+        <w:gridCol w:w="2200"/>
+        <w:gridCol w:w="1850"/>
+        <w:gridCol w:w="5210"/>
+      </w:tblGrid>
+      <w:tr>
+        <w:trPr>
+          <w:cantSplit/>
+          <w:tblHeader w:val="true"/>
+        </w:trPr>
+        <w:tc>
+          <w:tcPr>
+            <w:tcW w:type="dxa" w:w="2200"/>
+            <w:shd w:fill="E8EEF5"/>
+            <w:tcMar>
+              <w:top w:w="80" w:type="dxa"/>
+              <w:start w:w="120" w:type="dxa"/>
+              <w:bottom w:w="80" w:type="dxa"/>
+              <w:end w:w="120" w:type="dxa"/>
+            </w:tcMar>
+            <w:vAlign w:val="center"/>
+          </w:tcPr>
+          <w:p>
+            <w:pPr>
+              <w:keepNext/>
+              <w:spacing w:before="0" w:after="0"/>
+              <w:jc w:val="center"/>
+            </w:pPr>
+            <w:r>
+              <w:rPr>
+                <w:rFonts w:ascii="Calibri" w:hAnsi="Calibri" w:eastAsia="Microsoft YaHei"/>
+                <w:b/>
+                <w:color w:val="203748"/>
+                <w:sz w:val="19"/>
+              </w:rPr>
+              <w:t>当前显示</w:t>
+            </w:r>
+          </w:p>
+        </w:tc>
+        <w:tc>
+          <w:tcPr>
+            <w:tcW w:type="dxa" w:w="1850"/>
+            <w:shd w:fill="E8EEF5"/>
+            <w:tcMar>
+              <w:top w:w="80" w:type="dxa"/>
+              <w:start w:w="120" w:type="dxa"/>
+              <w:bottom w:w="80" w:type="dxa"/>
+              <w:end w:w="120" w:type="dxa"/>
+            </w:tcMar>
+            <w:vAlign w:val="center"/>
+          </w:tcPr>
+          <w:p>
+            <w:pPr>
+              <w:keepNext/>
+              <w:spacing w:before="0" w:after="0"/>
+              <w:jc w:val="center"/>
+            </w:pPr>
+            <w:r>
+              <w:rPr>
+                <w:rFonts w:ascii="Calibri" w:hAnsi="Calibri" w:eastAsia="Microsoft YaHei"/>
+                <w:b/>
+                <w:color w:val="203748"/>
+                <w:sz w:val="19"/>
+              </w:rPr>
+              <w:t>概览方法</w:t>
+            </w:r>
+          </w:p>
+        </w:tc>
+        <w:tc>
+          <w:tcPr>
+            <w:tcW w:type="dxa" w:w="5210"/>
+            <w:shd w:fill="E8EEF5"/>
+            <w:tcMar>
+              <w:top w:w="80" w:type="dxa"/>
+              <w:start w:w="120" w:type="dxa"/>
+              <w:bottom w:w="80" w:type="dxa"/>
+              <w:end w:w="120" w:type="dxa"/>
+            </w:tcMar>
+            <w:vAlign w:val="center"/>
+          </w:tcPr>
+          <w:p>
+            <w:pPr>
+              <w:keepNext/>
+              <w:spacing w:before="0" w:after="0"/>
+              <w:jc w:val="center"/>
+            </w:pPr>
+            <w:r>
+              <w:rPr>
+                <w:rFonts w:ascii="Calibri" w:hAnsi="Calibri" w:eastAsia="Microsoft YaHei"/>
+                <w:b/>
+                <w:color w:val="203748"/>
+                <w:sz w:val="19"/>
+              </w:rPr>
+              <w:t>原因</w:t>
+            </w:r>
+          </w:p>
+        </w:tc>
+      </w:tr>
+      <w:tr>
+        <w:trPr>
+          <w:cantSplit/>
+        </w:trPr>
+        <w:tc>
+          <w:tcPr>
+            <w:tcW w:type="dxa" w:w="2200"/>
+            <w:tcMar>
+              <w:top w:w="80" w:type="dxa"/>
+              <w:start w:w="120" w:type="dxa"/>
+              <w:bottom w:w="80" w:type="dxa"/>
+              <w:end w:w="120" w:type="dxa"/>
+            </w:tcMar>
+            <w:vAlign w:val="center"/>
+          </w:tcPr>
+          <w:p>
+            <w:pPr>
+              <w:spacing w:before="0" w:after="0" w:line="276" w:lineRule="auto"/>
+              <w:jc w:val="center"/>
+            </w:pPr>
+            <w:r>
+              <w:rPr>
+                <w:rFonts w:ascii="Calibri" w:hAnsi="Calibri" w:eastAsia="Microsoft YaHei"/>
+                <w:sz w:val="18"/>
+              </w:rPr>
+              <w:t>高程 GRID</w:t>
+            </w:r>
+          </w:p>
+        </w:tc>
+        <w:tc>
+          <w:tcPr>
+            <w:tcW w:type="dxa" w:w="1850"/>
+            <w:tcMar>
+              <w:top w:w="80" w:type="dxa"/>
+              <w:start w:w="120" w:type="dxa"/>
+              <w:bottom w:w="80" w:type="dxa"/>
+              <w:end w:w="120" w:type="dxa"/>
+            </w:tcMar>
+            <w:vAlign w:val="center"/>
+          </w:tcPr>
+          <w:p>
+            <w:pPr>
+              <w:spacing w:before="0" w:after="0" w:line="276" w:lineRule="auto"/>
+              <w:jc w:val="center"/>
+            </w:pPr>
+            <w:r>
+              <w:rPr>
+                <w:rFonts w:ascii="Calibri" w:hAnsi="Calibri" w:eastAsia="Microsoft YaHei"/>
+                <w:sz w:val="18"/>
+              </w:rPr>
+              <w:t>平均</w:t>
+            </w:r>
+          </w:p>
+        </w:tc>
+        <w:tc>
+          <w:tcPr>
+            <w:tcW w:type="dxa" w:w="5210"/>
+            <w:tcMar>
+              <w:top w:w="80" w:type="dxa"/>
+              <w:start w:w="120" w:type="dxa"/>
+              <w:bottom w:w="80" w:type="dxa"/>
+              <w:end w:w="120" w:type="dxa"/>
+            </w:tcMar>
+            <w:vAlign w:val="center"/>
+          </w:tcPr>
+          <w:p>
+            <w:pPr>
+              <w:spacing w:before="0" w:after="0" w:line="276" w:lineRule="auto"/>
+              <w:jc w:val="left"/>
+            </w:pPr>
+            <w:r>
+              <w:rPr>
+                <w:rFonts w:ascii="Calibri" w:hAnsi="Calibri" w:eastAsia="Microsoft YaHei"/>
+                <w:sz w:val="18"/>
+              </w:rPr>
+              <w:t>连续高程在缩小时保持整体形态，并使用完整源窗口精确极值着色</w:t>
+            </w:r>
+          </w:p>
+        </w:tc>
+      </w:tr>
+      <w:tr>
+        <w:trPr>
+          <w:cantSplit/>
+        </w:trPr>
+        <w:tc>
+          <w:tcPr>
+            <w:tcW w:type="dxa" w:w="2200"/>
+            <w:tcMar>
+              <w:top w:w="80" w:type="dxa"/>
+              <w:start w:w="120" w:type="dxa"/>
+              <w:bottom w:w="80" w:type="dxa"/>
+              <w:end w:w="120" w:type="dxa"/>
+            </w:tcMar>
+            <w:vAlign w:val="center"/>
+          </w:tcPr>
+          <w:p>
+            <w:pPr>
+              <w:spacing w:before="0" w:after="0" w:line="276" w:lineRule="auto"/>
+              <w:jc w:val="center"/>
+            </w:pPr>
+            <w:r>
+              <w:rPr>
+                <w:rFonts w:ascii="Calibri" w:hAnsi="Calibri" w:eastAsia="Microsoft YaHei"/>
+                <w:sz w:val="18"/>
+              </w:rPr>
+              <w:t>坡度 / 阴影 / 差值</w:t>
+            </w:r>
+          </w:p>
+        </w:tc>
+        <w:tc>
+          <w:tcPr>
+            <w:tcW w:type="dxa" w:w="1850"/>
+            <w:tcMar>
+              <w:top w:w="80" w:type="dxa"/>
+              <w:start w:w="120" w:type="dxa"/>
+              <w:bottom w:w="80" w:type="dxa"/>
+              <w:end w:w="120" w:type="dxa"/>
+            </w:tcMar>
+            <w:vAlign w:val="center"/>
+          </w:tcPr>
+          <w:p>
+            <w:pPr>
+              <w:spacing w:before="0" w:after="0" w:line="276" w:lineRule="auto"/>
+              <w:jc w:val="center"/>
+            </w:pPr>
+            <w:r>
+              <w:rPr>
+                <w:rFonts w:ascii="Calibri" w:hAnsi="Calibri" w:eastAsia="Microsoft YaHei"/>
+                <w:sz w:val="18"/>
+              </w:rPr>
+              <w:t>平均</w:t>
+            </w:r>
+          </w:p>
+        </w:tc>
+        <w:tc>
+          <w:tcPr>
+            <w:tcW w:type="dxa" w:w="5210"/>
+            <w:tcMar>
+              <w:top w:w="80" w:type="dxa"/>
+              <w:start w:w="120" w:type="dxa"/>
+              <w:bottom w:w="80" w:type="dxa"/>
+              <w:end w:w="120" w:type="dxa"/>
+            </w:tcMar>
+            <w:vAlign w:val="center"/>
+          </w:tcPr>
+          <w:p>
+            <w:pPr>
+              <w:spacing w:before="0" w:after="0" w:line="276" w:lineRule="auto"/>
+              <w:jc w:val="left"/>
+            </w:pPr>
+            <w:r>
+              <w:rPr>
+                <w:rFonts w:ascii="Calibri" w:hAnsi="Calibri" w:eastAsia="Microsoft YaHei"/>
+                <w:sz w:val="18"/>
+              </w:rPr>
+              <w:t>适合连续专题值，减少缩小时的锯齿与闪烁</w:t>
+            </w:r>
+          </w:p>
+        </w:tc>
+      </w:tr>
+      <w:tr>
+        <w:trPr>
+          <w:cantSplit/>
+        </w:trPr>
+        <w:tc>
+          <w:tcPr>
+            <w:tcW w:type="dxa" w:w="2200"/>
+            <w:tcMar>
+              <w:top w:w="80" w:type="dxa"/>
+              <w:start w:w="120" w:type="dxa"/>
+              <w:bottom w:w="80" w:type="dxa"/>
+              <w:end w:w="120" w:type="dxa"/>
+            </w:tcMar>
+            <w:vAlign w:val="center"/>
+          </w:tcPr>
+          <w:p>
+            <w:pPr>
+              <w:spacing w:before="0" w:after="0" w:line="276" w:lineRule="auto"/>
+              <w:jc w:val="center"/>
+            </w:pPr>
+            <w:r>
+              <w:rPr>
+                <w:rFonts w:ascii="Calibri" w:hAnsi="Calibri" w:eastAsia="Microsoft YaHei"/>
+                <w:sz w:val="18"/>
+              </w:rPr>
+              <w:t>坡向</w:t>
+            </w:r>
+          </w:p>
+        </w:tc>
+        <w:tc>
+          <w:tcPr>
+            <w:tcW w:type="dxa" w:w="1850"/>
+            <w:tcMar>
+              <w:top w:w="80" w:type="dxa"/>
+              <w:start w:w="120" w:type="dxa"/>
+              <w:bottom w:w="80" w:type="dxa"/>
+              <w:end w:w="120" w:type="dxa"/>
+            </w:tcMar>
+            <w:vAlign w:val="center"/>
+          </w:tcPr>
+          <w:p>
+            <w:pPr>
+              <w:spacing w:before="0" w:after="0" w:line="276" w:lineRule="auto"/>
+              <w:jc w:val="center"/>
+            </w:pPr>
+            <w:r>
+              <w:rPr>
+                <w:rFonts w:ascii="Calibri" w:hAnsi="Calibri" w:eastAsia="Microsoft YaHei"/>
+                <w:sz w:val="18"/>
+              </w:rPr>
+              <w:t>最近邻</w:t>
+            </w:r>
+          </w:p>
+        </w:tc>
+        <w:tc>
+          <w:tcPr>
+            <w:tcW w:type="dxa" w:w="5210"/>
+            <w:tcMar>
+              <w:top w:w="80" w:type="dxa"/>
+              <w:start w:w="120" w:type="dxa"/>
+              <w:bottom w:w="80" w:type="dxa"/>
+              <w:end w:w="120" w:type="dxa"/>
+            </w:tcMar>
+            <w:vAlign w:val="center"/>
+          </w:tcPr>
+          <w:p>
+            <w:pPr>
+              <w:spacing w:before="0" w:after="0" w:line="276" w:lineRule="auto"/>
+              <w:jc w:val="left"/>
+            </w:pPr>
+            <w:r>
+              <w:rPr>
+                <w:rFonts w:ascii="Calibri" w:hAnsi="Calibri" w:eastAsia="Microsoft YaHei"/>
+                <w:sz w:val="18"/>
+              </w:rPr>
+              <w:t>坡向是环形角度，普通平均会破坏 0°/360° 附近值</w:t>
+            </w:r>
+          </w:p>
+        </w:tc>
+      </w:tr>
+    </w:tbl>
+    <w:p>
+      <w:pPr>
+        <w:spacing w:before="0" w:after="40"/>
+      </w:pPr>
+    </w:p>
+    <w:p>
+      <w:pPr>
+        <w:spacing w:before="100" w:after="160" w:line="288" w:lineRule="auto"/>
+        <w:ind w:left="230" w:right="230"/>
+        <w:shd w:fill="E8EEF5"/>
+      </w:pPr>
+      <w:r>
+        <w:rPr>
+          <w:rFonts w:ascii="Calibri" w:hAnsi="Calibri" w:eastAsia="Microsoft YaHei"/>
+          <w:b/>
+          <w:color w:val="1F4D78"/>
+        </w:rPr>
+        <w:t xml:space="preserve">数据完整性  </w:t>
+      </w:r>
+      <w:r>
+        <w:rPr>
+          <w:rFonts w:ascii="Calibri" w:hAnsi="Calibri" w:eastAsia="Microsoft YaHei"/>
+        </w:rPr>
+        <w:t>LOD 只服务二维着色缓存；保存 DGRID/GeoTIFF、GRID→TIN、裁剪、分析和从 GRID 生成等高线仍使用完整 GRID。即使源 GRID 有数千万节点，也不会因为屏幕预览而丢值。</w:t>
+      </w:r>
+    </w:p>
+    <w:p>
+      <w:pPr>
         <w:pStyle w:val="Heading1"/>
       </w:pPr>
       <w:r>
@@ -10308,7 +10709,7 @@
         <w:rPr>
           <w:rFonts w:ascii="Calibri" w:hAnsi="Calibri" w:eastAsia="Microsoft YaHei"/>
         </w:rPr>
-        <w:t>草图和移动目标的 Z 优先由 CDT/TIN 表面插值。v0.25 单项约束编辑仍完整重建候选 CDT，批量事务只重建一次；移动/删除顶点还请求完整差异用于影响显示。查询、插入和删除工具栏按钮仍只操作普通 TIN。</w:t>
+        <w:t>草图和移动目标的 Z 优先由 CDT/TIN 表面插值。v0.26 单项约束编辑仍完整重建候选 CDT，批量事务只重建一次；移动/删除顶点还请求完整差异用于影响显示。查询、插入和删除工具栏按钮仍只操作普通 TIN。</w:t>
       </w:r>
     </w:p>
     <w:p>
@@ -10387,7 +10788,7 @@
         <w:rPr>
           <w:rFonts w:ascii="Calibri" w:hAnsi="Calibri" w:eastAsia="Microsoft YaHei"/>
         </w:rPr>
-        <w:t>DLL 对当前视口执行精确范围查询。为了避免 GDI 阻塞，二维 TIN/CDT 线框预算各约 45,000 面，三维填充与深度排序预算约 18,000 面，GRID 预览缓存最多 2000 万值并缩放到不超过 512×512，等高线绘制预算约 20 万顶点。显示抽样不会删减 DLL 数据或文件导出内容。</w:t>
+        <w:t>DLL 对当前视口执行精确范围查询。为了避免 GDI 阻塞，二维 TIN/CDT 线框预算各约 45,000 面，三维填充与深度排序预算约 18,000 面，任意规模 GRID 通过窗口概览缩放到不超过 512×512，等高线绘制预算约 20 万顶点。显示抽样不会删减 DLL 数据或文件导出内容。</w:t>
       </w:r>
     </w:p>
     <w:p>
@@ -10461,7 +10862,7 @@
         <w:rPr>
           <w:rFonts w:ascii="Calibri" w:hAnsi="Calibri" w:eastAsia="Microsoft YaHei"/>
         </w:rPr>
-        <w:t>超过 2000 万节点的 GRID 可以保留和导出，但 GUI 不生成着色缓存或等高线。</w:t>
+        <w:t>超过 2000 万节点的 GRID 会自动生成最多 512×512 的着色 LOD；状态栏会报告尺寸，等高线仍从完整 GRID 计算。</w:t>
       </w:r>
     </w:p>
     <w:p>
@@ -12545,6 +12946,17 @@
         <w:rPr>
           <w:rFonts w:ascii="Calibri" w:hAnsi="Calibri" w:eastAsia="Microsoft YaHei"/>
         </w:rPr>
+        <w:t>若有大 GRID，确认状态栏报告 LOD 尺寸、着色可见，并核对导出或等高线仍来自完整数据。</w:t>
+      </w:r>
+    </w:p>
+    <w:p>
+      <w:pPr>
+        <w:pStyle w:val="ListBullet"/>
+      </w:pPr>
+      <w:r>
+        <w:rPr>
+          <w:rFonts w:ascii="Calibri" w:hAnsi="Calibri" w:eastAsia="Microsoft YaHei"/>
+        </w:rPr>
         <w:t>至少导出一次 DGRID 和 DCONTOUR，并重新导入检查范围和数量。</w:t>
       </w:r>
     </w:p>
@@ -12742,7 +13154,7 @@
         <w:rPr>
           <w:rFonts w:ascii="Calibri" w:hAnsi="Calibri" w:eastAsia="Microsoft YaHei"/>
         </w:rPr>
-        <w:t>导入示例 XYZ → TIN→GRID→等高线 → 圈定多边形并作紧凑 GRID 裁剪/掩膜 → 打开错位设计 GRID → 双线性显式对齐 → 双表面挖填方、差值图与 CSV → 全幅坡度/坡向/阴影专题图与导出 → 单击坡度/坡向与法向 → 任意 A—B 剖面与 CSV → 多边形水平基准土方与 CSV → GeoTIFF/COG 与 GeoPackage 往返 → 等高线反向生成 TIN/GRID → 从 TIN 创建 CDT → 批量添加断裂线 → 绘制/移动/安全删除顶点 → CDT→GRID/等高线 → T/G/C/D 显隐 → 3D 漫游。</w:t>
+        <w:t>导入示例 XYZ → TIN→GRID 并观察自动 LOD→等高线 → 圈定多边形并作紧凑 GRID 裁剪/掩膜 → 打开错位设计 GRID → 双线性显式对齐 → 双表面挖填方、差值图与 CSV → 全幅坡度/坡向/阴影专题图与导出 → 单击坡度/坡向与法向 → 任意 A—B 剖面与 CSV → 多边形水平基准土方与 CSV → GeoTIFF/COG 与 GeoPackage 往返 → 等高线反向生成 TIN/GRID → 从 TIN 创建 CDT → 批量添加断裂线 → 绘制/移动/安全删除顶点 → CDT→GRID/等高线 → T/G/C/D 显隐 → 3D 漫游。</w:t>
       </w:r>
     </w:p>
     <w:p>
@@ -12758,7 +13170,7 @@
         <w:rPr>
           <w:rFonts w:ascii="Calibri" w:hAnsi="Calibri" w:eastAsia="Microsoft YaHei"/>
         </w:rPr>
-        <w:t>当前已交付 2D/3D 浏览、任意多边形节点级 GRID 裁剪/掩膜、同 CRS 错位 GRID 显式重采样、匹配现状/设计 GRID 的解析挖填方与差值图、可取消并行地形专题，以及 TIN/CDT/GRID 局部坡面、剖面、水平基准土方、格式转换、GDAL 交换及约束编辑。后续重点是坐标系显式重投影、GRID 映射文件与流式瓦片输出、局部 CDT 更新、网格单元解析边界裁剪、误差控制、可配置图层样式、GPU 分块 LOD 与贴地碰撞。</w:t>
+        <w:t>当前已交付 2D/3D 浏览、任意规模 GRID 自动内存概览、任意多边形节点级 GRID 裁剪/掩膜、同 CRS 错位 GRID 显式重采样、匹配现状/设计 GRID 的解析挖填方与差值图、可取消并行地形专题，以及 TIN/CDT/GRID 局部坡面、剖面、水平基准土方、格式转换、GDAL 交换及约束编辑。后续重点是坐标系显式重投影、GRID 映射文件与流式瓦片输出、持久化多级金字塔、局部 CDT 更新、网格单元解析边界裁剪、误差控制、可配置图层样式、GPU 分块渲染与贴地碰撞。</w:t>
       </w:r>
     </w:p>
     <w:sectPr>
@@ -12788,7 +13200,7 @@
         <w:color w:val="66727D"/>
         <w:sz w:val="18"/>
       </w:rPr>
-      <w:t xml:space="preserve">版本 0.25.0  |  第 </w:t>
+      <w:t xml:space="preserve">版本 0.26.0  |  第 </w:t>
     </w:r>
     <w:r>
       <w:rPr>

--- a/docs/manuals/dterrain_GUI操作入门教程.docx
+++ b/docs/manuals/dterrain_GUI操作入门教程.docx
@@ -85,7 +85,7 @@
           <w:color w:val="203748"/>
           <w:sz w:val="22"/>
         </w:rPr>
-        <w:t>版本 0.26.0  |  2026-07-18</w:t>
+        <w:t>版本 0.27.0  |  2026-07-18</w:t>
       </w:r>
     </w:p>
     <w:p>
@@ -243,7 +243,7 @@
                 <w:rFonts w:ascii="Calibri" w:hAnsi="Calibri" w:eastAsia="Microsoft YaHei"/>
                 <w:sz w:val="18"/>
               </w:rPr>
-              <w:t>0.26.0</w:t>
+              <w:t>0.27.0</w:t>
             </w:r>
           </w:p>
         </w:tc>
@@ -463,7 +463,7 @@
                 <w:rFonts w:ascii="Calibri" w:hAnsi="Calibri" w:eastAsia="Microsoft YaHei"/>
                 <w:sz w:val="18"/>
               </w:rPr>
-              <w:t>便携运行、五分钟上手、控件与菜单、XYZ 导入、TIN/GRID/等高线/CDT 图层、大 GRID 自动 LOD、任意多边形 GRID 裁剪/掩膜、错位 GRID 最近邻/双线性对齐、现状/设计双 GRID 土方、全幅坡度/坡向/阴影专题图、局部坡面、任意剖面、多边形面积/土方、2D/3D 浏览、查询编辑和数据保存。</w:t>
+              <w:t>便携运行、五分钟上手、控件与菜单、XYZ 导入、TIN/GRID/等高线/CDT 图层、视口自适应大 GRID LOD、任意多边形 GRID 裁剪/掩膜、错位 GRID 最近邻/双线性对齐、现状/设计双 GRID 土方、全幅坡度/坡向/阴影专题图、局部坡面、任意剖面、多边形面积/土方、2D/3D 浏览、查询编辑和数据保存。</w:t>
             </w:r>
           </w:p>
         </w:tc>
@@ -523,7 +523,7 @@
         <w:rPr>
           <w:rFonts w:ascii="Calibri" w:hAnsi="Calibri" w:eastAsia="Microsoft YaHei"/>
         </w:rPr>
-        <w:t>大 GRID 自动 LOD 预览：重点阅读第 4.4 节。</w:t>
+        <w:t>大 GRID 视口自适应 LOD：重点阅读第 4.4 节。</w:t>
       </w:r>
     </w:p>
     <w:p>
@@ -654,7 +654,7 @@
         <w:rPr>
           <w:rFonts w:ascii="Calibri" w:hAnsi="Calibri" w:eastAsia="Microsoft YaHei"/>
         </w:rPr>
-        <w:t>本手册对应 dterrain 0.26.0：新增 caller-owned GRID 窗口概览/LOD 读取，提供平均、最近邻、最小值、最大值、严格 NoData、精确源窗口统计和确定性并行；GUI 由此可预览超过 2000 万节点的大 GRID。多边形裁剪、显式重采样、解析挖填方、全幅地形专题、剖面、GDAL 与约束事务保持兼容。坐标重投影、磁盘流式瓦片、持久化多级金字塔、网格单元解析边界裁剪、局部 CDT 和 GPU LOD 属于后续阶段。</w:t>
+        <w:t>本手册对应 dterrain 0.27.0：新增世界 XY 视口到 GRID 最小源节点窗口的仿射裁剪接口，并由 GUI 在缩放、平移、拉框放大和全图适屏后，仅重读当前视口的最多 512×512 局部 LOD。接口支持旋转、剪切和负像素高仿射；完整 GRID 仍参与统计、等高线、分析与导出。窗口概览、多边形裁剪、显式重采样、解析挖填方、全幅地形专题、剖面、GDAL 与约束事务保持兼容。坐标重投影、磁盘流式瓦片、持久化多级金字塔、网格单元解析边界裁剪、局部 CDT 和 GPU LOD 属于后续阶段。</w:t>
       </w:r>
     </w:p>
     <w:p>
@@ -670,7 +670,7 @@
         <w:rPr>
           <w:rFonts w:ascii="Calibri" w:hAnsi="Calibri" w:eastAsia="Microsoft YaHei"/>
         </w:rPr>
-        <w:t>dterrain_demo.exe 是一个原生 Win32/GDI 演示程序，用于直观验证 dterrain.dll 的批量建网、范围查询、最近点查询、大 GRID 自动 LOD、任意多边形 GRID 裁剪/掩膜、错位设计 GRID 显式对齐、现状/设计双 GRID 挖填方、全幅坡度/坡向/阴影专题图、单点坡度/坡向与法向、任意地形剖面、多边形面积/土方量测、动态插入删除、编辑影响显示、文件交换和三维地形漫游。它不依赖 Qt 等 GUI 框架。</w:t>
+        <w:t>dterrain_demo.exe 是一个原生 Win32/GDI 演示程序，用于直观验证 dterrain.dll 的批量建网、范围查询、最近点查询、大 GRID 视口自适应 LOD、任意多边形 GRID 裁剪/掩膜、错位设计 GRID 显式对齐、现状/设计双 GRID 挖填方、全幅坡度/坡向/阴影专题图、单点坡度/坡向与法向、任意地形剖面、多边形面积/土方量测、动态插入删除、编辑影响显示、文件交换和三维地形漫游。它不依赖 Qt 等 GUI 框架。</w:t>
       </w:r>
     </w:p>
     <w:p>
@@ -685,13 +685,13 @@
           <w:b/>
           <w:color w:val="7A5A00"/>
         </w:rPr>
-        <w:t xml:space="preserve">0.26 功能边界  </w:t>
+        <w:t xml:space="preserve">0.27 功能边界  </w:t>
       </w:r>
       <w:r>
         <w:rPr>
           <w:rFonts w:ascii="Calibri" w:hAnsi="Calibri" w:eastAsia="Microsoft YaHei"/>
         </w:rPr>
-        <w:t>当前程序会把高程、坡度、阴影和差值 GRID 自动平均缩至最多 512×512；坡向用最近邻，避免 359° 与 1° 被错误平均成 180°。超过 2000 万节点的数据也可预览，状态栏报告实际 LOD 尺寸；等高线仍从完整 GRID 计算。多边形裁剪、错位设计 GRID 对齐、解析挖填方、二维/三维浏览、GDAL 交换和约束编辑继续可用。程序不会隐式重投影；磁盘流式瓦片、持久化金字塔、单元解析边界裁剪和 GPU LOD 尚未接入。</w:t>
+        <w:t>当前程序根据二维世界视口裁剪 GRID 源窗口，再把该局部窗口生成最多 512×512 的显示 LOD；缩放、拉框、全图适屏及平移结束都会自动刷新。高程、坡度、阴影和差值用平均，坡向用最近邻；状态栏报告“源窗口→预览”尺寸。完整 GRID 仍用于等高线、分析、转换与导出。程序支持旋转/剪切仿射但不会隐式重投影；磁盘流式瓦片、持久化金字塔、单元解析边界裁剪和 GPU LOD 尚未接入。</w:t>
       </w:r>
     </w:p>
     <w:p>
@@ -4424,7 +4424,7 @@
         <w:pStyle w:val="Heading2"/>
       </w:pPr>
       <w:r>
-        <w:t>4.4 大 GRID 的自动 LOD 预览</w:t>
+        <w:t>4.4 大 GRID 的视口自适应 LOD 预览</w:t>
       </w:r>
     </w:p>
     <w:p>
@@ -4432,7 +4432,7 @@
         <w:rPr>
           <w:rFonts w:ascii="Calibri" w:hAnsi="Calibri" w:eastAsia="Microsoft YaHei"/>
         </w:rPr>
-        <w:t>打开 DGRID/GeoTIFF、执行 TIN→GRID 或生成地形专题图后，程序会自动为当前 GRID 建立最长边不超过 512 节点的内存概览。无需切换菜单或提前转换文件；原 GRID 句柄、节点数、仿射和导出内容均不改变。源数据超过预览尺寸时，完成提示和状态栏会给出类似“LOD 512×384”的实际概览尺寸。</w:t>
+        <w:t>打开 DGRID/GeoTIFF、执行 TIN→GRID 或生成地形专题图后，程序先取得完整 GRID 的稳定高程范围；随后把当前二维世界视口映射为最小源节点窗口，并仅把这个局部窗口生成最长边不超过 512 节点的内存概览。滚轮缩放、拉框放大、全图适屏和拖动平移结束时都会自动刷新；拖动过程中复用旧图，松开后再细化，保持交互连续。状态栏会给出类似“局部LOD 1024×768→512×384”的源窗口和预览尺寸。</w:t>
       </w:r>
     </w:p>
     <w:tbl>
@@ -4792,6 +4792,27 @@
       <w:pPr>
         <w:spacing w:before="100" w:after="160" w:line="288" w:lineRule="auto"/>
         <w:ind w:left="230" w:right="230"/>
+        <w:shd w:fill="FFF7E0"/>
+      </w:pPr>
+      <w:r>
+        <w:rPr>
+          <w:rFonts w:ascii="Calibri" w:hAnsi="Calibri" w:eastAsia="Microsoft YaHei"/>
+          <w:b/>
+          <w:color w:val="7A5A00"/>
+        </w:rPr>
+        <w:t xml:space="preserve">仿射与边缘  </w:t>
+      </w:r>
+      <w:r>
+        <w:rPr>
+          <w:rFonts w:ascii="Calibri" w:hAnsi="Calibri" w:eastAsia="Microsoft YaHei"/>
+        </w:rPr>
+        <w:t>视口裁剪使用完整六参数仿射逆变换，支持旋转、剪切和负像素高。程序在局部窗口四周增加 2 个源节点，减少缩放与平移后的边缘缝隙；GRID 的青色轮廓始终按完整范围绘制。</w:t>
+      </w:r>
+    </w:p>
+    <w:p>
+      <w:pPr>
+        <w:spacing w:before="100" w:after="160" w:line="288" w:lineRule="auto"/>
+        <w:ind w:left="230" w:right="230"/>
         <w:shd w:fill="E8EEF5"/>
       </w:pPr>
       <w:r>
@@ -4806,7 +4827,28 @@
         <w:rPr>
           <w:rFonts w:ascii="Calibri" w:hAnsi="Calibri" w:eastAsia="Microsoft YaHei"/>
         </w:rPr>
-        <w:t>LOD 只服务二维着色缓存；保存 DGRID/GeoTIFF、GRID→TIN、裁剪、分析和从 GRID 生成等高线仍使用完整 GRID。即使源 GRID 有数千万节点，也不会因为屏幕预览而丢值。</w:t>
+        <w:t>LOD 只服务二维着色缓存；色带使用完整源统计保持缩放前后稳定。保存 DGRID/GeoTIFF、GRID→TIN、裁剪、分析和从 GRID 生成等高线仍使用完整 GRID。即使源 GRID 有数千万节点，也不会因为屏幕预览而丢值。</w:t>
+      </w:r>
+    </w:p>
+    <w:p>
+      <w:pPr>
+        <w:spacing w:before="100" w:after="160" w:line="288" w:lineRule="auto"/>
+        <w:ind w:left="230" w:right="230"/>
+        <w:shd w:fill="F4F6F9"/>
+      </w:pPr>
+      <w:r>
+        <w:rPr>
+          <w:rFonts w:ascii="Calibri" w:hAnsi="Calibri" w:eastAsia="Microsoft YaHei"/>
+          <w:b/>
+          <w:color w:val="203748"/>
+        </w:rPr>
+        <w:t xml:space="preserve">本机参考  </w:t>
+      </w:r>
+      <w:r>
+        <w:rPr>
+          <w:rFonts w:ascii="Calibri" w:hAnsi="Calibri" w:eastAsia="Microsoft YaHei"/>
+        </w:rPr>
+        <w:t>8192×4096 GRID 在 1024×768 局部视口生成 512×512 概览约 0.00264 s；同尺寸输出从全幅生成约 0.0128 s，约快 4.85×。视口裁剪查询本身约 15 μs。实际速度由缩放级别、CPU 和内存带宽决定。</w:t>
       </w:r>
     </w:p>
     <w:p>
@@ -10709,7 +10751,7 @@
         <w:rPr>
           <w:rFonts w:ascii="Calibri" w:hAnsi="Calibri" w:eastAsia="Microsoft YaHei"/>
         </w:rPr>
-        <w:t>草图和移动目标的 Z 优先由 CDT/TIN 表面插值。v0.26 单项约束编辑仍完整重建候选 CDT，批量事务只重建一次；移动/删除顶点还请求完整差异用于影响显示。查询、插入和删除工具栏按钮仍只操作普通 TIN。</w:t>
+        <w:t>草图和移动目标的 Z 优先由 CDT/TIN 表面插值。v0.27 单项约束编辑仍完整重建候选 CDT，批量事务只重建一次；移动/删除顶点还请求完整差异用于影响显示。查询、插入和删除工具栏按钮仍只操作普通 TIN。</w:t>
       </w:r>
     </w:p>
     <w:p>
@@ -10788,7 +10830,7 @@
         <w:rPr>
           <w:rFonts w:ascii="Calibri" w:hAnsi="Calibri" w:eastAsia="Microsoft YaHei"/>
         </w:rPr>
-        <w:t>DLL 对当前视口执行精确范围查询。为了避免 GDI 阻塞，二维 TIN/CDT 线框预算各约 45,000 面，三维填充与深度排序预算约 18,000 面，任意规模 GRID 通过窗口概览缩放到不超过 512×512，等高线绘制预算约 20 万顶点。显示抽样不会删减 DLL 数据或文件导出内容。</w:t>
+        <w:t>DLL 对当前视口执行精确范围查询。为了避免 GDI 阻塞，二维 TIN/CDT 线框预算各约 45,000 面，三维填充与深度排序预算约 18,000 面；任意规模 GRID 先裁剪当前世界视口的源节点窗口，再生成不超过 512×512 的局部概览；等高线绘制预算约 20 万顶点。显示抽样不会删减 DLL 数据或文件导出内容。</w:t>
       </w:r>
     </w:p>
     <w:p>
@@ -10862,7 +10904,7 @@
         <w:rPr>
           <w:rFonts w:ascii="Calibri" w:hAnsi="Calibri" w:eastAsia="Microsoft YaHei"/>
         </w:rPr>
-        <w:t>超过 2000 万节点的 GRID 会自动生成最多 512×512 的着色 LOD；状态栏会报告尺寸，等高线仍从完整 GRID 计算。</w:t>
+        <w:t>超过 2000 万节点的 GRID 会按当前视口生成最多 512×512 的着色 LOD；缩放或平移结束后观察状态栏中的源窗口→预览尺寸，等高线仍从完整 GRID 计算。</w:t>
       </w:r>
     </w:p>
     <w:p>
@@ -12946,7 +12988,7 @@
         <w:rPr>
           <w:rFonts w:ascii="Calibri" w:hAnsi="Calibri" w:eastAsia="Microsoft YaHei"/>
         </w:rPr>
-        <w:t>若有大 GRID，确认状态栏报告 LOD 尺寸、着色可见，并核对导出或等高线仍来自完整数据。</w:t>
+        <w:t>若有大 GRID，连续滚轮缩放、拉框和拖动平移，确认状态栏报告局部源窗口→LOD 尺寸并在松开后细化；核对导出或等高线仍来自完整数据。</w:t>
       </w:r>
     </w:p>
     <w:p>
@@ -13154,7 +13196,7 @@
         <w:rPr>
           <w:rFonts w:ascii="Calibri" w:hAnsi="Calibri" w:eastAsia="Microsoft YaHei"/>
         </w:rPr>
-        <w:t>导入示例 XYZ → TIN→GRID 并观察自动 LOD→等高线 → 圈定多边形并作紧凑 GRID 裁剪/掩膜 → 打开错位设计 GRID → 双线性显式对齐 → 双表面挖填方、差值图与 CSV → 全幅坡度/坡向/阴影专题图与导出 → 单击坡度/坡向与法向 → 任意 A—B 剖面与 CSV → 多边形水平基准土方与 CSV → GeoTIFF/COG 与 GeoPackage 往返 → 等高线反向生成 TIN/GRID → 从 TIN 创建 CDT → 批量添加断裂线 → 绘制/移动/安全删除顶点 → CDT→GRID/等高线 → T/G/C/D 显隐 → 3D 漫游。</w:t>
+        <w:t>导入示例 XYZ → TIN→GRID → 连续缩放/平移并观察局部源窗口→LOD → 等高线 → 圈定多边形并作紧凑 GRID 裁剪/掩膜 → 打开错位设计 GRID → 双线性显式对齐 → 双表面挖填方、差值图与 CSV → 全幅坡度/坡向/阴影专题图与导出 → 单击坡度/坡向与法向 → 任意 A—B 剖面与 CSV → 多边形水平基准土方与 CSV → GeoTIFF/COG 与 GeoPackage 往返 → 等高线反向生成 TIN/GRID → 从 TIN 创建 CDT → 批量添加断裂线 → 绘制/移动/安全删除顶点 → CDT→GRID/等高线 → T/G/C/D 显隐 → 3D 漫游。</w:t>
       </w:r>
     </w:p>
     <w:p>
@@ -13170,7 +13212,7 @@
         <w:rPr>
           <w:rFonts w:ascii="Calibri" w:hAnsi="Calibri" w:eastAsia="Microsoft YaHei"/>
         </w:rPr>
-        <w:t>当前已交付 2D/3D 浏览、任意规模 GRID 自动内存概览、任意多边形节点级 GRID 裁剪/掩膜、同 CRS 错位 GRID 显式重采样、匹配现状/设计 GRID 的解析挖填方与差值图、可取消并行地形专题，以及 TIN/CDT/GRID 局部坡面、剖面、水平基准土方、格式转换、GDAL 交换及约束编辑。后续重点是坐标系显式重投影、GRID 映射文件与流式瓦片输出、持久化多级金字塔、局部 CDT 更新、网格单元解析边界裁剪、误差控制、可配置图层样式、GPU 分块渲染与贴地碰撞。</w:t>
+        <w:t>当前已交付 2D/3D 浏览、世界视口自适应 GRID 内存概览、任意多边形节点级 GRID 裁剪/掩膜、同 CRS 错位 GRID 显式重采样、匹配现状/设计 GRID 的解析挖填方与差值图、可取消并行地形专题，以及 TIN/CDT/GRID 局部坡面、剖面、水平基准土方、格式转换、GDAL 交换及约束编辑。后续重点是坐标系显式重投影、GRID 映射文件与流式瓦片输出、持久化多级金字塔、局部 CDT 更新、网格单元解析边界裁剪、误差控制、可配置图层样式、GPU 分块渲染与贴地碰撞。</w:t>
       </w:r>
     </w:p>
     <w:sectPr>
@@ -13200,7 +13242,7 @@
         <w:color w:val="66727D"/>
         <w:sz w:val="18"/>
       </w:rPr>
-      <w:t xml:space="preserve">版本 0.26.0  |  第 </w:t>
+      <w:t xml:space="preserve">版本 0.27.0  |  第 </w:t>
     </w:r>
     <w:r>
       <w:rPr>

--- a/docs/manuals/dterrain_GUI操作入门教程.docx
+++ b/docs/manuals/dterrain_GUI操作入门教程.docx
@@ -70,7 +70,7 @@
           <w:color w:val="1F4D78"/>
           <w:sz w:val="28"/>
         </w:rPr>
-        <w:t>从 XYZ 散点导入到动态编辑、大 GRID 自动 LOD、任意多边形 GRID 裁剪、错位设计 GRID 显式对齐、现状/设计双表面土方、全幅地形专题图、局部坡面、剖面与多边形量测、TIN/GRID/等高线转换、约束 Delaunay、三维漫游与数据保存</w:t>
+        <w:t>从 XYZ 散点导入到动态编辑、DGRIDB 映射大 GRID、视口自适应 LOD、任意多边形 GRID 裁剪、错位设计 GRID 显式对齐、现状/设计双表面土方、全幅地形专题图、局部坡面、剖面与多边形量测、TIN/GRID/等高线转换、约束 Delaunay、三维漫游与数据保存</w:t>
       </w:r>
     </w:p>
     <w:p>
@@ -85,7 +85,7 @@
           <w:color w:val="203748"/>
           <w:sz w:val="22"/>
         </w:rPr>
-        <w:t>版本 0.27.0  |  2026-07-18</w:t>
+        <w:t>版本 0.28.0  |  2026-07-18</w:t>
       </w:r>
     </w:p>
     <w:p>
@@ -243,7 +243,7 @@
                 <w:rFonts w:ascii="Calibri" w:hAnsi="Calibri" w:eastAsia="Microsoft YaHei"/>
                 <w:sz w:val="18"/>
               </w:rPr>
-              <w:t>0.27.0</w:t>
+              <w:t>0.28.0</w:t>
             </w:r>
           </w:p>
         </w:tc>
@@ -463,7 +463,7 @@
                 <w:rFonts w:ascii="Calibri" w:hAnsi="Calibri" w:eastAsia="Microsoft YaHei"/>
                 <w:sz w:val="18"/>
               </w:rPr>
-              <w:t>便携运行、五分钟上手、控件与菜单、XYZ 导入、TIN/GRID/等高线/CDT 图层、视口自适应大 GRID LOD、任意多边形 GRID 裁剪/掩膜、错位 GRID 最近邻/双线性对齐、现状/设计双 GRID 土方、全幅坡度/坡向/阴影专题图、局部坡面、任意剖面、多边形面积/土方、2D/3D 浏览、查询编辑和数据保存。</w:t>
+              <w:t>便携运行、五分钟上手、控件与菜单、XYZ 导入、DGRIDB 二进制映射 GRID、TIN/GRID/等高线/CDT 图层、视口自适应大 GRID LOD、任意多边形 GRID 裁剪/掩膜、错位 GRID 最近邻/双线性对齐、现状/设计双 GRID 土方、全幅坡度/坡向/阴影专题图、局部坡面、任意剖面、多边形面积/土方、2D/3D 浏览、查询编辑和数据保存。</w:t>
             </w:r>
           </w:p>
         </w:tc>
@@ -524,6 +524,17 @@
           <w:rFonts w:ascii="Calibri" w:hAnsi="Calibri" w:eastAsia="Microsoft YaHei"/>
         </w:rPr>
         <w:t>大 GRID 视口自适应 LOD：重点阅读第 4.4 节。</w:t>
+      </w:r>
+    </w:p>
+    <w:p>
+      <w:pPr>
+        <w:pStyle w:val="ListBullet"/>
+      </w:pPr>
+      <w:r>
+        <w:rPr>
+          <w:rFonts w:ascii="Calibri" w:hAnsi="Calibri" w:eastAsia="Microsoft YaHei"/>
+        </w:rPr>
+        <w:t>DGRIDB 导入导出：重点阅读第 4.4 节和第 8.3 节。</w:t>
       </w:r>
     </w:p>
     <w:p>
@@ -654,7 +665,7 @@
         <w:rPr>
           <w:rFonts w:ascii="Calibri" w:hAnsi="Calibri" w:eastAsia="Microsoft YaHei"/>
         </w:rPr>
-        <w:t>本手册对应 dterrain 0.27.0：新增世界 XY 视口到 GRID 最小源节点窗口的仿射裁剪接口，并由 GUI 在缩放、平移、拉框放大和全图适屏后，仅重读当前视口的最多 512×512 局部 LOD。接口支持旋转、剪切和负像素高仿射；完整 GRID 仍参与统计、等高线、分析与导出。窗口概览、多边形裁剪、显式重采样、解析挖填方、全幅地形专题、剖面、GDAL 与约束事务保持兼容。坐标重投影、磁盘流式瓦片、持久化多级金字塔、网格单元解析边界裁剪、局部 CDT 和 GPU LOD 属于后续阶段。</w:t>
+        <w:t>本手册对应 dterrain 0.28.0：新增 DGRIDB 二进制大 GRID 格式。Windows 加载以写时复制方式映射原始 double 节点，文件内保存全幅 512 级平均概览、统计、CRS 和 NoData；保存采用临时文件完成后原子替换。GUI 可直接导入/导出 DGRIDB，并继续使用 v0.27 世界视口局部 LOD。完整 GRID 仍参与等高线、分析与转换。坐标重投影、流式瓦片、多级金字塔、网格单元解析边界裁剪、局部 CDT 和 GPU LOD 属于后续阶段。</w:t>
       </w:r>
     </w:p>
     <w:p>
@@ -685,13 +696,13 @@
           <w:b/>
           <w:color w:val="7A5A00"/>
         </w:rPr>
-        <w:t xml:space="preserve">0.27 功能边界  </w:t>
+        <w:t xml:space="preserve">0.28 功能边界  </w:t>
       </w:r>
       <w:r>
         <w:rPr>
           <w:rFonts w:ascii="Calibri" w:hAnsi="Calibri" w:eastAsia="Microsoft YaHei"/>
         </w:rPr>
-        <w:t>当前程序根据二维世界视口裁剪 GRID 源窗口，再把该局部窗口生成最多 512×512 的显示 LOD；缩放、拉框、全图适屏及平移结束都会自动刷新。高程、坡度、阴影和差值用平均，坡向用最近邻；状态栏报告“源窗口→预览”尺寸。完整 GRID 仍用于等高线、分析、转换与导出。程序支持旋转/剪切仿射但不会隐式重投影；磁盘流式瓦片、持久化金字塔、单元解析边界裁剪和 GPU LOD 尚未接入。</w:t>
+        <w:t>当前程序可导入/导出 DGRIDB：Windows 下原始节点写时复制映射，文件内全幅概览用于首次适屏；缩放、拉框和松开平移后仍按当前视口读取原始节点并生成最多 512×512 LOD。状态栏报告映射、内置概览和“源窗口→预览”尺寸。完整 GRID 仍用于等高线、分析、转换与导出。程序不会隐式重投影；流式瓦片、多级金字塔、单元解析边界裁剪和 GPU LOD 尚未接入。</w:t>
       </w:r>
     </w:p>
     <w:p>
@@ -4432,7 +4443,7 @@
         <w:rPr>
           <w:rFonts w:ascii="Calibri" w:hAnsi="Calibri" w:eastAsia="Microsoft YaHei"/>
         </w:rPr>
-        <w:t>打开 DGRID/GeoTIFF、执行 TIN→GRID 或生成地形专题图后，程序先取得完整 GRID 的稳定高程范围；随后把当前二维世界视口映射为最小源节点窗口，并仅把这个局部窗口生成最长边不超过 512 节点的内存概览。滚轮缩放、拉框放大、全图适屏和拖动平移结束时都会自动刷新；拖动过程中复用旧图，松开后再细化，保持交互连续。状态栏会给出类似“局部LOD 1024×768→512×384”的源窗口和预览尺寸。</w:t>
+        <w:t>打开 DGRIDB/DGRID/GeoTIFF、执行 TIN→GRID 或生成地形专题图后，程序取得稳定高程范围，再把当前二维世界视口映射为最小源节点窗口，并仅把这个局部窗口生成最长边不超过 512 节点的内存概览。DGRIDB 的首次全图概览直接来自文件内缓存，不扫描全部原始节点。滚轮缩放、拉框放大、全图适屏和拖动平移结束时自动刷新；拖动过程中复用旧图，松开后再细化。状态栏会给出类似“局部LOD 1024×768→512×384”的源窗口和预览尺寸。</w:t>
       </w:r>
     </w:p>
     <w:tbl>
@@ -4849,6 +4860,27 @@
           <w:rFonts w:ascii="Calibri" w:hAnsi="Calibri" w:eastAsia="Microsoft YaHei"/>
         </w:rPr>
         <w:t>8192×4096 GRID 在 1024×768 局部视口生成 512×512 概览约 0.00264 s；同尺寸输出从全幅生成约 0.0128 s，约快 4.85×。视口裁剪查询本身约 15 μs。实际速度由缩放级别、CPU 和内存带宽决定。</w:t>
+      </w:r>
+    </w:p>
+    <w:p>
+      <w:pPr>
+        <w:spacing w:before="100" w:after="160" w:line="288" w:lineRule="auto"/>
+        <w:ind w:left="230" w:right="230"/>
+        <w:shd w:fill="E8EEF5"/>
+      </w:pPr>
+      <w:r>
+        <w:rPr>
+          <w:rFonts w:ascii="Calibri" w:hAnsi="Calibri" w:eastAsia="Microsoft YaHei"/>
+          <w:b/>
+          <w:color w:val="1F4D78"/>
+        </w:rPr>
+        <w:t xml:space="preserve">DGRIDB 映射参考  </w:t>
+      </w:r>
+      <w:r>
+        <w:rPr>
+          <w:rFonts w:ascii="Calibri" w:hAnsi="Calibri" w:eastAsia="Microsoft YaHei"/>
+        </w:rPr>
+        <w:t>8192×4096、258.06 MiB 文件：映射打开约 6.65 ms，内置全图概览约 0.177 ms，1024×768 局部读取约 3.50 ms。编辑只改变私有页面；覆盖源文件保存时会在替换前短时实体化完整节点，大数据更建议另存为新文件。</w:t>
       </w:r>
     </w:p>
     <w:p>
@@ -10224,7 +10256,7 @@
         <w:pStyle w:val="Heading2"/>
       </w:pPr>
       <w:r>
-        <w:t>8.3 DGRID 与 DCONTOUR 文本</w:t>
+        <w:t>8.3 DGRIDB、DGRID 与 DCONTOUR</w:t>
       </w:r>
     </w:p>
     <w:p>
@@ -10232,7 +10264,28 @@
         <w:rPr>
           <w:rFonts w:ascii="Calibri" w:hAnsi="Calibri" w:eastAsia="Microsoft YaHei"/>
         </w:rPr>
-        <w:t>通过“数据交换”菜单可独立导入或导出 DGRID 规则高程节点文本和 DCONTOUR 等高线文本。导入这些图层不会删除现有 TIN，因此适合叠加检查。GRID 支持完整六参数仿射变换；旋转或错切数据会按实际三个角点映射显示。安装目录的 sample_data/sample_grid.dgrid 和 sample_contours.dcontour 可直接用于验证。</w:t>
+        <w:t>通过“数据交换”菜单可导入或导出 DGRIDB 二进制映射 GRID、DGRID 规则高程节点文本和 DCONTOUR 等高线文本。导入这些图层不会删除现有 TIN，因此适合叠加检查。GRID 支持完整六参数仿射变换；旋转或错切数据会按实际三个角点映射显示。安装目录的 sample_data/sample_grid.dgrid 和 sample_contours.dcontour 可直接用于验证。</w:t>
+      </w:r>
+    </w:p>
+    <w:p>
+      <w:pPr>
+        <w:spacing w:before="100" w:after="160" w:line="288" w:lineRule="auto"/>
+        <w:ind w:left="230" w:right="230"/>
+        <w:shd w:fill="E8EEF5"/>
+      </w:pPr>
+      <w:r>
+        <w:rPr>
+          <w:rFonts w:ascii="Calibri" w:hAnsi="Calibri" w:eastAsia="Microsoft YaHei"/>
+          <w:b/>
+          <w:color w:val="1F4D78"/>
+        </w:rPr>
+        <w:t xml:space="preserve">格式选择  </w:t>
+      </w:r>
+      <w:r>
+        <w:rPr>
+          <w:rFonts w:ascii="Calibri" w:hAnsi="Calibri" w:eastAsia="Microsoft YaHei"/>
+        </w:rPr>
+        <w:t>大 GRID 本机工作与快速重开优先 DGRIDB；人工检查或简单异构交换用 DGRID 文本；GIS 交换用 GeoTIFF/COG。DGRIDB 写时复制编辑不自动回写源文件，必须显式导出；保存失败不会覆盖已有目标。</w:t>
       </w:r>
     </w:p>
     <w:p>
@@ -10751,7 +10804,7 @@
         <w:rPr>
           <w:rFonts w:ascii="Calibri" w:hAnsi="Calibri" w:eastAsia="Microsoft YaHei"/>
         </w:rPr>
-        <w:t>草图和移动目标的 Z 优先由 CDT/TIN 表面插值。v0.27 单项约束编辑仍完整重建候选 CDT，批量事务只重建一次；移动/删除顶点还请求完整差异用于影响显示。查询、插入和删除工具栏按钮仍只操作普通 TIN。</w:t>
+        <w:t>草图和移动目标的 Z 优先由 CDT/TIN 表面插值。v0.28 单项约束编辑仍完整重建候选 CDT，批量事务只重建一次；移动/删除顶点还请求完整差异用于影响显示。查询、插入和删除工具栏按钮仍只操作普通 TIN。</w:t>
       </w:r>
     </w:p>
     <w:p>
@@ -12999,6 +13052,17 @@
         <w:rPr>
           <w:rFonts w:ascii="Calibri" w:hAnsi="Calibri" w:eastAsia="Microsoft YaHei"/>
         </w:rPr>
+        <w:t>把当前 GRID 导出为 DGRIDB 后重新导入，确认状态栏出现写时复制映射和内置概览；另存一份后核对源文件未被私有编辑隐式修改。</w:t>
+      </w:r>
+    </w:p>
+    <w:p>
+      <w:pPr>
+        <w:pStyle w:val="ListBullet"/>
+      </w:pPr>
+      <w:r>
+        <w:rPr>
+          <w:rFonts w:ascii="Calibri" w:hAnsi="Calibri" w:eastAsia="Microsoft YaHei"/>
+        </w:rPr>
         <w:t>至少导出一次 DGRID 和 DCONTOUR，并重新导入检查范围和数量。</w:t>
       </w:r>
     </w:p>
@@ -13196,7 +13260,7 @@
         <w:rPr>
           <w:rFonts w:ascii="Calibri" w:hAnsi="Calibri" w:eastAsia="Microsoft YaHei"/>
         </w:rPr>
-        <w:t>导入示例 XYZ → TIN→GRID → 连续缩放/平移并观察局部源窗口→LOD → 等高线 → 圈定多边形并作紧凑 GRID 裁剪/掩膜 → 打开错位设计 GRID → 双线性显式对齐 → 双表面挖填方、差值图与 CSV → 全幅坡度/坡向/阴影专题图与导出 → 单击坡度/坡向与法向 → 任意 A—B 剖面与 CSV → 多边形水平基准土方与 CSV → GeoTIFF/COG 与 GeoPackage 往返 → 等高线反向生成 TIN/GRID → 从 TIN 创建 CDT → 批量添加断裂线 → 绘制/移动/安全删除顶点 → CDT→GRID/等高线 → T/G/C/D 显隐 → 3D 漫游。</w:t>
+        <w:t>导入示例 XYZ → TIN→GRID → 导出并重开 DGRIDB，观察映射/内置概览 → 连续缩放/平移并观察局部源窗口→LOD → 等高线 → 圈定多边形并作紧凑 GRID 裁剪/掩膜 → 打开错位设计 GRID → 双线性显式对齐 → 双表面挖填方、差值图与 CSV → 全幅坡度/坡向/阴影专题图与导出 → 单击坡度/坡向与法向 → 任意 A—B 剖面与 CSV → 多边形水平基准土方与 CSV → GeoTIFF/COG 与 GeoPackage 往返 → 等高线反向生成 TIN/GRID → 从 TIN 创建 CDT → 批量添加断裂线 → 绘制/移动/安全删除顶点 → CDT→GRID/等高线 → T/G/C/D 显隐 → 3D 漫游。</w:t>
       </w:r>
     </w:p>
     <w:p>
@@ -13212,7 +13276,7 @@
         <w:rPr>
           <w:rFonts w:ascii="Calibri" w:hAnsi="Calibri" w:eastAsia="Microsoft YaHei"/>
         </w:rPr>
-        <w:t>当前已交付 2D/3D 浏览、世界视口自适应 GRID 内存概览、任意多边形节点级 GRID 裁剪/掩膜、同 CRS 错位 GRID 显式重采样、匹配现状/设计 GRID 的解析挖填方与差值图、可取消并行地形专题，以及 TIN/CDT/GRID 局部坡面、剖面、水平基准土方、格式转换、GDAL 交换及约束编辑。后续重点是坐标系显式重投影、GRID 映射文件与流式瓦片输出、持久化多级金字塔、局部 CDT 更新、网格单元解析边界裁剪、误差控制、可配置图层样式、GPU 分块渲染与贴地碰撞。</w:t>
+        <w:t>当前已交付 2D/3D 浏览、DGRIDB 写时复制映射与持久全幅概览、世界视口自适应 GRID LOD、任意多边形节点级 GRID 裁剪/掩膜、同 CRS 错位 GRID 显式重采样、匹配现状/设计 GRID 的解析挖填方与差值图、可取消并行地形专题，以及 TIN/CDT/GRID 局部坡面、剖面、水平基准土方、格式转换、GDAL 交换及约束编辑。后续重点是坐标系显式重投影、流式瓦片输出、持久化多级金字塔、局部 CDT 更新、网格单元解析边界裁剪、误差控制、可配置图层样式、GPU 分块渲染与贴地碰撞。</w:t>
       </w:r>
     </w:p>
     <w:sectPr>
@@ -13242,7 +13306,7 @@
         <w:color w:val="66727D"/>
         <w:sz w:val="18"/>
       </w:rPr>
-      <w:t xml:space="preserve">版本 0.27.0  |  第 </w:t>
+      <w:t xml:space="preserve">版本 0.28.0  |  第 </w:t>
     </w:r>
     <w:r>
       <w:rPr>

--- a/docs/manuals/dterrain_GUI操作入门教程.docx
+++ b/docs/manuals/dterrain_GUI操作入门教程.docx
@@ -70,7 +70,7 @@
           <w:color w:val="1F4D78"/>
           <w:sz w:val="28"/>
         </w:rPr>
-        <w:t>从 XYZ 散点导入到动态编辑、DGRIDB 映射大 GRID、视口自适应 LOD、任意多边形 GRID 裁剪、错位设计 GRID 显式对齐、现状/设计双表面土方、全幅地形专题图、局部坡面、剖面与多边形量测、TIN/GRID/等高线转换、约束 Delaunay、三维漫游与数据保存</w:t>
+        <w:t>从 XYZ 散点导入到动态编辑、DGRIDB 映射/金字塔大 GRID、视口自适应 LOD、任意多边形 GRID 裁剪、错位设计 GRID 显式对齐、现状/设计双表面土方、全幅地形专题图、局部坡面、剖面与多边形量测、TIN/GRID/等高线转换、约束 Delaunay、三维漫游与数据保存</w:t>
       </w:r>
     </w:p>
     <w:p>
@@ -85,7 +85,7 @@
           <w:color w:val="203748"/>
           <w:sz w:val="22"/>
         </w:rPr>
-        <w:t>版本 0.28.0  |  2026-07-18</w:t>
+        <w:t>版本 0.29.0  |  2026-07-18</w:t>
       </w:r>
     </w:p>
     <w:p>
@@ -243,7 +243,7 @@
                 <w:rFonts w:ascii="Calibri" w:hAnsi="Calibri" w:eastAsia="Microsoft YaHei"/>
                 <w:sz w:val="18"/>
               </w:rPr>
-              <w:t>0.28.0</w:t>
+              <w:t>0.29.0</w:t>
             </w:r>
           </w:p>
         </w:tc>
@@ -665,7 +665,7 @@
         <w:rPr>
           <w:rFonts w:ascii="Calibri" w:hAnsi="Calibri" w:eastAsia="Microsoft YaHei"/>
         </w:rPr>
-        <w:t>本手册对应 dterrain 0.28.0：新增 DGRIDB 二进制大 GRID 格式。Windows 加载以写时复制方式映射原始 double 节点，文件内保存全幅 512 级平均概览、统计、CRS 和 NoData；保存采用临时文件完成后原子替换。GUI 可直接导入/导出 DGRIDB，并继续使用 v0.27 世界视口局部 LOD。完整 GRID 仍参与等高线、分析与转换。坐标重投影、流式瓦片、多级金字塔、网格单元解析边界裁剪、局部 CDT 和 GPU LOD 属于后续阶段。</w:t>
+        <w:t>本手册对应 dterrain 0.29.0：DGRIDB 新增多级金字塔、块校验、视口预取与主动验证；GUI 自动选择金字塔 LOD。文件仍兼容 v0.28。</w:t>
       </w:r>
     </w:p>
     <w:p>
@@ -696,13 +696,13 @@
           <w:b/>
           <w:color w:val="7A5A00"/>
         </w:rPr>
-        <w:t xml:space="preserve">0.28 功能边界  </w:t>
+        <w:t xml:space="preserve">0.29 功能边界  </w:t>
       </w:r>
       <w:r>
         <w:rPr>
           <w:rFonts w:ascii="Calibri" w:hAnsi="Calibri" w:eastAsia="Microsoft YaHei"/>
         </w:rPr>
-        <w:t>当前程序可导入/导出 DGRIDB：Windows 下原始节点写时复制映射，文件内全幅概览用于首次适屏；缩放、拉框和松开平移后仍按当前视口读取原始节点并生成最多 512×512 LOD。状态栏报告映射、内置概览和“源窗口→预览”尺寸。完整 GRID 仍用于等高线、分析、转换与导出。程序不会隐式重投影；流式瓦片、多级金字塔、单元解析边界裁剪和 GPU LOD 尚未接入。</w:t>
+        <w:t>当前程序可导入/导出 DGRIDB：Windows 下原始节点和多级金字塔写时复制映射，全幅概览用于首次适屏；缩放、拉框和松开平移后自动选择金字塔 LOD，状态栏报告映射、内置概览、多级金字塔、块校验和“源窗口→预览”尺寸。数据交换菜单可主动验证全部原始节点块。完整 GRID 仍用于等高线、分析、转换与导出。程序不会隐式重投影；空间瓦片、异步流式请求、单元解析边界裁剪和 GPU LOD 尚未接入。</w:t>
       </w:r>
     </w:p>
     <w:p>
@@ -4443,7 +4443,7 @@
         <w:rPr>
           <w:rFonts w:ascii="Calibri" w:hAnsi="Calibri" w:eastAsia="Microsoft YaHei"/>
         </w:rPr>
-        <w:t>打开 DGRIDB/DGRID/GeoTIFF、执行 TIN→GRID 或生成地形专题图后，程序取得稳定高程范围，再把当前二维世界视口映射为最小源节点窗口，并仅把这个局部窗口生成最长边不超过 512 节点的内存概览。DGRIDB 的首次全图概览直接来自文件内缓存，不扫描全部原始节点。滚轮缩放、拉框放大、全图适屏和拖动平移结束时自动刷新；拖动过程中复用旧图，松开后再细化。状态栏会给出类似“局部LOD 1024×768→512×384”的源窗口和预览尺寸。</w:t>
+        <w:t>打开 DGRIDB/DGRID/GeoTIFF、执行 TIN→GRID 或生成地形专题图后，程序取得稳定高程范围，再把当前二维世界视口映射为最小源节点窗口，并生成最长边不超过 512 节点的内存概览。DGRIDB 的首次全图概览直接来自文件内缓存；局部缩放优先选择仍覆盖输出尺寸的最低分辨率持久金字塔层。滚轮缩放、拉框放大、全图适屏和拖动平移结束时自动刷新；拖动过程中复用旧图，松开后再细化。状态栏会给出“金字塔LOD 4096×2048→512×256”或回退时的“局部LOD”。</w:t>
       </w:r>
     </w:p>
     <w:tbl>
@@ -4874,13 +4874,13 @@
           <w:b/>
           <w:color w:val="1F4D78"/>
         </w:rPr>
-        <w:t xml:space="preserve">DGRIDB 映射参考  </w:t>
+        <w:t xml:space="preserve">DGRIDB 金字塔参考  </w:t>
       </w:r>
       <w:r>
         <w:rPr>
           <w:rFonts w:ascii="Calibri" w:hAnsi="Calibri" w:eastAsia="Microsoft YaHei"/>
         </w:rPr>
-        <w:t>8192×4096、258.06 MiB 文件：映射打开约 6.65 ms，内置全图概览约 0.177 ms，1024×768 局部读取约 3.50 ms。编辑只改变私有页面；覆盖源文件保存时会在替换前短时实体化完整节点，大数据更建议另存为新文件。</w:t>
+        <w:t>8192×4096、343.19 MiB 文件：映射打开 5.17 ms，内置全图概览 0.107 ms；4096×2048 局部窗口到 512×256 时精确路径 11.06 ms、金字塔 2.10 ms（5.26×）；完整块校验 0.352 s。编辑后旧金字塔/校验失效，保存时自动重建。</w:t>
       </w:r>
     </w:p>
     <w:p>
@@ -10264,7 +10264,7 @@
         <w:rPr>
           <w:rFonts w:ascii="Calibri" w:hAnsi="Calibri" w:eastAsia="Microsoft YaHei"/>
         </w:rPr>
-        <w:t>通过“数据交换”菜单可导入或导出 DGRIDB 二进制映射 GRID、DGRID 规则高程节点文本和 DCONTOUR 等高线文本。导入这些图层不会删除现有 TIN，因此适合叠加检查。GRID 支持完整六参数仿射变换；旋转或错切数据会按实际三个角点映射显示。安装目录的 sample_data/sample_grid.dgrid 和 sample_contours.dcontour 可直接用于验证。</w:t>
+        <w:t>通过“数据交换”菜单可导入或导出 DGRIDB 二进制映射 GRID、DGRID 规则高程节点文本和 DCONTOUR 等高线文本。菜单还提供“验证 DGRIDB 数据块”：完整扫描每个 4 MiB 原始节点块，适用于复制传输或归档后核验；普通打开不自动扫描。导入这些图层不会删除现有 TIN，因此适合叠加检查。GRID 支持完整六参数仿射变换。</w:t>
       </w:r>
     </w:p>
     <w:p>
@@ -10804,7 +10804,7 @@
         <w:rPr>
           <w:rFonts w:ascii="Calibri" w:hAnsi="Calibri" w:eastAsia="Microsoft YaHei"/>
         </w:rPr>
-        <w:t>草图和移动目标的 Z 优先由 CDT/TIN 表面插值。v0.28 单项约束编辑仍完整重建候选 CDT，批量事务只重建一次；移动/删除顶点还请求完整差异用于影响显示。查询、插入和删除工具栏按钮仍只操作普通 TIN。</w:t>
+        <w:t>草图和移动目标的 Z 优先由 CDT/TIN 表面插值。当前单项约束编辑仍完整重建候选 CDT，批量事务只重建一次；移动/删除顶点还请求完整差异用于影响显示。查询、插入和删除工具栏按钮仍只操作普通 TIN。</w:t>
       </w:r>
     </w:p>
     <w:p>
@@ -13052,7 +13052,7 @@
         <w:rPr>
           <w:rFonts w:ascii="Calibri" w:hAnsi="Calibri" w:eastAsia="Microsoft YaHei"/>
         </w:rPr>
-        <w:t>把当前 GRID 导出为 DGRIDB 后重新导入，确认状态栏出现写时复制映射和内置概览；另存一份后核对源文件未被私有编辑隐式修改。</w:t>
+        <w:t>把当前 GRID 导出为 DGRIDB 后重新导入，确认状态栏出现写时复制映射、内置概览、多级金字塔和块校验；缩放后观察‘金字塔LOD’，再执行一次‘验证 DGRIDB 数据块’。</w:t>
       </w:r>
     </w:p>
     <w:p>
@@ -13260,7 +13260,7 @@
         <w:rPr>
           <w:rFonts w:ascii="Calibri" w:hAnsi="Calibri" w:eastAsia="Microsoft YaHei"/>
         </w:rPr>
-        <w:t>导入示例 XYZ → TIN→GRID → 导出并重开 DGRIDB，观察映射/内置概览 → 连续缩放/平移并观察局部源窗口→LOD → 等高线 → 圈定多边形并作紧凑 GRID 裁剪/掩膜 → 打开错位设计 GRID → 双线性显式对齐 → 双表面挖填方、差值图与 CSV → 全幅坡度/坡向/阴影专题图与导出 → 单击坡度/坡向与法向 → 任意 A—B 剖面与 CSV → 多边形水平基准土方与 CSV → GeoTIFF/COG 与 GeoPackage 往返 → 等高线反向生成 TIN/GRID → 从 TIN 创建 CDT → 批量添加断裂线 → 绘制/移动/安全删除顶点 → CDT→GRID/等高线 → T/G/C/D 显隐 → 3D 漫游。</w:t>
+        <w:t>导入示例 XYZ → TIN→GRID → 导出并重开 DGRIDB，观察映射/内置概览/金字塔/块校验 → 连续缩放并观察金字塔LOD → 主动验证 DGRIDB 数据块 → 等高线 → 圈定多边形并作紧凑 GRID 裁剪/掩膜 → 打开错位设计 GRID → 双线性显式对齐 → 双表面挖填方、差值图与 CSV → 全幅坡度/坡向/阴影专题图与导出 → 单击坡度/坡向与法向 → 任意 A—B 剖面与 CSV → 多边形水平基准土方与 CSV → GeoTIFF/COG 与 GeoPackage 往返 → 等高线反向生成 TIN/GRID → 从 TIN 创建 CDT → 批量添加断裂线 → 绘制/移动/安全删除顶点 → CDT→GRID/等高线 → T/G/C/D 显隐 → 3D 漫游。</w:t>
       </w:r>
     </w:p>
     <w:p>
@@ -13276,7 +13276,7 @@
         <w:rPr>
           <w:rFonts w:ascii="Calibri" w:hAnsi="Calibri" w:eastAsia="Microsoft YaHei"/>
         </w:rPr>
-        <w:t>当前已交付 2D/3D 浏览、DGRIDB 写时复制映射与持久全幅概览、世界视口自适应 GRID LOD、任意多边形节点级 GRID 裁剪/掩膜、同 CRS 错位 GRID 显式重采样、匹配现状/设计 GRID 的解析挖填方与差值图、可取消并行地形专题，以及 TIN/CDT/GRID 局部坡面、剖面、水平基准土方、格式转换、GDAL 交换及约束编辑。后续重点是坐标系显式重投影、流式瓦片输出、持久化多级金字塔、局部 CDT 更新、网格单元解析边界裁剪、误差控制、可配置图层样式、GPU 分块渲染与贴地碰撞。</w:t>
+        <w:t>当前已交付 2D/3D 浏览、DGRIDB 写时复制映射、持久全幅概览、2× 多级金字塔、块校验和视口预取、世界视口自适应 GRID LOD、任意多边形节点级 GRID 裁剪/掩膜、同 CRS 错位 GRID 显式重采样、匹配现状/设计 GRID 的解析挖填方与差值图、可取消并行地形专题，以及 TIN/CDT/GRID 局部坡面、剖面、水平基准土方、格式转换、GDAL 交换及约束编辑。后续重点是坐标系显式重投影、空间瓦片目录、异步视口请求取消、流式金字塔构建、局部 CDT 更新、网格单元解析边界裁剪、GPU 分块渲染与贴地碰撞。</w:t>
       </w:r>
     </w:p>
     <w:sectPr>
@@ -13306,7 +13306,7 @@
         <w:color w:val="66727D"/>
         <w:sz w:val="18"/>
       </w:rPr>
-      <w:t xml:space="preserve">版本 0.28.0  |  第 </w:t>
+      <w:t xml:space="preserve">版本 0.29.0  |  第 </w:t>
     </w:r>
     <w:r>
       <w:rPr>

--- a/docs/manuals/dterrain_GUI操作入门教程.docx
+++ b/docs/manuals/dterrain_GUI操作入门教程.docx
@@ -70,7 +70,7 @@
           <w:color w:val="1F4D78"/>
           <w:sz w:val="28"/>
         </w:rPr>
-        <w:t>从 XYZ 散点导入到动态编辑、DGRIDB 映射/金字塔大 GRID、视口自适应 LOD、任意多边形 GRID 裁剪、错位设计 GRID 显式对齐、现状/设计双表面土方、全幅地形专题图、局部坡面、剖面与多边形量测、TIN/GRID/等高线转换、约束 Delaunay、三维漫游与数据保存</w:t>
+        <w:t>从 XYZ 散点导入到动态编辑、DGRIDB 映射/金字塔大 GRID、异步视口 LOD、任意多边形 GRID 裁剪、错位设计 GRID 显式对齐、现状/设计双表面土方、全幅地形专题图、局部坡面、剖面与多边形量测、TIN/GRID/等高线转换、约束 Delaunay、三维漫游与数据保存</w:t>
       </w:r>
     </w:p>
     <w:p>
@@ -85,7 +85,7 @@
           <w:color w:val="203748"/>
           <w:sz w:val="22"/>
         </w:rPr>
-        <w:t>版本 0.29.0  |  2026-07-18</w:t>
+        <w:t>版本 0.30.0  |  2026-07-18</w:t>
       </w:r>
     </w:p>
     <w:p>
@@ -243,7 +243,7 @@
                 <w:rFonts w:ascii="Calibri" w:hAnsi="Calibri" w:eastAsia="Microsoft YaHei"/>
                 <w:sz w:val="18"/>
               </w:rPr>
-              <w:t>0.29.0</w:t>
+              <w:t>0.30.0</w:t>
             </w:r>
           </w:p>
         </w:tc>
@@ -463,7 +463,7 @@
                 <w:rFonts w:ascii="Calibri" w:hAnsi="Calibri" w:eastAsia="Microsoft YaHei"/>
                 <w:sz w:val="18"/>
               </w:rPr>
-              <w:t>便携运行、五分钟上手、控件与菜单、XYZ 导入、DGRIDB 二进制映射 GRID、TIN/GRID/等高线/CDT 图层、视口自适应大 GRID LOD、任意多边形 GRID 裁剪/掩膜、错位 GRID 最近邻/双线性对齐、现状/设计双 GRID 土方、全幅坡度/坡向/阴影专题图、局部坡面、任意剖面、多边形面积/土方、2D/3D 浏览、查询编辑和数据保存。</w:t>
+              <w:t>便携运行、五分钟上手、控件与菜单、XYZ 导入、DGRIDB 二进制映射 GRID、TIN/GRID/等高线/CDT 图层、非阻塞大 GRID 视口 LOD、任意多边形 GRID 裁剪/掩膜、错位 GRID 最近邻/双线性对齐、现状/设计双 GRID 土方、全幅坡度/坡向/阴影专题图、局部坡面、任意剖面、多边形面积/土方、2D/3D 浏览、查询编辑和数据保存。</w:t>
             </w:r>
           </w:p>
         </w:tc>
@@ -665,7 +665,7 @@
         <w:rPr>
           <w:rFonts w:ascii="Calibri" w:hAnsi="Calibri" w:eastAsia="Microsoft YaHei"/>
         </w:rPr>
-        <w:t>本手册对应 dterrain 0.29.0：DGRIDB 新增多级金字塔、块校验、视口预取与主动验证；GUI 自动选择金字塔 LOD。文件仍兼容 v0.28。</w:t>
+        <w:t>本手册对应 dterrain 0.30.0：GRID 概览新增任务自有异步结果、进度与低延迟取消；GUI 采用非阻塞视口调度。DGRIDB 仍兼容 v0.28/v0.29。</w:t>
       </w:r>
     </w:p>
     <w:p>
@@ -681,7 +681,7 @@
         <w:rPr>
           <w:rFonts w:ascii="Calibri" w:hAnsi="Calibri" w:eastAsia="Microsoft YaHei"/>
         </w:rPr>
-        <w:t>dterrain_demo.exe 是一个原生 Win32/GDI 演示程序，用于直观验证 dterrain.dll 的批量建网、范围查询、最近点查询、大 GRID 视口自适应 LOD、任意多边形 GRID 裁剪/掩膜、错位设计 GRID 显式对齐、现状/设计双 GRID 挖填方、全幅坡度/坡向/阴影专题图、单点坡度/坡向与法向、任意地形剖面、多边形面积/土方量测、动态插入删除、编辑影响显示、文件交换和三维地形漫游。它不依赖 Qt 等 GUI 框架。</w:t>
+        <w:t>dterrain_demo.exe 是一个原生 Win32/GDI 演示程序，用于直观验证 dterrain.dll 的批量建网、范围查询、最近点查询、大 GRID 非阻塞视口 LOD、任意多边形 GRID 裁剪/掩膜、错位设计 GRID 显式对齐、现状/设计双 GRID 挖填方、全幅坡度/坡向/阴影专题图、单点坡度/坡向与法向、任意地形剖面、多边形面积/土方量测、动态插入删除、编辑影响显示、文件交换和三维地形漫游。它不依赖 Qt 等 GUI 框架。</w:t>
       </w:r>
     </w:p>
     <w:p>
@@ -696,13 +696,13 @@
           <w:b/>
           <w:color w:val="7A5A00"/>
         </w:rPr>
-        <w:t xml:space="preserve">0.29 功能边界  </w:t>
+        <w:t xml:space="preserve">0.30 功能边界  </w:t>
       </w:r>
       <w:r>
         <w:rPr>
           <w:rFonts w:ascii="Calibri" w:hAnsi="Calibri" w:eastAsia="Microsoft YaHei"/>
         </w:rPr>
-        <w:t>当前程序可导入/导出 DGRIDB：Windows 下原始节点和多级金字塔写时复制映射，全幅概览用于首次适屏；缩放、拉框和松开平移后自动选择金字塔 LOD，状态栏报告映射、内置概览、多级金字塔、块校验和“源窗口→预览”尺寸。数据交换菜单可主动验证全部原始节点块。完整 GRID 仍用于等高线、分析、转换与导出。程序不会隐式重投影；空间瓦片、异步流式请求、单元解析边界裁剪和 GPU LOD 尚未接入。</w:t>
+        <w:t>当前程序可导入/导出 DGRIDB，并在缩放、拉框、适屏和平移结束后异步生成当前视口 LOD；界面继续显示上一帧，状态栏报告进度，过期请求自动取消且不能覆盖新视口。完整 GRID 仍用于等高线、分析、转换与导出。程序不会隐式重投影；空间瓦片、单元解析边界裁剪和 GPU LOD 尚未接入。</w:t>
       </w:r>
     </w:p>
     <w:p>
@@ -4443,7 +4443,7 @@
         <w:rPr>
           <w:rFonts w:ascii="Calibri" w:hAnsi="Calibri" w:eastAsia="Microsoft YaHei"/>
         </w:rPr>
-        <w:t>打开 DGRIDB/DGRID/GeoTIFF、执行 TIN→GRID 或生成地形专题图后，程序取得稳定高程范围，再把当前二维世界视口映射为最小源节点窗口，并生成最长边不超过 512 节点的内存概览。DGRIDB 的首次全图概览直接来自文件内缓存；局部缩放优先选择仍覆盖输出尺寸的最低分辨率持久金字塔层。滚轮缩放、拉框放大、全图适屏和拖动平移结束时自动刷新；拖动过程中复用旧图，松开后再细化。状态栏会给出“金字塔LOD 4096×2048→512×256”或回退时的“局部LOD”。</w:t>
+        <w:t>打开 DGRIDB/DGRID/GeoTIFF、执行 TIN→GRID 或生成地形专题图后，程序取得稳定高程范围，再把当前二维世界视口映射为最小源节点窗口，并在后台生成最长边不超过 512 节点的内存概览。DGRIDB 的首次全图概览直接来自文件内缓存；局部缩放优先选择仍覆盖输出尺寸的最低分辨率持久金字塔层。滚轮缩放、拉框放大、全图适屏和拖动平移结束时提交新请求；计算期间复用旧图，成功后一次替换。状态栏先显示“异步LOD 42%”，完成后显示“金字塔LOD 4096×2048→512×256”或“局部LOD”。</w:t>
       </w:r>
     </w:p>
     <w:tbl>
@@ -4845,6 +4845,27 @@
       <w:pPr>
         <w:spacing w:before="100" w:after="160" w:line="288" w:lineRule="auto"/>
         <w:ind w:left="230" w:right="230"/>
+        <w:shd w:fill="E8EEF5"/>
+      </w:pPr>
+      <w:r>
+        <w:rPr>
+          <w:rFonts w:ascii="Calibri" w:hAnsi="Calibri" w:eastAsia="Microsoft YaHei"/>
+          <w:b/>
+          <w:color w:val="1F4D78"/>
+        </w:rPr>
+        <w:t xml:space="preserve">请求替换与退出  </w:t>
+      </w:r>
+      <w:r>
+        <w:rPr>
+          <w:rFonts w:ascii="Calibri" w:hAnsi="Calibri" w:eastAsia="Microsoft YaHei"/>
+        </w:rPr>
+        <w:t>新视口会请求取消旧任务，已退休任务在后台完成汇合后统一释放；队列设置小上限，快速连续操作不会无限积压。只有请求仍匹配当前 GRID、主题和视口时才能发布结果；切换图层、专题主题或关闭程序都会取消相关任务。</w:t>
+      </w:r>
+    </w:p>
+    <w:p>
+      <w:pPr>
+        <w:spacing w:before="100" w:after="160" w:line="288" w:lineRule="auto"/>
+        <w:ind w:left="230" w:right="230"/>
         <w:shd w:fill="F4F6F9"/>
       </w:pPr>
       <w:r>
@@ -4881,6 +4902,27 @@
           <w:rFonts w:ascii="Calibri" w:hAnsi="Calibri" w:eastAsia="Microsoft YaHei"/>
         </w:rPr>
         <w:t>8192×4096、343.19 MiB 文件：映射打开 5.17 ms，内置全图概览 0.107 ms；4096×2048 局部窗口到 512×256 时精确路径 11.06 ms、金字塔 2.10 ms（5.26×）；完整块校验 0.352 s。编辑后旧金字塔/校验失效，保存时自动重建。</w:t>
+      </w:r>
+    </w:p>
+    <w:p>
+      <w:pPr>
+        <w:spacing w:before="100" w:after="160" w:line="288" w:lineRule="auto"/>
+        <w:ind w:left="230" w:right="230"/>
+        <w:shd w:fill="F4F6F9"/>
+      </w:pPr>
+      <w:r>
+        <w:rPr>
+          <w:rFonts w:ascii="Calibri" w:hAnsi="Calibri" w:eastAsia="Microsoft YaHei"/>
+          <w:b/>
+          <w:color w:val="203748"/>
+        </w:rPr>
+        <w:t xml:space="preserve">异步参考  </w:t>
+      </w:r>
+      <w:r>
+        <w:rPr>
+          <w:rFonts w:ascii="Calibri" w:hAnsi="Calibri" w:eastAsia="Microsoft YaHei"/>
+        </w:rPr>
+        <w:t>4096×4096→512×512：异步提交约 112 μs、后台等待 15.58 ms；取消延迟约 0.36 ms。界面线程只提交、轮询和发布小型缓存，因此操作期间保持响应。数值受硬件和缓存状态影响。</w:t>
       </w:r>
     </w:p>
     <w:p>
@@ -13041,7 +13083,7 @@
         <w:rPr>
           <w:rFonts w:ascii="Calibri" w:hAnsi="Calibri" w:eastAsia="Microsoft YaHei"/>
         </w:rPr>
-        <w:t>若有大 GRID，连续滚轮缩放、拉框和拖动平移，确认状态栏报告局部源窗口→LOD 尺寸并在松开后细化；核对导出或等高线仍来自完整数据。</w:t>
+        <w:t>若有大 GRID，连续滚轮缩放、拉框和拖动平移，确认状态栏出现‘异步LOD’进度且旧画面不中断；停止操作后只发布当前视口结果，并核对导出或等高线仍来自完整数据。</w:t>
       </w:r>
     </w:p>
     <w:p>
@@ -13260,7 +13302,7 @@
         <w:rPr>
           <w:rFonts w:ascii="Calibri" w:hAnsi="Calibri" w:eastAsia="Microsoft YaHei"/>
         </w:rPr>
-        <w:t>导入示例 XYZ → TIN→GRID → 导出并重开 DGRIDB，观察映射/内置概览/金字塔/块校验 → 连续缩放并观察金字塔LOD → 主动验证 DGRIDB 数据块 → 等高线 → 圈定多边形并作紧凑 GRID 裁剪/掩膜 → 打开错位设计 GRID → 双线性显式对齐 → 双表面挖填方、差值图与 CSV → 全幅坡度/坡向/阴影专题图与导出 → 单击坡度/坡向与法向 → 任意 A—B 剖面与 CSV → 多边形水平基准土方与 CSV → GeoTIFF/COG 与 GeoPackage 往返 → 等高线反向生成 TIN/GRID → 从 TIN 创建 CDT → 批量添加断裂线 → 绘制/移动/安全删除顶点 → CDT→GRID/等高线 → T/G/C/D 显隐 → 3D 漫游。</w:t>
+        <w:t>导入示例 XYZ → TIN→GRID → 导出并重开 DGRIDB，观察映射/内置概览/金字塔/块校验 → 连续缩放并观察异步进度、旧缓存复用和最终金字塔LOD → 主动验证 DGRIDB 数据块 → 等高线 → 圈定多边形并作紧凑 GRID 裁剪/掩膜 → 打开错位设计 GRID → 双线性显式对齐 → 双表面挖填方、差值图与 CSV → 全幅坡度/坡向/阴影专题图与导出 → 单击坡度/坡向与法向 → 任意 A—B 剖面与 CSV → 多边形水平基准土方与 CSV → GeoTIFF/COG 与 GeoPackage 往返 → 等高线反向生成 TIN/GRID → 从 TIN 创建 CDT → 批量添加断裂线 → 绘制/移动/安全删除顶点 → CDT→GRID/等高线 → T/G/C/D 显隐 → 3D 漫游。</w:t>
       </w:r>
     </w:p>
     <w:p>
@@ -13276,7 +13318,7 @@
         <w:rPr>
           <w:rFonts w:ascii="Calibri" w:hAnsi="Calibri" w:eastAsia="Microsoft YaHei"/>
         </w:rPr>
-        <w:t>当前已交付 2D/3D 浏览、DGRIDB 写时复制映射、持久全幅概览、2× 多级金字塔、块校验和视口预取、世界视口自适应 GRID LOD、任意多边形节点级 GRID 裁剪/掩膜、同 CRS 错位 GRID 显式重采样、匹配现状/设计 GRID 的解析挖填方与差值图、可取消并行地形专题，以及 TIN/CDT/GRID 局部坡面、剖面、水平基准土方、格式转换、GDAL 交换及约束编辑。后续重点是坐标系显式重投影、空间瓦片目录、异步视口请求取消、流式金字塔构建、局部 CDT 更新、网格单元解析边界裁剪、GPU 分块渲染与贴地碰撞。</w:t>
+        <w:t>当前已交付 2D/3D 浏览、DGRIDB 写时复制映射、持久全幅概览、2× 多级金字塔、块校验和视口预取、可取消异步视口 GRID LOD、任意多边形节点级 GRID 裁剪/掩膜、同 CRS 错位 GRID 显式重采样、匹配现状/设计 GRID 的解析挖填方与差值图、可取消并行地形专题，以及 TIN/CDT/GRID 局部坡面、剖面、水平基准土方、格式转换、GDAL 交换及约束编辑。后续重点是坐标系显式重投影、空间瓦片目录与请求优先级合并、流式金字塔构建、局部 CDT 更新、网格单元解析边界裁剪、GPU 分块渲染与贴地碰撞。</w:t>
       </w:r>
     </w:p>
     <w:sectPr>
@@ -13306,7 +13348,7 @@
         <w:color w:val="66727D"/>
         <w:sz w:val="18"/>
       </w:rPr>
-      <w:t xml:space="preserve">版本 0.29.0  |  第 </w:t>
+      <w:t xml:space="preserve">版本 0.30.0  |  第 </w:t>
     </w:r>
     <w:r>
       <w:rPr>

--- a/docs/manuals/dterrain_GUI操作入门教程.docx
+++ b/docs/manuals/dterrain_GUI操作入门教程.docx
@@ -70,7 +70,7 @@
           <w:color w:val="1F4D78"/>
           <w:sz w:val="28"/>
         </w:rPr>
-        <w:t>从 XYZ 散点导入到动态编辑、DGRIDB 映射/金字塔大 GRID、异步视口 LOD、任意多边形 GRID 裁剪、错位设计 GRID 显式对齐、现状/设计双表面土方、全幅地形专题图、局部坡面、剖面与多边形量测、TIN/GRID/等高线转换、约束 Delaunay、三维漫游与数据保存</w:t>
+        <w:t>从 XYZ 散点导入到动态编辑、DGRIDB 映射/金字塔大 GRID、异步视口 LOD 与按需块校验、任意多边形 GRID 裁剪、错位设计 GRID 显式对齐、现状/设计双表面土方、全幅地形专题图、局部坡面、剖面与多边形量测、TIN/GRID/等高线转换、约束 Delaunay、三维漫游与数据保存</w:t>
       </w:r>
     </w:p>
     <w:p>
@@ -85,7 +85,7 @@
           <w:color w:val="203748"/>
           <w:sz w:val="22"/>
         </w:rPr>
-        <w:t>版本 0.30.0  |  2026-07-18</w:t>
+        <w:t>版本 0.31.0  |  2026-07-18</w:t>
       </w:r>
     </w:p>
     <w:p>
@@ -243,7 +243,7 @@
                 <w:rFonts w:ascii="Calibri" w:hAnsi="Calibri" w:eastAsia="Microsoft YaHei"/>
                 <w:sz w:val="18"/>
               </w:rPr>
-              <w:t>0.30.0</w:t>
+              <w:t>0.31.0</w:t>
             </w:r>
           </w:p>
         </w:tc>
@@ -665,7 +665,7 @@
         <w:rPr>
           <w:rFonts w:ascii="Calibri" w:hAnsi="Calibri" w:eastAsia="Microsoft YaHei"/>
         </w:rPr>
-        <w:t>本手册对应 dterrain 0.30.0：GRID 概览新增任务自有异步结果、进度与低延迟取消；GUI 采用非阻塞视口调度。DGRIDB 仍兼容 v0.28/v0.29。</w:t>
+        <w:t>本手册对应 dterrain 0.31.0：DGRIDB 新增同步/异步视口原始节点块校验、句柄级缓存和概览前自动验证；GUI 在非阻塞视口 LOD 中按需启用。文件布局仍兼容 v0.28/v0.29。</w:t>
       </w:r>
     </w:p>
     <w:p>
@@ -696,13 +696,13 @@
           <w:b/>
           <w:color w:val="7A5A00"/>
         </w:rPr>
-        <w:t xml:space="preserve">0.30 功能边界  </w:t>
+        <w:t xml:space="preserve">0.31 功能边界  </w:t>
       </w:r>
       <w:r>
         <w:rPr>
           <w:rFonts w:ascii="Calibri" w:hAnsi="Calibri" w:eastAsia="Microsoft YaHei"/>
         </w:rPr>
-        <w:t>当前程序可导入/导出 DGRIDB，并在缩放、拉框、适屏和平移结束后异步生成当前视口 LOD；界面继续显示上一帧，状态栏报告进度，过期请求自动取消且不能覆盖新视口。完整 GRID 仍用于等高线、分析、转换与导出。程序不会隐式重投影；空间瓦片、单元解析边界裁剪和 GPU LOD 尚未接入。</w:t>
+        <w:t>当前程序可导入/导出 DGRIDB，并在缩放、拉框、适屏和平移结束后异步生成当前视口 LOD；带校验能力的文件会先按需验证相交原始节点块并复用句柄缓存。界面继续显示上一帧，状态栏报告进度，过期或损坏请求不能覆盖有效画面。完整 GRID 仍用于等高线、分析、转换与导出。程序不会隐式重投影；空间瓦片、单元解析边界裁剪和 GPU LOD 尚未接入。</w:t>
       </w:r>
     </w:p>
     <w:p>
@@ -4866,6 +4866,27 @@
       <w:pPr>
         <w:spacing w:before="100" w:after="160" w:line="288" w:lineRule="auto"/>
         <w:ind w:left="230" w:right="230"/>
+        <w:shd w:fill="FFF7E0"/>
+      </w:pPr>
+      <w:r>
+        <w:rPr>
+          <w:rFonts w:ascii="Calibri" w:hAnsi="Calibri" w:eastAsia="Microsoft YaHei"/>
+          <w:b/>
+          <w:color w:val="7A5A00"/>
+        </w:rPr>
+        <w:t xml:space="preserve">按需块校验缓存  </w:t>
+      </w:r>
+      <w:r>
+        <w:rPr>
+          <w:rFonts w:ascii="Calibri" w:hAnsi="Calibri" w:eastAsia="Microsoft YaHei"/>
+        </w:rPr>
+        <w:t>DGRIDB 声明块校验能力时，异步 LOD 会先验证当前窗口相交的 4 MiB 原始节点块；首次浏览为冷校验，再次浏览命中当前句柄缓存。损坏时不发布新位图，保留上一幅有效画面并抑制相同失败请求重复提交。此机制不校验持久概览/金字塔载荷，也不替代菜单中的全文件审计。</w:t>
+      </w:r>
+    </w:p>
+    <w:p>
+      <w:pPr>
+        <w:spacing w:before="100" w:after="160" w:line="288" w:lineRule="auto"/>
+        <w:ind w:left="230" w:right="230"/>
         <w:shd w:fill="F4F6F9"/>
       </w:pPr>
       <w:r>
@@ -4895,13 +4916,13 @@
           <w:b/>
           <w:color w:val="1F4D78"/>
         </w:rPr>
-        <w:t xml:space="preserve">DGRIDB 金字塔参考  </w:t>
+        <w:t xml:space="preserve">DGRIDB 金字塔与校验参考  </w:t>
       </w:r>
       <w:r>
         <w:rPr>
           <w:rFonts w:ascii="Calibri" w:hAnsi="Calibri" w:eastAsia="Microsoft YaHei"/>
         </w:rPr>
-        <w:t>8192×4096、343.19 MiB 文件：映射打开 5.17 ms，内置全图概览 0.107 ms；4096×2048 局部窗口到 512×256 时精确路径 11.06 ms、金字塔 2.10 ms（5.26×）；完整块校验 0.352 s。编辑后旧金字塔/校验失效，保存时自动重建。</w:t>
+        <w:t>8192×4096、343.19 MiB 文件：12 个视口块（48 MiB）冷校验约 58.56 ms、缓存复查约 6 μs、完整扫描约 384.06 ms；4096×2048 局部窗口到 512×256 的金字塔路径约 1.84 ms。编辑后旧金字塔/校验失效，保存时自动重建。</w:t>
       </w:r>
     </w:p>
     <w:p>
@@ -13094,7 +13115,7 @@
         <w:rPr>
           <w:rFonts w:ascii="Calibri" w:hAnsi="Calibri" w:eastAsia="Microsoft YaHei"/>
         </w:rPr>
-        <w:t>把当前 GRID 导出为 DGRIDB 后重新导入，确认状态栏出现写时复制映射、内置概览、多级金字塔和块校验；缩放后观察‘金字塔LOD’，再执行一次‘验证 DGRIDB 数据块’。</w:t>
+        <w:t>把当前 GRID 导出为 DGRIDB 后重新导入，确认状态栏出现写时复制映射、内置概览、多级金字塔和按需块校验缓存；缩放后观察异步进度和缓存复用，再执行一次‘验证 DGRIDB 数据块’完成全文件审计。</w:t>
       </w:r>
     </w:p>
     <w:p>
@@ -13302,7 +13323,7 @@
         <w:rPr>
           <w:rFonts w:ascii="Calibri" w:hAnsi="Calibri" w:eastAsia="Microsoft YaHei"/>
         </w:rPr>
-        <w:t>导入示例 XYZ → TIN→GRID → 导出并重开 DGRIDB，观察映射/内置概览/金字塔/块校验 → 连续缩放并观察异步进度、旧缓存复用和最终金字塔LOD → 主动验证 DGRIDB 数据块 → 等高线 → 圈定多边形并作紧凑 GRID 裁剪/掩膜 → 打开错位设计 GRID → 双线性显式对齐 → 双表面挖填方、差值图与 CSV → 全幅坡度/坡向/阴影专题图与导出 → 单击坡度/坡向与法向 → 任意 A—B 剖面与 CSV → 多边形水平基准土方与 CSV → GeoTIFF/COG 与 GeoPackage 往返 → 等高线反向生成 TIN/GRID → 从 TIN 创建 CDT → 批量添加断裂线 → 绘制/移动/安全删除顶点 → CDT→GRID/等高线 → T/G/C/D 显隐 → 3D 漫游。</w:t>
+        <w:t>导入示例 XYZ → TIN→GRID → 导出并重开 DGRIDB，观察映射/内置概览/金字塔/按需块校验缓存 → 连续缩放并观察异步进度、冷块验证、缓存复用和最终金字塔LOD → 主动验证 DGRIDB 全部数据块 → 等高线 → 圈定多边形并作紧凑 GRID 裁剪/掩膜 → 打开错位设计 GRID → 双线性显式对齐 → 双表面挖填方、差值图与 CSV → 全幅坡度/坡向/阴影专题图与导出 → 单击坡度/坡向与法向 → 任意 A—B 剖面与 CSV → 多边形水平基准土方与 CSV → GeoTIFF/COG 与 GeoPackage 往返 → 等高线反向生成 TIN/GRID → 从 TIN 创建 CDT → 批量添加断裂线 → 绘制/移动/安全删除顶点 → CDT→GRID/等高线 → T/G/C/D 显隐 → 3D 漫游。</w:t>
       </w:r>
     </w:p>
     <w:p>
@@ -13318,7 +13339,7 @@
         <w:rPr>
           <w:rFonts w:ascii="Calibri" w:hAnsi="Calibri" w:eastAsia="Microsoft YaHei"/>
         </w:rPr>
-        <w:t>当前已交付 2D/3D 浏览、DGRIDB 写时复制映射、持久全幅概览、2× 多级金字塔、块校验和视口预取、可取消异步视口 GRID LOD、任意多边形节点级 GRID 裁剪/掩膜、同 CRS 错位 GRID 显式重采样、匹配现状/设计 GRID 的解析挖填方与差值图、可取消并行地形专题，以及 TIN/CDT/GRID 局部坡面、剖面、水平基准土方、格式转换、GDAL 交换及约束编辑。后续重点是坐标系显式重投影、空间瓦片目录与请求优先级合并、流式金字塔构建、局部 CDT 更新、网格单元解析边界裁剪、GPU 分块渲染与贴地碰撞。</w:t>
+        <w:t>当前已交付 2D/3D 浏览、DGRIDB 写时复制映射、持久全幅概览、2× 多级金字塔、视口按需块校验缓存和预取、可取消异步视口 GRID LOD、任意多边形节点级 GRID 裁剪/掩膜、同 CRS 错位 GRID 显式重采样、匹配现状/设计 GRID 的解析挖填方与差值图、可取消并行地形专题，以及 TIN/CDT/GRID 局部坡面、剖面、水平基准土方、格式转换、GDAL 交换及约束编辑。后续重点是坐标系显式重投影、空间瓦片目录与请求优先级合并、流式金字塔构建、局部 CDT 更新、网格单元解析边界裁剪、GPU 分块渲染与贴地碰撞。</w:t>
       </w:r>
     </w:p>
     <w:sectPr>
@@ -13348,7 +13369,7 @@
         <w:color w:val="66727D"/>
         <w:sz w:val="18"/>
       </w:rPr>
-      <w:t xml:space="preserve">版本 0.30.0  |  第 </w:t>
+      <w:t xml:space="preserve">版本 0.31.0  |  第 </w:t>
     </w:r>
     <w:r>
       <w:rPr>

--- a/docs/manuals/dterrain_GUI操作入门教程.docx
+++ b/docs/manuals/dterrain_GUI操作入门教程.docx
@@ -85,7 +85,7 @@
           <w:color w:val="203748"/>
           <w:sz w:val="22"/>
         </w:rPr>
-        <w:t>版本 0.31.0  |  2026-07-18</w:t>
+        <w:t>版本 0.32.0  |  2026-07-18</w:t>
       </w:r>
     </w:p>
     <w:p>
@@ -243,7 +243,7 @@
                 <w:rFonts w:ascii="Calibri" w:hAnsi="Calibri" w:eastAsia="Microsoft YaHei"/>
                 <w:sz w:val="18"/>
               </w:rPr>
-              <w:t>0.31.0</w:t>
+              <w:t>0.32.0</w:t>
             </w:r>
           </w:p>
         </w:tc>
@@ -665,7 +665,7 @@
         <w:rPr>
           <w:rFonts w:ascii="Calibri" w:hAnsi="Calibri" w:eastAsia="Microsoft YaHei"/>
         </w:rPr>
-        <w:t>本手册对应 dterrain 0.31.0：DGRIDB 新增同步/异步视口原始节点块校验、句柄级缓存和概览前自动验证；GUI 在非阻塞视口 LOD 中按需启用。文件布局仍兼容 v0.28/v0.29。</w:t>
+        <w:t>本手册对应 dterrain 0.32.0：DGRIDB 保存改为逐层逐行流式生成金字塔，显著降低超大 GRID 保存峰值内存；同步/异步视口块校验、句柄缓存和非阻塞 LOD 保持可用。文件布局仍兼容 v0.28/v0.29。</w:t>
       </w:r>
     </w:p>
     <w:p>
@@ -696,13 +696,13 @@
           <w:b/>
           <w:color w:val="7A5A00"/>
         </w:rPr>
-        <w:t xml:space="preserve">0.31 功能边界  </w:t>
+        <w:t xml:space="preserve">0.32 功能边界  </w:t>
       </w:r>
       <w:r>
         <w:rPr>
           <w:rFonts w:ascii="Calibri" w:hAnsi="Calibri" w:eastAsia="Microsoft YaHei"/>
         </w:rPr>
-        <w:t>当前程序可导入/导出 DGRIDB，并在缩放、拉框、适屏和平移结束后异步生成当前视口 LOD；带校验能力的文件会先按需验证相交原始节点块并复用句柄缓存。界面继续显示上一帧，状态栏报告进度，过期或损坏请求不能覆盖有效画面。完整 GRID 仍用于等高线、分析、转换与导出。程序不会隐式重投影；空间瓦片、单元解析边界裁剪和 GPU LOD 尚未接入。</w:t>
+        <w:t>当前程序可导入/导出 DGRIDB；导出时逐层逐行流式生成金字塔，降低超大 GRID 保存峰值内存。缩放、拉框、适屏和平移结束后异步生成当前视口 LOD，带校验能力的文件先按需验证相交原始节点块并复用缓存。完整 GRID 仍用于等高线、分析、转换与导出。程序不会隐式重投影；空间瓦片、单元解析边界裁剪和 GPU LOD 尚未接入。</w:t>
       </w:r>
     </w:p>
     <w:p>
@@ -13323,7 +13323,7 @@
         <w:rPr>
           <w:rFonts w:ascii="Calibri" w:hAnsi="Calibri" w:eastAsia="Microsoft YaHei"/>
         </w:rPr>
-        <w:t>导入示例 XYZ → TIN→GRID → 导出并重开 DGRIDB，观察映射/内置概览/金字塔/按需块校验缓存 → 连续缩放并观察异步进度、冷块验证、缓存复用和最终金字塔LOD → 主动验证 DGRIDB 全部数据块 → 等高线 → 圈定多边形并作紧凑 GRID 裁剪/掩膜 → 打开错位设计 GRID → 双线性显式对齐 → 双表面挖填方、差值图与 CSV → 全幅坡度/坡向/阴影专题图与导出 → 单击坡度/坡向与法向 → 任意 A—B 剖面与 CSV → 多边形水平基准土方与 CSV → GeoTIFF/COG 与 GeoPackage 往返 → 等高线反向生成 TIN/GRID → 从 TIN 创建 CDT → 批量添加断裂线 → 绘制/移动/安全删除顶点 → CDT→GRID/等高线 → T/G/C/D 显隐 → 3D 漫游。</w:t>
+        <w:t>导入示例 XYZ → TIN→GRID → 流式导出并重开 DGRIDB，观察映射/内置概览/金字塔/按需块校验缓存 → 连续缩放并观察异步进度、冷块验证、缓存复用和最终金字塔LOD → 主动验证 DGRIDB 全部数据块 → 等高线 → 圈定多边形并作紧凑 GRID 裁剪/掩膜 → 打开错位设计 GRID → 双线性显式对齐 → 双表面挖填方、差值图与 CSV → 全幅坡度/坡向/阴影专题图与导出 → 单击坡度/坡向与法向 → 任意 A—B 剖面与 CSV → 多边形水平基准土方与 CSV → GeoTIFF/COG 与 GeoPackage 往返 → 等高线反向生成 TIN/GRID → 从 TIN 创建 CDT → 批量添加断裂线 → 绘制/移动/安全删除顶点 → CDT→GRID/等高线 → T/G/C/D 显隐 → 3D 漫游。</w:t>
       </w:r>
     </w:p>
     <w:p>
@@ -13339,7 +13339,7 @@
         <w:rPr>
           <w:rFonts w:ascii="Calibri" w:hAnsi="Calibri" w:eastAsia="Microsoft YaHei"/>
         </w:rPr>
-        <w:t>当前已交付 2D/3D 浏览、DGRIDB 写时复制映射、持久全幅概览、2× 多级金字塔、视口按需块校验缓存和预取、可取消异步视口 GRID LOD、任意多边形节点级 GRID 裁剪/掩膜、同 CRS 错位 GRID 显式重采样、匹配现状/设计 GRID 的解析挖填方与差值图、可取消并行地形专题，以及 TIN/CDT/GRID 局部坡面、剖面、水平基准土方、格式转换、GDAL 交换及约束编辑。后续重点是坐标系显式重投影、空间瓦片目录与请求优先级合并、流式金字塔构建、局部 CDT 更新、网格单元解析边界裁剪、GPU 分块渲染与贴地碰撞。</w:t>
+        <w:t>当前已交付 2D/3D 浏览、DGRIDB 写时复制映射、持久全幅概览、2× 多级金字塔、流式金字塔保存、视口按需块校验缓存和预取、可取消异步视口 GRID LOD、任意多边形节点级 GRID 裁剪/掩膜、同 CRS 错位 GRID 显式重采样、匹配现状/设计 GRID 的解析挖填方与差值图、可取消并行地形专题，以及 TIN/CDT/GRID 局部坡面、剖面、水平基准土方、格式转换、GDAL 交换及约束编辑。后续重点是坐标系显式重投影、空间瓦片目录与请求优先级合并、局部 CDT 更新、网格单元解析边界裁剪、GPU 分块渲染与贴地碰撞。</w:t>
       </w:r>
     </w:p>
     <w:sectPr>
@@ -13369,7 +13369,7 @@
         <w:color w:val="66727D"/>
         <w:sz w:val="18"/>
       </w:rPr>
-      <w:t xml:space="preserve">版本 0.31.0  |  第 </w:t>
+      <w:t xml:space="preserve">版本 0.32.0  |  第 </w:t>
     </w:r>
     <w:r>
       <w:rPr>

--- a/docs/manuals/dterrain_GUI操作入门教程.docx
+++ b/docs/manuals/dterrain_GUI操作入门教程.docx
@@ -70,7 +70,7 @@
           <w:color w:val="1F4D78"/>
           <w:sz w:val="28"/>
         </w:rPr>
-        <w:t>从 XYZ 散点导入到动态编辑、DGRIDB 映射/金字塔大 GRID、异步视口 LOD 与按需块校验、任意多边形 GRID 裁剪、错位设计 GRID 显式对齐、现状/设计双表面土方、全幅地形专题图、局部坡面、剖面与多边形量测、TIN/GRID/等高线转换、约束 Delaunay、三维漫游与数据保存</w:t>
+        <w:t>从 XYZ 散点导入到动态编辑、DGRIDB 映射/金字塔大 GRID、统一异步视口流水线与按需块校验、任意多边形 GRID 裁剪、错位设计 GRID 显式对齐、现状/设计双表面土方、全幅地形专题图、局部坡面、剖面与多边形量测、TIN/GRID/等高线转换、约束 Delaunay、三维漫游与数据保存</w:t>
       </w:r>
     </w:p>
     <w:p>
@@ -85,7 +85,7 @@
           <w:color w:val="203748"/>
           <w:sz w:val="22"/>
         </w:rPr>
-        <w:t>版本 0.32.0  |  2026-07-18</w:t>
+        <w:t>版本 0.33.0  |  2026-07-19</w:t>
       </w:r>
     </w:p>
     <w:p>
@@ -243,7 +243,7 @@
                 <w:rFonts w:ascii="Calibri" w:hAnsi="Calibri" w:eastAsia="Microsoft YaHei"/>
                 <w:sz w:val="18"/>
               </w:rPr>
-              <w:t>0.32.0</w:t>
+              <w:t>0.33.0</w:t>
             </w:r>
           </w:p>
         </w:tc>
@@ -298,7 +298,7 @@
                 <w:rFonts w:ascii="Calibri" w:hAnsi="Calibri" w:eastAsia="Microsoft YaHei"/>
                 <w:sz w:val="18"/>
               </w:rPr>
-              <w:t>2026-07-18</w:t>
+              <w:t>2026-07-19</w:t>
             </w:r>
           </w:p>
         </w:tc>
@@ -665,7 +665,7 @@
         <w:rPr>
           <w:rFonts w:ascii="Calibri" w:hAnsi="Calibri" w:eastAsia="Microsoft YaHei"/>
         </w:rPr>
-        <w:t>本手册对应 dterrain 0.32.0：DGRIDB 保存改为逐层逐行流式生成金字塔，显著降低超大 GRID 保存峰值内存；同步/异步视口块校验、句柄缓存和非阻塞 LOD 保持可用。文件布局仍兼容 v0.28/v0.29。</w:t>
+        <w:t>本手册对应 dterrain 0.33.0：新增统一异步视口流水线，在一个可取消任务中完成世界窗口映射、预取、可选块校验和 LOD，并返回统一结果；v0.32 流式金字塔保存及旧同步/异步接口保持兼容。</w:t>
       </w:r>
     </w:p>
     <w:p>
@@ -696,13 +696,13 @@
           <w:b/>
           <w:color w:val="7A5A00"/>
         </w:rPr>
-        <w:t xml:space="preserve">0.32 功能边界  </w:t>
+        <w:t xml:space="preserve">0.33 功能边界  </w:t>
       </w:r>
       <w:r>
         <w:rPr>
           <w:rFonts w:ascii="Calibri" w:hAnsi="Calibri" w:eastAsia="Microsoft YaHei"/>
         </w:rPr>
-        <w:t>当前程序可导入/导出 DGRIDB；导出时逐层逐行流式生成金字塔，降低超大 GRID 保存峰值内存。缩放、拉框、适屏和平移结束后异步生成当前视口 LOD，带校验能力的文件先按需验证相交原始节点块并复用缓存。完整 GRID 仍用于等高线、分析、转换与导出。程序不会隐式重投影；空间瓦片、单元解析边界裁剪和 GPU LOD 尚未接入。</w:t>
+        <w:t>当前程序可导入/导出 DGRIDB；导出时流式生成金字塔。缩放、拉框、适屏和平移结束后由一个 DLL 异步任务统一完成世界窗口映射、预取、相交块校验和金字塔/精确 LOD，GUI 保留旧画面直到完整结果成功发布。完整 GRID 仍用于分析、转换与导出；空间瓦片目录、跨请求优先级合并和 GPU LOD 尚未接入。</w:t>
       </w:r>
     </w:p>
     <w:p>
@@ -13339,7 +13339,7 @@
         <w:rPr>
           <w:rFonts w:ascii="Calibri" w:hAnsi="Calibri" w:eastAsia="Microsoft YaHei"/>
         </w:rPr>
-        <w:t>当前已交付 2D/3D 浏览、DGRIDB 写时复制映射、持久全幅概览、2× 多级金字塔、流式金字塔保存、视口按需块校验缓存和预取、可取消异步视口 GRID LOD、任意多边形节点级 GRID 裁剪/掩膜、同 CRS 错位 GRID 显式重采样、匹配现状/设计 GRID 的解析挖填方与差值图、可取消并行地形专题，以及 TIN/CDT/GRID 局部坡面、剖面、水平基准土方、格式转换、GDAL 交换及约束编辑。后续重点是坐标系显式重投影、空间瓦片目录与请求优先级合并、局部 CDT 更新、网格单元解析边界裁剪、GPU 分块渲染与贴地碰撞。</w:t>
+        <w:t>当前已交付 2D/3D 浏览、DGRIDB 写时复制映射、持久全幅概览、2× 多级金字塔、流式金字塔保存、统一异步视口窗口映射/预取/校验/LOD、任意多边形节点级 GRID 裁剪/掩膜、同 CRS 错位 GRID 显式重采样、匹配现状/设计 GRID 的解析挖填方与差值图、可取消并行地形专题，以及 TIN/CDT/GRID 局部坡面、剖面、水平基准土方、格式转换、GDAL 交换及约束编辑。后续重点是坐标系显式重投影、空间瓦片目录与跨请求优先级合并、局部 CDT 更新、网格单元解析边界裁剪、GPU 分块渲染与贴地碰撞。</w:t>
       </w:r>
     </w:p>
     <w:sectPr>
@@ -13369,7 +13369,7 @@
         <w:color w:val="66727D"/>
         <w:sz w:val="18"/>
       </w:rPr>
-      <w:t xml:space="preserve">版本 0.32.0  |  第 </w:t>
+      <w:t xml:space="preserve">版本 0.33.0  |  第 </w:t>
     </w:r>
     <w:r>
       <w:rPr>

--- a/docs/manuals/dterrain_GUI操作入门教程.docx
+++ b/docs/manuals/dterrain_GUI操作入门教程.docx
@@ -70,7 +70,7 @@
           <w:color w:val="1F4D78"/>
           <w:sz w:val="28"/>
         </w:rPr>
-        <w:t>从 XYZ 散点导入到动态编辑、DGRIDB 映射/金字塔大 GRID、统一异步视口流水线与按需块校验、任意多边形 GRID 裁剪、错位设计 GRID 显式对齐、现状/设计双表面土方、全幅地形专题图、局部坡面、剖面与多边形量测、TIN/GRID/等高线转换、约束 Delaunay、三维漫游与数据保存</w:t>
+        <w:t>从 XYZ 散点导入到动态编辑、DGRIDB 映射/金字塔大 GRID、二维瓦片缓存与统一异步视口、任意多边形 GRID 裁剪、错位设计 GRID 显式对齐、现状/设计双表面土方、全幅地形专题图、局部坡面、剖面与多边形量测、TIN/GRID/等高线转换、约束 Delaunay、三维漫游与数据保存</w:t>
       </w:r>
     </w:p>
     <w:p>
@@ -85,7 +85,7 @@
           <w:color w:val="203748"/>
           <w:sz w:val="22"/>
         </w:rPr>
-        <w:t>版本 0.33.0  |  2026-07-19</w:t>
+        <w:t>版本 0.34.0  |  2026-07-19</w:t>
       </w:r>
     </w:p>
     <w:p>
@@ -243,7 +243,7 @@
                 <w:rFonts w:ascii="Calibri" w:hAnsi="Calibri" w:eastAsia="Microsoft YaHei"/>
                 <w:sz w:val="18"/>
               </w:rPr>
-              <w:t>0.33.0</w:t>
+              <w:t>0.34.0</w:t>
             </w:r>
           </w:p>
         </w:tc>
@@ -665,7 +665,7 @@
         <w:rPr>
           <w:rFonts w:ascii="Calibri" w:hAnsi="Calibri" w:eastAsia="Microsoft YaHei"/>
         </w:rPr>
-        <w:t>本手册对应 dterrain 0.33.0：新增统一异步视口流水线，在一个可取消任务中完成世界窗口映射、预取、可选块校验和 LOD，并返回统一结果；v0.32 流式金字塔保存及旧同步/异步接口保持兼容。</w:t>
+        <w:t>本手册对应 dterrain 0.34.0：新增二维空间瓦片目录、视口中心优先调度、跨请求在途合并和容量受控 LRU 淘汰；v0.33 统一异步视口流水线及旧同步/异步接口保持兼容。</w:t>
       </w:r>
     </w:p>
     <w:p>
@@ -696,13 +696,13 @@
           <w:b/>
           <w:color w:val="7A5A00"/>
         </w:rPr>
-        <w:t xml:space="preserve">0.33 功能边界  </w:t>
+        <w:t xml:space="preserve">0.34 功能边界  </w:t>
       </w:r>
       <w:r>
         <w:rPr>
           <w:rFonts w:ascii="Calibri" w:hAnsi="Calibri" w:eastAsia="Microsoft YaHei"/>
         </w:rPr>
-        <w:t>当前程序可导入/导出 DGRIDB；导出时流式生成金字塔。缩放、拉框、适屏和平移结束后由一个 DLL 异步任务统一完成世界窗口映射、预取、相交块校验和金字塔/精确 LOD，GUI 保留旧画面直到完整结果成功发布。完整 GRID 仍用于分析、转换与导出；空间瓦片目录、跨请求优先级合并和 GPU LOD 尚未接入。</w:t>
+        <w:t>当前程序可导入/导出 DGRIDB；导出时流式生成金字塔。缩放、拉框、适屏和平移结束后由 DLL 的二维瓦片目录按视口中心优先调度，相邻和并发请求共享完成或在途瓦片；GUI 保留旧画面直到完整结果成功发布。完整 GRID 仍用于分析、转换与导出；磁盘瓦片包和 GPU LOD 尚未接入。</w:t>
       </w:r>
     </w:p>
     <w:p>
@@ -13323,7 +13323,7 @@
         <w:rPr>
           <w:rFonts w:ascii="Calibri" w:hAnsi="Calibri" w:eastAsia="Microsoft YaHei"/>
         </w:rPr>
-        <w:t>导入示例 XYZ → TIN→GRID → 流式导出并重开 DGRIDB，观察映射/内置概览/金字塔/按需块校验缓存 → 连续缩放并观察异步进度、冷块验证、缓存复用和最终金字塔LOD → 主动验证 DGRIDB 全部数据块 → 等高线 → 圈定多边形并作紧凑 GRID 裁剪/掩膜 → 打开错位设计 GRID → 双线性显式对齐 → 双表面挖填方、差值图与 CSV → 全幅坡度/坡向/阴影专题图与导出 → 单击坡度/坡向与法向 → 任意 A—B 剖面与 CSV → 多边形水平基准土方与 CSV → GeoTIFF/COG 与 GeoPackage 往返 → 等高线反向生成 TIN/GRID → 从 TIN 创建 CDT → 批量添加断裂线 → 绘制/移动/安全删除顶点 → CDT→GRID/等高线 → T/G/C/D 显隐 → 3D 漫游。</w:t>
+        <w:t>导入示例 XYZ → TIN→GRID → 流式导出并重开 DGRIDB，观察映射/内置概览/金字塔/按需块校验缓存 → 连续缩放并观察异步进度与瓦片LOD → 停止后重复同一视口，观察复用数接近总瓦片数 → 水平平移约一个瓦片宽度，观察多数瓦片继续复用 → 主动验证 DGRIDB 全部数据块 → 等高线 → 圈定多边形并作紧凑 GRID 裁剪/掩膜 → 打开错位设计 GRID → 双线性显式对齐 → 双表面挖填方、差值图与 CSV → 全幅坡度/坡向/阴影专题图与导出 → 单击坡度/坡向与法向 → 任意 A—B 剖面与 CSV → 多边形水平基准土方与 CSV → GeoTIFF/COG 与 GeoPackage 往返 → 等高线反向生成 TIN/GRID → 从 TIN 创建 CDT → 批量添加断裂线 → 绘制/移动/安全删除顶点 → CDT→GRID/等高线 → T/G/C/D 显隐 → 3D 漫游。</w:t>
       </w:r>
     </w:p>
     <w:p>
@@ -13339,7 +13339,7 @@
         <w:rPr>
           <w:rFonts w:ascii="Calibri" w:hAnsi="Calibri" w:eastAsia="Microsoft YaHei"/>
         </w:rPr>
-        <w:t>当前已交付 2D/3D 浏览、DGRIDB 写时复制映射、持久全幅概览、2× 多级金字塔、流式金字塔保存、统一异步视口窗口映射/预取/校验/LOD、任意多边形节点级 GRID 裁剪/掩膜、同 CRS 错位 GRID 显式重采样、匹配现状/设计 GRID 的解析挖填方与差值图、可取消并行地形专题，以及 TIN/CDT/GRID 局部坡面、剖面、水平基准土方、格式转换、GDAL 交换及约束编辑。后续重点是坐标系显式重投影、空间瓦片目录与跨请求优先级合并、局部 CDT 更新、网格单元解析边界裁剪、GPU 分块渲染与贴地碰撞。</w:t>
+        <w:t>当前已交付 2D/3D 浏览、DGRIDB 写时复制映射、持久全幅概览、2× 多级金字塔、流式金字塔保存、统一异步视口窗口映射/预取/校验/LOD、二维空间瓦片目录、中心优先调度、跨请求在途合并和 LRU 淘汰、任意多边形节点级 GRID 裁剪/掩膜、同 CRS 错位 GRID 显式重采样、匹配现状/设计 GRID 的解析挖填方与差值图、可取消并行地形专题，以及 TIN/CDT/GRID 局部坡面、剖面、水平基准土方、格式转换、GDAL 交换及约束编辑。后续重点是坐标系显式重投影、磁盘瓦片包与跨级渐进发布、局部 CDT 更新、网格单元解析边界裁剪、GPU 分块渲染与贴地碰撞。</w:t>
       </w:r>
     </w:p>
     <w:sectPr>
@@ -13369,7 +13369,7 @@
         <w:color w:val="66727D"/>
         <w:sz w:val="18"/>
       </w:rPr>
-      <w:t xml:space="preserve">版本 0.33.0  |  第 </w:t>
+      <w:t xml:space="preserve">版本 0.34.0  |  第 </w:t>
     </w:r>
     <w:r>
       <w:rPr>

--- a/docs/manuals/dterrain_GUI操作入门教程.docx
+++ b/docs/manuals/dterrain_GUI操作入门教程.docx
@@ -70,7 +70,7 @@
           <w:color w:val="1F4D78"/>
           <w:sz w:val="28"/>
         </w:rPr>
-        <w:t>从 XYZ 散点导入到动态编辑、DGRIDB 映射/金字塔大 GRID、二维瓦片缓存与统一异步视口、任意多边形 GRID 裁剪、错位设计 GRID 显式对齐、现状/设计双表面土方、全幅地形专题图、局部坡面、剖面与多边形量测、TIN/GRID/等高线转换、约束 Delaunay、三维漫游与数据保存</w:t>
+        <w:t>从 XYZ 散点导入到动态编辑、DGRIDB 映射/金字塔大 GRID、DGTILE 跨会话瓦片缓存与统一异步视口、任意多边形 GRID 裁剪、错位设计 GRID 显式对齐、现状/设计双表面土方、全幅地形专题图、局部坡面、剖面与多边形量测、TIN/GRID/等高线转换、约束 Delaunay、三维漫游与数据保存</w:t>
       </w:r>
     </w:p>
     <w:p>
@@ -85,7 +85,7 @@
           <w:color w:val="203748"/>
           <w:sz w:val="22"/>
         </w:rPr>
-        <w:t>版本 0.34.0  |  2026-07-19</w:t>
+        <w:t>版本 0.35.0  |  2026-07-19</w:t>
       </w:r>
     </w:p>
     <w:p>
@@ -243,7 +243,7 @@
                 <w:rFonts w:ascii="Calibri" w:hAnsi="Calibri" w:eastAsia="Microsoft YaHei"/>
                 <w:sz w:val="18"/>
               </w:rPr>
-              <w:t>0.34.0</w:t>
+              <w:t>0.35.0</w:t>
             </w:r>
           </w:p>
         </w:tc>
@@ -463,7 +463,7 @@
                 <w:rFonts w:ascii="Calibri" w:hAnsi="Calibri" w:eastAsia="Microsoft YaHei"/>
                 <w:sz w:val="18"/>
               </w:rPr>
-              <w:t>便携运行、五分钟上手、控件与菜单、XYZ 导入、DGRIDB 二进制映射 GRID、TIN/GRID/等高线/CDT 图层、非阻塞大 GRID 视口 LOD、任意多边形 GRID 裁剪/掩膜、错位 GRID 最近邻/双线性对齐、现状/设计双 GRID 土方、全幅坡度/坡向/阴影专题图、局部坡面、任意剖面、多边形面积/土方、2D/3D 浏览、查询编辑和数据保存。</w:t>
+              <w:t>便携运行、五分钟上手、控件与菜单、XYZ 导入、DGRIDB 二进制映射 GRID、DGTILE 自动旁车缓存、TIN/GRID/等高线/CDT 图层、非阻塞大 GRID 视口 LOD、任意多边形 GRID 裁剪/掩膜、错位 GRID 最近邻/双线性对齐、现状/设计双 GRID 土方、全幅坡度/坡向/阴影专题图、局部坡面、任意剖面、多边形面积/土方、2D/3D 浏览、查询编辑和数据保存。</w:t>
             </w:r>
           </w:p>
         </w:tc>
@@ -665,7 +665,7 @@
         <w:rPr>
           <w:rFonts w:ascii="Calibri" w:hAnsi="Calibri" w:eastAsia="Microsoft YaHei"/>
         </w:rPr>
-        <w:t>本手册对应 dterrain 0.34.0：新增二维空间瓦片目录、视口中心优先调度、跨请求在途合并和容量受控 LRU 淘汰；v0.33 统一异步视口流水线及旧同步/异步接口保持兼容。</w:t>
+        <w:t>本手册对应 dterrain 0.35.0：新增 DGTILE 跨会话稀疏显示瓦片包、源指纹失效、按需负载校验和无损回退；v0.34 内存瓦片目录及全部旧接口保持兼容。</w:t>
       </w:r>
     </w:p>
     <w:p>
@@ -696,13 +696,13 @@
           <w:b/>
           <w:color w:val="7A5A00"/>
         </w:rPr>
-        <w:t xml:space="preserve">0.34 功能边界  </w:t>
+        <w:t xml:space="preserve">0.35 功能边界  </w:t>
       </w:r>
       <w:r>
         <w:rPr>
           <w:rFonts w:ascii="Calibri" w:hAnsi="Calibri" w:eastAsia="Microsoft YaHei"/>
         </w:rPr>
-        <w:t>当前程序可导入/导出 DGRIDB；导出时流式生成金字塔。缩放、拉框、适屏和平移结束后由 DLL 的二维瓦片目录按视口中心优先调度，相邻和并发请求共享完成或在途瓦片；GUI 保留旧画面直到完整结果成功发布。完整 GRID 仍用于分析、转换与导出；磁盘瓦片包和 GPU LOD 尚未接入。</w:t>
+        <w:t>当前程序可导入/导出 DGRIDB，并自动维护同名 .dgridb.dgtile 稀疏旁车。缩放、拉框、适屏和平移结束后由 DLL 的二维瓦片目录按视口中心优先调度，相邻、并发和跨会话请求可复用瓦片；GUI 保留旧画面直到完整结果成功发布。完整 GRID 仍用于分析、转换与导出；GPU LOD 尚未接入。</w:t>
       </w:r>
     </w:p>
     <w:p>
@@ -4866,6 +4866,27 @@
       <w:pPr>
         <w:spacing w:before="100" w:after="160" w:line="288" w:lineRule="auto"/>
         <w:ind w:left="230" w:right="230"/>
+        <w:shd w:fill="E8EEF5"/>
+      </w:pPr>
+      <w:r>
+        <w:rPr>
+          <w:rFonts w:ascii="Calibri" w:hAnsi="Calibri" w:eastAsia="Microsoft YaHei"/>
+          <w:b/>
+          <w:color w:val="1F4D78"/>
+        </w:rPr>
+        <w:t xml:space="preserve">DGTILE 跨会话复用  </w:t>
+      </w:r>
+      <w:r>
+        <w:rPr>
+          <w:rFonts w:ascii="Calibri" w:hAnsi="Calibri" w:eastAsia="Microsoft YaHei"/>
+        </w:rPr>
+        <w:t>打开或成功导出 terrain.dgridb 后，程序自动使用 terrain.dgridb.dgtile。首次浏览按需写入，重新启动并打开同一 DGRIDB 后可直接读取热点瓦片；实际命中时状态栏在复用计数后显示‘（磁盘）’。旁车不可用时自动回退内存缓存，删除旁车不会丢失地形。</w:t>
+      </w:r>
+    </w:p>
+    <w:p>
+      <w:pPr>
+        <w:spacing w:before="100" w:after="160" w:line="288" w:lineRule="auto"/>
+        <w:ind w:left="230" w:right="230"/>
         <w:shd w:fill="FFF7E0"/>
       </w:pPr>
       <w:r>
@@ -10355,6 +10376,27 @@
       <w:pPr>
         <w:spacing w:before="100" w:after="160" w:line="288" w:lineRule="auto"/>
         <w:ind w:left="230" w:right="230"/>
+        <w:shd w:fill="FFF7E0"/>
+      </w:pPr>
+      <w:r>
+        <w:rPr>
+          <w:rFonts w:ascii="Calibri" w:hAnsi="Calibri" w:eastAsia="Microsoft YaHei"/>
+          <w:b/>
+          <w:color w:val="7A5A00"/>
+        </w:rPr>
+        <w:t xml:space="preserve">自动旁车  </w:t>
+      </w:r>
+      <w:r>
+        <w:rPr>
+          <w:rFonts w:ascii="Calibri" w:hAnsi="Calibri" w:eastAsia="Microsoft YaHei"/>
+        </w:rPr>
+        <w:t>DGRIDB 的 .dgridb.dgtile 只缓存浏览过的显示瓦片，不是数据交换文件。复制时可带上以保留热点，也可省略；关闭程序后可直接删除以释放空间。不要让两个程序进程同时写同一旁车。</w:t>
+      </w:r>
+    </w:p>
+    <w:p>
+      <w:pPr>
+        <w:spacing w:before="100" w:after="160" w:line="288" w:lineRule="auto"/>
+        <w:ind w:left="230" w:right="230"/>
         <w:shd w:fill="E8EEF5"/>
       </w:pPr>
       <w:r>
@@ -11197,6 +11239,116 @@
                 <w:sz w:val="18"/>
               </w:rPr>
               <w:t>确认 EXE、DLL、GMP 和 winpthread 四个文件位于同一 bin 目录。</w:t>
+            </w:r>
+          </w:p>
+        </w:tc>
+      </w:tr>
+      <w:tr>
+        <w:trPr>
+          <w:cantSplit/>
+        </w:trPr>
+        <w:tc>
+          <w:tcPr>
+            <w:tcW w:type="dxa" w:w="2800"/>
+            <w:tcMar>
+              <w:top w:w="80" w:type="dxa"/>
+              <w:start w:w="120" w:type="dxa"/>
+              <w:bottom w:w="80" w:type="dxa"/>
+              <w:end w:w="120" w:type="dxa"/>
+            </w:tcMar>
+            <w:vAlign w:val="center"/>
+          </w:tcPr>
+          <w:p>
+            <w:pPr>
+              <w:spacing w:before="0" w:after="0" w:line="276" w:lineRule="auto"/>
+              <w:jc w:val="left"/>
+            </w:pPr>
+            <w:r>
+              <w:rPr>
+                <w:rFonts w:ascii="Calibri" w:hAnsi="Calibri" w:eastAsia="Microsoft YaHei"/>
+                <w:sz w:val="18"/>
+              </w:rPr>
+              <w:t>没有出现‘（磁盘）’</w:t>
+            </w:r>
+          </w:p>
+        </w:tc>
+        <w:tc>
+          <w:tcPr>
+            <w:tcW w:type="dxa" w:w="6560"/>
+            <w:tcMar>
+              <w:top w:w="80" w:type="dxa"/>
+              <w:start w:w="120" w:type="dxa"/>
+              <w:bottom w:w="80" w:type="dxa"/>
+              <w:end w:w="120" w:type="dxa"/>
+            </w:tcMar>
+            <w:vAlign w:val="center"/>
+          </w:tcPr>
+          <w:p>
+            <w:pPr>
+              <w:spacing w:before="0" w:after="0" w:line="276" w:lineRule="auto"/>
+              <w:jc w:val="left"/>
+            </w:pPr>
+            <w:r>
+              <w:rPr>
+                <w:rFonts w:ascii="Calibri" w:hAnsi="Calibri" w:eastAsia="Microsoft YaHei"/>
+                <w:sz w:val="18"/>
+              </w:rPr>
+              <w:t>仅 DGRIDB 自动启用 DGTILE，且必须重新打开后命中已浏览瓦片；DGRID、GeoTIFF 和派生专题默认只用内存缓存。旁车创建失败时程序会自动回退。</w:t>
+            </w:r>
+          </w:p>
+        </w:tc>
+      </w:tr>
+      <w:tr>
+        <w:trPr>
+          <w:cantSplit/>
+        </w:trPr>
+        <w:tc>
+          <w:tcPr>
+            <w:tcW w:type="dxa" w:w="2800"/>
+            <w:tcMar>
+              <w:top w:w="80" w:type="dxa"/>
+              <w:start w:w="120" w:type="dxa"/>
+              <w:bottom w:w="80" w:type="dxa"/>
+              <w:end w:w="120" w:type="dxa"/>
+            </w:tcMar>
+            <w:vAlign w:val="center"/>
+          </w:tcPr>
+          <w:p>
+            <w:pPr>
+              <w:spacing w:before="0" w:after="0" w:line="276" w:lineRule="auto"/>
+              <w:jc w:val="left"/>
+            </w:pPr>
+            <w:r>
+              <w:rPr>
+                <w:rFonts w:ascii="Calibri" w:hAnsi="Calibri" w:eastAsia="Microsoft YaHei"/>
+                <w:sz w:val="18"/>
+              </w:rPr>
+              <w:t>DGTILE 文件越来越大</w:t>
+            </w:r>
+          </w:p>
+        </w:tc>
+        <w:tc>
+          <w:tcPr>
+            <w:tcW w:type="dxa" w:w="6560"/>
+            <w:tcMar>
+              <w:top w:w="80" w:type="dxa"/>
+              <w:start w:w="120" w:type="dxa"/>
+              <w:bottom w:w="80" w:type="dxa"/>
+              <w:end w:w="120" w:type="dxa"/>
+            </w:tcMar>
+            <w:vAlign w:val="center"/>
+          </w:tcPr>
+          <w:p>
+            <w:pPr>
+              <w:spacing w:before="0" w:after="0" w:line="276" w:lineRule="auto"/>
+              <w:jc w:val="left"/>
+            </w:pPr>
+            <w:r>
+              <w:rPr>
+                <w:rFonts w:ascii="Calibri" w:hAnsi="Calibri" w:eastAsia="Microsoft YaHei"/>
+                <w:sz w:val="18"/>
+              </w:rPr>
+              <w:t>当前为追加式稀疏缓存，默认上限 2 GiB，达到上限后停写但显示不受影响。关闭程序后删除 .dgtile 即可回收，后续按需重建。</w:t>
             </w:r>
           </w:p>
         </w:tc>
@@ -13115,7 +13267,7 @@
         <w:rPr>
           <w:rFonts w:ascii="Calibri" w:hAnsi="Calibri" w:eastAsia="Microsoft YaHei"/>
         </w:rPr>
-        <w:t>把当前 GRID 导出为 DGRIDB 后重新导入，确认状态栏出现写时复制映射、内置概览、多级金字塔和按需块校验缓存；缩放后观察异步进度和缓存复用，再执行一次‘验证 DGRIDB 数据块’完成全文件审计。</w:t>
+        <w:t>把当前 GRID 导出为 DGRIDB 后重新导入，确认状态栏出现写时复制映射、内置概览、多级金字塔、按需块校验缓存和 DGTILE 跨会话瓦片；浏览几个局部后关闭并重开同一文件，确认状态栏出现‘（磁盘）’，再执行一次‘验证 DGRIDB 数据块’完成全文件审计。</w:t>
       </w:r>
     </w:p>
     <w:p>
@@ -13323,7 +13475,7 @@
         <w:rPr>
           <w:rFonts w:ascii="Calibri" w:hAnsi="Calibri" w:eastAsia="Microsoft YaHei"/>
         </w:rPr>
-        <w:t>导入示例 XYZ → TIN→GRID → 流式导出并重开 DGRIDB，观察映射/内置概览/金字塔/按需块校验缓存 → 连续缩放并观察异步进度与瓦片LOD → 停止后重复同一视口，观察复用数接近总瓦片数 → 水平平移约一个瓦片宽度，观察多数瓦片继续复用 → 主动验证 DGRIDB 全部数据块 → 等高线 → 圈定多边形并作紧凑 GRID 裁剪/掩膜 → 打开错位设计 GRID → 双线性显式对齐 → 双表面挖填方、差值图与 CSV → 全幅坡度/坡向/阴影专题图与导出 → 单击坡度/坡向与法向 → 任意 A—B 剖面与 CSV → 多边形水平基准土方与 CSV → GeoTIFF/COG 与 GeoPackage 往返 → 等高线反向生成 TIN/GRID → 从 TIN 创建 CDT → 批量添加断裂线 → 绘制/移动/安全删除顶点 → CDT→GRID/等高线 → T/G/C/D 显隐 → 3D 漫游。</w:t>
+        <w:t>导入示例 XYZ → TIN→GRID → 流式导出并重开 DGRIDB，观察映射/内置概览/金字塔/按需块校验缓存 → 连续缩放并观察异步进度与瓦片LOD → 关闭并重开同一 DGRIDB，观察复用计数后的‘（磁盘）’ → 水平平移约一个瓦片宽度，观察多数瓦片继续复用 → 主动验证 DGRIDB 全部数据块 → 等高线 → 圈定多边形并作紧凑 GRID 裁剪/掩膜 → 打开错位设计 GRID → 双线性显式对齐 → 双表面挖填方、差值图与 CSV → 全幅坡度/坡向/阴影专题图与导出 → 单击坡度/坡向与法向 → 任意 A—B 剖面与 CSV → 多边形水平基准土方与 CSV → GeoTIFF/COG 与 GeoPackage 往返 → 等高线反向生成 TIN/GRID → 从 TIN 创建 CDT → 批量添加断裂线 → 绘制/移动/安全删除顶点 → CDT→GRID/等高线 → T/G/C/D 显隐 → 3D 漫游。</w:t>
       </w:r>
     </w:p>
     <w:p>
@@ -13339,7 +13491,7 @@
         <w:rPr>
           <w:rFonts w:ascii="Calibri" w:hAnsi="Calibri" w:eastAsia="Microsoft YaHei"/>
         </w:rPr>
-        <w:t>当前已交付 2D/3D 浏览、DGRIDB 写时复制映射、持久全幅概览、2× 多级金字塔、流式金字塔保存、统一异步视口窗口映射/预取/校验/LOD、二维空间瓦片目录、中心优先调度、跨请求在途合并和 LRU 淘汰、任意多边形节点级 GRID 裁剪/掩膜、同 CRS 错位 GRID 显式重采样、匹配现状/设计 GRID 的解析挖填方与差值图、可取消并行地形专题，以及 TIN/CDT/GRID 局部坡面、剖面、水平基准土方、格式转换、GDAL 交换及约束编辑。后续重点是坐标系显式重投影、磁盘瓦片包与跨级渐进发布、局部 CDT 更新、网格单元解析边界裁剪、GPU 分块渲染与贴地碰撞。</w:t>
+        <w:t>当前已交付 2D/3D 浏览、DGRIDB 写时复制映射、持久全幅概览、2× 多级金字塔、流式金字塔保存、统一异步视口窗口映射/预取/校验/LOD、二维空间瓦片目录、DGTILE 跨会话稀疏旁车、中心优先调度、跨请求在途合并和 LRU 淘汰、任意多边形节点级 GRID 裁剪/掩膜、同 CRS 错位 GRID 显式重采样、匹配现状/设计 GRID 的解析挖填方与差值图、可取消并行地形专题，以及 TIN/CDT/GRID 局部坡面、剖面、水平基准土方、格式转换、GDAL 交换及约束编辑。后续重点是坐标系显式重投影、跨级渐进发布、DGTILE 压缩/清理、局部 CDT 更新、网格单元解析边界裁剪、GPU 分块渲染与贴地碰撞。</w:t>
       </w:r>
     </w:p>
     <w:sectPr>
@@ -13369,7 +13521,7 @@
         <w:color w:val="66727D"/>
         <w:sz w:val="18"/>
       </w:rPr>
-      <w:t xml:space="preserve">版本 0.34.0  |  第 </w:t>
+      <w:t xml:space="preserve">版本 0.35.0  |  第 </w:t>
     </w:r>
     <w:r>
       <w:rPr>

--- a/docs/manuals/dterrain_GUI操作入门教程.docx
+++ b/docs/manuals/dterrain_GUI操作入门教程.docx
@@ -85,7 +85,7 @@
           <w:color w:val="203748"/>
           <w:sz w:val="22"/>
         </w:rPr>
-        <w:t>版本 0.35.0  |  2026-07-19</w:t>
+        <w:t>版本 0.36.0  |  2026-07-19</w:t>
       </w:r>
     </w:p>
     <w:p>
@@ -243,7 +243,7 @@
                 <w:rFonts w:ascii="Calibri" w:hAnsi="Calibri" w:eastAsia="Microsoft YaHei"/>
                 <w:sz w:val="18"/>
               </w:rPr>
-              <w:t>0.35.0</w:t>
+              <w:t>0.36.0</w:t>
             </w:r>
           </w:p>
         </w:tc>
@@ -665,7 +665,7 @@
         <w:rPr>
           <w:rFonts w:ascii="Calibri" w:hAnsi="Calibri" w:eastAsia="Microsoft YaHei"/>
         </w:rPr>
-        <w:t>本手册对应 dterrain 0.35.0：新增 DGTILE 跨会话稀疏显示瓦片包、源指纹失效、按需负载校验和无损回退；v0.34 内存瓦片目录及全部旧接口保持兼容。</w:t>
+        <w:t>本手册对应 dterrain 0.36.0：新增 DGTILE 在线校验压缩、空间回收、Windows 跨进程单写保护和 GUI 维护入口；v0.35 持久旁车及全部旧接口保持兼容。</w:t>
       </w:r>
     </w:p>
     <w:p>
@@ -696,13 +696,13 @@
           <w:b/>
           <w:color w:val="7A5A00"/>
         </w:rPr>
-        <w:t xml:space="preserve">0.35 功能边界  </w:t>
+        <w:t xml:space="preserve">0.36 功能边界  </w:t>
       </w:r>
       <w:r>
         <w:rPr>
           <w:rFonts w:ascii="Calibri" w:hAnsi="Calibri" w:eastAsia="Microsoft YaHei"/>
         </w:rPr>
-        <w:t>当前程序可导入/导出 DGRIDB，并自动维护同名 .dgridb.dgtile 稀疏旁车。缩放、拉框、适屏和平移结束后由 DLL 的二维瓦片目录按视口中心优先调度，相邻、并发和跨会话请求可复用瓦片；GUI 保留旧画面直到完整结果成功发布。完整 GRID 仍用于分析、转换与导出；GPU LOD 尚未接入。</w:t>
+        <w:t>当前程序可导入/导出 DGRIDB，自动维护同名 .dgridb.dgtile，并可从数据交换菜单在线压缩旁车。缩放、拉框、适屏和平移结束后由 DLL 的二维瓦片目录按视口中心优先调度，相邻、并发和跨会话请求可复用瓦片；GUI 保留旧画面直到完整结果成功发布。完整 GRID 仍用于分析、转换与导出；GPU LOD 尚未接入。</w:t>
       </w:r>
     </w:p>
     <w:p>
@@ -4874,13 +4874,13 @@
           <w:b/>
           <w:color w:val="1F4D78"/>
         </w:rPr>
-        <w:t xml:space="preserve">DGTILE 跨会话复用  </w:t>
+        <w:t xml:space="preserve">DGTILE 跨会话复用与维护  </w:t>
       </w:r>
       <w:r>
         <w:rPr>
           <w:rFonts w:ascii="Calibri" w:hAnsi="Calibri" w:eastAsia="Microsoft YaHei"/>
         </w:rPr>
-        <w:t>打开或成功导出 terrain.dgridb 后，程序自动使用 terrain.dgridb.dgtile。首次浏览按需写入，重新启动并打开同一 DGRIDB 后可直接读取热点瓦片；实际命中时状态栏在复用计数后显示‘（磁盘）’。旁车不可用时自动回退内存缓存，删除旁车不会丢失地形。</w:t>
+        <w:t>打开或成功导出 terrain.dgridb 后，程序自动使用 terrain.dgridb.dgtile。首次浏览按需写入，重新启动并打开同一 DGRIDB 后可直接读取热点瓦片；实际命中时状态栏显示‘（磁盘）’。选择‘数据交换→压缩当前 DGTILE 显示缓存’可原子回收重复记录并审计坏块；旁车不可用时自动回退内存缓存，删除旁车不会丢失地形。</w:t>
       </w:r>
     </w:p>
     <w:p>
@@ -10390,7 +10390,7 @@
         <w:rPr>
           <w:rFonts w:ascii="Calibri" w:hAnsi="Calibri" w:eastAsia="Microsoft YaHei"/>
         </w:rPr>
-        <w:t>DGRIDB 的 .dgridb.dgtile 只缓存浏览过的显示瓦片，不是数据交换文件。复制时可带上以保留热点，也可省略；关闭程序后可直接删除以释放空间。不要让两个程序进程同时写同一旁车。</w:t>
+        <w:t>DGRIDB 的 .dgridb.dgtile 只缓存浏览过的显示瓦片，不是数据交换文件。复制时可带上以保留热点，也可省略；可用菜单在线压缩，也可关闭程序后直接删除。Windows 会拒绝第二个程序进程同时写同一路径。</w:t>
       </w:r>
     </w:p>
     <w:p>
@@ -11348,7 +11348,62 @@
                 <w:rFonts w:ascii="Calibri" w:hAnsi="Calibri" w:eastAsia="Microsoft YaHei"/>
                 <w:sz w:val="18"/>
               </w:rPr>
-              <w:t>当前为追加式稀疏缓存，默认上限 2 GiB，达到上限后停写但显示不受影响。关闭程序后删除 .dgtile 即可回收，后续按需重建。</w:t>
+              <w:t>追加式稀疏缓存默认上限 2 GiB。选择‘数据交换→压缩当前 DGTILE 显示缓存’可在线回收重复/坏记录；也可关闭程序后删除 .dgtile，后续按需重建。</w:t>
+            </w:r>
+          </w:p>
+        </w:tc>
+      </w:tr>
+      <w:tr>
+        <w:trPr>
+          <w:cantSplit/>
+        </w:trPr>
+        <w:tc>
+          <w:tcPr>
+            <w:tcW w:type="dxa" w:w="2800"/>
+            <w:tcMar>
+              <w:top w:w="80" w:type="dxa"/>
+              <w:start w:w="120" w:type="dxa"/>
+              <w:bottom w:w="80" w:type="dxa"/>
+              <w:end w:w="120" w:type="dxa"/>
+            </w:tcMar>
+            <w:vAlign w:val="center"/>
+          </w:tcPr>
+          <w:p>
+            <w:pPr>
+              <w:spacing w:before="0" w:after="0" w:line="276" w:lineRule="auto"/>
+              <w:jc w:val="left"/>
+            </w:pPr>
+            <w:r>
+              <w:rPr>
+                <w:rFonts w:ascii="Calibri" w:hAnsi="Calibri" w:eastAsia="Microsoft YaHei"/>
+                <w:sz w:val="18"/>
+              </w:rPr>
+              <w:t>DGTILE 压缩失败</w:t>
+            </w:r>
+          </w:p>
+        </w:tc>
+        <w:tc>
+          <w:tcPr>
+            <w:tcW w:type="dxa" w:w="6560"/>
+            <w:tcMar>
+              <w:top w:w="80" w:type="dxa"/>
+              <w:start w:w="120" w:type="dxa"/>
+              <w:bottom w:w="80" w:type="dxa"/>
+              <w:end w:w="120" w:type="dxa"/>
+            </w:tcMar>
+            <w:vAlign w:val="center"/>
+          </w:tcPr>
+          <w:p>
+            <w:pPr>
+              <w:spacing w:before="0" w:after="0" w:line="276" w:lineRule="auto"/>
+              <w:jc w:val="left"/>
+            </w:pPr>
+            <w:r>
+              <w:rPr>
+                <w:rFonts w:ascii="Calibri" w:hAnsi="Calibri" w:eastAsia="Microsoft YaHei"/>
+                <w:sz w:val="18"/>
+              </w:rPr>
+              <w:t>确认当前 DGRIDB 已成功打开、目录可写，且没有另一个进程持有同一旁车的写句柄。失败不会破坏旧包，显示会继续使用内存或源 GRID。</w:t>
             </w:r>
           </w:p>
         </w:tc>
@@ -13267,7 +13322,7 @@
         <w:rPr>
           <w:rFonts w:ascii="Calibri" w:hAnsi="Calibri" w:eastAsia="Microsoft YaHei"/>
         </w:rPr>
-        <w:t>把当前 GRID 导出为 DGRIDB 后重新导入，确认状态栏出现写时复制映射、内置概览、多级金字塔、按需块校验缓存和 DGTILE 跨会话瓦片；浏览几个局部后关闭并重开同一文件，确认状态栏出现‘（磁盘）’，再执行一次‘验证 DGRIDB 数据块’完成全文件审计。</w:t>
+        <w:t>把当前 GRID 导出为 DGRIDB 后重新导入，确认状态栏出现写时复制映射、内置概览、多级金字塔、按需块校验缓存和 DGTILE 跨会话瓦片；浏览几个局部后关闭并重开同一文件，确认状态栏出现‘（磁盘）’，执行‘压缩当前 DGTILE 显示缓存’并核对回收统计，再执行‘验证 DGRIDB 数据块’完成正式数据审计。</w:t>
       </w:r>
     </w:p>
     <w:p>
@@ -13491,7 +13546,7 @@
         <w:rPr>
           <w:rFonts w:ascii="Calibri" w:hAnsi="Calibri" w:eastAsia="Microsoft YaHei"/>
         </w:rPr>
-        <w:t>当前已交付 2D/3D 浏览、DGRIDB 写时复制映射、持久全幅概览、2× 多级金字塔、流式金字塔保存、统一异步视口窗口映射/预取/校验/LOD、二维空间瓦片目录、DGTILE 跨会话稀疏旁车、中心优先调度、跨请求在途合并和 LRU 淘汰、任意多边形节点级 GRID 裁剪/掩膜、同 CRS 错位 GRID 显式重采样、匹配现状/设计 GRID 的解析挖填方与差值图、可取消并行地形专题，以及 TIN/CDT/GRID 局部坡面、剖面、水平基准土方、格式转换、GDAL 交换及约束编辑。后续重点是坐标系显式重投影、跨级渐进发布、DGTILE 压缩/清理、局部 CDT 更新、网格单元解析边界裁剪、GPU 分块渲染与贴地碰撞。</w:t>
+        <w:t>当前已交付 2D/3D 浏览、DGRIDB 映射/金字塔/异步视口、二维瓦片目录、DGTILE 跨会话缓存/在线压缩/跨进程单写保护，以及 GRID 裁剪、重采样、双表面土方、地形专题、局部坡面、剖面、量测、格式交换和约束编辑。后续重点是显式重投影、跨级渐进发布、DGTILE 自动清理、局部 CDT 更新、GPU 分块渲染与贴地碰撞。</w:t>
       </w:r>
     </w:p>
     <w:sectPr>
@@ -13521,7 +13576,7 @@
         <w:color w:val="66727D"/>
         <w:sz w:val="18"/>
       </w:rPr>
-      <w:t xml:space="preserve">版本 0.35.0  |  第 </w:t>
+      <w:t xml:space="preserve">版本 0.36.0  |  第 </w:t>
     </w:r>
     <w:r>
       <w:rPr>

--- a/docs/manuals/dterrain_GUI操作入门教程.docx
+++ b/docs/manuals/dterrain_GUI操作入门教程.docx
@@ -70,7 +70,7 @@
           <w:color w:val="1F4D78"/>
           <w:sz w:val="28"/>
         </w:rPr>
-        <w:t>从 XYZ 散点导入到动态编辑、DGRIDB 映射/金字塔大 GRID、DGTILE 跨会话瓦片缓存与统一异步视口、任意多边形 GRID 裁剪、错位设计 GRID 显式对齐、现状/设计双表面土方、全幅地形专题图、局部坡面、剖面与多边形量测、TIN/GRID/等高线转换、约束 Delaunay、三维漫游与数据保存</w:t>
+        <w:t>从 XYZ 散点导入到动态编辑、DGRIDB 映射/金字塔大 GRID、DGTILE 跨会话瓦片与粗到细渐进视口、任意多边形 GRID 裁剪、错位设计 GRID 显式对齐、现状/设计双表面土方、全幅地形专题图、局部坡面、剖面与多边形量测、TIN/GRID/等高线转换、约束 Delaunay、三维漫游与数据保存</w:t>
       </w:r>
     </w:p>
     <w:p>
@@ -85,7 +85,7 @@
           <w:color w:val="203748"/>
           <w:sz w:val="22"/>
         </w:rPr>
-        <w:t>版本 0.36.0  |  2026-07-19</w:t>
+        <w:t>版本 0.37.0  |  2026-07-19</w:t>
       </w:r>
     </w:p>
     <w:p>
@@ -243,7 +243,7 @@
                 <w:rFonts w:ascii="Calibri" w:hAnsi="Calibri" w:eastAsia="Microsoft YaHei"/>
                 <w:sz w:val="18"/>
               </w:rPr>
-              <w:t>0.36.0</w:t>
+              <w:t>0.37.0</w:t>
             </w:r>
           </w:p>
         </w:tc>
@@ -665,7 +665,7 @@
         <w:rPr>
           <w:rFonts w:ascii="Calibri" w:hAnsi="Calibri" w:eastAsia="Microsoft YaHei"/>
         </w:rPr>
-        <w:t>本手册对应 dterrain 0.36.0：新增 DGTILE 在线校验压缩、空间回收、Windows 跨进程单写保护和 GUI 维护入口；v0.35 持久旁车及全部旧接口保持兼容。</w:t>
+        <w:t>本手册对应 dterrain 0.37.0：新增粗到细的跨层级渐进视口帧、序列等待/读取和 GUI 连续发布；v0.36 DGTILE 在线压缩、跨进程单写保护及全部旧接口保持兼容。</w:t>
       </w:r>
     </w:p>
     <w:p>
@@ -696,13 +696,13 @@
           <w:b/>
           <w:color w:val="7A5A00"/>
         </w:rPr>
-        <w:t xml:space="preserve">0.36 功能边界  </w:t>
+        <w:t xml:space="preserve">0.37 功能边界  </w:t>
       </w:r>
       <w:r>
         <w:rPr>
           <w:rFonts w:ascii="Calibri" w:hAnsi="Calibri" w:eastAsia="Microsoft YaHei"/>
         </w:rPr>
-        <w:t>当前程序可导入/导出 DGRIDB，自动维护同名 .dgridb.dgtile，并可从数据交换菜单在线压缩旁车。缩放、拉框、适屏和平移结束后由 DLL 的二维瓦片目录按视口中心优先调度，相邻、并发和跨会话请求可复用瓦片；GUI 保留旧画面直到完整结果成功发布。完整 GRID 仍用于分析、转换与导出；GPU LOD 尚未接入。</w:t>
+        <w:t>当前程序可导入/导出 DGRIDB，自动维护和在线压缩同名 .dgridb.dgtile。缩放、拉框、适屏和平移结束后，DLL 默认按 s4→s2→目标 LOD 发布不可变帧，GUI 每 25 ms 至多显示一层；相邻、并发和跨会话请求复用瓦片。完整 GRID 仍用于分析、转换与导出；GPU LOD 尚未接入。</w:t>
       </w:r>
     </w:p>
     <w:p>
@@ -4443,7 +4443,7 @@
         <w:rPr>
           <w:rFonts w:ascii="Calibri" w:hAnsi="Calibri" w:eastAsia="Microsoft YaHei"/>
         </w:rPr>
-        <w:t>打开 DGRIDB/DGRID/GeoTIFF、执行 TIN→GRID 或生成地形专题图后，程序取得稳定高程范围，再把当前二维世界视口映射为最小源节点窗口，并在后台生成最长边不超过 512 节点的内存概览。DGRIDB 的首次全图概览直接来自文件内缓存；局部缩放优先选择仍覆盖输出尺寸的最低分辨率持久金字塔层。滚轮缩放、拉框放大、全图适屏和拖动平移结束时提交新请求；计算期间复用旧图，成功后一次替换。状态栏先显示“异步LOD 42%”，完成后显示“金字塔LOD 4096×2048→512×256”或“局部LOD”。</w:t>
+        <w:t>打开 DGRIDB/DGRID/GeoTIFF、执行 TIN→GRID 或生成地形专题图后，程序取得稳定高程范围，再把当前二维世界视口映射为最小源节点窗口，并在后台生成最长边不超过 512 节点的内存概览。DGRIDB 的首次全图概览直接来自文件内缓存；局部缩放优先选择仍覆盖输出尺寸的最低分辨率持久金字塔层。滚轮缩放、拉框放大、全图适屏和拖动平移结束时提交新请求；计算期间先保留旧图，再按默认 s4、s2、目标层连续替换。状态栏中的 sN 会随帧逐步变细，最终显示目标 LOD。</w:t>
       </w:r>
     </w:p>
     <w:tbl>
@@ -4860,6 +4860,27 @@
           <w:rFonts w:ascii="Calibri" w:hAnsi="Calibri" w:eastAsia="Microsoft YaHei"/>
         </w:rPr>
         <w:t>新视口会请求取消旧任务，已退休任务在后台完成汇合后统一释放；队列设置小上限，快速连续操作不会无限积压。只有请求仍匹配当前 GRID、主题和视口时才能发布结果；切换图层、专题主题或关闭程序都会取消相关任务。</w:t>
+      </w:r>
+    </w:p>
+    <w:p>
+      <w:pPr>
+        <w:spacing w:before="100" w:after="160" w:line="288" w:lineRule="auto"/>
+        <w:ind w:left="230" w:right="230"/>
+        <w:shd w:fill="E8EEF5"/>
+      </w:pPr>
+      <w:r>
+        <w:rPr>
+          <w:rFonts w:ascii="Calibri" w:hAnsi="Calibri" w:eastAsia="Microsoft YaHei"/>
+          <w:b/>
+          <w:color w:val="1F4D78"/>
+        </w:rPr>
+        <w:t xml:space="preserve">渐进发布  </w:t>
+      </w:r>
+      <w:r>
+        <w:rPr>
+          <w:rFonts w:ascii="Calibri" w:hAnsi="Calibri" w:eastAsia="Microsoft YaHei"/>
+        </w:rPr>
+        <w:t>每个 25 ms 轮询周期最多消费一个完整帧，因此即使三层已在后台快速完成，也会依次显示粗、中、细画面。未完成层不会发布；任务成功且最终帧已显示后才释放帧内存。分析、等高线、转换和导出不使用这些近似显示帧。</w:t>
       </w:r>
     </w:p>
     <w:p>
@@ -13546,7 +13567,7 @@
         <w:rPr>
           <w:rFonts w:ascii="Calibri" w:hAnsi="Calibri" w:eastAsia="Microsoft YaHei"/>
         </w:rPr>
-        <w:t>当前已交付 2D/3D 浏览、DGRIDB 映射/金字塔/异步视口、二维瓦片目录、DGTILE 跨会话缓存/在线压缩/跨进程单写保护，以及 GRID 裁剪、重采样、双表面土方、地形专题、局部坡面、剖面、量测、格式交换和约束编辑。后续重点是显式重投影、跨级渐进发布、DGTILE 自动清理、局部 CDT 更新、GPU 分块渲染与贴地碰撞。</w:t>
+        <w:t>当前已交付 2D/3D 浏览、DGRIDB 映射/金字塔、二维瓦片目录、DGTILE 跨会话缓存/在线压缩/跨进程单写保护、跨级渐进视口，以及 GRID 裁剪、重采样、双表面土方、地形专题、局部坡面、剖面、量测、格式交换和约束编辑。后续重点是 GPU 分块渲染/拾取/贴地碰撞、显式重投影、DGTILE 自动清理和局部 CDT 更新。</w:t>
       </w:r>
     </w:p>
     <w:sectPr>
@@ -13576,7 +13597,7 @@
         <w:color w:val="66727D"/>
         <w:sz w:val="18"/>
       </w:rPr>
-      <w:t xml:space="preserve">版本 0.36.0  |  第 </w:t>
+      <w:t xml:space="preserve">版本 0.37.0  |  第 </w:t>
     </w:r>
     <w:r>
       <w:rPr>

--- a/docs/manuals/dterrain_GUI操作入门教程.docx
+++ b/docs/manuals/dterrain_GUI操作入门教程.docx
@@ -85,7 +85,7 @@
           <w:color w:val="203748"/>
           <w:sz w:val="22"/>
         </w:rPr>
-        <w:t>版本 0.37.0  |  2026-07-19</w:t>
+        <w:t>版本 0.40.0  |  2026-07-19</w:t>
       </w:r>
     </w:p>
     <w:p>
@@ -243,7 +243,7 @@
                 <w:rFonts w:ascii="Calibri" w:hAnsi="Calibri" w:eastAsia="Microsoft YaHei"/>
                 <w:sz w:val="18"/>
               </w:rPr>
-              <w:t>0.37.0</w:t>
+              <w:t>0.40.0</w:t>
             </w:r>
           </w:p>
         </w:tc>
@@ -665,7 +665,7 @@
         <w:rPr>
           <w:rFonts w:ascii="Calibri" w:hAnsi="Calibri" w:eastAsia="Microsoft YaHei"/>
         </w:rPr>
-        <w:t>本手册对应 dterrain 0.37.0：新增粗到细的跨层级渐进视口帧、序列等待/读取和 GUI 连续发布；v0.36 DGTILE 在线压缩、跨进程单写保护及全部旧接口保持兼容。</w:t>
+        <w:t>本手册对应 dterrain 0.40.0：GUI 新增 Direct3D 11 分块地形、GPU ID 拾取和 TIN 贴地漫游；v0.37 粗到细渐进视口、v0.36 DGTILE 生命周期管理及全部旧 DLL 接口保持兼容。</w:t>
       </w:r>
     </w:p>
     <w:p>
@@ -681,7 +681,7 @@
         <w:rPr>
           <w:rFonts w:ascii="Calibri" w:hAnsi="Calibri" w:eastAsia="Microsoft YaHei"/>
         </w:rPr>
-        <w:t>dterrain_demo.exe 是一个原生 Win32/GDI 演示程序，用于直观验证 dterrain.dll 的批量建网、范围查询、最近点查询、大 GRID 非阻塞视口 LOD、任意多边形 GRID 裁剪/掩膜、错位设计 GRID 显式对齐、现状/设计双 GRID 挖填方、全幅坡度/坡向/阴影专题图、单点坡度/坡向与法向、任意地形剖面、多边形面积/土方量测、动态插入删除、编辑影响显示、文件交换和三维地形漫游。它不依赖 Qt 等 GUI 框架。</w:t>
+        <w:t>dterrain_demo.exe 是一个原生 Win32 演示程序：二维使用 GDI，三维优先使用 Direct3D 11，用于直观验证 dterrain.dll 的批量建网、范围查询、最近点查询、大 GRID 非阻塞视口 LOD、任意多边形 GRID 裁剪/掩膜、错位设计 GRID 显式对齐、现状/设计双 GRID 挖填方、全幅坡度/坡向/阴影专题图、单点坡度/坡向与法向、任意地形剖面、多边形面积/土方量测、动态插入删除、编辑影响显示、文件交换和三维地形漫游。它不依赖 Qt 等 GUI 框架。</w:t>
       </w:r>
     </w:p>
     <w:p>
@@ -696,13 +696,13 @@
           <w:b/>
           <w:color w:val="7A5A00"/>
         </w:rPr>
-        <w:t xml:space="preserve">0.37 功能边界  </w:t>
+        <w:t xml:space="preserve">0.40 功能边界  </w:t>
       </w:r>
       <w:r>
         <w:rPr>
           <w:rFonts w:ascii="Calibri" w:hAnsi="Calibri" w:eastAsia="Microsoft YaHei"/>
         </w:rPr>
-        <w:t>当前程序可导入/导出 DGRIDB，自动维护和在线压缩同名 .dgridb.dgtile。缩放、拉框、适屏和平移结束后，DLL 默认按 s4→s2→目标 LOD 发布不可变帧，GUI 每 25 ms 至多显示一层；相邻、并发和跨会话请求复用瓦片。完整 GRID 仍用于分析、转换与导出；GPU LOD 尚未接入。</w:t>
+        <w:t>三维 TIN 按 16,384 面建立 Direct3D 11 块，使用视锥裁剪、深度缓冲、高程光照着色、Ctrl+左键 GPU ID 拾取和 F 键贴地漫游；硬件失败自动尝试 WARP，再失败回退 GDI。二维 GRID 继续按 s4→s2→目标 LOD 渐进发布，并复用内存/DGTILE 瓦片。</w:t>
       </w:r>
     </w:p>
     <w:p>
@@ -1354,7 +1354,7 @@
         <w:rPr>
           <w:rFonts w:ascii="Calibri" w:hAnsi="Calibri" w:eastAsia="Microsoft YaHei"/>
         </w:rPr>
-        <w:t>5.  单击“切换3D”，左键拖动环视、滚轮拉近，再用 WASD 漫游；单击“高程×1.0”观察垂直夸张。</w:t>
+        <w:t>5.  单击“切换3D”，左键拖动环视、滚轮拉近，用 WASD 贴地漫游；Ctrl+左键拾取一个面，按 F 切换贴地，再观察垂直夸张。</w:t>
       </w:r>
     </w:p>
     <w:p>
@@ -3413,7 +3413,7 @@
         <w:rPr>
           <w:rFonts w:ascii="Calibri" w:hAnsi="Calibri" w:eastAsia="Microsoft YaHei"/>
         </w:rPr>
-        <w:t>单击“切换3D”后，完整 TIN 以透视方式显示；红、绿、蓝短轴分别代表 X、Y、Z。三维只负责查看，选择查询、插入、删除或框选放大时会自动返回二维，防止把透视屏幕坐标误当作地形 XY。</w:t>
+        <w:t>单击“切换3D”后，完整 TIN 由 Direct3D 11 按块透视显示。状态栏给出可见块/总块和本帧面/总面；设备不可用时自动尝试 WARP，再失败才进入软件回退。三维只负责查看，选择查询、插入、删除或框选放大时会自动返回二维，防止把透视屏幕坐标误当作地形 XY。</w:t>
       </w:r>
     </w:p>
     <w:tbl>
@@ -3848,6 +3848,116 @@
                 <w:rFonts w:ascii="Calibri" w:hAnsi="Calibri" w:eastAsia="Microsoft YaHei"/>
                 <w:sz w:val="18"/>
               </w:rPr>
+              <w:t>F</w:t>
+            </w:r>
+          </w:p>
+        </w:tc>
+        <w:tc>
+          <w:tcPr>
+            <w:tcW w:type="dxa" w:w="6160"/>
+            <w:tcMar>
+              <w:top w:w="80" w:type="dxa"/>
+              <w:start w:w="120" w:type="dxa"/>
+              <w:bottom w:w="80" w:type="dxa"/>
+              <w:end w:w="120" w:type="dxa"/>
+            </w:tcMar>
+            <w:vAlign w:val="center"/>
+          </w:tcPr>
+          <w:p>
+            <w:pPr>
+              <w:spacing w:before="0" w:after="0" w:line="276" w:lineRule="auto"/>
+              <w:jc w:val="left"/>
+            </w:pPr>
+            <w:r>
+              <w:rPr>
+                <w:rFonts w:ascii="Calibri" w:hAnsi="Calibri" w:eastAsia="Microsoft YaHei"/>
+                <w:sz w:val="18"/>
+              </w:rPr>
+              <w:t>开启或关闭 TIN 高程贴地漫游。</w:t>
+            </w:r>
+          </w:p>
+        </w:tc>
+      </w:tr>
+      <w:tr>
+        <w:trPr>
+          <w:cantSplit/>
+        </w:trPr>
+        <w:tc>
+          <w:tcPr>
+            <w:tcW w:type="dxa" w:w="3200"/>
+            <w:tcMar>
+              <w:top w:w="80" w:type="dxa"/>
+              <w:start w:w="120" w:type="dxa"/>
+              <w:bottom w:w="80" w:type="dxa"/>
+              <w:end w:w="120" w:type="dxa"/>
+            </w:tcMar>
+            <w:vAlign w:val="center"/>
+          </w:tcPr>
+          <w:p>
+            <w:pPr>
+              <w:spacing w:before="0" w:after="0" w:line="276" w:lineRule="auto"/>
+              <w:jc w:val="center"/>
+            </w:pPr>
+            <w:r>
+              <w:rPr>
+                <w:rFonts w:ascii="Calibri" w:hAnsi="Calibri" w:eastAsia="Microsoft YaHei"/>
+                <w:sz w:val="18"/>
+              </w:rPr>
+              <w:t>Ctrl+左键</w:t>
+            </w:r>
+          </w:p>
+        </w:tc>
+        <w:tc>
+          <w:tcPr>
+            <w:tcW w:type="dxa" w:w="6160"/>
+            <w:tcMar>
+              <w:top w:w="80" w:type="dxa"/>
+              <w:start w:w="120" w:type="dxa"/>
+              <w:bottom w:w="80" w:type="dxa"/>
+              <w:end w:w="120" w:type="dxa"/>
+            </w:tcMar>
+            <w:vAlign w:val="center"/>
+          </w:tcPr>
+          <w:p>
+            <w:pPr>
+              <w:spacing w:before="0" w:after="0" w:line="276" w:lineRule="auto"/>
+              <w:jc w:val="left"/>
+            </w:pPr>
+            <w:r>
+              <w:rPr>
+                <w:rFonts w:ascii="Calibri" w:hAnsi="Calibri" w:eastAsia="Microsoft YaHei"/>
+                <w:sz w:val="18"/>
+              </w:rPr>
+              <w:t>GPU ID 拾取三角形并以橙色高亮。</w:t>
+            </w:r>
+          </w:p>
+        </w:tc>
+      </w:tr>
+      <w:tr>
+        <w:trPr>
+          <w:cantSplit/>
+        </w:trPr>
+        <w:tc>
+          <w:tcPr>
+            <w:tcW w:type="dxa" w:w="3200"/>
+            <w:tcMar>
+              <w:top w:w="80" w:type="dxa"/>
+              <w:start w:w="120" w:type="dxa"/>
+              <w:bottom w:w="80" w:type="dxa"/>
+              <w:end w:w="120" w:type="dxa"/>
+            </w:tcMar>
+            <w:vAlign w:val="center"/>
+          </w:tcPr>
+          <w:p>
+            <w:pPr>
+              <w:spacing w:before="0" w:after="0" w:line="276" w:lineRule="auto"/>
+              <w:jc w:val="center"/>
+            </w:pPr>
+            <w:r>
+              <w:rPr>
+                <w:rFonts w:ascii="Calibri" w:hAnsi="Calibri" w:eastAsia="Microsoft YaHei"/>
+                <w:sz w:val="18"/>
+              </w:rPr>
               <w:t>+/-</w:t>
             </w:r>
           </w:p>
@@ -3951,13 +4061,13 @@
           <w:b/>
           <w:color w:val="1F4D78"/>
         </w:rPr>
-        <w:t xml:space="preserve">大坐标稳定性  </w:t>
+        <w:t xml:space="preserve">大坐标与拾取  </w:t>
       </w:r>
       <w:r>
         <w:rPr>
           <w:rFonts w:ascii="Calibri" w:hAnsi="Calibri" w:eastAsia="Microsoft YaHei"/>
         </w:rPr>
-        <w:t>三维模型先减去数据中心并按 XY 范围归一化，再使用双精度相机与投影计算，可直接查看局部坐标或大数值投影坐标。</w:t>
+        <w:t>三维模型先减去数据中心并按 XY 范围归一化，再使用双精度相机计算，可直接查看局部坐标或大数值投影坐标。Ctrl+左键只回读一个整数 ID 像素；贴地高度由 DLL 精确 TIN 点定位和插值获得。</w:t>
       </w:r>
     </w:p>
     <w:p>
@@ -11009,7 +11119,7 @@
         <w:rPr>
           <w:rFonts w:ascii="Calibri" w:hAnsi="Calibri" w:eastAsia="Microsoft YaHei"/>
         </w:rPr>
-        <w:t>DLL 对当前视口执行精确范围查询。为了避免 GDI 阻塞，二维 TIN/CDT 线框预算各约 45,000 面，三维填充与深度排序预算约 18,000 面；任意规模 GRID 先裁剪当前世界视口的源节点窗口，再生成不超过 512×512 的局部概览；等高线绘制预算约 20 万顶点。显示抽样不会删减 DLL 数据或文件导出内容。</w:t>
+        <w:t>DLL 对当前视口执行精确范围查询。为了避免 GDI 阻塞，二维 TIN/CDT 线框预算各约 45,000 面；三维 Direct3D 主路径按 16,384 面分块并提交视锥内全部块，不设 18,000 面抽样上限，只有软件回退仍使用该预算。任意规模 GRID 先裁剪当前世界视口的源节点窗口，再生成不超过 512×512 的局部概览；等高线绘制预算约 20 万顶点。显示策略不会删减 DLL 数据或文件导出内容。</w:t>
       </w:r>
     </w:p>
     <w:p>
@@ -11072,7 +11182,7 @@
         <w:rPr>
           <w:rFonts w:ascii="Calibri" w:hAnsi="Calibri" w:eastAsia="Microsoft YaHei"/>
         </w:rPr>
-        <w:t>三维全图展示优先使用默认抽样；需要生产级连续千万点渲染时应采用 GPU 分块 LOD。</w:t>
+        <w:t>三维优先使用 GPU 分块和视锥裁剪；千万点连续漫游仍应控制同时载入范围，后续版本将增加块 LOD、后台上传和显存 LRU。</w:t>
       </w:r>
     </w:p>
     <w:p>
@@ -11645,6 +11755,116 @@
                 <w:sz w:val="18"/>
               </w:rPr>
               <w:t>按 Home 或单击“全图”恢复适屏相机。</w:t>
+            </w:r>
+          </w:p>
+        </w:tc>
+      </w:tr>
+      <w:tr>
+        <w:trPr>
+          <w:cantSplit/>
+        </w:trPr>
+        <w:tc>
+          <w:tcPr>
+            <w:tcW w:type="dxa" w:w="2800"/>
+            <w:tcMar>
+              <w:top w:w="80" w:type="dxa"/>
+              <w:start w:w="120" w:type="dxa"/>
+              <w:bottom w:w="80" w:type="dxa"/>
+              <w:end w:w="120" w:type="dxa"/>
+            </w:tcMar>
+            <w:vAlign w:val="center"/>
+          </w:tcPr>
+          <w:p>
+            <w:pPr>
+              <w:spacing w:before="0" w:after="0" w:line="276" w:lineRule="auto"/>
+              <w:jc w:val="left"/>
+            </w:pPr>
+            <w:r>
+              <w:rPr>
+                <w:rFonts w:ascii="Calibri" w:hAnsi="Calibri" w:eastAsia="Microsoft YaHei"/>
+                <w:sz w:val="18"/>
+              </w:rPr>
+              <w:t>状态栏显示软件3D回退</w:t>
+            </w:r>
+          </w:p>
+        </w:tc>
+        <w:tc>
+          <w:tcPr>
+            <w:tcW w:type="dxa" w:w="6560"/>
+            <w:tcMar>
+              <w:top w:w="80" w:type="dxa"/>
+              <w:start w:w="120" w:type="dxa"/>
+              <w:bottom w:w="80" w:type="dxa"/>
+              <w:end w:w="120" w:type="dxa"/>
+            </w:tcMar>
+            <w:vAlign w:val="center"/>
+          </w:tcPr>
+          <w:p>
+            <w:pPr>
+              <w:spacing w:before="0" w:after="0" w:line="276" w:lineRule="auto"/>
+              <w:jc w:val="left"/>
+            </w:pPr>
+            <w:r>
+              <w:rPr>
+                <w:rFonts w:ascii="Calibri" w:hAnsi="Calibri" w:eastAsia="Microsoft YaHei"/>
+                <w:sz w:val="18"/>
+              </w:rPr>
+              <w:t>更新显卡驱动并确认系统支持 Direct3D 11；程序已尝试 WARP，回退不影响二维编辑和导出。</w:t>
+            </w:r>
+          </w:p>
+        </w:tc>
+      </w:tr>
+      <w:tr>
+        <w:trPr>
+          <w:cantSplit/>
+        </w:trPr>
+        <w:tc>
+          <w:tcPr>
+            <w:tcW w:type="dxa" w:w="2800"/>
+            <w:tcMar>
+              <w:top w:w="80" w:type="dxa"/>
+              <w:start w:w="120" w:type="dxa"/>
+              <w:bottom w:w="80" w:type="dxa"/>
+              <w:end w:w="120" w:type="dxa"/>
+            </w:tcMar>
+            <w:vAlign w:val="center"/>
+          </w:tcPr>
+          <w:p>
+            <w:pPr>
+              <w:spacing w:before="0" w:after="0" w:line="276" w:lineRule="auto"/>
+              <w:jc w:val="left"/>
+            </w:pPr>
+            <w:r>
+              <w:rPr>
+                <w:rFonts w:ascii="Calibri" w:hAnsi="Calibri" w:eastAsia="Microsoft YaHei"/>
+                <w:sz w:val="18"/>
+              </w:rPr>
+              <w:t>Ctrl+左键没有拾取</w:t>
+            </w:r>
+          </w:p>
+        </w:tc>
+        <w:tc>
+          <w:tcPr>
+            <w:tcW w:type="dxa" w:w="6560"/>
+            <w:tcMar>
+              <w:top w:w="80" w:type="dxa"/>
+              <w:start w:w="120" w:type="dxa"/>
+              <w:bottom w:w="80" w:type="dxa"/>
+              <w:end w:w="120" w:type="dxa"/>
+            </w:tcMar>
+            <w:vAlign w:val="center"/>
+          </w:tcPr>
+          <w:p>
+            <w:pPr>
+              <w:spacing w:before="0" w:after="0" w:line="276" w:lineRule="auto"/>
+              <w:jc w:val="left"/>
+            </w:pPr>
+            <w:r>
+              <w:rPr>
+                <w:rFonts w:ascii="Calibri" w:hAnsi="Calibri" w:eastAsia="Microsoft YaHei"/>
+                <w:sz w:val="18"/>
+              </w:rPr>
+              <w:t>确认光标位于地形表面且当前不是软件回退；先按 Home 适屏再试。</w:t>
             </w:r>
           </w:p>
         </w:tc>
@@ -13519,7 +13739,7 @@
         <w:rPr>
           <w:rFonts w:ascii="Calibri" w:hAnsi="Calibri" w:eastAsia="Microsoft YaHei"/>
         </w:rPr>
-        <w:t>切换 3D，验证环视、滚轮缩放、WASD 漫游和垂直夸张，再返回 2D。</w:t>
+        <w:t>切换 3D，验证 GPU 块/面统计、环视、滚轮、WASD 贴地、F 切换、Ctrl+左键拾取和垂直夸张，再返回 2D。</w:t>
       </w:r>
     </w:p>
     <w:p>
@@ -13567,7 +13787,7 @@
         <w:rPr>
           <w:rFonts w:ascii="Calibri" w:hAnsi="Calibri" w:eastAsia="Microsoft YaHei"/>
         </w:rPr>
-        <w:t>当前已交付 2D/3D 浏览、DGRIDB 映射/金字塔、二维瓦片目录、DGTILE 跨会话缓存/在线压缩/跨进程单写保护、跨级渐进视口，以及 GRID 裁剪、重采样、双表面土方、地形专题、局部坡面、剖面、量测、格式交换和约束编辑。后续重点是 GPU 分块渲染/拾取/贴地碰撞、显式重投影、DGTILE 自动清理和局部 CDT 更新。</w:t>
+        <w:t>当前已交付 2D 浏览、Direct3D 11 分块 3D/GPU 拾取/TIN 贴地漫游、DGRIDB 映射/金字塔、二维瓦片目录、DGTILE 跨会话缓存/在线压缩/跨进程单写保护、跨级渐进视口，以及 GRID 裁剪、重采样、双表面土方、地形专题、局部坡面、剖面、量测、格式交换和约束编辑。后续重点是三维块 LOD/后台上传/显存 LRU、显式重投影、DGTILE 自动清理和局部 CDT 更新。</w:t>
       </w:r>
     </w:p>
     <w:sectPr>
@@ -13597,7 +13817,7 @@
         <w:color w:val="66727D"/>
         <w:sz w:val="18"/>
       </w:rPr>
-      <w:t xml:space="preserve">版本 0.37.0  |  第 </w:t>
+      <w:t xml:space="preserve">版本 0.40.0  |  第 </w:t>
     </w:r>
     <w:r>
       <w:rPr>

--- a/docs/manuals/dterrain_GUI操作入门教程.docx
+++ b/docs/manuals/dterrain_GUI操作入门教程.docx
@@ -85,7 +85,7 @@
           <w:color w:val="203748"/>
           <w:sz w:val="22"/>
         </w:rPr>
-        <w:t>版本 0.40.0  |  2026-07-19</w:t>
+        <w:t>版本 0.55.0  |  2026-07-19</w:t>
       </w:r>
     </w:p>
     <w:p>
@@ -243,7 +243,7 @@
                 <w:rFonts w:ascii="Calibri" w:hAnsi="Calibri" w:eastAsia="Microsoft YaHei"/>
                 <w:sz w:val="18"/>
               </w:rPr>
-              <w:t>0.40.0</w:t>
+              <w:t>0.55.0</w:t>
             </w:r>
           </w:p>
         </w:tc>
@@ -665,7 +665,7 @@
         <w:rPr>
           <w:rFonts w:ascii="Calibri" w:hAnsi="Calibri" w:eastAsia="Microsoft YaHei"/>
         </w:rPr>
-        <w:t>本手册对应 dterrain 0.40.0：GUI 新增 Direct3D 11 分块地形、GPU ID 拾取和 TIN 贴地漫游；v0.37 粗到细渐进视口、v0.36 DGTILE 生命周期管理及全部旧 DLL 接口保持兼容。</w:t>
+        <w:t>本手册对应 dterrain 0.55.0：新增 CRS 规范化、等价判断、批量坐标转换，以及 TIN、GRID、等高线的显式 GDAL/PROJ 重投影；v0.40 Direct3D 分块地形、GPU 拾取和贴地漫游及全部旧 DLL 接口保持兼容。</w:t>
       </w:r>
     </w:p>
     <w:p>
@@ -696,13 +696,13 @@
           <w:b/>
           <w:color w:val="7A5A00"/>
         </w:rPr>
-        <w:t xml:space="preserve">0.40 功能边界  </w:t>
+        <w:t xml:space="preserve">0.55 功能边界  </w:t>
       </w:r>
       <w:r>
         <w:rPr>
           <w:rFonts w:ascii="Calibri" w:hAnsi="Calibri" w:eastAsia="Microsoft YaHei"/>
         </w:rPr>
-        <w:t>三维 TIN 按 16,384 面建立 Direct3D 11 块，使用视锥裁剪、深度缓冲、高程光照着色、Ctrl+左键 GPU ID 拾取和 F 键贴地漫游；硬件失败自动尝试 WARP，再失败回退 GDI。二维 GRID 继续按 s4→s2→目标 LOD 渐进发布，并复用内存/DGTILE 瓦片。</w:t>
+        <w:t>TIN、GRID 与等高线可显式重投影到目标 EPSG；GRID 自动推导北向上目标范围与分辨率，也可由 DLL 调用方指定精确输出仿射。批量点转换采用传统 GIS XY 轴序且失败不改写输出。三维 TIN 继续使用 v0.40 的 Direct3D 分块渲染与 GPU 拾取。</w:t>
       </w:r>
     </w:p>
     <w:p>
@@ -1431,7 +1431,7 @@
         <w:rPr>
           <w:rFonts w:ascii="Calibri" w:hAnsi="Calibri" w:eastAsia="Microsoft YaHei"/>
         </w:rPr>
-        <w:t>12.  若当前为 GDAL 构建，执行‘数据交换→导出 GeoTIFF（DEFLATE）’和‘导出 GeoPackage 等高线’，再重新导入检查图层叠加。</w:t>
+        <w:t>12.  若当前为 GDAL 构建，导入 GeoTIFF/DEM/IMG 或 GPKG/SHP 等常见数据；再分别把 TIN、GRID 或等高线显式重投影到目标 EPSG，程序会隐藏其他坐标系图层。</w:t>
       </w:r>
     </w:p>
     <w:p>
@@ -1442,7 +1442,7 @@
         <w:rPr>
           <w:rFonts w:ascii="Calibri" w:hAnsi="Calibri" w:eastAsia="Microsoft YaHei"/>
         </w:rPr>
-        <w:t>13.  打开“数据交换→打开约束网 DCDT”，选择 sample_constraints.dcdt，观察孔洞和断裂线。</w:t>
+        <w:t>13.  执行‘数据交换→导出 GeoTIFF（DEFLATE）’和‘导出 GeoPackage 等高线’，再重新导入检查数据往返。</w:t>
       </w:r>
     </w:p>
     <w:p>
@@ -1453,7 +1453,7 @@
         <w:rPr>
           <w:rFonts w:ascii="Calibri" w:hAnsi="Calibri" w:eastAsia="Microsoft YaHei"/>
         </w:rPr>
-        <w:t>14.  打开“约束编辑→绘制断裂线”，在画布逐点单击，按 Enter 完成；用 Backspace 撤点、Esc 取消。</w:t>
+        <w:t>14.  打开“数据交换→打开约束网 DCDT”，选择 sample_constraints.dcdt，观察孔洞和断裂线。</w:t>
       </w:r>
     </w:p>
     <w:p>
@@ -1464,7 +1464,7 @@
         <w:rPr>
           <w:rFonts w:ascii="Calibri" w:hAnsi="Calibri" w:eastAsia="Microsoft YaHei"/>
         </w:rPr>
-        <w:t>15.  选择“移动约束顶点（两次单击）”，第一次单击白色约束顶点使其变黄，第二次单击目标位置；观察红色旧面、黄色边界和绿色新增面/边。</w:t>
+        <w:t>15.  打开“约束编辑→绘制断裂线”，在画布逐点单击，按 Enter 完成；用 Backspace 撤点、Esc 取消。</w:t>
       </w:r>
     </w:p>
     <w:p>
@@ -1475,7 +1475,7 @@
         <w:rPr>
           <w:rFonts w:ascii="Calibri" w:hAnsi="Calibri" w:eastAsia="Microsoft YaHei"/>
         </w:rPr>
-        <w:t>16.  选择“删除约束顶点（单击）”并拾取白色折点；共享顶点确认后只从当前约束脱离。</w:t>
+        <w:t>16.  选择“移动约束顶点（两次单击）”，第一次单击白色约束顶点使其变黄，第二次单击目标位置；观察红色旧面、黄色边界和绿色新增面/边。</w:t>
       </w:r>
     </w:p>
     <w:p>
@@ -1486,7 +1486,7 @@
         <w:rPr>
           <w:rFonts w:ascii="Calibri" w:hAnsi="Calibri" w:eastAsia="Microsoft YaHei"/>
         </w:rPr>
-        <w:t>17.  执行“地形转换→约束网 → GRID”和“从约束网生成等高线”，确认孔洞区域保持空白。</w:t>
+        <w:t>17.  选择“删除约束顶点（单击）”并拾取白色折点；共享顶点确认后只从当前约束脱离。</w:t>
       </w:r>
     </w:p>
     <w:p>
@@ -1497,7 +1497,7 @@
         <w:rPr>
           <w:rFonts w:ascii="Calibri" w:hAnsi="Calibri" w:eastAsia="Microsoft YaHei"/>
         </w:rPr>
-        <w:t>18.  单击“查询模式”，在网格内单击；观察白色最近顶点和洋红色覆盖三角形。</w:t>
+        <w:t>18.  执行“地形转换→约束网 → GRID”和“从约束网生成等高线”，确认孔洞区域保持空白。</w:t>
       </w:r>
     </w:p>
     <w:p>
@@ -1508,7 +1508,7 @@
         <w:rPr>
           <w:rFonts w:ascii="Calibri" w:hAnsi="Calibri" w:eastAsia="Microsoft YaHei"/>
         </w:rPr>
-        <w:t>19.  选择‘分析→坡度/坡向分析（单击）’，在坡面上单击；观察青色支撑单元、黄色查询点、下坡箭头和右上结果面板。</w:t>
+        <w:t>19.  单击“查询模式”，在网格内单击；观察白色最近顶点和洋红色覆盖三角形。</w:t>
       </w:r>
     </w:p>
     <w:p>
@@ -1519,7 +1519,7 @@
         <w:rPr>
           <w:rFonts w:ascii="Calibri" w:hAnsi="Calibri" w:eastAsia="Microsoft YaHei"/>
         </w:rPr>
-        <w:t>20.  先用‘分析→设置专题分析与性能参数’检查 z-factor、光照角、线程数和块高，再生成全幅坡度、坡向和阴影地形；观察进度、固定色带和右上图例，并用‘恢复显示高程 GRID’返回高程着色。</w:t>
+        <w:t>20.  选择‘分析→坡度/坡向分析（单击）’，在坡面上单击；观察青色支撑单元、黄色查询点、下坡箭头和右上结果面板。</w:t>
       </w:r>
     </w:p>
     <w:p>
@@ -1530,7 +1530,7 @@
         <w:rPr>
           <w:rFonts w:ascii="Calibri" w:hAnsi="Calibri" w:eastAsia="Microsoft YaHei"/>
         </w:rPr>
-        <w:t>21.  选择‘分析→任意剖面（两次单击）’，在画布选取 A、B；观察青色定位线、底部曲线和统计，再导出 CSV。</w:t>
+        <w:t>21.  先用‘分析→设置专题分析与性能参数’检查 z-factor、光照角、线程数和块高，再生成全幅坡度、坡向和阴影地形；观察进度、固定色带和右上图例，并用‘恢复显示高程 GRID’返回高程着色。</w:t>
       </w:r>
     </w:p>
     <w:p>
@@ -1541,7 +1541,7 @@
         <w:rPr>
           <w:rFonts w:ascii="Calibri" w:hAnsi="Calibri" w:eastAsia="Microsoft YaHei"/>
         </w:rPr>
-        <w:t>22.  选择‘分析→面积/土方量测（逐点）’，输入基准高程，逐点圈定区域并按 Enter；核对顶部结果面板，再修改基准高程和导出 CSV。</w:t>
+        <w:t>22.  选择‘分析→任意剖面（两次单击）’，在画布选取 A、B；观察青色定位线、底部曲线和统计，再导出 CSV。</w:t>
       </w:r>
     </w:p>
     <w:p>
@@ -1552,7 +1552,7 @@
         <w:rPr>
           <w:rFonts w:ascii="Calibri" w:hAnsi="Calibri" w:eastAsia="Microsoft YaHei"/>
         </w:rPr>
-        <w:t>23.  先保存原 GRID，再选择‘分析→按量测多边形裁剪当前 GRID（紧凑适屏）’；观察范围缩小和自动适屏。当前无撤销命令，需要恢复时重新打开原 GRID。</w:t>
+        <w:t>23.  选择‘分析→面积/土方量测（逐点）’，输入基准高程，逐点圈定区域并按 Enter；核对顶部结果面板，再修改基准高程和导出 CSV。</w:t>
       </w:r>
     </w:p>
     <w:p>
@@ -1563,7 +1563,7 @@
         <w:rPr>
           <w:rFonts w:ascii="Calibri" w:hAnsi="Calibri" w:eastAsia="Microsoft YaHei"/>
         </w:rPr>
-        <w:t>24.  选择‘分析→按高程偏移创建设计 GRID’，输入 2；可直接执行‘计算现状面—设计面挖填方’，观察差值图和结果，最后导出土方 CSV。若另行打开同 CRS 但错位的设计 GRID，先执行‘双线性对齐设计面到现状 GRID’。</w:t>
+        <w:t>24.  先保存原 GRID，再选择‘分析→按量测多边形裁剪当前 GRID（紧凑适屏）’；观察范围缩小和自动适屏。当前无撤销命令，需要恢复时重新打开原 GRID。</w:t>
       </w:r>
     </w:p>
     <w:p>
@@ -1574,7 +1574,7 @@
         <w:rPr>
           <w:rFonts w:ascii="Calibri" w:hAnsi="Calibri" w:eastAsia="Microsoft YaHei"/>
         </w:rPr>
-        <w:t>25.  单击“插入模式”，在网格中单击；观察红色旧面、黄色边界和绿色新增面/边。</w:t>
+        <w:t>25.  选择‘分析→按高程偏移创建设计 GRID’，输入 2；可直接执行‘计算现状面—设计面挖填方’，观察差值图和结果，最后导出土方 CSV。若另行打开同 CRS 但错位的设计 GRID，先执行‘双线性对齐设计面到现状 GRID’。</w:t>
       </w:r>
     </w:p>
     <w:p>
@@ -1585,7 +1585,7 @@
         <w:rPr>
           <w:rFonts w:ascii="Calibri" w:hAnsi="Calibri" w:eastAsia="Microsoft YaHei"/>
         </w:rPr>
-        <w:t>26.  单击“删除模式”，在目标附近单击；程序删除 XY 最近顶点并显示局部变化。</w:t>
+        <w:t>26.  单击“插入模式”，在网格中单击；观察红色旧面、黄色边界和绿色新增面/边。</w:t>
       </w:r>
     </w:p>
     <w:p>
@@ -1596,7 +1596,18 @@
         <w:rPr>
           <w:rFonts w:ascii="Calibri" w:hAnsi="Calibri" w:eastAsia="Microsoft YaHei"/>
         </w:rPr>
-        <w:t>27.  单击“保存网格”，保存为 terrain.dtmesh；然后单击“清空”和“打开网格”验证加载。</w:t>
+        <w:t>27.  单击“删除模式”，在目标附近单击；程序删除 XY 最近顶点并显示局部变化。</w:t>
+      </w:r>
+    </w:p>
+    <w:p>
+      <w:pPr>
+        <w:ind w:left="403" w:hanging="288"/>
+      </w:pPr>
+      <w:r>
+        <w:rPr>
+          <w:rFonts w:ascii="Calibri" w:hAnsi="Calibri" w:eastAsia="Microsoft YaHei"/>
+        </w:rPr>
+        <w:t>28.  单击“保存网格”，保存为 terrain.dtmesh；然后单击“清空”和“打开网格”验证加载。</w:t>
       </w:r>
     </w:p>
     <w:p>
@@ -2640,7 +2651,7 @@
                 <w:rFonts w:ascii="Calibri" w:hAnsi="Calibri" w:eastAsia="Microsoft YaHei"/>
                 <w:sz w:val="18"/>
               </w:rPr>
-              <w:t>交换 DGRID、DCONTOUR、DCDT 文本；GDAL 构建还支持 GeoTIFF/COG 与 GeoPackage。</w:t>
+              <w:t>交换 DGRID、DCONTOUR、DCDT；GDAL 构建支持常见栅格/线矢量、GeoTIFF/COG/GPKG 导出，以及 TIN/GRID/等高线 EPSG 重投影。</w:t>
             </w:r>
           </w:p>
         </w:tc>
@@ -10550,7 +10561,7 @@
         <w:pStyle w:val="Heading2"/>
       </w:pPr>
       <w:r>
-        <w:t>8.4 GeoTIFF、COG 与 GeoPackage</w:t>
+        <w:t>8.4 GDAL 标准格式与 CRS 重投影</w:t>
       </w:r>
     </w:p>
     <w:p>
@@ -10558,7 +10569,15 @@
         <w:rPr>
           <w:rFonts w:ascii="Calibri" w:hAnsi="Calibri" w:eastAsia="Microsoft YaHei"/>
         </w:rPr>
-        <w:t>启用 DT_WITH_GDAL 后，数据交换菜单增加五个命令：导入 GeoTIFF/COG、导出 DEFLATE GeoTIFF、导出 Cloud Optimized GeoTIFF、导入 GeoPackage 等高线和导出 GeoPackage 等高线。程序分别探测 GTiff、COG、GPKG 驱动；普通构建或缺少驱动时，相应命令置灰而不是在运行时失败。</w:t>
+        <w:t>启用 DT_WITH_GDAL 后，数据交换菜单可打开 GDAL 支持的常见地形栅格（GeoTIFF、DEM、IMG、ASCII Grid、VRT 等）和 OGR 线矢量（GeoPackage、Shapefile、GeoJSON、KML 等），并保留专用的 DEFLATE GeoTIFF、COG 与 GeoPackage 导出。程序探测 GDAL 与具体写驱动；普通构建或缺少驱动时相应命令置灰。</w:t>
+      </w:r>
+    </w:p>
+    <w:p>
+      <w:r>
+        <w:rPr>
+          <w:rFonts w:ascii="Calibri" w:hAnsi="Calibri" w:eastAsia="Microsoft YaHei"/>
+        </w:rPr>
+        <w:t>‘当前 TIN/GRID/等高线重投影到 EPSG’要求源图层已有 CRS，输入整数 EPSG 后生成新对象并替换当前同类图层。为防止不同坐标系误叠加，成功后其他地形图层自动隐藏；需要对照时，应先把所有图层转换到同一 CRS 再逐一开启。GRID 使用双线性重采样和 GDAL 自动输出网格，适合演示与通用交换。</w:t>
       </w:r>
     </w:p>
     <w:tbl>
@@ -13585,7 +13604,7 @@
         <w:rPr>
           <w:rFonts w:ascii="Calibri" w:hAnsi="Calibri" w:eastAsia="Microsoft YaHei"/>
         </w:rPr>
-        <w:t>若使用 GDAL 构建，确认五个格式菜单已启用；往返一次 GeoTIFF/COG 和 GeoPackage，并检查 TIN/CDT 未被替换。</w:t>
+        <w:t>若使用 GDAL 构建，确认通用栅格/线矢量、GeoTIFF/COG/GPKG 与三类重投影菜单已启用；验证 EPSG:4326→3857 后范围和 CRS，并往返一次标准格式。</w:t>
       </w:r>
     </w:p>
     <w:p>
@@ -13772,22 +13791,6 @@
           <w:rFonts w:ascii="Calibri" w:hAnsi="Calibri" w:eastAsia="Microsoft YaHei"/>
         </w:rPr>
         <w:t>导入示例 XYZ → TIN→GRID → 流式导出并重开 DGRIDB，观察映射/内置概览/金字塔/按需块校验缓存 → 连续缩放并观察异步进度与瓦片LOD → 关闭并重开同一 DGRIDB，观察复用计数后的‘（磁盘）’ → 水平平移约一个瓦片宽度，观察多数瓦片继续复用 → 主动验证 DGRIDB 全部数据块 → 等高线 → 圈定多边形并作紧凑 GRID 裁剪/掩膜 → 打开错位设计 GRID → 双线性显式对齐 → 双表面挖填方、差值图与 CSV → 全幅坡度/坡向/阴影专题图与导出 → 单击坡度/坡向与法向 → 任意 A—B 剖面与 CSV → 多边形水平基准土方与 CSV → GeoTIFF/COG 与 GeoPackage 往返 → 等高线反向生成 TIN/GRID → 从 TIN 创建 CDT → 批量添加断裂线 → 绘制/移动/安全删除顶点 → CDT→GRID/等高线 → T/G/C/D 显隐 → 3D 漫游。</w:t>
-      </w:r>
-    </w:p>
-    <w:p>
-      <w:pPr>
-        <w:pStyle w:val="Heading2"/>
-      </w:pPr>
-      <w:r>
-        <w:t>11.1 后续 GUI 升级</w:t>
-      </w:r>
-    </w:p>
-    <w:p>
-      <w:r>
-        <w:rPr>
-          <w:rFonts w:ascii="Calibri" w:hAnsi="Calibri" w:eastAsia="Microsoft YaHei"/>
-        </w:rPr>
-        <w:t>当前已交付 2D 浏览、Direct3D 11 分块 3D/GPU 拾取/TIN 贴地漫游、DGRIDB 映射/金字塔、二维瓦片目录、DGTILE 跨会话缓存/在线压缩/跨进程单写保护、跨级渐进视口，以及 GRID 裁剪、重采样、双表面土方、地形专题、局部坡面、剖面、量测、格式交换和约束编辑。后续重点是三维块 LOD/后台上传/显存 LRU、显式重投影、DGTILE 自动清理和局部 CDT 更新。</w:t>
       </w:r>
     </w:p>
     <w:sectPr>
@@ -13817,7 +13820,7 @@
         <w:color w:val="66727D"/>
         <w:sz w:val="18"/>
       </w:rPr>
-      <w:t xml:space="preserve">版本 0.40.0  |  第 </w:t>
+      <w:t xml:space="preserve">版本 0.55.0  |  第 </w:t>
     </w:r>
     <w:r>
       <w:rPr>

--- a/docs/manuals/dterrain_GUI操作入门教程.docx
+++ b/docs/manuals/dterrain_GUI操作入门教程.docx
@@ -85,7 +85,7 @@
           <w:color w:val="203748"/>
           <w:sz w:val="22"/>
         </w:rPr>
-        <w:t>版本 0.55.0  |  2026-07-19</w:t>
+        <w:t>版本 0.70.0  |  2026-07-19</w:t>
       </w:r>
     </w:p>
     <w:p>
@@ -243,7 +243,7 @@
                 <w:rFonts w:ascii="Calibri" w:hAnsi="Calibri" w:eastAsia="Microsoft YaHei"/>
                 <w:sz w:val="18"/>
               </w:rPr>
-              <w:t>0.55.0</w:t>
+              <w:t>0.70.0</w:t>
             </w:r>
           </w:p>
         </w:tc>
@@ -665,7 +665,7 @@
         <w:rPr>
           <w:rFonts w:ascii="Calibri" w:hAnsi="Calibri" w:eastAsia="Microsoft YaHei"/>
         </w:rPr>
-        <w:t>本手册对应 dterrain 0.55.0：新增 CRS 规范化、等价判断、批量坐标转换，以及 TIN、GRID、等高线的显式 GDAL/PROJ 重投影；v0.40 Direct3D 分块地形、GPU 拾取和贴地漫游及全部旧 DLL 接口保持兼容。</w:t>
+        <w:t>本手册对应 dterrain 0.70.0：新增 CDT 无交叉断裂线局部拓扑插入、可配置交叉自动节点化，以及带范围目录和校验的 DCDTB 二进制交换；v0.55 CRS 重投影、v0.40 Direct3D 三维显示及全部旧 DLL 接口保持兼容。</w:t>
       </w:r>
     </w:p>
     <w:p>
@@ -696,13 +696,13 @@
           <w:b/>
           <w:color w:val="7A5A00"/>
         </w:rPr>
-        <w:t xml:space="preserve">0.55 功能边界  </w:t>
+        <w:t xml:space="preserve">0.70 功能边界  </w:t>
       </w:r>
       <w:r>
         <w:rPr>
           <w:rFonts w:ascii="Calibri" w:hAnsi="Calibri" w:eastAsia="Microsoft YaHei"/>
         </w:rPr>
-        <w:t>TIN、GRID 与等高线可显式重投影到目标 EPSG；GRID 自动推导北向上目标范围与分辨率，也可由 DLL 调用方指定精确输出仿射。批量点转换采用传统 GIS XY 轴序且失败不改写输出。三维 TIN 继续使用 v0.40 的 Direct3D 分块渲染与 GPU 拾取。</w:t>
+        <w:t>CDT 自动节点化只处理可表达为单一 2.5D 高程的交点；两线插值 Z 超过容差或共线重叠时拒绝。无交叉断裂线采用局部拓扑插入，但为了原子提交仍复制候选状态；边界和既有约束改形继续完整重建。TIN、GRID、等高线重投影与 Direct3D 三维显示保持 v0.55/v0.40 行为。</w:t>
       </w:r>
     </w:p>
     <w:p>
@@ -1453,7 +1453,7 @@
         <w:rPr>
           <w:rFonts w:ascii="Calibri" w:hAnsi="Calibri" w:eastAsia="Microsoft YaHei"/>
         </w:rPr>
-        <w:t>14.  打开“数据交换→打开约束网 DCDT”，选择 sample_constraints.dcdt，观察孔洞和断裂线。</w:t>
+        <w:t>14.  打开“数据交换→打开约束网 DCDT / DCDTB”，选择 sample_constraints.dcdt，观察孔洞和断裂线。</w:t>
       </w:r>
     </w:p>
     <w:p>
@@ -10887,7 +10887,7 @@
         <w:rPr>
           <w:rFonts w:ascii="Calibri" w:hAnsi="Calibri" w:eastAsia="Microsoft YaHei"/>
         </w:rPr>
-        <w:t>选择“数据交换→打开约束网 DCDT”可加载基础点、外边界、孔洞、断裂线和 CRS。域内网为紫色，外边界青色，孔洞洋红，断裂线橙色。sample_constraints.dcdt 可直接验证；“保存约束网 DCDT”执行完整文本往返。</w:t>
+        <w:t>选择“数据交换→打开约束网 DCDT / DCDTB”可加载基础点、外边界、孔洞、断裂线和 CRS。域内网为紫色，外边界青色，孔洞洋红，断裂线橙色。sample_constraints.dcdt 可直接验证；保存时按扩展名选择 DCDT 可读文本或带范围目录与校验的 DCDTB 二进制，默认使用 .dcdtb。</w:t>
       </w:r>
     </w:p>
     <w:p>
@@ -10983,7 +10983,7 @@
         <w:rPr>
           <w:rFonts w:ascii="Calibri" w:hAnsi="Calibri" w:eastAsia="Microsoft YaHei"/>
         </w:rPr>
-        <w:t>8.  若移动造成未分段交叉等非法拓扑，原约束保持不变，选中状态保留，可换一个目标位置重试或按 Esc 取消。</w:t>
+        <w:t>8.  若移动造成插值 Z 超容差、共线重叠等非法拓扑，原约束保持不变，选中状态保留，可换一个目标位置重试或按 Esc 取消。</w:t>
       </w:r>
     </w:p>
     <w:p>
@@ -11059,7 +11059,7 @@
         <w:rPr>
           <w:rFonts w:ascii="Calibri" w:hAnsi="Calibri" w:eastAsia="Microsoft YaHei"/>
         </w:rPr>
-        <w:t>草图和移动目标的 Z 优先由 CDT/TIN 表面插值。当前单项约束编辑仍完整重建候选 CDT，批量事务只重建一次；移动/删除顶点还请求完整差异用于影响显示。查询、插入和删除工具栏按钮仍只操作普通 TIN。</w:t>
+        <w:t>草图和移动目标的 Z 优先由 CDT/TIN 表面插值。GUI 默认以 0.001 当前高程单位容差自动节点化交叉；无交叉普通断裂线走局部 CGAL 拓扑插入，边界、移动、删除和批量事务仍完整构建原子候选。移动/删除顶点还请求完整差异用于影响显示。查询、插入和删除工具栏按钮仍只操作普通 TIN。</w:t>
       </w:r>
     </w:p>
     <w:p>
@@ -12433,7 +12433,7 @@
                 <w:rFonts w:ascii="Calibri" w:hAnsi="Calibri" w:eastAsia="Microsoft YaHei"/>
                 <w:sz w:val="18"/>
               </w:rPr>
-              <w:t>检查点数、连续重合点和未分段交叉；失败时草图保留，可 Backspace 调整。</w:t>
+              <w:t>检查点数、连续重合点、交点高差和共线重叠；失败时草图保留，可 Backspace 调整。</w:t>
             </w:r>
           </w:p>
         </w:tc>
@@ -12488,7 +12488,7 @@
                 <w:rFonts w:ascii="Calibri" w:hAnsi="Calibri" w:eastAsia="Microsoft YaHei"/>
                 <w:sz w:val="18"/>
               </w:rPr>
-              <w:t>目标位置可能造成未分段交叉或非法边界；原约束不会改变，可再次单击其他位置，或按 Esc 取消。</w:t>
+              <w:t>目标位置可能造成交点高差超限、共线重叠或非法边界；原约束不会改变，可再次单击其他位置，或按 Esc 取消。</w:t>
             </w:r>
           </w:p>
         </w:tc>
@@ -13820,7 +13820,7 @@
         <w:color w:val="66727D"/>
         <w:sz w:val="18"/>
       </w:rPr>
-      <w:t xml:space="preserve">版本 0.55.0  |  第 </w:t>
+      <w:t xml:space="preserve">版本 0.70.0  |  第 </w:t>
     </w:r>
     <w:r>
       <w:rPr>

--- a/docs/manuals/dterrain_GUI操作入门教程.docx
+++ b/docs/manuals/dterrain_GUI操作入门教程.docx
@@ -85,7 +85,7 @@
           <w:color w:val="203748"/>
           <w:sz w:val="22"/>
         </w:rPr>
-        <w:t>版本 0.70.0  |  2026-07-19</w:t>
+        <w:t>版本 0.85.0  |  2026-07-19</w:t>
       </w:r>
     </w:p>
     <w:p>
@@ -243,7 +243,7 @@
                 <w:rFonts w:ascii="Calibri" w:hAnsi="Calibri" w:eastAsia="Microsoft YaHei"/>
                 <w:sz w:val="18"/>
               </w:rPr>
-              <w:t>0.70.0</w:t>
+              <w:t>0.85.0</w:t>
             </w:r>
           </w:p>
         </w:tc>
@@ -665,7 +665,7 @@
         <w:rPr>
           <w:rFonts w:ascii="Calibri" w:hAnsi="Calibri" w:eastAsia="Microsoft YaHei"/>
         </w:rPr>
-        <w:t>本手册对应 dterrain 0.70.0：新增 CDT 无交叉断裂线局部拓扑插入、可配置交叉自动节点化，以及带范围目录和校验的 DCDTB 二进制交换；v0.55 CRS 重投影、v0.40 Direct3D 三维显示及全部旧 DLL 接口保持兼容。</w:t>
+        <w:t>本手册对应 dterrain 0.85.0：新增 TIN/CDT 多环精确边界裁剪、双 GRID 2.5D 平移配准、配准后重采样和带 RMSE 标准误差停止条件的自适应误差评估；v0.70 CDT/DCDTB、v0.55 CRS 重投影及全部旧 DLL 接口保持兼容。</w:t>
       </w:r>
     </w:p>
     <w:p>
@@ -2761,7 +2761,7 @@
                 <w:rFonts w:ascii="Calibri" w:hAnsi="Calibri" w:eastAsia="Microsoft YaHei"/>
                 <w:sz w:val="18"/>
               </w:rPr>
-              <w:t>生成全幅坡度/坡向/阴影专题图并导出；单击分析局部坡面；生成任意 A—B 剖面；逐点圈定多边形并估算面积/土方。</w:t>
+              <w:t>生成专题图、局部坡面与剖面；多边形量测/精确 TIN/CDT 裁剪；设计 GRID 平移配准、自适应误差及双表面土方。</w:t>
             </w:r>
           </w:p>
         </w:tc>
@@ -7454,6 +7454,90 @@
           <w:rFonts w:ascii="Calibri" w:hAnsi="Calibri" w:eastAsia="Microsoft YaHei"/>
         </w:rPr>
         <w:t>成功结果会原子替换当前 GRID，且 GUI 暂无撤销栈；请先保存重要原始数据，需要恢复时重新打开原 GRID。取消、非法多边形或无入选节点时旧图层保持不变。</w:t>
+      </w:r>
+    </w:p>
+    <w:p>
+      <w:pPr>
+        <w:pStyle w:val="Heading2"/>
+      </w:pPr>
+      <w:r>
+        <w:t>6.5A 精确裁剪、设计面配准与误差评估</w:t>
+      </w:r>
+    </w:p>
+    <w:p>
+      <w:pPr>
+        <w:ind w:left="403" w:hanging="288"/>
+      </w:pPr>
+      <w:r>
+        <w:rPr>
+          <w:rFonts w:ascii="Calibri" w:hAnsi="Calibri" w:eastAsia="Microsoft YaHei"/>
+        </w:rPr>
+        <w:t>1.  完成量测多边形；固定源为 TIN 或 CDT 时选择‘精确裁剪量测范围（TIN / CDT）’，状态栏显示解析交集片段、环和精确投影面积，源图层不变。</w:t>
+      </w:r>
+    </w:p>
+    <w:p>
+      <w:pPr>
+        <w:ind w:left="403" w:hanging="288"/>
+      </w:pPr>
+      <w:r>
+        <w:rPr>
+          <w:rFonts w:ascii="Calibri" w:hAnsi="Calibri" w:eastAsia="Microsoft YaHei"/>
+        </w:rPr>
+        <w:t>2.  准备当前 GRID 和设计 GRID。选择‘配准设计 GRID 到当前 GRID’，程序估计 ΔX/ΔY/ΔZ，并把设计面重采样到当前 GRID 的行列和完整仿射。</w:t>
+      </w:r>
+    </w:p>
+    <w:p>
+      <w:pPr>
+        <w:ind w:left="403" w:hanging="288"/>
+      </w:pPr>
+      <w:r>
+        <w:rPr>
+          <w:rFonts w:ascii="Calibri" w:hAnsi="Calibri" w:eastAsia="Microsoft YaHei"/>
+        </w:rPr>
+        <w:t>3.  核对状态栏的配准前后 RMSE、有效样本和位移量；旋转、比例或非刚性差异不属于当前模型。</w:t>
+      </w:r>
+    </w:p>
+    <w:p>
+      <w:pPr>
+        <w:ind w:left="403" w:hanging="288"/>
+      </w:pPr>
+      <w:r>
+        <w:rPr>
+          <w:rFonts w:ascii="Calibri" w:hAnsi="Calibri" w:eastAsia="Microsoft YaHei"/>
+        </w:rPr>
+        <w:t>4.  选择‘自适应评估双 GRID 误差’，查看 RMSE±标准误、平均/最大绝对误差、覆盖率及有效/尝试样本数。</w:t>
+      </w:r>
+    </w:p>
+    <w:p>
+      <w:pPr>
+        <w:ind w:left="403" w:hanging="288"/>
+      </w:pPr>
+      <w:r>
+        <w:rPr>
+          <w:rFonts w:ascii="Calibri" w:hAnsi="Calibri" w:eastAsia="Microsoft YaHei"/>
+        </w:rPr>
+        <w:t>5.  达到 0.001 当前高程单位的 RMSE 标准误阈值时会提前停止；工程验收仍应使用规定控制点和统计流程。</w:t>
+      </w:r>
+    </w:p>
+    <w:p>
+      <w:pPr>
+        <w:spacing w:before="100" w:after="160" w:line="288" w:lineRule="auto"/>
+        <w:ind w:left="230" w:right="230"/>
+        <w:shd w:fill="E8EEF5"/>
+      </w:pPr>
+      <w:r>
+        <w:rPr>
+          <w:rFonts w:ascii="Calibri" w:hAnsi="Calibri" w:eastAsia="Microsoft YaHei"/>
+          <w:b/>
+          <w:color w:val="1F4D78"/>
+        </w:rPr>
+        <w:t xml:space="preserve">数据关系  </w:t>
+      </w:r>
+      <w:r>
+        <w:rPr>
+          <w:rFonts w:ascii="Calibri" w:hAnsi="Calibri" w:eastAsia="Microsoft YaHei"/>
+        </w:rPr>
+        <w:t>配准操作替换设计 GRID，不改变当前高程 GRID；输出设计面已经与当前 GRID 节点对齐，可继续执行双表面土方。CRS 不一致会明确拒绝，需先使用显式重投影功能。</w:t>
       </w:r>
     </w:p>
     <w:p>
@@ -13820,7 +13904,7 @@
         <w:color w:val="66727D"/>
         <w:sz w:val="18"/>
       </w:rPr>
-      <w:t xml:space="preserve">版本 0.70.0  |  第 </w:t>
+      <w:t xml:space="preserve">版本 0.85.0  |  第 </w:t>
     </w:r>
     <w:r>
       <w:rPr>

--- a/docs/manuals/dterrain_GUI操作入门教程.docx
+++ b/docs/manuals/dterrain_GUI操作入门教程.docx
@@ -85,7 +85,7 @@
           <w:color w:val="203748"/>
           <w:sz w:val="22"/>
         </w:rPr>
-        <w:t>版本 0.85.0  |  2026-07-19</w:t>
+        <w:t>版本 1.0.0  |  2026-07-19</w:t>
       </w:r>
     </w:p>
     <w:p>
@@ -243,7 +243,7 @@
                 <w:rFonts w:ascii="Calibri" w:hAnsi="Calibri" w:eastAsia="Microsoft YaHei"/>
                 <w:sz w:val="18"/>
               </w:rPr>
-              <w:t>0.85.0</w:t>
+              <w:t>1.0.0</w:t>
             </w:r>
           </w:p>
         </w:tc>
@@ -665,7 +665,7 @@
         <w:rPr>
           <w:rFonts w:ascii="Calibri" w:hAnsi="Calibri" w:eastAsia="Microsoft YaHei"/>
         </w:rPr>
-        <w:t>本手册对应 dterrain 0.85.0：新增 TIN/CDT 多环精确边界裁剪、双 GRID 2.5D 平移配准、配准后重采样和带 RMSE 标准误差停止条件的自适应误差评估；v0.70 CDT/DCDTB、v0.55 CRS 重投影及全部旧 DLL 接口保持兼容。</w:t>
+        <w:t>本手册对应 dterrain 1.0.0：提供可安装 CMake SDK、统一 C/C++ 入口、RAII 包装、DLL 导出门禁、独立下游集成验证和目标规模发布验收；v0.85 精确裁剪/配准、v0.70 CDT/DCDTB、v0.55 CRS 重投影及全部旧 DLL 接口保持兼容。</w:t>
       </w:r>
     </w:p>
     <w:p>
@@ -11335,6 +11335,43 @@
           <w:rFonts w:ascii="Calibri" w:hAnsi="Calibri" w:eastAsia="Microsoft YaHei"/>
         </w:rPr>
         <w:t>项目实测 1,000 万随机均匀点约生成 2,000 万个有限三角形，峰值工作集约 4.55 GB，建网约 50.44 秒。实际数据分布、硬件、文件解析和同时运行的软件会影响结果，应预留额外内存。</w:t>
+      </w:r>
+    </w:p>
+    <w:p>
+      <w:pPr>
+        <w:pStyle w:val="Heading2"/>
+      </w:pPr>
+      <w:r>
+        <w:t>9.3 v1.0 SDK 演示包</w:t>
+      </w:r>
+    </w:p>
+    <w:p>
+      <w:r>
+        <w:rPr>
+          <w:rFonts w:ascii="Calibri" w:hAnsi="Calibri" w:eastAsia="Microsoft YaHei"/>
+        </w:rPr>
+        <w:t>正式 ZIP 的 bin 目录放置 GUI、dterrain.dll 与匹配运行时；sample_data 提供四类最小数据。先完成 XYZ→TIN、TIN/GRID/等高线互转、DCDT 约束、保存重开和 3D 漫游，再换用真实项目数据。SDK 根目录的 docs/SDK.md 说明现有 CMake 工程如何 find_package 集成。</w:t>
+      </w:r>
+    </w:p>
+    <w:p>
+      <w:pPr>
+        <w:spacing w:before="100" w:after="160" w:line="288" w:lineRule="auto"/>
+        <w:ind w:left="230" w:right="230"/>
+        <w:shd w:fill="FFF7E0"/>
+      </w:pPr>
+      <w:r>
+        <w:rPr>
+          <w:rFonts w:ascii="Calibri" w:hAnsi="Calibri" w:eastAsia="Microsoft YaHei"/>
+          <w:b/>
+          <w:color w:val="7A5A00"/>
+        </w:rPr>
+        <w:t xml:space="preserve">版本核对  </w:t>
+      </w:r>
+      <w:r>
+        <w:rPr>
+          <w:rFonts w:ascii="Calibri" w:hAnsi="Calibri" w:eastAsia="Microsoft YaHei"/>
+        </w:rPr>
+        <w:t>v1.0 DLL 的 dt_get_version() 返回 1.0.0。不要混用不同工具链的导入库；MinGW SDK 应配 MinGW 调用程序，MSVC 工程应重新用 MSVC/vcpkg 构建对应导入库。</w:t>
       </w:r>
     </w:p>
     <w:p>
@@ -13904,7 +13941,7 @@
         <w:color w:val="66727D"/>
         <w:sz w:val="18"/>
       </w:rPr>
-      <w:t xml:space="preserve">版本 0.85.0  |  第 </w:t>
+      <w:t xml:space="preserve">版本 1.0.0  |  第 </w:t>
     </w:r>
     <w:r>
       <w:rPr>
